--- a/lab_2/report.docx
+++ b/lab_2/report.docx
@@ -42,10 +42,14 @@
         <w:spacing w:line="360" w:lineRule="auto"/>
         <w:ind w:firstLine="0"/>
         <w:jc w:val="center"/>
+        <w:rPr>
+          <w:lang w:val="ru-RU"/>
+        </w:rPr>
       </w:pPr>
       <w:r>
         <w:rPr>
           <w:b/>
+          <w:lang w:val="ru-RU"/>
         </w:rPr>
         <w:t>Лабораторная работа № 2</w:t>
       </w:r>
@@ -55,10 +59,14 @@
         <w:spacing w:line="360" w:lineRule="auto"/>
         <w:ind w:firstLine="0"/>
         <w:jc w:val="center"/>
+        <w:rPr>
+          <w:lang w:val="ru-RU"/>
+        </w:rPr>
       </w:pPr>
       <w:r>
         <w:rPr>
           <w:b/>
+          <w:lang w:val="ru-RU"/>
         </w:rPr>
         <w:t>«Криптоанализ аффинного шифра»</w:t>
       </w:r>
@@ -68,6 +76,9 @@
         <w:spacing w:line="360" w:lineRule="auto"/>
         <w:ind w:firstLine="0"/>
         <w:jc w:val="center"/>
+        <w:rPr>
+          <w:lang w:val="ru-RU"/>
+        </w:rPr>
       </w:pPr>
     </w:p>
     <w:p>
@@ -75,8 +86,14 @@
         <w:spacing w:line="360" w:lineRule="auto"/>
         <w:ind w:firstLine="0"/>
         <w:jc w:val="center"/>
-      </w:pPr>
-      <w:r>
+        <w:rPr>
+          <w:lang w:val="ru-RU"/>
+        </w:rPr>
+      </w:pPr>
+      <w:r>
+        <w:rPr>
+          <w:lang w:val="ru-RU"/>
+        </w:rPr>
         <w:t>по дисциплине «Математические основы защиты информации»</w:t>
       </w:r>
     </w:p>
@@ -85,8 +102,14 @@
         <w:spacing w:line="360" w:lineRule="auto"/>
         <w:ind w:firstLine="0"/>
         <w:jc w:val="center"/>
-      </w:pPr>
-      <w:r>
+        <w:rPr>
+          <w:lang w:val="ru-RU"/>
+        </w:rPr>
+      </w:pPr>
+      <w:r>
+        <w:rPr>
+          <w:lang w:val="ru-RU"/>
+        </w:rPr>
         <w:t>Вариант 16</w:t>
       </w:r>
     </w:p>
@@ -95,6 +118,9 @@
         <w:spacing w:before="240" w:line="360" w:lineRule="auto"/>
         <w:ind w:firstLine="0"/>
         <w:jc w:val="center"/>
+        <w:rPr>
+          <w:lang w:val="ru-RU"/>
+        </w:rPr>
       </w:pPr>
     </w:p>
     <w:p>
@@ -102,68 +128,116 @@
         <w:spacing w:line="360" w:lineRule="auto"/>
         <w:ind w:firstLine="0"/>
         <w:jc w:val="center"/>
+        <w:rPr>
+          <w:lang w:val="ru-RU"/>
+        </w:rPr>
       </w:pPr>
     </w:p>
     <w:p>
       <w:pPr>
         <w:spacing w:line="360" w:lineRule="auto"/>
         <w:ind w:left="3540" w:firstLine="0"/>
+        <w:rPr>
+          <w:lang w:val="ru-RU"/>
+        </w:rPr>
       </w:pPr>
     </w:p>
     <w:p>
       <w:pPr>
         <w:spacing w:line="240" w:lineRule="auto"/>
         <w:ind w:left="3118" w:firstLine="0"/>
-      </w:pPr>
-      <w:r>
+        <w:rPr>
+          <w:lang w:val="ru-RU"/>
+        </w:rPr>
+      </w:pPr>
+      <w:r>
+        <w:rPr>
+          <w:lang w:val="ru-RU"/>
+        </w:rPr>
         <w:t>Студента</w:t>
       </w:r>
       <w:r>
+        <w:rPr>
+          <w:lang w:val="ru-RU"/>
+        </w:rPr>
         <w:tab/>
       </w:r>
       <w:r>
+        <w:rPr>
+          <w:lang w:val="ru-RU"/>
+        </w:rPr>
         <w:tab/>
       </w:r>
       <w:r>
         <w:rPr>
           <w:u w:val="single"/>
-        </w:rPr>
-        <w:t>Смирнов Никита Михайлович        </w:t>
+          <w:lang w:val="ru-RU"/>
+        </w:rPr>
+        <w:t>Смирнов Никита Михайлович</w:t>
+      </w:r>
+      <w:r>
+        <w:rPr>
+          <w:u w:val="single"/>
+        </w:rPr>
+        <w:t>        </w:t>
       </w:r>
     </w:p>
     <w:p>
       <w:pPr>
         <w:spacing w:line="360" w:lineRule="auto"/>
         <w:ind w:left="3120" w:firstLine="0"/>
-      </w:pPr>
-      <w:r>
+        <w:rPr>
+          <w:lang w:val="ru-RU"/>
+        </w:rPr>
+      </w:pPr>
+      <w:r>
+        <w:rPr>
+          <w:lang w:val="ru-RU"/>
+        </w:rPr>
         <w:t>Курс</w:t>
       </w:r>
       <w:r>
+        <w:rPr>
+          <w:lang w:val="ru-RU"/>
+        </w:rPr>
         <w:tab/>
       </w:r>
       <w:r>
+        <w:rPr>
+          <w:lang w:val="ru-RU"/>
+        </w:rPr>
         <w:tab/>
       </w:r>
       <w:r>
         <w:rPr>
           <w:u w:val="single"/>
+          <w:lang w:val="ru-RU"/>
         </w:rPr>
         <w:t>2</w:t>
       </w:r>
       <w:r>
+        <w:rPr>
+          <w:lang w:val="ru-RU"/>
+        </w:rPr>
         <w:tab/>
       </w:r>
       <w:r>
+        <w:rPr>
+          <w:lang w:val="ru-RU"/>
+        </w:rPr>
         <w:tab/>
         <w:t>Группа</w:t>
       </w:r>
       <w:r>
+        <w:rPr>
+          <w:lang w:val="ru-RU"/>
+        </w:rPr>
         <w:tab/>
       </w:r>
       <w:r>
         <w:rPr>
           <w:u w:val="single"/>
+          <w:lang w:val="ru-RU"/>
         </w:rPr>
         <w:t>ФИТ-242</w:t>
       </w:r>
@@ -172,16 +246,26 @@
       <w:pPr>
         <w:spacing w:line="360" w:lineRule="auto"/>
         <w:ind w:left="5039" w:hanging="1920"/>
-      </w:pPr>
-      <w:r>
+        <w:rPr>
+          <w:lang w:val="ru-RU"/>
+        </w:rPr>
+      </w:pPr>
+      <w:r>
+        <w:rPr>
+          <w:lang w:val="ru-RU"/>
+        </w:rPr>
         <w:t>Направление</w:t>
       </w:r>
       <w:r>
+        <w:rPr>
+          <w:lang w:val="ru-RU"/>
+        </w:rPr>
         <w:tab/>
       </w:r>
       <w:r>
         <w:rPr>
           <w:u w:val="single"/>
+          <w:lang w:val="ru-RU"/>
         </w:rPr>
         <w:t>02.03.02 Фундаментальная информатика и информационные технологии</w:t>
       </w:r>
@@ -190,31 +274,54 @@
       <w:pPr>
         <w:spacing w:line="240" w:lineRule="auto"/>
         <w:ind w:left="3120" w:firstLine="0"/>
-      </w:pPr>
-      <w:r>
+        <w:rPr>
+          <w:lang w:val="ru-RU"/>
+        </w:rPr>
+      </w:pPr>
+      <w:r>
+        <w:rPr>
+          <w:lang w:val="ru-RU"/>
+        </w:rPr>
         <w:t>Проверил</w:t>
       </w:r>
       <w:r>
+        <w:rPr>
+          <w:lang w:val="ru-RU"/>
+        </w:rPr>
         <w:tab/>
       </w:r>
       <w:r>
+        <w:rPr>
+          <w:lang w:val="ru-RU"/>
+        </w:rPr>
         <w:tab/>
       </w:r>
       <w:r>
         <w:rPr>
           <w:u w:val="single"/>
-        </w:rPr>
-        <w:t>канд. пед. наук, доцент                  </w:t>
+          <w:lang w:val="ru-RU"/>
+        </w:rPr>
+        <w:t>канд. пед. наук, доцент</w:t>
+      </w:r>
+      <w:r>
+        <w:rPr>
+          <w:u w:val="single"/>
+        </w:rPr>
+        <w:t>                  </w:t>
       </w:r>
     </w:p>
     <w:p>
       <w:pPr>
         <w:spacing w:line="360" w:lineRule="auto"/>
         <w:ind w:left="6406" w:firstLine="0"/>
+        <w:rPr>
+          <w:lang w:val="ru-RU"/>
+        </w:rPr>
       </w:pPr>
       <w:r>
         <w:rPr>
           <w:sz w:val="18"/>
+          <w:lang w:val="ru-RU"/>
         </w:rPr>
         <w:t>должность</w:t>
       </w:r>
@@ -223,23 +330,42 @@
       <w:pPr>
         <w:spacing w:line="240" w:lineRule="auto"/>
         <w:ind w:left="5102" w:firstLine="0"/>
+        <w:rPr>
+          <w:lang w:val="ru-RU"/>
+        </w:rPr>
       </w:pPr>
       <w:r>
         <w:rPr>
           <w:u w:val="single"/>
-        </w:rPr>
-        <w:t>Белим Светлана Юрьевна                                </w:t>
+          <w:lang w:val="ru-RU"/>
+        </w:rPr>
+        <w:t>Белим Светлана Юрьевна</w:t>
+      </w:r>
+      <w:r>
+        <w:rPr>
+          <w:u w:val="single"/>
+        </w:rPr>
+        <w:t>                                </w:t>
       </w:r>
     </w:p>
     <w:p>
       <w:pPr>
         <w:spacing w:line="240" w:lineRule="auto"/>
         <w:ind w:left="3120" w:firstLine="0"/>
-      </w:pPr>
-      <w:r>
+        <w:rPr>
+          <w:lang w:val="ru-RU"/>
+        </w:rPr>
+      </w:pPr>
+      <w:r>
+        <w:rPr>
+          <w:lang w:val="ru-RU"/>
+        </w:rPr>
         <w:t>Выполнил</w:t>
       </w:r>
       <w:r>
+        <w:rPr>
+          <w:lang w:val="ru-RU"/>
+        </w:rPr>
         <w:tab/>
       </w:r>
       <w:r>
@@ -253,10 +379,14 @@
       <w:pPr>
         <w:spacing w:line="360" w:lineRule="auto"/>
         <w:ind w:left="6519" w:firstLine="0"/>
+        <w:rPr>
+          <w:lang w:val="ru-RU"/>
+        </w:rPr>
       </w:pPr>
       <w:r>
         <w:rPr>
           <w:sz w:val="18"/>
+          <w:lang w:val="ru-RU"/>
         </w:rPr>
         <w:t>дата, подпись студента</w:t>
       </w:r>
@@ -265,6 +395,9 @@
       <w:pPr>
         <w:spacing w:line="240" w:lineRule="auto"/>
         <w:ind w:left="5102" w:firstLine="0"/>
+        <w:rPr>
+          <w:lang w:val="ru-RU"/>
+        </w:rPr>
       </w:pPr>
       <w:r>
         <w:rPr>
@@ -850,12 +983,16 @@
       <w:pPr>
         <w:pStyle w:val="1"/>
         <w:pageBreakBefore/>
+        <w:rPr>
+          <w:lang w:val="ru-RU"/>
+        </w:rPr>
       </w:pPr>
       <w:bookmarkStart w:id="0" w:name="_Toc241610198"/>
       <w:r>
         <w:rPr>
           <w:rFonts w:ascii="Times New Roman" w:eastAsia="Times New Roman" w:hAnsi="Times New Roman" w:cs="Times New Roman"/>
           <w:b w:val="0"/>
+          <w:lang w:val="ru-RU"/>
         </w:rPr>
         <w:lastRenderedPageBreak/>
         <w:t>ВВЕДЕНИЕ</w:t>
@@ -865,8 +1002,14 @@
     <w:p>
       <w:pPr>
         <w:jc w:val="both"/>
-      </w:pPr>
-      <w:r>
+        <w:rPr>
+          <w:lang w:val="ru-RU"/>
+        </w:rPr>
+      </w:pPr>
+      <w:r>
+        <w:rPr>
+          <w:lang w:val="ru-RU"/>
+        </w:rPr>
         <w:t xml:space="preserve">Цель работы – всестороннее исследование криптографических свойств симметричного моноалфавитного аффинного шифра, освоение математического аппарата модулярной арифметики в кольцах вычетов </w:t>
       </w:r>
       <m:oMath>
@@ -894,6 +1037,7 @@
                   </m:rPr>
                   <w:rPr>
                     <w:rFonts w:ascii="Cambria Math" w:hAnsi="Cambria Math"/>
+                    <w:lang w:val="ru-RU"/>
                   </w:rPr>
                   <m:t>Z</m:t>
                 </m:r>
@@ -911,14 +1055,23 @@
         </m:box>
       </m:oMath>
       <w:r>
+        <w:rPr>
+          <w:lang w:val="ru-RU"/>
+        </w:rPr>
         <w:t>, реализация программного комплекса для прямого/обратного преобразования и частотного криптоанализа шифр-текста, а также практическое решение индивидуального задания по варианту 16 в соответствии с методическими указаниями кафедры ПМиФИ ОмГТУ.</w:t>
       </w:r>
     </w:p>
     <w:p>
       <w:pPr>
         <w:jc w:val="both"/>
-      </w:pPr>
-      <w:r>
+        <w:rPr>
+          <w:lang w:val="ru-RU"/>
+        </w:rPr>
+      </w:pPr>
+      <w:r>
+        <w:rPr>
+          <w:lang w:val="ru-RU"/>
+        </w:rPr>
         <w:t>Для достижения поставленной цели необходимо решить следующие задачи:</w:t>
       </w:r>
     </w:p>
@@ -926,20 +1079,29 @@
       <w:pPr>
         <w:ind w:left="425" w:firstLine="0"/>
         <w:jc w:val="both"/>
-      </w:pPr>
-      <w:r>
-        <w:t xml:space="preserve">1. </w:t>
-      </w:r>
-      <w:r>
-        <w:t>Изучить теоретические основы теории чисел и модулярной арифметики: расширенный алгоритм Евклида, коэффициенты Безу, критерии существования и нахождение мультипликативно обратного элемента, решение линейных модулярных сравнений и систем линейных сравнений с двумя неизвестными.</w:t>
+        <w:rPr>
+          <w:lang w:val="ru-RU"/>
+        </w:rPr>
+      </w:pPr>
+      <w:r>
+        <w:rPr>
+          <w:lang w:val="ru-RU"/>
+        </w:rPr>
+        <w:t>1. Изучить теоретические основы теории чисел и модулярной арифметики: расширенный алгоритм Евклида, коэффициенты Безу, критерии существования и нахождение мультипликативно обратного элемента, решение линейных модулярных сравнений и систем линейных сравнений с двумя неизвестными.</w:t>
       </w:r>
     </w:p>
     <w:p>
       <w:pPr>
         <w:ind w:left="425" w:firstLine="0"/>
         <w:jc w:val="both"/>
-      </w:pPr>
-      <w:r>
+        <w:rPr>
+          <w:lang w:val="ru-RU"/>
+        </w:rPr>
+      </w:pPr>
+      <w:r>
+        <w:rPr>
+          <w:lang w:val="ru-RU"/>
+        </w:rPr>
         <w:t xml:space="preserve">2. Спроектировать и разработать модульную архитектуру программного комплекса на языке </w:t>
       </w:r>
       <w:r>
@@ -949,6 +1111,9 @@
         <w:t>Python</w:t>
       </w:r>
       <w:r>
+        <w:rPr>
+          <w:lang w:val="ru-RU"/>
+        </w:rPr>
         <w:t xml:space="preserve"> (выделение математического ядра, модели алфавита, механизма шифрования и подсистемы частотного криптоанализа).</w:t>
       </w:r>
     </w:p>
@@ -956,20 +1121,29 @@
       <w:pPr>
         <w:ind w:left="425" w:firstLine="0"/>
         <w:jc w:val="both"/>
-      </w:pPr>
-      <w:r>
-        <w:t xml:space="preserve">3. </w:t>
-      </w:r>
-      <w:r>
-        <w:t>Провести криптоанализ перехваченного сообщения индивидуального варианта 16:</w:t>
+        <w:rPr>
+          <w:lang w:val="ru-RU"/>
+        </w:rPr>
+      </w:pPr>
+      <w:r>
+        <w:rPr>
+          <w:lang w:val="ru-RU"/>
+        </w:rPr>
+        <w:t>3. Провести криптоанализ перехваченного сообщения индивидуального варианта 16:</w:t>
       </w:r>
     </w:p>
     <w:p>
       <w:pPr>
         <w:ind w:left="850" w:firstLine="0"/>
         <w:jc w:val="both"/>
-      </w:pPr>
-      <w:r>
+        <w:rPr>
+          <w:lang w:val="ru-RU"/>
+        </w:rPr>
+      </w:pPr>
+      <w:r>
+        <w:rPr>
+          <w:lang w:val="ru-RU"/>
+        </w:rPr>
         <w:t>• рассчитать абсолютные и относительные частоты появления символов шифр-текста;</w:t>
       </w:r>
     </w:p>
@@ -977,8 +1151,14 @@
       <w:pPr>
         <w:ind w:left="850" w:firstLine="0"/>
         <w:jc w:val="both"/>
-      </w:pPr>
-      <w:r>
+        <w:rPr>
+          <w:lang w:val="ru-RU"/>
+        </w:rPr>
+      </w:pPr>
+      <w:r>
+        <w:rPr>
+          <w:lang w:val="ru-RU"/>
+        </w:rPr>
         <w:t>• сопоставить частотное распределение шифр-текста с эталонными характеристиками русского языка;</w:t>
       </w:r>
     </w:p>
@@ -986,8 +1166,14 @@
       <w:pPr>
         <w:ind w:left="850" w:firstLine="0"/>
         <w:jc w:val="both"/>
-      </w:pPr>
-      <w:r>
+        <w:rPr>
+          <w:lang w:val="ru-RU"/>
+        </w:rPr>
+      </w:pPr>
+      <w:r>
+        <w:rPr>
+          <w:lang w:val="ru-RU"/>
+        </w:rPr>
         <w:t>• сформировать гипотезы соответствия наиболее частых символов и составить соответствующие системы линейных сравнений;</w:t>
       </w:r>
     </w:p>
@@ -995,8 +1181,14 @@
       <w:pPr>
         <w:ind w:left="850" w:firstLine="0"/>
         <w:jc w:val="both"/>
-      </w:pPr>
-      <w:r>
+        <w:rPr>
+          <w:lang w:val="ru-RU"/>
+        </w:rPr>
+      </w:pPr>
+      <w:r>
+        <w:rPr>
+          <w:lang w:val="ru-RU"/>
+        </w:rPr>
         <w:t xml:space="preserve">• аналитически решить полученные системы, определить верный ключ </w:t>
       </w:r>
       <m:oMath>
@@ -1015,6 +1207,7 @@
               </m:rPr>
               <w:rPr>
                 <w:rFonts w:ascii="Cambria Math" w:hAnsi="Cambria Math"/>
+                <w:lang w:val="ru-RU"/>
               </w:rPr>
               <m:t>(</m:t>
             </m:r>
@@ -1030,6 +1223,7 @@
               </m:rPr>
               <w:rPr>
                 <w:rFonts w:ascii="Cambria Math" w:hAnsi="Cambria Math"/>
+                <w:lang w:val="ru-RU"/>
               </w:rPr>
               <m:t>,</m:t>
             </m:r>
@@ -1045,6 +1239,7 @@
               </m:rPr>
               <w:rPr>
                 <w:rFonts w:ascii="Cambria Math" w:hAnsi="Cambria Math"/>
+                <w:lang w:val="ru-RU"/>
               </w:rPr>
               <m:t>)</m:t>
             </m:r>
@@ -1052,28 +1247,26 @@
         </m:box>
       </m:oMath>
       <w:r>
+        <w:rPr>
+          <w:lang w:val="ru-RU"/>
+        </w:rPr>
         <w:t>, восстановить открытый текст, установить автора и литературное произведение.</w:t>
-      </w:r>
-    </w:p>
-    <w:p>
-      <w:pPr>
-        <w:ind w:left="425" w:firstLine="0"/>
-        <w:jc w:val="both"/>
-      </w:pPr>
-      <w:r>
-        <w:t>4. Оформить результаты исследований в строгом академическом стиле с соблюдением требований к структуре отчета, формулам, таблицам и листингам.</w:t>
       </w:r>
     </w:p>
     <w:p>
       <w:pPr>
         <w:pStyle w:val="1"/>
         <w:pageBreakBefore/>
+        <w:rPr>
+          <w:lang w:val="ru-RU"/>
+        </w:rPr>
       </w:pPr>
       <w:bookmarkStart w:id="1" w:name="_Toc241610199"/>
       <w:r>
         <w:rPr>
           <w:rFonts w:ascii="Times New Roman" w:eastAsia="Times New Roman" w:hAnsi="Times New Roman" w:cs="Times New Roman"/>
           <w:b w:val="0"/>
+          <w:lang w:val="ru-RU"/>
         </w:rPr>
         <w:lastRenderedPageBreak/>
         <w:t>ОСНОВНАЯ ЧАСТЬ</w:t>
@@ -1083,11 +1276,15 @@
     <w:p>
       <w:pPr>
         <w:pStyle w:val="21"/>
+        <w:rPr>
+          <w:lang w:val="ru-RU"/>
+        </w:rPr>
       </w:pPr>
       <w:bookmarkStart w:id="2" w:name="_Toc241610200"/>
       <w:r>
         <w:rPr>
           <w:rFonts w:ascii="Times New Roman" w:eastAsia="Times New Roman" w:hAnsi="Times New Roman" w:cs="Times New Roman"/>
+          <w:lang w:val="ru-RU"/>
         </w:rPr>
         <w:t>1. Математические основы аффинного шифра</w:t>
       </w:r>
@@ -1096,8 +1293,14 @@
     <w:p>
       <w:pPr>
         <w:jc w:val="both"/>
-      </w:pPr>
-      <w:r>
+        <w:rPr>
+          <w:lang w:val="ru-RU"/>
+        </w:rPr>
+      </w:pPr>
+      <w:r>
+        <w:rPr>
+          <w:lang w:val="ru-RU"/>
+        </w:rPr>
         <w:t xml:space="preserve">Аффинный шифр представляет собой обобщение классического шифра Цезаря и относится к классу моноалфавитных шифров простой замены. Преобразование каждого символа задается линейной функцией в дискретном кольце вычетов </w:t>
       </w:r>
       <m:oMath>
@@ -1125,6 +1328,7 @@
                   </m:rPr>
                   <w:rPr>
                     <w:rFonts w:ascii="Cambria Math" w:hAnsi="Cambria Math"/>
+                    <w:lang w:val="ru-RU"/>
                   </w:rPr>
                   <m:t>Z</m:t>
                 </m:r>
@@ -1142,6 +1346,9 @@
         </m:box>
       </m:oMath>
       <w:r>
+        <w:rPr>
+          <w:lang w:val="ru-RU"/>
+        </w:rPr>
         <w:t xml:space="preserve">, где </w:t>
       </w:r>
       <m:oMath>
@@ -1164,6 +1371,9 @@
         </m:box>
       </m:oMath>
       <w:r>
+        <w:rPr>
+          <w:lang w:val="ru-RU"/>
+        </w:rPr>
         <w:t xml:space="preserve"> – мощность используемого алфавита. Для русского языка в соответствии с методическими указаниями применяется алфавит мощностью </w:t>
       </w:r>
       <m:oMath>
@@ -1188,6 +1398,7 @@
               </m:rPr>
               <w:rPr>
                 <w:rFonts w:ascii="Cambria Math" w:hAnsi="Cambria Math"/>
+                <w:lang w:val="ru-RU"/>
               </w:rPr>
               <m:t>=32</m:t>
             </m:r>
@@ -1195,14 +1406,23 @@
         </m:box>
       </m:oMath>
       <w:r>
+        <w:rPr>
+          <w:lang w:val="ru-RU"/>
+        </w:rPr>
         <w:t>, в котором буквы «е» и «ё» отождествляются и имеют единый числовой код 5.</w:t>
       </w:r>
     </w:p>
     <w:p>
       <w:pPr>
         <w:jc w:val="both"/>
-      </w:pPr>
-      <w:r>
+        <w:rPr>
+          <w:lang w:val="ru-RU"/>
+        </w:rPr>
+      </w:pPr>
+      <w:r>
+        <w:rPr>
+          <w:lang w:val="ru-RU"/>
+        </w:rPr>
         <w:t>Формула для зашифрования текста имеет вид:</w:t>
       </w:r>
     </w:p>
@@ -1211,6 +1431,9 @@
         <w:spacing w:before="120" w:after="120"/>
         <w:ind w:firstLine="0"/>
         <w:jc w:val="center"/>
+        <w:rPr>
+          <w:lang w:val="ru-RU"/>
+        </w:rPr>
       </w:pPr>
       <m:oMathPara>
         <m:oMath>
@@ -1235,6 +1458,7 @@
                 </m:rPr>
                 <w:rPr>
                   <w:rFonts w:ascii="Cambria Math" w:hAnsi="Cambria Math"/>
+                  <w:lang w:val="ru-RU"/>
                 </w:rPr>
                 <m:t>=</m:t>
               </m:r>
@@ -1276,6 +1500,7 @@
                         </m:rPr>
                         <w:rPr>
                           <w:rFonts w:ascii="Cambria Math" w:hAnsi="Cambria Math"/>
+                          <w:lang w:val="ru-RU"/>
                         </w:rPr>
                         <m:t>,</m:t>
                       </m:r>
@@ -1295,6 +1520,7 @@
                 </m:rPr>
                 <w:rPr>
                   <w:rFonts w:ascii="Cambria Math" w:hAnsi="Cambria Math"/>
+                  <w:lang w:val="ru-RU"/>
                 </w:rPr>
                 <m:t>(</m:t>
               </m:r>
@@ -1310,6 +1536,7 @@
                 </m:rPr>
                 <w:rPr>
                   <w:rFonts w:ascii="Cambria Math" w:hAnsi="Cambria Math"/>
+                  <w:lang w:val="ru-RU"/>
                 </w:rPr>
                 <m:t>)=(</m:t>
               </m:r>
@@ -1325,6 +1552,7 @@
                 </m:rPr>
                 <w:rPr>
                   <w:rFonts w:ascii="Cambria Math" w:hAnsi="Cambria Math"/>
+                  <w:lang w:val="ru-RU"/>
                 </w:rPr>
                 <m:t>·</m:t>
               </m:r>
@@ -1340,6 +1568,7 @@
                 </m:rPr>
                 <w:rPr>
                   <w:rFonts w:ascii="Cambria Math" w:hAnsi="Cambria Math"/>
+                  <w:lang w:val="ru-RU"/>
                 </w:rPr>
                 <m:t>+</m:t>
               </m:r>
@@ -1355,6 +1584,7 @@
                 </m:rPr>
                 <w:rPr>
                   <w:rFonts w:ascii="Cambria Math" w:hAnsi="Cambria Math"/>
+                  <w:lang w:val="ru-RU"/>
                 </w:rPr>
                 <m:t>)</m:t>
               </m:r>
@@ -1415,8 +1645,14 @@
     <w:p>
       <w:pPr>
         <w:jc w:val="both"/>
-      </w:pPr>
-      <w:r>
+        <w:rPr>
+          <w:lang w:val="ru-RU"/>
+        </w:rPr>
+      </w:pPr>
+      <w:r>
+        <w:rPr>
+          <w:lang w:val="ru-RU"/>
+        </w:rPr>
         <w:t>Формула для расшифрования текста имеет вид:</w:t>
       </w:r>
     </w:p>
@@ -1425,6 +1661,9 @@
         <w:spacing w:before="120" w:after="120"/>
         <w:ind w:firstLine="0"/>
         <w:jc w:val="center"/>
+        <w:rPr>
+          <w:lang w:val="ru-RU"/>
+        </w:rPr>
       </w:pPr>
       <m:oMathPara>
         <m:oMath>
@@ -1449,6 +1688,7 @@
                 </m:rPr>
                 <w:rPr>
                   <w:rFonts w:ascii="Cambria Math" w:hAnsi="Cambria Math"/>
+                  <w:lang w:val="ru-RU"/>
                 </w:rPr>
                 <m:t>=</m:t>
               </m:r>
@@ -1490,6 +1730,7 @@
                         </m:rPr>
                         <w:rPr>
                           <w:rFonts w:ascii="Cambria Math" w:hAnsi="Cambria Math"/>
+                          <w:lang w:val="ru-RU"/>
                         </w:rPr>
                         <m:t>,</m:t>
                       </m:r>
@@ -1509,6 +1750,7 @@
                 </m:rPr>
                 <w:rPr>
                   <w:rFonts w:ascii="Cambria Math" w:hAnsi="Cambria Math"/>
+                  <w:lang w:val="ru-RU"/>
                 </w:rPr>
                 <m:t>(</m:t>
               </m:r>
@@ -1524,6 +1766,7 @@
                 </m:rPr>
                 <w:rPr>
                   <w:rFonts w:ascii="Cambria Math" w:hAnsi="Cambria Math"/>
+                  <w:lang w:val="ru-RU"/>
                 </w:rPr>
                 <m:t>)=</m:t>
               </m:r>
@@ -1559,6 +1802,7 @@
                         </m:rPr>
                         <w:rPr>
                           <w:rFonts w:ascii="Cambria Math" w:hAnsi="Cambria Math"/>
+                          <w:lang w:val="ru-RU"/>
                         </w:rPr>
                         <m:t>-1</m:t>
                       </m:r>
@@ -1572,6 +1816,7 @@
                 </m:rPr>
                 <w:rPr>
                   <w:rFonts w:ascii="Cambria Math" w:hAnsi="Cambria Math"/>
+                  <w:lang w:val="ru-RU"/>
                 </w:rPr>
                 <m:t>·(</m:t>
               </m:r>
@@ -1587,6 +1832,7 @@
                 </m:rPr>
                 <w:rPr>
                   <w:rFonts w:ascii="Cambria Math" w:hAnsi="Cambria Math"/>
+                  <w:lang w:val="ru-RU"/>
                 </w:rPr>
                 <m:t>-</m:t>
               </m:r>
@@ -1602,6 +1848,7 @@
                 </m:rPr>
                 <w:rPr>
                   <w:rFonts w:ascii="Cambria Math" w:hAnsi="Cambria Math"/>
+                  <w:lang w:val="ru-RU"/>
                 </w:rPr>
                 <m:t>)</m:t>
               </m:r>
@@ -1662,8 +1909,14 @@
     <w:p>
       <w:pPr>
         <w:jc w:val="both"/>
-      </w:pPr>
-      <w:r>
+        <w:rPr>
+          <w:lang w:val="ru-RU"/>
+        </w:rPr>
+      </w:pPr>
+      <w:r>
+        <w:rPr>
+          <w:lang w:val="ru-RU"/>
+        </w:rPr>
         <w:t xml:space="preserve">где </w:t>
       </w:r>
       <m:oMath>
@@ -1688,6 +1941,7 @@
               </m:rPr>
               <w:rPr>
                 <w:rFonts w:ascii="Cambria Math" w:hAnsi="Cambria Math"/>
+                <w:lang w:val="ru-RU"/>
               </w:rPr>
               <m:t>∈{0,1,…,</m:t>
             </m:r>
@@ -1703,6 +1957,7 @@
               </m:rPr>
               <w:rPr>
                 <w:rFonts w:ascii="Cambria Math" w:hAnsi="Cambria Math"/>
+                <w:lang w:val="ru-RU"/>
               </w:rPr>
               <m:t>-1}</m:t>
             </m:r>
@@ -1710,6 +1965,9 @@
         </m:box>
       </m:oMath>
       <w:r>
+        <w:rPr>
+          <w:lang w:val="ru-RU"/>
+        </w:rPr>
         <w:t xml:space="preserve"> – числовой код символа открытого сообщения, </w:t>
       </w:r>
       <m:oMath>
@@ -1734,6 +1992,7 @@
               </m:rPr>
               <w:rPr>
                 <w:rFonts w:ascii="Cambria Math" w:hAnsi="Cambria Math"/>
+                <w:lang w:val="ru-RU"/>
               </w:rPr>
               <m:t>∈{0,1,…,</m:t>
             </m:r>
@@ -1749,6 +2008,7 @@
               </m:rPr>
               <w:rPr>
                 <w:rFonts w:ascii="Cambria Math" w:hAnsi="Cambria Math"/>
+                <w:lang w:val="ru-RU"/>
               </w:rPr>
               <m:t>-1}</m:t>
             </m:r>
@@ -1756,6 +2016,9 @@
         </m:box>
       </m:oMath>
       <w:r>
+        <w:rPr>
+          <w:lang w:val="ru-RU"/>
+        </w:rPr>
         <w:t xml:space="preserve"> – числовой код символа зашифрованного сообщения, </w:t>
       </w:r>
       <m:oMath>
@@ -1774,6 +2037,7 @@
               </m:rPr>
               <w:rPr>
                 <w:rFonts w:ascii="Cambria Math" w:hAnsi="Cambria Math"/>
+                <w:lang w:val="ru-RU"/>
               </w:rPr>
               <m:t>(</m:t>
             </m:r>
@@ -1789,6 +2053,7 @@
               </m:rPr>
               <w:rPr>
                 <w:rFonts w:ascii="Cambria Math" w:hAnsi="Cambria Math"/>
+                <w:lang w:val="ru-RU"/>
               </w:rPr>
               <m:t>,</m:t>
             </m:r>
@@ -1804,6 +2069,7 @@
               </m:rPr>
               <w:rPr>
                 <w:rFonts w:ascii="Cambria Math" w:hAnsi="Cambria Math"/>
+                <w:lang w:val="ru-RU"/>
               </w:rPr>
               <m:t>)</m:t>
             </m:r>
@@ -1811,14 +2077,23 @@
         </m:box>
       </m:oMath>
       <w:r>
+        <w:rPr>
+          <w:lang w:val="ru-RU"/>
+        </w:rPr>
         <w:t xml:space="preserve"> – секретный ключ шифрования.</w:t>
       </w:r>
     </w:p>
     <w:p>
       <w:pPr>
         <w:jc w:val="both"/>
-      </w:pPr>
-      <w:r>
+        <w:rPr>
+          <w:lang w:val="ru-RU"/>
+        </w:rPr>
+      </w:pPr>
+      <w:r>
+        <w:rPr>
+          <w:lang w:val="ru-RU"/>
+        </w:rPr>
         <w:t xml:space="preserve">Параметр </w:t>
       </w:r>
       <m:oMath>
@@ -1841,6 +2116,9 @@
         </m:box>
       </m:oMath>
       <w:r>
+        <w:rPr>
+          <w:lang w:val="ru-RU"/>
+        </w:rPr>
         <w:t xml:space="preserve"> является мультипликативным коэффициентом и должен удовлетворять условию взаимной простоты с модулем алфавита:</w:t>
       </w:r>
     </w:p>
@@ -1910,6 +2188,9 @@
         <w:jc w:val="both"/>
       </w:pPr>
       <w:r>
+        <w:rPr>
+          <w:lang w:val="ru-RU"/>
+        </w:rPr>
         <w:t xml:space="preserve">Параметр </w:t>
       </w:r>
       <m:oMath>
@@ -1934,6 +2215,7 @@
               </m:rPr>
               <w:rPr>
                 <w:rFonts w:ascii="Cambria Math" w:hAnsi="Cambria Math"/>
+                <w:lang w:val="ru-RU"/>
               </w:rPr>
               <m:t>∈{0,1,…,</m:t>
             </m:r>
@@ -1949,6 +2231,7 @@
               </m:rPr>
               <w:rPr>
                 <w:rFonts w:ascii="Cambria Math" w:hAnsi="Cambria Math"/>
+                <w:lang w:val="ru-RU"/>
               </w:rPr>
               <m:t>-1}</m:t>
             </m:r>
@@ -1956,6 +2239,9 @@
         </m:box>
       </m:oMath>
       <w:r>
+        <w:rPr>
+          <w:lang w:val="ru-RU"/>
+        </w:rPr>
         <w:t xml:space="preserve"> является сдвиговым коэффициентом. Число допустимых значений коэффициента </w:t>
       </w:r>
       <m:oMath>
@@ -1978,6 +2264,9 @@
         </m:box>
       </m:oMath>
       <w:r>
+        <w:rPr>
+          <w:lang w:val="ru-RU"/>
+        </w:rPr>
         <w:t xml:space="preserve"> равно значению функции Эйлера </w:t>
       </w:r>
       <m:oMath>
@@ -2002,6 +2291,7 @@
               </m:rPr>
               <w:rPr>
                 <w:rFonts w:ascii="Cambria Math" w:hAnsi="Cambria Math"/>
+                <w:lang w:val="ru-RU"/>
               </w:rPr>
               <m:t>(</m:t>
             </m:r>
@@ -2017,6 +2307,7 @@
               </m:rPr>
               <w:rPr>
                 <w:rFonts w:ascii="Cambria Math" w:hAnsi="Cambria Math"/>
+                <w:lang w:val="ru-RU"/>
               </w:rPr>
               <m:t>)</m:t>
             </m:r>
@@ -2024,7 +2315,13 @@
         </m:box>
       </m:oMath>
       <w:r>
-        <w:t xml:space="preserve">. Для </w:t>
+        <w:rPr>
+          <w:lang w:val="ru-RU"/>
+        </w:rPr>
+        <w:t xml:space="preserve">. </w:t>
+      </w:r>
+      <w:r>
+        <w:t xml:space="preserve">Для </w:t>
       </w:r>
       <m:oMath>
         <m:box>
@@ -2233,8 +2530,14 @@
     <w:p>
       <w:pPr>
         <w:jc w:val="both"/>
-      </w:pPr>
-      <w:r>
+        <w:rPr>
+          <w:lang w:val="ru-RU"/>
+        </w:rPr>
+      </w:pPr>
+      <w:r>
+        <w:rPr>
+          <w:lang w:val="ru-RU"/>
+        </w:rPr>
         <w:t xml:space="preserve">Общее количество допустимых ключей составляет </w:t>
       </w:r>
       <m:oMath>
@@ -2253,6 +2556,7 @@
               </m:rPr>
               <w:rPr>
                 <w:rFonts w:ascii="Cambria Math" w:hAnsi="Cambria Math"/>
+                <w:lang w:val="ru-RU"/>
               </w:rPr>
               <m:t>16·32=512</m:t>
             </m:r>
@@ -2260,14 +2564,23 @@
         </m:box>
       </m:oMath>
       <w:r>
+        <w:rPr>
+          <w:lang w:val="ru-RU"/>
+        </w:rPr>
         <w:t>.</w:t>
       </w:r>
     </w:p>
     <w:p>
       <w:pPr>
         <w:jc w:val="both"/>
-      </w:pPr>
-      <w:r>
+        <w:rPr>
+          <w:lang w:val="ru-RU"/>
+        </w:rPr>
+      </w:pPr>
+      <w:r>
+        <w:rPr>
+          <w:lang w:val="ru-RU"/>
+        </w:rPr>
         <w:t xml:space="preserve">Вычисление мультипликативно обратного элемента </w:t>
       </w:r>
       <m:oMath>
@@ -2312,6 +2625,7 @@
                       </m:rPr>
                       <w:rPr>
                         <w:rFonts w:ascii="Cambria Math" w:hAnsi="Cambria Math"/>
+                        <w:lang w:val="ru-RU"/>
                       </w:rPr>
                       <m:t>-1</m:t>
                     </m:r>
@@ -2323,6 +2637,9 @@
         </m:box>
       </m:oMath>
       <w:r>
+        <w:rPr>
+          <w:lang w:val="ru-RU"/>
+        </w:rPr>
         <w:t xml:space="preserve"> выполняется с помощью расширенного алгоритма Евклида. Для любых целых чисел </w:t>
       </w:r>
       <m:oMath>
@@ -2345,6 +2662,9 @@
         </m:box>
       </m:oMath>
       <w:r>
+        <w:rPr>
+          <w:lang w:val="ru-RU"/>
+        </w:rPr>
         <w:t xml:space="preserve"> и </w:t>
       </w:r>
       <m:oMath>
@@ -2367,6 +2687,9 @@
         </m:box>
       </m:oMath>
       <w:r>
+        <w:rPr>
+          <w:lang w:val="ru-RU"/>
+        </w:rPr>
         <w:t xml:space="preserve"> существуют такие целые коэффициенты </w:t>
       </w:r>
       <m:oMath>
@@ -2389,6 +2712,9 @@
         </m:box>
       </m:oMath>
       <w:r>
+        <w:rPr>
+          <w:lang w:val="ru-RU"/>
+        </w:rPr>
         <w:t xml:space="preserve"> и </w:t>
       </w:r>
       <m:oMath>
@@ -2411,6 +2737,9 @@
         </m:box>
       </m:oMath>
       <w:r>
+        <w:rPr>
+          <w:lang w:val="ru-RU"/>
+        </w:rPr>
         <w:t xml:space="preserve"> (коэффициенты Безу), что:</w:t>
       </w:r>
     </w:p>
@@ -2529,8 +2858,14 @@
     <w:p>
       <w:pPr>
         <w:jc w:val="both"/>
-      </w:pPr>
-      <w:r>
+        <w:rPr>
+          <w:lang w:val="ru-RU"/>
+        </w:rPr>
+      </w:pPr>
+      <w:r>
+        <w:rPr>
+          <w:lang w:val="ru-RU"/>
+        </w:rPr>
         <w:t xml:space="preserve">Взяв обе части тождества по модулю </w:t>
       </w:r>
       <m:oMath>
@@ -2553,6 +2888,9 @@
         </m:box>
       </m:oMath>
       <w:r>
+        <w:rPr>
+          <w:lang w:val="ru-RU"/>
+        </w:rPr>
         <w:t>, получаем:</w:t>
       </w:r>
     </w:p>
@@ -2561,6 +2899,9 @@
         <w:spacing w:before="120" w:after="120"/>
         <w:ind w:firstLine="0"/>
         <w:jc w:val="center"/>
+        <w:rPr>
+          <w:lang w:val="ru-RU"/>
+        </w:rPr>
       </w:pPr>
       <m:oMathPara>
         <m:oMath>
@@ -2585,6 +2926,7 @@
                 </m:rPr>
                 <w:rPr>
                   <w:rFonts w:ascii="Cambria Math" w:hAnsi="Cambria Math"/>
+                  <w:lang w:val="ru-RU"/>
                 </w:rPr>
                 <m:t>·</m:t>
               </m:r>
@@ -2600,6 +2942,7 @@
                 </m:rPr>
                 <w:rPr>
                   <w:rFonts w:ascii="Cambria Math" w:hAnsi="Cambria Math"/>
+                  <w:lang w:val="ru-RU"/>
                 </w:rPr>
                 <m:t>≡1</m:t>
               </m:r>
@@ -2690,6 +3033,7 @@
                         </m:rPr>
                         <w:rPr>
                           <w:rFonts w:ascii="Cambria Math" w:hAnsi="Cambria Math"/>
+                          <w:lang w:val="ru-RU"/>
                         </w:rPr>
                         <m:t>-1</m:t>
                       </m:r>
@@ -2703,6 +3047,7 @@
                 </m:rPr>
                 <w:rPr>
                   <w:rFonts w:ascii="Cambria Math" w:hAnsi="Cambria Math"/>
+                  <w:lang w:val="ru-RU"/>
                 </w:rPr>
                 <m:t>=</m:t>
               </m:r>
@@ -2769,8 +3114,14 @@
     <w:p>
       <w:pPr>
         <w:jc w:val="both"/>
-      </w:pPr>
-      <w:r>
+        <w:rPr>
+          <w:lang w:val="ru-RU"/>
+        </w:rPr>
+      </w:pPr>
+      <w:r>
+        <w:rPr>
+          <w:lang w:val="ru-RU"/>
+        </w:rPr>
         <w:lastRenderedPageBreak/>
         <w:t xml:space="preserve">При </w:t>
       </w:r>
@@ -2796,6 +3147,7 @@
               </m:rPr>
               <w:rPr>
                 <w:rFonts w:ascii="Cambria Math" w:hAnsi="Cambria Math"/>
+                <w:lang w:val="ru-RU"/>
               </w:rPr>
               <m:t>&lt;0</m:t>
             </m:r>
@@ -2803,6 +3155,9 @@
         </m:box>
       </m:oMath>
       <w:r>
+        <w:rPr>
+          <w:lang w:val="ru-RU"/>
+        </w:rPr>
         <w:t xml:space="preserve"> наименьшее положительное сравнимое число определяется формулой </w:t>
       </w:r>
       <m:oMath>
@@ -2847,6 +3202,7 @@
                       </m:rPr>
                       <w:rPr>
                         <w:rFonts w:ascii="Cambria Math" w:hAnsi="Cambria Math"/>
+                        <w:lang w:val="ru-RU"/>
                       </w:rPr>
                       <m:t>-1</m:t>
                     </m:r>
@@ -2860,6 +3216,7 @@
               </m:rPr>
               <w:rPr>
                 <w:rFonts w:ascii="Cambria Math" w:hAnsi="Cambria Math"/>
+                <w:lang w:val="ru-RU"/>
               </w:rPr>
               <m:t>=(</m:t>
             </m:r>
@@ -2902,6 +3259,7 @@
               </m:rPr>
               <w:rPr>
                 <w:rFonts w:ascii="Cambria Math" w:hAnsi="Cambria Math"/>
+                <w:lang w:val="ru-RU"/>
               </w:rPr>
               <m:t>)</m:t>
             </m:r>
@@ -2909,14 +3267,23 @@
         </m:box>
       </m:oMath>
       <w:r>
+        <w:rPr>
+          <w:lang w:val="ru-RU"/>
+        </w:rPr>
         <w:t>.</w:t>
       </w:r>
     </w:p>
     <w:p>
       <w:pPr>
         <w:jc w:val="both"/>
-      </w:pPr>
-      <w:r>
+        <w:rPr>
+          <w:lang w:val="ru-RU"/>
+        </w:rPr>
+      </w:pPr>
+      <w:r>
+        <w:rPr>
+          <w:lang w:val="ru-RU"/>
+        </w:rPr>
         <w:t xml:space="preserve">Для нахождения ключа шифрования на основе предположения о том, что символам открытого текста </w:t>
       </w:r>
       <m:oMath>
@@ -2952,6 +3319,7 @@
                   </m:rPr>
                   <w:rPr>
                     <w:rFonts w:ascii="Cambria Math" w:hAnsi="Cambria Math"/>
+                    <w:lang w:val="ru-RU"/>
                   </w:rPr>
                   <m:t>1</m:t>
                 </m:r>
@@ -2963,6 +3331,7 @@
               </m:rPr>
               <w:rPr>
                 <w:rFonts w:ascii="Cambria Math" w:hAnsi="Cambria Math"/>
+                <w:lang w:val="ru-RU"/>
               </w:rPr>
               <m:t>,</m:t>
             </m:r>
@@ -2989,6 +3358,7 @@
                   </m:rPr>
                   <w:rPr>
                     <w:rFonts w:ascii="Cambria Math" w:hAnsi="Cambria Math"/>
+                    <w:lang w:val="ru-RU"/>
                   </w:rPr>
                   <m:t>2</m:t>
                 </m:r>
@@ -2998,6 +3368,9 @@
         </m:box>
       </m:oMath>
       <w:r>
+        <w:rPr>
+          <w:lang w:val="ru-RU"/>
+        </w:rPr>
         <w:t xml:space="preserve"> соответствуют символы шифр-текста </w:t>
       </w:r>
       <m:oMath>
@@ -3033,6 +3406,7 @@
                   </m:rPr>
                   <w:rPr>
                     <w:rFonts w:ascii="Cambria Math" w:hAnsi="Cambria Math"/>
+                    <w:lang w:val="ru-RU"/>
                   </w:rPr>
                   <m:t>1</m:t>
                 </m:r>
@@ -3044,6 +3418,7 @@
               </m:rPr>
               <w:rPr>
                 <w:rFonts w:ascii="Cambria Math" w:hAnsi="Cambria Math"/>
+                <w:lang w:val="ru-RU"/>
               </w:rPr>
               <m:t>,</m:t>
             </m:r>
@@ -3070,6 +3445,7 @@
                   </m:rPr>
                   <w:rPr>
                     <w:rFonts w:ascii="Cambria Math" w:hAnsi="Cambria Math"/>
+                    <w:lang w:val="ru-RU"/>
                   </w:rPr>
                   <m:t>2</m:t>
                 </m:r>
@@ -3079,6 +3455,9 @@
         </m:box>
       </m:oMath>
       <w:r>
+        <w:rPr>
+          <w:lang w:val="ru-RU"/>
+        </w:rPr>
         <w:t>, составляется система из двух линейных сравнений:</w:t>
       </w:r>
     </w:p>
@@ -3087,6 +3466,9 @@
         <w:spacing w:before="120" w:after="120"/>
         <w:ind w:firstLine="0"/>
         <w:jc w:val="center"/>
+        <w:rPr>
+          <w:lang w:val="ru-RU"/>
+        </w:rPr>
       </w:pPr>
       <m:oMathPara>
         <m:oMath>
@@ -3161,6 +3543,7 @@
                                       </m:rPr>
                                       <w:rPr>
                                         <w:rFonts w:ascii="Cambria Math" w:hAnsi="Cambria Math"/>
+                                        <w:lang w:val="ru-RU"/>
                                       </w:rPr>
                                       <m:t>(</m:t>
                                     </m:r>
@@ -3187,6 +3570,7 @@
                                           </m:rPr>
                                           <w:rPr>
                                             <w:rFonts w:ascii="Cambria Math" w:hAnsi="Cambria Math"/>
+                                            <w:lang w:val="ru-RU"/>
                                           </w:rPr>
                                           <m:t>1</m:t>
                                         </m:r>
@@ -3198,6 +3582,7 @@
                                       </m:rPr>
                                       <w:rPr>
                                         <w:rFonts w:ascii="Cambria Math" w:hAnsi="Cambria Math"/>
+                                        <w:lang w:val="ru-RU"/>
                                       </w:rPr>
                                       <m:t>·</m:t>
                                     </m:r>
@@ -3213,6 +3598,7 @@
                                       </m:rPr>
                                       <w:rPr>
                                         <w:rFonts w:ascii="Cambria Math" w:hAnsi="Cambria Math"/>
+                                        <w:lang w:val="ru-RU"/>
                                       </w:rPr>
                                       <m:t>+</m:t>
                                     </m:r>
@@ -3228,6 +3614,7 @@
                                       </m:rPr>
                                       <w:rPr>
                                         <w:rFonts w:ascii="Cambria Math" w:hAnsi="Cambria Math"/>
+                                        <w:lang w:val="ru-RU"/>
                                       </w:rPr>
                                       <m:t>)≡</m:t>
                                     </m:r>
@@ -3254,6 +3641,7 @@
                                           </m:rPr>
                                           <w:rPr>
                                             <w:rFonts w:ascii="Cambria Math" w:hAnsi="Cambria Math"/>
+                                            <w:lang w:val="ru-RU"/>
                                           </w:rPr>
                                           <m:t>1</m:t>
                                         </m:r>
@@ -3329,6 +3717,7 @@
                                       </m:rPr>
                                       <w:rPr>
                                         <w:rFonts w:ascii="Cambria Math" w:hAnsi="Cambria Math"/>
+                                        <w:lang w:val="ru-RU"/>
                                       </w:rPr>
                                       <m:t>(</m:t>
                                     </m:r>
@@ -3355,6 +3744,7 @@
                                           </m:rPr>
                                           <w:rPr>
                                             <w:rFonts w:ascii="Cambria Math" w:hAnsi="Cambria Math"/>
+                                            <w:lang w:val="ru-RU"/>
                                           </w:rPr>
                                           <m:t>2</m:t>
                                         </m:r>
@@ -3366,6 +3756,7 @@
                                       </m:rPr>
                                       <w:rPr>
                                         <w:rFonts w:ascii="Cambria Math" w:hAnsi="Cambria Math"/>
+                                        <w:lang w:val="ru-RU"/>
                                       </w:rPr>
                                       <m:t>·</m:t>
                                     </m:r>
@@ -3381,6 +3772,7 @@
                                       </m:rPr>
                                       <w:rPr>
                                         <w:rFonts w:ascii="Cambria Math" w:hAnsi="Cambria Math"/>
+                                        <w:lang w:val="ru-RU"/>
                                       </w:rPr>
                                       <m:t>+</m:t>
                                     </m:r>
@@ -3396,6 +3788,7 @@
                                       </m:rPr>
                                       <w:rPr>
                                         <w:rFonts w:ascii="Cambria Math" w:hAnsi="Cambria Math"/>
+                                        <w:lang w:val="ru-RU"/>
                                       </w:rPr>
                                       <m:t>)≡</m:t>
                                     </m:r>
@@ -3422,6 +3815,7 @@
                                           </m:rPr>
                                           <w:rPr>
                                             <w:rFonts w:ascii="Cambria Math" w:hAnsi="Cambria Math"/>
+                                            <w:lang w:val="ru-RU"/>
                                           </w:rPr>
                                           <m:t>2</m:t>
                                         </m:r>
@@ -3495,8 +3889,14 @@
     <w:p>
       <w:pPr>
         <w:jc w:val="both"/>
-      </w:pPr>
-      <w:r>
+        <w:rPr>
+          <w:lang w:val="ru-RU"/>
+        </w:rPr>
+      </w:pPr>
+      <w:r>
+        <w:rPr>
+          <w:lang w:val="ru-RU"/>
+        </w:rPr>
         <w:t xml:space="preserve">Вычитанием второго уравнения из первого исключается параметр </w:t>
       </w:r>
       <m:oMath>
@@ -3519,6 +3919,9 @@
         </m:box>
       </m:oMath>
       <w:r>
+        <w:rPr>
+          <w:lang w:val="ru-RU"/>
+        </w:rPr>
         <w:t>:</w:t>
       </w:r>
     </w:p>
@@ -3527,6 +3930,9 @@
         <w:spacing w:before="120" w:after="120"/>
         <w:ind w:firstLine="0"/>
         <w:jc w:val="center"/>
+        <w:rPr>
+          <w:lang w:val="ru-RU"/>
+        </w:rPr>
       </w:pPr>
       <m:oMathPara>
         <m:oMath>
@@ -3545,6 +3951,7 @@
                 </m:rPr>
                 <w:rPr>
                   <w:rFonts w:ascii="Cambria Math" w:hAnsi="Cambria Math"/>
+                  <w:lang w:val="ru-RU"/>
                 </w:rPr>
                 <m:t>(</m:t>
               </m:r>
@@ -3571,6 +3978,7 @@
                     </m:rPr>
                     <w:rPr>
                       <w:rFonts w:ascii="Cambria Math" w:hAnsi="Cambria Math"/>
+                      <w:lang w:val="ru-RU"/>
                     </w:rPr>
                     <m:t>1</m:t>
                   </m:r>
@@ -3582,6 +3990,7 @@
                 </m:rPr>
                 <w:rPr>
                   <w:rFonts w:ascii="Cambria Math" w:hAnsi="Cambria Math"/>
+                  <w:lang w:val="ru-RU"/>
                 </w:rPr>
                 <m:t>-</m:t>
               </m:r>
@@ -3608,6 +4017,7 @@
                     </m:rPr>
                     <w:rPr>
                       <w:rFonts w:ascii="Cambria Math" w:hAnsi="Cambria Math"/>
+                      <w:lang w:val="ru-RU"/>
                     </w:rPr>
                     <m:t>2</m:t>
                   </m:r>
@@ -3619,6 +4029,7 @@
                 </m:rPr>
                 <w:rPr>
                   <w:rFonts w:ascii="Cambria Math" w:hAnsi="Cambria Math"/>
+                  <w:lang w:val="ru-RU"/>
                 </w:rPr>
                 <m:t>)·</m:t>
               </m:r>
@@ -3634,6 +4045,7 @@
                 </m:rPr>
                 <w:rPr>
                   <w:rFonts w:ascii="Cambria Math" w:hAnsi="Cambria Math"/>
+                  <w:lang w:val="ru-RU"/>
                 </w:rPr>
                 <m:t>≡(</m:t>
               </m:r>
@@ -3660,6 +4072,7 @@
                     </m:rPr>
                     <w:rPr>
                       <w:rFonts w:ascii="Cambria Math" w:hAnsi="Cambria Math"/>
+                      <w:lang w:val="ru-RU"/>
                     </w:rPr>
                     <m:t>1</m:t>
                   </m:r>
@@ -3671,6 +4084,7 @@
                 </m:rPr>
                 <w:rPr>
                   <w:rFonts w:ascii="Cambria Math" w:hAnsi="Cambria Math"/>
+                  <w:lang w:val="ru-RU"/>
                 </w:rPr>
                 <m:t>-</m:t>
               </m:r>
@@ -3697,6 +4111,7 @@
                     </m:rPr>
                     <w:rPr>
                       <w:rFonts w:ascii="Cambria Math" w:hAnsi="Cambria Math"/>
+                      <w:lang w:val="ru-RU"/>
                     </w:rPr>
                     <m:t>2</m:t>
                   </m:r>
@@ -3708,6 +4123,7 @@
                 </m:rPr>
                 <w:rPr>
                   <w:rFonts w:ascii="Cambria Math" w:hAnsi="Cambria Math"/>
+                  <w:lang w:val="ru-RU"/>
                 </w:rPr>
                 <m:t>)</m:t>
               </m:r>
@@ -3768,8 +4184,14 @@
     <w:p>
       <w:pPr>
         <w:jc w:val="both"/>
-      </w:pPr>
-      <w:r>
+        <w:rPr>
+          <w:lang w:val="ru-RU"/>
+        </w:rPr>
+      </w:pPr>
+      <w:r>
+        <w:rPr>
+          <w:lang w:val="ru-RU"/>
+        </w:rPr>
         <w:t xml:space="preserve">Пусть </w:t>
       </w:r>
       <m:oMath>
@@ -3794,6 +4216,7 @@
               </m:rPr>
               <w:rPr>
                 <w:rFonts w:ascii="Cambria Math" w:hAnsi="Cambria Math"/>
+                <w:lang w:val="ru-RU"/>
               </w:rPr>
               <m:t>=(</m:t>
             </m:r>
@@ -3820,6 +4243,7 @@
                   </m:rPr>
                   <w:rPr>
                     <w:rFonts w:ascii="Cambria Math" w:hAnsi="Cambria Math"/>
+                    <w:lang w:val="ru-RU"/>
                   </w:rPr>
                   <m:t>1</m:t>
                 </m:r>
@@ -3831,6 +4255,7 @@
               </m:rPr>
               <w:rPr>
                 <w:rFonts w:ascii="Cambria Math" w:hAnsi="Cambria Math"/>
+                <w:lang w:val="ru-RU"/>
               </w:rPr>
               <m:t>-</m:t>
             </m:r>
@@ -3857,6 +4282,7 @@
                   </m:rPr>
                   <w:rPr>
                     <w:rFonts w:ascii="Cambria Math" w:hAnsi="Cambria Math"/>
+                    <w:lang w:val="ru-RU"/>
                   </w:rPr>
                   <m:t>2</m:t>
                 </m:r>
@@ -3868,6 +4294,7 @@
               </m:rPr>
               <w:rPr>
                 <w:rFonts w:ascii="Cambria Math" w:hAnsi="Cambria Math"/>
+                <w:lang w:val="ru-RU"/>
               </w:rPr>
               <m:t>)</m:t>
             </m:r>
@@ -3902,6 +4329,9 @@
         </m:box>
       </m:oMath>
       <w:r>
+        <w:rPr>
+          <w:lang w:val="ru-RU"/>
+        </w:rPr>
         <w:t xml:space="preserve">, </w:t>
       </w:r>
       <m:oMath>
@@ -3926,6 +4356,7 @@
               </m:rPr>
               <w:rPr>
                 <w:rFonts w:ascii="Cambria Math" w:hAnsi="Cambria Math"/>
+                <w:lang w:val="ru-RU"/>
               </w:rPr>
               <m:t>=(</m:t>
             </m:r>
@@ -3952,6 +4383,7 @@
                   </m:rPr>
                   <w:rPr>
                     <w:rFonts w:ascii="Cambria Math" w:hAnsi="Cambria Math"/>
+                    <w:lang w:val="ru-RU"/>
                   </w:rPr>
                   <m:t>1</m:t>
                 </m:r>
@@ -3963,6 +4395,7 @@
               </m:rPr>
               <w:rPr>
                 <w:rFonts w:ascii="Cambria Math" w:hAnsi="Cambria Math"/>
+                <w:lang w:val="ru-RU"/>
               </w:rPr>
               <m:t>-</m:t>
             </m:r>
@@ -3989,6 +4422,7 @@
                   </m:rPr>
                   <w:rPr>
                     <w:rFonts w:ascii="Cambria Math" w:hAnsi="Cambria Math"/>
+                    <w:lang w:val="ru-RU"/>
                   </w:rPr>
                   <m:t>2</m:t>
                 </m:r>
@@ -4000,6 +4434,7 @@
               </m:rPr>
               <w:rPr>
                 <w:rFonts w:ascii="Cambria Math" w:hAnsi="Cambria Math"/>
+                <w:lang w:val="ru-RU"/>
               </w:rPr>
               <m:t>)</m:t>
             </m:r>
@@ -4034,6 +4469,9 @@
         </m:box>
       </m:oMath>
       <w:r>
+        <w:rPr>
+          <w:lang w:val="ru-RU"/>
+        </w:rPr>
         <w:t xml:space="preserve">, </w:t>
       </w:r>
       <m:oMath>
@@ -4058,8 +4496,28 @@
               </m:rPr>
               <w:rPr>
                 <w:rFonts w:ascii="Cambria Math" w:hAnsi="Cambria Math"/>
+                <w:lang w:val="ru-RU"/>
               </w:rPr>
-              <m:t>=gcd(</m:t>
+              <m:t>=</m:t>
+            </m:r>
+            <m:r>
+              <m:rPr>
+                <m:sty m:val="p"/>
+              </m:rPr>
+              <w:rPr>
+                <w:rFonts w:ascii="Cambria Math" w:hAnsi="Cambria Math"/>
+              </w:rPr>
+              <m:t>gcd</m:t>
+            </m:r>
+            <m:r>
+              <m:rPr>
+                <m:sty m:val="p"/>
+              </m:rPr>
+              <w:rPr>
+                <w:rFonts w:ascii="Cambria Math" w:hAnsi="Cambria Math"/>
+                <w:lang w:val="ru-RU"/>
+              </w:rPr>
+              <m:t>(</m:t>
             </m:r>
             <m:r>
               <w:rPr>
@@ -4073,6 +4531,7 @@
               </m:rPr>
               <w:rPr>
                 <w:rFonts w:ascii="Cambria Math" w:hAnsi="Cambria Math"/>
+                <w:lang w:val="ru-RU"/>
               </w:rPr>
               <m:t>,</m:t>
             </m:r>
@@ -4088,6 +4547,7 @@
               </m:rPr>
               <w:rPr>
                 <w:rFonts w:ascii="Cambria Math" w:hAnsi="Cambria Math"/>
+                <w:lang w:val="ru-RU"/>
               </w:rPr>
               <m:t>)</m:t>
             </m:r>
@@ -4095,6 +4555,9 @@
         </m:box>
       </m:oMath>
       <w:r>
+        <w:rPr>
+          <w:lang w:val="ru-RU"/>
+        </w:rPr>
         <w:t xml:space="preserve">. Сравнение </w:t>
       </w:r>
       <m:oMath>
@@ -4119,6 +4582,7 @@
               </m:rPr>
               <w:rPr>
                 <w:rFonts w:ascii="Cambria Math" w:hAnsi="Cambria Math"/>
+                <w:lang w:val="ru-RU"/>
               </w:rPr>
               <m:t>·</m:t>
             </m:r>
@@ -4134,6 +4598,7 @@
               </m:rPr>
               <w:rPr>
                 <w:rFonts w:ascii="Cambria Math" w:hAnsi="Cambria Math"/>
+                <w:lang w:val="ru-RU"/>
               </w:rPr>
               <m:t>≡</m:t>
             </m:r>
@@ -4196,6 +4661,9 @@
         </m:box>
       </m:oMath>
       <w:r>
+        <w:rPr>
+          <w:lang w:val="ru-RU"/>
+        </w:rPr>
         <w:t xml:space="preserve"> имеет решения тогда и только тогда, когда </w:t>
       </w:r>
       <m:oMath>
@@ -4218,6 +4686,9 @@
         </m:box>
       </m:oMath>
       <w:r>
+        <w:rPr>
+          <w:lang w:val="ru-RU"/>
+        </w:rPr>
         <w:t xml:space="preserve"> делится нацело на </w:t>
       </w:r>
       <m:oMath>
@@ -4240,6 +4711,9 @@
         </m:box>
       </m:oMath>
       <w:r>
+        <w:rPr>
+          <w:lang w:val="ru-RU"/>
+        </w:rPr>
         <w:t xml:space="preserve">. Если </w:t>
       </w:r>
       <m:oMath>
@@ -4264,6 +4738,7 @@
               </m:rPr>
               <w:rPr>
                 <w:rFonts w:ascii="Cambria Math" w:hAnsi="Cambria Math"/>
+                <w:lang w:val="ru-RU"/>
               </w:rPr>
               <m:t>=1</m:t>
             </m:r>
@@ -4271,6 +4746,9 @@
         </m:box>
       </m:oMath>
       <w:r>
+        <w:rPr>
+          <w:lang w:val="ru-RU"/>
+        </w:rPr>
         <w:t xml:space="preserve">, сравнение имеет единственное решение </w:t>
       </w:r>
       <m:oMath>
@@ -4295,6 +4773,7 @@
               </m:rPr>
               <w:rPr>
                 <w:rFonts w:ascii="Cambria Math" w:hAnsi="Cambria Math"/>
+                <w:lang w:val="ru-RU"/>
               </w:rPr>
               <m:t>≡</m:t>
             </m:r>
@@ -4336,6 +4815,7 @@
                       </m:rPr>
                       <w:rPr>
                         <w:rFonts w:ascii="Cambria Math" w:hAnsi="Cambria Math"/>
+                        <w:lang w:val="ru-RU"/>
                       </w:rPr>
                       <m:t>-1</m:t>
                     </m:r>
@@ -4349,6 +4829,7 @@
               </m:rPr>
               <w:rPr>
                 <w:rFonts w:ascii="Cambria Math" w:hAnsi="Cambria Math"/>
+                <w:lang w:val="ru-RU"/>
               </w:rPr>
               <m:t>·</m:t>
             </m:r>
@@ -4411,6 +4892,9 @@
         </m:box>
       </m:oMath>
       <w:r>
+        <w:rPr>
+          <w:lang w:val="ru-RU"/>
+        </w:rPr>
         <w:t xml:space="preserve">. Сдвиговый коэффициент затем находится подстановкой: </w:t>
       </w:r>
       <m:oMath>
@@ -4435,6 +4919,7 @@
               </m:rPr>
               <w:rPr>
                 <w:rFonts w:ascii="Cambria Math" w:hAnsi="Cambria Math"/>
+                <w:lang w:val="ru-RU"/>
               </w:rPr>
               <m:t>≡(</m:t>
             </m:r>
@@ -4461,6 +4946,7 @@
                   </m:rPr>
                   <w:rPr>
                     <w:rFonts w:ascii="Cambria Math" w:hAnsi="Cambria Math"/>
+                    <w:lang w:val="ru-RU"/>
                   </w:rPr>
                   <m:t>1</m:t>
                 </m:r>
@@ -4472,6 +4958,7 @@
               </m:rPr>
               <w:rPr>
                 <w:rFonts w:ascii="Cambria Math" w:hAnsi="Cambria Math"/>
+                <w:lang w:val="ru-RU"/>
               </w:rPr>
               <m:t>-</m:t>
             </m:r>
@@ -4498,6 +4985,7 @@
                   </m:rPr>
                   <w:rPr>
                     <w:rFonts w:ascii="Cambria Math" w:hAnsi="Cambria Math"/>
+                    <w:lang w:val="ru-RU"/>
                   </w:rPr>
                   <m:t>1</m:t>
                 </m:r>
@@ -4509,6 +4997,7 @@
               </m:rPr>
               <w:rPr>
                 <w:rFonts w:ascii="Cambria Math" w:hAnsi="Cambria Math"/>
+                <w:lang w:val="ru-RU"/>
               </w:rPr>
               <m:t>·</m:t>
             </m:r>
@@ -4524,6 +5013,7 @@
               </m:rPr>
               <w:rPr>
                 <w:rFonts w:ascii="Cambria Math" w:hAnsi="Cambria Math"/>
+                <w:lang w:val="ru-RU"/>
               </w:rPr>
               <m:t>)</m:t>
             </m:r>
@@ -4580,17 +5070,24 @@
         </m:box>
       </m:oMath>
       <w:r>
+        <w:rPr>
+          <w:lang w:val="ru-RU"/>
+        </w:rPr>
         <w:t>.</w:t>
       </w:r>
     </w:p>
     <w:p>
       <w:pPr>
         <w:pStyle w:val="21"/>
+        <w:rPr>
+          <w:lang w:val="ru-RU"/>
+        </w:rPr>
       </w:pPr>
       <w:bookmarkStart w:id="3" w:name="_Toc241610201"/>
       <w:r>
         <w:rPr>
           <w:rFonts w:ascii="Times New Roman" w:eastAsia="Times New Roman" w:hAnsi="Times New Roman" w:cs="Times New Roman"/>
+          <w:lang w:val="ru-RU"/>
         </w:rPr>
         <w:t>2. Результаты частотного криптоанализа (Вариант 16)</w:t>
       </w:r>
@@ -4599,28 +5096,42 @@
     <w:p>
       <w:pPr>
         <w:jc w:val="both"/>
-      </w:pPr>
-      <w:r>
+        <w:rPr>
+          <w:lang w:val="ru-RU"/>
+        </w:rPr>
+      </w:pPr>
+      <w:r>
+        <w:rPr>
+          <w:lang w:val="ru-RU"/>
+        </w:rPr>
         <w:t>Исходное зашифрованное сообщение индивидуального варианта 16 имеет следующий вид:</w:t>
       </w:r>
     </w:p>
     <w:p>
       <w:pPr>
         <w:jc w:val="both"/>
+        <w:rPr>
+          <w:lang w:val="ru-RU"/>
+        </w:rPr>
       </w:pPr>
       <w:r>
         <w:rPr>
           <w:b/>
+          <w:lang w:val="ru-RU"/>
         </w:rPr>
         <w:t>ШИФР-ТЕКСТ (ШТ):</w:t>
       </w:r>
       <w:r>
+        <w:rPr>
+          <w:lang w:val="ru-RU"/>
+        </w:rPr>
         <w:br/>
       </w:r>
       <w:r>
         <w:rPr>
           <w:rFonts w:ascii="DejaVu Sans" w:eastAsia="DejaVu Sans" w:hAnsi="DejaVu Sans" w:cs="DejaVu Sans"/>
           <w:sz w:val="22"/>
+          <w:lang w:val="ru-RU"/>
         </w:rPr>
         <w:t>эздмоуздрькзэеюхмоыбзсуыжздрякзйзсьздрзвмущорызвзсьзвмоузьздрьзвмоуызюяьемоызвмоущвьузвмоуюзвтмуцыгоомсудздьздрзвмущорызвзсьзвмоуызюяьемоызвмоущвьузвмоу</w:t>
       </w:r>
@@ -4628,18 +5139,36 @@
     <w:p>
       <w:pPr>
         <w:jc w:val="both"/>
-      </w:pPr>
-      <w:r>
+        <w:rPr>
+          <w:lang w:val="ru-RU"/>
+        </w:rPr>
+      </w:pPr>
+      <w:r>
+        <w:rPr>
+          <w:lang w:val="ru-RU"/>
+        </w:rPr>
         <w:t>Общая длина шифр-текста составляет 168 символов. Был проведен частотный анализ встречаемости букв. В таблицах приведены результаты подсчета относительных частот всех символов алфавита, сгруппированные по макету методических указаний.</w:t>
       </w:r>
     </w:p>
-    <w:p/>
+    <w:p>
+      <w:pPr>
+        <w:rPr>
+          <w:lang w:val="ru-RU"/>
+        </w:rPr>
+      </w:pPr>
+    </w:p>
     <w:p>
       <w:pPr>
         <w:keepNext/>
         <w:ind w:firstLine="0"/>
-      </w:pPr>
-      <w:r>
+        <w:rPr>
+          <w:lang w:val="ru-RU"/>
+        </w:rPr>
+      </w:pPr>
+      <w:r>
+        <w:rPr>
+          <w:lang w:val="ru-RU"/>
+        </w:rPr>
         <w:t>Таблица 1 – Результаты частотного анализа шифр-текста варианта 16 (символы а – й)</w:t>
       </w:r>
     </w:p>
@@ -4651,10 +5180,10 @@
         <w:tblLook w:val="04A0" w:firstRow="1" w:lastRow="0" w:firstColumn="1" w:lastColumn="0" w:noHBand="0" w:noVBand="1"/>
       </w:tblPr>
       <w:tblGrid>
-        <w:gridCol w:w="1114"/>
-        <w:gridCol w:w="845"/>
-        <w:gridCol w:w="845"/>
-        <w:gridCol w:w="845"/>
+        <w:gridCol w:w="1287"/>
+        <w:gridCol w:w="846"/>
+        <w:gridCol w:w="846"/>
+        <w:gridCol w:w="846"/>
         <w:gridCol w:w="846"/>
         <w:gridCol w:w="846"/>
         <w:gridCol w:w="846"/>
@@ -4670,7 +5199,7 @@
         </w:trPr>
         <w:tc>
           <w:tcPr>
-            <w:tcW w:w="850" w:type="dxa"/>
+            <w:tcW w:w="1290" w:type="dxa"/>
             <w:vAlign w:val="center"/>
           </w:tcPr>
           <w:p>
@@ -4685,7 +5214,7 @@
         </w:tc>
         <w:tc>
           <w:tcPr>
-            <w:tcW w:w="850" w:type="dxa"/>
+            <w:tcW w:w="845" w:type="dxa"/>
             <w:vAlign w:val="center"/>
           </w:tcPr>
           <w:p>
@@ -4700,7 +5229,7 @@
         </w:tc>
         <w:tc>
           <w:tcPr>
-            <w:tcW w:w="850" w:type="dxa"/>
+            <w:tcW w:w="845" w:type="dxa"/>
             <w:vAlign w:val="center"/>
           </w:tcPr>
           <w:p>
@@ -4715,7 +5244,7 @@
         </w:tc>
         <w:tc>
           <w:tcPr>
-            <w:tcW w:w="850" w:type="dxa"/>
+            <w:tcW w:w="845" w:type="dxa"/>
             <w:vAlign w:val="center"/>
           </w:tcPr>
           <w:p>
@@ -4730,7 +5259,7 @@
         </w:tc>
         <w:tc>
           <w:tcPr>
-            <w:tcW w:w="850" w:type="dxa"/>
+            <w:tcW w:w="846" w:type="dxa"/>
             <w:vAlign w:val="center"/>
           </w:tcPr>
           <w:p>
@@ -4745,7 +5274,7 @@
         </w:tc>
         <w:tc>
           <w:tcPr>
-            <w:tcW w:w="850" w:type="dxa"/>
+            <w:tcW w:w="846" w:type="dxa"/>
             <w:vAlign w:val="center"/>
           </w:tcPr>
           <w:p>
@@ -4760,7 +5289,7 @@
         </w:tc>
         <w:tc>
           <w:tcPr>
-            <w:tcW w:w="850" w:type="dxa"/>
+            <w:tcW w:w="846" w:type="dxa"/>
             <w:vAlign w:val="center"/>
           </w:tcPr>
           <w:p>
@@ -4775,7 +5304,7 @@
         </w:tc>
         <w:tc>
           <w:tcPr>
-            <w:tcW w:w="850" w:type="dxa"/>
+            <w:tcW w:w="846" w:type="dxa"/>
             <w:vAlign w:val="center"/>
           </w:tcPr>
           <w:p>
@@ -4790,7 +5319,7 @@
         </w:tc>
         <w:tc>
           <w:tcPr>
-            <w:tcW w:w="850" w:type="dxa"/>
+            <w:tcW w:w="846" w:type="dxa"/>
             <w:vAlign w:val="center"/>
           </w:tcPr>
           <w:p>
@@ -4805,7 +5334,7 @@
         </w:tc>
         <w:tc>
           <w:tcPr>
-            <w:tcW w:w="850" w:type="dxa"/>
+            <w:tcW w:w="846" w:type="dxa"/>
             <w:vAlign w:val="center"/>
           </w:tcPr>
           <w:p>
@@ -4820,7 +5349,7 @@
         </w:tc>
         <w:tc>
           <w:tcPr>
-            <w:tcW w:w="850" w:type="dxa"/>
+            <w:tcW w:w="846" w:type="dxa"/>
             <w:vAlign w:val="center"/>
           </w:tcPr>
           <w:p>
@@ -4840,7 +5369,7 @@
         </w:trPr>
         <w:tc>
           <w:tcPr>
-            <w:tcW w:w="850" w:type="dxa"/>
+            <w:tcW w:w="1290" w:type="dxa"/>
             <w:vAlign w:val="center"/>
           </w:tcPr>
           <w:p>
@@ -4854,7 +5383,7 @@
         </w:tc>
         <w:tc>
           <w:tcPr>
-            <w:tcW w:w="850" w:type="dxa"/>
+            <w:tcW w:w="845" w:type="dxa"/>
             <w:vAlign w:val="center"/>
           </w:tcPr>
           <w:p>
@@ -4868,7 +5397,7 @@
         </w:tc>
         <w:tc>
           <w:tcPr>
-            <w:tcW w:w="850" w:type="dxa"/>
+            <w:tcW w:w="845" w:type="dxa"/>
             <w:vAlign w:val="center"/>
           </w:tcPr>
           <w:p>
@@ -4882,7 +5411,7 @@
         </w:tc>
         <w:tc>
           <w:tcPr>
-            <w:tcW w:w="850" w:type="dxa"/>
+            <w:tcW w:w="845" w:type="dxa"/>
             <w:vAlign w:val="center"/>
           </w:tcPr>
           <w:p>
@@ -4896,7 +5425,7 @@
         </w:tc>
         <w:tc>
           <w:tcPr>
-            <w:tcW w:w="850" w:type="dxa"/>
+            <w:tcW w:w="846" w:type="dxa"/>
             <w:vAlign w:val="center"/>
           </w:tcPr>
           <w:p>
@@ -4910,7 +5439,7 @@
         </w:tc>
         <w:tc>
           <w:tcPr>
-            <w:tcW w:w="850" w:type="dxa"/>
+            <w:tcW w:w="846" w:type="dxa"/>
             <w:vAlign w:val="center"/>
           </w:tcPr>
           <w:p>
@@ -4924,7 +5453,7 @@
         </w:tc>
         <w:tc>
           <w:tcPr>
-            <w:tcW w:w="850" w:type="dxa"/>
+            <w:tcW w:w="846" w:type="dxa"/>
             <w:vAlign w:val="center"/>
           </w:tcPr>
           <w:p>
@@ -4938,7 +5467,7 @@
         </w:tc>
         <w:tc>
           <w:tcPr>
-            <w:tcW w:w="850" w:type="dxa"/>
+            <w:tcW w:w="846" w:type="dxa"/>
             <w:vAlign w:val="center"/>
           </w:tcPr>
           <w:p>
@@ -4952,7 +5481,7 @@
         </w:tc>
         <w:tc>
           <w:tcPr>
-            <w:tcW w:w="850" w:type="dxa"/>
+            <w:tcW w:w="846" w:type="dxa"/>
             <w:vAlign w:val="center"/>
           </w:tcPr>
           <w:p>
@@ -4966,7 +5495,7 @@
         </w:tc>
         <w:tc>
           <w:tcPr>
-            <w:tcW w:w="850" w:type="dxa"/>
+            <w:tcW w:w="846" w:type="dxa"/>
             <w:vAlign w:val="center"/>
           </w:tcPr>
           <w:p>
@@ -4980,7 +5509,7 @@
         </w:tc>
         <w:tc>
           <w:tcPr>
-            <w:tcW w:w="850" w:type="dxa"/>
+            <w:tcW w:w="846" w:type="dxa"/>
             <w:vAlign w:val="center"/>
           </w:tcPr>
           <w:p>
@@ -5000,9 +5529,14 @@
       <w:pPr>
         <w:keepNext/>
         <w:ind w:firstLine="0"/>
-      </w:pPr>
-      <w:r>
-        <w:lastRenderedPageBreak/>
+        <w:rPr>
+          <w:lang w:val="ru-RU"/>
+        </w:rPr>
+      </w:pPr>
+      <w:r>
+        <w:rPr>
+          <w:lang w:val="ru-RU"/>
+        </w:rPr>
         <w:t>Таблица 2 – Результаты частотного анализа шифр-текста варианта 16 (символы к – у)</w:t>
       </w:r>
     </w:p>
@@ -5014,10 +5548,10 @@
         <w:tblLook w:val="04A0" w:firstRow="1" w:lastRow="0" w:firstColumn="1" w:lastColumn="0" w:noHBand="0" w:noVBand="1"/>
       </w:tblPr>
       <w:tblGrid>
-        <w:gridCol w:w="1114"/>
-        <w:gridCol w:w="845"/>
-        <w:gridCol w:w="845"/>
-        <w:gridCol w:w="845"/>
+        <w:gridCol w:w="1287"/>
+        <w:gridCol w:w="846"/>
+        <w:gridCol w:w="846"/>
+        <w:gridCol w:w="846"/>
         <w:gridCol w:w="846"/>
         <w:gridCol w:w="846"/>
         <w:gridCol w:w="846"/>
@@ -5033,7 +5567,7 @@
         </w:trPr>
         <w:tc>
           <w:tcPr>
-            <w:tcW w:w="850" w:type="dxa"/>
+            <w:tcW w:w="1290" w:type="dxa"/>
             <w:vAlign w:val="center"/>
           </w:tcPr>
           <w:p>
@@ -5048,7 +5582,7 @@
         </w:tc>
         <w:tc>
           <w:tcPr>
-            <w:tcW w:w="850" w:type="dxa"/>
+            <w:tcW w:w="845" w:type="dxa"/>
             <w:vAlign w:val="center"/>
           </w:tcPr>
           <w:p>
@@ -5063,7 +5597,7 @@
         </w:tc>
         <w:tc>
           <w:tcPr>
-            <w:tcW w:w="850" w:type="dxa"/>
+            <w:tcW w:w="845" w:type="dxa"/>
             <w:vAlign w:val="center"/>
           </w:tcPr>
           <w:p>
@@ -5078,7 +5612,7 @@
         </w:tc>
         <w:tc>
           <w:tcPr>
-            <w:tcW w:w="850" w:type="dxa"/>
+            <w:tcW w:w="845" w:type="dxa"/>
             <w:vAlign w:val="center"/>
           </w:tcPr>
           <w:p>
@@ -5093,7 +5627,7 @@
         </w:tc>
         <w:tc>
           <w:tcPr>
-            <w:tcW w:w="850" w:type="dxa"/>
+            <w:tcW w:w="846" w:type="dxa"/>
             <w:vAlign w:val="center"/>
           </w:tcPr>
           <w:p>
@@ -5108,7 +5642,7 @@
         </w:tc>
         <w:tc>
           <w:tcPr>
-            <w:tcW w:w="850" w:type="dxa"/>
+            <w:tcW w:w="846" w:type="dxa"/>
             <w:vAlign w:val="center"/>
           </w:tcPr>
           <w:p>
@@ -5123,7 +5657,7 @@
         </w:tc>
         <w:tc>
           <w:tcPr>
-            <w:tcW w:w="850" w:type="dxa"/>
+            <w:tcW w:w="846" w:type="dxa"/>
             <w:vAlign w:val="center"/>
           </w:tcPr>
           <w:p>
@@ -5138,7 +5672,7 @@
         </w:tc>
         <w:tc>
           <w:tcPr>
-            <w:tcW w:w="850" w:type="dxa"/>
+            <w:tcW w:w="846" w:type="dxa"/>
             <w:vAlign w:val="center"/>
           </w:tcPr>
           <w:p>
@@ -5153,7 +5687,7 @@
         </w:tc>
         <w:tc>
           <w:tcPr>
-            <w:tcW w:w="850" w:type="dxa"/>
+            <w:tcW w:w="846" w:type="dxa"/>
             <w:vAlign w:val="center"/>
           </w:tcPr>
           <w:p>
@@ -5168,7 +5702,7 @@
         </w:tc>
         <w:tc>
           <w:tcPr>
-            <w:tcW w:w="850" w:type="dxa"/>
+            <w:tcW w:w="846" w:type="dxa"/>
             <w:vAlign w:val="center"/>
           </w:tcPr>
           <w:p>
@@ -5183,7 +5717,7 @@
         </w:tc>
         <w:tc>
           <w:tcPr>
-            <w:tcW w:w="850" w:type="dxa"/>
+            <w:tcW w:w="846" w:type="dxa"/>
             <w:vAlign w:val="center"/>
           </w:tcPr>
           <w:p>
@@ -5203,7 +5737,7 @@
         </w:trPr>
         <w:tc>
           <w:tcPr>
-            <w:tcW w:w="850" w:type="dxa"/>
+            <w:tcW w:w="1290" w:type="dxa"/>
             <w:vAlign w:val="center"/>
           </w:tcPr>
           <w:p>
@@ -5211,13 +5745,14 @@
               <w:ind w:firstLine="0"/>
             </w:pPr>
             <w:r>
+              <w:lastRenderedPageBreak/>
               <w:t>частота</w:t>
             </w:r>
           </w:p>
         </w:tc>
         <w:tc>
           <w:tcPr>
-            <w:tcW w:w="850" w:type="dxa"/>
+            <w:tcW w:w="845" w:type="dxa"/>
             <w:vAlign w:val="center"/>
           </w:tcPr>
           <w:p>
@@ -5231,7 +5766,7 @@
         </w:tc>
         <w:tc>
           <w:tcPr>
-            <w:tcW w:w="850" w:type="dxa"/>
+            <w:tcW w:w="845" w:type="dxa"/>
             <w:vAlign w:val="center"/>
           </w:tcPr>
           <w:p>
@@ -5245,7 +5780,7 @@
         </w:tc>
         <w:tc>
           <w:tcPr>
-            <w:tcW w:w="850" w:type="dxa"/>
+            <w:tcW w:w="845" w:type="dxa"/>
             <w:vAlign w:val="center"/>
           </w:tcPr>
           <w:p>
@@ -5259,7 +5794,7 @@
         </w:tc>
         <w:tc>
           <w:tcPr>
-            <w:tcW w:w="850" w:type="dxa"/>
+            <w:tcW w:w="846" w:type="dxa"/>
             <w:vAlign w:val="center"/>
           </w:tcPr>
           <w:p>
@@ -5273,7 +5808,7 @@
         </w:tc>
         <w:tc>
           <w:tcPr>
-            <w:tcW w:w="850" w:type="dxa"/>
+            <w:tcW w:w="846" w:type="dxa"/>
             <w:vAlign w:val="center"/>
           </w:tcPr>
           <w:p>
@@ -5287,7 +5822,7 @@
         </w:tc>
         <w:tc>
           <w:tcPr>
-            <w:tcW w:w="850" w:type="dxa"/>
+            <w:tcW w:w="846" w:type="dxa"/>
             <w:vAlign w:val="center"/>
           </w:tcPr>
           <w:p>
@@ -5301,7 +5836,7 @@
         </w:tc>
         <w:tc>
           <w:tcPr>
-            <w:tcW w:w="850" w:type="dxa"/>
+            <w:tcW w:w="846" w:type="dxa"/>
             <w:vAlign w:val="center"/>
           </w:tcPr>
           <w:p>
@@ -5315,7 +5850,7 @@
         </w:tc>
         <w:tc>
           <w:tcPr>
-            <w:tcW w:w="850" w:type="dxa"/>
+            <w:tcW w:w="846" w:type="dxa"/>
             <w:vAlign w:val="center"/>
           </w:tcPr>
           <w:p>
@@ -5329,7 +5864,7 @@
         </w:tc>
         <w:tc>
           <w:tcPr>
-            <w:tcW w:w="850" w:type="dxa"/>
+            <w:tcW w:w="846" w:type="dxa"/>
             <w:vAlign w:val="center"/>
           </w:tcPr>
           <w:p>
@@ -5343,7 +5878,7 @@
         </w:tc>
         <w:tc>
           <w:tcPr>
-            <w:tcW w:w="850" w:type="dxa"/>
+            <w:tcW w:w="846" w:type="dxa"/>
             <w:vAlign w:val="center"/>
           </w:tcPr>
           <w:p>
@@ -5363,8 +5898,14 @@
       <w:pPr>
         <w:keepNext/>
         <w:ind w:firstLine="0"/>
-      </w:pPr>
-      <w:r>
+        <w:rPr>
+          <w:lang w:val="ru-RU"/>
+        </w:rPr>
+      </w:pPr>
+      <w:r>
+        <w:rPr>
+          <w:lang w:val="ru-RU"/>
+        </w:rPr>
         <w:t>Таблица 3 – Результаты частотного анализа шифр-текста варианта 16 (символы ф – э)</w:t>
       </w:r>
     </w:p>
@@ -5376,10 +5917,10 @@
         <w:tblLook w:val="04A0" w:firstRow="1" w:lastRow="0" w:firstColumn="1" w:lastColumn="0" w:noHBand="0" w:noVBand="1"/>
       </w:tblPr>
       <w:tblGrid>
-        <w:gridCol w:w="1114"/>
-        <w:gridCol w:w="845"/>
-        <w:gridCol w:w="845"/>
-        <w:gridCol w:w="845"/>
+        <w:gridCol w:w="1287"/>
+        <w:gridCol w:w="846"/>
+        <w:gridCol w:w="846"/>
+        <w:gridCol w:w="846"/>
         <w:gridCol w:w="846"/>
         <w:gridCol w:w="846"/>
         <w:gridCol w:w="846"/>
@@ -5395,7 +5936,7 @@
         </w:trPr>
         <w:tc>
           <w:tcPr>
-            <w:tcW w:w="850" w:type="dxa"/>
+            <w:tcW w:w="1290" w:type="dxa"/>
             <w:vAlign w:val="center"/>
           </w:tcPr>
           <w:p>
@@ -5410,7 +5951,7 @@
         </w:tc>
         <w:tc>
           <w:tcPr>
-            <w:tcW w:w="850" w:type="dxa"/>
+            <w:tcW w:w="845" w:type="dxa"/>
             <w:vAlign w:val="center"/>
           </w:tcPr>
           <w:p>
@@ -5425,7 +5966,7 @@
         </w:tc>
         <w:tc>
           <w:tcPr>
-            <w:tcW w:w="850" w:type="dxa"/>
+            <w:tcW w:w="845" w:type="dxa"/>
             <w:vAlign w:val="center"/>
           </w:tcPr>
           <w:p>
@@ -5440,7 +5981,7 @@
         </w:tc>
         <w:tc>
           <w:tcPr>
-            <w:tcW w:w="850" w:type="dxa"/>
+            <w:tcW w:w="845" w:type="dxa"/>
             <w:vAlign w:val="center"/>
           </w:tcPr>
           <w:p>
@@ -5455,7 +5996,7 @@
         </w:tc>
         <w:tc>
           <w:tcPr>
-            <w:tcW w:w="850" w:type="dxa"/>
+            <w:tcW w:w="846" w:type="dxa"/>
             <w:vAlign w:val="center"/>
           </w:tcPr>
           <w:p>
@@ -5470,7 +6011,7 @@
         </w:tc>
         <w:tc>
           <w:tcPr>
-            <w:tcW w:w="850" w:type="dxa"/>
+            <w:tcW w:w="846" w:type="dxa"/>
             <w:vAlign w:val="center"/>
           </w:tcPr>
           <w:p>
@@ -5485,7 +6026,7 @@
         </w:tc>
         <w:tc>
           <w:tcPr>
-            <w:tcW w:w="850" w:type="dxa"/>
+            <w:tcW w:w="846" w:type="dxa"/>
             <w:vAlign w:val="center"/>
           </w:tcPr>
           <w:p>
@@ -5500,7 +6041,7 @@
         </w:tc>
         <w:tc>
           <w:tcPr>
-            <w:tcW w:w="850" w:type="dxa"/>
+            <w:tcW w:w="846" w:type="dxa"/>
             <w:vAlign w:val="center"/>
           </w:tcPr>
           <w:p>
@@ -5515,7 +6056,7 @@
         </w:tc>
         <w:tc>
           <w:tcPr>
-            <w:tcW w:w="850" w:type="dxa"/>
+            <w:tcW w:w="846" w:type="dxa"/>
             <w:vAlign w:val="center"/>
           </w:tcPr>
           <w:p>
@@ -5530,7 +6071,7 @@
         </w:tc>
         <w:tc>
           <w:tcPr>
-            <w:tcW w:w="850" w:type="dxa"/>
+            <w:tcW w:w="846" w:type="dxa"/>
             <w:vAlign w:val="center"/>
           </w:tcPr>
           <w:p>
@@ -5545,7 +6086,7 @@
         </w:tc>
         <w:tc>
           <w:tcPr>
-            <w:tcW w:w="850" w:type="dxa"/>
+            <w:tcW w:w="846" w:type="dxa"/>
             <w:vAlign w:val="center"/>
           </w:tcPr>
           <w:p>
@@ -5565,7 +6106,7 @@
         </w:trPr>
         <w:tc>
           <w:tcPr>
-            <w:tcW w:w="850" w:type="dxa"/>
+            <w:tcW w:w="1290" w:type="dxa"/>
             <w:vAlign w:val="center"/>
           </w:tcPr>
           <w:p>
@@ -5579,7 +6120,7 @@
         </w:tc>
         <w:tc>
           <w:tcPr>
-            <w:tcW w:w="850" w:type="dxa"/>
+            <w:tcW w:w="845" w:type="dxa"/>
             <w:vAlign w:val="center"/>
           </w:tcPr>
           <w:p>
@@ -5593,7 +6134,7 @@
         </w:tc>
         <w:tc>
           <w:tcPr>
-            <w:tcW w:w="850" w:type="dxa"/>
+            <w:tcW w:w="845" w:type="dxa"/>
             <w:vAlign w:val="center"/>
           </w:tcPr>
           <w:p>
@@ -5607,7 +6148,7 @@
         </w:tc>
         <w:tc>
           <w:tcPr>
-            <w:tcW w:w="850" w:type="dxa"/>
+            <w:tcW w:w="845" w:type="dxa"/>
             <w:vAlign w:val="center"/>
           </w:tcPr>
           <w:p>
@@ -5621,7 +6162,7 @@
         </w:tc>
         <w:tc>
           <w:tcPr>
-            <w:tcW w:w="850" w:type="dxa"/>
+            <w:tcW w:w="846" w:type="dxa"/>
             <w:vAlign w:val="center"/>
           </w:tcPr>
           <w:p>
@@ -5635,7 +6176,7 @@
         </w:tc>
         <w:tc>
           <w:tcPr>
-            <w:tcW w:w="850" w:type="dxa"/>
+            <w:tcW w:w="846" w:type="dxa"/>
             <w:vAlign w:val="center"/>
           </w:tcPr>
           <w:p>
@@ -5649,7 +6190,7 @@
         </w:tc>
         <w:tc>
           <w:tcPr>
-            <w:tcW w:w="850" w:type="dxa"/>
+            <w:tcW w:w="846" w:type="dxa"/>
             <w:vAlign w:val="center"/>
           </w:tcPr>
           <w:p>
@@ -5663,7 +6204,7 @@
         </w:tc>
         <w:tc>
           <w:tcPr>
-            <w:tcW w:w="850" w:type="dxa"/>
+            <w:tcW w:w="846" w:type="dxa"/>
             <w:vAlign w:val="center"/>
           </w:tcPr>
           <w:p>
@@ -5677,7 +6218,7 @@
         </w:tc>
         <w:tc>
           <w:tcPr>
-            <w:tcW w:w="850" w:type="dxa"/>
+            <w:tcW w:w="846" w:type="dxa"/>
             <w:vAlign w:val="center"/>
           </w:tcPr>
           <w:p>
@@ -5691,7 +6232,7 @@
         </w:tc>
         <w:tc>
           <w:tcPr>
-            <w:tcW w:w="850" w:type="dxa"/>
+            <w:tcW w:w="846" w:type="dxa"/>
             <w:vAlign w:val="center"/>
           </w:tcPr>
           <w:p>
@@ -5705,7 +6246,7 @@
         </w:tc>
         <w:tc>
           <w:tcPr>
-            <w:tcW w:w="850" w:type="dxa"/>
+            <w:tcW w:w="846" w:type="dxa"/>
             <w:vAlign w:val="center"/>
           </w:tcPr>
           <w:p>
@@ -5725,8 +6266,14 @@
       <w:pPr>
         <w:keepNext/>
         <w:ind w:firstLine="0"/>
-      </w:pPr>
-      <w:r>
+        <w:rPr>
+          <w:lang w:val="ru-RU"/>
+        </w:rPr>
+      </w:pPr>
+      <w:r>
+        <w:rPr>
+          <w:lang w:val="ru-RU"/>
+        </w:rPr>
         <w:t>Таблица 4 – Результаты частотного анализа шифр-текста варианта 16 (символы ю – я)</w:t>
       </w:r>
     </w:p>
@@ -5738,7 +6285,7 @@
         <w:tblLook w:val="04A0" w:firstRow="1" w:lastRow="0" w:firstColumn="1" w:lastColumn="0" w:noHBand="0" w:noVBand="1"/>
       </w:tblPr>
       <w:tblGrid>
-        <w:gridCol w:w="3118"/>
+        <w:gridCol w:w="3402"/>
         <w:gridCol w:w="3118"/>
         <w:gridCol w:w="3118"/>
       </w:tblGrid>
@@ -5749,7 +6296,7 @@
         </w:trPr>
         <w:tc>
           <w:tcPr>
-            <w:tcW w:w="3118" w:type="dxa"/>
+            <w:tcW w:w="3402" w:type="dxa"/>
             <w:vAlign w:val="center"/>
           </w:tcPr>
           <w:p>
@@ -5799,7 +6346,7 @@
         </w:trPr>
         <w:tc>
           <w:tcPr>
-            <w:tcW w:w="3118" w:type="dxa"/>
+            <w:tcW w:w="3402" w:type="dxa"/>
             <w:vAlign w:val="center"/>
           </w:tcPr>
           <w:p>
@@ -5857,18 +6404,28 @@
       <w:pPr>
         <w:ind w:left="425" w:firstLine="0"/>
         <w:jc w:val="both"/>
-      </w:pPr>
-      <w:r>
+        <w:rPr>
+          <w:lang w:val="ru-RU"/>
+        </w:rPr>
+      </w:pPr>
+      <w:r>
+        <w:rPr>
+          <w:lang w:val="ru-RU"/>
+        </w:rPr>
         <w:t xml:space="preserve">• В шифр-тексте (ШТ): символ </w:t>
       </w:r>
       <w:r>
         <w:rPr>
           <w:rFonts w:ascii="DejaVu Sans" w:eastAsia="DejaVu Sans" w:hAnsi="DejaVu Sans" w:cs="DejaVu Sans"/>
           <w:sz w:val="22"/>
+          <w:lang w:val="ru-RU"/>
         </w:rPr>
         <w:t>'з'</w:t>
       </w:r>
       <w:r>
+        <w:rPr>
+          <w:lang w:val="ru-RU"/>
+        </w:rPr>
         <w:t xml:space="preserve"> (21 вхождение, </w:t>
       </w:r>
       <m:oMath>
@@ -5893,6 +6450,7 @@
               </m:rPr>
               <w:rPr>
                 <w:rFonts w:ascii="Cambria Math" w:hAnsi="Cambria Math"/>
+                <w:lang w:val="ru-RU"/>
               </w:rPr>
               <m:t>=0.125</m:t>
             </m:r>
@@ -5900,16 +6458,23 @@
         </m:box>
       </m:oMath>
       <w:r>
+        <w:rPr>
+          <w:lang w:val="ru-RU"/>
+        </w:rPr>
         <w:t xml:space="preserve">), символ </w:t>
       </w:r>
       <w:r>
         <w:rPr>
           <w:rFonts w:ascii="DejaVu Sans" w:eastAsia="DejaVu Sans" w:hAnsi="DejaVu Sans" w:cs="DejaVu Sans"/>
           <w:sz w:val="22"/>
+          <w:lang w:val="ru-RU"/>
         </w:rPr>
         <w:t>'м'</w:t>
       </w:r>
       <w:r>
+        <w:rPr>
+          <w:lang w:val="ru-RU"/>
+        </w:rPr>
         <w:t xml:space="preserve"> (13 вхождений, </w:t>
       </w:r>
       <m:oMath>
@@ -5934,6 +6499,7 @@
               </m:rPr>
               <w:rPr>
                 <w:rFonts w:ascii="Cambria Math" w:hAnsi="Cambria Math"/>
+                <w:lang w:val="ru-RU"/>
               </w:rPr>
               <m:t>=0.077</m:t>
             </m:r>
@@ -5941,16 +6507,23 @@
         </m:box>
       </m:oMath>
       <w:r>
+        <w:rPr>
+          <w:lang w:val="ru-RU"/>
+        </w:rPr>
         <w:t xml:space="preserve">), символ </w:t>
       </w:r>
       <w:r>
         <w:rPr>
           <w:rFonts w:ascii="DejaVu Sans" w:eastAsia="DejaVu Sans" w:hAnsi="DejaVu Sans" w:cs="DejaVu Sans"/>
           <w:sz w:val="22"/>
+          <w:lang w:val="ru-RU"/>
         </w:rPr>
         <w:t>'н'</w:t>
       </w:r>
       <w:r>
+        <w:rPr>
+          <w:lang w:val="ru-RU"/>
+        </w:rPr>
         <w:t xml:space="preserve"> (11 вхождений, </w:t>
       </w:r>
       <m:oMath>
@@ -5975,6 +6548,7 @@
               </m:rPr>
               <w:rPr>
                 <w:rFonts w:ascii="Cambria Math" w:hAnsi="Cambria Math"/>
+                <w:lang w:val="ru-RU"/>
               </w:rPr>
               <m:t>=0.065</m:t>
             </m:r>
@@ -5982,16 +6556,23 @@
         </m:box>
       </m:oMath>
       <w:r>
+        <w:rPr>
+          <w:lang w:val="ru-RU"/>
+        </w:rPr>
         <w:t xml:space="preserve">), символ </w:t>
       </w:r>
       <w:r>
         <w:rPr>
           <w:rFonts w:ascii="DejaVu Sans" w:eastAsia="DejaVu Sans" w:hAnsi="DejaVu Sans" w:cs="DejaVu Sans"/>
           <w:sz w:val="22"/>
+          <w:lang w:val="ru-RU"/>
         </w:rPr>
         <w:t>'г'</w:t>
       </w:r>
       <w:r>
+        <w:rPr>
+          <w:lang w:val="ru-RU"/>
+        </w:rPr>
         <w:t xml:space="preserve"> (10 вхождений, </w:t>
       </w:r>
       <m:oMath>
@@ -6016,6 +6597,7 @@
               </m:rPr>
               <w:rPr>
                 <w:rFonts w:ascii="Cambria Math" w:hAnsi="Cambria Math"/>
+                <w:lang w:val="ru-RU"/>
               </w:rPr>
               <m:t>=0.060</m:t>
             </m:r>
@@ -6023,16 +6605,23 @@
         </m:box>
       </m:oMath>
       <w:r>
+        <w:rPr>
+          <w:lang w:val="ru-RU"/>
+        </w:rPr>
         <w:t xml:space="preserve">), символ </w:t>
       </w:r>
       <w:r>
         <w:rPr>
           <w:rFonts w:ascii="DejaVu Sans" w:eastAsia="DejaVu Sans" w:hAnsi="DejaVu Sans" w:cs="DejaVu Sans"/>
           <w:sz w:val="22"/>
+          <w:lang w:val="ru-RU"/>
         </w:rPr>
         <w:t>'щ'</w:t>
       </w:r>
       <w:r>
+        <w:rPr>
+          <w:lang w:val="ru-RU"/>
+        </w:rPr>
         <w:t xml:space="preserve"> (10 вхождений, </w:t>
       </w:r>
       <m:oMath>
@@ -6057,6 +6646,7 @@
               </m:rPr>
               <w:rPr>
                 <w:rFonts w:ascii="Cambria Math" w:hAnsi="Cambria Math"/>
+                <w:lang w:val="ru-RU"/>
               </w:rPr>
               <m:t>=0.060</m:t>
             </m:r>
@@ -6064,16 +6654,23 @@
         </m:box>
       </m:oMath>
       <w:r>
+        <w:rPr>
+          <w:lang w:val="ru-RU"/>
+        </w:rPr>
         <w:t xml:space="preserve">), символ </w:t>
       </w:r>
       <w:r>
         <w:rPr>
           <w:rFonts w:ascii="DejaVu Sans" w:eastAsia="DejaVu Sans" w:hAnsi="DejaVu Sans" w:cs="DejaVu Sans"/>
           <w:sz w:val="22"/>
+          <w:lang w:val="ru-RU"/>
         </w:rPr>
         <w:t>'ф'</w:t>
       </w:r>
       <w:r>
+        <w:rPr>
+          <w:lang w:val="ru-RU"/>
+        </w:rPr>
         <w:t xml:space="preserve"> (9 вхождений, </w:t>
       </w:r>
       <m:oMath>
@@ -6098,6 +6695,7 @@
               </m:rPr>
               <w:rPr>
                 <w:rFonts w:ascii="Cambria Math" w:hAnsi="Cambria Math"/>
+                <w:lang w:val="ru-RU"/>
               </w:rPr>
               <m:t>=0.054</m:t>
             </m:r>
@@ -6105,6 +6703,9 @@
         </m:box>
       </m:oMath>
       <w:r>
+        <w:rPr>
+          <w:lang w:val="ru-RU"/>
+        </w:rPr>
         <w:t>).</w:t>
       </w:r>
     </w:p>
@@ -6112,18 +6713,28 @@
       <w:pPr>
         <w:ind w:left="425" w:firstLine="0"/>
         <w:jc w:val="both"/>
-      </w:pPr>
-      <w:r>
+        <w:rPr>
+          <w:lang w:val="ru-RU"/>
+        </w:rPr>
+      </w:pPr>
+      <w:r>
+        <w:rPr>
+          <w:lang w:val="ru-RU"/>
+        </w:rPr>
         <w:t xml:space="preserve">• В естественном русском языке (Таблица 3 методических указаний): символ </w:t>
       </w:r>
       <w:r>
         <w:rPr>
           <w:rFonts w:ascii="DejaVu Sans" w:eastAsia="DejaVu Sans" w:hAnsi="DejaVu Sans" w:cs="DejaVu Sans"/>
           <w:sz w:val="22"/>
+          <w:lang w:val="ru-RU"/>
         </w:rPr>
         <w:t>'о'</w:t>
       </w:r>
       <w:r>
+        <w:rPr>
+          <w:lang w:val="ru-RU"/>
+        </w:rPr>
         <w:t xml:space="preserve"> (</w:t>
       </w:r>
       <m:oMath>
@@ -6148,6 +6759,7 @@
               </m:rPr>
               <w:rPr>
                 <w:rFonts w:ascii="Cambria Math" w:hAnsi="Cambria Math"/>
+                <w:lang w:val="ru-RU"/>
               </w:rPr>
               <m:t>=0.090</m:t>
             </m:r>
@@ -6155,16 +6767,23 @@
         </m:box>
       </m:oMath>
       <w:r>
+        <w:rPr>
+          <w:lang w:val="ru-RU"/>
+        </w:rPr>
         <w:t xml:space="preserve">), символ </w:t>
       </w:r>
       <w:r>
         <w:rPr>
           <w:rFonts w:ascii="DejaVu Sans" w:eastAsia="DejaVu Sans" w:hAnsi="DejaVu Sans" w:cs="DejaVu Sans"/>
           <w:sz w:val="22"/>
+          <w:lang w:val="ru-RU"/>
         </w:rPr>
         <w:t>'е'</w:t>
       </w:r>
       <w:r>
+        <w:rPr>
+          <w:lang w:val="ru-RU"/>
+        </w:rPr>
         <w:t xml:space="preserve"> (</w:t>
       </w:r>
       <m:oMath>
@@ -6189,6 +6808,7 @@
               </m:rPr>
               <w:rPr>
                 <w:rFonts w:ascii="Cambria Math" w:hAnsi="Cambria Math"/>
+                <w:lang w:val="ru-RU"/>
               </w:rPr>
               <m:t>=0.072</m:t>
             </m:r>
@@ -6196,16 +6816,23 @@
         </m:box>
       </m:oMath>
       <w:r>
+        <w:rPr>
+          <w:lang w:val="ru-RU"/>
+        </w:rPr>
         <w:t xml:space="preserve">), символ </w:t>
       </w:r>
       <w:r>
         <w:rPr>
           <w:rFonts w:ascii="DejaVu Sans" w:eastAsia="DejaVu Sans" w:hAnsi="DejaVu Sans" w:cs="DejaVu Sans"/>
           <w:sz w:val="22"/>
+          <w:lang w:val="ru-RU"/>
         </w:rPr>
         <w:t>'а'</w:t>
       </w:r>
       <w:r>
+        <w:rPr>
+          <w:lang w:val="ru-RU"/>
+        </w:rPr>
         <w:t xml:space="preserve"> (</w:t>
       </w:r>
       <m:oMath>
@@ -6230,6 +6857,7 @@
               </m:rPr>
               <w:rPr>
                 <w:rFonts w:ascii="Cambria Math" w:hAnsi="Cambria Math"/>
+                <w:lang w:val="ru-RU"/>
               </w:rPr>
               <m:t>=0.062</m:t>
             </m:r>
@@ -6237,16 +6865,23 @@
         </m:box>
       </m:oMath>
       <w:r>
+        <w:rPr>
+          <w:lang w:val="ru-RU"/>
+        </w:rPr>
         <w:t xml:space="preserve">), символ </w:t>
       </w:r>
       <w:r>
         <w:rPr>
           <w:rFonts w:ascii="DejaVu Sans" w:eastAsia="DejaVu Sans" w:hAnsi="DejaVu Sans" w:cs="DejaVu Sans"/>
           <w:sz w:val="22"/>
+          <w:lang w:val="ru-RU"/>
         </w:rPr>
         <w:t>'и'</w:t>
       </w:r>
       <w:r>
+        <w:rPr>
+          <w:lang w:val="ru-RU"/>
+        </w:rPr>
         <w:t xml:space="preserve"> (</w:t>
       </w:r>
       <m:oMath>
@@ -6271,6 +6906,7 @@
               </m:rPr>
               <w:rPr>
                 <w:rFonts w:ascii="Cambria Math" w:hAnsi="Cambria Math"/>
+                <w:lang w:val="ru-RU"/>
               </w:rPr>
               <m:t>=0.062</m:t>
             </m:r>
@@ -6278,16 +6914,23 @@
         </m:box>
       </m:oMath>
       <w:r>
+        <w:rPr>
+          <w:lang w:val="ru-RU"/>
+        </w:rPr>
         <w:t xml:space="preserve">), символ </w:t>
       </w:r>
       <w:r>
         <w:rPr>
           <w:rFonts w:ascii="DejaVu Sans" w:eastAsia="DejaVu Sans" w:hAnsi="DejaVu Sans" w:cs="DejaVu Sans"/>
           <w:sz w:val="22"/>
+          <w:lang w:val="ru-RU"/>
         </w:rPr>
         <w:t>'т'</w:t>
       </w:r>
       <w:r>
+        <w:rPr>
+          <w:lang w:val="ru-RU"/>
+        </w:rPr>
         <w:t xml:space="preserve"> (</w:t>
       </w:r>
       <m:oMath>
@@ -6312,6 +6955,7 @@
               </m:rPr>
               <w:rPr>
                 <w:rFonts w:ascii="Cambria Math" w:hAnsi="Cambria Math"/>
+                <w:lang w:val="ru-RU"/>
               </w:rPr>
               <m:t>=0.053</m:t>
             </m:r>
@@ -6319,16 +6963,23 @@
         </m:box>
       </m:oMath>
       <w:r>
+        <w:rPr>
+          <w:lang w:val="ru-RU"/>
+        </w:rPr>
         <w:t xml:space="preserve">), символ </w:t>
       </w:r>
       <w:r>
         <w:rPr>
           <w:rFonts w:ascii="DejaVu Sans" w:eastAsia="DejaVu Sans" w:hAnsi="DejaVu Sans" w:cs="DejaVu Sans"/>
           <w:sz w:val="22"/>
+          <w:lang w:val="ru-RU"/>
         </w:rPr>
         <w:t>'н'</w:t>
       </w:r>
       <w:r>
+        <w:rPr>
+          <w:lang w:val="ru-RU"/>
+        </w:rPr>
         <w:t xml:space="preserve"> (</w:t>
       </w:r>
       <m:oMath>
@@ -6353,6 +7004,7 @@
               </m:rPr>
               <w:rPr>
                 <w:rFonts w:ascii="Cambria Math" w:hAnsi="Cambria Math"/>
+                <w:lang w:val="ru-RU"/>
               </w:rPr>
               <m:t>=0.053</m:t>
             </m:r>
@@ -6360,16 +7012,23 @@
         </m:box>
       </m:oMath>
       <w:r>
+        <w:rPr>
+          <w:lang w:val="ru-RU"/>
+        </w:rPr>
         <w:t>).</w:t>
       </w:r>
     </w:p>
     <w:p>
       <w:pPr>
         <w:jc w:val="both"/>
+        <w:rPr>
+          <w:lang w:val="ru-RU"/>
+        </w:rPr>
       </w:pPr>
       <w:r>
         <w:rPr>
           <w:b/>
+          <w:lang w:val="ru-RU"/>
         </w:rPr>
         <w:t>Системы уравнений:</w:t>
       </w:r>
@@ -6377,8 +7036,14 @@
     <w:p>
       <w:pPr>
         <w:jc w:val="both"/>
-      </w:pPr>
-      <w:r>
+        <w:rPr>
+          <w:lang w:val="ru-RU"/>
+        </w:rPr>
+      </w:pPr>
+      <w:r>
+        <w:rPr>
+          <w:lang w:val="ru-RU"/>
+        </w:rPr>
         <w:t>На основе частотного анализа выдвигаются гипотезы о взаимно однозначном соответствии пар наиболее частых букв открытого текста и шифр-текста. Преобразование шифрования порождает систему из двух линейных сравнений:</w:t>
       </w:r>
     </w:p>
@@ -6387,6 +7052,9 @@
         <w:spacing w:before="120" w:after="120"/>
         <w:ind w:firstLine="0"/>
         <w:jc w:val="center"/>
+        <w:rPr>
+          <w:lang w:val="ru-RU"/>
+        </w:rPr>
       </w:pPr>
       <m:oMathPara>
         <m:oMath>
@@ -6461,6 +7129,7 @@
                                       </m:rPr>
                                       <w:rPr>
                                         <w:rFonts w:ascii="Cambria Math" w:hAnsi="Cambria Math"/>
+                                        <w:lang w:val="ru-RU"/>
                                       </w:rPr>
                                       <m:t>(</m:t>
                                     </m:r>
@@ -6487,6 +7156,7 @@
                                           </m:rPr>
                                           <w:rPr>
                                             <w:rFonts w:ascii="Cambria Math" w:hAnsi="Cambria Math"/>
+                                            <w:lang w:val="ru-RU"/>
                                           </w:rPr>
                                           <m:t>1</m:t>
                                         </m:r>
@@ -6498,6 +7168,7 @@
                                       </m:rPr>
                                       <w:rPr>
                                         <w:rFonts w:ascii="Cambria Math" w:hAnsi="Cambria Math"/>
+                                        <w:lang w:val="ru-RU"/>
                                       </w:rPr>
                                       <m:t>·</m:t>
                                     </m:r>
@@ -6513,6 +7184,7 @@
                                       </m:rPr>
                                       <w:rPr>
                                         <w:rFonts w:ascii="Cambria Math" w:hAnsi="Cambria Math"/>
+                                        <w:lang w:val="ru-RU"/>
                                       </w:rPr>
                                       <m:t>+</m:t>
                                     </m:r>
@@ -6528,6 +7200,7 @@
                                       </m:rPr>
                                       <w:rPr>
                                         <w:rFonts w:ascii="Cambria Math" w:hAnsi="Cambria Math"/>
+                                        <w:lang w:val="ru-RU"/>
                                       </w:rPr>
                                       <m:t>)≡</m:t>
                                     </m:r>
@@ -6554,6 +7227,7 @@
                                           </m:rPr>
                                           <w:rPr>
                                             <w:rFonts w:ascii="Cambria Math" w:hAnsi="Cambria Math"/>
+                                            <w:lang w:val="ru-RU"/>
                                           </w:rPr>
                                           <m:t>1</m:t>
                                         </m:r>
@@ -6629,6 +7303,7 @@
                                       </m:rPr>
                                       <w:rPr>
                                         <w:rFonts w:ascii="Cambria Math" w:hAnsi="Cambria Math"/>
+                                        <w:lang w:val="ru-RU"/>
                                       </w:rPr>
                                       <m:t>(</m:t>
                                     </m:r>
@@ -6655,6 +7330,7 @@
                                           </m:rPr>
                                           <w:rPr>
                                             <w:rFonts w:ascii="Cambria Math" w:hAnsi="Cambria Math"/>
+                                            <w:lang w:val="ru-RU"/>
                                           </w:rPr>
                                           <m:t>2</m:t>
                                         </m:r>
@@ -6666,6 +7342,7 @@
                                       </m:rPr>
                                       <w:rPr>
                                         <w:rFonts w:ascii="Cambria Math" w:hAnsi="Cambria Math"/>
+                                        <w:lang w:val="ru-RU"/>
                                       </w:rPr>
                                       <m:t>·</m:t>
                                     </m:r>
@@ -6681,6 +7358,7 @@
                                       </m:rPr>
                                       <w:rPr>
                                         <w:rFonts w:ascii="Cambria Math" w:hAnsi="Cambria Math"/>
+                                        <w:lang w:val="ru-RU"/>
                                       </w:rPr>
                                       <m:t>+</m:t>
                                     </m:r>
@@ -6696,6 +7374,7 @@
                                       </m:rPr>
                                       <w:rPr>
                                         <w:rFonts w:ascii="Cambria Math" w:hAnsi="Cambria Math"/>
+                                        <w:lang w:val="ru-RU"/>
                                       </w:rPr>
                                       <m:t>)≡</m:t>
                                     </m:r>
@@ -6722,6 +7401,7 @@
                                           </m:rPr>
                                           <w:rPr>
                                             <w:rFonts w:ascii="Cambria Math" w:hAnsi="Cambria Math"/>
+                                            <w:lang w:val="ru-RU"/>
                                           </w:rPr>
                                           <m:t>2</m:t>
                                         </m:r>
@@ -6795,49 +7475,70 @@
     <w:p>
       <w:pPr>
         <w:jc w:val="both"/>
-      </w:pPr>
-      <w:r>
-        <w:lastRenderedPageBreak/>
+        <w:rPr>
+          <w:lang w:val="ru-RU"/>
+        </w:rPr>
+      </w:pPr>
+      <w:r>
+        <w:rPr>
+          <w:lang w:val="ru-RU"/>
+        </w:rPr>
         <w:t xml:space="preserve">Рассмотрим основную рабочую гипотезу, согласно которой наиболее частая буква русского языка </w:t>
       </w:r>
       <w:r>
         <w:rPr>
           <w:rFonts w:ascii="DejaVu Sans" w:eastAsia="DejaVu Sans" w:hAnsi="DejaVu Sans" w:cs="DejaVu Sans"/>
           <w:sz w:val="22"/>
+          <w:lang w:val="ru-RU"/>
         </w:rPr>
         <w:t>'о'</w:t>
       </w:r>
       <w:r>
+        <w:rPr>
+          <w:lang w:val="ru-RU"/>
+        </w:rPr>
         <w:t xml:space="preserve"> перешла в наиболее частую букву шифр-текста </w:t>
       </w:r>
       <w:r>
         <w:rPr>
           <w:rFonts w:ascii="DejaVu Sans" w:eastAsia="DejaVu Sans" w:hAnsi="DejaVu Sans" w:cs="DejaVu Sans"/>
           <w:sz w:val="22"/>
+          <w:lang w:val="ru-RU"/>
         </w:rPr>
         <w:t>'з'</w:t>
       </w:r>
       <w:r>
+        <w:rPr>
+          <w:lang w:val="ru-RU"/>
+        </w:rPr>
         <w:t xml:space="preserve">, а вторая по частоте буква </w:t>
       </w:r>
       <w:r>
         <w:rPr>
           <w:rFonts w:ascii="DejaVu Sans" w:eastAsia="DejaVu Sans" w:hAnsi="DejaVu Sans" w:cs="DejaVu Sans"/>
           <w:sz w:val="22"/>
+          <w:lang w:val="ru-RU"/>
         </w:rPr>
         <w:t>'е'</w:t>
       </w:r>
       <w:r>
+        <w:rPr>
+          <w:lang w:val="ru-RU"/>
+        </w:rPr>
         <w:t xml:space="preserve"> – в букву </w:t>
       </w:r>
       <w:r>
         <w:rPr>
           <w:rFonts w:ascii="DejaVu Sans" w:eastAsia="DejaVu Sans" w:hAnsi="DejaVu Sans" w:cs="DejaVu Sans"/>
           <w:sz w:val="22"/>
+          <w:lang w:val="ru-RU"/>
         </w:rPr>
         <w:t>'м'</w:t>
       </w:r>
       <w:r>
+        <w:rPr>
+          <w:lang w:val="ru-RU"/>
+        </w:rPr>
         <w:t>:</w:t>
       </w:r>
     </w:p>
@@ -6846,6 +7547,9 @@
         <w:spacing w:before="120" w:after="120"/>
         <w:ind w:firstLine="0"/>
         <w:jc w:val="center"/>
+        <w:rPr>
+          <w:lang w:val="ru-RU"/>
+        </w:rPr>
       </w:pPr>
       <m:oMathPara>
         <m:oMath>
@@ -6870,6 +7574,7 @@
                 </m:rPr>
                 <w:rPr>
                   <w:rFonts w:ascii="Cambria Math" w:hAnsi="Cambria Math"/>
+                  <w:lang w:val="ru-RU"/>
                 </w:rPr>
                 <m:t>(</m:t>
               </m:r>
@@ -6877,6 +7582,9 @@
                 <m:rPr>
                   <m:nor/>
                 </m:rPr>
+                <w:rPr>
+                  <w:lang w:val="ru-RU"/>
+                </w:rPr>
                 <m:t>'о'</m:t>
               </m:r>
               <m:r>
@@ -6885,6 +7593,7 @@
                 </m:rPr>
                 <w:rPr>
                   <w:rFonts w:ascii="Cambria Math" w:hAnsi="Cambria Math"/>
+                  <w:lang w:val="ru-RU"/>
                 </w:rPr>
                 <m:t>)=</m:t>
               </m:r>
@@ -6892,6 +7601,9 @@
                 <m:rPr>
                   <m:nor/>
                 </m:rPr>
+                <w:rPr>
+                  <w:lang w:val="ru-RU"/>
+                </w:rPr>
                 <m:t>'з'</m:t>
               </m:r>
               <m:r>
@@ -6900,6 +7612,7 @@
                 </m:rPr>
                 <w:rPr>
                   <w:rFonts w:ascii="Cambria Math" w:hAnsi="Cambria Math"/>
+                  <w:lang w:val="ru-RU"/>
                 </w:rPr>
                 <m:t>,</m:t>
               </m:r>
@@ -6921,6 +7634,7 @@
                 </m:rPr>
                 <w:rPr>
                   <w:rFonts w:ascii="Cambria Math" w:hAnsi="Cambria Math"/>
+                  <w:lang w:val="ru-RU"/>
                 </w:rPr>
                 <m:t>(</m:t>
               </m:r>
@@ -6928,6 +7642,9 @@
                 <m:rPr>
                   <m:nor/>
                 </m:rPr>
+                <w:rPr>
+                  <w:lang w:val="ru-RU"/>
+                </w:rPr>
                 <m:t>'е'</m:t>
               </m:r>
               <m:r>
@@ -6936,6 +7653,7 @@
                 </m:rPr>
                 <w:rPr>
                   <w:rFonts w:ascii="Cambria Math" w:hAnsi="Cambria Math"/>
+                  <w:lang w:val="ru-RU"/>
                 </w:rPr>
                 <m:t>)=</m:t>
               </m:r>
@@ -6943,6 +7661,9 @@
                 <m:rPr>
                   <m:nor/>
                 </m:rPr>
+                <w:rPr>
+                  <w:lang w:val="ru-RU"/>
+                </w:rPr>
                 <m:t>'м'</m:t>
               </m:r>
             </m:e>
@@ -6953,8 +7674,15 @@
     <w:p>
       <w:pPr>
         <w:jc w:val="both"/>
-      </w:pPr>
-      <w:r>
+        <w:rPr>
+          <w:lang w:val="ru-RU"/>
+        </w:rPr>
+      </w:pPr>
+      <w:r>
+        <w:rPr>
+          <w:lang w:val="ru-RU"/>
+        </w:rPr>
+        <w:lastRenderedPageBreak/>
         <w:t xml:space="preserve">По таблице кодировки символов находим числовые индексы: </w:t>
       </w:r>
       <m:oMath>
@@ -6990,6 +7718,7 @@
                   </m:rPr>
                   <w:rPr>
                     <w:rFonts w:ascii="Cambria Math" w:hAnsi="Cambria Math"/>
+                    <w:lang w:val="ru-RU"/>
                   </w:rPr>
                   <m:t>1</m:t>
                 </m:r>
@@ -7001,6 +7730,7 @@
               </m:rPr>
               <w:rPr>
                 <w:rFonts w:ascii="Cambria Math" w:hAnsi="Cambria Math"/>
+                <w:lang w:val="ru-RU"/>
               </w:rPr>
               <m:t>=</m:t>
             </m:r>
@@ -7016,6 +7746,7 @@
               </m:rPr>
               <w:rPr>
                 <w:rFonts w:ascii="Cambria Math" w:hAnsi="Cambria Math"/>
+                <w:lang w:val="ru-RU"/>
               </w:rPr>
               <m:t>(</m:t>
             </m:r>
@@ -7023,6 +7754,9 @@
               <m:rPr>
                 <m:nor/>
               </m:rPr>
+              <w:rPr>
+                <w:lang w:val="ru-RU"/>
+              </w:rPr>
               <m:t>'о'</m:t>
             </m:r>
             <m:r>
@@ -7031,6 +7765,7 @@
               </m:rPr>
               <w:rPr>
                 <w:rFonts w:ascii="Cambria Math" w:hAnsi="Cambria Math"/>
+                <w:lang w:val="ru-RU"/>
               </w:rPr>
               <m:t>)=14</m:t>
             </m:r>
@@ -7038,6 +7773,9 @@
         </m:box>
       </m:oMath>
       <w:r>
+        <w:rPr>
+          <w:lang w:val="ru-RU"/>
+        </w:rPr>
         <w:t xml:space="preserve">, </w:t>
       </w:r>
       <m:oMath>
@@ -7073,6 +7811,7 @@
                   </m:rPr>
                   <w:rPr>
                     <w:rFonts w:ascii="Cambria Math" w:hAnsi="Cambria Math"/>
+                    <w:lang w:val="ru-RU"/>
                   </w:rPr>
                   <m:t>1</m:t>
                 </m:r>
@@ -7084,6 +7823,7 @@
               </m:rPr>
               <w:rPr>
                 <w:rFonts w:ascii="Cambria Math" w:hAnsi="Cambria Math"/>
+                <w:lang w:val="ru-RU"/>
               </w:rPr>
               <m:t>=</m:t>
             </m:r>
@@ -7099,6 +7839,7 @@
               </m:rPr>
               <w:rPr>
                 <w:rFonts w:ascii="Cambria Math" w:hAnsi="Cambria Math"/>
+                <w:lang w:val="ru-RU"/>
               </w:rPr>
               <m:t>(</m:t>
             </m:r>
@@ -7106,6 +7847,9 @@
               <m:rPr>
                 <m:nor/>
               </m:rPr>
+              <w:rPr>
+                <w:lang w:val="ru-RU"/>
+              </w:rPr>
               <m:t>'з'</m:t>
             </m:r>
             <m:r>
@@ -7114,6 +7858,7 @@
               </m:rPr>
               <w:rPr>
                 <w:rFonts w:ascii="Cambria Math" w:hAnsi="Cambria Math"/>
+                <w:lang w:val="ru-RU"/>
               </w:rPr>
               <m:t>)=7</m:t>
             </m:r>
@@ -7121,6 +7866,9 @@
         </m:box>
       </m:oMath>
       <w:r>
+        <w:rPr>
+          <w:lang w:val="ru-RU"/>
+        </w:rPr>
         <w:t xml:space="preserve">, </w:t>
       </w:r>
       <m:oMath>
@@ -7156,6 +7904,7 @@
                   </m:rPr>
                   <w:rPr>
                     <w:rFonts w:ascii="Cambria Math" w:hAnsi="Cambria Math"/>
+                    <w:lang w:val="ru-RU"/>
                   </w:rPr>
                   <m:t>2</m:t>
                 </m:r>
@@ -7167,6 +7916,7 @@
               </m:rPr>
               <w:rPr>
                 <w:rFonts w:ascii="Cambria Math" w:hAnsi="Cambria Math"/>
+                <w:lang w:val="ru-RU"/>
               </w:rPr>
               <m:t>=</m:t>
             </m:r>
@@ -7182,6 +7932,7 @@
               </m:rPr>
               <w:rPr>
                 <w:rFonts w:ascii="Cambria Math" w:hAnsi="Cambria Math"/>
+                <w:lang w:val="ru-RU"/>
               </w:rPr>
               <m:t>(</m:t>
             </m:r>
@@ -7189,6 +7940,9 @@
               <m:rPr>
                 <m:nor/>
               </m:rPr>
+              <w:rPr>
+                <w:lang w:val="ru-RU"/>
+              </w:rPr>
               <m:t>'е'</m:t>
             </m:r>
             <m:r>
@@ -7197,6 +7951,7 @@
               </m:rPr>
               <w:rPr>
                 <w:rFonts w:ascii="Cambria Math" w:hAnsi="Cambria Math"/>
+                <w:lang w:val="ru-RU"/>
               </w:rPr>
               <m:t>)=5</m:t>
             </m:r>
@@ -7204,6 +7959,9 @@
         </m:box>
       </m:oMath>
       <w:r>
+        <w:rPr>
+          <w:lang w:val="ru-RU"/>
+        </w:rPr>
         <w:t xml:space="preserve">, </w:t>
       </w:r>
       <m:oMath>
@@ -7239,6 +7997,7 @@
                   </m:rPr>
                   <w:rPr>
                     <w:rFonts w:ascii="Cambria Math" w:hAnsi="Cambria Math"/>
+                    <w:lang w:val="ru-RU"/>
                   </w:rPr>
                   <m:t>2</m:t>
                 </m:r>
@@ -7250,6 +8009,7 @@
               </m:rPr>
               <w:rPr>
                 <w:rFonts w:ascii="Cambria Math" w:hAnsi="Cambria Math"/>
+                <w:lang w:val="ru-RU"/>
               </w:rPr>
               <m:t>=</m:t>
             </m:r>
@@ -7265,6 +8025,7 @@
               </m:rPr>
               <w:rPr>
                 <w:rFonts w:ascii="Cambria Math" w:hAnsi="Cambria Math"/>
+                <w:lang w:val="ru-RU"/>
               </w:rPr>
               <m:t>(</m:t>
             </m:r>
@@ -7272,6 +8033,9 @@
               <m:rPr>
                 <m:nor/>
               </m:rPr>
+              <w:rPr>
+                <w:lang w:val="ru-RU"/>
+              </w:rPr>
               <m:t>'м'</m:t>
             </m:r>
             <m:r>
@@ -7280,6 +8044,7 @@
               </m:rPr>
               <w:rPr>
                 <w:rFonts w:ascii="Cambria Math" w:hAnsi="Cambria Math"/>
+                <w:lang w:val="ru-RU"/>
               </w:rPr>
               <m:t>)=12</m:t>
             </m:r>
@@ -7287,7 +8052,16 @@
         </m:box>
       </m:oMath>
       <w:r>
-        <w:t>. Получаем систему сравнений:</w:t>
+        <w:rPr>
+          <w:lang w:val="ru-RU"/>
+        </w:rPr>
+        <w:t xml:space="preserve">. </w:t>
+      </w:r>
+      <w:r>
+        <w:rPr>
+          <w:lang w:val="ru-RU"/>
+        </w:rPr>
+        <w:t>Получаем систему сравнений:</w:t>
       </w:r>
     </w:p>
     <w:p>
@@ -7295,6 +8069,9 @@
         <w:spacing w:before="120" w:after="120"/>
         <w:ind w:firstLine="0"/>
         <w:jc w:val="center"/>
+        <w:rPr>
+          <w:lang w:val="ru-RU"/>
+        </w:rPr>
       </w:pPr>
       <m:oMathPara>
         <m:oMath>
@@ -7369,6 +8146,7 @@
                                       </m:rPr>
                                       <w:rPr>
                                         <w:rFonts w:ascii="Cambria Math" w:hAnsi="Cambria Math"/>
+                                        <w:lang w:val="ru-RU"/>
                                       </w:rPr>
                                       <m:t>14</m:t>
                                     </m:r>
@@ -7384,6 +8162,7 @@
                                       </m:rPr>
                                       <w:rPr>
                                         <w:rFonts w:ascii="Cambria Math" w:hAnsi="Cambria Math"/>
+                                        <w:lang w:val="ru-RU"/>
                                       </w:rPr>
                                       <m:t>+</m:t>
                                     </m:r>
@@ -7399,6 +8178,7 @@
                                       </m:rPr>
                                       <w:rPr>
                                         <w:rFonts w:ascii="Cambria Math" w:hAnsi="Cambria Math"/>
+                                        <w:lang w:val="ru-RU"/>
                                       </w:rPr>
                                       <m:t>≡7</m:t>
                                     </m:r>
@@ -7456,6 +8236,7 @@
                                                   </m:rPr>
                                                   <w:rPr>
                                                     <w:rFonts w:ascii="Cambria Math" w:hAnsi="Cambria Math"/>
+                                                    <w:lang w:val="ru-RU"/>
                                                   </w:rPr>
                                                   <m:t>32</m:t>
                                                 </m:r>
@@ -7486,6 +8267,7 @@
                                       </m:rPr>
                                       <w:rPr>
                                         <w:rFonts w:ascii="Cambria Math" w:hAnsi="Cambria Math"/>
+                                        <w:lang w:val="ru-RU"/>
                                       </w:rPr>
                                       <m:t>5</m:t>
                                     </m:r>
@@ -7501,6 +8283,7 @@
                                       </m:rPr>
                                       <w:rPr>
                                         <w:rFonts w:ascii="Cambria Math" w:hAnsi="Cambria Math"/>
+                                        <w:lang w:val="ru-RU"/>
                                       </w:rPr>
                                       <m:t>+</m:t>
                                     </m:r>
@@ -7516,6 +8299,7 @@
                                       </m:rPr>
                                       <w:rPr>
                                         <w:rFonts w:ascii="Cambria Math" w:hAnsi="Cambria Math"/>
+                                        <w:lang w:val="ru-RU"/>
                                       </w:rPr>
                                       <m:t>≡12</m:t>
                                     </m:r>
@@ -7573,6 +8357,7 @@
                                                   </m:rPr>
                                                   <w:rPr>
                                                     <w:rFonts w:ascii="Cambria Math" w:hAnsi="Cambria Math"/>
+                                                    <w:lang w:val="ru-RU"/>
                                                   </w:rPr>
                                                   <m:t>32</m:t>
                                                 </m:r>
@@ -7601,8 +8386,14 @@
     <w:p>
       <w:pPr>
         <w:jc w:val="both"/>
-      </w:pPr>
-      <w:r>
+        <w:rPr>
+          <w:lang w:val="ru-RU"/>
+        </w:rPr>
+      </w:pPr>
+      <w:r>
+        <w:rPr>
+          <w:lang w:val="ru-RU"/>
+        </w:rPr>
         <w:t xml:space="preserve">Для демонстрации несовместной системы рассмотрим альтернативную гипотезу </w:t>
       </w:r>
       <m:oMath>
@@ -7627,6 +8418,7 @@
               </m:rPr>
               <w:rPr>
                 <w:rFonts w:ascii="Cambria Math" w:hAnsi="Cambria Math"/>
+                <w:lang w:val="ru-RU"/>
               </w:rPr>
               <m:t>(</m:t>
             </m:r>
@@ -7634,6 +8426,9 @@
               <m:rPr>
                 <m:nor/>
               </m:rPr>
+              <w:rPr>
+                <w:lang w:val="ru-RU"/>
+              </w:rPr>
               <m:t>'д'</m:t>
             </m:r>
             <m:r>
@@ -7642,6 +8437,7 @@
               </m:rPr>
               <w:rPr>
                 <w:rFonts w:ascii="Cambria Math" w:hAnsi="Cambria Math"/>
+                <w:lang w:val="ru-RU"/>
               </w:rPr>
               <m:t>)=</m:t>
             </m:r>
@@ -7649,12 +8445,18 @@
               <m:rPr>
                 <m:nor/>
               </m:rPr>
+              <w:rPr>
+                <w:lang w:val="ru-RU"/>
+              </w:rPr>
               <m:t>'з'</m:t>
             </m:r>
           </m:e>
         </m:box>
       </m:oMath>
       <w:r>
+        <w:rPr>
+          <w:lang w:val="ru-RU"/>
+        </w:rPr>
         <w:t xml:space="preserve"> (</w:t>
       </w:r>
       <m:oMath>
@@ -7690,6 +8492,7 @@
                   </m:rPr>
                   <w:rPr>
                     <w:rFonts w:ascii="Cambria Math" w:hAnsi="Cambria Math"/>
+                    <w:lang w:val="ru-RU"/>
                   </w:rPr>
                   <m:t>1</m:t>
                 </m:r>
@@ -7701,6 +8504,7 @@
               </m:rPr>
               <w:rPr>
                 <w:rFonts w:ascii="Cambria Math" w:hAnsi="Cambria Math"/>
+                <w:lang w:val="ru-RU"/>
               </w:rPr>
               <m:t>=4,</m:t>
             </m:r>
@@ -7727,6 +8531,7 @@
                   </m:rPr>
                   <w:rPr>
                     <w:rFonts w:ascii="Cambria Math" w:hAnsi="Cambria Math"/>
+                    <w:lang w:val="ru-RU"/>
                   </w:rPr>
                   <m:t>1</m:t>
                 </m:r>
@@ -7738,6 +8543,7 @@
               </m:rPr>
               <w:rPr>
                 <w:rFonts w:ascii="Cambria Math" w:hAnsi="Cambria Math"/>
+                <w:lang w:val="ru-RU"/>
               </w:rPr>
               <m:t>=7</m:t>
             </m:r>
@@ -7745,6 +8551,9 @@
         </m:box>
       </m:oMath>
       <w:r>
+        <w:rPr>
+          <w:lang w:val="ru-RU"/>
+        </w:rPr>
         <w:t xml:space="preserve">) и </w:t>
       </w:r>
       <m:oMath>
@@ -7769,6 +8578,7 @@
               </m:rPr>
               <w:rPr>
                 <w:rFonts w:ascii="Cambria Math" w:hAnsi="Cambria Math"/>
+                <w:lang w:val="ru-RU"/>
               </w:rPr>
               <m:t>(</m:t>
             </m:r>
@@ -7776,6 +8586,9 @@
               <m:rPr>
                 <m:nor/>
               </m:rPr>
+              <w:rPr>
+                <w:lang w:val="ru-RU"/>
+              </w:rPr>
               <m:t>'а'</m:t>
             </m:r>
             <m:r>
@@ -7784,6 +8597,7 @@
               </m:rPr>
               <w:rPr>
                 <w:rFonts w:ascii="Cambria Math" w:hAnsi="Cambria Math"/>
+                <w:lang w:val="ru-RU"/>
               </w:rPr>
               <m:t>)=</m:t>
             </m:r>
@@ -7791,12 +8605,18 @@
               <m:rPr>
                 <m:nor/>
               </m:rPr>
+              <w:rPr>
+                <w:lang w:val="ru-RU"/>
+              </w:rPr>
               <m:t>'м'</m:t>
             </m:r>
           </m:e>
         </m:box>
       </m:oMath>
       <w:r>
+        <w:rPr>
+          <w:lang w:val="ru-RU"/>
+        </w:rPr>
         <w:t xml:space="preserve"> (</w:t>
       </w:r>
       <m:oMath>
@@ -7832,6 +8652,7 @@
                   </m:rPr>
                   <w:rPr>
                     <w:rFonts w:ascii="Cambria Math" w:hAnsi="Cambria Math"/>
+                    <w:lang w:val="ru-RU"/>
                   </w:rPr>
                   <m:t>2</m:t>
                 </m:r>
@@ -7843,6 +8664,7 @@
               </m:rPr>
               <w:rPr>
                 <w:rFonts w:ascii="Cambria Math" w:hAnsi="Cambria Math"/>
+                <w:lang w:val="ru-RU"/>
               </w:rPr>
               <m:t>=0,</m:t>
             </m:r>
@@ -7869,6 +8691,7 @@
                   </m:rPr>
                   <w:rPr>
                     <w:rFonts w:ascii="Cambria Math" w:hAnsi="Cambria Math"/>
+                    <w:lang w:val="ru-RU"/>
                   </w:rPr>
                   <m:t>2</m:t>
                 </m:r>
@@ -7880,6 +8703,7 @@
               </m:rPr>
               <w:rPr>
                 <w:rFonts w:ascii="Cambria Math" w:hAnsi="Cambria Math"/>
+                <w:lang w:val="ru-RU"/>
               </w:rPr>
               <m:t>=12</m:t>
             </m:r>
@@ -7887,6 +8711,9 @@
         </m:box>
       </m:oMath>
       <w:r>
+        <w:rPr>
+          <w:lang w:val="ru-RU"/>
+        </w:rPr>
         <w:t>):</w:t>
       </w:r>
     </w:p>
@@ -7895,6 +8722,9 @@
         <w:spacing w:before="120" w:after="120"/>
         <w:ind w:firstLine="0"/>
         <w:jc w:val="center"/>
+        <w:rPr>
+          <w:lang w:val="ru-RU"/>
+        </w:rPr>
       </w:pPr>
       <m:oMathPara>
         <m:oMath>
@@ -7969,6 +8799,7 @@
                                       </m:rPr>
                                       <w:rPr>
                                         <w:rFonts w:ascii="Cambria Math" w:hAnsi="Cambria Math"/>
+                                        <w:lang w:val="ru-RU"/>
                                       </w:rPr>
                                       <m:t>4</m:t>
                                     </m:r>
@@ -7984,6 +8815,7 @@
                                       </m:rPr>
                                       <w:rPr>
                                         <w:rFonts w:ascii="Cambria Math" w:hAnsi="Cambria Math"/>
+                                        <w:lang w:val="ru-RU"/>
                                       </w:rPr>
                                       <m:t>+</m:t>
                                     </m:r>
@@ -7999,6 +8831,7 @@
                                       </m:rPr>
                                       <w:rPr>
                                         <w:rFonts w:ascii="Cambria Math" w:hAnsi="Cambria Math"/>
+                                        <w:lang w:val="ru-RU"/>
                                       </w:rPr>
                                       <m:t>≡7</m:t>
                                     </m:r>
@@ -8056,6 +8889,7 @@
                                                   </m:rPr>
                                                   <w:rPr>
                                                     <w:rFonts w:ascii="Cambria Math" w:hAnsi="Cambria Math"/>
+                                                    <w:lang w:val="ru-RU"/>
                                                   </w:rPr>
                                                   <m:t>32</m:t>
                                                 </m:r>
@@ -8086,6 +8920,7 @@
                                       </m:rPr>
                                       <w:rPr>
                                         <w:rFonts w:ascii="Cambria Math" w:hAnsi="Cambria Math"/>
+                                        <w:lang w:val="ru-RU"/>
                                       </w:rPr>
                                       <m:t>0</m:t>
                                     </m:r>
@@ -8101,6 +8936,7 @@
                                       </m:rPr>
                                       <w:rPr>
                                         <w:rFonts w:ascii="Cambria Math" w:hAnsi="Cambria Math"/>
+                                        <w:lang w:val="ru-RU"/>
                                       </w:rPr>
                                       <m:t>+</m:t>
                                     </m:r>
@@ -8116,6 +8952,7 @@
                                       </m:rPr>
                                       <w:rPr>
                                         <w:rFonts w:ascii="Cambria Math" w:hAnsi="Cambria Math"/>
+                                        <w:lang w:val="ru-RU"/>
                                       </w:rPr>
                                       <m:t>≡12</m:t>
                                     </m:r>
@@ -8173,6 +9010,7 @@
                                                   </m:rPr>
                                                   <w:rPr>
                                                     <w:rFonts w:ascii="Cambria Math" w:hAnsi="Cambria Math"/>
+                                                    <w:lang w:val="ru-RU"/>
                                                   </w:rPr>
                                                   <m:t>32</m:t>
                                                 </m:r>
@@ -8201,10 +9039,14 @@
     <w:p>
       <w:pPr>
         <w:jc w:val="both"/>
+        <w:rPr>
+          <w:lang w:val="ru-RU"/>
+        </w:rPr>
       </w:pPr>
       <w:r>
         <w:rPr>
           <w:b/>
+          <w:lang w:val="ru-RU"/>
         </w:rPr>
         <w:t>Решения систем уравнений:</w:t>
       </w:r>
@@ -8213,8 +9055,14 @@
       <w:pPr>
         <w:ind w:left="425" w:firstLine="0"/>
         <w:jc w:val="both"/>
-      </w:pPr>
-      <w:r>
+        <w:rPr>
+          <w:lang w:val="ru-RU"/>
+        </w:rPr>
+      </w:pPr>
+      <w:r>
+        <w:rPr>
+          <w:lang w:val="ru-RU"/>
+        </w:rPr>
         <w:t xml:space="preserve">1. Решение системы для истинной гипотезы </w:t>
       </w:r>
       <m:oMath>
@@ -8239,6 +9087,7 @@
               </m:rPr>
               <w:rPr>
                 <w:rFonts w:ascii="Cambria Math" w:hAnsi="Cambria Math"/>
+                <w:lang w:val="ru-RU"/>
               </w:rPr>
               <m:t>(</m:t>
             </m:r>
@@ -8246,6 +9095,9 @@
               <m:rPr>
                 <m:nor/>
               </m:rPr>
+              <w:rPr>
+                <w:lang w:val="ru-RU"/>
+              </w:rPr>
               <m:t>'о'</m:t>
             </m:r>
             <m:r>
@@ -8254,6 +9106,7 @@
               </m:rPr>
               <w:rPr>
                 <w:rFonts w:ascii="Cambria Math" w:hAnsi="Cambria Math"/>
+                <w:lang w:val="ru-RU"/>
               </w:rPr>
               <m:t>)=</m:t>
             </m:r>
@@ -8261,12 +9114,18 @@
               <m:rPr>
                 <m:nor/>
               </m:rPr>
+              <w:rPr>
+                <w:lang w:val="ru-RU"/>
+              </w:rPr>
               <m:t>'з'</m:t>
             </m:r>
           </m:e>
         </m:box>
       </m:oMath>
       <w:r>
+        <w:rPr>
+          <w:lang w:val="ru-RU"/>
+        </w:rPr>
         <w:t xml:space="preserve">, </w:t>
       </w:r>
       <m:oMath>
@@ -8291,6 +9150,7 @@
               </m:rPr>
               <w:rPr>
                 <w:rFonts w:ascii="Cambria Math" w:hAnsi="Cambria Math"/>
+                <w:lang w:val="ru-RU"/>
               </w:rPr>
               <m:t>(</m:t>
             </m:r>
@@ -8298,6 +9158,9 @@
               <m:rPr>
                 <m:nor/>
               </m:rPr>
+              <w:rPr>
+                <w:lang w:val="ru-RU"/>
+              </w:rPr>
               <m:t>'е'</m:t>
             </m:r>
             <m:r>
@@ -8306,6 +9169,7 @@
               </m:rPr>
               <w:rPr>
                 <w:rFonts w:ascii="Cambria Math" w:hAnsi="Cambria Math"/>
+                <w:lang w:val="ru-RU"/>
               </w:rPr>
               <m:t>)=</m:t>
             </m:r>
@@ -8313,20 +9177,32 @@
               <m:rPr>
                 <m:nor/>
               </m:rPr>
+              <w:rPr>
+                <w:lang w:val="ru-RU"/>
+              </w:rPr>
               <m:t>'м'</m:t>
             </m:r>
           </m:e>
         </m:box>
       </m:oMath>
       <w:r>
+        <w:rPr>
+          <w:lang w:val="ru-RU"/>
+        </w:rPr>
         <w:t>:</w:t>
       </w:r>
     </w:p>
     <w:p>
       <w:pPr>
         <w:jc w:val="both"/>
-      </w:pPr>
-      <w:r>
+        <w:rPr>
+          <w:lang w:val="ru-RU"/>
+        </w:rPr>
+      </w:pPr>
+      <w:r>
+        <w:rPr>
+          <w:lang w:val="ru-RU"/>
+        </w:rPr>
         <w:t xml:space="preserve">Вычитаем второе сравнение из первого для исключения параметра </w:t>
       </w:r>
       <m:oMath>
@@ -8349,6 +9225,9 @@
         </m:box>
       </m:oMath>
       <w:r>
+        <w:rPr>
+          <w:lang w:val="ru-RU"/>
+        </w:rPr>
         <w:t>:</w:t>
       </w:r>
     </w:p>
@@ -8357,6 +9236,9 @@
         <w:spacing w:before="120" w:after="120"/>
         <w:ind w:firstLine="0"/>
         <w:jc w:val="center"/>
+        <w:rPr>
+          <w:lang w:val="ru-RU"/>
+        </w:rPr>
       </w:pPr>
       <m:oMathPara>
         <m:oMath>
@@ -8375,17 +9257,9 @@
                 </m:rPr>
                 <w:rPr>
                   <w:rFonts w:ascii="Cambria Math" w:hAnsi="Cambria Math"/>
+                  <w:lang w:val="ru-RU"/>
                 </w:rPr>
-                <m:t>(14-5</m:t>
-              </m:r>
-              <m:r>
-                <m:rPr>
-                  <m:sty m:val="p"/>
-                </m:rPr>
-                <w:rPr>
-                  <w:rFonts w:ascii="Cambria Math" w:hAnsi="Cambria Math"/>
-                </w:rPr>
-                <m:t>)</m:t>
+                <m:t>(14-5)</m:t>
               </m:r>
               <m:r>
                 <w:rPr>
@@ -8399,6 +9273,7 @@
                 </m:rPr>
                 <w:rPr>
                   <w:rFonts w:ascii="Cambria Math" w:hAnsi="Cambria Math"/>
+                  <w:lang w:val="ru-RU"/>
                 </w:rPr>
                 <m:t>≡(7-12)</m:t>
               </m:r>
@@ -8456,6 +9331,7 @@
                             </m:rPr>
                             <w:rPr>
                               <w:rFonts w:ascii="Cambria Math" w:hAnsi="Cambria Math"/>
+                              <w:lang w:val="ru-RU"/>
                             </w:rPr>
                             <m:t>32</m:t>
                           </m:r>
@@ -8477,6 +9353,7 @@
                 </m:rPr>
                 <w:rPr>
                   <w:rFonts w:ascii="Cambria Math" w:hAnsi="Cambria Math"/>
+                  <w:lang w:val="ru-RU"/>
                 </w:rPr>
                 <m:t>9</m:t>
               </m:r>
@@ -8492,6 +9369,7 @@
                 </m:rPr>
                 <w:rPr>
                   <w:rFonts w:ascii="Cambria Math" w:hAnsi="Cambria Math"/>
+                  <w:lang w:val="ru-RU"/>
                 </w:rPr>
                 <m:t>≡-5≡27</m:t>
               </m:r>
@@ -8549,6 +9427,7 @@
                             </m:rPr>
                             <w:rPr>
                               <w:rFonts w:ascii="Cambria Math" w:hAnsi="Cambria Math"/>
+                              <w:lang w:val="ru-RU"/>
                             </w:rPr>
                             <m:t>32</m:t>
                           </m:r>
@@ -8566,8 +9445,14 @@
     <w:p>
       <w:pPr>
         <w:jc w:val="both"/>
-      </w:pPr>
-      <w:r>
+        <w:rPr>
+          <w:lang w:val="ru-RU"/>
+        </w:rPr>
+      </w:pPr>
+      <w:r>
+        <w:rPr>
+          <w:lang w:val="ru-RU"/>
+        </w:rPr>
         <w:t xml:space="preserve">Проверяем условие существования и единственности решения: </w:t>
       </w:r>
       <m:oMath>
@@ -8587,12 +9472,25 @@
               <w:rPr>
                 <w:rFonts w:ascii="Cambria Math" w:hAnsi="Cambria Math"/>
               </w:rPr>
-              <m:t>gcd(9,32)=1</m:t>
+              <m:t>gcd</m:t>
+            </m:r>
+            <m:r>
+              <m:rPr>
+                <m:sty m:val="p"/>
+              </m:rPr>
+              <w:rPr>
+                <w:rFonts w:ascii="Cambria Math" w:hAnsi="Cambria Math"/>
+                <w:lang w:val="ru-RU"/>
+              </w:rPr>
+              <m:t>(9,32)=1</m:t>
             </m:r>
           </m:e>
         </m:box>
       </m:oMath>
       <w:r>
+        <w:rPr>
+          <w:lang w:val="ru-RU"/>
+        </w:rPr>
         <w:t xml:space="preserve">. Сравнение имеет единственное решение в кольце </w:t>
       </w:r>
       <m:oMath>
@@ -8620,6 +9518,7 @@
                   </m:rPr>
                   <w:rPr>
                     <w:rFonts w:ascii="Cambria Math" w:hAnsi="Cambria Math"/>
+                    <w:lang w:val="ru-RU"/>
                   </w:rPr>
                   <m:t>Z</m:t>
                 </m:r>
@@ -8640,6 +9539,7 @@
                       </m:rPr>
                       <w:rPr>
                         <w:rFonts w:ascii="Cambria Math" w:hAnsi="Cambria Math"/>
+                        <w:lang w:val="ru-RU"/>
                       </w:rPr>
                       <m:t>32</m:t>
                     </m:r>
@@ -8651,6 +9551,9 @@
         </m:box>
       </m:oMath>
       <w:r>
+        <w:rPr>
+          <w:lang w:val="ru-RU"/>
+        </w:rPr>
         <w:t xml:space="preserve">. Находим мультипликативно обратный элемент </w:t>
       </w:r>
       <m:oMath>
@@ -8678,6 +9581,7 @@
                   </m:rPr>
                   <w:rPr>
                     <w:rFonts w:ascii="Cambria Math" w:hAnsi="Cambria Math"/>
+                    <w:lang w:val="ru-RU"/>
                   </w:rPr>
                   <m:t>9</m:t>
                 </m:r>
@@ -8698,6 +9602,7 @@
                       </m:rPr>
                       <w:rPr>
                         <w:rFonts w:ascii="Cambria Math" w:hAnsi="Cambria Math"/>
+                        <w:lang w:val="ru-RU"/>
                       </w:rPr>
                       <m:t>-1</m:t>
                     </m:r>
@@ -8759,6 +9664,7 @@
                           </m:rPr>
                           <w:rPr>
                             <w:rFonts w:ascii="Cambria Math" w:hAnsi="Cambria Math"/>
+                            <w:lang w:val="ru-RU"/>
                           </w:rPr>
                           <m:t>32</m:t>
                         </m:r>
@@ -8772,6 +9678,9 @@
         </m:box>
       </m:oMath>
       <w:r>
+        <w:rPr>
+          <w:lang w:val="ru-RU"/>
+        </w:rPr>
         <w:t xml:space="preserve"> с помощью расширенного алгоритма Евклида:</w:t>
       </w:r>
     </w:p>
@@ -8902,8 +9811,14 @@
     <w:p>
       <w:pPr>
         <w:jc w:val="both"/>
-      </w:pPr>
-      <w:r>
+        <w:rPr>
+          <w:lang w:val="ru-RU"/>
+        </w:rPr>
+      </w:pPr>
+      <w:r>
+        <w:rPr>
+          <w:lang w:val="ru-RU"/>
+        </w:rPr>
         <w:t xml:space="preserve">Коэффициент Безу при числе 9 равен </w:t>
       </w:r>
       <m:oMath>
@@ -8928,6 +9843,7 @@
               </m:rPr>
               <w:rPr>
                 <w:rFonts w:ascii="Cambria Math" w:hAnsi="Cambria Math"/>
+                <w:lang w:val="ru-RU"/>
               </w:rPr>
               <m:t>=-7</m:t>
             </m:r>
@@ -8935,7 +9851,16 @@
         </m:box>
       </m:oMath>
       <w:r>
-        <w:t>. Приводим его к наименьшему положительному вычету по модулю 32:</w:t>
+        <w:rPr>
+          <w:lang w:val="ru-RU"/>
+        </w:rPr>
+        <w:t xml:space="preserve">. Приводим его к наименьшему положительному вычету по модулю </w:t>
+      </w:r>
+      <w:r>
+        <w:rPr>
+          <w:lang w:val="ru-RU"/>
+        </w:rPr>
+        <w:t>32:</w:t>
       </w:r>
     </w:p>
     <w:p>
@@ -8943,6 +9868,9 @@
         <w:spacing w:before="120" w:after="120"/>
         <w:ind w:firstLine="0"/>
         <w:jc w:val="center"/>
+        <w:rPr>
+          <w:lang w:val="ru-RU"/>
+        </w:rPr>
       </w:pPr>
       <m:oMathPara>
         <m:oMath>
@@ -8970,6 +9898,7 @@
                     </m:rPr>
                     <w:rPr>
                       <w:rFonts w:ascii="Cambria Math" w:hAnsi="Cambria Math"/>
+                      <w:lang w:val="ru-RU"/>
                     </w:rPr>
                     <m:t>9</m:t>
                   </m:r>
@@ -8990,6 +9919,7 @@
                         </m:rPr>
                         <w:rPr>
                           <w:rFonts w:ascii="Cambria Math" w:hAnsi="Cambria Math"/>
+                          <w:lang w:val="ru-RU"/>
                         </w:rPr>
                         <m:t>-1</m:t>
                       </m:r>
@@ -9003,6 +9933,7 @@
                 </m:rPr>
                 <w:rPr>
                   <w:rFonts w:ascii="Cambria Math" w:hAnsi="Cambria Math"/>
+                  <w:lang w:val="ru-RU"/>
                 </w:rPr>
                 <m:t>≡-7≡25</m:t>
               </m:r>
@@ -9060,6 +9991,7 @@
                             </m:rPr>
                             <w:rPr>
                               <w:rFonts w:ascii="Cambria Math" w:hAnsi="Cambria Math"/>
+                              <w:lang w:val="ru-RU"/>
                             </w:rPr>
                             <m:t>32</m:t>
                           </m:r>
@@ -9077,8 +10009,14 @@
     <w:p>
       <w:pPr>
         <w:jc w:val="both"/>
-      </w:pPr>
-      <w:r>
+        <w:rPr>
+          <w:lang w:val="ru-RU"/>
+        </w:rPr>
+      </w:pPr>
+      <w:r>
+        <w:rPr>
+          <w:lang w:val="ru-RU"/>
+        </w:rPr>
         <w:t>Умножаем обе части исходного сравнения на 25:</w:t>
       </w:r>
     </w:p>
@@ -9087,6 +10025,9 @@
         <w:spacing w:before="120" w:after="120"/>
         <w:ind w:firstLine="0"/>
         <w:jc w:val="center"/>
+        <w:rPr>
+          <w:lang w:val="ru-RU"/>
+        </w:rPr>
       </w:pPr>
       <m:oMathPara>
         <m:oMath>
@@ -9111,6 +10052,7 @@
                 </m:rPr>
                 <w:rPr>
                   <w:rFonts w:ascii="Cambria Math" w:hAnsi="Cambria Math"/>
+                  <w:lang w:val="ru-RU"/>
                 </w:rPr>
                 <m:t>≡25·27=675≡27</m:t>
               </m:r>
@@ -9168,6 +10110,7 @@
                             </m:rPr>
                             <w:rPr>
                               <w:rFonts w:ascii="Cambria Math" w:hAnsi="Cambria Math"/>
+                              <w:lang w:val="ru-RU"/>
                             </w:rPr>
                             <m:t>32</m:t>
                           </m:r>
@@ -9185,8 +10128,14 @@
     <w:p>
       <w:pPr>
         <w:jc w:val="both"/>
-      </w:pPr>
-      <w:r>
+        <w:rPr>
+          <w:lang w:val="ru-RU"/>
+        </w:rPr>
+      </w:pPr>
+      <w:r>
+        <w:rPr>
+          <w:lang w:val="ru-RU"/>
+        </w:rPr>
         <w:t xml:space="preserve">Подставляем найденное значение </w:t>
       </w:r>
       <m:oMath>
@@ -9211,6 +10160,7 @@
               </m:rPr>
               <w:rPr>
                 <w:rFonts w:ascii="Cambria Math" w:hAnsi="Cambria Math"/>
+                <w:lang w:val="ru-RU"/>
               </w:rPr>
               <m:t>=27</m:t>
             </m:r>
@@ -9218,6 +10168,9 @@
         </m:box>
       </m:oMath>
       <w:r>
+        <w:rPr>
+          <w:lang w:val="ru-RU"/>
+        </w:rPr>
         <w:t xml:space="preserve"> во второе уравнение системы для определения сдвигового коэффициента </w:t>
       </w:r>
       <m:oMath>
@@ -9240,6 +10193,9 @@
         </m:box>
       </m:oMath>
       <w:r>
+        <w:rPr>
+          <w:lang w:val="ru-RU"/>
+        </w:rPr>
         <w:t>:</w:t>
       </w:r>
     </w:p>
@@ -9248,6 +10204,9 @@
         <w:spacing w:before="120" w:after="120"/>
         <w:ind w:firstLine="0"/>
         <w:jc w:val="center"/>
+        <w:rPr>
+          <w:lang w:val="ru-RU"/>
+        </w:rPr>
       </w:pPr>
       <m:oMathPara>
         <m:oMath>
@@ -9266,6 +10225,7 @@
                 </m:rPr>
                 <w:rPr>
                   <w:rFonts w:ascii="Cambria Math" w:hAnsi="Cambria Math"/>
+                  <w:lang w:val="ru-RU"/>
                 </w:rPr>
                 <m:t>5·27+</m:t>
               </m:r>
@@ -9281,6 +10241,7 @@
                 </m:rPr>
                 <w:rPr>
                   <w:rFonts w:ascii="Cambria Math" w:hAnsi="Cambria Math"/>
+                  <w:lang w:val="ru-RU"/>
                 </w:rPr>
                 <m:t>≡12</m:t>
               </m:r>
@@ -9338,6 +10299,7 @@
                             </m:rPr>
                             <w:rPr>
                               <w:rFonts w:ascii="Cambria Math" w:hAnsi="Cambria Math"/>
+                              <w:lang w:val="ru-RU"/>
                             </w:rPr>
                             <m:t>32</m:t>
                           </m:r>
@@ -9359,6 +10321,7 @@
                 </m:rPr>
                 <w:rPr>
                   <w:rFonts w:ascii="Cambria Math" w:hAnsi="Cambria Math"/>
+                  <w:lang w:val="ru-RU"/>
                 </w:rPr>
                 <m:t>135+</m:t>
               </m:r>
@@ -9374,6 +10337,7 @@
                 </m:rPr>
                 <w:rPr>
                   <w:rFonts w:ascii="Cambria Math" w:hAnsi="Cambria Math"/>
+                  <w:lang w:val="ru-RU"/>
                 </w:rPr>
                 <m:t>≡12</m:t>
               </m:r>
@@ -9431,6 +10395,7 @@
                             </m:rPr>
                             <w:rPr>
                               <w:rFonts w:ascii="Cambria Math" w:hAnsi="Cambria Math"/>
+                              <w:lang w:val="ru-RU"/>
                             </w:rPr>
                             <m:t>32</m:t>
                           </m:r>
@@ -9452,6 +10417,7 @@
                 </m:rPr>
                 <w:rPr>
                   <w:rFonts w:ascii="Cambria Math" w:hAnsi="Cambria Math"/>
+                  <w:lang w:val="ru-RU"/>
                 </w:rPr>
                 <m:t>7+</m:t>
               </m:r>
@@ -9467,6 +10433,7 @@
                 </m:rPr>
                 <w:rPr>
                   <w:rFonts w:ascii="Cambria Math" w:hAnsi="Cambria Math"/>
+                  <w:lang w:val="ru-RU"/>
                 </w:rPr>
                 <m:t>≡12</m:t>
               </m:r>
@@ -9524,6 +10491,7 @@
                             </m:rPr>
                             <w:rPr>
                               <w:rFonts w:ascii="Cambria Math" w:hAnsi="Cambria Math"/>
+                              <w:lang w:val="ru-RU"/>
                             </w:rPr>
                             <m:t>32</m:t>
                           </m:r>
@@ -9537,13 +10505,7 @@
                 <w:rPr>
                   <w:rFonts w:ascii="Cambria Math" w:hAnsi="Cambria Math"/>
                 </w:rPr>
-                <m:t>⟹</m:t>
-              </m:r>
-              <m:r>
-                <w:rPr>
-                  <w:rFonts w:ascii="Cambria Math" w:hAnsi="Cambria Math"/>
-                </w:rPr>
-                <m:t>b</m:t>
+                <m:t>⟹b</m:t>
               </m:r>
               <m:r>
                 <m:rPr>
@@ -9551,6 +10513,7 @@
                 </m:rPr>
                 <w:rPr>
                   <w:rFonts w:ascii="Cambria Math" w:hAnsi="Cambria Math"/>
+                  <w:lang w:val="ru-RU"/>
                 </w:rPr>
                 <m:t>≡5</m:t>
               </m:r>
@@ -9608,6 +10571,7 @@
                             </m:rPr>
                             <w:rPr>
                               <w:rFonts w:ascii="Cambria Math" w:hAnsi="Cambria Math"/>
+                              <w:lang w:val="ru-RU"/>
                             </w:rPr>
                             <m:t>32</m:t>
                           </m:r>
@@ -9625,10 +10589,14 @@
     <w:p>
       <w:pPr>
         <w:jc w:val="both"/>
+        <w:rPr>
+          <w:lang w:val="ru-RU"/>
+        </w:rPr>
       </w:pPr>
       <w:r>
         <w:rPr>
           <w:i/>
+          <w:lang w:val="ru-RU"/>
         </w:rPr>
         <w:t xml:space="preserve">(Подстановка в первое уравнение системы: </w:t>
       </w:r>
@@ -9648,6 +10616,7 @@
               </m:rPr>
               <w:rPr>
                 <w:rFonts w:ascii="Cambria Math" w:hAnsi="Cambria Math"/>
+                <w:lang w:val="ru-RU"/>
               </w:rPr>
               <m:t>14·27+</m:t>
             </m:r>
@@ -9663,6 +10632,7 @@
               </m:rPr>
               <w:rPr>
                 <w:rFonts w:ascii="Cambria Math" w:hAnsi="Cambria Math"/>
+                <w:lang w:val="ru-RU"/>
               </w:rPr>
               <m:t>≡7</m:t>
             </m:r>
@@ -9720,6 +10690,7 @@
                           </m:rPr>
                           <w:rPr>
                             <w:rFonts w:ascii="Cambria Math" w:hAnsi="Cambria Math"/>
+                            <w:lang w:val="ru-RU"/>
                           </w:rPr>
                           <m:t>32</m:t>
                         </m:r>
@@ -9741,6 +10712,7 @@
               </m:rPr>
               <w:rPr>
                 <w:rFonts w:ascii="Cambria Math" w:hAnsi="Cambria Math"/>
+                <w:lang w:val="ru-RU"/>
               </w:rPr>
               <m:t>378+</m:t>
             </m:r>
@@ -9756,6 +10728,7 @@
               </m:rPr>
               <w:rPr>
                 <w:rFonts w:ascii="Cambria Math" w:hAnsi="Cambria Math"/>
+                <w:lang w:val="ru-RU"/>
               </w:rPr>
               <m:t>≡7</m:t>
             </m:r>
@@ -9813,6 +10786,7 @@
                           </m:rPr>
                           <w:rPr>
                             <w:rFonts w:ascii="Cambria Math" w:hAnsi="Cambria Math"/>
+                            <w:lang w:val="ru-RU"/>
                           </w:rPr>
                           <m:t>32</m:t>
                         </m:r>
@@ -9834,6 +10808,7 @@
               </m:rPr>
               <w:rPr>
                 <w:rFonts w:ascii="Cambria Math" w:hAnsi="Cambria Math"/>
+                <w:lang w:val="ru-RU"/>
               </w:rPr>
               <m:t>26+</m:t>
             </m:r>
@@ -9849,6 +10824,7 @@
               </m:rPr>
               <w:rPr>
                 <w:rFonts w:ascii="Cambria Math" w:hAnsi="Cambria Math"/>
+                <w:lang w:val="ru-RU"/>
               </w:rPr>
               <m:t>≡7</m:t>
             </m:r>
@@ -9906,6 +10882,7 @@
                           </m:rPr>
                           <w:rPr>
                             <w:rFonts w:ascii="Cambria Math" w:hAnsi="Cambria Math"/>
+                            <w:lang w:val="ru-RU"/>
                           </w:rPr>
                           <m:t>32</m:t>
                         </m:r>
@@ -9919,13 +10896,7 @@
               <w:rPr>
                 <w:rFonts w:ascii="Cambria Math" w:hAnsi="Cambria Math"/>
               </w:rPr>
-              <m:t>⟹</m:t>
-            </m:r>
-            <m:r>
-              <w:rPr>
-                <w:rFonts w:ascii="Cambria Math" w:hAnsi="Cambria Math"/>
-              </w:rPr>
-              <m:t>b</m:t>
+              <m:t>⟹b</m:t>
             </m:r>
             <m:r>
               <m:rPr>
@@ -9933,6 +10904,7 @@
               </m:rPr>
               <w:rPr>
                 <w:rFonts w:ascii="Cambria Math" w:hAnsi="Cambria Math"/>
+                <w:lang w:val="ru-RU"/>
               </w:rPr>
               <m:t>≡13</m:t>
             </m:r>
@@ -9990,6 +10962,7 @@
                           </m:rPr>
                           <w:rPr>
                             <w:rFonts w:ascii="Cambria Math" w:hAnsi="Cambria Math"/>
+                            <w:lang w:val="ru-RU"/>
                           </w:rPr>
                           <m:t>32</m:t>
                         </m:r>
@@ -10005,10 +10978,14 @@
       <w:r>
         <w:rPr>
           <w:i/>
+          <w:lang w:val="ru-RU"/>
         </w:rPr>
         <w:t xml:space="preserve"> при проверке соответствия по модулю)</w:t>
       </w:r>
       <w:r>
+        <w:rPr>
+          <w:lang w:val="ru-RU"/>
+        </w:rPr>
         <w:t>.</w:t>
       </w:r>
     </w:p>
@@ -10016,8 +10993,15 @@
       <w:pPr>
         <w:ind w:left="425" w:firstLine="0"/>
         <w:jc w:val="both"/>
-      </w:pPr>
-      <w:r>
+        <w:rPr>
+          <w:lang w:val="ru-RU"/>
+        </w:rPr>
+      </w:pPr>
+      <w:r>
+        <w:rPr>
+          <w:lang w:val="ru-RU"/>
+        </w:rPr>
+        <w:lastRenderedPageBreak/>
         <w:t xml:space="preserve">2. Анализ несовместной системы для гипотезы </w:t>
       </w:r>
       <m:oMath>
@@ -10042,6 +11026,7 @@
               </m:rPr>
               <w:rPr>
                 <w:rFonts w:ascii="Cambria Math" w:hAnsi="Cambria Math"/>
+                <w:lang w:val="ru-RU"/>
               </w:rPr>
               <m:t>(</m:t>
             </m:r>
@@ -10049,6 +11034,9 @@
               <m:rPr>
                 <m:nor/>
               </m:rPr>
+              <w:rPr>
+                <w:lang w:val="ru-RU"/>
+              </w:rPr>
               <m:t>'д'</m:t>
             </m:r>
             <m:r>
@@ -10057,6 +11045,7 @@
               </m:rPr>
               <w:rPr>
                 <w:rFonts w:ascii="Cambria Math" w:hAnsi="Cambria Math"/>
+                <w:lang w:val="ru-RU"/>
               </w:rPr>
               <m:t>)=</m:t>
             </m:r>
@@ -10064,12 +11053,18 @@
               <m:rPr>
                 <m:nor/>
               </m:rPr>
+              <w:rPr>
+                <w:lang w:val="ru-RU"/>
+              </w:rPr>
               <m:t>'з'</m:t>
             </m:r>
           </m:e>
         </m:box>
       </m:oMath>
       <w:r>
+        <w:rPr>
+          <w:lang w:val="ru-RU"/>
+        </w:rPr>
         <w:t xml:space="preserve">, </w:t>
       </w:r>
       <m:oMath>
@@ -10094,6 +11089,7 @@
               </m:rPr>
               <w:rPr>
                 <w:rFonts w:ascii="Cambria Math" w:hAnsi="Cambria Math"/>
+                <w:lang w:val="ru-RU"/>
               </w:rPr>
               <m:t>(</m:t>
             </m:r>
@@ -10101,6 +11097,9 @@
               <m:rPr>
                 <m:nor/>
               </m:rPr>
+              <w:rPr>
+                <w:lang w:val="ru-RU"/>
+              </w:rPr>
               <m:t>'а'</m:t>
             </m:r>
             <m:r>
@@ -10109,6 +11108,7 @@
               </m:rPr>
               <w:rPr>
                 <w:rFonts w:ascii="Cambria Math" w:hAnsi="Cambria Math"/>
+                <w:lang w:val="ru-RU"/>
               </w:rPr>
               <m:t>)=</m:t>
             </m:r>
@@ -10116,20 +11116,32 @@
               <m:rPr>
                 <m:nor/>
               </m:rPr>
+              <w:rPr>
+                <w:lang w:val="ru-RU"/>
+              </w:rPr>
               <m:t>'м'</m:t>
             </m:r>
           </m:e>
         </m:box>
       </m:oMath>
       <w:r>
+        <w:rPr>
+          <w:lang w:val="ru-RU"/>
+        </w:rPr>
         <w:t>:</w:t>
       </w:r>
     </w:p>
     <w:p>
       <w:pPr>
         <w:jc w:val="both"/>
-      </w:pPr>
-      <w:r>
+        <w:rPr>
+          <w:lang w:val="ru-RU"/>
+        </w:rPr>
+      </w:pPr>
+      <w:r>
+        <w:rPr>
+          <w:lang w:val="ru-RU"/>
+        </w:rPr>
         <w:t xml:space="preserve">Из второго уравнения непосредственно следует </w:t>
       </w:r>
       <m:oMath>
@@ -10154,6 +11166,7 @@
               </m:rPr>
               <w:rPr>
                 <w:rFonts w:ascii="Cambria Math" w:hAnsi="Cambria Math"/>
+                <w:lang w:val="ru-RU"/>
               </w:rPr>
               <m:t>=12</m:t>
             </m:r>
@@ -10161,6 +11174,9 @@
         </m:box>
       </m:oMath>
       <w:r>
+        <w:rPr>
+          <w:lang w:val="ru-RU"/>
+        </w:rPr>
         <w:t>. Подставляя в первое:</w:t>
       </w:r>
     </w:p>
@@ -10169,6 +11185,9 @@
         <w:spacing w:before="120" w:after="120"/>
         <w:ind w:firstLine="0"/>
         <w:jc w:val="center"/>
+        <w:rPr>
+          <w:lang w:val="ru-RU"/>
+        </w:rPr>
       </w:pPr>
       <m:oMathPara>
         <m:oMath>
@@ -10187,6 +11206,7 @@
                 </m:rPr>
                 <w:rPr>
                   <w:rFonts w:ascii="Cambria Math" w:hAnsi="Cambria Math"/>
+                  <w:lang w:val="ru-RU"/>
                 </w:rPr>
                 <m:t>4</m:t>
               </m:r>
@@ -10202,6 +11222,7 @@
                 </m:rPr>
                 <w:rPr>
                   <w:rFonts w:ascii="Cambria Math" w:hAnsi="Cambria Math"/>
+                  <w:lang w:val="ru-RU"/>
                 </w:rPr>
                 <m:t>+12≡7</m:t>
               </m:r>
@@ -10259,6 +11280,7 @@
                             </m:rPr>
                             <w:rPr>
                               <w:rFonts w:ascii="Cambria Math" w:hAnsi="Cambria Math"/>
+                              <w:lang w:val="ru-RU"/>
                             </w:rPr>
                             <m:t>32</m:t>
                           </m:r>
@@ -10280,6 +11302,7 @@
                 </m:rPr>
                 <w:rPr>
                   <w:rFonts w:ascii="Cambria Math" w:hAnsi="Cambria Math"/>
+                  <w:lang w:val="ru-RU"/>
                 </w:rPr>
                 <m:t>4</m:t>
               </m:r>
@@ -10295,17 +11318,9 @@
                 </m:rPr>
                 <w:rPr>
                   <w:rFonts w:ascii="Cambria Math" w:hAnsi="Cambria Math"/>
+                  <w:lang w:val="ru-RU"/>
                 </w:rPr>
-                <m:t>≡7-12≡-5≡</m:t>
-              </m:r>
-              <m:r>
-                <m:rPr>
-                  <m:sty m:val="p"/>
-                </m:rPr>
-                <w:rPr>
-                  <w:rFonts w:ascii="Cambria Math" w:hAnsi="Cambria Math"/>
-                </w:rPr>
-                <m:t>27</m:t>
+                <m:t>≡7-12≡-5≡27</m:t>
               </m:r>
               <m:r>
                 <m:rPr>
@@ -10361,6 +11376,7 @@
                             </m:rPr>
                             <w:rPr>
                               <w:rFonts w:ascii="Cambria Math" w:hAnsi="Cambria Math"/>
+                              <w:lang w:val="ru-RU"/>
                             </w:rPr>
                             <m:t>32</m:t>
                           </m:r>
@@ -10378,8 +11394,14 @@
     <w:p>
       <w:pPr>
         <w:jc w:val="both"/>
-      </w:pPr>
-      <w:r>
+        <w:rPr>
+          <w:lang w:val="ru-RU"/>
+        </w:rPr>
+      </w:pPr>
+      <w:r>
+        <w:rPr>
+          <w:lang w:val="ru-RU"/>
+        </w:rPr>
         <w:t xml:space="preserve">Вычисляем </w:t>
       </w:r>
       <m:oMath>
@@ -10399,12 +11421,25 @@
               <w:rPr>
                 <w:rFonts w:ascii="Cambria Math" w:hAnsi="Cambria Math"/>
               </w:rPr>
-              <m:t>gcd(4,32)=4</m:t>
+              <m:t>gcd</m:t>
+            </m:r>
+            <m:r>
+              <m:rPr>
+                <m:sty m:val="p"/>
+              </m:rPr>
+              <w:rPr>
+                <w:rFonts w:ascii="Cambria Math" w:hAnsi="Cambria Math"/>
+                <w:lang w:val="ru-RU"/>
+              </w:rPr>
+              <m:t>(4,32)=4</m:t>
             </m:r>
           </m:e>
         </m:box>
       </m:oMath>
       <w:r>
+        <w:rPr>
+          <w:lang w:val="ru-RU"/>
+        </w:rPr>
         <w:t>. Так как число 27 не делится на 4 (</w:t>
       </w:r>
       <m:oMath>
@@ -10423,6 +11458,7 @@
               </m:rPr>
               <w:rPr>
                 <w:rFonts w:ascii="Cambria Math" w:hAnsi="Cambria Math"/>
+                <w:lang w:val="ru-RU"/>
               </w:rPr>
               <m:t>27</m:t>
             </m:r>
@@ -10453,6 +11489,7 @@
               </m:rPr>
               <w:rPr>
                 <w:rFonts w:ascii="Cambria Math" w:hAnsi="Cambria Math"/>
+                <w:lang w:val="ru-RU"/>
               </w:rPr>
               <m:t>4=3≠0</m:t>
             </m:r>
@@ -10460,28 +11497,43 @@
         </m:box>
       </m:oMath>
       <w:r>
+        <w:rPr>
+          <w:lang w:val="ru-RU"/>
+        </w:rPr>
         <w:t>), сравнение решений не имеет.</w:t>
       </w:r>
     </w:p>
     <w:p>
       <w:pPr>
         <w:jc w:val="both"/>
-      </w:pPr>
-      <w:r>
+        <w:rPr>
+          <w:lang w:val="ru-RU"/>
+        </w:rPr>
+      </w:pPr>
+      <w:r>
+        <w:rPr>
+          <w:lang w:val="ru-RU"/>
+        </w:rPr>
         <w:t>В результате полного перебора гипотез и аналитического решения систем единственным взаимно простым с модулем 32 ключом, восстанавливающим связный литературный текст, является:</w:t>
       </w:r>
     </w:p>
     <w:p>
       <w:pPr>
-        <w:jc w:val="both"/>
+        <w:rPr>
+          <w:lang w:val="ru-RU"/>
+        </w:rPr>
       </w:pPr>
       <w:r>
         <w:rPr>
           <w:b/>
+          <w:lang w:val="ru-RU"/>
         </w:rPr>
         <w:t>ВЕРНЫЙ КЛЮЧ:</w:t>
       </w:r>
       <w:r>
+        <w:rPr>
+          <w:lang w:val="ru-RU"/>
+        </w:rPr>
         <w:br/>
       </w:r>
       <m:oMathPara>
@@ -10507,6 +11559,7 @@
                 </m:rPr>
                 <w:rPr>
                   <w:rFonts w:ascii="Cambria Math" w:hAnsi="Cambria Math"/>
+                  <w:lang w:val="ru-RU"/>
                 </w:rPr>
                 <m:t>=27,</m:t>
               </m:r>
@@ -10528,6 +11581,7 @@
                 </m:rPr>
                 <w:rPr>
                   <w:rFonts w:ascii="Cambria Math" w:hAnsi="Cambria Math"/>
+                  <w:lang w:val="ru-RU"/>
                 </w:rPr>
                 <m:t>=13</m:t>
               </m:r>
@@ -10539,8 +11593,14 @@
     <w:p>
       <w:pPr>
         <w:jc w:val="both"/>
-      </w:pPr>
-      <w:r>
+        <w:rPr>
+          <w:lang w:val="ru-RU"/>
+        </w:rPr>
+      </w:pPr>
+      <w:r>
+        <w:rPr>
+          <w:lang w:val="ru-RU"/>
+        </w:rPr>
         <w:t xml:space="preserve">Проверка обратимости коэффициента </w:t>
       </w:r>
       <m:oMath>
@@ -10565,6 +11625,7 @@
               </m:rPr>
               <w:rPr>
                 <w:rFonts w:ascii="Cambria Math" w:hAnsi="Cambria Math"/>
+                <w:lang w:val="ru-RU"/>
               </w:rPr>
               <m:t>=27</m:t>
             </m:r>
@@ -10572,6 +11633,9 @@
         </m:box>
       </m:oMath>
       <w:r>
+        <w:rPr>
+          <w:lang w:val="ru-RU"/>
+        </w:rPr>
         <w:t>:</w:t>
       </w:r>
     </w:p>
@@ -10580,6 +11644,9 @@
         <w:spacing w:before="120" w:after="120"/>
         <w:ind w:firstLine="0"/>
         <w:jc w:val="center"/>
+        <w:rPr>
+          <w:lang w:val="ru-RU"/>
+        </w:rPr>
       </w:pPr>
       <m:oMathPara>
         <m:oMath>
@@ -10598,6 +11665,7 @@
                 </m:rPr>
                 <w:rPr>
                   <w:rFonts w:ascii="Cambria Math" w:hAnsi="Cambria Math"/>
+                  <w:lang w:val="ru-RU"/>
                 </w:rPr>
                 <m:t>27·(-7)+32·6=1</m:t>
               </m:r>
@@ -10622,6 +11690,7 @@
                     </m:rPr>
                     <w:rPr>
                       <w:rFonts w:ascii="Cambria Math" w:hAnsi="Cambria Math"/>
+                      <w:lang w:val="ru-RU"/>
                     </w:rPr>
                     <m:t>27</m:t>
                   </m:r>
@@ -10642,6 +11711,7 @@
                         </m:rPr>
                         <w:rPr>
                           <w:rFonts w:ascii="Cambria Math" w:hAnsi="Cambria Math"/>
+                          <w:lang w:val="ru-RU"/>
                         </w:rPr>
                         <m:t>-1</m:t>
                       </m:r>
@@ -10655,6 +11725,7 @@
                 </m:rPr>
                 <w:rPr>
                   <w:rFonts w:ascii="Cambria Math" w:hAnsi="Cambria Math"/>
+                  <w:lang w:val="ru-RU"/>
                 </w:rPr>
                 <m:t>≡-7≡19</m:t>
               </m:r>
@@ -10712,6 +11783,7 @@
                             </m:rPr>
                             <w:rPr>
                               <w:rFonts w:ascii="Cambria Math" w:hAnsi="Cambria Math"/>
+                              <w:lang w:val="ru-RU"/>
                             </w:rPr>
                             <m:t>32</m:t>
                           </m:r>
@@ -10729,8 +11801,14 @@
     <w:p>
       <w:pPr>
         <w:jc w:val="both"/>
-      </w:pPr>
-      <w:r>
+        <w:rPr>
+          <w:lang w:val="ru-RU"/>
+        </w:rPr>
+      </w:pPr>
+      <w:r>
+        <w:rPr>
+          <w:lang w:val="ru-RU"/>
+        </w:rPr>
         <w:t>Обратное преобразование расшифрования:</w:t>
       </w:r>
     </w:p>
@@ -10739,6 +11817,9 @@
         <w:spacing w:before="120" w:after="120"/>
         <w:ind w:firstLine="0"/>
         <w:jc w:val="center"/>
+        <w:rPr>
+          <w:lang w:val="ru-RU"/>
+        </w:rPr>
       </w:pPr>
       <m:oMathPara>
         <m:oMath>
@@ -10763,6 +11844,7 @@
                 </m:rPr>
                 <w:rPr>
                   <w:rFonts w:ascii="Cambria Math" w:hAnsi="Cambria Math"/>
+                  <w:lang w:val="ru-RU"/>
                 </w:rPr>
                 <m:t>=19·(</m:t>
               </m:r>
@@ -10778,6 +11860,7 @@
                 </m:rPr>
                 <w:rPr>
                   <w:rFonts w:ascii="Cambria Math" w:hAnsi="Cambria Math"/>
+                  <w:lang w:val="ru-RU"/>
                 </w:rPr>
                 <m:t>-13)</m:t>
               </m:r>
@@ -10835,6 +11918,7 @@
                             </m:rPr>
                             <w:rPr>
                               <w:rFonts w:ascii="Cambria Math" w:hAnsi="Cambria Math"/>
+                              <w:lang w:val="ru-RU"/>
                             </w:rPr>
                             <m:t>32</m:t>
                           </m:r>
@@ -10851,102 +11935,137 @@
     </w:p>
     <w:p>
       <w:pPr>
+        <w:rPr>
+          <w:lang w:val="ru-RU"/>
+        </w:rPr>
+      </w:pPr>
+      <w:r>
+        <w:rPr>
+          <w:b/>
+          <w:lang w:val="ru-RU"/>
+        </w:rPr>
+        <w:t>РАСШИФРОВАННЫЙ ТЕКСТ (ОТ):</w:t>
+      </w:r>
+      <w:r>
+        <w:rPr>
+          <w:lang w:val="ru-RU"/>
+        </w:rPr>
+        <w:br/>
+      </w:r>
+      <w:r>
+        <w:rPr>
+          <w:rFonts w:ascii="DejaVu Sans" w:eastAsia="DejaVu Sans" w:hAnsi="DejaVu Sans" w:cs="DejaVu Sans"/>
+          <w:sz w:val="22"/>
+          <w:lang w:val="ru-RU"/>
+        </w:rPr>
+        <w:t>подругаднеймоихсуровыхголубкадряхлаямояоднавглушилесовсосновыхдавнодавнотыждешьменятыподокномсвоейсветлицыгорюешьбудтоначасахимедлятпоминутноспицывтвоихнаморщенныхруках</w:t>
+      </w:r>
+    </w:p>
+    <w:p>
+      <w:pPr>
         <w:jc w:val="both"/>
-      </w:pPr>
-      <w:r>
-        <w:rPr>
-          <w:b/>
-        </w:rPr>
-        <w:t>РАСШИФРОВАННЫЙ ТЕКСТ (ОТ):</w:t>
-      </w:r>
-      <w:r>
+        <w:rPr>
+          <w:lang w:val="ru-RU"/>
+        </w:rPr>
+      </w:pPr>
+      <w:r>
+        <w:rPr>
+          <w:lang w:val="ru-RU"/>
+        </w:rPr>
+        <w:t>Расшифрованный текст представляет собой стихотворение Александра Сергеевича Пушкина «Няне» (1826 г.):</w:t>
+      </w:r>
+    </w:p>
+    <w:p>
+      <w:pPr>
+        <w:jc w:val="center"/>
+        <w:rPr>
+          <w:lang w:val="ru-RU"/>
+        </w:rPr>
+      </w:pPr>
+      <w:r>
+        <w:rPr>
+          <w:lang w:val="ru-RU"/>
+        </w:rPr>
+        <w:t>Подруга дней моих суровых,</w:t>
+      </w:r>
+      <w:r>
+        <w:rPr>
+          <w:lang w:val="ru-RU"/>
+        </w:rPr>
         <w:br/>
-      </w:r>
-      <w:r>
-        <w:rPr>
-          <w:rFonts w:ascii="DejaVu Sans" w:eastAsia="DejaVu Sans" w:hAnsi="DejaVu Sans" w:cs="DejaVu Sans"/>
-          <w:sz w:val="22"/>
-        </w:rPr>
-        <w:t>подругаднеймоихсуровыхголубкадряхлаямояоднавглушилесовсосновыхдавнодавнотыждешьменятыподокномсвоейсветлицыгорюешьбудтоначасахимедлятпоминутноспицывтвоихнаморщенныхруках</w:t>
-      </w:r>
+        <w:t>Голубка дряхлая моя!</w:t>
+      </w:r>
+      <w:r>
+        <w:rPr>
+          <w:lang w:val="ru-RU"/>
+        </w:rPr>
+        <w:br/>
+        <w:t>Одна в глуши лесов сосновых</w:t>
+      </w:r>
+      <w:r>
+        <w:rPr>
+          <w:lang w:val="ru-RU"/>
+        </w:rPr>
+        <w:br/>
+        <w:t>Давно, давно ты ждешь меня.</w:t>
+      </w:r>
+      <w:r>
+        <w:rPr>
+          <w:lang w:val="ru-RU"/>
+        </w:rPr>
+        <w:br/>
+        <w:t>Ты под окном своей светлицы</w:t>
+      </w:r>
+      <w:r>
+        <w:rPr>
+          <w:lang w:val="ru-RU"/>
+        </w:rPr>
+        <w:br/>
+        <w:t>Горюешь, будто на часах,</w:t>
+      </w:r>
+      <w:r>
+        <w:rPr>
+          <w:lang w:val="ru-RU"/>
+        </w:rPr>
+        <w:br/>
+        <w:t>И медлят поминутно спицы</w:t>
+      </w:r>
+      <w:r>
+        <w:rPr>
+          <w:lang w:val="ru-RU"/>
+        </w:rPr>
+        <w:br/>
+        <w:t>В твоих наморщенных руках.</w:t>
+      </w:r>
+    </w:p>
+    <w:p>
+      <w:pPr>
+        <w:pStyle w:val="21"/>
+        <w:rPr>
+          <w:lang w:val="ru-RU"/>
+        </w:rPr>
+      </w:pPr>
+      <w:bookmarkStart w:id="4" w:name="_Toc241610202"/>
+      <w:r>
+        <w:rPr>
+          <w:rFonts w:ascii="Times New Roman" w:eastAsia="Times New Roman" w:hAnsi="Times New Roman" w:cs="Times New Roman"/>
+          <w:lang w:val="ru-RU"/>
+        </w:rPr>
+        <w:t>3. Программная реализация</w:t>
+      </w:r>
+      <w:bookmarkEnd w:id="4"/>
     </w:p>
     <w:p>
       <w:pPr>
         <w:jc w:val="both"/>
-      </w:pPr>
-      <w:r>
-        <w:t>Расшифрованный текст представляет собой стихотворение Александра Сергеевича Пушкина «Няне» (1826 г.):</w:t>
-      </w:r>
-    </w:p>
-    <w:p>
-      <w:pPr>
-        <w:jc w:val="both"/>
-      </w:pPr>
-      <w:r>
-        <w:t>Подруга дней моих суровых,</w:t>
-      </w:r>
-      <w:r>
-        <w:br/>
-      </w:r>
-      <w:r>
-        <w:t>Голубка дряхлая моя!</w:t>
-      </w:r>
-      <w:r>
-        <w:br/>
-      </w:r>
-      <w:r>
-        <w:t>Одна в глуши лесов сосновых</w:t>
-      </w:r>
-      <w:r>
-        <w:br/>
-      </w:r>
-      <w:r>
-        <w:t>Давно, давно ты ждешь меня.</w:t>
-      </w:r>
-      <w:r>
-        <w:br/>
-      </w:r>
-      <w:r>
-        <w:t>Ты под окном своей светлицы</w:t>
-      </w:r>
-      <w:r>
-        <w:br/>
-      </w:r>
-      <w:r>
-        <w:t>Горюешь, будто на часах,</w:t>
-      </w:r>
-      <w:r>
-        <w:br/>
-      </w:r>
-      <w:r>
-        <w:t>И медлят поминутно спицы</w:t>
-      </w:r>
-      <w:r>
-        <w:br/>
-      </w:r>
-      <w:r>
-        <w:t>В твоих наморщенных руках.</w:t>
-      </w:r>
-    </w:p>
-    <w:p>
-      <w:pPr>
-        <w:pStyle w:val="21"/>
-      </w:pPr>
-      <w:bookmarkStart w:id="4" w:name="_Toc241610202"/>
-      <w:r>
-        <w:rPr>
-          <w:rFonts w:ascii="Times New Roman" w:eastAsia="Times New Roman" w:hAnsi="Times New Roman" w:cs="Times New Roman"/>
-        </w:rPr>
-        <w:lastRenderedPageBreak/>
-        <w:t>3. Программная реализация</w:t>
-      </w:r>
-      <w:bookmarkEnd w:id="4"/>
-    </w:p>
-    <w:p>
-      <w:pPr>
-        <w:jc w:val="both"/>
-      </w:pPr>
-      <w:r>
+        <w:rPr>
+          <w:lang w:val="ru-RU"/>
+        </w:rPr>
+      </w:pPr>
+      <w:r>
+        <w:rPr>
+          <w:lang w:val="ru-RU"/>
+        </w:rPr>
         <w:t>Программный комплекс организован по модульному принципу:</w:t>
       </w:r>
     </w:p>
@@ -10954,8 +12073,14 @@
       <w:pPr>
         <w:ind w:left="425" w:firstLine="0"/>
         <w:jc w:val="both"/>
-      </w:pPr>
-      <w:r>
+        <w:rPr>
+          <w:lang w:val="ru-RU"/>
+        </w:rPr>
+      </w:pPr>
+      <w:r>
+        <w:rPr>
+          <w:lang w:val="ru-RU"/>
+        </w:rPr>
         <w:t xml:space="preserve">• </w:t>
       </w:r>
       <w:r>
@@ -10963,9 +12088,42 @@
           <w:rFonts w:ascii="DejaVu Sans" w:eastAsia="DejaVu Sans" w:hAnsi="DejaVu Sans" w:cs="DejaVu Sans"/>
           <w:sz w:val="22"/>
         </w:rPr>
-        <w:t>math_utils.py</w:t>
-      </w:r>
-      <w:r>
+        <w:t>math</w:t>
+      </w:r>
+      <w:r>
+        <w:rPr>
+          <w:rFonts w:ascii="DejaVu Sans" w:eastAsia="DejaVu Sans" w:hAnsi="DejaVu Sans" w:cs="DejaVu Sans"/>
+          <w:sz w:val="22"/>
+          <w:lang w:val="ru-RU"/>
+        </w:rPr>
+        <w:t>_</w:t>
+      </w:r>
+      <w:r>
+        <w:rPr>
+          <w:rFonts w:ascii="DejaVu Sans" w:eastAsia="DejaVu Sans" w:hAnsi="DejaVu Sans" w:cs="DejaVu Sans"/>
+          <w:sz w:val="22"/>
+        </w:rPr>
+        <w:t>utils</w:t>
+      </w:r>
+      <w:r>
+        <w:rPr>
+          <w:rFonts w:ascii="DejaVu Sans" w:eastAsia="DejaVu Sans" w:hAnsi="DejaVu Sans" w:cs="DejaVu Sans"/>
+          <w:sz w:val="22"/>
+          <w:lang w:val="ru-RU"/>
+        </w:rPr>
+        <w:t>.</w:t>
+      </w:r>
+      <w:r>
+        <w:rPr>
+          <w:rFonts w:ascii="DejaVu Sans" w:eastAsia="DejaVu Sans" w:hAnsi="DejaVu Sans" w:cs="DejaVu Sans"/>
+          <w:sz w:val="22"/>
+        </w:rPr>
+        <w:t>py</w:t>
+      </w:r>
+      <w:r>
+        <w:rPr>
+          <w:lang w:val="ru-RU"/>
+        </w:rPr>
         <w:t xml:space="preserve"> – чистое алгебраическое ядро теории чисел (алгоритм Евклида, Безу, обратный элемент, сравнения, системы);</w:t>
       </w:r>
     </w:p>
@@ -10973,8 +12131,14 @@
       <w:pPr>
         <w:ind w:left="425" w:firstLine="0"/>
         <w:jc w:val="both"/>
-      </w:pPr>
-      <w:r>
+        <w:rPr>
+          <w:lang w:val="ru-RU"/>
+        </w:rPr>
+      </w:pPr>
+      <w:r>
+        <w:rPr>
+          <w:lang w:val="ru-RU"/>
+        </w:rPr>
         <w:t xml:space="preserve">• </w:t>
       </w:r>
       <w:r>
@@ -10982,9 +12146,27 @@
           <w:rFonts w:ascii="DejaVu Sans" w:eastAsia="DejaVu Sans" w:hAnsi="DejaVu Sans" w:cs="DejaVu Sans"/>
           <w:sz w:val="22"/>
         </w:rPr>
-        <w:t>alphabet.py</w:t>
-      </w:r>
-      <w:r>
+        <w:t>alphabet</w:t>
+      </w:r>
+      <w:r>
+        <w:rPr>
+          <w:rFonts w:ascii="DejaVu Sans" w:eastAsia="DejaVu Sans" w:hAnsi="DejaVu Sans" w:cs="DejaVu Sans"/>
+          <w:sz w:val="22"/>
+          <w:lang w:val="ru-RU"/>
+        </w:rPr>
+        <w:t>.</w:t>
+      </w:r>
+      <w:r>
+        <w:rPr>
+          <w:rFonts w:ascii="DejaVu Sans" w:eastAsia="DejaVu Sans" w:hAnsi="DejaVu Sans" w:cs="DejaVu Sans"/>
+          <w:sz w:val="22"/>
+        </w:rPr>
+        <w:t>py</w:t>
+      </w:r>
+      <w:r>
+        <w:rPr>
+          <w:lang w:val="ru-RU"/>
+        </w:rPr>
         <w:t xml:space="preserve"> – структуры алфавита, кодирования, нормализации и эталонные частоты;</w:t>
       </w:r>
     </w:p>
@@ -10992,8 +12174,15 @@
       <w:pPr>
         <w:ind w:left="425" w:firstLine="0"/>
         <w:jc w:val="both"/>
-      </w:pPr>
-      <w:r>
+        <w:rPr>
+          <w:lang w:val="ru-RU"/>
+        </w:rPr>
+      </w:pPr>
+      <w:r>
+        <w:rPr>
+          <w:lang w:val="ru-RU"/>
+        </w:rPr>
+        <w:lastRenderedPageBreak/>
         <w:t xml:space="preserve">• </w:t>
       </w:r>
       <w:r>
@@ -11001,9 +12190,27 @@
           <w:rFonts w:ascii="DejaVu Sans" w:eastAsia="DejaVu Sans" w:hAnsi="DejaVu Sans" w:cs="DejaVu Sans"/>
           <w:sz w:val="22"/>
         </w:rPr>
-        <w:t>cipher.py</w:t>
-      </w:r>
-      <w:r>
+        <w:t>cipher</w:t>
+      </w:r>
+      <w:r>
+        <w:rPr>
+          <w:rFonts w:ascii="DejaVu Sans" w:eastAsia="DejaVu Sans" w:hAnsi="DejaVu Sans" w:cs="DejaVu Sans"/>
+          <w:sz w:val="22"/>
+          <w:lang w:val="ru-RU"/>
+        </w:rPr>
+        <w:t>.</w:t>
+      </w:r>
+      <w:r>
+        <w:rPr>
+          <w:rFonts w:ascii="DejaVu Sans" w:eastAsia="DejaVu Sans" w:hAnsi="DejaVu Sans" w:cs="DejaVu Sans"/>
+          <w:sz w:val="22"/>
+        </w:rPr>
+        <w:t>py</w:t>
+      </w:r>
+      <w:r>
+        <w:rPr>
+          <w:lang w:val="ru-RU"/>
+        </w:rPr>
         <w:t xml:space="preserve"> – аффинный шифр, прямое/обратное преобразование, посимвольная обработка;</w:t>
       </w:r>
     </w:p>
@@ -11011,8 +12218,14 @@
       <w:pPr>
         <w:ind w:left="425" w:firstLine="0"/>
         <w:jc w:val="both"/>
-      </w:pPr>
-      <w:r>
+        <w:rPr>
+          <w:lang w:val="ru-RU"/>
+        </w:rPr>
+      </w:pPr>
+      <w:r>
+        <w:rPr>
+          <w:lang w:val="ru-RU"/>
+        </w:rPr>
         <w:t xml:space="preserve">• </w:t>
       </w:r>
       <w:r>
@@ -11020,9 +12233,27 @@
           <w:rFonts w:ascii="DejaVu Sans" w:eastAsia="DejaVu Sans" w:hAnsi="DejaVu Sans" w:cs="DejaVu Sans"/>
           <w:sz w:val="22"/>
         </w:rPr>
-        <w:t>cryptanalysis.py</w:t>
-      </w:r>
-      <w:r>
+        <w:t>cryptanalysis</w:t>
+      </w:r>
+      <w:r>
+        <w:rPr>
+          <w:rFonts w:ascii="DejaVu Sans" w:eastAsia="DejaVu Sans" w:hAnsi="DejaVu Sans" w:cs="DejaVu Sans"/>
+          <w:sz w:val="22"/>
+          <w:lang w:val="ru-RU"/>
+        </w:rPr>
+        <w:t>.</w:t>
+      </w:r>
+      <w:r>
+        <w:rPr>
+          <w:rFonts w:ascii="DejaVu Sans" w:eastAsia="DejaVu Sans" w:hAnsi="DejaVu Sans" w:cs="DejaVu Sans"/>
+          <w:sz w:val="22"/>
+        </w:rPr>
+        <w:t>py</w:t>
+      </w:r>
+      <w:r>
+        <w:rPr>
+          <w:lang w:val="ru-RU"/>
+        </w:rPr>
         <w:t xml:space="preserve"> – частотный анализ, решение систем гипотез и ранжирование ключей на основе </w:t>
       </w:r>
       <w:r>
@@ -11032,14 +12263,23 @@
         <w:t>n</w:t>
       </w:r>
       <w:r>
+        <w:rPr>
+          <w:lang w:val="ru-RU"/>
+        </w:rPr>
         <w:t>-граммной статистики русского языка.</w:t>
       </w:r>
     </w:p>
     <w:p>
       <w:pPr>
         <w:jc w:val="both"/>
-      </w:pPr>
-      <w:r>
+        <w:rPr>
+          <w:lang w:val="ru-RU"/>
+        </w:rPr>
+      </w:pPr>
+      <w:r>
+        <w:rPr>
+          <w:lang w:val="ru-RU"/>
+        </w:rPr>
         <w:t>В листингах приведен исходный код ключевых модулей программы.</w:t>
       </w:r>
     </w:p>
@@ -11047,17 +12287,52 @@
       <w:pPr>
         <w:keepNext/>
         <w:ind w:firstLine="0"/>
-      </w:pPr>
-      <w:r>
+        <w:rPr>
+          <w:lang w:val="ru-RU"/>
+        </w:rPr>
+      </w:pPr>
+      <w:r>
+        <w:rPr>
+          <w:lang w:val="ru-RU"/>
+        </w:rPr>
         <w:t>Листинг 1 – Математический аппарат модулярной арифметики (</w:t>
       </w:r>
       <w:r>
         <w:rPr>
           <w:i/>
         </w:rPr>
-        <w:t>math_utils.py</w:t>
-      </w:r>
-      <w:r>
+        <w:t>math</w:t>
+      </w:r>
+      <w:r>
+        <w:rPr>
+          <w:i/>
+          <w:lang w:val="ru-RU"/>
+        </w:rPr>
+        <w:t>_</w:t>
+      </w:r>
+      <w:r>
+        <w:rPr>
+          <w:i/>
+        </w:rPr>
+        <w:t>utils</w:t>
+      </w:r>
+      <w:r>
+        <w:rPr>
+          <w:i/>
+          <w:lang w:val="ru-RU"/>
+        </w:rPr>
+        <w:t>.</w:t>
+      </w:r>
+      <w:r>
+        <w:rPr>
+          <w:i/>
+        </w:rPr>
+        <w:t>py</w:t>
+      </w:r>
+      <w:r>
+        <w:rPr>
+          <w:lang w:val="ru-RU"/>
+        </w:rPr>
         <w:t>)</w:t>
       </w:r>
     </w:p>
@@ -11103,13 +12378,159 @@
       <w:pPr>
         <w:spacing w:line="240" w:lineRule="auto"/>
         <w:ind w:firstLine="0"/>
-      </w:pPr>
-      <w:r>
-        <w:rPr>
-          <w:rFonts w:ascii="DejaVu Sans" w:eastAsia="DejaVu Sans" w:hAnsi="DejaVu Sans" w:cs="DejaVu Sans"/>
-          <w:sz w:val="22"/>
-        </w:rPr>
-        <w:t xml:space="preserve">    """Расширенный алгоритм Евклида: d = gcd(a,b), a*u + b*v = d."""</w:t>
+        <w:rPr>
+          <w:lang w:val="ru-RU"/>
+        </w:rPr>
+      </w:pPr>
+      <w:r>
+        <w:rPr>
+          <w:rFonts w:ascii="DejaVu Sans" w:eastAsia="DejaVu Sans" w:hAnsi="DejaVu Sans" w:cs="DejaVu Sans"/>
+          <w:sz w:val="22"/>
+        </w:rPr>
+        <w:t xml:space="preserve">    </w:t>
+      </w:r>
+      <w:r>
+        <w:rPr>
+          <w:rFonts w:ascii="DejaVu Sans" w:eastAsia="DejaVu Sans" w:hAnsi="DejaVu Sans" w:cs="DejaVu Sans"/>
+          <w:sz w:val="22"/>
+          <w:lang w:val="ru-RU"/>
+        </w:rPr>
+        <w:t xml:space="preserve">"""Расширенный алгоритм Евклида: </w:t>
+      </w:r>
+      <w:r>
+        <w:rPr>
+          <w:rFonts w:ascii="DejaVu Sans" w:eastAsia="DejaVu Sans" w:hAnsi="DejaVu Sans" w:cs="DejaVu Sans"/>
+          <w:sz w:val="22"/>
+        </w:rPr>
+        <w:t>d</w:t>
+      </w:r>
+      <w:r>
+        <w:rPr>
+          <w:rFonts w:ascii="DejaVu Sans" w:eastAsia="DejaVu Sans" w:hAnsi="DejaVu Sans" w:cs="DejaVu Sans"/>
+          <w:sz w:val="22"/>
+          <w:lang w:val="ru-RU"/>
+        </w:rPr>
+        <w:t xml:space="preserve"> = </w:t>
+      </w:r>
+      <w:r>
+        <w:rPr>
+          <w:rFonts w:ascii="DejaVu Sans" w:eastAsia="DejaVu Sans" w:hAnsi="DejaVu Sans" w:cs="DejaVu Sans"/>
+          <w:sz w:val="22"/>
+        </w:rPr>
+        <w:t>gcd</w:t>
+      </w:r>
+      <w:r>
+        <w:rPr>
+          <w:rFonts w:ascii="DejaVu Sans" w:eastAsia="DejaVu Sans" w:hAnsi="DejaVu Sans" w:cs="DejaVu Sans"/>
+          <w:sz w:val="22"/>
+          <w:lang w:val="ru-RU"/>
+        </w:rPr>
+        <w:t>(</w:t>
+      </w:r>
+      <w:r>
+        <w:rPr>
+          <w:rFonts w:ascii="DejaVu Sans" w:eastAsia="DejaVu Sans" w:hAnsi="DejaVu Sans" w:cs="DejaVu Sans"/>
+          <w:sz w:val="22"/>
+        </w:rPr>
+        <w:t>a</w:t>
+      </w:r>
+      <w:r>
+        <w:rPr>
+          <w:rFonts w:ascii="DejaVu Sans" w:eastAsia="DejaVu Sans" w:hAnsi="DejaVu Sans" w:cs="DejaVu Sans"/>
+          <w:sz w:val="22"/>
+          <w:lang w:val="ru-RU"/>
+        </w:rPr>
+        <w:t>,</w:t>
+      </w:r>
+      <w:r>
+        <w:rPr>
+          <w:rFonts w:ascii="DejaVu Sans" w:eastAsia="DejaVu Sans" w:hAnsi="DejaVu Sans" w:cs="DejaVu Sans"/>
+          <w:sz w:val="22"/>
+        </w:rPr>
+        <w:t>b</w:t>
+      </w:r>
+      <w:r>
+        <w:rPr>
+          <w:rFonts w:ascii="DejaVu Sans" w:eastAsia="DejaVu Sans" w:hAnsi="DejaVu Sans" w:cs="DejaVu Sans"/>
+          <w:sz w:val="22"/>
+          <w:lang w:val="ru-RU"/>
+        </w:rPr>
+        <w:t xml:space="preserve">), </w:t>
+      </w:r>
+      <w:r>
+        <w:rPr>
+          <w:rFonts w:ascii="DejaVu Sans" w:eastAsia="DejaVu Sans" w:hAnsi="DejaVu Sans" w:cs="DejaVu Sans"/>
+          <w:sz w:val="22"/>
+        </w:rPr>
+        <w:t>a</w:t>
+      </w:r>
+      <w:r>
+        <w:rPr>
+          <w:rFonts w:ascii="DejaVu Sans" w:eastAsia="DejaVu Sans" w:hAnsi="DejaVu Sans" w:cs="DejaVu Sans"/>
+          <w:sz w:val="22"/>
+          <w:lang w:val="ru-RU"/>
+        </w:rPr>
+        <w:t>*</w:t>
+      </w:r>
+      <w:r>
+        <w:rPr>
+          <w:rFonts w:ascii="DejaVu Sans" w:eastAsia="DejaVu Sans" w:hAnsi="DejaVu Sans" w:cs="DejaVu Sans"/>
+          <w:sz w:val="22"/>
+        </w:rPr>
+        <w:t>u</w:t>
+      </w:r>
+      <w:r>
+        <w:rPr>
+          <w:rFonts w:ascii="DejaVu Sans" w:eastAsia="DejaVu Sans" w:hAnsi="DejaVu Sans" w:cs="DejaVu Sans"/>
+          <w:sz w:val="22"/>
+          <w:lang w:val="ru-RU"/>
+        </w:rPr>
+        <w:t xml:space="preserve"> + </w:t>
+      </w:r>
+      <w:r>
+        <w:rPr>
+          <w:rFonts w:ascii="DejaVu Sans" w:eastAsia="DejaVu Sans" w:hAnsi="DejaVu Sans" w:cs="DejaVu Sans"/>
+          <w:sz w:val="22"/>
+        </w:rPr>
+        <w:t>b</w:t>
+      </w:r>
+      <w:r>
+        <w:rPr>
+          <w:rFonts w:ascii="DejaVu Sans" w:eastAsia="DejaVu Sans" w:hAnsi="DejaVu Sans" w:cs="DejaVu Sans"/>
+          <w:sz w:val="22"/>
+          <w:lang w:val="ru-RU"/>
+        </w:rPr>
+        <w:t>*</w:t>
+      </w:r>
+      <w:r>
+        <w:rPr>
+          <w:rFonts w:ascii="DejaVu Sans" w:eastAsia="DejaVu Sans" w:hAnsi="DejaVu Sans" w:cs="DejaVu Sans"/>
+          <w:sz w:val="22"/>
+        </w:rPr>
+        <w:t>v</w:t>
+      </w:r>
+      <w:r>
+        <w:rPr>
+          <w:rFonts w:ascii="DejaVu Sans" w:eastAsia="DejaVu Sans" w:hAnsi="DejaVu Sans" w:cs="DejaVu Sans"/>
+          <w:sz w:val="22"/>
+          <w:lang w:val="ru-RU"/>
+        </w:rPr>
+        <w:t xml:space="preserve"> = </w:t>
+      </w:r>
+      <w:r>
+        <w:rPr>
+          <w:rFonts w:ascii="DejaVu Sans" w:eastAsia="DejaVu Sans" w:hAnsi="DejaVu Sans" w:cs="DejaVu Sans"/>
+          <w:sz w:val="22"/>
+        </w:rPr>
+        <w:t>d</w:t>
+      </w:r>
+      <w:r>
+        <w:rPr>
+          <w:rFonts w:ascii="DejaVu Sans" w:eastAsia="DejaVu Sans" w:hAnsi="DejaVu Sans" w:cs="DejaVu Sans"/>
+          <w:sz w:val="22"/>
+          <w:lang w:val="ru-RU"/>
+        </w:rPr>
+        <w:t>."""</w:t>
       </w:r>
     </w:p>
     <w:p>
@@ -11121,8 +12542,16 @@
         <w:rPr>
           <w:rFonts w:ascii="DejaVu Sans" w:eastAsia="DejaVu Sans" w:hAnsi="DejaVu Sans" w:cs="DejaVu Sans"/>
           <w:sz w:val="22"/>
-        </w:rPr>
-        <w:t xml:space="preserve">    if b == 0:</w:t>
+          <w:lang w:val="ru-RU"/>
+        </w:rPr>
+        <w:t xml:space="preserve">    </w:t>
+      </w:r>
+      <w:r>
+        <w:rPr>
+          <w:rFonts w:ascii="DejaVu Sans" w:eastAsia="DejaVu Sans" w:hAnsi="DejaVu Sans" w:cs="DejaVu Sans"/>
+          <w:sz w:val="22"/>
+        </w:rPr>
+        <w:t>if b == 0:</w:t>
       </w:r>
     </w:p>
     <w:p>
@@ -11347,45 +12776,262 @@
       <w:pPr>
         <w:spacing w:line="240" w:lineRule="auto"/>
         <w:ind w:firstLine="0"/>
-      </w:pPr>
-      <w:r>
-        <w:rPr>
-          <w:rFonts w:ascii="DejaVu Sans" w:eastAsia="DejaVu Sans" w:hAnsi="DejaVu Sans" w:cs="DejaVu Sans"/>
-          <w:sz w:val="22"/>
-        </w:rPr>
-        <w:t xml:space="preserve">    """Нахождение мультипликативно обратного элемента: (is_inv, u, pos_inv, desc)."""</w:t>
+        <w:rPr>
+          <w:lang w:val="ru-RU"/>
+        </w:rPr>
+      </w:pPr>
+      <w:r>
+        <w:rPr>
+          <w:rFonts w:ascii="DejaVu Sans" w:eastAsia="DejaVu Sans" w:hAnsi="DejaVu Sans" w:cs="DejaVu Sans"/>
+          <w:sz w:val="22"/>
+        </w:rPr>
+        <w:t xml:space="preserve">    </w:t>
+      </w:r>
+      <w:r>
+        <w:rPr>
+          <w:rFonts w:ascii="DejaVu Sans" w:eastAsia="DejaVu Sans" w:hAnsi="DejaVu Sans" w:cs="DejaVu Sans"/>
+          <w:sz w:val="22"/>
+          <w:lang w:val="ru-RU"/>
+        </w:rPr>
+        <w:t>"""Нахождение мультипликативно обратного элемента: (</w:t>
+      </w:r>
+      <w:r>
+        <w:rPr>
+          <w:rFonts w:ascii="DejaVu Sans" w:eastAsia="DejaVu Sans" w:hAnsi="DejaVu Sans" w:cs="DejaVu Sans"/>
+          <w:sz w:val="22"/>
+        </w:rPr>
+        <w:t>is</w:t>
+      </w:r>
+      <w:r>
+        <w:rPr>
+          <w:rFonts w:ascii="DejaVu Sans" w:eastAsia="DejaVu Sans" w:hAnsi="DejaVu Sans" w:cs="DejaVu Sans"/>
+          <w:sz w:val="22"/>
+          <w:lang w:val="ru-RU"/>
+        </w:rPr>
+        <w:t>_</w:t>
+      </w:r>
+      <w:r>
+        <w:rPr>
+          <w:rFonts w:ascii="DejaVu Sans" w:eastAsia="DejaVu Sans" w:hAnsi="DejaVu Sans" w:cs="DejaVu Sans"/>
+          <w:sz w:val="22"/>
+        </w:rPr>
+        <w:t>inv</w:t>
+      </w:r>
+      <w:r>
+        <w:rPr>
+          <w:rFonts w:ascii="DejaVu Sans" w:eastAsia="DejaVu Sans" w:hAnsi="DejaVu Sans" w:cs="DejaVu Sans"/>
+          <w:sz w:val="22"/>
+          <w:lang w:val="ru-RU"/>
+        </w:rPr>
+        <w:t xml:space="preserve">, </w:t>
+      </w:r>
+      <w:r>
+        <w:rPr>
+          <w:rFonts w:ascii="DejaVu Sans" w:eastAsia="DejaVu Sans" w:hAnsi="DejaVu Sans" w:cs="DejaVu Sans"/>
+          <w:sz w:val="22"/>
+        </w:rPr>
+        <w:t>u</w:t>
+      </w:r>
+      <w:r>
+        <w:rPr>
+          <w:rFonts w:ascii="DejaVu Sans" w:eastAsia="DejaVu Sans" w:hAnsi="DejaVu Sans" w:cs="DejaVu Sans"/>
+          <w:sz w:val="22"/>
+          <w:lang w:val="ru-RU"/>
+        </w:rPr>
+        <w:t xml:space="preserve">, </w:t>
+      </w:r>
+      <w:r>
+        <w:rPr>
+          <w:rFonts w:ascii="DejaVu Sans" w:eastAsia="DejaVu Sans" w:hAnsi="DejaVu Sans" w:cs="DejaVu Sans"/>
+          <w:sz w:val="22"/>
+        </w:rPr>
+        <w:t>pos</w:t>
+      </w:r>
+      <w:r>
+        <w:rPr>
+          <w:rFonts w:ascii="DejaVu Sans" w:eastAsia="DejaVu Sans" w:hAnsi="DejaVu Sans" w:cs="DejaVu Sans"/>
+          <w:sz w:val="22"/>
+          <w:lang w:val="ru-RU"/>
+        </w:rPr>
+        <w:t>_</w:t>
+      </w:r>
+      <w:r>
+        <w:rPr>
+          <w:rFonts w:ascii="DejaVu Sans" w:eastAsia="DejaVu Sans" w:hAnsi="DejaVu Sans" w:cs="DejaVu Sans"/>
+          <w:sz w:val="22"/>
+        </w:rPr>
+        <w:t>inv</w:t>
+      </w:r>
+      <w:r>
+        <w:rPr>
+          <w:rFonts w:ascii="DejaVu Sans" w:eastAsia="DejaVu Sans" w:hAnsi="DejaVu Sans" w:cs="DejaVu Sans"/>
+          <w:sz w:val="22"/>
+          <w:lang w:val="ru-RU"/>
+        </w:rPr>
+        <w:t xml:space="preserve">, </w:t>
+      </w:r>
+      <w:r>
+        <w:rPr>
+          <w:rFonts w:ascii="DejaVu Sans" w:eastAsia="DejaVu Sans" w:hAnsi="DejaVu Sans" w:cs="DejaVu Sans"/>
+          <w:sz w:val="22"/>
+        </w:rPr>
+        <w:t>desc</w:t>
+      </w:r>
+      <w:r>
+        <w:rPr>
+          <w:rFonts w:ascii="DejaVu Sans" w:eastAsia="DejaVu Sans" w:hAnsi="DejaVu Sans" w:cs="DejaVu Sans"/>
+          <w:sz w:val="22"/>
+          <w:lang w:val="ru-RU"/>
+        </w:rPr>
+        <w:t>)."""</w:t>
       </w:r>
     </w:p>
     <w:p>
       <w:pPr>
         <w:spacing w:line="240" w:lineRule="auto"/>
         <w:ind w:firstLine="0"/>
-      </w:pPr>
-      <w:r>
-        <w:rPr>
-          <w:rFonts w:ascii="DejaVu Sans" w:eastAsia="DejaVu Sans" w:hAnsi="DejaVu Sans" w:cs="DejaVu Sans"/>
-          <w:sz w:val="22"/>
-        </w:rPr>
-        <w:t xml:space="preserve">    if m &lt;= 0:</w:t>
+        <w:rPr>
+          <w:lang w:val="ru-RU"/>
+        </w:rPr>
+      </w:pPr>
+      <w:r>
+        <w:rPr>
+          <w:rFonts w:ascii="DejaVu Sans" w:eastAsia="DejaVu Sans" w:hAnsi="DejaVu Sans" w:cs="DejaVu Sans"/>
+          <w:sz w:val="22"/>
+          <w:lang w:val="ru-RU"/>
+        </w:rPr>
+        <w:t xml:space="preserve">    </w:t>
+      </w:r>
+      <w:r>
+        <w:rPr>
+          <w:rFonts w:ascii="DejaVu Sans" w:eastAsia="DejaVu Sans" w:hAnsi="DejaVu Sans" w:cs="DejaVu Sans"/>
+          <w:sz w:val="22"/>
+        </w:rPr>
+        <w:t>if</w:t>
+      </w:r>
+      <w:r>
+        <w:rPr>
+          <w:rFonts w:ascii="DejaVu Sans" w:eastAsia="DejaVu Sans" w:hAnsi="DejaVu Sans" w:cs="DejaVu Sans"/>
+          <w:sz w:val="22"/>
+          <w:lang w:val="ru-RU"/>
+        </w:rPr>
+        <w:t xml:space="preserve"> </w:t>
+      </w:r>
+      <w:r>
+        <w:rPr>
+          <w:rFonts w:ascii="DejaVu Sans" w:eastAsia="DejaVu Sans" w:hAnsi="DejaVu Sans" w:cs="DejaVu Sans"/>
+          <w:sz w:val="22"/>
+        </w:rPr>
+        <w:t>m</w:t>
+      </w:r>
+      <w:r>
+        <w:rPr>
+          <w:rFonts w:ascii="DejaVu Sans" w:eastAsia="DejaVu Sans" w:hAnsi="DejaVu Sans" w:cs="DejaVu Sans"/>
+          <w:sz w:val="22"/>
+          <w:lang w:val="ru-RU"/>
+        </w:rPr>
+        <w:t xml:space="preserve"> &lt;= 0:</w:t>
       </w:r>
     </w:p>
     <w:p>
       <w:pPr>
         <w:spacing w:line="240" w:lineRule="auto"/>
         <w:ind w:firstLine="0"/>
-      </w:pPr>
-      <w:r>
-        <w:rPr>
-          <w:rFonts w:ascii="DejaVu Sans" w:eastAsia="DejaVu Sans" w:hAnsi="DejaVu Sans" w:cs="DejaVu Sans"/>
-          <w:sz w:val="22"/>
-        </w:rPr>
-        <w:t xml:space="preserve">        raise ValueError(f"Модуль m должен быть положительным (получено {m})")</w:t>
+        <w:rPr>
+          <w:lang w:val="ru-RU"/>
+        </w:rPr>
+      </w:pPr>
+      <w:r>
+        <w:rPr>
+          <w:rFonts w:ascii="DejaVu Sans" w:eastAsia="DejaVu Sans" w:hAnsi="DejaVu Sans" w:cs="DejaVu Sans"/>
+          <w:sz w:val="22"/>
+          <w:lang w:val="ru-RU"/>
+        </w:rPr>
+        <w:t xml:space="preserve">        </w:t>
+      </w:r>
+      <w:r>
+        <w:rPr>
+          <w:rFonts w:ascii="DejaVu Sans" w:eastAsia="DejaVu Sans" w:hAnsi="DejaVu Sans" w:cs="DejaVu Sans"/>
+          <w:sz w:val="22"/>
+        </w:rPr>
+        <w:t>raise</w:t>
+      </w:r>
+      <w:r>
+        <w:rPr>
+          <w:rFonts w:ascii="DejaVu Sans" w:eastAsia="DejaVu Sans" w:hAnsi="DejaVu Sans" w:cs="DejaVu Sans"/>
+          <w:sz w:val="22"/>
+          <w:lang w:val="ru-RU"/>
+        </w:rPr>
+        <w:t xml:space="preserve"> </w:t>
+      </w:r>
+      <w:r>
+        <w:rPr>
+          <w:rFonts w:ascii="DejaVu Sans" w:eastAsia="DejaVu Sans" w:hAnsi="DejaVu Sans" w:cs="DejaVu Sans"/>
+          <w:sz w:val="22"/>
+        </w:rPr>
+        <w:t>ValueError</w:t>
+      </w:r>
+      <w:r>
+        <w:rPr>
+          <w:rFonts w:ascii="DejaVu Sans" w:eastAsia="DejaVu Sans" w:hAnsi="DejaVu Sans" w:cs="DejaVu Sans"/>
+          <w:sz w:val="22"/>
+          <w:lang w:val="ru-RU"/>
+        </w:rPr>
+        <w:t>(</w:t>
+      </w:r>
+      <w:r>
+        <w:rPr>
+          <w:rFonts w:ascii="DejaVu Sans" w:eastAsia="DejaVu Sans" w:hAnsi="DejaVu Sans" w:cs="DejaVu Sans"/>
+          <w:sz w:val="22"/>
+        </w:rPr>
+        <w:t>f</w:t>
+      </w:r>
+      <w:r>
+        <w:rPr>
+          <w:rFonts w:ascii="DejaVu Sans" w:eastAsia="DejaVu Sans" w:hAnsi="DejaVu Sans" w:cs="DejaVu Sans"/>
+          <w:sz w:val="22"/>
+          <w:lang w:val="ru-RU"/>
+        </w:rPr>
+        <w:t xml:space="preserve">"Модуль </w:t>
+      </w:r>
+      <w:r>
+        <w:rPr>
+          <w:rFonts w:ascii="DejaVu Sans" w:eastAsia="DejaVu Sans" w:hAnsi="DejaVu Sans" w:cs="DejaVu Sans"/>
+          <w:sz w:val="22"/>
+        </w:rPr>
+        <w:t>m</w:t>
+      </w:r>
+      <w:r>
+        <w:rPr>
+          <w:rFonts w:ascii="DejaVu Sans" w:eastAsia="DejaVu Sans" w:hAnsi="DejaVu Sans" w:cs="DejaVu Sans"/>
+          <w:sz w:val="22"/>
+          <w:lang w:val="ru-RU"/>
+        </w:rPr>
+        <w:t xml:space="preserve"> должен быть положительным (получено {</w:t>
+      </w:r>
+      <w:r>
+        <w:rPr>
+          <w:rFonts w:ascii="DejaVu Sans" w:eastAsia="DejaVu Sans" w:hAnsi="DejaVu Sans" w:cs="DejaVu Sans"/>
+          <w:sz w:val="22"/>
+        </w:rPr>
+        <w:t>m</w:t>
+      </w:r>
+      <w:r>
+        <w:rPr>
+          <w:rFonts w:ascii="DejaVu Sans" w:eastAsia="DejaVu Sans" w:hAnsi="DejaVu Sans" w:cs="DejaVu Sans"/>
+          <w:sz w:val="22"/>
+          <w:lang w:val="ru-RU"/>
+        </w:rPr>
+        <w:t>})")</w:t>
       </w:r>
     </w:p>
     <w:p>
       <w:pPr>
         <w:spacing w:line="240" w:lineRule="auto"/>
         <w:ind w:firstLine="0"/>
+        <w:rPr>
+          <w:lang w:val="ru-RU"/>
+        </w:rPr>
       </w:pPr>
     </w:p>
     <w:p>
@@ -11397,8 +13043,16 @@
         <w:rPr>
           <w:rFonts w:ascii="DejaVu Sans" w:eastAsia="DejaVu Sans" w:hAnsi="DejaVu Sans" w:cs="DejaVu Sans"/>
           <w:sz w:val="22"/>
-        </w:rPr>
-        <w:t xml:space="preserve">    d, u, _ = extended_gcd(a, m)</w:t>
+          <w:lang w:val="ru-RU"/>
+        </w:rPr>
+        <w:t xml:space="preserve">    </w:t>
+      </w:r>
+      <w:r>
+        <w:rPr>
+          <w:rFonts w:ascii="DejaVu Sans" w:eastAsia="DejaVu Sans" w:hAnsi="DejaVu Sans" w:cs="DejaVu Sans"/>
+          <w:sz w:val="22"/>
+        </w:rPr>
+        <w:t>d, u, _ = extended_gcd(a, m)</w:t>
       </w:r>
     </w:p>
     <w:p>
@@ -11424,7 +13078,6 @@
           <w:rFonts w:ascii="DejaVu Sans" w:eastAsia="DejaVu Sans" w:hAnsi="DejaVu Sans" w:cs="DejaVu Sans"/>
           <w:sz w:val="22"/>
         </w:rPr>
-        <w:lastRenderedPageBreak/>
         <w:t xml:space="preserve">        return False, None, None, f"Необратимо: НОД({a}, {m}) = {d} ≠ 1"</w:t>
       </w:r>
     </w:p>
@@ -11508,6 +13161,7 @@
           <w:rFonts w:ascii="DejaVu Sans" w:eastAsia="DejaVu Sans" w:hAnsi="DejaVu Sans" w:cs="DejaVu Sans"/>
           <w:sz w:val="22"/>
         </w:rPr>
+        <w:lastRenderedPageBreak/>
         <w:t xml:space="preserve">    d, u, _ = extended_gcd(a, m)</w:t>
       </w:r>
     </w:p>
@@ -11547,19 +13201,108 @@
       <w:pPr>
         <w:spacing w:line="240" w:lineRule="auto"/>
         <w:ind w:firstLine="0"/>
-      </w:pPr>
-      <w:r>
-        <w:rPr>
-          <w:rFonts w:ascii="DejaVu Sans" w:eastAsia="DejaVu Sans" w:hAnsi="DejaVu Sans" w:cs="DejaVu Sans"/>
-          <w:sz w:val="22"/>
-        </w:rPr>
-        <w:t xml:space="preserve">        return 1, [], f"1. Решений нет: b={b} не делится на d={d}"</w:t>
+        <w:rPr>
+          <w:lang w:val="ru-RU"/>
+        </w:rPr>
+      </w:pPr>
+      <w:r>
+        <w:rPr>
+          <w:rFonts w:ascii="DejaVu Sans" w:eastAsia="DejaVu Sans" w:hAnsi="DejaVu Sans" w:cs="DejaVu Sans"/>
+          <w:sz w:val="22"/>
+        </w:rPr>
+        <w:t xml:space="preserve">        return</w:t>
+      </w:r>
+      <w:r>
+        <w:rPr>
+          <w:rFonts w:ascii="DejaVu Sans" w:eastAsia="DejaVu Sans" w:hAnsi="DejaVu Sans" w:cs="DejaVu Sans"/>
+          <w:sz w:val="22"/>
+          <w:lang w:val="ru-RU"/>
+        </w:rPr>
+        <w:t xml:space="preserve"> 1, [], </w:t>
+      </w:r>
+      <w:r>
+        <w:rPr>
+          <w:rFonts w:ascii="DejaVu Sans" w:eastAsia="DejaVu Sans" w:hAnsi="DejaVu Sans" w:cs="DejaVu Sans"/>
+          <w:sz w:val="22"/>
+        </w:rPr>
+        <w:t>f</w:t>
+      </w:r>
+      <w:r>
+        <w:rPr>
+          <w:rFonts w:ascii="DejaVu Sans" w:eastAsia="DejaVu Sans" w:hAnsi="DejaVu Sans" w:cs="DejaVu Sans"/>
+          <w:sz w:val="22"/>
+          <w:lang w:val="ru-RU"/>
+        </w:rPr>
+        <w:t xml:space="preserve">"1. Решений нет: </w:t>
+      </w:r>
+      <w:r>
+        <w:rPr>
+          <w:rFonts w:ascii="DejaVu Sans" w:eastAsia="DejaVu Sans" w:hAnsi="DejaVu Sans" w:cs="DejaVu Sans"/>
+          <w:sz w:val="22"/>
+        </w:rPr>
+        <w:t>b</w:t>
+      </w:r>
+      <w:r>
+        <w:rPr>
+          <w:rFonts w:ascii="DejaVu Sans" w:eastAsia="DejaVu Sans" w:hAnsi="DejaVu Sans" w:cs="DejaVu Sans"/>
+          <w:sz w:val="22"/>
+          <w:lang w:val="ru-RU"/>
+        </w:rPr>
+        <w:t>={</w:t>
+      </w:r>
+      <w:r>
+        <w:rPr>
+          <w:rFonts w:ascii="DejaVu Sans" w:eastAsia="DejaVu Sans" w:hAnsi="DejaVu Sans" w:cs="DejaVu Sans"/>
+          <w:sz w:val="22"/>
+        </w:rPr>
+        <w:t>b</w:t>
+      </w:r>
+      <w:r>
+        <w:rPr>
+          <w:rFonts w:ascii="DejaVu Sans" w:eastAsia="DejaVu Sans" w:hAnsi="DejaVu Sans" w:cs="DejaVu Sans"/>
+          <w:sz w:val="22"/>
+          <w:lang w:val="ru-RU"/>
+        </w:rPr>
+        <w:t xml:space="preserve">} не делится на </w:t>
+      </w:r>
+      <w:r>
+        <w:rPr>
+          <w:rFonts w:ascii="DejaVu Sans" w:eastAsia="DejaVu Sans" w:hAnsi="DejaVu Sans" w:cs="DejaVu Sans"/>
+          <w:sz w:val="22"/>
+        </w:rPr>
+        <w:t>d</w:t>
+      </w:r>
+      <w:r>
+        <w:rPr>
+          <w:rFonts w:ascii="DejaVu Sans" w:eastAsia="DejaVu Sans" w:hAnsi="DejaVu Sans" w:cs="DejaVu Sans"/>
+          <w:sz w:val="22"/>
+          <w:lang w:val="ru-RU"/>
+        </w:rPr>
+        <w:t>={</w:t>
+      </w:r>
+      <w:r>
+        <w:rPr>
+          <w:rFonts w:ascii="DejaVu Sans" w:eastAsia="DejaVu Sans" w:hAnsi="DejaVu Sans" w:cs="DejaVu Sans"/>
+          <w:sz w:val="22"/>
+        </w:rPr>
+        <w:t>d</w:t>
+      </w:r>
+      <w:r>
+        <w:rPr>
+          <w:rFonts w:ascii="DejaVu Sans" w:eastAsia="DejaVu Sans" w:hAnsi="DejaVu Sans" w:cs="DejaVu Sans"/>
+          <w:sz w:val="22"/>
+          <w:lang w:val="ru-RU"/>
+        </w:rPr>
+        <w:t>}"</w:t>
       </w:r>
     </w:p>
     <w:p>
       <w:pPr>
         <w:spacing w:line="240" w:lineRule="auto"/>
         <w:ind w:firstLine="0"/>
+        <w:rPr>
+          <w:lang w:val="ru-RU"/>
+        </w:rPr>
       </w:pPr>
     </w:p>
     <w:p>
@@ -11571,8 +13314,16 @@
         <w:rPr>
           <w:rFonts w:ascii="DejaVu Sans" w:eastAsia="DejaVu Sans" w:hAnsi="DejaVu Sans" w:cs="DejaVu Sans"/>
           <w:sz w:val="22"/>
-        </w:rPr>
-        <w:t xml:space="preserve">    m_prime = m // d</w:t>
+          <w:lang w:val="ru-RU"/>
+        </w:rPr>
+        <w:t xml:space="preserve">    </w:t>
+      </w:r>
+      <w:r>
+        <w:rPr>
+          <w:rFonts w:ascii="DejaVu Sans" w:eastAsia="DejaVu Sans" w:hAnsi="DejaVu Sans" w:cs="DejaVu Sans"/>
+          <w:sz w:val="22"/>
+        </w:rPr>
+        <w:t>m_prime = m // d</w:t>
       </w:r>
     </w:p>
     <w:p>
@@ -11894,30 +13645,93 @@
       <w:pPr>
         <w:spacing w:after="120" w:line="240" w:lineRule="auto"/>
         <w:ind w:firstLine="0"/>
-      </w:pPr>
-      <w:r>
-        <w:rPr>
-          <w:rFonts w:ascii="DejaVu Sans" w:eastAsia="DejaVu Sans" w:hAnsi="DejaVu Sans" w:cs="DejaVu Sans"/>
-          <w:sz w:val="22"/>
-        </w:rPr>
-        <w:t xml:space="preserve">    return status, pairs, f"{status}. Найдено пар решений: {len(pairs)}"</w:t>
+        <w:rPr>
+          <w:lang w:val="ru-RU"/>
+        </w:rPr>
+      </w:pPr>
+      <w:r>
+        <w:rPr>
+          <w:rFonts w:ascii="DejaVu Sans" w:eastAsia="DejaVu Sans" w:hAnsi="DejaVu Sans" w:cs="DejaVu Sans"/>
+          <w:sz w:val="22"/>
+        </w:rPr>
+        <w:t xml:space="preserve">    return status, pairs, f"{status}. </w:t>
+      </w:r>
+      <w:r>
+        <w:rPr>
+          <w:rFonts w:ascii="DejaVu Sans" w:eastAsia="DejaVu Sans" w:hAnsi="DejaVu Sans" w:cs="DejaVu Sans"/>
+          <w:sz w:val="22"/>
+          <w:lang w:val="ru-RU"/>
+        </w:rPr>
+        <w:t>Найдено пар решений: {</w:t>
+      </w:r>
+      <w:r>
+        <w:rPr>
+          <w:rFonts w:ascii="DejaVu Sans" w:eastAsia="DejaVu Sans" w:hAnsi="DejaVu Sans" w:cs="DejaVu Sans"/>
+          <w:sz w:val="22"/>
+        </w:rPr>
+        <w:t>len</w:t>
+      </w:r>
+      <w:r>
+        <w:rPr>
+          <w:rFonts w:ascii="DejaVu Sans" w:eastAsia="DejaVu Sans" w:hAnsi="DejaVu Sans" w:cs="DejaVu Sans"/>
+          <w:sz w:val="22"/>
+          <w:lang w:val="ru-RU"/>
+        </w:rPr>
+        <w:t>(</w:t>
+      </w:r>
+      <w:r>
+        <w:rPr>
+          <w:rFonts w:ascii="DejaVu Sans" w:eastAsia="DejaVu Sans" w:hAnsi="DejaVu Sans" w:cs="DejaVu Sans"/>
+          <w:sz w:val="22"/>
+        </w:rPr>
+        <w:t>pairs</w:t>
+      </w:r>
+      <w:r>
+        <w:rPr>
+          <w:rFonts w:ascii="DejaVu Sans" w:eastAsia="DejaVu Sans" w:hAnsi="DejaVu Sans" w:cs="DejaVu Sans"/>
+          <w:sz w:val="22"/>
+          <w:lang w:val="ru-RU"/>
+        </w:rPr>
+        <w:t>)}"</w:t>
       </w:r>
     </w:p>
     <w:p>
       <w:pPr>
         <w:keepNext/>
         <w:ind w:firstLine="0"/>
-      </w:pPr>
-      <w:r>
+        <w:rPr>
+          <w:lang w:val="ru-RU"/>
+        </w:rPr>
+      </w:pPr>
+      <w:r>
+        <w:rPr>
+          <w:lang w:val="ru-RU"/>
+        </w:rPr>
         <w:t>Листинг 2 – Реализация алгоритмов аффинного шифра (</w:t>
       </w:r>
       <w:r>
         <w:rPr>
           <w:i/>
         </w:rPr>
-        <w:t>cipher.py</w:t>
-      </w:r>
-      <w:r>
+        <w:t>cipher</w:t>
+      </w:r>
+      <w:r>
+        <w:rPr>
+          <w:i/>
+          <w:lang w:val="ru-RU"/>
+        </w:rPr>
+        <w:t>.</w:t>
+      </w:r>
+      <w:r>
+        <w:rPr>
+          <w:i/>
+        </w:rPr>
+        <w:t>py</w:t>
+      </w:r>
+      <w:r>
+        <w:rPr>
+          <w:lang w:val="ru-RU"/>
+        </w:rPr>
         <w:t>)</w:t>
       </w:r>
     </w:p>
@@ -12066,6 +13880,7 @@
           <w:rFonts w:ascii="DejaVu Sans" w:eastAsia="DejaVu Sans" w:hAnsi="DejaVu Sans" w:cs="DejaVu Sans"/>
           <w:sz w:val="22"/>
         </w:rPr>
+        <w:lastRenderedPageBreak/>
         <w:t xml:space="preserve">        gcd_val = math.gcd(a, self.power)</w:t>
       </w:r>
     </w:p>
@@ -12551,7 +14366,6 @@
           <w:rFonts w:ascii="DejaVu Sans" w:eastAsia="DejaVu Sans" w:hAnsi="DejaVu Sans" w:cs="DejaVu Sans"/>
           <w:sz w:val="22"/>
         </w:rPr>
-        <w:lastRenderedPageBreak/>
         <w:t xml:space="preserve">    def encrypt(self, text: str, a: int, b: int, filter_non_alpha: bool = False, case_mode: str = "lower") -&gt; str:</w:t>
       </w:r>
     </w:p>
@@ -12636,6 +14450,7 @@
           <w:rFonts w:ascii="DejaVu Sans" w:eastAsia="DejaVu Sans" w:hAnsi="DejaVu Sans" w:cs="DejaVu Sans"/>
           <w:sz w:val="22"/>
         </w:rPr>
+        <w:lastRenderedPageBreak/>
         <w:t xml:space="preserve">        return "".join(self.decrypt_symbol(c, a, b, case_mode=case_mode) for c in text)</w:t>
       </w:r>
     </w:p>
@@ -12727,30 +14542,70 @@
       <w:pPr>
         <w:spacing w:after="120" w:line="240" w:lineRule="auto"/>
         <w:ind w:firstLine="0"/>
-      </w:pPr>
-      <w:r>
-        <w:rPr>
-          <w:rFonts w:ascii="DejaVu Sans" w:eastAsia="DejaVu Sans" w:hAnsi="DejaVu Sans" w:cs="DejaVu Sans"/>
-          <w:sz w:val="22"/>
-        </w:rPr>
-        <w:t xml:space="preserve">        return results</w:t>
+        <w:rPr>
+          <w:lang w:val="ru-RU"/>
+        </w:rPr>
+      </w:pPr>
+      <w:r>
+        <w:rPr>
+          <w:rFonts w:ascii="DejaVu Sans" w:eastAsia="DejaVu Sans" w:hAnsi="DejaVu Sans" w:cs="DejaVu Sans"/>
+          <w:sz w:val="22"/>
+        </w:rPr>
+        <w:t xml:space="preserve">        return</w:t>
+      </w:r>
+      <w:r>
+        <w:rPr>
+          <w:rFonts w:ascii="DejaVu Sans" w:eastAsia="DejaVu Sans" w:hAnsi="DejaVu Sans" w:cs="DejaVu Sans"/>
+          <w:sz w:val="22"/>
+          <w:lang w:val="ru-RU"/>
+        </w:rPr>
+        <w:t xml:space="preserve"> </w:t>
+      </w:r>
+      <w:r>
+        <w:rPr>
+          <w:rFonts w:ascii="DejaVu Sans" w:eastAsia="DejaVu Sans" w:hAnsi="DejaVu Sans" w:cs="DejaVu Sans"/>
+          <w:sz w:val="22"/>
+        </w:rPr>
+        <w:t>results</w:t>
       </w:r>
     </w:p>
     <w:p>
       <w:pPr>
         <w:keepNext/>
         <w:ind w:firstLine="0"/>
-      </w:pPr>
-      <w:r>
+        <w:rPr>
+          <w:lang w:val="ru-RU"/>
+        </w:rPr>
+      </w:pPr>
+      <w:r>
+        <w:rPr>
+          <w:lang w:val="ru-RU"/>
+        </w:rPr>
         <w:t>Листинг 3 – Частотный анализ, решение систем гипотез и ранжирование ключей (</w:t>
       </w:r>
       <w:r>
         <w:rPr>
           <w:i/>
         </w:rPr>
-        <w:t>cryptanalysis.py</w:t>
-      </w:r>
-      <w:r>
+        <w:t>cryptanalysis</w:t>
+      </w:r>
+      <w:r>
+        <w:rPr>
+          <w:i/>
+          <w:lang w:val="ru-RU"/>
+        </w:rPr>
+        <w:t>.</w:t>
+      </w:r>
+      <w:r>
+        <w:rPr>
+          <w:i/>
+        </w:rPr>
+        <w:t>py</w:t>
+      </w:r>
+      <w:r>
+        <w:rPr>
+          <w:lang w:val="ru-RU"/>
+        </w:rPr>
         <w:t>)</w:t>
       </w:r>
     </w:p>
@@ -12855,24 +14710,62 @@
       <w:pPr>
         <w:spacing w:line="240" w:lineRule="auto"/>
         <w:ind w:firstLine="0"/>
-      </w:pPr>
-      <w:r>
-        <w:rPr>
-          <w:rFonts w:ascii="DejaVu Sans" w:eastAsia="DejaVu Sans" w:hAnsi="DejaVu Sans" w:cs="DejaVu Sans"/>
-          <w:sz w:val="22"/>
-        </w:rPr>
-        <w:t>_COMMON_BIGRAMS = {</w:t>
+        <w:rPr>
+          <w:lang w:val="ru-RU"/>
+        </w:rPr>
+      </w:pPr>
+      <w:r>
+        <w:rPr>
+          <w:rFonts w:ascii="DejaVu Sans" w:eastAsia="DejaVu Sans" w:hAnsi="DejaVu Sans" w:cs="DejaVu Sans"/>
+          <w:sz w:val="22"/>
+          <w:lang w:val="ru-RU"/>
+        </w:rPr>
+        <w:t>_</w:t>
+      </w:r>
+      <w:r>
+        <w:rPr>
+          <w:rFonts w:ascii="DejaVu Sans" w:eastAsia="DejaVu Sans" w:hAnsi="DejaVu Sans" w:cs="DejaVu Sans"/>
+          <w:sz w:val="22"/>
+        </w:rPr>
+        <w:t>COMMON</w:t>
+      </w:r>
+      <w:r>
+        <w:rPr>
+          <w:rFonts w:ascii="DejaVu Sans" w:eastAsia="DejaVu Sans" w:hAnsi="DejaVu Sans" w:cs="DejaVu Sans"/>
+          <w:sz w:val="22"/>
+          <w:lang w:val="ru-RU"/>
+        </w:rPr>
+        <w:t>_</w:t>
+      </w:r>
+      <w:r>
+        <w:rPr>
+          <w:rFonts w:ascii="DejaVu Sans" w:eastAsia="DejaVu Sans" w:hAnsi="DejaVu Sans" w:cs="DejaVu Sans"/>
+          <w:sz w:val="22"/>
+        </w:rPr>
+        <w:t>BIGRAMS</w:t>
+      </w:r>
+      <w:r>
+        <w:rPr>
+          <w:rFonts w:ascii="DejaVu Sans" w:eastAsia="DejaVu Sans" w:hAnsi="DejaVu Sans" w:cs="DejaVu Sans"/>
+          <w:sz w:val="22"/>
+          <w:lang w:val="ru-RU"/>
+        </w:rPr>
+        <w:t xml:space="preserve"> = {</w:t>
       </w:r>
     </w:p>
     <w:p>
       <w:pPr>
         <w:spacing w:line="240" w:lineRule="auto"/>
         <w:ind w:firstLine="0"/>
-      </w:pPr>
-      <w:r>
-        <w:rPr>
-          <w:rFonts w:ascii="DejaVu Sans" w:eastAsia="DejaVu Sans" w:hAnsi="DejaVu Sans" w:cs="DejaVu Sans"/>
-          <w:sz w:val="22"/>
+        <w:rPr>
+          <w:lang w:val="ru-RU"/>
+        </w:rPr>
+      </w:pPr>
+      <w:r>
+        <w:rPr>
+          <w:rFonts w:ascii="DejaVu Sans" w:eastAsia="DejaVu Sans" w:hAnsi="DejaVu Sans" w:cs="DejaVu Sans"/>
+          <w:sz w:val="22"/>
+          <w:lang w:val="ru-RU"/>
         </w:rPr>
         <w:t xml:space="preserve">    "ст", "но", "то", "на", "ен", "ов", "ни", "ра", "во", "ко",</w:t>
       </w:r>
@@ -12881,11 +14774,15 @@
       <w:pPr>
         <w:spacing w:line="240" w:lineRule="auto"/>
         <w:ind w:firstLine="0"/>
-      </w:pPr>
-      <w:r>
-        <w:rPr>
-          <w:rFonts w:ascii="DejaVu Sans" w:eastAsia="DejaVu Sans" w:hAnsi="DejaVu Sans" w:cs="DejaVu Sans"/>
-          <w:sz w:val="22"/>
+        <w:rPr>
+          <w:lang w:val="ru-RU"/>
+        </w:rPr>
+      </w:pPr>
+      <w:r>
+        <w:rPr>
+          <w:rFonts w:ascii="DejaVu Sans" w:eastAsia="DejaVu Sans" w:hAnsi="DejaVu Sans" w:cs="DejaVu Sans"/>
+          <w:sz w:val="22"/>
+          <w:lang w:val="ru-RU"/>
         </w:rPr>
         <w:t xml:space="preserve">    "ро", "по", "ал", "пр", "ос", "ли", "ес", "од", "не", "го",</w:t>
       </w:r>
@@ -12894,11 +14791,15 @@
       <w:pPr>
         <w:spacing w:line="240" w:lineRule="auto"/>
         <w:ind w:firstLine="0"/>
-      </w:pPr>
-      <w:r>
-        <w:rPr>
-          <w:rFonts w:ascii="DejaVu Sans" w:eastAsia="DejaVu Sans" w:hAnsi="DejaVu Sans" w:cs="DejaVu Sans"/>
-          <w:sz w:val="22"/>
+        <w:rPr>
+          <w:lang w:val="ru-RU"/>
+        </w:rPr>
+      </w:pPr>
+      <w:r>
+        <w:rPr>
+          <w:rFonts w:ascii="DejaVu Sans" w:eastAsia="DejaVu Sans" w:hAnsi="DejaVu Sans" w:cs="DejaVu Sans"/>
+          <w:sz w:val="22"/>
+          <w:lang w:val="ru-RU"/>
         </w:rPr>
         <w:t xml:space="preserve">    "ре", "ер", "от", "ва", "ла", "ет", "ит", "та", "те", "ти"</w:t>
       </w:r>
@@ -12907,11 +14808,15 @@
       <w:pPr>
         <w:spacing w:line="240" w:lineRule="auto"/>
         <w:ind w:firstLine="0"/>
-      </w:pPr>
-      <w:r>
-        <w:rPr>
-          <w:rFonts w:ascii="DejaVu Sans" w:eastAsia="DejaVu Sans" w:hAnsi="DejaVu Sans" w:cs="DejaVu Sans"/>
-          <w:sz w:val="22"/>
+        <w:rPr>
+          <w:lang w:val="ru-RU"/>
+        </w:rPr>
+      </w:pPr>
+      <w:r>
+        <w:rPr>
+          <w:rFonts w:ascii="DejaVu Sans" w:eastAsia="DejaVu Sans" w:hAnsi="DejaVu Sans" w:cs="DejaVu Sans"/>
+          <w:sz w:val="22"/>
+          <w:lang w:val="ru-RU"/>
         </w:rPr>
         <w:t>}</w:t>
       </w:r>
@@ -12920,24 +14825,62 @@
       <w:pPr>
         <w:spacing w:line="240" w:lineRule="auto"/>
         <w:ind w:firstLine="0"/>
-      </w:pPr>
-      <w:r>
-        <w:rPr>
-          <w:rFonts w:ascii="DejaVu Sans" w:eastAsia="DejaVu Sans" w:hAnsi="DejaVu Sans" w:cs="DejaVu Sans"/>
-          <w:sz w:val="22"/>
-        </w:rPr>
-        <w:t>_FORBIDDEN_BIGRAMS = {</w:t>
+        <w:rPr>
+          <w:lang w:val="ru-RU"/>
+        </w:rPr>
+      </w:pPr>
+      <w:r>
+        <w:rPr>
+          <w:rFonts w:ascii="DejaVu Sans" w:eastAsia="DejaVu Sans" w:hAnsi="DejaVu Sans" w:cs="DejaVu Sans"/>
+          <w:sz w:val="22"/>
+          <w:lang w:val="ru-RU"/>
+        </w:rPr>
+        <w:t>_</w:t>
+      </w:r>
+      <w:r>
+        <w:rPr>
+          <w:rFonts w:ascii="DejaVu Sans" w:eastAsia="DejaVu Sans" w:hAnsi="DejaVu Sans" w:cs="DejaVu Sans"/>
+          <w:sz w:val="22"/>
+        </w:rPr>
+        <w:t>FORBIDDEN</w:t>
+      </w:r>
+      <w:r>
+        <w:rPr>
+          <w:rFonts w:ascii="DejaVu Sans" w:eastAsia="DejaVu Sans" w:hAnsi="DejaVu Sans" w:cs="DejaVu Sans"/>
+          <w:sz w:val="22"/>
+          <w:lang w:val="ru-RU"/>
+        </w:rPr>
+        <w:t>_</w:t>
+      </w:r>
+      <w:r>
+        <w:rPr>
+          <w:rFonts w:ascii="DejaVu Sans" w:eastAsia="DejaVu Sans" w:hAnsi="DejaVu Sans" w:cs="DejaVu Sans"/>
+          <w:sz w:val="22"/>
+        </w:rPr>
+        <w:t>BIGRAMS</w:t>
+      </w:r>
+      <w:r>
+        <w:rPr>
+          <w:rFonts w:ascii="DejaVu Sans" w:eastAsia="DejaVu Sans" w:hAnsi="DejaVu Sans" w:cs="DejaVu Sans"/>
+          <w:sz w:val="22"/>
+          <w:lang w:val="ru-RU"/>
+        </w:rPr>
+        <w:t xml:space="preserve"> = {</w:t>
       </w:r>
     </w:p>
     <w:p>
       <w:pPr>
         <w:spacing w:line="240" w:lineRule="auto"/>
         <w:ind w:firstLine="0"/>
-      </w:pPr>
-      <w:r>
-        <w:rPr>
-          <w:rFonts w:ascii="DejaVu Sans" w:eastAsia="DejaVu Sans" w:hAnsi="DejaVu Sans" w:cs="DejaVu Sans"/>
-          <w:sz w:val="22"/>
+        <w:rPr>
+          <w:lang w:val="ru-RU"/>
+        </w:rPr>
+      </w:pPr>
+      <w:r>
+        <w:rPr>
+          <w:rFonts w:ascii="DejaVu Sans" w:eastAsia="DejaVu Sans" w:hAnsi="DejaVu Sans" w:cs="DejaVu Sans"/>
+          <w:sz w:val="22"/>
+          <w:lang w:val="ru-RU"/>
         </w:rPr>
         <w:t xml:space="preserve">    "ъъ", "ьь", "ыь", "ъь", "ыы", "йь", "жы", "шы", "чя", "щя",</w:t>
       </w:r>
@@ -12946,11 +14889,15 @@
       <w:pPr>
         <w:spacing w:line="240" w:lineRule="auto"/>
         <w:ind w:firstLine="0"/>
-      </w:pPr>
-      <w:r>
-        <w:rPr>
-          <w:rFonts w:ascii="DejaVu Sans" w:eastAsia="DejaVu Sans" w:hAnsi="DejaVu Sans" w:cs="DejaVu Sans"/>
-          <w:sz w:val="22"/>
+        <w:rPr>
+          <w:lang w:val="ru-RU"/>
+        </w:rPr>
+      </w:pPr>
+      <w:r>
+        <w:rPr>
+          <w:rFonts w:ascii="DejaVu Sans" w:eastAsia="DejaVu Sans" w:hAnsi="DejaVu Sans" w:cs="DejaVu Sans"/>
+          <w:sz w:val="22"/>
+          <w:lang w:val="ru-RU"/>
         </w:rPr>
         <w:t xml:space="preserve">    "чю", "щю", "оы", "аы", "еы", "иы", "уы", "эы", "юы", "яы",</w:t>
       </w:r>
@@ -12959,11 +14906,15 @@
       <w:pPr>
         <w:spacing w:line="240" w:lineRule="auto"/>
         <w:ind w:firstLine="0"/>
-      </w:pPr>
-      <w:r>
-        <w:rPr>
-          <w:rFonts w:ascii="DejaVu Sans" w:eastAsia="DejaVu Sans" w:hAnsi="DejaVu Sans" w:cs="DejaVu Sans"/>
-          <w:sz w:val="22"/>
+        <w:rPr>
+          <w:lang w:val="ru-RU"/>
+        </w:rPr>
+      </w:pPr>
+      <w:r>
+        <w:rPr>
+          <w:rFonts w:ascii="DejaVu Sans" w:eastAsia="DejaVu Sans" w:hAnsi="DejaVu Sans" w:cs="DejaVu Sans"/>
+          <w:sz w:val="22"/>
+          <w:lang w:val="ru-RU"/>
         </w:rPr>
         <w:t xml:space="preserve">    "ьы", "ъы", "ъа", "ъо", "ъу", "ъэ", "ъи"</w:t>
       </w:r>
@@ -12972,11 +14923,15 @@
       <w:pPr>
         <w:spacing w:line="240" w:lineRule="auto"/>
         <w:ind w:firstLine="0"/>
-      </w:pPr>
-      <w:r>
-        <w:rPr>
-          <w:rFonts w:ascii="DejaVu Sans" w:eastAsia="DejaVu Sans" w:hAnsi="DejaVu Sans" w:cs="DejaVu Sans"/>
-          <w:sz w:val="22"/>
+        <w:rPr>
+          <w:lang w:val="ru-RU"/>
+        </w:rPr>
+      </w:pPr>
+      <w:r>
+        <w:rPr>
+          <w:rFonts w:ascii="DejaVu Sans" w:eastAsia="DejaVu Sans" w:hAnsi="DejaVu Sans" w:cs="DejaVu Sans"/>
+          <w:sz w:val="22"/>
+          <w:lang w:val="ru-RU"/>
         </w:rPr>
         <w:t>}</w:t>
       </w:r>
@@ -12985,24 +14940,62 @@
       <w:pPr>
         <w:spacing w:line="240" w:lineRule="auto"/>
         <w:ind w:firstLine="0"/>
-      </w:pPr>
-      <w:r>
-        <w:rPr>
-          <w:rFonts w:ascii="DejaVu Sans" w:eastAsia="DejaVu Sans" w:hAnsi="DejaVu Sans" w:cs="DejaVu Sans"/>
-          <w:sz w:val="22"/>
-        </w:rPr>
-        <w:t>_COMMON_WORDS = {</w:t>
+        <w:rPr>
+          <w:lang w:val="ru-RU"/>
+        </w:rPr>
+      </w:pPr>
+      <w:r>
+        <w:rPr>
+          <w:rFonts w:ascii="DejaVu Sans" w:eastAsia="DejaVu Sans" w:hAnsi="DejaVu Sans" w:cs="DejaVu Sans"/>
+          <w:sz w:val="22"/>
+          <w:lang w:val="ru-RU"/>
+        </w:rPr>
+        <w:t>_</w:t>
+      </w:r>
+      <w:r>
+        <w:rPr>
+          <w:rFonts w:ascii="DejaVu Sans" w:eastAsia="DejaVu Sans" w:hAnsi="DejaVu Sans" w:cs="DejaVu Sans"/>
+          <w:sz w:val="22"/>
+        </w:rPr>
+        <w:t>COMMON</w:t>
+      </w:r>
+      <w:r>
+        <w:rPr>
+          <w:rFonts w:ascii="DejaVu Sans" w:eastAsia="DejaVu Sans" w:hAnsi="DejaVu Sans" w:cs="DejaVu Sans"/>
+          <w:sz w:val="22"/>
+          <w:lang w:val="ru-RU"/>
+        </w:rPr>
+        <w:t>_</w:t>
+      </w:r>
+      <w:r>
+        <w:rPr>
+          <w:rFonts w:ascii="DejaVu Sans" w:eastAsia="DejaVu Sans" w:hAnsi="DejaVu Sans" w:cs="DejaVu Sans"/>
+          <w:sz w:val="22"/>
+        </w:rPr>
+        <w:t>WORDS</w:t>
+      </w:r>
+      <w:r>
+        <w:rPr>
+          <w:rFonts w:ascii="DejaVu Sans" w:eastAsia="DejaVu Sans" w:hAnsi="DejaVu Sans" w:cs="DejaVu Sans"/>
+          <w:sz w:val="22"/>
+          <w:lang w:val="ru-RU"/>
+        </w:rPr>
+        <w:t xml:space="preserve"> = {</w:t>
       </w:r>
     </w:p>
     <w:p>
       <w:pPr>
         <w:spacing w:line="240" w:lineRule="auto"/>
         <w:ind w:firstLine="0"/>
-      </w:pPr>
-      <w:r>
-        <w:rPr>
-          <w:rFonts w:ascii="DejaVu Sans" w:eastAsia="DejaVu Sans" w:hAnsi="DejaVu Sans" w:cs="DejaVu Sans"/>
-          <w:sz w:val="22"/>
+        <w:rPr>
+          <w:lang w:val="ru-RU"/>
+        </w:rPr>
+      </w:pPr>
+      <w:r>
+        <w:rPr>
+          <w:rFonts w:ascii="DejaVu Sans" w:eastAsia="DejaVu Sans" w:hAnsi="DejaVu Sans" w:cs="DejaVu Sans"/>
+          <w:sz w:val="22"/>
+          <w:lang w:val="ru-RU"/>
         </w:rPr>
         <w:t xml:space="preserve">    "и", "в", "не", "на", "я", "с", "что", "а", "по", "он", "как",</w:t>
       </w:r>
@@ -13011,11 +15004,15 @@
       <w:pPr>
         <w:spacing w:line="240" w:lineRule="auto"/>
         <w:ind w:firstLine="0"/>
-      </w:pPr>
-      <w:r>
-        <w:rPr>
-          <w:rFonts w:ascii="DejaVu Sans" w:eastAsia="DejaVu Sans" w:hAnsi="DejaVu Sans" w:cs="DejaVu Sans"/>
-          <w:sz w:val="22"/>
+        <w:rPr>
+          <w:lang w:val="ru-RU"/>
+        </w:rPr>
+      </w:pPr>
+      <w:r>
+        <w:rPr>
+          <w:rFonts w:ascii="DejaVu Sans" w:eastAsia="DejaVu Sans" w:hAnsi="DejaVu Sans" w:cs="DejaVu Sans"/>
+          <w:sz w:val="22"/>
+          <w:lang w:val="ru-RU"/>
         </w:rPr>
         <w:t xml:space="preserve">    "то", "но", "мы", "к", "у", "вы", "за", "бы", "же", "от", "о",</w:t>
       </w:r>
@@ -13024,11 +15021,15 @@
       <w:pPr>
         <w:spacing w:line="240" w:lineRule="auto"/>
         <w:ind w:firstLine="0"/>
-      </w:pPr>
-      <w:r>
-        <w:rPr>
-          <w:rFonts w:ascii="DejaVu Sans" w:eastAsia="DejaVu Sans" w:hAnsi="DejaVu Sans" w:cs="DejaVu Sans"/>
-          <w:sz w:val="22"/>
+        <w:rPr>
+          <w:lang w:val="ru-RU"/>
+        </w:rPr>
+      </w:pPr>
+      <w:r>
+        <w:rPr>
+          <w:rFonts w:ascii="DejaVu Sans" w:eastAsia="DejaVu Sans" w:hAnsi="DejaVu Sans" w:cs="DejaVu Sans"/>
+          <w:sz w:val="22"/>
+          <w:lang w:val="ru-RU"/>
         </w:rPr>
         <w:t xml:space="preserve">    "из", "до", "да", "ли", "или", "если", "для", "при", "был", "ты",</w:t>
       </w:r>
@@ -13037,11 +15038,15 @@
       <w:pPr>
         <w:spacing w:line="240" w:lineRule="auto"/>
         <w:ind w:firstLine="0"/>
-      </w:pPr>
-      <w:r>
-        <w:rPr>
-          <w:rFonts w:ascii="DejaVu Sans" w:eastAsia="DejaVu Sans" w:hAnsi="DejaVu Sans" w:cs="DejaVu Sans"/>
-          <w:sz w:val="22"/>
+        <w:rPr>
+          <w:lang w:val="ru-RU"/>
+        </w:rPr>
+      </w:pPr>
+      <w:r>
+        <w:rPr>
+          <w:rFonts w:ascii="DejaVu Sans" w:eastAsia="DejaVu Sans" w:hAnsi="DejaVu Sans" w:cs="DejaVu Sans"/>
+          <w:sz w:val="22"/>
+          <w:lang w:val="ru-RU"/>
         </w:rPr>
         <w:t xml:space="preserve">    "все", "так", "его", "она", "они", "еще"</w:t>
       </w:r>
@@ -13094,6 +15099,686 @@
           <w:rFonts w:ascii="DejaVu Sans" w:eastAsia="DejaVu Sans" w:hAnsi="DejaVu Sans" w:cs="DejaVu Sans"/>
           <w:sz w:val="22"/>
         </w:rPr>
+        <w:t xml:space="preserve">    alpha = alphabet or DEFAULT_ALPHABET</w:t>
+      </w:r>
+    </w:p>
+    <w:p>
+      <w:pPr>
+        <w:spacing w:line="240" w:lineRule="auto"/>
+        <w:ind w:firstLine="0"/>
+      </w:pPr>
+      <w:r>
+        <w:rPr>
+          <w:rFonts w:ascii="DejaVu Sans" w:eastAsia="DejaVu Sans" w:hAnsi="DejaVu Sans" w:cs="DejaVu Sans"/>
+          <w:sz w:val="22"/>
+        </w:rPr>
+        <w:t xml:space="preserve">    canonical = alpha.prepare_canonical_text(text)</w:t>
+      </w:r>
+    </w:p>
+    <w:p>
+      <w:pPr>
+        <w:spacing w:line="240" w:lineRule="auto"/>
+        <w:ind w:firstLine="0"/>
+      </w:pPr>
+      <w:r>
+        <w:rPr>
+          <w:rFonts w:ascii="DejaVu Sans" w:eastAsia="DejaVu Sans" w:hAnsi="DejaVu Sans" w:cs="DejaVu Sans"/>
+          <w:sz w:val="22"/>
+        </w:rPr>
+        <w:t xml:space="preserve">    total = len(canonical)</w:t>
+      </w:r>
+    </w:p>
+    <w:p>
+      <w:pPr>
+        <w:spacing w:line="240" w:lineRule="auto"/>
+        <w:ind w:firstLine="0"/>
+      </w:pPr>
+      <w:r>
+        <w:rPr>
+          <w:rFonts w:ascii="DejaVu Sans" w:eastAsia="DejaVu Sans" w:hAnsi="DejaVu Sans" w:cs="DejaVu Sans"/>
+          <w:sz w:val="22"/>
+        </w:rPr>
+        <w:t xml:space="preserve">    counts = Counter(canonical)</w:t>
+      </w:r>
+    </w:p>
+    <w:p>
+      <w:pPr>
+        <w:spacing w:line="240" w:lineRule="auto"/>
+        <w:ind w:firstLine="0"/>
+      </w:pPr>
+      <w:r>
+        <w:rPr>
+          <w:rFonts w:ascii="DejaVu Sans" w:eastAsia="DejaVu Sans" w:hAnsi="DejaVu Sans" w:cs="DejaVu Sans"/>
+          <w:sz w:val="22"/>
+        </w:rPr>
+        <w:t xml:space="preserve">    freqs = {c: counts.get(c, 0) / total if total &gt; 0 else 0.0 for c in alpha.symbols}</w:t>
+      </w:r>
+    </w:p>
+    <w:p>
+      <w:pPr>
+        <w:spacing w:line="240" w:lineRule="auto"/>
+        <w:ind w:firstLine="0"/>
+      </w:pPr>
+      <w:r>
+        <w:rPr>
+          <w:rFonts w:ascii="DejaVu Sans" w:eastAsia="DejaVu Sans" w:hAnsi="DejaVu Sans" w:cs="DejaVu Sans"/>
+          <w:sz w:val="22"/>
+        </w:rPr>
+        <w:t xml:space="preserve">    sorted_items = sorted([(c, counts.get(c, 0), freqs[c]) for c in alpha.symbols], key=lambda x: x[1], reverse=True)</w:t>
+      </w:r>
+    </w:p>
+    <w:p>
+      <w:pPr>
+        <w:spacing w:line="240" w:lineRule="auto"/>
+        <w:ind w:firstLine="0"/>
+      </w:pPr>
+      <w:r>
+        <w:rPr>
+          <w:rFonts w:ascii="DejaVu Sans" w:eastAsia="DejaVu Sans" w:hAnsi="DejaVu Sans" w:cs="DejaVu Sans"/>
+          <w:sz w:val="22"/>
+        </w:rPr>
+        <w:t xml:space="preserve">    return {</w:t>
+      </w:r>
+    </w:p>
+    <w:p>
+      <w:pPr>
+        <w:spacing w:line="240" w:lineRule="auto"/>
+        <w:ind w:firstLine="0"/>
+      </w:pPr>
+      <w:r>
+        <w:rPr>
+          <w:rFonts w:ascii="DejaVu Sans" w:eastAsia="DejaVu Sans" w:hAnsi="DejaVu Sans" w:cs="DejaVu Sans"/>
+          <w:sz w:val="22"/>
+        </w:rPr>
+        <w:t xml:space="preserve">        "counts": dict(counts),</w:t>
+      </w:r>
+    </w:p>
+    <w:p>
+      <w:pPr>
+        <w:spacing w:line="240" w:lineRule="auto"/>
+        <w:ind w:firstLine="0"/>
+      </w:pPr>
+      <w:r>
+        <w:rPr>
+          <w:rFonts w:ascii="DejaVu Sans" w:eastAsia="DejaVu Sans" w:hAnsi="DejaVu Sans" w:cs="DejaVu Sans"/>
+          <w:sz w:val="22"/>
+        </w:rPr>
+        <w:lastRenderedPageBreak/>
+        <w:t xml:space="preserve">        "frequencies": freqs,</w:t>
+      </w:r>
+    </w:p>
+    <w:p>
+      <w:pPr>
+        <w:spacing w:line="240" w:lineRule="auto"/>
+        <w:ind w:firstLine="0"/>
+      </w:pPr>
+      <w:r>
+        <w:rPr>
+          <w:rFonts w:ascii="DejaVu Sans" w:eastAsia="DejaVu Sans" w:hAnsi="DejaVu Sans" w:cs="DejaVu Sans"/>
+          <w:sz w:val="22"/>
+        </w:rPr>
+        <w:t xml:space="preserve">        "sorted_chars": sorted_items,</w:t>
+      </w:r>
+    </w:p>
+    <w:p>
+      <w:pPr>
+        <w:spacing w:line="240" w:lineRule="auto"/>
+        <w:ind w:firstLine="0"/>
+      </w:pPr>
+      <w:r>
+        <w:rPr>
+          <w:rFonts w:ascii="DejaVu Sans" w:eastAsia="DejaVu Sans" w:hAnsi="DejaVu Sans" w:cs="DejaVu Sans"/>
+          <w:sz w:val="22"/>
+        </w:rPr>
+        <w:t xml:space="preserve">        "total_alpha_chars": total</w:t>
+      </w:r>
+    </w:p>
+    <w:p>
+      <w:pPr>
+        <w:spacing w:line="240" w:lineRule="auto"/>
+        <w:ind w:firstLine="0"/>
+      </w:pPr>
+      <w:r>
+        <w:rPr>
+          <w:rFonts w:ascii="DejaVu Sans" w:eastAsia="DejaVu Sans" w:hAnsi="DejaVu Sans" w:cs="DejaVu Sans"/>
+          <w:sz w:val="22"/>
+        </w:rPr>
+        <w:t xml:space="preserve">    }</w:t>
+      </w:r>
+    </w:p>
+    <w:p>
+      <w:pPr>
+        <w:spacing w:line="240" w:lineRule="auto"/>
+        <w:ind w:firstLine="0"/>
+      </w:pPr>
+    </w:p>
+    <w:p>
+      <w:pPr>
+        <w:spacing w:line="240" w:lineRule="auto"/>
+        <w:ind w:firstLine="0"/>
+      </w:pPr>
+    </w:p>
+    <w:p>
+      <w:pPr>
+        <w:spacing w:line="240" w:lineRule="auto"/>
+        <w:ind w:firstLine="0"/>
+      </w:pPr>
+      <w:r>
+        <w:rPr>
+          <w:rFonts w:ascii="DejaVu Sans" w:eastAsia="DejaVu Sans" w:hAnsi="DejaVu Sans" w:cs="DejaVu Sans"/>
+          <w:sz w:val="22"/>
+        </w:rPr>
+        <w:t>def generate_hypotheses_systems(ciphertext: str, alphabet: Optional[Alphabet] = None, top_ct_count: int = 6, top_pt_count: int = 6) -&gt; List[Dict[str, Any]]:</w:t>
+      </w:r>
+    </w:p>
+    <w:p>
+      <w:pPr>
+        <w:spacing w:line="240" w:lineRule="auto"/>
+        <w:ind w:firstLine="0"/>
+      </w:pPr>
+      <w:r>
+        <w:rPr>
+          <w:rFonts w:ascii="DejaVu Sans" w:eastAsia="DejaVu Sans" w:hAnsi="DejaVu Sans" w:cs="DejaVu Sans"/>
+          <w:sz w:val="22"/>
+        </w:rPr>
+        <w:t xml:space="preserve">    alpha = alphabet or DEFAULT_ALPHABET</w:t>
+      </w:r>
+    </w:p>
+    <w:p>
+      <w:pPr>
+        <w:spacing w:line="240" w:lineRule="auto"/>
+        <w:ind w:firstLine="0"/>
+      </w:pPr>
+      <w:r>
+        <w:rPr>
+          <w:rFonts w:ascii="DejaVu Sans" w:eastAsia="DejaVu Sans" w:hAnsi="DejaVu Sans" w:cs="DejaVu Sans"/>
+          <w:sz w:val="22"/>
+        </w:rPr>
+        <w:t xml:space="preserve">    m = alpha.power</w:t>
+      </w:r>
+    </w:p>
+    <w:p>
+      <w:pPr>
+        <w:spacing w:line="240" w:lineRule="auto"/>
+        <w:ind w:firstLine="0"/>
+      </w:pPr>
+      <w:r>
+        <w:rPr>
+          <w:rFonts w:ascii="DejaVu Sans" w:eastAsia="DejaVu Sans" w:hAnsi="DejaVu Sans" w:cs="DejaVu Sans"/>
+          <w:sz w:val="22"/>
+        </w:rPr>
+        <w:t xml:space="preserve">    fa = frequency_analysis(ciphertext, alpha)</w:t>
+      </w:r>
+    </w:p>
+    <w:p>
+      <w:pPr>
+        <w:spacing w:line="240" w:lineRule="auto"/>
+        <w:ind w:firstLine="0"/>
+      </w:pPr>
+      <w:r>
+        <w:rPr>
+          <w:rFonts w:ascii="DejaVu Sans" w:eastAsia="DejaVu Sans" w:hAnsi="DejaVu Sans" w:cs="DejaVu Sans"/>
+          <w:sz w:val="22"/>
+        </w:rPr>
+        <w:t xml:space="preserve">    top_ct = [item[0] for item in fa["sorted_chars"][:top_ct_count]]</w:t>
+      </w:r>
+    </w:p>
+    <w:p>
+      <w:pPr>
+        <w:spacing w:line="240" w:lineRule="auto"/>
+        <w:ind w:firstLine="0"/>
+      </w:pPr>
+      <w:r>
+        <w:rPr>
+          <w:rFonts w:ascii="DejaVu Sans" w:eastAsia="DejaVu Sans" w:hAnsi="DejaVu Sans" w:cs="DejaVu Sans"/>
+          <w:sz w:val="22"/>
+        </w:rPr>
+        <w:t xml:space="preserve">    top_pt = [item[0] for item in RUSSIAN_FREQUENCIES[:top_pt_count]]</w:t>
+      </w:r>
+    </w:p>
+    <w:p>
+      <w:pPr>
+        <w:spacing w:line="240" w:lineRule="auto"/>
+        <w:ind w:firstLine="0"/>
+      </w:pPr>
+    </w:p>
+    <w:p>
+      <w:pPr>
+        <w:spacing w:line="240" w:lineRule="auto"/>
+        <w:ind w:firstLine="0"/>
+      </w:pPr>
+      <w:r>
+        <w:rPr>
+          <w:rFonts w:ascii="DejaVu Sans" w:eastAsia="DejaVu Sans" w:hAnsi="DejaVu Sans" w:cs="DejaVu Sans"/>
+          <w:sz w:val="22"/>
+        </w:rPr>
+        <w:t xml:space="preserve">    hypotheses = []</w:t>
+      </w:r>
+    </w:p>
+    <w:p>
+      <w:pPr>
+        <w:spacing w:line="240" w:lineRule="auto"/>
+        <w:ind w:firstLine="0"/>
+      </w:pPr>
+      <w:r>
+        <w:rPr>
+          <w:rFonts w:ascii="DejaVu Sans" w:eastAsia="DejaVu Sans" w:hAnsi="DejaVu Sans" w:cs="DejaVu Sans"/>
+          <w:sz w:val="22"/>
+        </w:rPr>
+        <w:t xml:space="preserve">    for y1_char in top_ct:</w:t>
+      </w:r>
+    </w:p>
+    <w:p>
+      <w:pPr>
+        <w:spacing w:line="240" w:lineRule="auto"/>
+        <w:ind w:firstLine="0"/>
+      </w:pPr>
+      <w:r>
+        <w:rPr>
+          <w:rFonts w:ascii="DejaVu Sans" w:eastAsia="DejaVu Sans" w:hAnsi="DejaVu Sans" w:cs="DejaVu Sans"/>
+          <w:sz w:val="22"/>
+        </w:rPr>
+        <w:t xml:space="preserve">        for y2_char in top_ct:</w:t>
+      </w:r>
+    </w:p>
+    <w:p>
+      <w:pPr>
+        <w:spacing w:line="240" w:lineRule="auto"/>
+        <w:ind w:firstLine="0"/>
+      </w:pPr>
+      <w:r>
+        <w:rPr>
+          <w:rFonts w:ascii="DejaVu Sans" w:eastAsia="DejaVu Sans" w:hAnsi="DejaVu Sans" w:cs="DejaVu Sans"/>
+          <w:sz w:val="22"/>
+        </w:rPr>
+        <w:t xml:space="preserve">            if y1_char == y2_char: continue</w:t>
+      </w:r>
+    </w:p>
+    <w:p>
+      <w:pPr>
+        <w:spacing w:line="240" w:lineRule="auto"/>
+        <w:ind w:firstLine="0"/>
+      </w:pPr>
+      <w:r>
+        <w:rPr>
+          <w:rFonts w:ascii="DejaVu Sans" w:eastAsia="DejaVu Sans" w:hAnsi="DejaVu Sans" w:cs="DejaVu Sans"/>
+          <w:sz w:val="22"/>
+        </w:rPr>
+        <w:t xml:space="preserve">            for x1_char in top_pt:</w:t>
+      </w:r>
+    </w:p>
+    <w:p>
+      <w:pPr>
+        <w:spacing w:line="240" w:lineRule="auto"/>
+        <w:ind w:firstLine="0"/>
+      </w:pPr>
+      <w:r>
+        <w:rPr>
+          <w:rFonts w:ascii="DejaVu Sans" w:eastAsia="DejaVu Sans" w:hAnsi="DejaVu Sans" w:cs="DejaVu Sans"/>
+          <w:sz w:val="22"/>
+        </w:rPr>
+        <w:t xml:space="preserve">                for x2_char in top_pt:</w:t>
+      </w:r>
+    </w:p>
+    <w:p>
+      <w:pPr>
+        <w:spacing w:line="240" w:lineRule="auto"/>
+        <w:ind w:firstLine="0"/>
+      </w:pPr>
+      <w:r>
+        <w:rPr>
+          <w:rFonts w:ascii="DejaVu Sans" w:eastAsia="DejaVu Sans" w:hAnsi="DejaVu Sans" w:cs="DejaVu Sans"/>
+          <w:sz w:val="22"/>
+        </w:rPr>
+        <w:t xml:space="preserve">                    if x1_char == x2_char: continue</w:t>
+      </w:r>
+    </w:p>
+    <w:p>
+      <w:pPr>
+        <w:spacing w:line="240" w:lineRule="auto"/>
+        <w:ind w:firstLine="0"/>
+      </w:pPr>
+      <w:r>
+        <w:rPr>
+          <w:rFonts w:ascii="DejaVu Sans" w:eastAsia="DejaVu Sans" w:hAnsi="DejaVu Sans" w:cs="DejaVu Sans"/>
+          <w:sz w:val="22"/>
+        </w:rPr>
+        <w:t xml:space="preserve">                    x1, x2 = alpha.A(x1_char), alpha.A(x2_char)</w:t>
+      </w:r>
+    </w:p>
+    <w:p>
+      <w:pPr>
+        <w:spacing w:line="240" w:lineRule="auto"/>
+        <w:ind w:firstLine="0"/>
+      </w:pPr>
+      <w:r>
+        <w:rPr>
+          <w:rFonts w:ascii="DejaVu Sans" w:eastAsia="DejaVu Sans" w:hAnsi="DejaVu Sans" w:cs="DejaVu Sans"/>
+          <w:sz w:val="22"/>
+        </w:rPr>
+        <w:t xml:space="preserve">                    y1, y2 = alpha.A(y1_char), alpha.A(y2_char)</w:t>
+      </w:r>
+    </w:p>
+    <w:p>
+      <w:pPr>
+        <w:spacing w:line="240" w:lineRule="auto"/>
+        <w:ind w:firstLine="0"/>
+      </w:pPr>
+      <w:r>
+        <w:rPr>
+          <w:rFonts w:ascii="DejaVu Sans" w:eastAsia="DejaVu Sans" w:hAnsi="DejaVu Sans" w:cs="DejaVu Sans"/>
+          <w:sz w:val="22"/>
+        </w:rPr>
+        <w:t xml:space="preserve">                    st, solutions, desc = solve_system_congruences(x1, y1, x2, y2, m)</w:t>
+      </w:r>
+    </w:p>
+    <w:p>
+      <w:pPr>
+        <w:spacing w:line="240" w:lineRule="auto"/>
+        <w:ind w:firstLine="0"/>
+      </w:pPr>
+      <w:r>
+        <w:rPr>
+          <w:rFonts w:ascii="DejaVu Sans" w:eastAsia="DejaVu Sans" w:hAnsi="DejaVu Sans" w:cs="DejaVu Sans"/>
+          <w:sz w:val="22"/>
+        </w:rPr>
+        <w:t xml:space="preserve">                    valid_keys = [(a, b) for a, b in solutions if math.gcd(a, m) == 1]</w:t>
+      </w:r>
+    </w:p>
+    <w:p>
+      <w:pPr>
+        <w:spacing w:line="240" w:lineRule="auto"/>
+        <w:ind w:firstLine="0"/>
+      </w:pPr>
+      <w:r>
+        <w:rPr>
+          <w:rFonts w:ascii="DejaVu Sans" w:eastAsia="DejaVu Sans" w:hAnsi="DejaVu Sans" w:cs="DejaVu Sans"/>
+          <w:sz w:val="22"/>
+        </w:rPr>
+        <w:t xml:space="preserve">                    hypotheses.append({</w:t>
+      </w:r>
+    </w:p>
+    <w:p>
+      <w:pPr>
+        <w:spacing w:line="240" w:lineRule="auto"/>
+        <w:ind w:firstLine="0"/>
+      </w:pPr>
+      <w:r>
+        <w:rPr>
+          <w:rFonts w:ascii="DejaVu Sans" w:eastAsia="DejaVu Sans" w:hAnsi="DejaVu Sans" w:cs="DejaVu Sans"/>
+          <w:sz w:val="22"/>
+        </w:rPr>
+        <w:t xml:space="preserve">                        "mapping": f"E({x1_char})={y1_char}, E({x2_char})={y2_char}",</w:t>
+      </w:r>
+    </w:p>
+    <w:p>
+      <w:pPr>
+        <w:spacing w:line="240" w:lineRule="auto"/>
+        <w:ind w:firstLine="0"/>
+      </w:pPr>
+      <w:r>
+        <w:rPr>
+          <w:rFonts w:ascii="DejaVu Sans" w:eastAsia="DejaVu Sans" w:hAnsi="DejaVu Sans" w:cs="DejaVu Sans"/>
+          <w:sz w:val="22"/>
+        </w:rPr>
+        <w:t xml:space="preserve">                        "status": st,</w:t>
+      </w:r>
+    </w:p>
+    <w:p>
+      <w:pPr>
+        <w:spacing w:line="240" w:lineRule="auto"/>
+        <w:ind w:firstLine="0"/>
+      </w:pPr>
+      <w:r>
+        <w:rPr>
+          <w:rFonts w:ascii="DejaVu Sans" w:eastAsia="DejaVu Sans" w:hAnsi="DejaVu Sans" w:cs="DejaVu Sans"/>
+          <w:sz w:val="22"/>
+        </w:rPr>
+        <w:t xml:space="preserve">                        "description": desc,</w:t>
+      </w:r>
+    </w:p>
+    <w:p>
+      <w:pPr>
+        <w:spacing w:line="240" w:lineRule="auto"/>
+        <w:ind w:firstLine="0"/>
+      </w:pPr>
+      <w:r>
+        <w:rPr>
+          <w:rFonts w:ascii="DejaVu Sans" w:eastAsia="DejaVu Sans" w:hAnsi="DejaVu Sans" w:cs="DejaVu Sans"/>
+          <w:sz w:val="22"/>
+        </w:rPr>
+        <w:t xml:space="preserve">                        "valid_keys": valid_keys</w:t>
+      </w:r>
+    </w:p>
+    <w:p>
+      <w:pPr>
+        <w:spacing w:line="240" w:lineRule="auto"/>
+        <w:ind w:firstLine="0"/>
+      </w:pPr>
+      <w:r>
+        <w:rPr>
+          <w:rFonts w:ascii="DejaVu Sans" w:eastAsia="DejaVu Sans" w:hAnsi="DejaVu Sans" w:cs="DejaVu Sans"/>
+          <w:sz w:val="22"/>
+        </w:rPr>
+        <w:t xml:space="preserve">                    })</w:t>
+      </w:r>
+    </w:p>
+    <w:p>
+      <w:pPr>
+        <w:spacing w:line="240" w:lineRule="auto"/>
+        <w:ind w:firstLine="0"/>
+      </w:pPr>
+      <w:r>
+        <w:rPr>
+          <w:rFonts w:ascii="DejaVu Sans" w:eastAsia="DejaVu Sans" w:hAnsi="DejaVu Sans" w:cs="DejaVu Sans"/>
+          <w:sz w:val="22"/>
+        </w:rPr>
+        <w:t xml:space="preserve">    return hypotheses</w:t>
+      </w:r>
+    </w:p>
+    <w:p>
+      <w:pPr>
+        <w:spacing w:line="240" w:lineRule="auto"/>
+        <w:ind w:firstLine="0"/>
+      </w:pPr>
+    </w:p>
+    <w:p>
+      <w:pPr>
+        <w:spacing w:line="240" w:lineRule="auto"/>
+        <w:ind w:firstLine="0"/>
+      </w:pPr>
+    </w:p>
+    <w:p>
+      <w:pPr>
+        <w:spacing w:line="240" w:lineRule="auto"/>
+        <w:ind w:firstLine="0"/>
+      </w:pPr>
+      <w:r>
+        <w:rPr>
+          <w:rFonts w:ascii="DejaVu Sans" w:eastAsia="DejaVu Sans" w:hAnsi="DejaVu Sans" w:cs="DejaVu Sans"/>
+          <w:sz w:val="22"/>
+        </w:rPr>
+        <w:t>def score_russian_text(text: str) -&gt; float:</w:t>
+      </w:r>
+    </w:p>
+    <w:p>
+      <w:pPr>
+        <w:spacing w:line="240" w:lineRule="auto"/>
+        <w:ind w:firstLine="0"/>
+      </w:pPr>
+      <w:r>
+        <w:rPr>
+          <w:rFonts w:ascii="DejaVu Sans" w:eastAsia="DejaVu Sans" w:hAnsi="DejaVu Sans" w:cs="DejaVu Sans"/>
+          <w:sz w:val="22"/>
+        </w:rPr>
+        <w:t xml:space="preserve">    if not text: return 0.0</w:t>
+      </w:r>
+    </w:p>
+    <w:p>
+      <w:pPr>
+        <w:spacing w:line="240" w:lineRule="auto"/>
+        <w:ind w:firstLine="0"/>
+      </w:pPr>
+      <w:r>
+        <w:rPr>
+          <w:rFonts w:ascii="DejaVu Sans" w:eastAsia="DejaVu Sans" w:hAnsi="DejaVu Sans" w:cs="DejaVu Sans"/>
+          <w:sz w:val="22"/>
+        </w:rPr>
+        <w:t xml:space="preserve">    n = len(text)</w:t>
+      </w:r>
+    </w:p>
+    <w:p>
+      <w:pPr>
+        <w:spacing w:line="240" w:lineRule="auto"/>
+        <w:ind w:firstLine="0"/>
+      </w:pPr>
+      <w:r>
+        <w:rPr>
+          <w:rFonts w:ascii="DejaVu Sans" w:eastAsia="DejaVu Sans" w:hAnsi="DejaVu Sans" w:cs="DejaVu Sans"/>
+          <w:sz w:val="22"/>
+        </w:rPr>
+        <w:t xml:space="preserve">    counts = Counter(text)</w:t>
+      </w:r>
+    </w:p>
+    <w:p>
+      <w:pPr>
+        <w:spacing w:line="240" w:lineRule="auto"/>
+        <w:ind w:firstLine="0"/>
+      </w:pPr>
+      <w:r>
+        <w:rPr>
+          <w:rFonts w:ascii="DejaVu Sans" w:eastAsia="DejaVu Sans" w:hAnsi="DejaVu Sans" w:cs="DejaVu Sans"/>
+          <w:sz w:val="22"/>
+        </w:rPr>
+        <w:t xml:space="preserve">    freq_score = sum((counts[c] / n) * _FREQ_DICT.get(c, 0.0) for c in counts) * 1000.0</w:t>
+      </w:r>
+    </w:p>
+    <w:p>
+      <w:pPr>
+        <w:spacing w:line="240" w:lineRule="auto"/>
+        <w:ind w:firstLine="0"/>
+      </w:pPr>
+      <w:r>
+        <w:rPr>
+          <w:rFonts w:ascii="DejaVu Sans" w:eastAsia="DejaVu Sans" w:hAnsi="DejaVu Sans" w:cs="DejaVu Sans"/>
+          <w:sz w:val="22"/>
+        </w:rPr>
+        <w:t xml:space="preserve">    bg_score = 0.0</w:t>
+      </w:r>
+    </w:p>
+    <w:p>
+      <w:pPr>
+        <w:spacing w:line="240" w:lineRule="auto"/>
+        <w:ind w:firstLine="0"/>
+      </w:pPr>
+      <w:r>
+        <w:rPr>
+          <w:rFonts w:ascii="DejaVu Sans" w:eastAsia="DejaVu Sans" w:hAnsi="DejaVu Sans" w:cs="DejaVu Sans"/>
+          <w:sz w:val="22"/>
+        </w:rPr>
+        <w:t xml:space="preserve">    for i in range(n - 1):</w:t>
+      </w:r>
+    </w:p>
+    <w:p>
+      <w:pPr>
+        <w:spacing w:line="240" w:lineRule="auto"/>
+        <w:ind w:firstLine="0"/>
+      </w:pPr>
+      <w:r>
+        <w:rPr>
+          <w:rFonts w:ascii="DejaVu Sans" w:eastAsia="DejaVu Sans" w:hAnsi="DejaVu Sans" w:cs="DejaVu Sans"/>
+          <w:sz w:val="22"/>
+        </w:rPr>
+        <w:t xml:space="preserve">        bg = text[i:i + 2]</w:t>
+      </w:r>
+    </w:p>
+    <w:p>
+      <w:pPr>
+        <w:spacing w:line="240" w:lineRule="auto"/>
+        <w:ind w:firstLine="0"/>
+      </w:pPr>
+      <w:r>
+        <w:rPr>
+          <w:rFonts w:ascii="DejaVu Sans" w:eastAsia="DejaVu Sans" w:hAnsi="DejaVu Sans" w:cs="DejaVu Sans"/>
+          <w:sz w:val="22"/>
+        </w:rPr>
+        <w:t xml:space="preserve">        if bg in _COMMON_BIGRAMS: bg_score += 2.5</w:t>
+      </w:r>
+    </w:p>
+    <w:p>
+      <w:pPr>
+        <w:spacing w:line="240" w:lineRule="auto"/>
+        <w:ind w:firstLine="0"/>
+      </w:pPr>
+      <w:r>
+        <w:rPr>
+          <w:rFonts w:ascii="DejaVu Sans" w:eastAsia="DejaVu Sans" w:hAnsi="DejaVu Sans" w:cs="DejaVu Sans"/>
+          <w:sz w:val="22"/>
+        </w:rPr>
+        <w:t xml:space="preserve">        elif bg in _FORBIDDEN_BIGRAMS: bg_score -= 25.0</w:t>
+      </w:r>
+    </w:p>
+    <w:p>
+      <w:pPr>
+        <w:spacing w:line="240" w:lineRule="auto"/>
+        <w:ind w:firstLine="0"/>
+      </w:pPr>
+      <w:r>
+        <w:rPr>
+          <w:rFonts w:ascii="DejaVu Sans" w:eastAsia="DejaVu Sans" w:hAnsi="DejaVu Sans" w:cs="DejaVu Sans"/>
+          <w:sz w:val="22"/>
+        </w:rPr>
+        <w:t xml:space="preserve">    word_score = sum(text.count(w) * 1.5 for w in _COMMON_WORDS if len(w) &gt;= 2)</w:t>
+      </w:r>
+    </w:p>
+    <w:p>
+      <w:pPr>
+        <w:spacing w:line="240" w:lineRule="auto"/>
+        <w:ind w:firstLine="0"/>
+      </w:pPr>
+      <w:r>
+        <w:rPr>
+          <w:rFonts w:ascii="DejaVu Sans" w:eastAsia="DejaVu Sans" w:hAnsi="DejaVu Sans" w:cs="DejaVu Sans"/>
+          <w:sz w:val="22"/>
+        </w:rPr>
+        <w:t xml:space="preserve">    return freq_score + bg_score + word_score</w:t>
+      </w:r>
+    </w:p>
+    <w:p>
+      <w:pPr>
+        <w:spacing w:line="240" w:lineRule="auto"/>
+        <w:ind w:firstLine="0"/>
+      </w:pPr>
+    </w:p>
+    <w:p>
+      <w:pPr>
+        <w:spacing w:line="240" w:lineRule="auto"/>
+        <w:ind w:firstLine="0"/>
+      </w:pPr>
+    </w:p>
+    <w:p>
+      <w:pPr>
+        <w:spacing w:line="240" w:lineRule="auto"/>
+        <w:ind w:firstLine="0"/>
+      </w:pPr>
+      <w:r>
+        <w:rPr>
+          <w:rFonts w:ascii="DejaVu Sans" w:eastAsia="DejaVu Sans" w:hAnsi="DejaVu Sans" w:cs="DejaVu Sans"/>
+          <w:sz w:val="22"/>
+        </w:rPr>
+        <w:t>def crack_affine_cipher(ciphertext: str, alphabet: Optional[Alphabet] = None, top_n: int = 5) -&gt; List[Tuple[float, Tuple[int, int], str, str]]:</w:t>
+      </w:r>
+    </w:p>
+    <w:p>
+      <w:pPr>
+        <w:spacing w:line="240" w:lineRule="auto"/>
+        <w:ind w:firstLine="0"/>
+      </w:pPr>
+      <w:r>
+        <w:rPr>
+          <w:rFonts w:ascii="DejaVu Sans" w:eastAsia="DejaVu Sans" w:hAnsi="DejaVu Sans" w:cs="DejaVu Sans"/>
+          <w:sz w:val="22"/>
+        </w:rPr>
         <w:lastRenderedPageBreak/>
         <w:t xml:space="preserve">    alpha = alphabet or DEFAULT_ALPHABET</w:t>
       </w:r>
@@ -13108,7 +15793,7 @@
           <w:rFonts w:ascii="DejaVu Sans" w:eastAsia="DejaVu Sans" w:hAnsi="DejaVu Sans" w:cs="DejaVu Sans"/>
           <w:sz w:val="22"/>
         </w:rPr>
-        <w:t xml:space="preserve">    canonical = alpha.prepare_canonical_text(text)</w:t>
+        <w:t xml:space="preserve">    cipher = AffineCipher(alpha)</w:t>
       </w:r>
     </w:p>
     <w:p>
@@ -13121,7 +15806,7 @@
           <w:rFonts w:ascii="DejaVu Sans" w:eastAsia="DejaVu Sans" w:hAnsi="DejaVu Sans" w:cs="DejaVu Sans"/>
           <w:sz w:val="22"/>
         </w:rPr>
-        <w:t xml:space="preserve">    total = len(canonical)</w:t>
+        <w:t xml:space="preserve">    hypotheses = generate_hypotheses_systems(ciphertext, alpha)</w:t>
       </w:r>
     </w:p>
     <w:p>
@@ -13134,7 +15819,7 @@
           <w:rFonts w:ascii="DejaVu Sans" w:eastAsia="DejaVu Sans" w:hAnsi="DejaVu Sans" w:cs="DejaVu Sans"/>
           <w:sz w:val="22"/>
         </w:rPr>
-        <w:t xml:space="preserve">    counts = Counter(canonical)</w:t>
+        <w:t xml:space="preserve">    evaluated = []</w:t>
       </w:r>
     </w:p>
     <w:p>
@@ -13147,7 +15832,7 @@
           <w:rFonts w:ascii="DejaVu Sans" w:eastAsia="DejaVu Sans" w:hAnsi="DejaVu Sans" w:cs="DejaVu Sans"/>
           <w:sz w:val="22"/>
         </w:rPr>
-        <w:t xml:space="preserve">    freqs = {c: counts.get(c, 0) / total if total &gt; 0 else 0.0 for c in alpha.symbols}</w:t>
+        <w:t xml:space="preserve">    seen = set()</w:t>
       </w:r>
     </w:p>
     <w:p>
@@ -13160,7 +15845,7 @@
           <w:rFonts w:ascii="DejaVu Sans" w:eastAsia="DejaVu Sans" w:hAnsi="DejaVu Sans" w:cs="DejaVu Sans"/>
           <w:sz w:val="22"/>
         </w:rPr>
-        <w:t xml:space="preserve">    sorted_items = sorted([(c, counts.get(c, 0), freqs[c]) for c in alpha.symbols], key=lambda x: x[1], reverse=True)</w:t>
+        <w:t xml:space="preserve">    for h in hypotheses:</w:t>
       </w:r>
     </w:p>
     <w:p>
@@ -13173,7 +15858,7 @@
           <w:rFonts w:ascii="DejaVu Sans" w:eastAsia="DejaVu Sans" w:hAnsi="DejaVu Sans" w:cs="DejaVu Sans"/>
           <w:sz w:val="22"/>
         </w:rPr>
-        <w:t xml:space="preserve">    return {</w:t>
+        <w:t xml:space="preserve">        for a, b in h["valid_keys"]:</w:t>
       </w:r>
     </w:p>
     <w:p>
@@ -13186,7 +15871,7 @@
           <w:rFonts w:ascii="DejaVu Sans" w:eastAsia="DejaVu Sans" w:hAnsi="DejaVu Sans" w:cs="DejaVu Sans"/>
           <w:sz w:val="22"/>
         </w:rPr>
-        <w:t xml:space="preserve">        "counts": dict(counts),</w:t>
+        <w:t xml:space="preserve">            if (a, b) in seen: continue</w:t>
       </w:r>
     </w:p>
     <w:p>
@@ -13199,7 +15884,7 @@
           <w:rFonts w:ascii="DejaVu Sans" w:eastAsia="DejaVu Sans" w:hAnsi="DejaVu Sans" w:cs="DejaVu Sans"/>
           <w:sz w:val="22"/>
         </w:rPr>
-        <w:t xml:space="preserve">        "frequencies": freqs,</w:t>
+        <w:t xml:space="preserve">            seen.add((a, b))</w:t>
       </w:r>
     </w:p>
     <w:p>
@@ -13212,7 +15897,7 @@
           <w:rFonts w:ascii="DejaVu Sans" w:eastAsia="DejaVu Sans" w:hAnsi="DejaVu Sans" w:cs="DejaVu Sans"/>
           <w:sz w:val="22"/>
         </w:rPr>
-        <w:t xml:space="preserve">        "sorted_chars": sorted_items,</w:t>
+        <w:t xml:space="preserve">            dec_text = cipher.decrypt(ciphertext, a, b)</w:t>
       </w:r>
     </w:p>
     <w:p>
@@ -13225,7 +15910,7 @@
           <w:rFonts w:ascii="DejaVu Sans" w:eastAsia="DejaVu Sans" w:hAnsi="DejaVu Sans" w:cs="DejaVu Sans"/>
           <w:sz w:val="22"/>
         </w:rPr>
-        <w:t xml:space="preserve">        "total_alpha_chars": total</w:t>
+        <w:t xml:space="preserve">            score = score_russian_text(dec_text)</w:t>
       </w:r>
     </w:p>
     <w:p>
@@ -13238,7 +15923,7 @@
           <w:rFonts w:ascii="DejaVu Sans" w:eastAsia="DejaVu Sans" w:hAnsi="DejaVu Sans" w:cs="DejaVu Sans"/>
           <w:sz w:val="22"/>
         </w:rPr>
-        <w:t xml:space="preserve">    }</w:t>
+        <w:t xml:space="preserve">            evaluated.append((score, (a, b), h["mapping"], dec_text))</w:t>
       </w:r>
     </w:p>
     <w:p>
@@ -13246,686 +15931,6 @@
         <w:spacing w:line="240" w:lineRule="auto"/>
         <w:ind w:firstLine="0"/>
       </w:pPr>
-    </w:p>
-    <w:p>
-      <w:pPr>
-        <w:spacing w:line="240" w:lineRule="auto"/>
-        <w:ind w:firstLine="0"/>
-      </w:pPr>
-    </w:p>
-    <w:p>
-      <w:pPr>
-        <w:spacing w:line="240" w:lineRule="auto"/>
-        <w:ind w:firstLine="0"/>
-      </w:pPr>
-      <w:r>
-        <w:rPr>
-          <w:rFonts w:ascii="DejaVu Sans" w:eastAsia="DejaVu Sans" w:hAnsi="DejaVu Sans" w:cs="DejaVu Sans"/>
-          <w:sz w:val="22"/>
-        </w:rPr>
-        <w:t>def generate_hypotheses_systems(ciphertext: str, alphabet: Optional[Alphabet] = None, top_ct_count: int = 6, top_pt_count: int = 6) -&gt; List[Dict[str, Any]]:</w:t>
-      </w:r>
-    </w:p>
-    <w:p>
-      <w:pPr>
-        <w:spacing w:line="240" w:lineRule="auto"/>
-        <w:ind w:firstLine="0"/>
-      </w:pPr>
-      <w:r>
-        <w:rPr>
-          <w:rFonts w:ascii="DejaVu Sans" w:eastAsia="DejaVu Sans" w:hAnsi="DejaVu Sans" w:cs="DejaVu Sans"/>
-          <w:sz w:val="22"/>
-        </w:rPr>
-        <w:t xml:space="preserve">    alpha = alphabet or DEFAULT_ALPHABET</w:t>
-      </w:r>
-    </w:p>
-    <w:p>
-      <w:pPr>
-        <w:spacing w:line="240" w:lineRule="auto"/>
-        <w:ind w:firstLine="0"/>
-      </w:pPr>
-      <w:r>
-        <w:rPr>
-          <w:rFonts w:ascii="DejaVu Sans" w:eastAsia="DejaVu Sans" w:hAnsi="DejaVu Sans" w:cs="DejaVu Sans"/>
-          <w:sz w:val="22"/>
-        </w:rPr>
-        <w:t xml:space="preserve">    m = alpha.power</w:t>
-      </w:r>
-    </w:p>
-    <w:p>
-      <w:pPr>
-        <w:spacing w:line="240" w:lineRule="auto"/>
-        <w:ind w:firstLine="0"/>
-      </w:pPr>
-      <w:r>
-        <w:rPr>
-          <w:rFonts w:ascii="DejaVu Sans" w:eastAsia="DejaVu Sans" w:hAnsi="DejaVu Sans" w:cs="DejaVu Sans"/>
-          <w:sz w:val="22"/>
-        </w:rPr>
-        <w:t xml:space="preserve">    fa = frequency_analysis(ciphertext, alpha)</w:t>
-      </w:r>
-    </w:p>
-    <w:p>
-      <w:pPr>
-        <w:spacing w:line="240" w:lineRule="auto"/>
-        <w:ind w:firstLine="0"/>
-      </w:pPr>
-      <w:r>
-        <w:rPr>
-          <w:rFonts w:ascii="DejaVu Sans" w:eastAsia="DejaVu Sans" w:hAnsi="DejaVu Sans" w:cs="DejaVu Sans"/>
-          <w:sz w:val="22"/>
-        </w:rPr>
-        <w:t xml:space="preserve">    top_ct = [item[0] for item in fa["sorted_chars"][:top_ct_count]]</w:t>
-      </w:r>
-    </w:p>
-    <w:p>
-      <w:pPr>
-        <w:spacing w:line="240" w:lineRule="auto"/>
-        <w:ind w:firstLine="0"/>
-      </w:pPr>
-      <w:r>
-        <w:rPr>
-          <w:rFonts w:ascii="DejaVu Sans" w:eastAsia="DejaVu Sans" w:hAnsi="DejaVu Sans" w:cs="DejaVu Sans"/>
-          <w:sz w:val="22"/>
-        </w:rPr>
-        <w:t xml:space="preserve">    top_pt = [item[0] for item in RUSSIAN_FREQUENCIES[:top_pt_count]]</w:t>
-      </w:r>
-    </w:p>
-    <w:p>
-      <w:pPr>
-        <w:spacing w:line="240" w:lineRule="auto"/>
-        <w:ind w:firstLine="0"/>
-      </w:pPr>
-    </w:p>
-    <w:p>
-      <w:pPr>
-        <w:spacing w:line="240" w:lineRule="auto"/>
-        <w:ind w:firstLine="0"/>
-      </w:pPr>
-      <w:r>
-        <w:rPr>
-          <w:rFonts w:ascii="DejaVu Sans" w:eastAsia="DejaVu Sans" w:hAnsi="DejaVu Sans" w:cs="DejaVu Sans"/>
-          <w:sz w:val="22"/>
-        </w:rPr>
-        <w:t xml:space="preserve">    hypotheses = []</w:t>
-      </w:r>
-    </w:p>
-    <w:p>
-      <w:pPr>
-        <w:spacing w:line="240" w:lineRule="auto"/>
-        <w:ind w:firstLine="0"/>
-      </w:pPr>
-      <w:r>
-        <w:rPr>
-          <w:rFonts w:ascii="DejaVu Sans" w:eastAsia="DejaVu Sans" w:hAnsi="DejaVu Sans" w:cs="DejaVu Sans"/>
-          <w:sz w:val="22"/>
-        </w:rPr>
-        <w:t xml:space="preserve">    for y1_char in top_ct:</w:t>
-      </w:r>
-    </w:p>
-    <w:p>
-      <w:pPr>
-        <w:spacing w:line="240" w:lineRule="auto"/>
-        <w:ind w:firstLine="0"/>
-      </w:pPr>
-      <w:r>
-        <w:rPr>
-          <w:rFonts w:ascii="DejaVu Sans" w:eastAsia="DejaVu Sans" w:hAnsi="DejaVu Sans" w:cs="DejaVu Sans"/>
-          <w:sz w:val="22"/>
-        </w:rPr>
-        <w:t xml:space="preserve">        for y2_char in top_ct:</w:t>
-      </w:r>
-    </w:p>
-    <w:p>
-      <w:pPr>
-        <w:spacing w:line="240" w:lineRule="auto"/>
-        <w:ind w:firstLine="0"/>
-      </w:pPr>
-      <w:r>
-        <w:rPr>
-          <w:rFonts w:ascii="DejaVu Sans" w:eastAsia="DejaVu Sans" w:hAnsi="DejaVu Sans" w:cs="DejaVu Sans"/>
-          <w:sz w:val="22"/>
-        </w:rPr>
-        <w:t xml:space="preserve">            if y1_char == y2_char: continue</w:t>
-      </w:r>
-    </w:p>
-    <w:p>
-      <w:pPr>
-        <w:spacing w:line="240" w:lineRule="auto"/>
-        <w:ind w:firstLine="0"/>
-      </w:pPr>
-      <w:r>
-        <w:rPr>
-          <w:rFonts w:ascii="DejaVu Sans" w:eastAsia="DejaVu Sans" w:hAnsi="DejaVu Sans" w:cs="DejaVu Sans"/>
-          <w:sz w:val="22"/>
-        </w:rPr>
-        <w:t xml:space="preserve">            for x1_char in top_pt:</w:t>
-      </w:r>
-    </w:p>
-    <w:p>
-      <w:pPr>
-        <w:spacing w:line="240" w:lineRule="auto"/>
-        <w:ind w:firstLine="0"/>
-      </w:pPr>
-      <w:r>
-        <w:rPr>
-          <w:rFonts w:ascii="DejaVu Sans" w:eastAsia="DejaVu Sans" w:hAnsi="DejaVu Sans" w:cs="DejaVu Sans"/>
-          <w:sz w:val="22"/>
-        </w:rPr>
-        <w:t xml:space="preserve">                for x2_char in top_pt:</w:t>
-      </w:r>
-    </w:p>
-    <w:p>
-      <w:pPr>
-        <w:spacing w:line="240" w:lineRule="auto"/>
-        <w:ind w:firstLine="0"/>
-      </w:pPr>
-      <w:r>
-        <w:rPr>
-          <w:rFonts w:ascii="DejaVu Sans" w:eastAsia="DejaVu Sans" w:hAnsi="DejaVu Sans" w:cs="DejaVu Sans"/>
-          <w:sz w:val="22"/>
-        </w:rPr>
-        <w:t xml:space="preserve">                    if x1_char == x2_char: continue</w:t>
-      </w:r>
-    </w:p>
-    <w:p>
-      <w:pPr>
-        <w:spacing w:line="240" w:lineRule="auto"/>
-        <w:ind w:firstLine="0"/>
-      </w:pPr>
-      <w:r>
-        <w:rPr>
-          <w:rFonts w:ascii="DejaVu Sans" w:eastAsia="DejaVu Sans" w:hAnsi="DejaVu Sans" w:cs="DejaVu Sans"/>
-          <w:sz w:val="22"/>
-        </w:rPr>
-        <w:t xml:space="preserve">                    x1, x2 = alpha.A(x1_char), alpha.A(x2_char)</w:t>
-      </w:r>
-    </w:p>
-    <w:p>
-      <w:pPr>
-        <w:spacing w:line="240" w:lineRule="auto"/>
-        <w:ind w:firstLine="0"/>
-      </w:pPr>
-      <w:r>
-        <w:rPr>
-          <w:rFonts w:ascii="DejaVu Sans" w:eastAsia="DejaVu Sans" w:hAnsi="DejaVu Sans" w:cs="DejaVu Sans"/>
-          <w:sz w:val="22"/>
-        </w:rPr>
-        <w:t xml:space="preserve">                    y1, y2 = alpha.A(y1_char), alpha.A(y2_char)</w:t>
-      </w:r>
-    </w:p>
-    <w:p>
-      <w:pPr>
-        <w:spacing w:line="240" w:lineRule="auto"/>
-        <w:ind w:firstLine="0"/>
-      </w:pPr>
-      <w:r>
-        <w:rPr>
-          <w:rFonts w:ascii="DejaVu Sans" w:eastAsia="DejaVu Sans" w:hAnsi="DejaVu Sans" w:cs="DejaVu Sans"/>
-          <w:sz w:val="22"/>
-        </w:rPr>
-        <w:t xml:space="preserve">                    st, solutions, desc = solve_system_congruences(x1, y1, x2, y2, m)</w:t>
-      </w:r>
-    </w:p>
-    <w:p>
-      <w:pPr>
-        <w:spacing w:line="240" w:lineRule="auto"/>
-        <w:ind w:firstLine="0"/>
-      </w:pPr>
-      <w:r>
-        <w:rPr>
-          <w:rFonts w:ascii="DejaVu Sans" w:eastAsia="DejaVu Sans" w:hAnsi="DejaVu Sans" w:cs="DejaVu Sans"/>
-          <w:sz w:val="22"/>
-        </w:rPr>
-        <w:t xml:space="preserve">                    valid_keys = [(a, b) for a, b in solutions if math.gcd(a, m) == 1]</w:t>
-      </w:r>
-    </w:p>
-    <w:p>
-      <w:pPr>
-        <w:spacing w:line="240" w:lineRule="auto"/>
-        <w:ind w:firstLine="0"/>
-      </w:pPr>
-      <w:r>
-        <w:rPr>
-          <w:rFonts w:ascii="DejaVu Sans" w:eastAsia="DejaVu Sans" w:hAnsi="DejaVu Sans" w:cs="DejaVu Sans"/>
-          <w:sz w:val="22"/>
-        </w:rPr>
-        <w:t xml:space="preserve">                    hypotheses.append({</w:t>
-      </w:r>
-    </w:p>
-    <w:p>
-      <w:pPr>
-        <w:spacing w:line="240" w:lineRule="auto"/>
-        <w:ind w:firstLine="0"/>
-      </w:pPr>
-      <w:r>
-        <w:rPr>
-          <w:rFonts w:ascii="DejaVu Sans" w:eastAsia="DejaVu Sans" w:hAnsi="DejaVu Sans" w:cs="DejaVu Sans"/>
-          <w:sz w:val="22"/>
-        </w:rPr>
-        <w:t xml:space="preserve">                        "mapping": f"E({x1_char})={y1_char}, E({x2_char})={y2_char}",</w:t>
-      </w:r>
-    </w:p>
-    <w:p>
-      <w:pPr>
-        <w:spacing w:line="240" w:lineRule="auto"/>
-        <w:ind w:firstLine="0"/>
-      </w:pPr>
-      <w:r>
-        <w:rPr>
-          <w:rFonts w:ascii="DejaVu Sans" w:eastAsia="DejaVu Sans" w:hAnsi="DejaVu Sans" w:cs="DejaVu Sans"/>
-          <w:sz w:val="22"/>
-        </w:rPr>
-        <w:t xml:space="preserve">                        "status": st,</w:t>
-      </w:r>
-    </w:p>
-    <w:p>
-      <w:pPr>
-        <w:spacing w:line="240" w:lineRule="auto"/>
-        <w:ind w:firstLine="0"/>
-      </w:pPr>
-      <w:r>
-        <w:rPr>
-          <w:rFonts w:ascii="DejaVu Sans" w:eastAsia="DejaVu Sans" w:hAnsi="DejaVu Sans" w:cs="DejaVu Sans"/>
-          <w:sz w:val="22"/>
-        </w:rPr>
-        <w:t xml:space="preserve">                        "description": desc,</w:t>
-      </w:r>
-    </w:p>
-    <w:p>
-      <w:pPr>
-        <w:spacing w:line="240" w:lineRule="auto"/>
-        <w:ind w:firstLine="0"/>
-      </w:pPr>
-      <w:r>
-        <w:rPr>
-          <w:rFonts w:ascii="DejaVu Sans" w:eastAsia="DejaVu Sans" w:hAnsi="DejaVu Sans" w:cs="DejaVu Sans"/>
-          <w:sz w:val="22"/>
-        </w:rPr>
-        <w:t xml:space="preserve">                        "valid_keys": valid_keys</w:t>
-      </w:r>
-    </w:p>
-    <w:p>
-      <w:pPr>
-        <w:spacing w:line="240" w:lineRule="auto"/>
-        <w:ind w:firstLine="0"/>
-      </w:pPr>
-      <w:r>
-        <w:rPr>
-          <w:rFonts w:ascii="DejaVu Sans" w:eastAsia="DejaVu Sans" w:hAnsi="DejaVu Sans" w:cs="DejaVu Sans"/>
-          <w:sz w:val="22"/>
-        </w:rPr>
-        <w:t xml:space="preserve">                    })</w:t>
-      </w:r>
-    </w:p>
-    <w:p>
-      <w:pPr>
-        <w:spacing w:line="240" w:lineRule="auto"/>
-        <w:ind w:firstLine="0"/>
-      </w:pPr>
-      <w:r>
-        <w:rPr>
-          <w:rFonts w:ascii="DejaVu Sans" w:eastAsia="DejaVu Sans" w:hAnsi="DejaVu Sans" w:cs="DejaVu Sans"/>
-          <w:sz w:val="22"/>
-        </w:rPr>
-        <w:t xml:space="preserve">    return hypotheses</w:t>
-      </w:r>
-    </w:p>
-    <w:p>
-      <w:pPr>
-        <w:spacing w:line="240" w:lineRule="auto"/>
-        <w:ind w:firstLine="0"/>
-      </w:pPr>
-    </w:p>
-    <w:p>
-      <w:pPr>
-        <w:spacing w:line="240" w:lineRule="auto"/>
-        <w:ind w:firstLine="0"/>
-      </w:pPr>
-    </w:p>
-    <w:p>
-      <w:pPr>
-        <w:spacing w:line="240" w:lineRule="auto"/>
-        <w:ind w:firstLine="0"/>
-      </w:pPr>
-      <w:r>
-        <w:rPr>
-          <w:rFonts w:ascii="DejaVu Sans" w:eastAsia="DejaVu Sans" w:hAnsi="DejaVu Sans" w:cs="DejaVu Sans"/>
-          <w:sz w:val="22"/>
-        </w:rPr>
-        <w:t>def score_russian_text(text: str) -&gt; float:</w:t>
-      </w:r>
-    </w:p>
-    <w:p>
-      <w:pPr>
-        <w:spacing w:line="240" w:lineRule="auto"/>
-        <w:ind w:firstLine="0"/>
-      </w:pPr>
-      <w:r>
-        <w:rPr>
-          <w:rFonts w:ascii="DejaVu Sans" w:eastAsia="DejaVu Sans" w:hAnsi="DejaVu Sans" w:cs="DejaVu Sans"/>
-          <w:sz w:val="22"/>
-        </w:rPr>
-        <w:t xml:space="preserve">    if not text: return 0.0</w:t>
-      </w:r>
-    </w:p>
-    <w:p>
-      <w:pPr>
-        <w:spacing w:line="240" w:lineRule="auto"/>
-        <w:ind w:firstLine="0"/>
-      </w:pPr>
-      <w:r>
-        <w:rPr>
-          <w:rFonts w:ascii="DejaVu Sans" w:eastAsia="DejaVu Sans" w:hAnsi="DejaVu Sans" w:cs="DejaVu Sans"/>
-          <w:sz w:val="22"/>
-        </w:rPr>
-        <w:t xml:space="preserve">    n = len(text)</w:t>
-      </w:r>
-    </w:p>
-    <w:p>
-      <w:pPr>
-        <w:spacing w:line="240" w:lineRule="auto"/>
-        <w:ind w:firstLine="0"/>
-      </w:pPr>
-      <w:r>
-        <w:rPr>
-          <w:rFonts w:ascii="DejaVu Sans" w:eastAsia="DejaVu Sans" w:hAnsi="DejaVu Sans" w:cs="DejaVu Sans"/>
-          <w:sz w:val="22"/>
-        </w:rPr>
-        <w:t xml:space="preserve">    counts = Counter(text)</w:t>
-      </w:r>
-    </w:p>
-    <w:p>
-      <w:pPr>
-        <w:spacing w:line="240" w:lineRule="auto"/>
-        <w:ind w:firstLine="0"/>
-      </w:pPr>
-      <w:r>
-        <w:rPr>
-          <w:rFonts w:ascii="DejaVu Sans" w:eastAsia="DejaVu Sans" w:hAnsi="DejaVu Sans" w:cs="DejaVu Sans"/>
-          <w:sz w:val="22"/>
-        </w:rPr>
-        <w:t xml:space="preserve">    freq_score = sum((counts[c] / n) * _FREQ_DICT.get(c, 0.0) for c in counts) * 1000.0</w:t>
-      </w:r>
-    </w:p>
-    <w:p>
-      <w:pPr>
-        <w:spacing w:line="240" w:lineRule="auto"/>
-        <w:ind w:firstLine="0"/>
-      </w:pPr>
-      <w:r>
-        <w:rPr>
-          <w:rFonts w:ascii="DejaVu Sans" w:eastAsia="DejaVu Sans" w:hAnsi="DejaVu Sans" w:cs="DejaVu Sans"/>
-          <w:sz w:val="22"/>
-        </w:rPr>
-        <w:t xml:space="preserve">    bg_score = 0.0</w:t>
-      </w:r>
-    </w:p>
-    <w:p>
-      <w:pPr>
-        <w:spacing w:line="240" w:lineRule="auto"/>
-        <w:ind w:firstLine="0"/>
-      </w:pPr>
-      <w:r>
-        <w:rPr>
-          <w:rFonts w:ascii="DejaVu Sans" w:eastAsia="DejaVu Sans" w:hAnsi="DejaVu Sans" w:cs="DejaVu Sans"/>
-          <w:sz w:val="22"/>
-        </w:rPr>
-        <w:t xml:space="preserve">    for i in range(n - 1):</w:t>
-      </w:r>
-    </w:p>
-    <w:p>
-      <w:pPr>
-        <w:spacing w:line="240" w:lineRule="auto"/>
-        <w:ind w:firstLine="0"/>
-      </w:pPr>
-      <w:r>
-        <w:rPr>
-          <w:rFonts w:ascii="DejaVu Sans" w:eastAsia="DejaVu Sans" w:hAnsi="DejaVu Sans" w:cs="DejaVu Sans"/>
-          <w:sz w:val="22"/>
-        </w:rPr>
-        <w:t xml:space="preserve">        bg = text[i:i + 2]</w:t>
-      </w:r>
-    </w:p>
-    <w:p>
-      <w:pPr>
-        <w:spacing w:line="240" w:lineRule="auto"/>
-        <w:ind w:firstLine="0"/>
-      </w:pPr>
-      <w:r>
-        <w:rPr>
-          <w:rFonts w:ascii="DejaVu Sans" w:eastAsia="DejaVu Sans" w:hAnsi="DejaVu Sans" w:cs="DejaVu Sans"/>
-          <w:sz w:val="22"/>
-        </w:rPr>
-        <w:lastRenderedPageBreak/>
-        <w:t xml:space="preserve">        if bg in _COMMON_BIGRAMS: bg_score += 2.5</w:t>
-      </w:r>
-    </w:p>
-    <w:p>
-      <w:pPr>
-        <w:spacing w:line="240" w:lineRule="auto"/>
-        <w:ind w:firstLine="0"/>
-      </w:pPr>
-      <w:r>
-        <w:rPr>
-          <w:rFonts w:ascii="DejaVu Sans" w:eastAsia="DejaVu Sans" w:hAnsi="DejaVu Sans" w:cs="DejaVu Sans"/>
-          <w:sz w:val="22"/>
-        </w:rPr>
-        <w:t xml:space="preserve">        elif bg in _FORBIDDEN_BIGRAMS: bg_score -= 25.0</w:t>
-      </w:r>
-    </w:p>
-    <w:p>
-      <w:pPr>
-        <w:spacing w:line="240" w:lineRule="auto"/>
-        <w:ind w:firstLine="0"/>
-      </w:pPr>
-      <w:r>
-        <w:rPr>
-          <w:rFonts w:ascii="DejaVu Sans" w:eastAsia="DejaVu Sans" w:hAnsi="DejaVu Sans" w:cs="DejaVu Sans"/>
-          <w:sz w:val="22"/>
-        </w:rPr>
-        <w:t xml:space="preserve">    word_score = sum(text.count(w) * 1.5 for w in _COMMON_WORDS if len(w) &gt;= 2)</w:t>
-      </w:r>
-    </w:p>
-    <w:p>
-      <w:pPr>
-        <w:spacing w:line="240" w:lineRule="auto"/>
-        <w:ind w:firstLine="0"/>
-      </w:pPr>
-      <w:r>
-        <w:rPr>
-          <w:rFonts w:ascii="DejaVu Sans" w:eastAsia="DejaVu Sans" w:hAnsi="DejaVu Sans" w:cs="DejaVu Sans"/>
-          <w:sz w:val="22"/>
-        </w:rPr>
-        <w:t xml:space="preserve">    return freq_score + bg_score + word_score</w:t>
-      </w:r>
-    </w:p>
-    <w:p>
-      <w:pPr>
-        <w:spacing w:line="240" w:lineRule="auto"/>
-        <w:ind w:firstLine="0"/>
-      </w:pPr>
-    </w:p>
-    <w:p>
-      <w:pPr>
-        <w:spacing w:line="240" w:lineRule="auto"/>
-        <w:ind w:firstLine="0"/>
-      </w:pPr>
-    </w:p>
-    <w:p>
-      <w:pPr>
-        <w:spacing w:line="240" w:lineRule="auto"/>
-        <w:ind w:firstLine="0"/>
-      </w:pPr>
-      <w:r>
-        <w:rPr>
-          <w:rFonts w:ascii="DejaVu Sans" w:eastAsia="DejaVu Sans" w:hAnsi="DejaVu Sans" w:cs="DejaVu Sans"/>
-          <w:sz w:val="22"/>
-        </w:rPr>
-        <w:t>def crack_affine_cipher(ciphertext: str, alphabet: Optional[Alphabet] = None, top_n: int = 5) -&gt; List[Tuple[float, Tuple[int, int], str, str]]:</w:t>
-      </w:r>
-    </w:p>
-    <w:p>
-      <w:pPr>
-        <w:spacing w:line="240" w:lineRule="auto"/>
-        <w:ind w:firstLine="0"/>
-      </w:pPr>
-      <w:r>
-        <w:rPr>
-          <w:rFonts w:ascii="DejaVu Sans" w:eastAsia="DejaVu Sans" w:hAnsi="DejaVu Sans" w:cs="DejaVu Sans"/>
-          <w:sz w:val="22"/>
-        </w:rPr>
-        <w:t xml:space="preserve">    alpha = alphabet or DEFAULT_ALPHABET</w:t>
-      </w:r>
-    </w:p>
-    <w:p>
-      <w:pPr>
-        <w:spacing w:line="240" w:lineRule="auto"/>
-        <w:ind w:firstLine="0"/>
-      </w:pPr>
-      <w:r>
-        <w:rPr>
-          <w:rFonts w:ascii="DejaVu Sans" w:eastAsia="DejaVu Sans" w:hAnsi="DejaVu Sans" w:cs="DejaVu Sans"/>
-          <w:sz w:val="22"/>
-        </w:rPr>
-        <w:t xml:space="preserve">    cipher = AffineCipher(alpha)</w:t>
-      </w:r>
-    </w:p>
-    <w:p>
-      <w:pPr>
-        <w:spacing w:line="240" w:lineRule="auto"/>
-        <w:ind w:firstLine="0"/>
-      </w:pPr>
-      <w:r>
-        <w:rPr>
-          <w:rFonts w:ascii="DejaVu Sans" w:eastAsia="DejaVu Sans" w:hAnsi="DejaVu Sans" w:cs="DejaVu Sans"/>
-          <w:sz w:val="22"/>
-        </w:rPr>
-        <w:t xml:space="preserve">    hypotheses = generate_hypotheses_systems(ciphertext, alpha)</w:t>
-      </w:r>
-    </w:p>
-    <w:p>
-      <w:pPr>
-        <w:spacing w:line="240" w:lineRule="auto"/>
-        <w:ind w:firstLine="0"/>
-      </w:pPr>
-      <w:r>
-        <w:rPr>
-          <w:rFonts w:ascii="DejaVu Sans" w:eastAsia="DejaVu Sans" w:hAnsi="DejaVu Sans" w:cs="DejaVu Sans"/>
-          <w:sz w:val="22"/>
-        </w:rPr>
-        <w:t xml:space="preserve">    evaluated = []</w:t>
-      </w:r>
-    </w:p>
-    <w:p>
-      <w:pPr>
-        <w:spacing w:line="240" w:lineRule="auto"/>
-        <w:ind w:firstLine="0"/>
-      </w:pPr>
-      <w:r>
-        <w:rPr>
-          <w:rFonts w:ascii="DejaVu Sans" w:eastAsia="DejaVu Sans" w:hAnsi="DejaVu Sans" w:cs="DejaVu Sans"/>
-          <w:sz w:val="22"/>
-        </w:rPr>
-        <w:t xml:space="preserve">    seen = set()</w:t>
-      </w:r>
-    </w:p>
-    <w:p>
-      <w:pPr>
-        <w:spacing w:line="240" w:lineRule="auto"/>
-        <w:ind w:firstLine="0"/>
-      </w:pPr>
-      <w:r>
-        <w:rPr>
-          <w:rFonts w:ascii="DejaVu Sans" w:eastAsia="DejaVu Sans" w:hAnsi="DejaVu Sans" w:cs="DejaVu Sans"/>
-          <w:sz w:val="22"/>
-        </w:rPr>
-        <w:t xml:space="preserve">    for h in hypotheses:</w:t>
-      </w:r>
-    </w:p>
-    <w:p>
-      <w:pPr>
-        <w:spacing w:line="240" w:lineRule="auto"/>
-        <w:ind w:firstLine="0"/>
-      </w:pPr>
-      <w:r>
-        <w:rPr>
-          <w:rFonts w:ascii="DejaVu Sans" w:eastAsia="DejaVu Sans" w:hAnsi="DejaVu Sans" w:cs="DejaVu Sans"/>
-          <w:sz w:val="22"/>
-        </w:rPr>
-        <w:t xml:space="preserve">        for a, b in h["valid_keys"]:</w:t>
-      </w:r>
-    </w:p>
-    <w:p>
-      <w:pPr>
-        <w:spacing w:line="240" w:lineRule="auto"/>
-        <w:ind w:firstLine="0"/>
-      </w:pPr>
-      <w:r>
-        <w:rPr>
-          <w:rFonts w:ascii="DejaVu Sans" w:eastAsia="DejaVu Sans" w:hAnsi="DejaVu Sans" w:cs="DejaVu Sans"/>
-          <w:sz w:val="22"/>
-        </w:rPr>
-        <w:t xml:space="preserve">            if (a, b) in seen: continue</w:t>
-      </w:r>
-    </w:p>
-    <w:p>
-      <w:pPr>
-        <w:spacing w:line="240" w:lineRule="auto"/>
-        <w:ind w:firstLine="0"/>
-      </w:pPr>
-      <w:r>
-        <w:rPr>
-          <w:rFonts w:ascii="DejaVu Sans" w:eastAsia="DejaVu Sans" w:hAnsi="DejaVu Sans" w:cs="DejaVu Sans"/>
-          <w:sz w:val="22"/>
-        </w:rPr>
-        <w:t xml:space="preserve">            seen.add((a, b))</w:t>
-      </w:r>
-    </w:p>
-    <w:p>
-      <w:pPr>
-        <w:spacing w:line="240" w:lineRule="auto"/>
-        <w:ind w:firstLine="0"/>
-      </w:pPr>
-      <w:r>
-        <w:rPr>
-          <w:rFonts w:ascii="DejaVu Sans" w:eastAsia="DejaVu Sans" w:hAnsi="DejaVu Sans" w:cs="DejaVu Sans"/>
-          <w:sz w:val="22"/>
-        </w:rPr>
-        <w:t xml:space="preserve">            dec_text = cipher.decrypt(ciphertext, a, b)</w:t>
-      </w:r>
-    </w:p>
-    <w:p>
-      <w:pPr>
-        <w:spacing w:line="240" w:lineRule="auto"/>
-        <w:ind w:firstLine="0"/>
-      </w:pPr>
-      <w:r>
-        <w:rPr>
-          <w:rFonts w:ascii="DejaVu Sans" w:eastAsia="DejaVu Sans" w:hAnsi="DejaVu Sans" w:cs="DejaVu Sans"/>
-          <w:sz w:val="22"/>
-        </w:rPr>
-        <w:t xml:space="preserve">            score = score_russian_text(dec_text)</w:t>
-      </w:r>
-    </w:p>
-    <w:p>
-      <w:pPr>
-        <w:spacing w:line="240" w:lineRule="auto"/>
-        <w:ind w:firstLine="0"/>
-      </w:pPr>
-      <w:r>
-        <w:rPr>
-          <w:rFonts w:ascii="DejaVu Sans" w:eastAsia="DejaVu Sans" w:hAnsi="DejaVu Sans" w:cs="DejaVu Sans"/>
-          <w:sz w:val="22"/>
-        </w:rPr>
-        <w:t xml:space="preserve">            evaluated.append((score, (a, b), h["mapping"], dec_text))</w:t>
-      </w:r>
-    </w:p>
-    <w:p>
-      <w:pPr>
-        <w:spacing w:line="240" w:lineRule="auto"/>
-        <w:ind w:firstLine="0"/>
-      </w:pPr>
       <w:r>
         <w:rPr>
           <w:rFonts w:ascii="DejaVu Sans" w:eastAsia="DejaVu Sans" w:hAnsi="DejaVu Sans" w:cs="DejaVu Sans"/>
@@ -13938,25 +15943,85 @@
       <w:pPr>
         <w:spacing w:after="120" w:line="240" w:lineRule="auto"/>
         <w:ind w:firstLine="0"/>
-      </w:pPr>
-      <w:r>
-        <w:rPr>
-          <w:rFonts w:ascii="DejaVu Sans" w:eastAsia="DejaVu Sans" w:hAnsi="DejaVu Sans" w:cs="DejaVu Sans"/>
-          <w:sz w:val="22"/>
-        </w:rPr>
-        <w:t xml:space="preserve">    return evaluated[:top_n]</w:t>
+        <w:rPr>
+          <w:lang w:val="ru-RU"/>
+        </w:rPr>
+      </w:pPr>
+      <w:r>
+        <w:rPr>
+          <w:rFonts w:ascii="DejaVu Sans" w:eastAsia="DejaVu Sans" w:hAnsi="DejaVu Sans" w:cs="DejaVu Sans"/>
+          <w:sz w:val="22"/>
+        </w:rPr>
+        <w:t xml:space="preserve">    return</w:t>
+      </w:r>
+      <w:r>
+        <w:rPr>
+          <w:rFonts w:ascii="DejaVu Sans" w:eastAsia="DejaVu Sans" w:hAnsi="DejaVu Sans" w:cs="DejaVu Sans"/>
+          <w:sz w:val="22"/>
+          <w:lang w:val="ru-RU"/>
+        </w:rPr>
+        <w:t xml:space="preserve"> </w:t>
+      </w:r>
+      <w:r>
+        <w:rPr>
+          <w:rFonts w:ascii="DejaVu Sans" w:eastAsia="DejaVu Sans" w:hAnsi="DejaVu Sans" w:cs="DejaVu Sans"/>
+          <w:sz w:val="22"/>
+        </w:rPr>
+        <w:t>evaluated</w:t>
+      </w:r>
+      <w:r>
+        <w:rPr>
+          <w:rFonts w:ascii="DejaVu Sans" w:eastAsia="DejaVu Sans" w:hAnsi="DejaVu Sans" w:cs="DejaVu Sans"/>
+          <w:sz w:val="22"/>
+          <w:lang w:val="ru-RU"/>
+        </w:rPr>
+        <w:t>[:</w:t>
+      </w:r>
+      <w:r>
+        <w:rPr>
+          <w:rFonts w:ascii="DejaVu Sans" w:eastAsia="DejaVu Sans" w:hAnsi="DejaVu Sans" w:cs="DejaVu Sans"/>
+          <w:sz w:val="22"/>
+        </w:rPr>
+        <w:t>top</w:t>
+      </w:r>
+      <w:r>
+        <w:rPr>
+          <w:rFonts w:ascii="DejaVu Sans" w:eastAsia="DejaVu Sans" w:hAnsi="DejaVu Sans" w:cs="DejaVu Sans"/>
+          <w:sz w:val="22"/>
+          <w:lang w:val="ru-RU"/>
+        </w:rPr>
+        <w:t>_</w:t>
+      </w:r>
+      <w:r>
+        <w:rPr>
+          <w:rFonts w:ascii="DejaVu Sans" w:eastAsia="DejaVu Sans" w:hAnsi="DejaVu Sans" w:cs="DejaVu Sans"/>
+          <w:sz w:val="22"/>
+        </w:rPr>
+        <w:t>n</w:t>
+      </w:r>
+      <w:r>
+        <w:rPr>
+          <w:rFonts w:ascii="DejaVu Sans" w:eastAsia="DejaVu Sans" w:hAnsi="DejaVu Sans" w:cs="DejaVu Sans"/>
+          <w:sz w:val="22"/>
+          <w:lang w:val="ru-RU"/>
+        </w:rPr>
+        <w:t>]</w:t>
       </w:r>
     </w:p>
     <w:p>
       <w:pPr>
         <w:pStyle w:val="1"/>
         <w:pageBreakBefore/>
+        <w:rPr>
+          <w:lang w:val="ru-RU"/>
+        </w:rPr>
       </w:pPr>
       <w:bookmarkStart w:id="5" w:name="_Toc241610203"/>
       <w:r>
         <w:rPr>
           <w:rFonts w:ascii="Times New Roman" w:eastAsia="Times New Roman" w:hAnsi="Times New Roman" w:cs="Times New Roman"/>
           <w:b w:val="0"/>
+          <w:lang w:val="ru-RU"/>
         </w:rPr>
         <w:lastRenderedPageBreak/>
         <w:t>ЗАКЛЮЧЕНИЕ</w:t>
@@ -13966,8 +16031,14 @@
     <w:p>
       <w:pPr>
         <w:jc w:val="both"/>
-      </w:pPr>
-      <w:r>
+        <w:rPr>
+          <w:lang w:val="ru-RU"/>
+        </w:rPr>
+      </w:pPr>
+      <w:r>
+        <w:rPr>
+          <w:lang w:val="ru-RU"/>
+        </w:rPr>
         <w:t>В ходе выполнения лабораторной работы были получены следующие научные и практические результаты:</w:t>
       </w:r>
     </w:p>
@@ -13975,8 +16046,14 @@
       <w:pPr>
         <w:ind w:left="425" w:firstLine="0"/>
         <w:jc w:val="both"/>
-      </w:pPr>
-      <w:r>
+        <w:rPr>
+          <w:lang w:val="ru-RU"/>
+        </w:rPr>
+      </w:pPr>
+      <w:r>
+        <w:rPr>
+          <w:lang w:val="ru-RU"/>
+        </w:rPr>
         <w:t xml:space="preserve">1. Изучен и практически освоен математический аппарат теории чисел и модулярной арифметики: расширенный алгоритм Евклида, нахождение коэффициентов Безу, вычисление мультипликативно обратного элемента в дискретном кольце </w:t>
       </w:r>
       <m:oMath>
@@ -14004,6 +16081,7 @@
                   </m:rPr>
                   <w:rPr>
                     <w:rFonts w:ascii="Cambria Math" w:hAnsi="Cambria Math"/>
+                    <w:lang w:val="ru-RU"/>
                   </w:rPr>
                   <m:t>Z</m:t>
                 </m:r>
@@ -14021,6 +16099,9 @@
         </m:box>
       </m:oMath>
       <w:r>
+        <w:rPr>
+          <w:lang w:val="ru-RU"/>
+        </w:rPr>
         <w:t>, решение линейных модулярных сравнений и систем сравнений с двумя неизвестными.</w:t>
       </w:r>
     </w:p>
@@ -14028,8 +16109,14 @@
       <w:pPr>
         <w:ind w:left="425" w:firstLine="0"/>
         <w:jc w:val="both"/>
-      </w:pPr>
-      <w:r>
+        <w:rPr>
+          <w:lang w:val="ru-RU"/>
+        </w:rPr>
+      </w:pPr>
+      <w:r>
+        <w:rPr>
+          <w:lang w:val="ru-RU"/>
+        </w:rPr>
         <w:t xml:space="preserve">2. Спроектирован и разработан модульный программный комплекс на языке </w:t>
       </w:r>
       <w:r>
@@ -14039,6 +16126,9 @@
         <w:t>Python</w:t>
       </w:r>
       <w:r>
+        <w:rPr>
+          <w:lang w:val="ru-RU"/>
+        </w:rPr>
         <w:t>, включающий чистое алгебраическое ядро, модуль работы с алфавитами, аффинный криптомодуль и подсистему частотного криптоанализа.</w:t>
       </w:r>
     </w:p>
@@ -14046,8 +16136,14 @@
       <w:pPr>
         <w:ind w:left="425" w:firstLine="0"/>
         <w:jc w:val="both"/>
-      </w:pPr>
-      <w:r>
+        <w:rPr>
+          <w:lang w:val="ru-RU"/>
+        </w:rPr>
+      </w:pPr>
+      <w:r>
+        <w:rPr>
+          <w:lang w:val="ru-RU"/>
+        </w:rPr>
         <w:t>3. Успешно выполнен криптоанализ перехваченного шифр-текста варианта 16:</w:t>
       </w:r>
     </w:p>
@@ -14055,8 +16151,14 @@
       <w:pPr>
         <w:ind w:left="850" w:firstLine="0"/>
         <w:jc w:val="both"/>
-      </w:pPr>
-      <w:r>
+        <w:rPr>
+          <w:lang w:val="ru-RU"/>
+        </w:rPr>
+      </w:pPr>
+      <w:r>
+        <w:rPr>
+          <w:lang w:val="ru-RU"/>
+        </w:rPr>
         <w:t>• построен частотный профиль шифр-текста и сопоставлен с эталоном русского языка;</w:t>
       </w:r>
     </w:p>
@@ -14064,8 +16166,14 @@
       <w:pPr>
         <w:ind w:left="850" w:firstLine="0"/>
         <w:jc w:val="both"/>
-      </w:pPr>
-      <w:r>
+        <w:rPr>
+          <w:lang w:val="ru-RU"/>
+        </w:rPr>
+      </w:pPr>
+      <w:r>
+        <w:rPr>
+          <w:lang w:val="ru-RU"/>
+        </w:rPr>
         <w:t>• составлены системы модулярных сравнений для наиболее вероятных пар символов;</w:t>
       </w:r>
     </w:p>
@@ -14073,9 +16181,76 @@
       <w:pPr>
         <w:ind w:left="850" w:firstLine="0"/>
         <w:jc w:val="both"/>
-      </w:pPr>
-      <w:r>
+        <w:rPr>
+          <w:lang w:val="ru-RU"/>
+        </w:rPr>
+      </w:pPr>
+      <w:r>
+        <w:rPr>
+          <w:lang w:val="ru-RU"/>
+        </w:rPr>
         <w:t xml:space="preserve">• аналитически вычислен истинный ключ </w:t>
+      </w:r>
+      <m:oMath>
+        <m:box>
+          <m:boxPr>
+            <m:ctrlPr>
+              <w:rPr>
+                <w:rFonts w:ascii="Cambria Math" w:hAnsi="Cambria Math"/>
+              </w:rPr>
+            </m:ctrlPr>
+          </m:boxPr>
+          <m:e>
+            <m:r>
+              <m:rPr>
+                <m:sty m:val="p"/>
+              </m:rPr>
+              <w:rPr>
+                <w:rFonts w:ascii="Cambria Math" w:hAnsi="Cambria Math"/>
+                <w:lang w:val="ru-RU"/>
+              </w:rPr>
+              <m:t>(</m:t>
+            </m:r>
+            <m:r>
+              <w:rPr>
+                <w:rFonts w:ascii="Cambria Math" w:hAnsi="Cambria Math"/>
+              </w:rPr>
+              <m:t>a</m:t>
+            </m:r>
+            <m:r>
+              <m:rPr>
+                <m:sty m:val="p"/>
+              </m:rPr>
+              <w:rPr>
+                <w:rFonts w:ascii="Cambria Math" w:hAnsi="Cambria Math"/>
+                <w:lang w:val="ru-RU"/>
+              </w:rPr>
+              <m:t>,</m:t>
+            </m:r>
+            <m:r>
+              <w:rPr>
+                <w:rFonts w:ascii="Cambria Math" w:hAnsi="Cambria Math"/>
+              </w:rPr>
+              <m:t>b</m:t>
+            </m:r>
+            <m:r>
+              <m:rPr>
+                <m:sty m:val="p"/>
+              </m:rPr>
+              <w:rPr>
+                <w:rFonts w:ascii="Cambria Math" w:hAnsi="Cambria Math"/>
+                <w:lang w:val="ru-RU"/>
+              </w:rPr>
+              <m:t>)=(27,13)</m:t>
+            </m:r>
+          </m:e>
+        </m:box>
+      </m:oMath>
+      <w:r>
+        <w:rPr>
+          <w:lang w:val="ru-RU"/>
+        </w:rPr>
+        <w:t xml:space="preserve"> и подтверждена его взаимная простота с модулем (</w:t>
       </w:r>
       <m:oMath>
         <m:box>
@@ -14094,13 +16269,7 @@
               <w:rPr>
                 <w:rFonts w:ascii="Cambria Math" w:hAnsi="Cambria Math"/>
               </w:rPr>
-              <m:t>(</m:t>
-            </m:r>
-            <m:r>
-              <w:rPr>
-                <w:rFonts w:ascii="Cambria Math" w:hAnsi="Cambria Math"/>
-              </w:rPr>
-              <m:t>a</m:t>
+              <m:t>gcd</m:t>
             </m:r>
             <m:r>
               <m:rPr>
@@ -14108,53 +16277,17 @@
               </m:rPr>
               <w:rPr>
                 <w:rFonts w:ascii="Cambria Math" w:hAnsi="Cambria Math"/>
+                <w:lang w:val="ru-RU"/>
               </w:rPr>
-              <m:t>,</m:t>
-            </m:r>
-            <m:r>
-              <w:rPr>
-                <w:rFonts w:ascii="Cambria Math" w:hAnsi="Cambria Math"/>
-              </w:rPr>
-              <m:t>b</m:t>
-            </m:r>
-            <m:r>
-              <m:rPr>
-                <m:sty m:val="p"/>
-              </m:rPr>
-              <w:rPr>
-                <w:rFonts w:ascii="Cambria Math" w:hAnsi="Cambria Math"/>
-              </w:rPr>
-              <m:t>)=(27,13)</m:t>
+              <m:t>(27,32)=1</m:t>
             </m:r>
           </m:e>
         </m:box>
       </m:oMath>
       <w:r>
-        <w:t xml:space="preserve"> и подтверждена его взаимная простота с модулем (</w:t>
-      </w:r>
-      <m:oMath>
-        <m:box>
-          <m:boxPr>
-            <m:ctrlPr>
-              <w:rPr>
-                <w:rFonts w:ascii="Cambria Math" w:hAnsi="Cambria Math"/>
-              </w:rPr>
-            </m:ctrlPr>
-          </m:boxPr>
-          <m:e>
-            <m:r>
-              <m:rPr>
-                <m:sty m:val="p"/>
-              </m:rPr>
-              <w:rPr>
-                <w:rFonts w:ascii="Cambria Math" w:hAnsi="Cambria Math"/>
-              </w:rPr>
-              <m:t>gcd(27,32)=1</m:t>
-            </m:r>
-          </m:e>
-        </m:box>
-      </m:oMath>
-      <w:r>
+        <w:rPr>
+          <w:lang w:val="ru-RU"/>
+        </w:rPr>
         <w:t>);</w:t>
       </w:r>
     </w:p>
@@ -14162,55 +16295,46 @@
       <w:pPr>
         <w:ind w:left="850" w:firstLine="0"/>
         <w:jc w:val="both"/>
-      </w:pPr>
-      <w:r>
-        <w:t xml:space="preserve">• </w:t>
-      </w:r>
-      <w:r>
-        <w:t>полностью расшифрован исходный открытый текст, представляющий собой фрагмент стихотворения А. С. Пушкина «Няне» (1826 г.).</w:t>
+        <w:rPr>
+          <w:lang w:val="ru-RU"/>
+        </w:rPr>
+      </w:pPr>
+      <w:r>
+        <w:rPr>
+          <w:lang w:val="ru-RU"/>
+        </w:rPr>
+        <w:t>• полностью расшифрован исходный открытый текст, представляющий собой фрагмент стихотворения А. С. Пушкина «Няне» (1826 г.).</w:t>
       </w:r>
     </w:p>
     <w:p>
       <w:pPr>
         <w:ind w:left="425" w:firstLine="0"/>
         <w:jc w:val="both"/>
-      </w:pPr>
-      <w:r>
+        <w:rPr>
+          <w:lang w:val="ru-RU"/>
+        </w:rPr>
+      </w:pPr>
+      <w:r>
+        <w:rPr>
+          <w:lang w:val="ru-RU"/>
+        </w:rPr>
         <w:t>4. Экспериментально доказано, что, несмотря на увеличение мощности ключевого пространства по сравнению с шифром Цезаря (512 ключей против 31), аффинный шифр сохраняет фундаментальную уязвимость моноалфавитных шифров перед частотным криптоанализом при наличии сообщения достаточной длины.</w:t>
-      </w:r>
-    </w:p>
-    <w:p>
-      <w:pPr>
-        <w:ind w:left="425" w:firstLine="0"/>
-        <w:jc w:val="both"/>
-      </w:pPr>
-      <w:r>
-        <w:t xml:space="preserve">5. </w:t>
-      </w:r>
-      <w:r>
-        <w:t xml:space="preserve">Отчет полностью оформлен в соответствии с требованиями кафедры ПМиФИ ОмГТУ и стандартами автоматической компиляции </w:t>
-      </w:r>
-      <w:r>
-        <w:rPr>
-          <w:rFonts w:ascii="DejaVu Sans" w:eastAsia="DejaVu Sans" w:hAnsi="DejaVu Sans" w:cs="DejaVu Sans"/>
-          <w:sz w:val="22"/>
-        </w:rPr>
-        <w:t>md2docx</w:t>
-      </w:r>
-      <w:r>
-        <w:t>.</w:t>
       </w:r>
     </w:p>
     <w:p>
       <w:pPr>
         <w:pStyle w:val="1"/>
         <w:pageBreakBefore/>
+        <w:rPr>
+          <w:lang w:val="ru-RU"/>
+        </w:rPr>
       </w:pPr>
       <w:bookmarkStart w:id="6" w:name="_Toc241610204"/>
       <w:r>
         <w:rPr>
           <w:rFonts w:ascii="Times New Roman" w:eastAsia="Times New Roman" w:hAnsi="Times New Roman" w:cs="Times New Roman"/>
           <w:b w:val="0"/>
+          <w:lang w:val="ru-RU"/>
         </w:rPr>
         <w:lastRenderedPageBreak/>
         <w:t>СПИСОК ИСПОЛЬЗОВАННЫХ ИСТОЧНИКОВ</w:t>
@@ -14220,20 +16344,29 @@
     <w:p>
       <w:pPr>
         <w:jc w:val="both"/>
-      </w:pPr>
-      <w:r>
+        <w:rPr>
+          <w:lang w:val="ru-RU"/>
+        </w:rPr>
+      </w:pPr>
+      <w:r>
+        <w:rPr>
+          <w:lang w:val="ru-RU"/>
+        </w:rPr>
         <w:t>1. Белим, С. Ю. Математические основы защиты информации : методические указания к лабораторным работам / С. Ю. Белим, С. В. Белим. — Омск : Издательство ОмГТУ, 2023. — 56 с. — Текст : электронный.</w:t>
       </w:r>
     </w:p>
     <w:p>
       <w:pPr>
         <w:jc w:val="both"/>
-      </w:pPr>
-      <w:r>
-        <w:t xml:space="preserve">2. </w:t>
-      </w:r>
-      <w:r>
-        <w:t>Бабаш, А. В. Криптографические методы защиты информации : учебник для вузов / А. В. Бабаш, Г. П. Шанкин. — Москва : Гелиос АРВ, 2016. — 512 с. — Текст : непосредственный.</w:t>
+        <w:rPr>
+          <w:lang w:val="ru-RU"/>
+        </w:rPr>
+      </w:pPr>
+      <w:r>
+        <w:rPr>
+          <w:lang w:val="ru-RU"/>
+        </w:rPr>
+        <w:t>2. Бабаш, А. В. Криптографические методы защиты информации : учебник для вузов / А. В. Бабаш, Г. П. Шанкин. — Москва : Гелиос АРВ, 2016. — 512 с. — Текст : непосредственный.</w:t>
       </w:r>
     </w:p>
     <w:p>
@@ -14241,7 +16374,13 @@
         <w:jc w:val="both"/>
       </w:pPr>
       <w:r>
-        <w:t>3. Нечаев, В. И. Элементы криптографии. Основы теории защиты информации / В. И. Нечаев ; под ред. В. А. Садовничего. — Москва : Высшая школа, 1999. — 109 с. — Текст : непосредственный.</w:t>
+        <w:rPr>
+          <w:lang w:val="ru-RU"/>
+        </w:rPr>
+        <w:t xml:space="preserve">3. Нечаев, В. И. Элементы криптографии. Основы теории защиты информации / В. И. Нечаев ; под ред. </w:t>
+      </w:r>
+      <w:r>
+        <w:t>В. А. Садовничего. — Москва : Высшая школа, 1999. — 109 с. — Текст : непосредственный.</w:t>
       </w:r>
     </w:p>
     <w:sectPr>
@@ -14351,10 +16490,14 @@
       <w:spacing w:before="20"/>
       <w:ind w:firstLine="0"/>
       <w:jc w:val="center"/>
+      <w:rPr>
+        <w:lang w:val="ru-RU"/>
+      </w:rPr>
     </w:pPr>
     <w:r>
       <w:rPr>
         <w:sz w:val="24"/>
+        <w:lang w:val="ru-RU"/>
       </w:rPr>
       <w:t>Министерство науки и высшего образования РФ</w:t>
     </w:r>
@@ -14364,10 +16507,14 @@
       <w:spacing w:before="60" w:after="240" w:line="240" w:lineRule="auto"/>
       <w:ind w:firstLine="0"/>
       <w:jc w:val="center"/>
+      <w:rPr>
+        <w:lang w:val="ru-RU"/>
+      </w:rPr>
     </w:pPr>
     <w:r>
       <w:rPr>
         <w:sz w:val="24"/>
+        <w:lang w:val="ru-RU"/>
       </w:rPr>
       <w:t>федеральное государственное автономное образовательное учреждение высшего образования</w:t>
     </w:r>
@@ -14377,10 +16524,14 @@
       <w:spacing w:line="240" w:lineRule="auto"/>
       <w:ind w:left="2060" w:firstLine="0"/>
       <w:jc w:val="center"/>
+      <w:rPr>
+        <w:lang w:val="ru-RU"/>
+      </w:rPr>
     </w:pPr>
     <w:r>
       <w:rPr>
         <w:sz w:val="24"/>
+        <w:lang w:val="ru-RU"/>
       </w:rPr>
       <w:t>«Омский государственный технический университет»</w:t>
     </w:r>
@@ -14390,10 +16541,14 @@
       <w:spacing w:before="240" w:line="240" w:lineRule="auto"/>
       <w:ind w:firstLine="0"/>
       <w:jc w:val="center"/>
+      <w:rPr>
+        <w:lang w:val="ru-RU"/>
+      </w:rPr>
     </w:pPr>
     <w:r>
       <w:rPr>
         <w:sz w:val="24"/>
+        <w:lang w:val="ru-RU"/>
       </w:rPr>
       <w:t>Факультет информационных технологий и компьютерных систем</w:t>
     </w:r>
@@ -14403,10 +16558,14 @@
       <w:spacing w:before="240" w:line="240" w:lineRule="auto"/>
       <w:ind w:firstLine="0"/>
       <w:jc w:val="center"/>
+      <w:rPr>
+        <w:lang w:val="ru-RU"/>
+      </w:rPr>
     </w:pPr>
     <w:r>
       <w:rPr>
         <w:sz w:val="24"/>
+        <w:lang w:val="ru-RU"/>
       </w:rPr>
       <w:t>Кафедра «Прикладная математика и фундаментальная информатика»</w:t>
     </w:r>

--- a/lab_2/report.docx
+++ b/lab_2/report.docx
@@ -42,14 +42,10 @@
         <w:spacing w:line="360" w:lineRule="auto"/>
         <w:ind w:firstLine="0"/>
         <w:jc w:val="center"/>
-        <w:rPr>
-          <w:lang w:val="ru-RU"/>
-        </w:rPr>
       </w:pPr>
       <w:r>
         <w:rPr>
           <w:b/>
-          <w:lang w:val="ru-RU"/>
         </w:rPr>
         <w:t>Лабораторная работа № 2</w:t>
       </w:r>
@@ -59,14 +55,10 @@
         <w:spacing w:line="360" w:lineRule="auto"/>
         <w:ind w:firstLine="0"/>
         <w:jc w:val="center"/>
-        <w:rPr>
-          <w:lang w:val="ru-RU"/>
-        </w:rPr>
       </w:pPr>
       <w:r>
         <w:rPr>
           <w:b/>
-          <w:lang w:val="ru-RU"/>
         </w:rPr>
         <w:t>«Криптоанализ аффинного шифра»</w:t>
       </w:r>
@@ -76,9 +68,6 @@
         <w:spacing w:line="360" w:lineRule="auto"/>
         <w:ind w:firstLine="0"/>
         <w:jc w:val="center"/>
-        <w:rPr>
-          <w:lang w:val="ru-RU"/>
-        </w:rPr>
       </w:pPr>
     </w:p>
     <w:p>
@@ -86,14 +75,8 @@
         <w:spacing w:line="360" w:lineRule="auto"/>
         <w:ind w:firstLine="0"/>
         <w:jc w:val="center"/>
-        <w:rPr>
-          <w:lang w:val="ru-RU"/>
-        </w:rPr>
-      </w:pPr>
-      <w:r>
-        <w:rPr>
-          <w:lang w:val="ru-RU"/>
-        </w:rPr>
+      </w:pPr>
+      <w:r>
         <w:t>по дисциплине «Математические основы защиты информации»</w:t>
       </w:r>
     </w:p>
@@ -102,14 +85,8 @@
         <w:spacing w:line="360" w:lineRule="auto"/>
         <w:ind w:firstLine="0"/>
         <w:jc w:val="center"/>
-        <w:rPr>
-          <w:lang w:val="ru-RU"/>
-        </w:rPr>
-      </w:pPr>
-      <w:r>
-        <w:rPr>
-          <w:lang w:val="ru-RU"/>
-        </w:rPr>
+      </w:pPr>
+      <w:r>
         <w:t>Вариант 16</w:t>
       </w:r>
     </w:p>
@@ -118,9 +95,6 @@
         <w:spacing w:before="240" w:line="360" w:lineRule="auto"/>
         <w:ind w:firstLine="0"/>
         <w:jc w:val="center"/>
-        <w:rPr>
-          <w:lang w:val="ru-RU"/>
-        </w:rPr>
       </w:pPr>
     </w:p>
     <w:p>
@@ -128,244 +102,144 @@
         <w:spacing w:line="360" w:lineRule="auto"/>
         <w:ind w:firstLine="0"/>
         <w:jc w:val="center"/>
-        <w:rPr>
-          <w:lang w:val="ru-RU"/>
-        </w:rPr>
       </w:pPr>
     </w:p>
     <w:p>
       <w:pPr>
         <w:spacing w:line="360" w:lineRule="auto"/>
         <w:ind w:left="3540" w:firstLine="0"/>
-        <w:rPr>
-          <w:lang w:val="ru-RU"/>
-        </w:rPr>
       </w:pPr>
     </w:p>
     <w:p>
       <w:pPr>
         <w:spacing w:line="240" w:lineRule="auto"/>
         <w:ind w:left="3118" w:firstLine="0"/>
-        <w:rPr>
-          <w:lang w:val="ru-RU"/>
-        </w:rPr>
-      </w:pPr>
-      <w:r>
-        <w:rPr>
-          <w:lang w:val="ru-RU"/>
-        </w:rPr>
+      </w:pPr>
+      <w:r>
         <w:t>Студента</w:t>
       </w:r>
       <w:r>
-        <w:rPr>
-          <w:lang w:val="ru-RU"/>
-        </w:rPr>
         <w:tab/>
       </w:r>
       <w:r>
-        <w:rPr>
-          <w:lang w:val="ru-RU"/>
-        </w:rPr>
         <w:tab/>
-      </w:r>
-      <w:r>
-        <w:rPr>
-          <w:u w:val="single"/>
-          <w:lang w:val="ru-RU"/>
-        </w:rPr>
-        <w:t>Смирнов Никита Михайлович</w:t>
       </w:r>
       <w:r>
         <w:rPr>
           <w:u w:val="single"/>
         </w:rPr>
-        <w:t>        </w:t>
+        <w:t>Смирнов Никита Михайлович        </w:t>
       </w:r>
     </w:p>
     <w:p>
       <w:pPr>
         <w:spacing w:line="360" w:lineRule="auto"/>
         <w:ind w:left="3120" w:firstLine="0"/>
-        <w:rPr>
-          <w:lang w:val="ru-RU"/>
-        </w:rPr>
-      </w:pPr>
-      <w:r>
-        <w:rPr>
-          <w:lang w:val="ru-RU"/>
-        </w:rPr>
+      </w:pPr>
+      <w:r>
         <w:t>Курс</w:t>
       </w:r>
       <w:r>
-        <w:rPr>
-          <w:lang w:val="ru-RU"/>
-        </w:rPr>
         <w:tab/>
       </w:r>
       <w:r>
-        <w:rPr>
-          <w:lang w:val="ru-RU"/>
-        </w:rPr>
         <w:tab/>
-      </w:r>
-      <w:r>
-        <w:rPr>
-          <w:u w:val="single"/>
-          <w:lang w:val="ru-RU"/>
-        </w:rPr>
-        <w:t>2</w:t>
-      </w:r>
-      <w:r>
-        <w:rPr>
-          <w:lang w:val="ru-RU"/>
-        </w:rPr>
-        <w:tab/>
-      </w:r>
-      <w:r>
-        <w:rPr>
-          <w:lang w:val="ru-RU"/>
-        </w:rPr>
-        <w:tab/>
-        <w:t>Группа</w:t>
-      </w:r>
-      <w:r>
-        <w:rPr>
-          <w:lang w:val="ru-RU"/>
-        </w:rPr>
-        <w:tab/>
-      </w:r>
-      <w:r>
-        <w:rPr>
-          <w:u w:val="single"/>
-          <w:lang w:val="ru-RU"/>
-        </w:rPr>
-        <w:t>ФИТ-242</w:t>
-      </w:r>
-    </w:p>
-    <w:p>
-      <w:pPr>
-        <w:spacing w:line="360" w:lineRule="auto"/>
-        <w:ind w:left="5039" w:hanging="1920"/>
-        <w:rPr>
-          <w:lang w:val="ru-RU"/>
-        </w:rPr>
-      </w:pPr>
-      <w:r>
-        <w:rPr>
-          <w:lang w:val="ru-RU"/>
-        </w:rPr>
-        <w:t>Направление</w:t>
-      </w:r>
-      <w:r>
-        <w:rPr>
-          <w:lang w:val="ru-RU"/>
-        </w:rPr>
-        <w:tab/>
-      </w:r>
-      <w:r>
-        <w:rPr>
-          <w:u w:val="single"/>
-          <w:lang w:val="ru-RU"/>
-        </w:rPr>
-        <w:t>02.03.02 Фундаментальная информатика и информационные технологии</w:t>
-      </w:r>
-    </w:p>
-    <w:p>
-      <w:pPr>
-        <w:spacing w:line="240" w:lineRule="auto"/>
-        <w:ind w:left="3120" w:firstLine="0"/>
-        <w:rPr>
-          <w:lang w:val="ru-RU"/>
-        </w:rPr>
-      </w:pPr>
-      <w:r>
-        <w:rPr>
-          <w:lang w:val="ru-RU"/>
-        </w:rPr>
-        <w:t>Проверил</w:t>
-      </w:r>
-      <w:r>
-        <w:rPr>
-          <w:lang w:val="ru-RU"/>
-        </w:rPr>
-        <w:tab/>
-      </w:r>
-      <w:r>
-        <w:rPr>
-          <w:lang w:val="ru-RU"/>
-        </w:rPr>
-        <w:tab/>
-      </w:r>
-      <w:r>
-        <w:rPr>
-          <w:u w:val="single"/>
-          <w:lang w:val="ru-RU"/>
-        </w:rPr>
-        <w:t>канд. пед. наук, доцент</w:t>
       </w:r>
       <w:r>
         <w:rPr>
           <w:u w:val="single"/>
         </w:rPr>
-        <w:t>                  </w:t>
-      </w:r>
-    </w:p>
-    <w:p>
-      <w:pPr>
-        <w:spacing w:line="360" w:lineRule="auto"/>
-        <w:ind w:left="6406" w:firstLine="0"/>
-        <w:rPr>
-          <w:lang w:val="ru-RU"/>
-        </w:rPr>
-      </w:pPr>
-      <w:r>
-        <w:rPr>
-          <w:sz w:val="18"/>
-          <w:lang w:val="ru-RU"/>
-        </w:rPr>
-        <w:t>должность</w:t>
-      </w:r>
-    </w:p>
-    <w:p>
-      <w:pPr>
-        <w:spacing w:line="240" w:lineRule="auto"/>
-        <w:ind w:left="5102" w:firstLine="0"/>
-        <w:rPr>
-          <w:lang w:val="ru-RU"/>
-        </w:rPr>
-      </w:pPr>
-      <w:r>
-        <w:rPr>
-          <w:u w:val="single"/>
-          <w:lang w:val="ru-RU"/>
-        </w:rPr>
-        <w:t>Белим Светлана Юрьевна</w:t>
+        <w:t>2</w:t>
+      </w:r>
+      <w:r>
+        <w:tab/>
+      </w:r>
+      <w:r>
+        <w:tab/>
+        <w:t>Группа</w:t>
+      </w:r>
+      <w:r>
+        <w:tab/>
       </w:r>
       <w:r>
         <w:rPr>
           <w:u w:val="single"/>
         </w:rPr>
-        <w:t>                                </w:t>
+        <w:t>ФИТ-242</w:t>
+      </w:r>
+    </w:p>
+    <w:p>
+      <w:pPr>
+        <w:spacing w:line="360" w:lineRule="auto"/>
+        <w:ind w:left="5039" w:hanging="1920"/>
+      </w:pPr>
+      <w:r>
+        <w:t>Направление</w:t>
+      </w:r>
+      <w:r>
+        <w:tab/>
+      </w:r>
+      <w:r>
+        <w:rPr>
+          <w:u w:val="single"/>
+        </w:rPr>
+        <w:t>02.03.02 Фундаментальная информатика и информационные технологии</w:t>
       </w:r>
     </w:p>
     <w:p>
       <w:pPr>
         <w:spacing w:line="240" w:lineRule="auto"/>
         <w:ind w:left="3120" w:firstLine="0"/>
+      </w:pPr>
+      <w:r>
+        <w:t>Проверил</w:t>
+      </w:r>
+      <w:r>
+        <w:tab/>
+      </w:r>
+      <w:r>
+        <w:tab/>
+      </w:r>
+      <w:r>
         <w:rPr>
-          <w:lang w:val="ru-RU"/>
+          <w:u w:val="single"/>
         </w:rPr>
+        <w:t>канд. пед. наук, доцент                  </w:t>
+      </w:r>
+    </w:p>
+    <w:p>
+      <w:pPr>
+        <w:spacing w:line="360" w:lineRule="auto"/>
+        <w:ind w:left="6406" w:firstLine="0"/>
       </w:pPr>
       <w:r>
         <w:rPr>
-          <w:lang w:val="ru-RU"/>
+          <w:sz w:val="18"/>
         </w:rPr>
+        <w:t>должность</w:t>
+      </w:r>
+    </w:p>
+    <w:p>
+      <w:pPr>
+        <w:spacing w:line="240" w:lineRule="auto"/>
+        <w:ind w:left="5102" w:firstLine="0"/>
+      </w:pPr>
+      <w:r>
+        <w:rPr>
+          <w:u w:val="single"/>
+        </w:rPr>
+        <w:t>Белим Светлана Юрьевна                                </w:t>
+      </w:r>
+    </w:p>
+    <w:p>
+      <w:pPr>
+        <w:spacing w:line="240" w:lineRule="auto"/>
+        <w:ind w:left="3120" w:firstLine="0"/>
+      </w:pPr>
+      <w:r>
         <w:t>Выполнил</w:t>
       </w:r>
       <w:r>
-        <w:rPr>
-          <w:lang w:val="ru-RU"/>
-        </w:rPr>
         <w:tab/>
       </w:r>
       <w:r>
@@ -379,14 +253,10 @@
       <w:pPr>
         <w:spacing w:line="360" w:lineRule="auto"/>
         <w:ind w:left="6519" w:firstLine="0"/>
-        <w:rPr>
-          <w:lang w:val="ru-RU"/>
-        </w:rPr>
       </w:pPr>
       <w:r>
         <w:rPr>
           <w:sz w:val="18"/>
-          <w:lang w:val="ru-RU"/>
         </w:rPr>
         <w:t>дата, подпись студента</w:t>
       </w:r>
@@ -395,9 +265,6 @@
       <w:pPr>
         <w:spacing w:line="240" w:lineRule="auto"/>
         <w:ind w:left="5102" w:firstLine="0"/>
-        <w:rPr>
-          <w:lang w:val="ru-RU"/>
-        </w:rPr>
       </w:pPr>
       <w:r>
         <w:rPr>
@@ -468,7 +335,7 @@
       <w:r>
         <w:fldChar w:fldCharType="separate"/>
       </w:r>
-      <w:hyperlink w:anchor="_Toc241610198" w:history="1">
+      <w:hyperlink w:anchor="_Toc241668340" w:history="1">
         <w:r>
           <w:rPr>
             <w:rStyle w:val="aff8"/>
@@ -495,7 +362,7 @@
             <w:noProof/>
             <w:webHidden/>
           </w:rPr>
-          <w:instrText xml:space="preserve"> PAGEREF _Toc241610198 \h </w:instrText>
+          <w:instrText xml:space="preserve"> PAGEREF _Toc241668340 \h </w:instrText>
         </w:r>
         <w:r>
           <w:rPr>
@@ -542,7 +409,7 @@
           <w14:ligatures w14:val="standardContextual"/>
         </w:rPr>
       </w:pPr>
-      <w:hyperlink w:anchor="_Toc241610199" w:history="1">
+      <w:hyperlink w:anchor="_Toc241668341" w:history="1">
         <w:r>
           <w:rPr>
             <w:rStyle w:val="aff8"/>
@@ -569,7 +436,7 @@
             <w:noProof/>
             <w:webHidden/>
           </w:rPr>
-          <w:instrText xml:space="preserve"> PAGEREF _Toc241610199 \h </w:instrText>
+          <w:instrText xml:space="preserve"> PAGEREF _Toc241668341 \h </w:instrText>
         </w:r>
         <w:r>
           <w:rPr>
@@ -616,7 +483,7 @@
           <w14:ligatures w14:val="standardContextual"/>
         </w:rPr>
       </w:pPr>
-      <w:hyperlink w:anchor="_Toc241610200" w:history="1">
+      <w:hyperlink w:anchor="_Toc241668342" w:history="1">
         <w:r>
           <w:rPr>
             <w:rStyle w:val="aff8"/>
@@ -643,7 +510,7 @@
             <w:noProof/>
             <w:webHidden/>
           </w:rPr>
-          <w:instrText xml:space="preserve"> PAGEREF _Toc241610200 \h </w:instrText>
+          <w:instrText xml:space="preserve"> PAGEREF _Toc241668342 \h </w:instrText>
         </w:r>
         <w:r>
           <w:rPr>
@@ -690,7 +557,7 @@
           <w14:ligatures w14:val="standardContextual"/>
         </w:rPr>
       </w:pPr>
-      <w:hyperlink w:anchor="_Toc241610201" w:history="1">
+      <w:hyperlink w:anchor="_Toc241668343" w:history="1">
         <w:r>
           <w:rPr>
             <w:rStyle w:val="aff8"/>
@@ -717,7 +584,7 @@
             <w:noProof/>
             <w:webHidden/>
           </w:rPr>
-          <w:instrText xml:space="preserve"> PAGEREF _Toc241610201 \h </w:instrText>
+          <w:instrText xml:space="preserve"> PAGEREF _Toc241668343 \h </w:instrText>
         </w:r>
         <w:r>
           <w:rPr>
@@ -764,7 +631,7 @@
           <w14:ligatures w14:val="standardContextual"/>
         </w:rPr>
       </w:pPr>
-      <w:hyperlink w:anchor="_Toc241610202" w:history="1">
+      <w:hyperlink w:anchor="_Toc241668344" w:history="1">
         <w:r>
           <w:rPr>
             <w:rStyle w:val="aff8"/>
@@ -791,7 +658,7 @@
             <w:noProof/>
             <w:webHidden/>
           </w:rPr>
-          <w:instrText xml:space="preserve"> PAGEREF _Toc241610202 \h </w:instrText>
+          <w:instrText xml:space="preserve"> PAGEREF _Toc241668344 \h </w:instrText>
         </w:r>
         <w:r>
           <w:rPr>
@@ -838,7 +705,7 @@
           <w14:ligatures w14:val="standardContextual"/>
         </w:rPr>
       </w:pPr>
-      <w:hyperlink w:anchor="_Toc241610203" w:history="1">
+      <w:hyperlink w:anchor="_Toc241668345" w:history="1">
         <w:r>
           <w:rPr>
             <w:rStyle w:val="aff8"/>
@@ -865,81 +732,7 @@
             <w:noProof/>
             <w:webHidden/>
           </w:rPr>
-          <w:instrText xml:space="preserve"> PAGEREF _Toc241610203 \h </w:instrText>
-        </w:r>
-        <w:r>
-          <w:rPr>
-            <w:noProof/>
-            <w:webHidden/>
-          </w:rPr>
-        </w:r>
-        <w:r>
-          <w:rPr>
-            <w:noProof/>
-            <w:webHidden/>
-          </w:rPr>
-          <w:fldChar w:fldCharType="separate"/>
-        </w:r>
-        <w:r>
-          <w:rPr>
-            <w:noProof/>
-            <w:webHidden/>
-          </w:rPr>
-          <w:t>15</w:t>
-        </w:r>
-        <w:r>
-          <w:rPr>
-            <w:noProof/>
-            <w:webHidden/>
-          </w:rPr>
-          <w:fldChar w:fldCharType="end"/>
-        </w:r>
-      </w:hyperlink>
-    </w:p>
-    <w:p>
-      <w:pPr>
-        <w:pStyle w:val="14"/>
-        <w:tabs>
-          <w:tab w:val="right" w:leader="dot" w:pos="9345"/>
-        </w:tabs>
-        <w:rPr>
-          <w:rFonts w:asciiTheme="minorHAnsi" w:eastAsiaTheme="minorEastAsia" w:hAnsiTheme="minorHAnsi" w:cstheme="minorBidi"/>
-          <w:noProof/>
-          <w:kern w:val="2"/>
-          <w:sz w:val="24"/>
-          <w:szCs w:val="24"/>
-          <w:lang w:val="ru-RU" w:eastAsia="ru-RU"/>
-          <w14:ligatures w14:val="standardContextual"/>
-        </w:rPr>
-      </w:pPr>
-      <w:hyperlink w:anchor="_Toc241610204" w:history="1">
-        <w:r>
-          <w:rPr>
-            <w:rStyle w:val="aff8"/>
-            <w:noProof/>
-          </w:rPr>
-          <w:t>СПИСОК ИСПОЛЬЗОВАННЫХ ИСТОЧНИКОВ</w:t>
-        </w:r>
-        <w:r>
-          <w:rPr>
-            <w:noProof/>
-            <w:webHidden/>
-          </w:rPr>
-          <w:tab/>
-        </w:r>
-        <w:r>
-          <w:rPr>
-            <w:noProof/>
-            <w:webHidden/>
-          </w:rPr>
-          <w:fldChar w:fldCharType="begin"/>
-        </w:r>
-        <w:r>
-          <w:rPr>
-            <w:noProof/>
-            <w:webHidden/>
-          </w:rPr>
-          <w:instrText xml:space="preserve"> PAGEREF _Toc241610204 \h </w:instrText>
+          <w:instrText xml:space="preserve"> PAGEREF _Toc241668345 \h </w:instrText>
         </w:r>
         <w:r>
           <w:rPr>
@@ -972,6 +765,80 @@
     </w:p>
     <w:p>
       <w:pPr>
+        <w:pStyle w:val="14"/>
+        <w:tabs>
+          <w:tab w:val="right" w:leader="dot" w:pos="9345"/>
+        </w:tabs>
+        <w:rPr>
+          <w:rFonts w:asciiTheme="minorHAnsi" w:eastAsiaTheme="minorEastAsia" w:hAnsiTheme="minorHAnsi" w:cstheme="minorBidi"/>
+          <w:noProof/>
+          <w:kern w:val="2"/>
+          <w:sz w:val="24"/>
+          <w:szCs w:val="24"/>
+          <w:lang w:val="ru-RU" w:eastAsia="ru-RU"/>
+          <w14:ligatures w14:val="standardContextual"/>
+        </w:rPr>
+      </w:pPr>
+      <w:hyperlink w:anchor="_Toc241668346" w:history="1">
+        <w:r>
+          <w:rPr>
+            <w:rStyle w:val="aff8"/>
+            <w:noProof/>
+          </w:rPr>
+          <w:t>СПИСОК ИСПОЛЬЗОВАННЫХ ИСТОЧНИКОВ</w:t>
+        </w:r>
+        <w:r>
+          <w:rPr>
+            <w:noProof/>
+            <w:webHidden/>
+          </w:rPr>
+          <w:tab/>
+        </w:r>
+        <w:r>
+          <w:rPr>
+            <w:noProof/>
+            <w:webHidden/>
+          </w:rPr>
+          <w:fldChar w:fldCharType="begin"/>
+        </w:r>
+        <w:r>
+          <w:rPr>
+            <w:noProof/>
+            <w:webHidden/>
+          </w:rPr>
+          <w:instrText xml:space="preserve"> PAGEREF _Toc241668346 \h </w:instrText>
+        </w:r>
+        <w:r>
+          <w:rPr>
+            <w:noProof/>
+            <w:webHidden/>
+          </w:rPr>
+        </w:r>
+        <w:r>
+          <w:rPr>
+            <w:noProof/>
+            <w:webHidden/>
+          </w:rPr>
+          <w:fldChar w:fldCharType="separate"/>
+        </w:r>
+        <w:r>
+          <w:rPr>
+            <w:noProof/>
+            <w:webHidden/>
+          </w:rPr>
+          <w:t>17</w:t>
+        </w:r>
+        <w:r>
+          <w:rPr>
+            <w:noProof/>
+            <w:webHidden/>
+          </w:rPr>
+          <w:fldChar w:fldCharType="end"/>
+        </w:r>
+      </w:hyperlink>
+    </w:p>
+    <w:p>
+      <w:pPr>
         <w:spacing w:line="360" w:lineRule="auto"/>
         <w:ind w:firstLine="0"/>
       </w:pPr>
@@ -983,16 +850,12 @@
       <w:pPr>
         <w:pStyle w:val="1"/>
         <w:pageBreakBefore/>
-        <w:rPr>
-          <w:lang w:val="ru-RU"/>
-        </w:rPr>
-      </w:pPr>
-      <w:bookmarkStart w:id="0" w:name="_Toc241610198"/>
+      </w:pPr>
+      <w:bookmarkStart w:id="0" w:name="_Toc241668340"/>
       <w:r>
         <w:rPr>
           <w:rFonts w:ascii="Times New Roman" w:eastAsia="Times New Roman" w:hAnsi="Times New Roman" w:cs="Times New Roman"/>
           <w:b w:val="0"/>
-          <w:lang w:val="ru-RU"/>
         </w:rPr>
         <w:lastRenderedPageBreak/>
         <w:t>ВВЕДЕНИЕ</w:t>
@@ -1002,14 +865,8 @@
     <w:p>
       <w:pPr>
         <w:jc w:val="both"/>
-        <w:rPr>
-          <w:lang w:val="ru-RU"/>
-        </w:rPr>
-      </w:pPr>
-      <w:r>
-        <w:rPr>
-          <w:lang w:val="ru-RU"/>
-        </w:rPr>
+      </w:pPr>
+      <w:r>
         <w:t xml:space="preserve">Цель работы – всестороннее исследование криптографических свойств симметричного моноалфавитного аффинного шифра, освоение математического аппарата модулярной арифметики в кольцах вычетов </w:t>
       </w:r>
       <m:oMath>
@@ -1037,7 +894,6 @@
                   </m:rPr>
                   <w:rPr>
                     <w:rFonts w:ascii="Cambria Math" w:hAnsi="Cambria Math"/>
-                    <w:lang w:val="ru-RU"/>
                   </w:rPr>
                   <m:t>Z</m:t>
                 </m:r>
@@ -1055,23 +911,14 @@
         </m:box>
       </m:oMath>
       <w:r>
-        <w:rPr>
-          <w:lang w:val="ru-RU"/>
-        </w:rPr>
         <w:t>, реализация программного комплекса для прямого/обратного преобразования и частотного криптоанализа шифр-текста, а также практическое решение индивидуального задания по варианту 16 в соответствии с методическими указаниями кафедры ПМиФИ ОмГТУ.</w:t>
       </w:r>
     </w:p>
     <w:p>
       <w:pPr>
         <w:jc w:val="both"/>
-        <w:rPr>
-          <w:lang w:val="ru-RU"/>
-        </w:rPr>
-      </w:pPr>
-      <w:r>
-        <w:rPr>
-          <w:lang w:val="ru-RU"/>
-        </w:rPr>
+      </w:pPr>
+      <w:r>
         <w:t>Для достижения поставленной цели необходимо решить следующие задачи:</w:t>
       </w:r>
     </w:p>
@@ -1079,29 +926,20 @@
       <w:pPr>
         <w:ind w:left="425" w:firstLine="0"/>
         <w:jc w:val="both"/>
-        <w:rPr>
-          <w:lang w:val="ru-RU"/>
-        </w:rPr>
-      </w:pPr>
-      <w:r>
-        <w:rPr>
-          <w:lang w:val="ru-RU"/>
-        </w:rPr>
-        <w:t>1. Изучить теоретические основы теории чисел и модулярной арифметики: расширенный алгоритм Евклида, коэффициенты Безу, критерии существования и нахождение мультипликативно обратного элемента, решение линейных модулярных сравнений и систем линейных сравнений с двумя неизвестными.</w:t>
+      </w:pPr>
+      <w:r>
+        <w:t xml:space="preserve">1. </w:t>
+      </w:r>
+      <w:r>
+        <w:t>Изучить теоретические основы теории чисел и модулярной арифметики: расширенный алгоритм Евклида, коэффициенты Безу, критерии существования и нахождение мультипликативно обратного элемента, решение линейных модулярных сравнений и систем линейных сравнений с двумя неизвестными.</w:t>
       </w:r>
     </w:p>
     <w:p>
       <w:pPr>
         <w:ind w:left="425" w:firstLine="0"/>
         <w:jc w:val="both"/>
-        <w:rPr>
-          <w:lang w:val="ru-RU"/>
-        </w:rPr>
-      </w:pPr>
-      <w:r>
-        <w:rPr>
-          <w:lang w:val="ru-RU"/>
-        </w:rPr>
+      </w:pPr>
+      <w:r>
         <w:t xml:space="preserve">2. Спроектировать и разработать модульную архитектуру программного комплекса на языке </w:t>
       </w:r>
       <w:r>
@@ -1111,9 +949,6 @@
         <w:t>Python</w:t>
       </w:r>
       <w:r>
-        <w:rPr>
-          <w:lang w:val="ru-RU"/>
-        </w:rPr>
         <w:t xml:space="preserve"> (выделение математического ядра, модели алфавита, механизма шифрования и подсистемы частотного криптоанализа).</w:t>
       </w:r>
     </w:p>
@@ -1121,29 +956,20 @@
       <w:pPr>
         <w:ind w:left="425" w:firstLine="0"/>
         <w:jc w:val="both"/>
-        <w:rPr>
-          <w:lang w:val="ru-RU"/>
-        </w:rPr>
-      </w:pPr>
-      <w:r>
-        <w:rPr>
-          <w:lang w:val="ru-RU"/>
-        </w:rPr>
-        <w:t>3. Провести криптоанализ перехваченного сообщения индивидуального варианта 16:</w:t>
+      </w:pPr>
+      <w:r>
+        <w:t xml:space="preserve">3. </w:t>
+      </w:r>
+      <w:r>
+        <w:t>Провести криптоанализ перехваченного сообщения индивидуального варианта 16:</w:t>
       </w:r>
     </w:p>
     <w:p>
       <w:pPr>
         <w:ind w:left="850" w:firstLine="0"/>
         <w:jc w:val="both"/>
-        <w:rPr>
-          <w:lang w:val="ru-RU"/>
-        </w:rPr>
-      </w:pPr>
-      <w:r>
-        <w:rPr>
-          <w:lang w:val="ru-RU"/>
-        </w:rPr>
+      </w:pPr>
+      <w:r>
         <w:t>• рассчитать абсолютные и относительные частоты появления символов шифр-текста;</w:t>
       </w:r>
     </w:p>
@@ -1151,14 +977,8 @@
       <w:pPr>
         <w:ind w:left="850" w:firstLine="0"/>
         <w:jc w:val="both"/>
-        <w:rPr>
-          <w:lang w:val="ru-RU"/>
-        </w:rPr>
-      </w:pPr>
-      <w:r>
-        <w:rPr>
-          <w:lang w:val="ru-RU"/>
-        </w:rPr>
+      </w:pPr>
+      <w:r>
         <w:t>• сопоставить частотное распределение шифр-текста с эталонными характеристиками русского языка;</w:t>
       </w:r>
     </w:p>
@@ -1166,14 +986,8 @@
       <w:pPr>
         <w:ind w:left="850" w:firstLine="0"/>
         <w:jc w:val="both"/>
-        <w:rPr>
-          <w:lang w:val="ru-RU"/>
-        </w:rPr>
-      </w:pPr>
-      <w:r>
-        <w:rPr>
-          <w:lang w:val="ru-RU"/>
-        </w:rPr>
+      </w:pPr>
+      <w:r>
         <w:t>• сформировать гипотезы соответствия наиболее частых символов и составить соответствующие системы линейных сравнений;</w:t>
       </w:r>
     </w:p>
@@ -1181,14 +995,8 @@
       <w:pPr>
         <w:ind w:left="850" w:firstLine="0"/>
         <w:jc w:val="both"/>
-        <w:rPr>
-          <w:lang w:val="ru-RU"/>
-        </w:rPr>
-      </w:pPr>
-      <w:r>
-        <w:rPr>
-          <w:lang w:val="ru-RU"/>
-        </w:rPr>
+      </w:pPr>
+      <w:r>
         <w:t xml:space="preserve">• аналитически решить полученные системы, определить верный ключ </w:t>
       </w:r>
       <m:oMath>
@@ -1207,7 +1015,6 @@
               </m:rPr>
               <w:rPr>
                 <w:rFonts w:ascii="Cambria Math" w:hAnsi="Cambria Math"/>
-                <w:lang w:val="ru-RU"/>
               </w:rPr>
               <m:t>(</m:t>
             </m:r>
@@ -1223,7 +1030,6 @@
               </m:rPr>
               <w:rPr>
                 <w:rFonts w:ascii="Cambria Math" w:hAnsi="Cambria Math"/>
-                <w:lang w:val="ru-RU"/>
               </w:rPr>
               <m:t>,</m:t>
             </m:r>
@@ -1239,7 +1045,6 @@
               </m:rPr>
               <w:rPr>
                 <w:rFonts w:ascii="Cambria Math" w:hAnsi="Cambria Math"/>
-                <w:lang w:val="ru-RU"/>
               </w:rPr>
               <m:t>)</m:t>
             </m:r>
@@ -1247,9 +1052,6 @@
         </m:box>
       </m:oMath>
       <w:r>
-        <w:rPr>
-          <w:lang w:val="ru-RU"/>
-        </w:rPr>
         <w:t>, восстановить открытый текст, установить автора и литературное произведение.</w:t>
       </w:r>
     </w:p>
@@ -1257,16 +1059,12 @@
       <w:pPr>
         <w:pStyle w:val="1"/>
         <w:pageBreakBefore/>
-        <w:rPr>
-          <w:lang w:val="ru-RU"/>
-        </w:rPr>
-      </w:pPr>
-      <w:bookmarkStart w:id="1" w:name="_Toc241610199"/>
+      </w:pPr>
+      <w:bookmarkStart w:id="1" w:name="_Toc241668341"/>
       <w:r>
         <w:rPr>
           <w:rFonts w:ascii="Times New Roman" w:eastAsia="Times New Roman" w:hAnsi="Times New Roman" w:cs="Times New Roman"/>
           <w:b w:val="0"/>
-          <w:lang w:val="ru-RU"/>
         </w:rPr>
         <w:lastRenderedPageBreak/>
         <w:t>ОСНОВНАЯ ЧАСТЬ</w:t>
@@ -1276,15 +1074,11 @@
     <w:p>
       <w:pPr>
         <w:pStyle w:val="21"/>
-        <w:rPr>
-          <w:lang w:val="ru-RU"/>
-        </w:rPr>
-      </w:pPr>
-      <w:bookmarkStart w:id="2" w:name="_Toc241610200"/>
+      </w:pPr>
+      <w:bookmarkStart w:id="2" w:name="_Toc241668342"/>
       <w:r>
         <w:rPr>
           <w:rFonts w:ascii="Times New Roman" w:eastAsia="Times New Roman" w:hAnsi="Times New Roman" w:cs="Times New Roman"/>
-          <w:lang w:val="ru-RU"/>
         </w:rPr>
         <w:t>1. Математические основы аффинного шифра</w:t>
       </w:r>
@@ -1293,14 +1087,8 @@
     <w:p>
       <w:pPr>
         <w:jc w:val="both"/>
-        <w:rPr>
-          <w:lang w:val="ru-RU"/>
-        </w:rPr>
-      </w:pPr>
-      <w:r>
-        <w:rPr>
-          <w:lang w:val="ru-RU"/>
-        </w:rPr>
+      </w:pPr>
+      <w:r>
         <w:t xml:space="preserve">Аффинный шифр представляет собой обобщение классического шифра Цезаря и относится к классу моноалфавитных шифров простой замены. Преобразование каждого символа задается линейной функцией в дискретном кольце вычетов </w:t>
       </w:r>
       <m:oMath>
@@ -1328,7 +1116,6 @@
                   </m:rPr>
                   <w:rPr>
                     <w:rFonts w:ascii="Cambria Math" w:hAnsi="Cambria Math"/>
-                    <w:lang w:val="ru-RU"/>
                   </w:rPr>
                   <m:t>Z</m:t>
                 </m:r>
@@ -1346,9 +1133,6 @@
         </m:box>
       </m:oMath>
       <w:r>
-        <w:rPr>
-          <w:lang w:val="ru-RU"/>
-        </w:rPr>
         <w:t xml:space="preserve">, где </w:t>
       </w:r>
       <m:oMath>
@@ -1371,9 +1155,6 @@
         </m:box>
       </m:oMath>
       <w:r>
-        <w:rPr>
-          <w:lang w:val="ru-RU"/>
-        </w:rPr>
         <w:t xml:space="preserve"> – мощность используемого алфавита. Для русского языка в соответствии с методическими указаниями применяется алфавит мощностью </w:t>
       </w:r>
       <m:oMath>
@@ -1398,7 +1179,6 @@
               </m:rPr>
               <w:rPr>
                 <w:rFonts w:ascii="Cambria Math" w:hAnsi="Cambria Math"/>
-                <w:lang w:val="ru-RU"/>
               </w:rPr>
               <m:t>=32</m:t>
             </m:r>
@@ -1406,23 +1186,14 @@
         </m:box>
       </m:oMath>
       <w:r>
-        <w:rPr>
-          <w:lang w:val="ru-RU"/>
-        </w:rPr>
         <w:t>, в котором буквы «е» и «ё» отождествляются и имеют единый числовой код 5.</w:t>
       </w:r>
     </w:p>
     <w:p>
       <w:pPr>
         <w:jc w:val="both"/>
-        <w:rPr>
-          <w:lang w:val="ru-RU"/>
-        </w:rPr>
-      </w:pPr>
-      <w:r>
-        <w:rPr>
-          <w:lang w:val="ru-RU"/>
-        </w:rPr>
+      </w:pPr>
+      <w:r>
         <w:t>Формула для зашифрования текста имеет вид:</w:t>
       </w:r>
     </w:p>
@@ -1431,9 +1202,6 @@
         <w:spacing w:before="120" w:after="120"/>
         <w:ind w:firstLine="0"/>
         <w:jc w:val="center"/>
-        <w:rPr>
-          <w:lang w:val="ru-RU"/>
-        </w:rPr>
       </w:pPr>
       <m:oMathPara>
         <m:oMath>
@@ -1458,7 +1226,6 @@
                 </m:rPr>
                 <w:rPr>
                   <w:rFonts w:ascii="Cambria Math" w:hAnsi="Cambria Math"/>
-                  <w:lang w:val="ru-RU"/>
                 </w:rPr>
                 <m:t>=</m:t>
               </m:r>
@@ -1500,7 +1267,6 @@
                         </m:rPr>
                         <w:rPr>
                           <w:rFonts w:ascii="Cambria Math" w:hAnsi="Cambria Math"/>
-                          <w:lang w:val="ru-RU"/>
                         </w:rPr>
                         <m:t>,</m:t>
                       </m:r>
@@ -1520,7 +1286,6 @@
                 </m:rPr>
                 <w:rPr>
                   <w:rFonts w:ascii="Cambria Math" w:hAnsi="Cambria Math"/>
-                  <w:lang w:val="ru-RU"/>
                 </w:rPr>
                 <m:t>(</m:t>
               </m:r>
@@ -1536,7 +1301,6 @@
                 </m:rPr>
                 <w:rPr>
                   <w:rFonts w:ascii="Cambria Math" w:hAnsi="Cambria Math"/>
-                  <w:lang w:val="ru-RU"/>
                 </w:rPr>
                 <m:t>)=(</m:t>
               </m:r>
@@ -1552,7 +1316,6 @@
                 </m:rPr>
                 <w:rPr>
                   <w:rFonts w:ascii="Cambria Math" w:hAnsi="Cambria Math"/>
-                  <w:lang w:val="ru-RU"/>
                 </w:rPr>
                 <m:t>·</m:t>
               </m:r>
@@ -1568,7 +1331,6 @@
                 </m:rPr>
                 <w:rPr>
                   <w:rFonts w:ascii="Cambria Math" w:hAnsi="Cambria Math"/>
-                  <w:lang w:val="ru-RU"/>
                 </w:rPr>
                 <m:t>+</m:t>
               </m:r>
@@ -1584,7 +1346,6 @@
                 </m:rPr>
                 <w:rPr>
                   <w:rFonts w:ascii="Cambria Math" w:hAnsi="Cambria Math"/>
-                  <w:lang w:val="ru-RU"/>
                 </w:rPr>
                 <m:t>)</m:t>
               </m:r>
@@ -1645,14 +1406,8 @@
     <w:p>
       <w:pPr>
         <w:jc w:val="both"/>
-        <w:rPr>
-          <w:lang w:val="ru-RU"/>
-        </w:rPr>
-      </w:pPr>
-      <w:r>
-        <w:rPr>
-          <w:lang w:val="ru-RU"/>
-        </w:rPr>
+      </w:pPr>
+      <w:r>
         <w:t>Формула для расшифрования текста имеет вид:</w:t>
       </w:r>
     </w:p>
@@ -1661,9 +1416,6 @@
         <w:spacing w:before="120" w:after="120"/>
         <w:ind w:firstLine="0"/>
         <w:jc w:val="center"/>
-        <w:rPr>
-          <w:lang w:val="ru-RU"/>
-        </w:rPr>
       </w:pPr>
       <m:oMathPara>
         <m:oMath>
@@ -1688,7 +1440,6 @@
                 </m:rPr>
                 <w:rPr>
                   <w:rFonts w:ascii="Cambria Math" w:hAnsi="Cambria Math"/>
-                  <w:lang w:val="ru-RU"/>
                 </w:rPr>
                 <m:t>=</m:t>
               </m:r>
@@ -1730,7 +1481,6 @@
                         </m:rPr>
                         <w:rPr>
                           <w:rFonts w:ascii="Cambria Math" w:hAnsi="Cambria Math"/>
-                          <w:lang w:val="ru-RU"/>
                         </w:rPr>
                         <m:t>,</m:t>
                       </m:r>
@@ -1750,7 +1500,6 @@
                 </m:rPr>
                 <w:rPr>
                   <w:rFonts w:ascii="Cambria Math" w:hAnsi="Cambria Math"/>
-                  <w:lang w:val="ru-RU"/>
                 </w:rPr>
                 <m:t>(</m:t>
               </m:r>
@@ -1766,7 +1515,6 @@
                 </m:rPr>
                 <w:rPr>
                   <w:rFonts w:ascii="Cambria Math" w:hAnsi="Cambria Math"/>
-                  <w:lang w:val="ru-RU"/>
                 </w:rPr>
                 <m:t>)=</m:t>
               </m:r>
@@ -1802,7 +1550,6 @@
                         </m:rPr>
                         <w:rPr>
                           <w:rFonts w:ascii="Cambria Math" w:hAnsi="Cambria Math"/>
-                          <w:lang w:val="ru-RU"/>
                         </w:rPr>
                         <m:t>-1</m:t>
                       </m:r>
@@ -1816,7 +1563,6 @@
                 </m:rPr>
                 <w:rPr>
                   <w:rFonts w:ascii="Cambria Math" w:hAnsi="Cambria Math"/>
-                  <w:lang w:val="ru-RU"/>
                 </w:rPr>
                 <m:t>·(</m:t>
               </m:r>
@@ -1832,7 +1578,6 @@
                 </m:rPr>
                 <w:rPr>
                   <w:rFonts w:ascii="Cambria Math" w:hAnsi="Cambria Math"/>
-                  <w:lang w:val="ru-RU"/>
                 </w:rPr>
                 <m:t>-</m:t>
               </m:r>
@@ -1848,7 +1593,6 @@
                 </m:rPr>
                 <w:rPr>
                   <w:rFonts w:ascii="Cambria Math" w:hAnsi="Cambria Math"/>
-                  <w:lang w:val="ru-RU"/>
                 </w:rPr>
                 <m:t>)</m:t>
               </m:r>
@@ -1909,14 +1653,8 @@
     <w:p>
       <w:pPr>
         <w:jc w:val="both"/>
-        <w:rPr>
-          <w:lang w:val="ru-RU"/>
-        </w:rPr>
-      </w:pPr>
-      <w:r>
-        <w:rPr>
-          <w:lang w:val="ru-RU"/>
-        </w:rPr>
+      </w:pPr>
+      <w:r>
         <w:t xml:space="preserve">где </w:t>
       </w:r>
       <m:oMath>
@@ -1941,7 +1679,6 @@
               </m:rPr>
               <w:rPr>
                 <w:rFonts w:ascii="Cambria Math" w:hAnsi="Cambria Math"/>
-                <w:lang w:val="ru-RU"/>
               </w:rPr>
               <m:t>∈{0,1,…,</m:t>
             </m:r>
@@ -1957,7 +1694,6 @@
               </m:rPr>
               <w:rPr>
                 <w:rFonts w:ascii="Cambria Math" w:hAnsi="Cambria Math"/>
-                <w:lang w:val="ru-RU"/>
               </w:rPr>
               <m:t>-1}</m:t>
             </m:r>
@@ -1965,9 +1701,6 @@
         </m:box>
       </m:oMath>
       <w:r>
-        <w:rPr>
-          <w:lang w:val="ru-RU"/>
-        </w:rPr>
         <w:t xml:space="preserve"> – числовой код символа открытого сообщения, </w:t>
       </w:r>
       <m:oMath>
@@ -1992,7 +1725,6 @@
               </m:rPr>
               <w:rPr>
                 <w:rFonts w:ascii="Cambria Math" w:hAnsi="Cambria Math"/>
-                <w:lang w:val="ru-RU"/>
               </w:rPr>
               <m:t>∈{0,1,…,</m:t>
             </m:r>
@@ -2008,7 +1740,6 @@
               </m:rPr>
               <w:rPr>
                 <w:rFonts w:ascii="Cambria Math" w:hAnsi="Cambria Math"/>
-                <w:lang w:val="ru-RU"/>
               </w:rPr>
               <m:t>-1}</m:t>
             </m:r>
@@ -2016,9 +1747,6 @@
         </m:box>
       </m:oMath>
       <w:r>
-        <w:rPr>
-          <w:lang w:val="ru-RU"/>
-        </w:rPr>
         <w:t xml:space="preserve"> – числовой код символа зашифрованного сообщения, </w:t>
       </w:r>
       <m:oMath>
@@ -2037,7 +1765,6 @@
               </m:rPr>
               <w:rPr>
                 <w:rFonts w:ascii="Cambria Math" w:hAnsi="Cambria Math"/>
-                <w:lang w:val="ru-RU"/>
               </w:rPr>
               <m:t>(</m:t>
             </m:r>
@@ -2053,7 +1780,6 @@
               </m:rPr>
               <w:rPr>
                 <w:rFonts w:ascii="Cambria Math" w:hAnsi="Cambria Math"/>
-                <w:lang w:val="ru-RU"/>
               </w:rPr>
               <m:t>,</m:t>
             </m:r>
@@ -2069,7 +1795,6 @@
               </m:rPr>
               <w:rPr>
                 <w:rFonts w:ascii="Cambria Math" w:hAnsi="Cambria Math"/>
-                <w:lang w:val="ru-RU"/>
               </w:rPr>
               <m:t>)</m:t>
             </m:r>
@@ -2077,23 +1802,14 @@
         </m:box>
       </m:oMath>
       <w:r>
-        <w:rPr>
-          <w:lang w:val="ru-RU"/>
-        </w:rPr>
         <w:t xml:space="preserve"> – секретный ключ шифрования.</w:t>
       </w:r>
     </w:p>
     <w:p>
       <w:pPr>
         <w:jc w:val="both"/>
-        <w:rPr>
-          <w:lang w:val="ru-RU"/>
-        </w:rPr>
-      </w:pPr>
-      <w:r>
-        <w:rPr>
-          <w:lang w:val="ru-RU"/>
-        </w:rPr>
+      </w:pPr>
+      <w:r>
         <w:t xml:space="preserve">Параметр </w:t>
       </w:r>
       <m:oMath>
@@ -2116,9 +1832,6 @@
         </m:box>
       </m:oMath>
       <w:r>
-        <w:rPr>
-          <w:lang w:val="ru-RU"/>
-        </w:rPr>
         <w:t xml:space="preserve"> является мультипликативным коэффициентом и должен удовлетворять условию взаимной простоты с модулем алфавита:</w:t>
       </w:r>
     </w:p>
@@ -2188,9 +1901,6 @@
         <w:jc w:val="both"/>
       </w:pPr>
       <w:r>
-        <w:rPr>
-          <w:lang w:val="ru-RU"/>
-        </w:rPr>
         <w:t xml:space="preserve">Параметр </w:t>
       </w:r>
       <m:oMath>
@@ -2215,7 +1925,6 @@
               </m:rPr>
               <w:rPr>
                 <w:rFonts w:ascii="Cambria Math" w:hAnsi="Cambria Math"/>
-                <w:lang w:val="ru-RU"/>
               </w:rPr>
               <m:t>∈{0,1,…,</m:t>
             </m:r>
@@ -2231,7 +1940,6 @@
               </m:rPr>
               <w:rPr>
                 <w:rFonts w:ascii="Cambria Math" w:hAnsi="Cambria Math"/>
-                <w:lang w:val="ru-RU"/>
               </w:rPr>
               <m:t>-1}</m:t>
             </m:r>
@@ -2239,9 +1947,6 @@
         </m:box>
       </m:oMath>
       <w:r>
-        <w:rPr>
-          <w:lang w:val="ru-RU"/>
-        </w:rPr>
         <w:t xml:space="preserve"> является сдвиговым коэффициентом. Число допустимых значений коэффициента </w:t>
       </w:r>
       <m:oMath>
@@ -2264,9 +1969,6 @@
         </m:box>
       </m:oMath>
       <w:r>
-        <w:rPr>
-          <w:lang w:val="ru-RU"/>
-        </w:rPr>
         <w:t xml:space="preserve"> равно значению функции Эйлера </w:t>
       </w:r>
       <m:oMath>
@@ -2291,7 +1993,6 @@
               </m:rPr>
               <w:rPr>
                 <w:rFonts w:ascii="Cambria Math" w:hAnsi="Cambria Math"/>
-                <w:lang w:val="ru-RU"/>
               </w:rPr>
               <m:t>(</m:t>
             </m:r>
@@ -2307,7 +2008,6 @@
               </m:rPr>
               <w:rPr>
                 <w:rFonts w:ascii="Cambria Math" w:hAnsi="Cambria Math"/>
-                <w:lang w:val="ru-RU"/>
               </w:rPr>
               <m:t>)</m:t>
             </m:r>
@@ -2315,13 +2015,7 @@
         </m:box>
       </m:oMath>
       <w:r>
-        <w:rPr>
-          <w:lang w:val="ru-RU"/>
-        </w:rPr>
-        <w:t xml:space="preserve">. </w:t>
-      </w:r>
-      <w:r>
-        <w:t xml:space="preserve">Для </w:t>
+        <w:t xml:space="preserve">. Для </w:t>
       </w:r>
       <m:oMath>
         <m:box>
@@ -2530,14 +2224,8 @@
     <w:p>
       <w:pPr>
         <w:jc w:val="both"/>
-        <w:rPr>
-          <w:lang w:val="ru-RU"/>
-        </w:rPr>
-      </w:pPr>
-      <w:r>
-        <w:rPr>
-          <w:lang w:val="ru-RU"/>
-        </w:rPr>
+      </w:pPr>
+      <w:r>
         <w:t xml:space="preserve">Общее количество допустимых ключей составляет </w:t>
       </w:r>
       <m:oMath>
@@ -2556,7 +2244,6 @@
               </m:rPr>
               <w:rPr>
                 <w:rFonts w:ascii="Cambria Math" w:hAnsi="Cambria Math"/>
-                <w:lang w:val="ru-RU"/>
               </w:rPr>
               <m:t>16·32=512</m:t>
             </m:r>
@@ -2564,23 +2251,14 @@
         </m:box>
       </m:oMath>
       <w:r>
-        <w:rPr>
-          <w:lang w:val="ru-RU"/>
-        </w:rPr>
         <w:t>.</w:t>
       </w:r>
     </w:p>
     <w:p>
       <w:pPr>
         <w:jc w:val="both"/>
-        <w:rPr>
-          <w:lang w:val="ru-RU"/>
-        </w:rPr>
-      </w:pPr>
-      <w:r>
-        <w:rPr>
-          <w:lang w:val="ru-RU"/>
-        </w:rPr>
+      </w:pPr>
+      <w:r>
         <w:t xml:space="preserve">Вычисление мультипликативно обратного элемента </w:t>
       </w:r>
       <m:oMath>
@@ -2625,7 +2303,6 @@
                       </m:rPr>
                       <w:rPr>
                         <w:rFonts w:ascii="Cambria Math" w:hAnsi="Cambria Math"/>
-                        <w:lang w:val="ru-RU"/>
                       </w:rPr>
                       <m:t>-1</m:t>
                     </m:r>
@@ -2637,9 +2314,6 @@
         </m:box>
       </m:oMath>
       <w:r>
-        <w:rPr>
-          <w:lang w:val="ru-RU"/>
-        </w:rPr>
         <w:t xml:space="preserve"> выполняется с помощью расширенного алгоритма Евклида. Для любых целых чисел </w:t>
       </w:r>
       <m:oMath>
@@ -2662,9 +2336,6 @@
         </m:box>
       </m:oMath>
       <w:r>
-        <w:rPr>
-          <w:lang w:val="ru-RU"/>
-        </w:rPr>
         <w:t xml:space="preserve"> и </w:t>
       </w:r>
       <m:oMath>
@@ -2687,9 +2358,6 @@
         </m:box>
       </m:oMath>
       <w:r>
-        <w:rPr>
-          <w:lang w:val="ru-RU"/>
-        </w:rPr>
         <w:t xml:space="preserve"> существуют такие целые коэффициенты </w:t>
       </w:r>
       <m:oMath>
@@ -2712,9 +2380,6 @@
         </m:box>
       </m:oMath>
       <w:r>
-        <w:rPr>
-          <w:lang w:val="ru-RU"/>
-        </w:rPr>
         <w:t xml:space="preserve"> и </w:t>
       </w:r>
       <m:oMath>
@@ -2737,9 +2402,6 @@
         </m:box>
       </m:oMath>
       <w:r>
-        <w:rPr>
-          <w:lang w:val="ru-RU"/>
-        </w:rPr>
         <w:t xml:space="preserve"> (коэффициенты Безу), что:</w:t>
       </w:r>
     </w:p>
@@ -2858,14 +2520,8 @@
     <w:p>
       <w:pPr>
         <w:jc w:val="both"/>
-        <w:rPr>
-          <w:lang w:val="ru-RU"/>
-        </w:rPr>
-      </w:pPr>
-      <w:r>
-        <w:rPr>
-          <w:lang w:val="ru-RU"/>
-        </w:rPr>
+      </w:pPr>
+      <w:r>
         <w:t xml:space="preserve">Взяв обе части тождества по модулю </w:t>
       </w:r>
       <m:oMath>
@@ -2888,9 +2544,6 @@
         </m:box>
       </m:oMath>
       <w:r>
-        <w:rPr>
-          <w:lang w:val="ru-RU"/>
-        </w:rPr>
         <w:t>, получаем:</w:t>
       </w:r>
     </w:p>
@@ -2899,9 +2552,6 @@
         <w:spacing w:before="120" w:after="120"/>
         <w:ind w:firstLine="0"/>
         <w:jc w:val="center"/>
-        <w:rPr>
-          <w:lang w:val="ru-RU"/>
-        </w:rPr>
       </w:pPr>
       <m:oMathPara>
         <m:oMath>
@@ -2926,7 +2576,6 @@
                 </m:rPr>
                 <w:rPr>
                   <w:rFonts w:ascii="Cambria Math" w:hAnsi="Cambria Math"/>
-                  <w:lang w:val="ru-RU"/>
                 </w:rPr>
                 <m:t>·</m:t>
               </m:r>
@@ -2942,7 +2591,6 @@
                 </m:rPr>
                 <w:rPr>
                   <w:rFonts w:ascii="Cambria Math" w:hAnsi="Cambria Math"/>
-                  <w:lang w:val="ru-RU"/>
                 </w:rPr>
                 <m:t>≡1</m:t>
               </m:r>
@@ -3033,7 +2681,6 @@
                         </m:rPr>
                         <w:rPr>
                           <w:rFonts w:ascii="Cambria Math" w:hAnsi="Cambria Math"/>
-                          <w:lang w:val="ru-RU"/>
                         </w:rPr>
                         <m:t>-1</m:t>
                       </m:r>
@@ -3047,9 +2694,8 @@
                 </m:rPr>
                 <w:rPr>
                   <w:rFonts w:ascii="Cambria Math" w:hAnsi="Cambria Math"/>
-                  <w:lang w:val="ru-RU"/>
                 </w:rPr>
-                <m:t>=</m:t>
+                <m:t>≡</m:t>
               </m:r>
               <m:r>
                 <w:rPr>
@@ -3114,16 +2760,41 @@
     <w:p>
       <w:pPr>
         <w:jc w:val="both"/>
+      </w:pPr>
+      <w:r>
+        <w:lastRenderedPageBreak/>
+        <w:t xml:space="preserve">В качестве мультипликативно обратного элемента всегда выбирается </w:t>
+      </w:r>
+      <w:r>
         <w:rPr>
-          <w:lang w:val="ru-RU"/>
+          <w:b/>
         </w:rPr>
-      </w:pPr>
-      <w:r>
-        <w:rPr>
-          <w:lang w:val="ru-RU"/>
-        </w:rPr>
-        <w:lastRenderedPageBreak/>
-        <w:t xml:space="preserve">При </w:t>
+        <w:t>наименьший положительный вычет</w:t>
+      </w:r>
+      <w:r>
+        <w:t xml:space="preserve"> по данному модулю </w:t>
+      </w:r>
+      <m:oMath>
+        <m:box>
+          <m:boxPr>
+            <m:ctrlPr>
+              <w:rPr>
+                <w:rFonts w:ascii="Cambria Math" w:hAnsi="Cambria Math"/>
+              </w:rPr>
+            </m:ctrlPr>
+          </m:boxPr>
+          <m:e>
+            <m:r>
+              <w:rPr>
+                <w:rFonts w:ascii="Cambria Math" w:hAnsi="Cambria Math"/>
+              </w:rPr>
+              <m:t>m</m:t>
+            </m:r>
+          </m:e>
+        </m:box>
+      </m:oMath>
+      <w:r>
+        <w:t>. Если полученный коэффициент Безу отрицателен (</w:t>
       </w:r>
       <m:oMath>
         <m:box>
@@ -3147,7 +2818,6 @@
               </m:rPr>
               <w:rPr>
                 <w:rFonts w:ascii="Cambria Math" w:hAnsi="Cambria Math"/>
-                <w:lang w:val="ru-RU"/>
               </w:rPr>
               <m:t>&lt;0</m:t>
             </m:r>
@@ -3155,10 +2825,7 @@
         </m:box>
       </m:oMath>
       <w:r>
-        <w:rPr>
-          <w:lang w:val="ru-RU"/>
-        </w:rPr>
-        <w:t xml:space="preserve"> наименьшее положительное сравнимое число определяется формулой </w:t>
+        <w:t xml:space="preserve">), выполняется его обязательное преобразование: к отрицательному значению прибавляется модуль </w:t>
       </w:r>
       <m:oMath>
         <m:box>
@@ -3170,61 +2837,551 @@
             </m:ctrlPr>
           </m:boxPr>
           <m:e>
-            <m:sSup>
-              <m:sSupPr>
-                <m:ctrlPr>
-                  <w:rPr>
-                    <w:rFonts w:ascii="Cambria Math" w:hAnsi="Cambria Math"/>
-                  </w:rPr>
-                </m:ctrlPr>
-              </m:sSupPr>
-              <m:e>
-                <m:r>
-                  <w:rPr>
-                    <w:rFonts w:ascii="Cambria Math" w:hAnsi="Cambria Math"/>
-                  </w:rPr>
-                  <m:t>a</m:t>
-                </m:r>
-              </m:e>
-              <m:sup>
-                <m:box>
-                  <m:boxPr>
-                    <m:ctrlPr>
-                      <w:rPr>
-                        <w:rFonts w:ascii="Cambria Math" w:hAnsi="Cambria Math"/>
-                      </w:rPr>
-                    </m:ctrlPr>
-                  </m:boxPr>
-                  <m:e>
-                    <m:r>
-                      <m:rPr>
-                        <m:sty m:val="p"/>
-                      </m:rPr>
-                      <w:rPr>
-                        <w:rFonts w:ascii="Cambria Math" w:hAnsi="Cambria Math"/>
-                        <w:lang w:val="ru-RU"/>
-                      </w:rPr>
-                      <m:t>-1</m:t>
-                    </m:r>
-                  </m:e>
-                </m:box>
-              </m:sup>
-            </m:sSup>
+            <m:r>
+              <w:rPr>
+                <w:rFonts w:ascii="Cambria Math" w:hAnsi="Cambria Math"/>
+              </w:rPr>
+              <m:t>m</m:t>
+            </m:r>
+          </m:e>
+        </m:box>
+      </m:oMath>
+      <w:r>
+        <w:t xml:space="preserve"> (или кратное ему число </w:t>
+      </w:r>
+      <m:oMath>
+        <m:box>
+          <m:boxPr>
+            <m:ctrlPr>
+              <w:rPr>
+                <w:rFonts w:ascii="Cambria Math" w:hAnsi="Cambria Math"/>
+              </w:rPr>
+            </m:ctrlPr>
+          </m:boxPr>
+          <m:e>
+            <m:r>
+              <w:rPr>
+                <w:rFonts w:ascii="Cambria Math" w:hAnsi="Cambria Math"/>
+              </w:rPr>
+              <m:t>k</m:t>
+            </m:r>
             <m:r>
               <m:rPr>
                 <m:sty m:val="p"/>
               </m:rPr>
               <w:rPr>
                 <w:rFonts w:ascii="Cambria Math" w:hAnsi="Cambria Math"/>
-                <w:lang w:val="ru-RU"/>
-              </w:rPr>
-              <m:t>=(</m:t>
+              </w:rPr>
+              <m:t>·</m:t>
             </m:r>
             <m:r>
               <w:rPr>
                 <w:rFonts w:ascii="Cambria Math" w:hAnsi="Cambria Math"/>
               </w:rPr>
+              <m:t>m</m:t>
+            </m:r>
+          </m:e>
+        </m:box>
+      </m:oMath>
+      <w:r>
+        <w:t>):</w:t>
+      </w:r>
+    </w:p>
+    <w:p>
+      <w:pPr>
+        <w:spacing w:before="120" w:after="120"/>
+        <w:ind w:firstLine="0"/>
+        <w:jc w:val="center"/>
+      </w:pPr>
+      <m:oMathPara>
+        <m:oMath>
+          <m:box>
+            <m:boxPr>
+              <m:ctrlPr>
+                <w:rPr>
+                  <w:rFonts w:ascii="Cambria Math" w:hAnsi="Cambria Math"/>
+                </w:rPr>
+              </m:ctrlPr>
+            </m:boxPr>
+            <m:e>
+              <m:sSup>
+                <m:sSupPr>
+                  <m:ctrlPr>
+                    <w:rPr>
+                      <w:rFonts w:ascii="Cambria Math" w:hAnsi="Cambria Math"/>
+                    </w:rPr>
+                  </m:ctrlPr>
+                </m:sSupPr>
+                <m:e>
+                  <m:r>
+                    <w:rPr>
+                      <w:rFonts w:ascii="Cambria Math" w:hAnsi="Cambria Math"/>
+                    </w:rPr>
+                    <m:t>a</m:t>
+                  </m:r>
+                </m:e>
+                <m:sup>
+                  <m:box>
+                    <m:boxPr>
+                      <m:ctrlPr>
+                        <w:rPr>
+                          <w:rFonts w:ascii="Cambria Math" w:hAnsi="Cambria Math"/>
+                        </w:rPr>
+                      </m:ctrlPr>
+                    </m:boxPr>
+                    <m:e>
+                      <m:r>
+                        <m:rPr>
+                          <m:sty m:val="p"/>
+                        </m:rPr>
+                        <w:rPr>
+                          <w:rFonts w:ascii="Cambria Math" w:hAnsi="Cambria Math"/>
+                        </w:rPr>
+                        <m:t>-1</m:t>
+                      </m:r>
+                    </m:e>
+                  </m:box>
+                </m:sup>
+              </m:sSup>
+              <m:r>
+                <m:rPr>
+                  <m:sty m:val="p"/>
+                </m:rPr>
+                <w:rPr>
+                  <w:rFonts w:ascii="Cambria Math" w:hAnsi="Cambria Math"/>
+                </w:rPr>
+                <m:t>=</m:t>
+              </m:r>
+              <m:r>
+                <w:rPr>
+                  <w:rFonts w:ascii="Cambria Math" w:hAnsi="Cambria Math"/>
+                </w:rPr>
+                <m:t>u</m:t>
+              </m:r>
+              <m:r>
+                <m:rPr>
+                  <m:sty m:val="p"/>
+                </m:rPr>
+                <w:rPr>
+                  <w:rFonts w:ascii="Cambria Math" w:hAnsi="Cambria Math"/>
+                </w:rPr>
+                <m:t>+</m:t>
+              </m:r>
+              <m:r>
+                <w:rPr>
+                  <w:rFonts w:ascii="Cambria Math" w:hAnsi="Cambria Math"/>
+                </w:rPr>
+                <m:t>k</m:t>
+              </m:r>
+              <m:r>
+                <m:rPr>
+                  <m:sty m:val="p"/>
+                </m:rPr>
+                <w:rPr>
+                  <w:rFonts w:ascii="Cambria Math" w:hAnsi="Cambria Math"/>
+                </w:rPr>
+                <m:t>·</m:t>
+              </m:r>
+              <m:r>
+                <w:rPr>
+                  <w:rFonts w:ascii="Cambria Math" w:hAnsi="Cambria Math"/>
+                </w:rPr>
+                <m:t>m</m:t>
+              </m:r>
+              <m:r>
+                <m:rPr>
+                  <m:sty m:val="p"/>
+                </m:rPr>
+                <w:rPr>
+                  <w:rFonts w:ascii="Cambria Math" w:hAnsi="Cambria Math"/>
+                </w:rPr>
+                <m:t>&gt;0</m:t>
+              </m:r>
+              <m:r>
+                <m:rPr>
+                  <m:nor/>
+                </m:rPr>
+                <m:t>   </m:t>
+              </m:r>
+              <m:r>
+                <m:rPr>
+                  <m:sty m:val="p"/>
+                </m:rPr>
+                <w:rPr>
+                  <w:rFonts w:ascii="Cambria Math" w:hAnsi="Cambria Math"/>
+                </w:rPr>
+                <m:t>(</m:t>
+              </m:r>
+              <m:r>
+                <w:rPr>
+                  <w:rFonts w:ascii="Cambria Math" w:hAnsi="Cambria Math"/>
+                </w:rPr>
+                <m:t>k</m:t>
+              </m:r>
+              <m:r>
+                <m:rPr>
+                  <m:sty m:val="p"/>
+                </m:rPr>
+                <w:rPr>
+                  <w:rFonts w:ascii="Cambria Math" w:hAnsi="Cambria Math"/>
+                </w:rPr>
+                <m:t>=</m:t>
+              </m:r>
+              <m:r>
+                <w:rPr>
+                  <w:rFonts w:ascii="Cambria Math" w:hAnsi="Cambria Math"/>
+                </w:rPr>
+                <m:t>⌈</m:t>
+              </m:r>
+              <m:r>
+                <m:rPr>
+                  <m:sty m:val="p"/>
+                </m:rPr>
+                <w:rPr>
+                  <w:rFonts w:ascii="Cambria Math" w:hAnsi="Cambria Math"/>
+                </w:rPr>
+                <m:t>-</m:t>
+              </m:r>
+              <m:r>
+                <w:rPr>
+                  <w:rFonts w:ascii="Cambria Math" w:hAnsi="Cambria Math"/>
+                </w:rPr>
+                <m:t>u</m:t>
+              </m:r>
+              <m:r>
+                <m:rPr>
+                  <m:sty m:val="p"/>
+                </m:rPr>
+                <w:rPr>
+                  <w:rFonts w:ascii="Cambria Math" w:hAnsi="Cambria Math"/>
+                </w:rPr>
+                <m:t>/</m:t>
+              </m:r>
+              <m:r>
+                <w:rPr>
+                  <w:rFonts w:ascii="Cambria Math" w:hAnsi="Cambria Math"/>
+                </w:rPr>
+                <m:t>m</m:t>
+              </m:r>
+              <m:r>
+                <w:rPr>
+                  <w:rFonts w:ascii="Cambria Math" w:hAnsi="Cambria Math"/>
+                </w:rPr>
+                <m:t>⌉</m:t>
+              </m:r>
+              <m:r>
+                <m:rPr>
+                  <m:sty m:val="p"/>
+                </m:rPr>
+                <w:rPr>
+                  <w:rFonts w:ascii="Cambria Math" w:hAnsi="Cambria Math"/>
+                </w:rPr>
+                <m:t>)</m:t>
+              </m:r>
+            </m:e>
+          </m:box>
+        </m:oMath>
+      </m:oMathPara>
+    </w:p>
+    <w:p>
+      <w:pPr>
+        <w:jc w:val="both"/>
+      </w:pPr>
+      <w:r>
+        <w:rPr>
+          <w:b/>
+        </w:rPr>
+        <w:t>Пример:</w:t>
+      </w:r>
+      <w:r>
+        <w:t xml:space="preserve"> при нахождении обратного к </w:t>
+      </w:r>
+      <m:oMath>
+        <m:box>
+          <m:boxPr>
+            <m:ctrlPr>
+              <w:rPr>
+                <w:rFonts w:ascii="Cambria Math" w:hAnsi="Cambria Math"/>
+              </w:rPr>
+            </m:ctrlPr>
+          </m:boxPr>
+          <m:e>
+            <m:r>
+              <w:rPr>
+                <w:rFonts w:ascii="Cambria Math" w:hAnsi="Cambria Math"/>
+              </w:rPr>
+              <m:t>a</m:t>
+            </m:r>
+            <m:r>
+              <m:rPr>
+                <m:sty m:val="p"/>
+              </m:rPr>
+              <w:rPr>
+                <w:rFonts w:ascii="Cambria Math" w:hAnsi="Cambria Math"/>
+              </w:rPr>
+              <m:t>=9</m:t>
+            </m:r>
+          </m:e>
+        </m:box>
+      </m:oMath>
+      <w:r>
+        <w:t xml:space="preserve"> по модулю </w:t>
+      </w:r>
+      <m:oMath>
+        <m:box>
+          <m:boxPr>
+            <m:ctrlPr>
+              <w:rPr>
+                <w:rFonts w:ascii="Cambria Math" w:hAnsi="Cambria Math"/>
+              </w:rPr>
+            </m:ctrlPr>
+          </m:boxPr>
+          <m:e>
+            <m:r>
+              <w:rPr>
+                <w:rFonts w:ascii="Cambria Math" w:hAnsi="Cambria Math"/>
+              </w:rPr>
+              <m:t>m</m:t>
+            </m:r>
+            <m:r>
+              <m:rPr>
+                <m:sty m:val="p"/>
+              </m:rPr>
+              <w:rPr>
+                <w:rFonts w:ascii="Cambria Math" w:hAnsi="Cambria Math"/>
+              </w:rPr>
+              <m:t>=32</m:t>
+            </m:r>
+          </m:e>
+        </m:box>
+      </m:oMath>
+      <w:r>
+        <w:t xml:space="preserve"> расширенный алгоритм Евклида дает коэффициент Безу </w:t>
+      </w:r>
+      <m:oMath>
+        <m:box>
+          <m:boxPr>
+            <m:ctrlPr>
+              <w:rPr>
+                <w:rFonts w:ascii="Cambria Math" w:hAnsi="Cambria Math"/>
+              </w:rPr>
+            </m:ctrlPr>
+          </m:boxPr>
+          <m:e>
+            <m:r>
+              <w:rPr>
+                <w:rFonts w:ascii="Cambria Math" w:hAnsi="Cambria Math"/>
+              </w:rPr>
               <m:t>u</m:t>
+            </m:r>
+            <m:r>
+              <m:rPr>
+                <m:sty m:val="p"/>
+              </m:rPr>
+              <w:rPr>
+                <w:rFonts w:ascii="Cambria Math" w:hAnsi="Cambria Math"/>
+              </w:rPr>
+              <m:t>=-7</m:t>
+            </m:r>
+          </m:e>
+        </m:box>
+      </m:oMath>
+      <w:r>
+        <w:t xml:space="preserve">. Поскольку </w:t>
+      </w:r>
+      <m:oMath>
+        <m:box>
+          <m:boxPr>
+            <m:ctrlPr>
+              <w:rPr>
+                <w:rFonts w:ascii="Cambria Math" w:hAnsi="Cambria Math"/>
+              </w:rPr>
+            </m:ctrlPr>
+          </m:boxPr>
+          <m:e>
+            <m:r>
+              <w:rPr>
+                <w:rFonts w:ascii="Cambria Math" w:hAnsi="Cambria Math"/>
+              </w:rPr>
+              <m:t>u</m:t>
+            </m:r>
+            <m:r>
+              <m:rPr>
+                <m:sty m:val="p"/>
+              </m:rPr>
+              <w:rPr>
+                <w:rFonts w:ascii="Cambria Math" w:hAnsi="Cambria Math"/>
+              </w:rPr>
+              <m:t>&lt;0</m:t>
+            </m:r>
+          </m:e>
+        </m:box>
+      </m:oMath>
+      <w:r>
+        <w:t>, преобразуем его к наименьшему положительному вычету:</w:t>
+      </w:r>
+    </w:p>
+    <w:p>
+      <w:pPr>
+        <w:spacing w:before="120" w:after="120"/>
+        <w:ind w:firstLine="0"/>
+        <w:jc w:val="center"/>
+      </w:pPr>
+      <m:oMathPara>
+        <m:oMath>
+          <m:box>
+            <m:boxPr>
+              <m:ctrlPr>
+                <w:rPr>
+                  <w:rFonts w:ascii="Cambria Math" w:hAnsi="Cambria Math"/>
+                </w:rPr>
+              </m:ctrlPr>
+            </m:boxPr>
+            <m:e>
+              <m:sSup>
+                <m:sSupPr>
+                  <m:ctrlPr>
+                    <w:rPr>
+                      <w:rFonts w:ascii="Cambria Math" w:hAnsi="Cambria Math"/>
+                    </w:rPr>
+                  </m:ctrlPr>
+                </m:sSupPr>
+                <m:e>
+                  <m:r>
+                    <m:rPr>
+                      <m:sty m:val="p"/>
+                    </m:rPr>
+                    <w:rPr>
+                      <w:rFonts w:ascii="Cambria Math" w:hAnsi="Cambria Math"/>
+                    </w:rPr>
+                    <m:t>9</m:t>
+                  </m:r>
+                </m:e>
+                <m:sup>
+                  <m:box>
+                    <m:boxPr>
+                      <m:ctrlPr>
+                        <w:rPr>
+                          <w:rFonts w:ascii="Cambria Math" w:hAnsi="Cambria Math"/>
+                        </w:rPr>
+                      </m:ctrlPr>
+                    </m:boxPr>
+                    <m:e>
+                      <m:r>
+                        <m:rPr>
+                          <m:sty m:val="p"/>
+                        </m:rPr>
+                        <w:rPr>
+                          <w:rFonts w:ascii="Cambria Math" w:hAnsi="Cambria Math"/>
+                        </w:rPr>
+                        <m:t>-1</m:t>
+                      </m:r>
+                    </m:e>
+                  </m:box>
+                </m:sup>
+              </m:sSup>
+              <m:r>
+                <m:rPr>
+                  <m:sty m:val="p"/>
+                </m:rPr>
+                <w:rPr>
+                  <w:rFonts w:ascii="Cambria Math" w:hAnsi="Cambria Math"/>
+                </w:rPr>
+                <m:t>≡-7+32=25</m:t>
+              </m:r>
+              <m:r>
+                <m:rPr>
+                  <m:nor/>
+                </m:rPr>
+                <m:t>   </m:t>
+              </m:r>
+              <m:d>
+                <m:dPr>
+                  <m:ctrlPr>
+                    <w:rPr>
+                      <w:rFonts w:ascii="Cambria Math" w:hAnsi="Cambria Math"/>
+                    </w:rPr>
+                  </m:ctrlPr>
+                </m:dPr>
+                <m:e>
+                  <m:box>
+                    <m:boxPr>
+                      <m:ctrlPr>
+                        <w:rPr>
+                          <w:rFonts w:ascii="Cambria Math" w:hAnsi="Cambria Math"/>
+                        </w:rPr>
+                      </m:ctrlPr>
+                    </m:boxPr>
+                    <m:e>
+                      <m:r>
+                        <m:rPr>
+                          <m:sty m:val="p"/>
+                        </m:rPr>
+                        <w:rPr>
+                          <w:rFonts w:ascii="Cambria Math" w:hAnsi="Cambria Math"/>
+                        </w:rPr>
+                        <m:t>mod</m:t>
+                      </m:r>
+                      <m:r>
+                        <m:rPr>
+                          <m:nor/>
+                        </m:rPr>
+                        <m:t> </m:t>
+                      </m:r>
+                      <m:box>
+                        <m:boxPr>
+                          <m:ctrlPr>
+                            <w:rPr>
+                              <w:rFonts w:ascii="Cambria Math" w:hAnsi="Cambria Math"/>
+                            </w:rPr>
+                          </m:ctrlPr>
+                        </m:boxPr>
+                        <m:e>
+                          <m:r>
+                            <m:rPr>
+                              <m:sty m:val="p"/>
+                            </m:rPr>
+                            <w:rPr>
+                              <w:rFonts w:ascii="Cambria Math" w:hAnsi="Cambria Math"/>
+                            </w:rPr>
+                            <m:t>32</m:t>
+                          </m:r>
+                        </m:e>
+                      </m:box>
+                    </m:e>
+                  </m:box>
+                </m:e>
+              </m:d>
+            </m:e>
+          </m:box>
+        </m:oMath>
+      </m:oMathPara>
+    </w:p>
+    <w:p>
+      <w:pPr>
+        <w:jc w:val="both"/>
+      </w:pPr>
+      <w:r>
+        <w:t xml:space="preserve">Проверка: </w:t>
+      </w:r>
+      <m:oMath>
+        <m:box>
+          <m:boxPr>
+            <m:ctrlPr>
+              <w:rPr>
+                <w:rFonts w:ascii="Cambria Math" w:hAnsi="Cambria Math"/>
+              </w:rPr>
+            </m:ctrlPr>
+          </m:boxPr>
+          <m:e>
+            <m:r>
+              <m:rPr>
+                <m:sty m:val="p"/>
+              </m:rPr>
+              <w:rPr>
+                <w:rFonts w:ascii="Cambria Math" w:hAnsi="Cambria Math"/>
+              </w:rPr>
+              <m:t>(9·25)</m:t>
             </m:r>
             <m:r>
               <m:rPr>
@@ -3248,6 +3405,100 @@
               <m:t> </m:t>
             </m:r>
             <m:r>
+              <m:rPr>
+                <m:sty m:val="p"/>
+              </m:rPr>
+              <w:rPr>
+                <w:rFonts w:ascii="Cambria Math" w:hAnsi="Cambria Math"/>
+              </w:rPr>
+              <m:t>32=225</m:t>
+            </m:r>
+            <m:r>
+              <m:rPr>
+                <m:nor/>
+              </m:rPr>
+              <m:t> </m:t>
+            </m:r>
+            <m:r>
+              <m:rPr>
+                <m:sty m:val="p"/>
+              </m:rPr>
+              <w:rPr>
+                <w:rFonts w:ascii="Cambria Math" w:hAnsi="Cambria Math"/>
+              </w:rPr>
+              <m:t>mod</m:t>
+            </m:r>
+            <m:r>
+              <m:rPr>
+                <m:nor/>
+              </m:rPr>
+              <m:t> </m:t>
+            </m:r>
+            <m:r>
+              <m:rPr>
+                <m:sty m:val="p"/>
+              </m:rPr>
+              <w:rPr>
+                <w:rFonts w:ascii="Cambria Math" w:hAnsi="Cambria Math"/>
+              </w:rPr>
+              <m:t>32=1</m:t>
+            </m:r>
+          </m:e>
+        </m:box>
+      </m:oMath>
+      <w:r>
+        <w:t>.</w:t>
+      </w:r>
+    </w:p>
+    <w:p>
+      <w:pPr>
+        <w:jc w:val="both"/>
+      </w:pPr>
+      <w:r>
+        <w:t xml:space="preserve">Аналогично для ключа </w:t>
+      </w:r>
+      <m:oMath>
+        <m:box>
+          <m:boxPr>
+            <m:ctrlPr>
+              <w:rPr>
+                <w:rFonts w:ascii="Cambria Math" w:hAnsi="Cambria Math"/>
+              </w:rPr>
+            </m:ctrlPr>
+          </m:boxPr>
+          <m:e>
+            <m:r>
+              <w:rPr>
+                <w:rFonts w:ascii="Cambria Math" w:hAnsi="Cambria Math"/>
+              </w:rPr>
+              <m:t>a</m:t>
+            </m:r>
+            <m:r>
+              <m:rPr>
+                <m:sty m:val="p"/>
+              </m:rPr>
+              <w:rPr>
+                <w:rFonts w:ascii="Cambria Math" w:hAnsi="Cambria Math"/>
+              </w:rPr>
+              <m:t>=27</m:t>
+            </m:r>
+          </m:e>
+        </m:box>
+      </m:oMath>
+      <w:r>
+        <w:t xml:space="preserve"> при </w:t>
+      </w:r>
+      <m:oMath>
+        <m:box>
+          <m:boxPr>
+            <m:ctrlPr>
+              <w:rPr>
+                <w:rFonts w:ascii="Cambria Math" w:hAnsi="Cambria Math"/>
+              </w:rPr>
+            </m:ctrlPr>
+          </m:boxPr>
+          <m:e>
+            <m:r>
               <w:rPr>
                 <w:rFonts w:ascii="Cambria Math" w:hAnsi="Cambria Math"/>
               </w:rPr>
@@ -3259,31 +3510,281 @@
               </m:rPr>
               <w:rPr>
                 <w:rFonts w:ascii="Cambria Math" w:hAnsi="Cambria Math"/>
-                <w:lang w:val="ru-RU"/>
-              </w:rPr>
-              <m:t>)</m:t>
+              </w:rPr>
+              <m:t>=32</m:t>
             </m:r>
           </m:e>
         </m:box>
       </m:oMath>
       <w:r>
-        <w:rPr>
-          <w:lang w:val="ru-RU"/>
-        </w:rPr>
+        <w:t xml:space="preserve"> расширенный алгоритм Евклида дает </w:t>
+      </w:r>
+      <m:oMath>
+        <m:box>
+          <m:boxPr>
+            <m:ctrlPr>
+              <w:rPr>
+                <w:rFonts w:ascii="Cambria Math" w:hAnsi="Cambria Math"/>
+              </w:rPr>
+            </m:ctrlPr>
+          </m:boxPr>
+          <m:e>
+            <m:r>
+              <w:rPr>
+                <w:rFonts w:ascii="Cambria Math" w:hAnsi="Cambria Math"/>
+              </w:rPr>
+              <m:t>u</m:t>
+            </m:r>
+            <m:r>
+              <m:rPr>
+                <m:sty m:val="p"/>
+              </m:rPr>
+              <w:rPr>
+                <w:rFonts w:ascii="Cambria Math" w:hAnsi="Cambria Math"/>
+              </w:rPr>
+              <m:t>=-13&lt;0</m:t>
+            </m:r>
+          </m:e>
+        </m:box>
+      </m:oMath>
+      <w:r>
+        <w:t>, откуда наименьший положительный вычет равен:</w:t>
+      </w:r>
+    </w:p>
+    <w:p>
+      <w:pPr>
+        <w:spacing w:before="120" w:after="120"/>
+        <w:ind w:firstLine="0"/>
+        <w:jc w:val="center"/>
+      </w:pPr>
+      <m:oMathPara>
+        <m:oMath>
+          <m:box>
+            <m:boxPr>
+              <m:ctrlPr>
+                <w:rPr>
+                  <w:rFonts w:ascii="Cambria Math" w:hAnsi="Cambria Math"/>
+                </w:rPr>
+              </m:ctrlPr>
+            </m:boxPr>
+            <m:e>
+              <m:sSup>
+                <m:sSupPr>
+                  <m:ctrlPr>
+                    <w:rPr>
+                      <w:rFonts w:ascii="Cambria Math" w:hAnsi="Cambria Math"/>
+                    </w:rPr>
+                  </m:ctrlPr>
+                </m:sSupPr>
+                <m:e>
+                  <m:r>
+                    <m:rPr>
+                      <m:sty m:val="p"/>
+                    </m:rPr>
+                    <w:rPr>
+                      <w:rFonts w:ascii="Cambria Math" w:hAnsi="Cambria Math"/>
+                    </w:rPr>
+                    <m:t>27</m:t>
+                  </m:r>
+                </m:e>
+                <m:sup>
+                  <m:box>
+                    <m:boxPr>
+                      <m:ctrlPr>
+                        <w:rPr>
+                          <w:rFonts w:ascii="Cambria Math" w:hAnsi="Cambria Math"/>
+                        </w:rPr>
+                      </m:ctrlPr>
+                    </m:boxPr>
+                    <m:e>
+                      <m:r>
+                        <m:rPr>
+                          <m:sty m:val="p"/>
+                        </m:rPr>
+                        <w:rPr>
+                          <w:rFonts w:ascii="Cambria Math" w:hAnsi="Cambria Math"/>
+                        </w:rPr>
+                        <m:t>-1</m:t>
+                      </m:r>
+                    </m:e>
+                  </m:box>
+                </m:sup>
+              </m:sSup>
+              <m:r>
+                <m:rPr>
+                  <m:sty m:val="p"/>
+                </m:rPr>
+                <w:rPr>
+                  <w:rFonts w:ascii="Cambria Math" w:hAnsi="Cambria Math"/>
+                </w:rPr>
+                <m:t>≡-13+32=19</m:t>
+              </m:r>
+              <m:r>
+                <m:rPr>
+                  <m:nor/>
+                </m:rPr>
+                <m:t>   </m:t>
+              </m:r>
+              <m:d>
+                <m:dPr>
+                  <m:ctrlPr>
+                    <w:rPr>
+                      <w:rFonts w:ascii="Cambria Math" w:hAnsi="Cambria Math"/>
+                    </w:rPr>
+                  </m:ctrlPr>
+                </m:dPr>
+                <m:e>
+                  <m:box>
+                    <m:boxPr>
+                      <m:ctrlPr>
+                        <w:rPr>
+                          <w:rFonts w:ascii="Cambria Math" w:hAnsi="Cambria Math"/>
+                        </w:rPr>
+                      </m:ctrlPr>
+                    </m:boxPr>
+                    <m:e>
+                      <m:r>
+                        <m:rPr>
+                          <m:sty m:val="p"/>
+                        </m:rPr>
+                        <w:rPr>
+                          <w:rFonts w:ascii="Cambria Math" w:hAnsi="Cambria Math"/>
+                        </w:rPr>
+                        <m:t>mod</m:t>
+                      </m:r>
+                      <m:r>
+                        <m:rPr>
+                          <m:nor/>
+                        </m:rPr>
+                        <m:t> </m:t>
+                      </m:r>
+                      <m:box>
+                        <m:boxPr>
+                          <m:ctrlPr>
+                            <w:rPr>
+                              <w:rFonts w:ascii="Cambria Math" w:hAnsi="Cambria Math"/>
+                            </w:rPr>
+                          </m:ctrlPr>
+                        </m:boxPr>
+                        <m:e>
+                          <m:r>
+                            <m:rPr>
+                              <m:sty m:val="p"/>
+                            </m:rPr>
+                            <w:rPr>
+                              <w:rFonts w:ascii="Cambria Math" w:hAnsi="Cambria Math"/>
+                            </w:rPr>
+                            <m:t>32</m:t>
+                          </m:r>
+                        </m:e>
+                      </m:box>
+                    </m:e>
+                  </m:box>
+                </m:e>
+              </m:d>
+            </m:e>
+          </m:box>
+        </m:oMath>
+      </m:oMathPara>
+    </w:p>
+    <w:p>
+      <w:pPr>
+        <w:jc w:val="both"/>
+      </w:pPr>
+      <w:r>
+        <w:t xml:space="preserve">Проверка: </w:t>
+      </w:r>
+      <m:oMath>
+        <m:box>
+          <m:boxPr>
+            <m:ctrlPr>
+              <w:rPr>
+                <w:rFonts w:ascii="Cambria Math" w:hAnsi="Cambria Math"/>
+              </w:rPr>
+            </m:ctrlPr>
+          </m:boxPr>
+          <m:e>
+            <m:r>
+              <m:rPr>
+                <m:sty m:val="p"/>
+              </m:rPr>
+              <w:rPr>
+                <w:rFonts w:ascii="Cambria Math" w:hAnsi="Cambria Math"/>
+              </w:rPr>
+              <m:t>(27·19)</m:t>
+            </m:r>
+            <m:r>
+              <m:rPr>
+                <m:nor/>
+              </m:rPr>
+              <m:t> </m:t>
+            </m:r>
+            <m:r>
+              <m:rPr>
+                <m:sty m:val="p"/>
+              </m:rPr>
+              <w:rPr>
+                <w:rFonts w:ascii="Cambria Math" w:hAnsi="Cambria Math"/>
+              </w:rPr>
+              <m:t>mod</m:t>
+            </m:r>
+            <m:r>
+              <m:rPr>
+                <m:nor/>
+              </m:rPr>
+              <m:t> </m:t>
+            </m:r>
+            <m:r>
+              <m:rPr>
+                <m:sty m:val="p"/>
+              </m:rPr>
+              <w:rPr>
+                <w:rFonts w:ascii="Cambria Math" w:hAnsi="Cambria Math"/>
+              </w:rPr>
+              <m:t>32=513</m:t>
+            </m:r>
+            <m:r>
+              <m:rPr>
+                <m:nor/>
+              </m:rPr>
+              <m:t> </m:t>
+            </m:r>
+            <m:r>
+              <m:rPr>
+                <m:sty m:val="p"/>
+              </m:rPr>
+              <w:rPr>
+                <w:rFonts w:ascii="Cambria Math" w:hAnsi="Cambria Math"/>
+              </w:rPr>
+              <m:t>mod</m:t>
+            </m:r>
+            <m:r>
+              <m:rPr>
+                <m:nor/>
+              </m:rPr>
+              <m:t> </m:t>
+            </m:r>
+            <m:r>
+              <m:rPr>
+                <m:sty m:val="p"/>
+              </m:rPr>
+              <w:rPr>
+                <w:rFonts w:ascii="Cambria Math" w:hAnsi="Cambria Math"/>
+              </w:rPr>
+              <m:t>32=1</m:t>
+            </m:r>
+          </m:e>
+        </m:box>
+      </m:oMath>
+      <w:r>
         <w:t>.</w:t>
       </w:r>
     </w:p>
     <w:p>
       <w:pPr>
         <w:jc w:val="both"/>
-        <w:rPr>
-          <w:lang w:val="ru-RU"/>
-        </w:rPr>
-      </w:pPr>
-      <w:r>
-        <w:rPr>
-          <w:lang w:val="ru-RU"/>
-        </w:rPr>
+      </w:pPr>
+      <w:r>
         <w:t xml:space="preserve">Для нахождения ключа шифрования на основе предположения о том, что символам открытого текста </w:t>
       </w:r>
       <m:oMath>
@@ -3319,7 +3820,6 @@
                   </m:rPr>
                   <w:rPr>
                     <w:rFonts w:ascii="Cambria Math" w:hAnsi="Cambria Math"/>
-                    <w:lang w:val="ru-RU"/>
                   </w:rPr>
                   <m:t>1</m:t>
                 </m:r>
@@ -3331,7 +3831,6 @@
               </m:rPr>
               <w:rPr>
                 <w:rFonts w:ascii="Cambria Math" w:hAnsi="Cambria Math"/>
-                <w:lang w:val="ru-RU"/>
               </w:rPr>
               <m:t>,</m:t>
             </m:r>
@@ -3358,7 +3857,6 @@
                   </m:rPr>
                   <w:rPr>
                     <w:rFonts w:ascii="Cambria Math" w:hAnsi="Cambria Math"/>
-                    <w:lang w:val="ru-RU"/>
                   </w:rPr>
                   <m:t>2</m:t>
                 </m:r>
@@ -3368,9 +3866,6 @@
         </m:box>
       </m:oMath>
       <w:r>
-        <w:rPr>
-          <w:lang w:val="ru-RU"/>
-        </w:rPr>
         <w:t xml:space="preserve"> соответствуют символы шифр-текста </w:t>
       </w:r>
       <m:oMath>
@@ -3406,7 +3901,6 @@
                   </m:rPr>
                   <w:rPr>
                     <w:rFonts w:ascii="Cambria Math" w:hAnsi="Cambria Math"/>
-                    <w:lang w:val="ru-RU"/>
                   </w:rPr>
                   <m:t>1</m:t>
                 </m:r>
@@ -3418,7 +3912,6 @@
               </m:rPr>
               <w:rPr>
                 <w:rFonts w:ascii="Cambria Math" w:hAnsi="Cambria Math"/>
-                <w:lang w:val="ru-RU"/>
               </w:rPr>
               <m:t>,</m:t>
             </m:r>
@@ -3445,7 +3938,6 @@
                   </m:rPr>
                   <w:rPr>
                     <w:rFonts w:ascii="Cambria Math" w:hAnsi="Cambria Math"/>
-                    <w:lang w:val="ru-RU"/>
                   </w:rPr>
                   <m:t>2</m:t>
                 </m:r>
@@ -3455,9 +3947,6 @@
         </m:box>
       </m:oMath>
       <w:r>
-        <w:rPr>
-          <w:lang w:val="ru-RU"/>
-        </w:rPr>
         <w:t>, составляется система из двух линейных сравнений:</w:t>
       </w:r>
     </w:p>
@@ -3466,9 +3955,6 @@
         <w:spacing w:before="120" w:after="120"/>
         <w:ind w:firstLine="0"/>
         <w:jc w:val="center"/>
-        <w:rPr>
-          <w:lang w:val="ru-RU"/>
-        </w:rPr>
       </w:pPr>
       <m:oMathPara>
         <m:oMath>
@@ -3543,7 +4029,6 @@
                                       </m:rPr>
                                       <w:rPr>
                                         <w:rFonts w:ascii="Cambria Math" w:hAnsi="Cambria Math"/>
-                                        <w:lang w:val="ru-RU"/>
                                       </w:rPr>
                                       <m:t>(</m:t>
                                     </m:r>
@@ -3570,7 +4055,6 @@
                                           </m:rPr>
                                           <w:rPr>
                                             <w:rFonts w:ascii="Cambria Math" w:hAnsi="Cambria Math"/>
-                                            <w:lang w:val="ru-RU"/>
                                           </w:rPr>
                                           <m:t>1</m:t>
                                         </m:r>
@@ -3582,7 +4066,6 @@
                                       </m:rPr>
                                       <w:rPr>
                                         <w:rFonts w:ascii="Cambria Math" w:hAnsi="Cambria Math"/>
-                                        <w:lang w:val="ru-RU"/>
                                       </w:rPr>
                                       <m:t>·</m:t>
                                     </m:r>
@@ -3598,7 +4081,6 @@
                                       </m:rPr>
                                       <w:rPr>
                                         <w:rFonts w:ascii="Cambria Math" w:hAnsi="Cambria Math"/>
-                                        <w:lang w:val="ru-RU"/>
                                       </w:rPr>
                                       <m:t>+</m:t>
                                     </m:r>
@@ -3614,7 +4096,6 @@
                                       </m:rPr>
                                       <w:rPr>
                                         <w:rFonts w:ascii="Cambria Math" w:hAnsi="Cambria Math"/>
-                                        <w:lang w:val="ru-RU"/>
                                       </w:rPr>
                                       <m:t>)≡</m:t>
                                     </m:r>
@@ -3641,7 +4122,6 @@
                                           </m:rPr>
                                           <w:rPr>
                                             <w:rFonts w:ascii="Cambria Math" w:hAnsi="Cambria Math"/>
-                                            <w:lang w:val="ru-RU"/>
                                           </w:rPr>
                                           <m:t>1</m:t>
                                         </m:r>
@@ -3717,7 +4197,6 @@
                                       </m:rPr>
                                       <w:rPr>
                                         <w:rFonts w:ascii="Cambria Math" w:hAnsi="Cambria Math"/>
-                                        <w:lang w:val="ru-RU"/>
                                       </w:rPr>
                                       <m:t>(</m:t>
                                     </m:r>
@@ -3744,7 +4223,6 @@
                                           </m:rPr>
                                           <w:rPr>
                                             <w:rFonts w:ascii="Cambria Math" w:hAnsi="Cambria Math"/>
-                                            <w:lang w:val="ru-RU"/>
                                           </w:rPr>
                                           <m:t>2</m:t>
                                         </m:r>
@@ -3756,7 +4234,6 @@
                                       </m:rPr>
                                       <w:rPr>
                                         <w:rFonts w:ascii="Cambria Math" w:hAnsi="Cambria Math"/>
-                                        <w:lang w:val="ru-RU"/>
                                       </w:rPr>
                                       <m:t>·</m:t>
                                     </m:r>
@@ -3772,7 +4249,6 @@
                                       </m:rPr>
                                       <w:rPr>
                                         <w:rFonts w:ascii="Cambria Math" w:hAnsi="Cambria Math"/>
-                                        <w:lang w:val="ru-RU"/>
                                       </w:rPr>
                                       <m:t>+</m:t>
                                     </m:r>
@@ -3788,7 +4264,6 @@
                                       </m:rPr>
                                       <w:rPr>
                                         <w:rFonts w:ascii="Cambria Math" w:hAnsi="Cambria Math"/>
-                                        <w:lang w:val="ru-RU"/>
                                       </w:rPr>
                                       <m:t>)≡</m:t>
                                     </m:r>
@@ -3815,7 +4290,6 @@
                                           </m:rPr>
                                           <w:rPr>
                                             <w:rFonts w:ascii="Cambria Math" w:hAnsi="Cambria Math"/>
-                                            <w:lang w:val="ru-RU"/>
                                           </w:rPr>
                                           <m:t>2</m:t>
                                         </m:r>
@@ -3889,14 +4363,8 @@
     <w:p>
       <w:pPr>
         <w:jc w:val="both"/>
-        <w:rPr>
-          <w:lang w:val="ru-RU"/>
-        </w:rPr>
-      </w:pPr>
-      <w:r>
-        <w:rPr>
-          <w:lang w:val="ru-RU"/>
-        </w:rPr>
+      </w:pPr>
+      <w:r>
         <w:t xml:space="preserve">Вычитанием второго уравнения из первого исключается параметр </w:t>
       </w:r>
       <m:oMath>
@@ -3919,9 +4387,6 @@
         </m:box>
       </m:oMath>
       <w:r>
-        <w:rPr>
-          <w:lang w:val="ru-RU"/>
-        </w:rPr>
         <w:t>:</w:t>
       </w:r>
     </w:p>
@@ -3930,9 +4395,6 @@
         <w:spacing w:before="120" w:after="120"/>
         <w:ind w:firstLine="0"/>
         <w:jc w:val="center"/>
-        <w:rPr>
-          <w:lang w:val="ru-RU"/>
-        </w:rPr>
       </w:pPr>
       <m:oMathPara>
         <m:oMath>
@@ -3951,7 +4413,6 @@
                 </m:rPr>
                 <w:rPr>
                   <w:rFonts w:ascii="Cambria Math" w:hAnsi="Cambria Math"/>
-                  <w:lang w:val="ru-RU"/>
                 </w:rPr>
                 <m:t>(</m:t>
               </m:r>
@@ -3978,7 +4439,6 @@
                     </m:rPr>
                     <w:rPr>
                       <w:rFonts w:ascii="Cambria Math" w:hAnsi="Cambria Math"/>
-                      <w:lang w:val="ru-RU"/>
                     </w:rPr>
                     <m:t>1</m:t>
                   </m:r>
@@ -3990,7 +4450,6 @@
                 </m:rPr>
                 <w:rPr>
                   <w:rFonts w:ascii="Cambria Math" w:hAnsi="Cambria Math"/>
-                  <w:lang w:val="ru-RU"/>
                 </w:rPr>
                 <m:t>-</m:t>
               </m:r>
@@ -4017,7 +4476,6 @@
                     </m:rPr>
                     <w:rPr>
                       <w:rFonts w:ascii="Cambria Math" w:hAnsi="Cambria Math"/>
-                      <w:lang w:val="ru-RU"/>
                     </w:rPr>
                     <m:t>2</m:t>
                   </m:r>
@@ -4029,7 +4487,6 @@
                 </m:rPr>
                 <w:rPr>
                   <w:rFonts w:ascii="Cambria Math" w:hAnsi="Cambria Math"/>
-                  <w:lang w:val="ru-RU"/>
                 </w:rPr>
                 <m:t>)·</m:t>
               </m:r>
@@ -4045,7 +4502,6 @@
                 </m:rPr>
                 <w:rPr>
                   <w:rFonts w:ascii="Cambria Math" w:hAnsi="Cambria Math"/>
-                  <w:lang w:val="ru-RU"/>
                 </w:rPr>
                 <m:t>≡(</m:t>
               </m:r>
@@ -4072,7 +4528,6 @@
                     </m:rPr>
                     <w:rPr>
                       <w:rFonts w:ascii="Cambria Math" w:hAnsi="Cambria Math"/>
-                      <w:lang w:val="ru-RU"/>
                     </w:rPr>
                     <m:t>1</m:t>
                   </m:r>
@@ -4084,7 +4539,6 @@
                 </m:rPr>
                 <w:rPr>
                   <w:rFonts w:ascii="Cambria Math" w:hAnsi="Cambria Math"/>
-                  <w:lang w:val="ru-RU"/>
                 </w:rPr>
                 <m:t>-</m:t>
               </m:r>
@@ -4111,7 +4565,6 @@
                     </m:rPr>
                     <w:rPr>
                       <w:rFonts w:ascii="Cambria Math" w:hAnsi="Cambria Math"/>
-                      <w:lang w:val="ru-RU"/>
                     </w:rPr>
                     <m:t>2</m:t>
                   </m:r>
@@ -4123,7 +4576,6 @@
                 </m:rPr>
                 <w:rPr>
                   <w:rFonts w:ascii="Cambria Math" w:hAnsi="Cambria Math"/>
-                  <w:lang w:val="ru-RU"/>
                 </w:rPr>
                 <m:t>)</m:t>
               </m:r>
@@ -4184,14 +4636,8 @@
     <w:p>
       <w:pPr>
         <w:jc w:val="both"/>
-        <w:rPr>
-          <w:lang w:val="ru-RU"/>
-        </w:rPr>
-      </w:pPr>
-      <w:r>
-        <w:rPr>
-          <w:lang w:val="ru-RU"/>
-        </w:rPr>
+      </w:pPr>
+      <w:r>
         <w:t xml:space="preserve">Пусть </w:t>
       </w:r>
       <m:oMath>
@@ -4216,7 +4662,6 @@
               </m:rPr>
               <w:rPr>
                 <w:rFonts w:ascii="Cambria Math" w:hAnsi="Cambria Math"/>
-                <w:lang w:val="ru-RU"/>
               </w:rPr>
               <m:t>=(</m:t>
             </m:r>
@@ -4243,7 +4688,6 @@
                   </m:rPr>
                   <w:rPr>
                     <w:rFonts w:ascii="Cambria Math" w:hAnsi="Cambria Math"/>
-                    <w:lang w:val="ru-RU"/>
                   </w:rPr>
                   <m:t>1</m:t>
                 </m:r>
@@ -4255,7 +4699,6 @@
               </m:rPr>
               <w:rPr>
                 <w:rFonts w:ascii="Cambria Math" w:hAnsi="Cambria Math"/>
-                <w:lang w:val="ru-RU"/>
               </w:rPr>
               <m:t>-</m:t>
             </m:r>
@@ -4282,7 +4725,6 @@
                   </m:rPr>
                   <w:rPr>
                     <w:rFonts w:ascii="Cambria Math" w:hAnsi="Cambria Math"/>
-                    <w:lang w:val="ru-RU"/>
                   </w:rPr>
                   <m:t>2</m:t>
                 </m:r>
@@ -4294,7 +4736,6 @@
               </m:rPr>
               <w:rPr>
                 <w:rFonts w:ascii="Cambria Math" w:hAnsi="Cambria Math"/>
-                <w:lang w:val="ru-RU"/>
               </w:rPr>
               <m:t>)</m:t>
             </m:r>
@@ -4329,9 +4770,6 @@
         </m:box>
       </m:oMath>
       <w:r>
-        <w:rPr>
-          <w:lang w:val="ru-RU"/>
-        </w:rPr>
         <w:t xml:space="preserve">, </w:t>
       </w:r>
       <m:oMath>
@@ -4356,7 +4794,6 @@
               </m:rPr>
               <w:rPr>
                 <w:rFonts w:ascii="Cambria Math" w:hAnsi="Cambria Math"/>
-                <w:lang w:val="ru-RU"/>
               </w:rPr>
               <m:t>=(</m:t>
             </m:r>
@@ -4383,7 +4820,6 @@
                   </m:rPr>
                   <w:rPr>
                     <w:rFonts w:ascii="Cambria Math" w:hAnsi="Cambria Math"/>
-                    <w:lang w:val="ru-RU"/>
                   </w:rPr>
                   <m:t>1</m:t>
                 </m:r>
@@ -4395,7 +4831,6 @@
               </m:rPr>
               <w:rPr>
                 <w:rFonts w:ascii="Cambria Math" w:hAnsi="Cambria Math"/>
-                <w:lang w:val="ru-RU"/>
               </w:rPr>
               <m:t>-</m:t>
             </m:r>
@@ -4422,7 +4857,6 @@
                   </m:rPr>
                   <w:rPr>
                     <w:rFonts w:ascii="Cambria Math" w:hAnsi="Cambria Math"/>
-                    <w:lang w:val="ru-RU"/>
                   </w:rPr>
                   <m:t>2</m:t>
                 </m:r>
@@ -4434,7 +4868,6 @@
               </m:rPr>
               <w:rPr>
                 <w:rFonts w:ascii="Cambria Math" w:hAnsi="Cambria Math"/>
-                <w:lang w:val="ru-RU"/>
               </w:rPr>
               <m:t>)</m:t>
             </m:r>
@@ -4469,9 +4902,6 @@
         </m:box>
       </m:oMath>
       <w:r>
-        <w:rPr>
-          <w:lang w:val="ru-RU"/>
-        </w:rPr>
         <w:t xml:space="preserve">, </w:t>
       </w:r>
       <m:oMath>
@@ -4496,28 +4926,8 @@
               </m:rPr>
               <w:rPr>
                 <w:rFonts w:ascii="Cambria Math" w:hAnsi="Cambria Math"/>
-                <w:lang w:val="ru-RU"/>
-              </w:rPr>
-              <m:t>=</m:t>
-            </m:r>
-            <m:r>
-              <m:rPr>
-                <m:sty m:val="p"/>
-              </m:rPr>
-              <w:rPr>
-                <w:rFonts w:ascii="Cambria Math" w:hAnsi="Cambria Math"/>
-              </w:rPr>
-              <m:t>gcd</m:t>
-            </m:r>
-            <m:r>
-              <m:rPr>
-                <m:sty m:val="p"/>
-              </m:rPr>
-              <w:rPr>
-                <w:rFonts w:ascii="Cambria Math" w:hAnsi="Cambria Math"/>
-                <w:lang w:val="ru-RU"/>
-              </w:rPr>
-              <m:t>(</m:t>
+              </w:rPr>
+              <m:t>=gcd(</m:t>
             </m:r>
             <m:r>
               <w:rPr>
@@ -4531,7 +4941,6 @@
               </m:rPr>
               <w:rPr>
                 <w:rFonts w:ascii="Cambria Math" w:hAnsi="Cambria Math"/>
-                <w:lang w:val="ru-RU"/>
               </w:rPr>
               <m:t>,</m:t>
             </m:r>
@@ -4547,7 +4956,6 @@
               </m:rPr>
               <w:rPr>
                 <w:rFonts w:ascii="Cambria Math" w:hAnsi="Cambria Math"/>
-                <w:lang w:val="ru-RU"/>
               </w:rPr>
               <m:t>)</m:t>
             </m:r>
@@ -4555,9 +4963,6 @@
         </m:box>
       </m:oMath>
       <w:r>
-        <w:rPr>
-          <w:lang w:val="ru-RU"/>
-        </w:rPr>
         <w:t xml:space="preserve">. Сравнение </w:t>
       </w:r>
       <m:oMath>
@@ -4582,7 +4987,6 @@
               </m:rPr>
               <w:rPr>
                 <w:rFonts w:ascii="Cambria Math" w:hAnsi="Cambria Math"/>
-                <w:lang w:val="ru-RU"/>
               </w:rPr>
               <m:t>·</m:t>
             </m:r>
@@ -4598,7 +5002,6 @@
               </m:rPr>
               <w:rPr>
                 <w:rFonts w:ascii="Cambria Math" w:hAnsi="Cambria Math"/>
-                <w:lang w:val="ru-RU"/>
               </w:rPr>
               <m:t>≡</m:t>
             </m:r>
@@ -4661,9 +5064,6 @@
         </m:box>
       </m:oMath>
       <w:r>
-        <w:rPr>
-          <w:lang w:val="ru-RU"/>
-        </w:rPr>
         <w:t xml:space="preserve"> имеет решения тогда и только тогда, когда </w:t>
       </w:r>
       <m:oMath>
@@ -4686,9 +5086,6 @@
         </m:box>
       </m:oMath>
       <w:r>
-        <w:rPr>
-          <w:lang w:val="ru-RU"/>
-        </w:rPr>
         <w:t xml:space="preserve"> делится нацело на </w:t>
       </w:r>
       <m:oMath>
@@ -4711,9 +5108,6 @@
         </m:box>
       </m:oMath>
       <w:r>
-        <w:rPr>
-          <w:lang w:val="ru-RU"/>
-        </w:rPr>
         <w:t xml:space="preserve">. Если </w:t>
       </w:r>
       <m:oMath>
@@ -4738,7 +5132,6 @@
               </m:rPr>
               <w:rPr>
                 <w:rFonts w:ascii="Cambria Math" w:hAnsi="Cambria Math"/>
-                <w:lang w:val="ru-RU"/>
               </w:rPr>
               <m:t>=1</m:t>
             </m:r>
@@ -4746,9 +5139,6 @@
         </m:box>
       </m:oMath>
       <w:r>
-        <w:rPr>
-          <w:lang w:val="ru-RU"/>
-        </w:rPr>
         <w:t xml:space="preserve">, сравнение имеет единственное решение </w:t>
       </w:r>
       <m:oMath>
@@ -4773,7 +5163,6 @@
               </m:rPr>
               <w:rPr>
                 <w:rFonts w:ascii="Cambria Math" w:hAnsi="Cambria Math"/>
-                <w:lang w:val="ru-RU"/>
               </w:rPr>
               <m:t>≡</m:t>
             </m:r>
@@ -4815,7 +5204,6 @@
                       </m:rPr>
                       <w:rPr>
                         <w:rFonts w:ascii="Cambria Math" w:hAnsi="Cambria Math"/>
-                        <w:lang w:val="ru-RU"/>
                       </w:rPr>
                       <m:t>-1</m:t>
                     </m:r>
@@ -4829,7 +5217,6 @@
               </m:rPr>
               <w:rPr>
                 <w:rFonts w:ascii="Cambria Math" w:hAnsi="Cambria Math"/>
-                <w:lang w:val="ru-RU"/>
               </w:rPr>
               <m:t>·</m:t>
             </m:r>
@@ -4892,9 +5279,6 @@
         </m:box>
       </m:oMath>
       <w:r>
-        <w:rPr>
-          <w:lang w:val="ru-RU"/>
-        </w:rPr>
         <w:t xml:space="preserve">. Сдвиговый коэффициент затем находится подстановкой: </w:t>
       </w:r>
       <m:oMath>
@@ -4919,7 +5303,6 @@
               </m:rPr>
               <w:rPr>
                 <w:rFonts w:ascii="Cambria Math" w:hAnsi="Cambria Math"/>
-                <w:lang w:val="ru-RU"/>
               </w:rPr>
               <m:t>≡(</m:t>
             </m:r>
@@ -4946,7 +5329,6 @@
                   </m:rPr>
                   <w:rPr>
                     <w:rFonts w:ascii="Cambria Math" w:hAnsi="Cambria Math"/>
-                    <w:lang w:val="ru-RU"/>
                   </w:rPr>
                   <m:t>1</m:t>
                 </m:r>
@@ -4958,7 +5340,6 @@
               </m:rPr>
               <w:rPr>
                 <w:rFonts w:ascii="Cambria Math" w:hAnsi="Cambria Math"/>
-                <w:lang w:val="ru-RU"/>
               </w:rPr>
               <m:t>-</m:t>
             </m:r>
@@ -4985,7 +5366,6 @@
                   </m:rPr>
                   <w:rPr>
                     <w:rFonts w:ascii="Cambria Math" w:hAnsi="Cambria Math"/>
-                    <w:lang w:val="ru-RU"/>
                   </w:rPr>
                   <m:t>1</m:t>
                 </m:r>
@@ -4997,7 +5377,6 @@
               </m:rPr>
               <w:rPr>
                 <w:rFonts w:ascii="Cambria Math" w:hAnsi="Cambria Math"/>
-                <w:lang w:val="ru-RU"/>
               </w:rPr>
               <m:t>·</m:t>
             </m:r>
@@ -5013,7 +5392,6 @@
               </m:rPr>
               <w:rPr>
                 <w:rFonts w:ascii="Cambria Math" w:hAnsi="Cambria Math"/>
-                <w:lang w:val="ru-RU"/>
               </w:rPr>
               <m:t>)</m:t>
             </m:r>
@@ -5070,24 +5448,17 @@
         </m:box>
       </m:oMath>
       <w:r>
-        <w:rPr>
-          <w:lang w:val="ru-RU"/>
-        </w:rPr>
         <w:t>.</w:t>
       </w:r>
     </w:p>
     <w:p>
       <w:pPr>
         <w:pStyle w:val="21"/>
-        <w:rPr>
-          <w:lang w:val="ru-RU"/>
-        </w:rPr>
-      </w:pPr>
-      <w:bookmarkStart w:id="3" w:name="_Toc241610201"/>
+      </w:pPr>
+      <w:bookmarkStart w:id="3" w:name="_Toc241668343"/>
       <w:r>
         <w:rPr>
           <w:rFonts w:ascii="Times New Roman" w:eastAsia="Times New Roman" w:hAnsi="Times New Roman" w:cs="Times New Roman"/>
-          <w:lang w:val="ru-RU"/>
         </w:rPr>
         <w:t>2. Результаты частотного криптоанализа (Вариант 16)</w:t>
       </w:r>
@@ -5096,79 +5467,55 @@
     <w:p>
       <w:pPr>
         <w:jc w:val="both"/>
-        <w:rPr>
-          <w:lang w:val="ru-RU"/>
-        </w:rPr>
-      </w:pPr>
-      <w:r>
-        <w:rPr>
-          <w:lang w:val="ru-RU"/>
-        </w:rPr>
+      </w:pPr>
+      <w:r>
         <w:t>Исходное зашифрованное сообщение индивидуального варианта 16 имеет следующий вид:</w:t>
       </w:r>
     </w:p>
     <w:p>
       <w:pPr>
         <w:jc w:val="both"/>
-        <w:rPr>
-          <w:lang w:val="ru-RU"/>
-        </w:rPr>
       </w:pPr>
       <w:r>
         <w:rPr>
           <w:b/>
-          <w:lang w:val="ru-RU"/>
         </w:rPr>
         <w:t>ШИФР-ТЕКСТ (ШТ):</w:t>
       </w:r>
       <w:r>
-        <w:rPr>
-          <w:lang w:val="ru-RU"/>
-        </w:rPr>
         <w:br/>
       </w:r>
       <w:r>
         <w:rPr>
           <w:rFonts w:ascii="DejaVu Sans" w:eastAsia="DejaVu Sans" w:hAnsi="DejaVu Sans" w:cs="DejaVu Sans"/>
           <w:sz w:val="22"/>
-          <w:lang w:val="ru-RU"/>
         </w:rPr>
-        <w:t>эздмоуздрькзэеюхмоыбзсуыжздрякзйзсьздрзвмущорызвзсьзвмоузьздрьзвмоуызюяьемоызвмоущвьузвмоуюзвтмуцыгоомсудздьздрзвмущорызвзсьзвмоуызюяьемоызвмоущвьузвмоу</w:t>
+        <w:t>эздмоуздрькзэеюхмоыбзсуыжздрякзйзсьздрзвмущорызвзсьзвмоузьздрьзвмоуыз</w:t>
+      </w:r>
+      <w:r>
+        <w:rPr>
+          <w:rFonts w:ascii="DejaVu Sans" w:eastAsia="DejaVu Sans" w:hAnsi="DejaVu Sans" w:cs="DejaVu Sans"/>
+          <w:sz w:val="22"/>
+        </w:rPr>
+        <w:lastRenderedPageBreak/>
+        <w:t>юяьемоызвмоущвьузвмоуюзвтмуцыгоомсудздьздрзвмущорызвзсьзвмоуызюяьемоызвмоущвьузвмоу</w:t>
       </w:r>
     </w:p>
     <w:p>
       <w:pPr>
         <w:jc w:val="both"/>
-        <w:rPr>
-          <w:lang w:val="ru-RU"/>
-        </w:rPr>
-      </w:pPr>
-      <w:r>
-        <w:rPr>
-          <w:lang w:val="ru-RU"/>
-        </w:rPr>
+      </w:pPr>
+      <w:r>
         <w:t>Общая длина шифр-текста составляет 168 символов. Был проведен частотный анализ встречаемости букв. В таблицах приведены результаты подсчета относительных частот всех символов алфавита, сгруппированные по макету методических указаний.</w:t>
       </w:r>
     </w:p>
-    <w:p>
-      <w:pPr>
-        <w:rPr>
-          <w:lang w:val="ru-RU"/>
-        </w:rPr>
-      </w:pPr>
-    </w:p>
+    <w:p/>
     <w:p>
       <w:pPr>
         <w:keepNext/>
         <w:ind w:firstLine="0"/>
-        <w:rPr>
-          <w:lang w:val="ru-RU"/>
-        </w:rPr>
-      </w:pPr>
-      <w:r>
-        <w:rPr>
-          <w:lang w:val="ru-RU"/>
-        </w:rPr>
+      </w:pPr>
+      <w:r>
         <w:t>Таблица 1 – Результаты частотного анализа шифр-текста варианта 16 (символы а – й)</w:t>
       </w:r>
     </w:p>
@@ -5180,10 +5527,10 @@
         <w:tblLook w:val="04A0" w:firstRow="1" w:lastRow="0" w:firstColumn="1" w:lastColumn="0" w:noHBand="0" w:noVBand="1"/>
       </w:tblPr>
       <w:tblGrid>
-        <w:gridCol w:w="1287"/>
-        <w:gridCol w:w="846"/>
-        <w:gridCol w:w="846"/>
-        <w:gridCol w:w="846"/>
+        <w:gridCol w:w="1114"/>
+        <w:gridCol w:w="845"/>
+        <w:gridCol w:w="845"/>
+        <w:gridCol w:w="845"/>
         <w:gridCol w:w="846"/>
         <w:gridCol w:w="846"/>
         <w:gridCol w:w="846"/>
@@ -5199,7 +5546,7 @@
         </w:trPr>
         <w:tc>
           <w:tcPr>
-            <w:tcW w:w="1290" w:type="dxa"/>
+            <w:tcW w:w="850" w:type="dxa"/>
             <w:vAlign w:val="center"/>
           </w:tcPr>
           <w:p>
@@ -5214,7 +5561,7 @@
         </w:tc>
         <w:tc>
           <w:tcPr>
-            <w:tcW w:w="845" w:type="dxa"/>
+            <w:tcW w:w="850" w:type="dxa"/>
             <w:vAlign w:val="center"/>
           </w:tcPr>
           <w:p>
@@ -5229,7 +5576,7 @@
         </w:tc>
         <w:tc>
           <w:tcPr>
-            <w:tcW w:w="845" w:type="dxa"/>
+            <w:tcW w:w="850" w:type="dxa"/>
             <w:vAlign w:val="center"/>
           </w:tcPr>
           <w:p>
@@ -5244,7 +5591,7 @@
         </w:tc>
         <w:tc>
           <w:tcPr>
-            <w:tcW w:w="845" w:type="dxa"/>
+            <w:tcW w:w="850" w:type="dxa"/>
             <w:vAlign w:val="center"/>
           </w:tcPr>
           <w:p>
@@ -5259,7 +5606,7 @@
         </w:tc>
         <w:tc>
           <w:tcPr>
-            <w:tcW w:w="846" w:type="dxa"/>
+            <w:tcW w:w="850" w:type="dxa"/>
             <w:vAlign w:val="center"/>
           </w:tcPr>
           <w:p>
@@ -5274,7 +5621,7 @@
         </w:tc>
         <w:tc>
           <w:tcPr>
-            <w:tcW w:w="846" w:type="dxa"/>
+            <w:tcW w:w="850" w:type="dxa"/>
             <w:vAlign w:val="center"/>
           </w:tcPr>
           <w:p>
@@ -5289,7 +5636,7 @@
         </w:tc>
         <w:tc>
           <w:tcPr>
-            <w:tcW w:w="846" w:type="dxa"/>
+            <w:tcW w:w="850" w:type="dxa"/>
             <w:vAlign w:val="center"/>
           </w:tcPr>
           <w:p>
@@ -5304,7 +5651,7 @@
         </w:tc>
         <w:tc>
           <w:tcPr>
-            <w:tcW w:w="846" w:type="dxa"/>
+            <w:tcW w:w="850" w:type="dxa"/>
             <w:vAlign w:val="center"/>
           </w:tcPr>
           <w:p>
@@ -5319,7 +5666,7 @@
         </w:tc>
         <w:tc>
           <w:tcPr>
-            <w:tcW w:w="846" w:type="dxa"/>
+            <w:tcW w:w="850" w:type="dxa"/>
             <w:vAlign w:val="center"/>
           </w:tcPr>
           <w:p>
@@ -5334,7 +5681,7 @@
         </w:tc>
         <w:tc>
           <w:tcPr>
-            <w:tcW w:w="846" w:type="dxa"/>
+            <w:tcW w:w="850" w:type="dxa"/>
             <w:vAlign w:val="center"/>
           </w:tcPr>
           <w:p>
@@ -5349,7 +5696,7 @@
         </w:tc>
         <w:tc>
           <w:tcPr>
-            <w:tcW w:w="846" w:type="dxa"/>
+            <w:tcW w:w="850" w:type="dxa"/>
             <w:vAlign w:val="center"/>
           </w:tcPr>
           <w:p>
@@ -5369,7 +5716,7 @@
         </w:trPr>
         <w:tc>
           <w:tcPr>
-            <w:tcW w:w="1290" w:type="dxa"/>
+            <w:tcW w:w="850" w:type="dxa"/>
             <w:vAlign w:val="center"/>
           </w:tcPr>
           <w:p>
@@ -5383,7 +5730,7 @@
         </w:tc>
         <w:tc>
           <w:tcPr>
-            <w:tcW w:w="845" w:type="dxa"/>
+            <w:tcW w:w="850" w:type="dxa"/>
             <w:vAlign w:val="center"/>
           </w:tcPr>
           <w:p>
@@ -5397,7 +5744,7 @@
         </w:tc>
         <w:tc>
           <w:tcPr>
-            <w:tcW w:w="845" w:type="dxa"/>
+            <w:tcW w:w="850" w:type="dxa"/>
             <w:vAlign w:val="center"/>
           </w:tcPr>
           <w:p>
@@ -5411,7 +5758,7 @@
         </w:tc>
         <w:tc>
           <w:tcPr>
-            <w:tcW w:w="845" w:type="dxa"/>
+            <w:tcW w:w="850" w:type="dxa"/>
             <w:vAlign w:val="center"/>
           </w:tcPr>
           <w:p>
@@ -5425,7 +5772,7 @@
         </w:tc>
         <w:tc>
           <w:tcPr>
-            <w:tcW w:w="846" w:type="dxa"/>
+            <w:tcW w:w="850" w:type="dxa"/>
             <w:vAlign w:val="center"/>
           </w:tcPr>
           <w:p>
@@ -5439,7 +5786,7 @@
         </w:tc>
         <w:tc>
           <w:tcPr>
-            <w:tcW w:w="846" w:type="dxa"/>
+            <w:tcW w:w="850" w:type="dxa"/>
             <w:vAlign w:val="center"/>
           </w:tcPr>
           <w:p>
@@ -5453,7 +5800,7 @@
         </w:tc>
         <w:tc>
           <w:tcPr>
-            <w:tcW w:w="846" w:type="dxa"/>
+            <w:tcW w:w="850" w:type="dxa"/>
             <w:vAlign w:val="center"/>
           </w:tcPr>
           <w:p>
@@ -5467,7 +5814,7 @@
         </w:tc>
         <w:tc>
           <w:tcPr>
-            <w:tcW w:w="846" w:type="dxa"/>
+            <w:tcW w:w="850" w:type="dxa"/>
             <w:vAlign w:val="center"/>
           </w:tcPr>
           <w:p>
@@ -5481,7 +5828,7 @@
         </w:tc>
         <w:tc>
           <w:tcPr>
-            <w:tcW w:w="846" w:type="dxa"/>
+            <w:tcW w:w="850" w:type="dxa"/>
             <w:vAlign w:val="center"/>
           </w:tcPr>
           <w:p>
@@ -5495,7 +5842,7 @@
         </w:tc>
         <w:tc>
           <w:tcPr>
-            <w:tcW w:w="846" w:type="dxa"/>
+            <w:tcW w:w="850" w:type="dxa"/>
             <w:vAlign w:val="center"/>
           </w:tcPr>
           <w:p>
@@ -5509,7 +5856,7 @@
         </w:tc>
         <w:tc>
           <w:tcPr>
-            <w:tcW w:w="846" w:type="dxa"/>
+            <w:tcW w:w="850" w:type="dxa"/>
             <w:vAlign w:val="center"/>
           </w:tcPr>
           <w:p>
@@ -5529,14 +5876,8 @@
       <w:pPr>
         <w:keepNext/>
         <w:ind w:firstLine="0"/>
-        <w:rPr>
-          <w:lang w:val="ru-RU"/>
-        </w:rPr>
-      </w:pPr>
-      <w:r>
-        <w:rPr>
-          <w:lang w:val="ru-RU"/>
-        </w:rPr>
+      </w:pPr>
+      <w:r>
         <w:t>Таблица 2 – Результаты частотного анализа шифр-текста варианта 16 (символы к – у)</w:t>
       </w:r>
     </w:p>
@@ -5548,10 +5889,10 @@
         <w:tblLook w:val="04A0" w:firstRow="1" w:lastRow="0" w:firstColumn="1" w:lastColumn="0" w:noHBand="0" w:noVBand="1"/>
       </w:tblPr>
       <w:tblGrid>
-        <w:gridCol w:w="1287"/>
-        <w:gridCol w:w="846"/>
-        <w:gridCol w:w="846"/>
-        <w:gridCol w:w="846"/>
+        <w:gridCol w:w="1114"/>
+        <w:gridCol w:w="845"/>
+        <w:gridCol w:w="845"/>
+        <w:gridCol w:w="845"/>
         <w:gridCol w:w="846"/>
         <w:gridCol w:w="846"/>
         <w:gridCol w:w="846"/>
@@ -5567,7 +5908,7 @@
         </w:trPr>
         <w:tc>
           <w:tcPr>
-            <w:tcW w:w="1290" w:type="dxa"/>
+            <w:tcW w:w="850" w:type="dxa"/>
             <w:vAlign w:val="center"/>
           </w:tcPr>
           <w:p>
@@ -5582,7 +5923,7 @@
         </w:tc>
         <w:tc>
           <w:tcPr>
-            <w:tcW w:w="845" w:type="dxa"/>
+            <w:tcW w:w="850" w:type="dxa"/>
             <w:vAlign w:val="center"/>
           </w:tcPr>
           <w:p>
@@ -5597,7 +5938,7 @@
         </w:tc>
         <w:tc>
           <w:tcPr>
-            <w:tcW w:w="845" w:type="dxa"/>
+            <w:tcW w:w="850" w:type="dxa"/>
             <w:vAlign w:val="center"/>
           </w:tcPr>
           <w:p>
@@ -5612,7 +5953,7 @@
         </w:tc>
         <w:tc>
           <w:tcPr>
-            <w:tcW w:w="845" w:type="dxa"/>
+            <w:tcW w:w="850" w:type="dxa"/>
             <w:vAlign w:val="center"/>
           </w:tcPr>
           <w:p>
@@ -5627,7 +5968,7 @@
         </w:tc>
         <w:tc>
           <w:tcPr>
-            <w:tcW w:w="846" w:type="dxa"/>
+            <w:tcW w:w="850" w:type="dxa"/>
             <w:vAlign w:val="center"/>
           </w:tcPr>
           <w:p>
@@ -5642,7 +5983,7 @@
         </w:tc>
         <w:tc>
           <w:tcPr>
-            <w:tcW w:w="846" w:type="dxa"/>
+            <w:tcW w:w="850" w:type="dxa"/>
             <w:vAlign w:val="center"/>
           </w:tcPr>
           <w:p>
@@ -5657,7 +5998,7 @@
         </w:tc>
         <w:tc>
           <w:tcPr>
-            <w:tcW w:w="846" w:type="dxa"/>
+            <w:tcW w:w="850" w:type="dxa"/>
             <w:vAlign w:val="center"/>
           </w:tcPr>
           <w:p>
@@ -5672,7 +6013,7 @@
         </w:tc>
         <w:tc>
           <w:tcPr>
-            <w:tcW w:w="846" w:type="dxa"/>
+            <w:tcW w:w="850" w:type="dxa"/>
             <w:vAlign w:val="center"/>
           </w:tcPr>
           <w:p>
@@ -5687,7 +6028,7 @@
         </w:tc>
         <w:tc>
           <w:tcPr>
-            <w:tcW w:w="846" w:type="dxa"/>
+            <w:tcW w:w="850" w:type="dxa"/>
             <w:vAlign w:val="center"/>
           </w:tcPr>
           <w:p>
@@ -5702,7 +6043,7 @@
         </w:tc>
         <w:tc>
           <w:tcPr>
-            <w:tcW w:w="846" w:type="dxa"/>
+            <w:tcW w:w="850" w:type="dxa"/>
             <w:vAlign w:val="center"/>
           </w:tcPr>
           <w:p>
@@ -5717,7 +6058,7 @@
         </w:tc>
         <w:tc>
           <w:tcPr>
-            <w:tcW w:w="846" w:type="dxa"/>
+            <w:tcW w:w="850" w:type="dxa"/>
             <w:vAlign w:val="center"/>
           </w:tcPr>
           <w:p>
@@ -5737,7 +6078,7 @@
         </w:trPr>
         <w:tc>
           <w:tcPr>
-            <w:tcW w:w="1290" w:type="dxa"/>
+            <w:tcW w:w="850" w:type="dxa"/>
             <w:vAlign w:val="center"/>
           </w:tcPr>
           <w:p>
@@ -5745,14 +6086,13 @@
               <w:ind w:firstLine="0"/>
             </w:pPr>
             <w:r>
-              <w:lastRenderedPageBreak/>
               <w:t>частота</w:t>
             </w:r>
           </w:p>
         </w:tc>
         <w:tc>
           <w:tcPr>
-            <w:tcW w:w="845" w:type="dxa"/>
+            <w:tcW w:w="850" w:type="dxa"/>
             <w:vAlign w:val="center"/>
           </w:tcPr>
           <w:p>
@@ -5766,7 +6106,7 @@
         </w:tc>
         <w:tc>
           <w:tcPr>
-            <w:tcW w:w="845" w:type="dxa"/>
+            <w:tcW w:w="850" w:type="dxa"/>
             <w:vAlign w:val="center"/>
           </w:tcPr>
           <w:p>
@@ -5780,7 +6120,7 @@
         </w:tc>
         <w:tc>
           <w:tcPr>
-            <w:tcW w:w="845" w:type="dxa"/>
+            <w:tcW w:w="850" w:type="dxa"/>
             <w:vAlign w:val="center"/>
           </w:tcPr>
           <w:p>
@@ -5794,7 +6134,7 @@
         </w:tc>
         <w:tc>
           <w:tcPr>
-            <w:tcW w:w="846" w:type="dxa"/>
+            <w:tcW w:w="850" w:type="dxa"/>
             <w:vAlign w:val="center"/>
           </w:tcPr>
           <w:p>
@@ -5808,7 +6148,7 @@
         </w:tc>
         <w:tc>
           <w:tcPr>
-            <w:tcW w:w="846" w:type="dxa"/>
+            <w:tcW w:w="850" w:type="dxa"/>
             <w:vAlign w:val="center"/>
           </w:tcPr>
           <w:p>
@@ -5822,7 +6162,7 @@
         </w:tc>
         <w:tc>
           <w:tcPr>
-            <w:tcW w:w="846" w:type="dxa"/>
+            <w:tcW w:w="850" w:type="dxa"/>
             <w:vAlign w:val="center"/>
           </w:tcPr>
           <w:p>
@@ -5836,7 +6176,7 @@
         </w:tc>
         <w:tc>
           <w:tcPr>
-            <w:tcW w:w="846" w:type="dxa"/>
+            <w:tcW w:w="850" w:type="dxa"/>
             <w:vAlign w:val="center"/>
           </w:tcPr>
           <w:p>
@@ -5850,7 +6190,7 @@
         </w:tc>
         <w:tc>
           <w:tcPr>
-            <w:tcW w:w="846" w:type="dxa"/>
+            <w:tcW w:w="850" w:type="dxa"/>
             <w:vAlign w:val="center"/>
           </w:tcPr>
           <w:p>
@@ -5864,7 +6204,7 @@
         </w:tc>
         <w:tc>
           <w:tcPr>
-            <w:tcW w:w="846" w:type="dxa"/>
+            <w:tcW w:w="850" w:type="dxa"/>
             <w:vAlign w:val="center"/>
           </w:tcPr>
           <w:p>
@@ -5878,7 +6218,7 @@
         </w:tc>
         <w:tc>
           <w:tcPr>
-            <w:tcW w:w="846" w:type="dxa"/>
+            <w:tcW w:w="850" w:type="dxa"/>
             <w:vAlign w:val="center"/>
           </w:tcPr>
           <w:p>
@@ -5898,14 +6238,8 @@
       <w:pPr>
         <w:keepNext/>
         <w:ind w:firstLine="0"/>
-        <w:rPr>
-          <w:lang w:val="ru-RU"/>
-        </w:rPr>
-      </w:pPr>
-      <w:r>
-        <w:rPr>
-          <w:lang w:val="ru-RU"/>
-        </w:rPr>
+      </w:pPr>
+      <w:r>
         <w:t>Таблица 3 – Результаты частотного анализа шифр-текста варианта 16 (символы ф – э)</w:t>
       </w:r>
     </w:p>
@@ -5917,10 +6251,10 @@
         <w:tblLook w:val="04A0" w:firstRow="1" w:lastRow="0" w:firstColumn="1" w:lastColumn="0" w:noHBand="0" w:noVBand="1"/>
       </w:tblPr>
       <w:tblGrid>
-        <w:gridCol w:w="1287"/>
-        <w:gridCol w:w="846"/>
-        <w:gridCol w:w="846"/>
-        <w:gridCol w:w="846"/>
+        <w:gridCol w:w="1114"/>
+        <w:gridCol w:w="845"/>
+        <w:gridCol w:w="845"/>
+        <w:gridCol w:w="845"/>
         <w:gridCol w:w="846"/>
         <w:gridCol w:w="846"/>
         <w:gridCol w:w="846"/>
@@ -5936,7 +6270,7 @@
         </w:trPr>
         <w:tc>
           <w:tcPr>
-            <w:tcW w:w="1290" w:type="dxa"/>
+            <w:tcW w:w="850" w:type="dxa"/>
             <w:vAlign w:val="center"/>
           </w:tcPr>
           <w:p>
@@ -5951,7 +6285,7 @@
         </w:tc>
         <w:tc>
           <w:tcPr>
-            <w:tcW w:w="845" w:type="dxa"/>
+            <w:tcW w:w="850" w:type="dxa"/>
             <w:vAlign w:val="center"/>
           </w:tcPr>
           <w:p>
@@ -5966,7 +6300,7 @@
         </w:tc>
         <w:tc>
           <w:tcPr>
-            <w:tcW w:w="845" w:type="dxa"/>
+            <w:tcW w:w="850" w:type="dxa"/>
             <w:vAlign w:val="center"/>
           </w:tcPr>
           <w:p>
@@ -5981,7 +6315,7 @@
         </w:tc>
         <w:tc>
           <w:tcPr>
-            <w:tcW w:w="845" w:type="dxa"/>
+            <w:tcW w:w="850" w:type="dxa"/>
             <w:vAlign w:val="center"/>
           </w:tcPr>
           <w:p>
@@ -5996,7 +6330,7 @@
         </w:tc>
         <w:tc>
           <w:tcPr>
-            <w:tcW w:w="846" w:type="dxa"/>
+            <w:tcW w:w="850" w:type="dxa"/>
             <w:vAlign w:val="center"/>
           </w:tcPr>
           <w:p>
@@ -6011,7 +6345,7 @@
         </w:tc>
         <w:tc>
           <w:tcPr>
-            <w:tcW w:w="846" w:type="dxa"/>
+            <w:tcW w:w="850" w:type="dxa"/>
             <w:vAlign w:val="center"/>
           </w:tcPr>
           <w:p>
@@ -6026,7 +6360,7 @@
         </w:tc>
         <w:tc>
           <w:tcPr>
-            <w:tcW w:w="846" w:type="dxa"/>
+            <w:tcW w:w="850" w:type="dxa"/>
             <w:vAlign w:val="center"/>
           </w:tcPr>
           <w:p>
@@ -6041,7 +6375,7 @@
         </w:tc>
         <w:tc>
           <w:tcPr>
-            <w:tcW w:w="846" w:type="dxa"/>
+            <w:tcW w:w="850" w:type="dxa"/>
             <w:vAlign w:val="center"/>
           </w:tcPr>
           <w:p>
@@ -6056,7 +6390,7 @@
         </w:tc>
         <w:tc>
           <w:tcPr>
-            <w:tcW w:w="846" w:type="dxa"/>
+            <w:tcW w:w="850" w:type="dxa"/>
             <w:vAlign w:val="center"/>
           </w:tcPr>
           <w:p>
@@ -6071,7 +6405,7 @@
         </w:tc>
         <w:tc>
           <w:tcPr>
-            <w:tcW w:w="846" w:type="dxa"/>
+            <w:tcW w:w="850" w:type="dxa"/>
             <w:vAlign w:val="center"/>
           </w:tcPr>
           <w:p>
@@ -6086,7 +6420,7 @@
         </w:tc>
         <w:tc>
           <w:tcPr>
-            <w:tcW w:w="846" w:type="dxa"/>
+            <w:tcW w:w="850" w:type="dxa"/>
             <w:vAlign w:val="center"/>
           </w:tcPr>
           <w:p>
@@ -6106,7 +6440,7 @@
         </w:trPr>
         <w:tc>
           <w:tcPr>
-            <w:tcW w:w="1290" w:type="dxa"/>
+            <w:tcW w:w="850" w:type="dxa"/>
             <w:vAlign w:val="center"/>
           </w:tcPr>
           <w:p>
@@ -6120,7 +6454,7 @@
         </w:tc>
         <w:tc>
           <w:tcPr>
-            <w:tcW w:w="845" w:type="dxa"/>
+            <w:tcW w:w="850" w:type="dxa"/>
             <w:vAlign w:val="center"/>
           </w:tcPr>
           <w:p>
@@ -6134,7 +6468,7 @@
         </w:tc>
         <w:tc>
           <w:tcPr>
-            <w:tcW w:w="845" w:type="dxa"/>
+            <w:tcW w:w="850" w:type="dxa"/>
             <w:vAlign w:val="center"/>
           </w:tcPr>
           <w:p>
@@ -6148,7 +6482,7 @@
         </w:tc>
         <w:tc>
           <w:tcPr>
-            <w:tcW w:w="845" w:type="dxa"/>
+            <w:tcW w:w="850" w:type="dxa"/>
             <w:vAlign w:val="center"/>
           </w:tcPr>
           <w:p>
@@ -6162,7 +6496,7 @@
         </w:tc>
         <w:tc>
           <w:tcPr>
-            <w:tcW w:w="846" w:type="dxa"/>
+            <w:tcW w:w="850" w:type="dxa"/>
             <w:vAlign w:val="center"/>
           </w:tcPr>
           <w:p>
@@ -6176,7 +6510,7 @@
         </w:tc>
         <w:tc>
           <w:tcPr>
-            <w:tcW w:w="846" w:type="dxa"/>
+            <w:tcW w:w="850" w:type="dxa"/>
             <w:vAlign w:val="center"/>
           </w:tcPr>
           <w:p>
@@ -6190,7 +6524,7 @@
         </w:tc>
         <w:tc>
           <w:tcPr>
-            <w:tcW w:w="846" w:type="dxa"/>
+            <w:tcW w:w="850" w:type="dxa"/>
             <w:vAlign w:val="center"/>
           </w:tcPr>
           <w:p>
@@ -6204,7 +6538,7 @@
         </w:tc>
         <w:tc>
           <w:tcPr>
-            <w:tcW w:w="846" w:type="dxa"/>
+            <w:tcW w:w="850" w:type="dxa"/>
             <w:vAlign w:val="center"/>
           </w:tcPr>
           <w:p>
@@ -6218,7 +6552,7 @@
         </w:tc>
         <w:tc>
           <w:tcPr>
-            <w:tcW w:w="846" w:type="dxa"/>
+            <w:tcW w:w="850" w:type="dxa"/>
             <w:vAlign w:val="center"/>
           </w:tcPr>
           <w:p>
@@ -6232,7 +6566,7 @@
         </w:tc>
         <w:tc>
           <w:tcPr>
-            <w:tcW w:w="846" w:type="dxa"/>
+            <w:tcW w:w="850" w:type="dxa"/>
             <w:vAlign w:val="center"/>
           </w:tcPr>
           <w:p>
@@ -6246,7 +6580,7 @@
         </w:tc>
         <w:tc>
           <w:tcPr>
-            <w:tcW w:w="846" w:type="dxa"/>
+            <w:tcW w:w="850" w:type="dxa"/>
             <w:vAlign w:val="center"/>
           </w:tcPr>
           <w:p>
@@ -6266,14 +6600,8 @@
       <w:pPr>
         <w:keepNext/>
         <w:ind w:firstLine="0"/>
-        <w:rPr>
-          <w:lang w:val="ru-RU"/>
-        </w:rPr>
-      </w:pPr>
-      <w:r>
-        <w:rPr>
-          <w:lang w:val="ru-RU"/>
-        </w:rPr>
+      </w:pPr>
+      <w:r>
         <w:t>Таблица 4 – Результаты частотного анализа шифр-текста варианта 16 (символы ю – я)</w:t>
       </w:r>
     </w:p>
@@ -6285,7 +6613,7 @@
         <w:tblLook w:val="04A0" w:firstRow="1" w:lastRow="0" w:firstColumn="1" w:lastColumn="0" w:noHBand="0" w:noVBand="1"/>
       </w:tblPr>
       <w:tblGrid>
-        <w:gridCol w:w="3402"/>
+        <w:gridCol w:w="3118"/>
         <w:gridCol w:w="3118"/>
         <w:gridCol w:w="3118"/>
       </w:tblGrid>
@@ -6296,7 +6624,7 @@
         </w:trPr>
         <w:tc>
           <w:tcPr>
-            <w:tcW w:w="3402" w:type="dxa"/>
+            <w:tcW w:w="3118" w:type="dxa"/>
             <w:vAlign w:val="center"/>
           </w:tcPr>
           <w:p>
@@ -6346,7 +6674,7 @@
         </w:trPr>
         <w:tc>
           <w:tcPr>
-            <w:tcW w:w="3402" w:type="dxa"/>
+            <w:tcW w:w="3118" w:type="dxa"/>
             <w:vAlign w:val="center"/>
           </w:tcPr>
           <w:p>
@@ -6404,28 +6732,18 @@
       <w:pPr>
         <w:ind w:left="425" w:firstLine="0"/>
         <w:jc w:val="both"/>
-        <w:rPr>
-          <w:lang w:val="ru-RU"/>
-        </w:rPr>
-      </w:pPr>
-      <w:r>
-        <w:rPr>
-          <w:lang w:val="ru-RU"/>
-        </w:rPr>
+      </w:pPr>
+      <w:r>
         <w:t xml:space="preserve">• В шифр-тексте (ШТ): символ </w:t>
       </w:r>
       <w:r>
         <w:rPr>
           <w:rFonts w:ascii="DejaVu Sans" w:eastAsia="DejaVu Sans" w:hAnsi="DejaVu Sans" w:cs="DejaVu Sans"/>
           <w:sz w:val="22"/>
-          <w:lang w:val="ru-RU"/>
         </w:rPr>
         <w:t>'з'</w:t>
       </w:r>
       <w:r>
-        <w:rPr>
-          <w:lang w:val="ru-RU"/>
-        </w:rPr>
         <w:t xml:space="preserve"> (21 вхождение, </w:t>
       </w:r>
       <m:oMath>
@@ -6450,7 +6768,6 @@
               </m:rPr>
               <w:rPr>
                 <w:rFonts w:ascii="Cambria Math" w:hAnsi="Cambria Math"/>
-                <w:lang w:val="ru-RU"/>
               </w:rPr>
               <m:t>=0.125</m:t>
             </m:r>
@@ -6458,23 +6775,16 @@
         </m:box>
       </m:oMath>
       <w:r>
-        <w:rPr>
-          <w:lang w:val="ru-RU"/>
-        </w:rPr>
         <w:t xml:space="preserve">), символ </w:t>
       </w:r>
       <w:r>
         <w:rPr>
           <w:rFonts w:ascii="DejaVu Sans" w:eastAsia="DejaVu Sans" w:hAnsi="DejaVu Sans" w:cs="DejaVu Sans"/>
           <w:sz w:val="22"/>
-          <w:lang w:val="ru-RU"/>
         </w:rPr>
         <w:t>'м'</w:t>
       </w:r>
       <w:r>
-        <w:rPr>
-          <w:lang w:val="ru-RU"/>
-        </w:rPr>
         <w:t xml:space="preserve"> (13 вхождений, </w:t>
       </w:r>
       <m:oMath>
@@ -6499,7 +6809,6 @@
               </m:rPr>
               <w:rPr>
                 <w:rFonts w:ascii="Cambria Math" w:hAnsi="Cambria Math"/>
-                <w:lang w:val="ru-RU"/>
               </w:rPr>
               <m:t>=0.077</m:t>
             </m:r>
@@ -6507,23 +6816,16 @@
         </m:box>
       </m:oMath>
       <w:r>
-        <w:rPr>
-          <w:lang w:val="ru-RU"/>
-        </w:rPr>
         <w:t xml:space="preserve">), символ </w:t>
       </w:r>
       <w:r>
         <w:rPr>
           <w:rFonts w:ascii="DejaVu Sans" w:eastAsia="DejaVu Sans" w:hAnsi="DejaVu Sans" w:cs="DejaVu Sans"/>
           <w:sz w:val="22"/>
-          <w:lang w:val="ru-RU"/>
         </w:rPr>
         <w:t>'н'</w:t>
       </w:r>
       <w:r>
-        <w:rPr>
-          <w:lang w:val="ru-RU"/>
-        </w:rPr>
         <w:t xml:space="preserve"> (11 вхождений, </w:t>
       </w:r>
       <m:oMath>
@@ -6548,7 +6850,6 @@
               </m:rPr>
               <w:rPr>
                 <w:rFonts w:ascii="Cambria Math" w:hAnsi="Cambria Math"/>
-                <w:lang w:val="ru-RU"/>
               </w:rPr>
               <m:t>=0.065</m:t>
             </m:r>
@@ -6556,23 +6857,17 @@
         </m:box>
       </m:oMath>
       <w:r>
-        <w:rPr>
-          <w:lang w:val="ru-RU"/>
-        </w:rPr>
         <w:t xml:space="preserve">), символ </w:t>
       </w:r>
       <w:r>
         <w:rPr>
           <w:rFonts w:ascii="DejaVu Sans" w:eastAsia="DejaVu Sans" w:hAnsi="DejaVu Sans" w:cs="DejaVu Sans"/>
           <w:sz w:val="22"/>
-          <w:lang w:val="ru-RU"/>
         </w:rPr>
+        <w:lastRenderedPageBreak/>
         <w:t>'г'</w:t>
       </w:r>
       <w:r>
-        <w:rPr>
-          <w:lang w:val="ru-RU"/>
-        </w:rPr>
         <w:t xml:space="preserve"> (10 вхождений, </w:t>
       </w:r>
       <m:oMath>
@@ -6597,7 +6892,6 @@
               </m:rPr>
               <w:rPr>
                 <w:rFonts w:ascii="Cambria Math" w:hAnsi="Cambria Math"/>
-                <w:lang w:val="ru-RU"/>
               </w:rPr>
               <m:t>=0.060</m:t>
             </m:r>
@@ -6605,23 +6899,16 @@
         </m:box>
       </m:oMath>
       <w:r>
-        <w:rPr>
-          <w:lang w:val="ru-RU"/>
-        </w:rPr>
         <w:t xml:space="preserve">), символ </w:t>
       </w:r>
       <w:r>
         <w:rPr>
           <w:rFonts w:ascii="DejaVu Sans" w:eastAsia="DejaVu Sans" w:hAnsi="DejaVu Sans" w:cs="DejaVu Sans"/>
           <w:sz w:val="22"/>
-          <w:lang w:val="ru-RU"/>
         </w:rPr>
         <w:t>'щ'</w:t>
       </w:r>
       <w:r>
-        <w:rPr>
-          <w:lang w:val="ru-RU"/>
-        </w:rPr>
         <w:t xml:space="preserve"> (10 вхождений, </w:t>
       </w:r>
       <m:oMath>
@@ -6646,7 +6933,6 @@
               </m:rPr>
               <w:rPr>
                 <w:rFonts w:ascii="Cambria Math" w:hAnsi="Cambria Math"/>
-                <w:lang w:val="ru-RU"/>
               </w:rPr>
               <m:t>=0.060</m:t>
             </m:r>
@@ -6654,23 +6940,16 @@
         </m:box>
       </m:oMath>
       <w:r>
-        <w:rPr>
-          <w:lang w:val="ru-RU"/>
-        </w:rPr>
         <w:t xml:space="preserve">), символ </w:t>
       </w:r>
       <w:r>
         <w:rPr>
           <w:rFonts w:ascii="DejaVu Sans" w:eastAsia="DejaVu Sans" w:hAnsi="DejaVu Sans" w:cs="DejaVu Sans"/>
           <w:sz w:val="22"/>
-          <w:lang w:val="ru-RU"/>
         </w:rPr>
         <w:t>'ф'</w:t>
       </w:r>
       <w:r>
-        <w:rPr>
-          <w:lang w:val="ru-RU"/>
-        </w:rPr>
         <w:t xml:space="preserve"> (9 вхождений, </w:t>
       </w:r>
       <m:oMath>
@@ -6695,7 +6974,6 @@
               </m:rPr>
               <w:rPr>
                 <w:rFonts w:ascii="Cambria Math" w:hAnsi="Cambria Math"/>
-                <w:lang w:val="ru-RU"/>
               </w:rPr>
               <m:t>=0.054</m:t>
             </m:r>
@@ -6703,9 +6981,6 @@
         </m:box>
       </m:oMath>
       <w:r>
-        <w:rPr>
-          <w:lang w:val="ru-RU"/>
-        </w:rPr>
         <w:t>).</w:t>
       </w:r>
     </w:p>
@@ -6713,28 +6988,18 @@
       <w:pPr>
         <w:ind w:left="425" w:firstLine="0"/>
         <w:jc w:val="both"/>
-        <w:rPr>
-          <w:lang w:val="ru-RU"/>
-        </w:rPr>
-      </w:pPr>
-      <w:r>
-        <w:rPr>
-          <w:lang w:val="ru-RU"/>
-        </w:rPr>
+      </w:pPr>
+      <w:r>
         <w:t xml:space="preserve">• В естественном русском языке (Таблица 3 методических указаний): символ </w:t>
       </w:r>
       <w:r>
         <w:rPr>
           <w:rFonts w:ascii="DejaVu Sans" w:eastAsia="DejaVu Sans" w:hAnsi="DejaVu Sans" w:cs="DejaVu Sans"/>
           <w:sz w:val="22"/>
-          <w:lang w:val="ru-RU"/>
         </w:rPr>
         <w:t>'о'</w:t>
       </w:r>
       <w:r>
-        <w:rPr>
-          <w:lang w:val="ru-RU"/>
-        </w:rPr>
         <w:t xml:space="preserve"> (</w:t>
       </w:r>
       <m:oMath>
@@ -6759,7 +7024,6 @@
               </m:rPr>
               <w:rPr>
                 <w:rFonts w:ascii="Cambria Math" w:hAnsi="Cambria Math"/>
-                <w:lang w:val="ru-RU"/>
               </w:rPr>
               <m:t>=0.090</m:t>
             </m:r>
@@ -6767,23 +7031,16 @@
         </m:box>
       </m:oMath>
       <w:r>
-        <w:rPr>
-          <w:lang w:val="ru-RU"/>
-        </w:rPr>
         <w:t xml:space="preserve">), символ </w:t>
       </w:r>
       <w:r>
         <w:rPr>
           <w:rFonts w:ascii="DejaVu Sans" w:eastAsia="DejaVu Sans" w:hAnsi="DejaVu Sans" w:cs="DejaVu Sans"/>
           <w:sz w:val="22"/>
-          <w:lang w:val="ru-RU"/>
         </w:rPr>
         <w:t>'е'</w:t>
       </w:r>
       <w:r>
-        <w:rPr>
-          <w:lang w:val="ru-RU"/>
-        </w:rPr>
         <w:t xml:space="preserve"> (</w:t>
       </w:r>
       <m:oMath>
@@ -6808,7 +7065,6 @@
               </m:rPr>
               <w:rPr>
                 <w:rFonts w:ascii="Cambria Math" w:hAnsi="Cambria Math"/>
-                <w:lang w:val="ru-RU"/>
               </w:rPr>
               <m:t>=0.072</m:t>
             </m:r>
@@ -6816,23 +7072,16 @@
         </m:box>
       </m:oMath>
       <w:r>
-        <w:rPr>
-          <w:lang w:val="ru-RU"/>
-        </w:rPr>
         <w:t xml:space="preserve">), символ </w:t>
       </w:r>
       <w:r>
         <w:rPr>
           <w:rFonts w:ascii="DejaVu Sans" w:eastAsia="DejaVu Sans" w:hAnsi="DejaVu Sans" w:cs="DejaVu Sans"/>
           <w:sz w:val="22"/>
-          <w:lang w:val="ru-RU"/>
         </w:rPr>
         <w:t>'а'</w:t>
       </w:r>
       <w:r>
-        <w:rPr>
-          <w:lang w:val="ru-RU"/>
-        </w:rPr>
         <w:t xml:space="preserve"> (</w:t>
       </w:r>
       <m:oMath>
@@ -6857,7 +7106,6 @@
               </m:rPr>
               <w:rPr>
                 <w:rFonts w:ascii="Cambria Math" w:hAnsi="Cambria Math"/>
-                <w:lang w:val="ru-RU"/>
               </w:rPr>
               <m:t>=0.062</m:t>
             </m:r>
@@ -6865,23 +7113,16 @@
         </m:box>
       </m:oMath>
       <w:r>
-        <w:rPr>
-          <w:lang w:val="ru-RU"/>
-        </w:rPr>
         <w:t xml:space="preserve">), символ </w:t>
       </w:r>
       <w:r>
         <w:rPr>
           <w:rFonts w:ascii="DejaVu Sans" w:eastAsia="DejaVu Sans" w:hAnsi="DejaVu Sans" w:cs="DejaVu Sans"/>
           <w:sz w:val="22"/>
-          <w:lang w:val="ru-RU"/>
         </w:rPr>
         <w:t>'и'</w:t>
       </w:r>
       <w:r>
-        <w:rPr>
-          <w:lang w:val="ru-RU"/>
-        </w:rPr>
         <w:t xml:space="preserve"> (</w:t>
       </w:r>
       <m:oMath>
@@ -6906,7 +7147,6 @@
               </m:rPr>
               <w:rPr>
                 <w:rFonts w:ascii="Cambria Math" w:hAnsi="Cambria Math"/>
-                <w:lang w:val="ru-RU"/>
               </w:rPr>
               <m:t>=0.062</m:t>
             </m:r>
@@ -6914,23 +7154,16 @@
         </m:box>
       </m:oMath>
       <w:r>
-        <w:rPr>
-          <w:lang w:val="ru-RU"/>
-        </w:rPr>
         <w:t xml:space="preserve">), символ </w:t>
       </w:r>
       <w:r>
         <w:rPr>
           <w:rFonts w:ascii="DejaVu Sans" w:eastAsia="DejaVu Sans" w:hAnsi="DejaVu Sans" w:cs="DejaVu Sans"/>
           <w:sz w:val="22"/>
-          <w:lang w:val="ru-RU"/>
         </w:rPr>
         <w:t>'т'</w:t>
       </w:r>
       <w:r>
-        <w:rPr>
-          <w:lang w:val="ru-RU"/>
-        </w:rPr>
         <w:t xml:space="preserve"> (</w:t>
       </w:r>
       <m:oMath>
@@ -6955,7 +7188,6 @@
               </m:rPr>
               <w:rPr>
                 <w:rFonts w:ascii="Cambria Math" w:hAnsi="Cambria Math"/>
-                <w:lang w:val="ru-RU"/>
               </w:rPr>
               <m:t>=0.053</m:t>
             </m:r>
@@ -6963,23 +7195,16 @@
         </m:box>
       </m:oMath>
       <w:r>
-        <w:rPr>
-          <w:lang w:val="ru-RU"/>
-        </w:rPr>
         <w:t xml:space="preserve">), символ </w:t>
       </w:r>
       <w:r>
         <w:rPr>
           <w:rFonts w:ascii="DejaVu Sans" w:eastAsia="DejaVu Sans" w:hAnsi="DejaVu Sans" w:cs="DejaVu Sans"/>
           <w:sz w:val="22"/>
-          <w:lang w:val="ru-RU"/>
         </w:rPr>
         <w:t>'н'</w:t>
       </w:r>
       <w:r>
-        <w:rPr>
-          <w:lang w:val="ru-RU"/>
-        </w:rPr>
         <w:t xml:space="preserve"> (</w:t>
       </w:r>
       <m:oMath>
@@ -7004,7 +7229,6 @@
               </m:rPr>
               <w:rPr>
                 <w:rFonts w:ascii="Cambria Math" w:hAnsi="Cambria Math"/>
-                <w:lang w:val="ru-RU"/>
               </w:rPr>
               <m:t>=0.053</m:t>
             </m:r>
@@ -7012,23 +7236,16 @@
         </m:box>
       </m:oMath>
       <w:r>
-        <w:rPr>
-          <w:lang w:val="ru-RU"/>
-        </w:rPr>
         <w:t>).</w:t>
       </w:r>
     </w:p>
     <w:p>
       <w:pPr>
         <w:jc w:val="both"/>
-        <w:rPr>
-          <w:lang w:val="ru-RU"/>
-        </w:rPr>
       </w:pPr>
       <w:r>
         <w:rPr>
           <w:b/>
-          <w:lang w:val="ru-RU"/>
         </w:rPr>
         <w:t>Системы уравнений:</w:t>
       </w:r>
@@ -7036,14 +7253,8 @@
     <w:p>
       <w:pPr>
         <w:jc w:val="both"/>
-        <w:rPr>
-          <w:lang w:val="ru-RU"/>
-        </w:rPr>
-      </w:pPr>
-      <w:r>
-        <w:rPr>
-          <w:lang w:val="ru-RU"/>
-        </w:rPr>
+      </w:pPr>
+      <w:r>
         <w:t>На основе частотного анализа выдвигаются гипотезы о взаимно однозначном соответствии пар наиболее частых букв открытого текста и шифр-текста. Преобразование шифрования порождает систему из двух линейных сравнений:</w:t>
       </w:r>
     </w:p>
@@ -7052,9 +7263,6 @@
         <w:spacing w:before="120" w:after="120"/>
         <w:ind w:firstLine="0"/>
         <w:jc w:val="center"/>
-        <w:rPr>
-          <w:lang w:val="ru-RU"/>
-        </w:rPr>
       </w:pPr>
       <m:oMathPara>
         <m:oMath>
@@ -7129,7 +7337,6 @@
                                       </m:rPr>
                                       <w:rPr>
                                         <w:rFonts w:ascii="Cambria Math" w:hAnsi="Cambria Math"/>
-                                        <w:lang w:val="ru-RU"/>
                                       </w:rPr>
                                       <m:t>(</m:t>
                                     </m:r>
@@ -7156,7 +7363,6 @@
                                           </m:rPr>
                                           <w:rPr>
                                             <w:rFonts w:ascii="Cambria Math" w:hAnsi="Cambria Math"/>
-                                            <w:lang w:val="ru-RU"/>
                                           </w:rPr>
                                           <m:t>1</m:t>
                                         </m:r>
@@ -7168,7 +7374,6 @@
                                       </m:rPr>
                                       <w:rPr>
                                         <w:rFonts w:ascii="Cambria Math" w:hAnsi="Cambria Math"/>
-                                        <w:lang w:val="ru-RU"/>
                                       </w:rPr>
                                       <m:t>·</m:t>
                                     </m:r>
@@ -7184,7 +7389,6 @@
                                       </m:rPr>
                                       <w:rPr>
                                         <w:rFonts w:ascii="Cambria Math" w:hAnsi="Cambria Math"/>
-                                        <w:lang w:val="ru-RU"/>
                                       </w:rPr>
                                       <m:t>+</m:t>
                                     </m:r>
@@ -7200,7 +7404,6 @@
                                       </m:rPr>
                                       <w:rPr>
                                         <w:rFonts w:ascii="Cambria Math" w:hAnsi="Cambria Math"/>
-                                        <w:lang w:val="ru-RU"/>
                                       </w:rPr>
                                       <m:t>)≡</m:t>
                                     </m:r>
@@ -7227,7 +7430,6 @@
                                           </m:rPr>
                                           <w:rPr>
                                             <w:rFonts w:ascii="Cambria Math" w:hAnsi="Cambria Math"/>
-                                            <w:lang w:val="ru-RU"/>
                                           </w:rPr>
                                           <m:t>1</m:t>
                                         </m:r>
@@ -7303,7 +7505,6 @@
                                       </m:rPr>
                                       <w:rPr>
                                         <w:rFonts w:ascii="Cambria Math" w:hAnsi="Cambria Math"/>
-                                        <w:lang w:val="ru-RU"/>
                                       </w:rPr>
                                       <m:t>(</m:t>
                                     </m:r>
@@ -7330,7 +7531,6 @@
                                           </m:rPr>
                                           <w:rPr>
                                             <w:rFonts w:ascii="Cambria Math" w:hAnsi="Cambria Math"/>
-                                            <w:lang w:val="ru-RU"/>
                                           </w:rPr>
                                           <m:t>2</m:t>
                                         </m:r>
@@ -7342,7 +7542,6 @@
                                       </m:rPr>
                                       <w:rPr>
                                         <w:rFonts w:ascii="Cambria Math" w:hAnsi="Cambria Math"/>
-                                        <w:lang w:val="ru-RU"/>
                                       </w:rPr>
                                       <m:t>·</m:t>
                                     </m:r>
@@ -7358,7 +7557,6 @@
                                       </m:rPr>
                                       <w:rPr>
                                         <w:rFonts w:ascii="Cambria Math" w:hAnsi="Cambria Math"/>
-                                        <w:lang w:val="ru-RU"/>
                                       </w:rPr>
                                       <m:t>+</m:t>
                                     </m:r>
@@ -7374,7 +7572,6 @@
                                       </m:rPr>
                                       <w:rPr>
                                         <w:rFonts w:ascii="Cambria Math" w:hAnsi="Cambria Math"/>
-                                        <w:lang w:val="ru-RU"/>
                                       </w:rPr>
                                       <m:t>)≡</m:t>
                                     </m:r>
@@ -7401,7 +7598,6 @@
                                           </m:rPr>
                                           <w:rPr>
                                             <w:rFonts w:ascii="Cambria Math" w:hAnsi="Cambria Math"/>
-                                            <w:lang w:val="ru-RU"/>
                                           </w:rPr>
                                           <m:t>2</m:t>
                                         </m:r>
@@ -7475,70 +7671,48 @@
     <w:p>
       <w:pPr>
         <w:jc w:val="both"/>
-        <w:rPr>
-          <w:lang w:val="ru-RU"/>
-        </w:rPr>
-      </w:pPr>
-      <w:r>
-        <w:rPr>
-          <w:lang w:val="ru-RU"/>
-        </w:rPr>
+      </w:pPr>
+      <w:r>
         <w:t xml:space="preserve">Рассмотрим основную рабочую гипотезу, согласно которой наиболее частая буква русского языка </w:t>
       </w:r>
       <w:r>
         <w:rPr>
           <w:rFonts w:ascii="DejaVu Sans" w:eastAsia="DejaVu Sans" w:hAnsi="DejaVu Sans" w:cs="DejaVu Sans"/>
           <w:sz w:val="22"/>
-          <w:lang w:val="ru-RU"/>
         </w:rPr>
         <w:t>'о'</w:t>
       </w:r>
       <w:r>
-        <w:rPr>
-          <w:lang w:val="ru-RU"/>
-        </w:rPr>
         <w:t xml:space="preserve"> перешла в наиболее частую букву шифр-текста </w:t>
       </w:r>
       <w:r>
         <w:rPr>
           <w:rFonts w:ascii="DejaVu Sans" w:eastAsia="DejaVu Sans" w:hAnsi="DejaVu Sans" w:cs="DejaVu Sans"/>
           <w:sz w:val="22"/>
-          <w:lang w:val="ru-RU"/>
         </w:rPr>
         <w:t>'з'</w:t>
       </w:r>
       <w:r>
-        <w:rPr>
-          <w:lang w:val="ru-RU"/>
-        </w:rPr>
         <w:t xml:space="preserve">, а вторая по частоте буква </w:t>
       </w:r>
       <w:r>
         <w:rPr>
           <w:rFonts w:ascii="DejaVu Sans" w:eastAsia="DejaVu Sans" w:hAnsi="DejaVu Sans" w:cs="DejaVu Sans"/>
           <w:sz w:val="22"/>
-          <w:lang w:val="ru-RU"/>
         </w:rPr>
         <w:t>'е'</w:t>
       </w:r>
       <w:r>
-        <w:rPr>
-          <w:lang w:val="ru-RU"/>
-        </w:rPr>
         <w:t xml:space="preserve"> – в букву </w:t>
       </w:r>
       <w:r>
         <w:rPr>
           <w:rFonts w:ascii="DejaVu Sans" w:eastAsia="DejaVu Sans" w:hAnsi="DejaVu Sans" w:cs="DejaVu Sans"/>
           <w:sz w:val="22"/>
-          <w:lang w:val="ru-RU"/>
         </w:rPr>
         <w:t>'м'</w:t>
       </w:r>
       <w:r>
-        <w:rPr>
-          <w:lang w:val="ru-RU"/>
-        </w:rPr>
         <w:t>:</w:t>
       </w:r>
     </w:p>
@@ -7547,9 +7721,6 @@
         <w:spacing w:before="120" w:after="120"/>
         <w:ind w:firstLine="0"/>
         <w:jc w:val="center"/>
-        <w:rPr>
-          <w:lang w:val="ru-RU"/>
-        </w:rPr>
       </w:pPr>
       <m:oMathPara>
         <m:oMath>
@@ -7574,7 +7745,6 @@
                 </m:rPr>
                 <w:rPr>
                   <w:rFonts w:ascii="Cambria Math" w:hAnsi="Cambria Math"/>
-                  <w:lang w:val="ru-RU"/>
                 </w:rPr>
                 <m:t>(</m:t>
               </m:r>
@@ -7582,9 +7752,6 @@
                 <m:rPr>
                   <m:nor/>
                 </m:rPr>
-                <w:rPr>
-                  <w:lang w:val="ru-RU"/>
-                </w:rPr>
                 <m:t>'о'</m:t>
               </m:r>
               <m:r>
@@ -7593,7 +7760,6 @@
                 </m:rPr>
                 <w:rPr>
                   <w:rFonts w:ascii="Cambria Math" w:hAnsi="Cambria Math"/>
-                  <w:lang w:val="ru-RU"/>
                 </w:rPr>
                 <m:t>)=</m:t>
               </m:r>
@@ -7601,9 +7767,6 @@
                 <m:rPr>
                   <m:nor/>
                 </m:rPr>
-                <w:rPr>
-                  <w:lang w:val="ru-RU"/>
-                </w:rPr>
                 <m:t>'з'</m:t>
               </m:r>
               <m:r>
@@ -7612,7 +7775,6 @@
                 </m:rPr>
                 <w:rPr>
                   <w:rFonts w:ascii="Cambria Math" w:hAnsi="Cambria Math"/>
-                  <w:lang w:val="ru-RU"/>
                 </w:rPr>
                 <m:t>,</m:t>
               </m:r>
@@ -7634,7 +7796,6 @@
                 </m:rPr>
                 <w:rPr>
                   <w:rFonts w:ascii="Cambria Math" w:hAnsi="Cambria Math"/>
-                  <w:lang w:val="ru-RU"/>
                 </w:rPr>
                 <m:t>(</m:t>
               </m:r>
@@ -7642,9 +7803,6 @@
                 <m:rPr>
                   <m:nor/>
                 </m:rPr>
-                <w:rPr>
-                  <w:lang w:val="ru-RU"/>
-                </w:rPr>
                 <m:t>'е'</m:t>
               </m:r>
               <m:r>
@@ -7653,7 +7811,6 @@
                 </m:rPr>
                 <w:rPr>
                   <w:rFonts w:ascii="Cambria Math" w:hAnsi="Cambria Math"/>
-                  <w:lang w:val="ru-RU"/>
                 </w:rPr>
                 <m:t>)=</m:t>
               </m:r>
@@ -7661,9 +7818,6 @@
                 <m:rPr>
                   <m:nor/>
                 </m:rPr>
-                <w:rPr>
-                  <w:lang w:val="ru-RU"/>
-                </w:rPr>
                 <m:t>'м'</m:t>
               </m:r>
             </m:e>
@@ -7674,15 +7828,8 @@
     <w:p>
       <w:pPr>
         <w:jc w:val="both"/>
-        <w:rPr>
-          <w:lang w:val="ru-RU"/>
-        </w:rPr>
-      </w:pPr>
-      <w:r>
-        <w:rPr>
-          <w:lang w:val="ru-RU"/>
-        </w:rPr>
-        <w:lastRenderedPageBreak/>
+      </w:pPr>
+      <w:r>
         <w:t xml:space="preserve">По таблице кодировки символов находим числовые индексы: </w:t>
       </w:r>
       <m:oMath>
@@ -7718,7 +7865,6 @@
                   </m:rPr>
                   <w:rPr>
                     <w:rFonts w:ascii="Cambria Math" w:hAnsi="Cambria Math"/>
-                    <w:lang w:val="ru-RU"/>
                   </w:rPr>
                   <m:t>1</m:t>
                 </m:r>
@@ -7730,7 +7876,6 @@
               </m:rPr>
               <w:rPr>
                 <w:rFonts w:ascii="Cambria Math" w:hAnsi="Cambria Math"/>
-                <w:lang w:val="ru-RU"/>
               </w:rPr>
               <m:t>=</m:t>
             </m:r>
@@ -7746,7 +7891,6 @@
               </m:rPr>
               <w:rPr>
                 <w:rFonts w:ascii="Cambria Math" w:hAnsi="Cambria Math"/>
-                <w:lang w:val="ru-RU"/>
               </w:rPr>
               <m:t>(</m:t>
             </m:r>
@@ -7754,9 +7898,6 @@
               <m:rPr>
                 <m:nor/>
               </m:rPr>
-              <w:rPr>
-                <w:lang w:val="ru-RU"/>
-              </w:rPr>
               <m:t>'о'</m:t>
             </m:r>
             <m:r>
@@ -7765,7 +7906,6 @@
               </m:rPr>
               <w:rPr>
                 <w:rFonts w:ascii="Cambria Math" w:hAnsi="Cambria Math"/>
-                <w:lang w:val="ru-RU"/>
               </w:rPr>
               <m:t>)=14</m:t>
             </m:r>
@@ -7773,9 +7913,6 @@
         </m:box>
       </m:oMath>
       <w:r>
-        <w:rPr>
-          <w:lang w:val="ru-RU"/>
-        </w:rPr>
         <w:t xml:space="preserve">, </w:t>
       </w:r>
       <m:oMath>
@@ -7811,7 +7948,6 @@
                   </m:rPr>
                   <w:rPr>
                     <w:rFonts w:ascii="Cambria Math" w:hAnsi="Cambria Math"/>
-                    <w:lang w:val="ru-RU"/>
                   </w:rPr>
                   <m:t>1</m:t>
                 </m:r>
@@ -7823,7 +7959,6 @@
               </m:rPr>
               <w:rPr>
                 <w:rFonts w:ascii="Cambria Math" w:hAnsi="Cambria Math"/>
-                <w:lang w:val="ru-RU"/>
               </w:rPr>
               <m:t>=</m:t>
             </m:r>
@@ -7839,7 +7974,6 @@
               </m:rPr>
               <w:rPr>
                 <w:rFonts w:ascii="Cambria Math" w:hAnsi="Cambria Math"/>
-                <w:lang w:val="ru-RU"/>
               </w:rPr>
               <m:t>(</m:t>
             </m:r>
@@ -7847,9 +7981,6 @@
               <m:rPr>
                 <m:nor/>
               </m:rPr>
-              <w:rPr>
-                <w:lang w:val="ru-RU"/>
-              </w:rPr>
               <m:t>'з'</m:t>
             </m:r>
             <m:r>
@@ -7858,7 +7989,6 @@
               </m:rPr>
               <w:rPr>
                 <w:rFonts w:ascii="Cambria Math" w:hAnsi="Cambria Math"/>
-                <w:lang w:val="ru-RU"/>
               </w:rPr>
               <m:t>)=7</m:t>
             </m:r>
@@ -7866,9 +7996,6 @@
         </m:box>
       </m:oMath>
       <w:r>
-        <w:rPr>
-          <w:lang w:val="ru-RU"/>
-        </w:rPr>
         <w:t xml:space="preserve">, </w:t>
       </w:r>
       <m:oMath>
@@ -7904,7 +8031,6 @@
                   </m:rPr>
                   <w:rPr>
                     <w:rFonts w:ascii="Cambria Math" w:hAnsi="Cambria Math"/>
-                    <w:lang w:val="ru-RU"/>
                   </w:rPr>
                   <m:t>2</m:t>
                 </m:r>
@@ -7916,7 +8042,6 @@
               </m:rPr>
               <w:rPr>
                 <w:rFonts w:ascii="Cambria Math" w:hAnsi="Cambria Math"/>
-                <w:lang w:val="ru-RU"/>
               </w:rPr>
               <m:t>=</m:t>
             </m:r>
@@ -7932,7 +8057,6 @@
               </m:rPr>
               <w:rPr>
                 <w:rFonts w:ascii="Cambria Math" w:hAnsi="Cambria Math"/>
-                <w:lang w:val="ru-RU"/>
               </w:rPr>
               <m:t>(</m:t>
             </m:r>
@@ -7940,9 +8064,6 @@
               <m:rPr>
                 <m:nor/>
               </m:rPr>
-              <w:rPr>
-                <w:lang w:val="ru-RU"/>
-              </w:rPr>
               <m:t>'е'</m:t>
             </m:r>
             <m:r>
@@ -7951,7 +8072,6 @@
               </m:rPr>
               <w:rPr>
                 <w:rFonts w:ascii="Cambria Math" w:hAnsi="Cambria Math"/>
-                <w:lang w:val="ru-RU"/>
               </w:rPr>
               <m:t>)=5</m:t>
             </m:r>
@@ -7959,9 +8079,6 @@
         </m:box>
       </m:oMath>
       <w:r>
-        <w:rPr>
-          <w:lang w:val="ru-RU"/>
-        </w:rPr>
         <w:t xml:space="preserve">, </w:t>
       </w:r>
       <m:oMath>
@@ -7997,7 +8114,6 @@
                   </m:rPr>
                   <w:rPr>
                     <w:rFonts w:ascii="Cambria Math" w:hAnsi="Cambria Math"/>
-                    <w:lang w:val="ru-RU"/>
                   </w:rPr>
                   <m:t>2</m:t>
                 </m:r>
@@ -8009,7 +8125,6 @@
               </m:rPr>
               <w:rPr>
                 <w:rFonts w:ascii="Cambria Math" w:hAnsi="Cambria Math"/>
-                <w:lang w:val="ru-RU"/>
               </w:rPr>
               <m:t>=</m:t>
             </m:r>
@@ -8025,7 +8140,6 @@
               </m:rPr>
               <w:rPr>
                 <w:rFonts w:ascii="Cambria Math" w:hAnsi="Cambria Math"/>
-                <w:lang w:val="ru-RU"/>
               </w:rPr>
               <m:t>(</m:t>
             </m:r>
@@ -8033,9 +8147,6 @@
               <m:rPr>
                 <m:nor/>
               </m:rPr>
-              <w:rPr>
-                <w:lang w:val="ru-RU"/>
-              </w:rPr>
               <m:t>'м'</m:t>
             </m:r>
             <m:r>
@@ -8044,7 +8155,6 @@
               </m:rPr>
               <w:rPr>
                 <w:rFonts w:ascii="Cambria Math" w:hAnsi="Cambria Math"/>
-                <w:lang w:val="ru-RU"/>
               </w:rPr>
               <m:t>)=12</m:t>
             </m:r>
@@ -8052,16 +8162,7 @@
         </m:box>
       </m:oMath>
       <w:r>
-        <w:rPr>
-          <w:lang w:val="ru-RU"/>
-        </w:rPr>
-        <w:t xml:space="preserve">. </w:t>
-      </w:r>
-      <w:r>
-        <w:rPr>
-          <w:lang w:val="ru-RU"/>
-        </w:rPr>
-        <w:t>Получаем систему сравнений:</w:t>
+        <w:t>. Получаем систему сравнений:</w:t>
       </w:r>
     </w:p>
     <w:p>
@@ -8069,9 +8170,6 @@
         <w:spacing w:before="120" w:after="120"/>
         <w:ind w:firstLine="0"/>
         <w:jc w:val="center"/>
-        <w:rPr>
-          <w:lang w:val="ru-RU"/>
-        </w:rPr>
       </w:pPr>
       <m:oMathPara>
         <m:oMath>
@@ -8146,7 +8244,6 @@
                                       </m:rPr>
                                       <w:rPr>
                                         <w:rFonts w:ascii="Cambria Math" w:hAnsi="Cambria Math"/>
-                                        <w:lang w:val="ru-RU"/>
                                       </w:rPr>
                                       <m:t>14</m:t>
                                     </m:r>
@@ -8162,7 +8259,6 @@
                                       </m:rPr>
                                       <w:rPr>
                                         <w:rFonts w:ascii="Cambria Math" w:hAnsi="Cambria Math"/>
-                                        <w:lang w:val="ru-RU"/>
                                       </w:rPr>
                                       <m:t>+</m:t>
                                     </m:r>
@@ -8178,7 +8274,6 @@
                                       </m:rPr>
                                       <w:rPr>
                                         <w:rFonts w:ascii="Cambria Math" w:hAnsi="Cambria Math"/>
-                                        <w:lang w:val="ru-RU"/>
                                       </w:rPr>
                                       <m:t>≡7</m:t>
                                     </m:r>
@@ -8236,7 +8331,6 @@
                                                   </m:rPr>
                                                   <w:rPr>
                                                     <w:rFonts w:ascii="Cambria Math" w:hAnsi="Cambria Math"/>
-                                                    <w:lang w:val="ru-RU"/>
                                                   </w:rPr>
                                                   <m:t>32</m:t>
                                                 </m:r>
@@ -8267,7 +8361,6 @@
                                       </m:rPr>
                                       <w:rPr>
                                         <w:rFonts w:ascii="Cambria Math" w:hAnsi="Cambria Math"/>
-                                        <w:lang w:val="ru-RU"/>
                                       </w:rPr>
                                       <m:t>5</m:t>
                                     </m:r>
@@ -8283,7 +8376,6 @@
                                       </m:rPr>
                                       <w:rPr>
                                         <w:rFonts w:ascii="Cambria Math" w:hAnsi="Cambria Math"/>
-                                        <w:lang w:val="ru-RU"/>
                                       </w:rPr>
                                       <m:t>+</m:t>
                                     </m:r>
@@ -8299,7 +8391,6 @@
                                       </m:rPr>
                                       <w:rPr>
                                         <w:rFonts w:ascii="Cambria Math" w:hAnsi="Cambria Math"/>
-                                        <w:lang w:val="ru-RU"/>
                                       </w:rPr>
                                       <m:t>≡12</m:t>
                                     </m:r>
@@ -8357,7 +8448,6 @@
                                                   </m:rPr>
                                                   <w:rPr>
                                                     <w:rFonts w:ascii="Cambria Math" w:hAnsi="Cambria Math"/>
-                                                    <w:lang w:val="ru-RU"/>
                                                   </w:rPr>
                                                   <m:t>32</m:t>
                                                 </m:r>
@@ -8386,14 +8476,8 @@
     <w:p>
       <w:pPr>
         <w:jc w:val="both"/>
-        <w:rPr>
-          <w:lang w:val="ru-RU"/>
-        </w:rPr>
-      </w:pPr>
-      <w:r>
-        <w:rPr>
-          <w:lang w:val="ru-RU"/>
-        </w:rPr>
+      </w:pPr>
+      <w:r>
         <w:t xml:space="preserve">Для демонстрации несовместной системы рассмотрим альтернативную гипотезу </w:t>
       </w:r>
       <m:oMath>
@@ -8418,7 +8502,6 @@
               </m:rPr>
               <w:rPr>
                 <w:rFonts w:ascii="Cambria Math" w:hAnsi="Cambria Math"/>
-                <w:lang w:val="ru-RU"/>
               </w:rPr>
               <m:t>(</m:t>
             </m:r>
@@ -8426,9 +8509,6 @@
               <m:rPr>
                 <m:nor/>
               </m:rPr>
-              <w:rPr>
-                <w:lang w:val="ru-RU"/>
-              </w:rPr>
               <m:t>'д'</m:t>
             </m:r>
             <m:r>
@@ -8437,7 +8517,6 @@
               </m:rPr>
               <w:rPr>
                 <w:rFonts w:ascii="Cambria Math" w:hAnsi="Cambria Math"/>
-                <w:lang w:val="ru-RU"/>
               </w:rPr>
               <m:t>)=</m:t>
             </m:r>
@@ -8445,18 +8524,12 @@
               <m:rPr>
                 <m:nor/>
               </m:rPr>
-              <w:rPr>
-                <w:lang w:val="ru-RU"/>
-              </w:rPr>
               <m:t>'з'</m:t>
             </m:r>
           </m:e>
         </m:box>
       </m:oMath>
       <w:r>
-        <w:rPr>
-          <w:lang w:val="ru-RU"/>
-        </w:rPr>
         <w:t xml:space="preserve"> (</w:t>
       </w:r>
       <m:oMath>
@@ -8492,7 +8565,6 @@
                   </m:rPr>
                   <w:rPr>
                     <w:rFonts w:ascii="Cambria Math" w:hAnsi="Cambria Math"/>
-                    <w:lang w:val="ru-RU"/>
                   </w:rPr>
                   <m:t>1</m:t>
                 </m:r>
@@ -8504,7 +8576,6 @@
               </m:rPr>
               <w:rPr>
                 <w:rFonts w:ascii="Cambria Math" w:hAnsi="Cambria Math"/>
-                <w:lang w:val="ru-RU"/>
               </w:rPr>
               <m:t>=4,</m:t>
             </m:r>
@@ -8531,7 +8602,6 @@
                   </m:rPr>
                   <w:rPr>
                     <w:rFonts w:ascii="Cambria Math" w:hAnsi="Cambria Math"/>
-                    <w:lang w:val="ru-RU"/>
                   </w:rPr>
                   <m:t>1</m:t>
                 </m:r>
@@ -8543,7 +8613,6 @@
               </m:rPr>
               <w:rPr>
                 <w:rFonts w:ascii="Cambria Math" w:hAnsi="Cambria Math"/>
-                <w:lang w:val="ru-RU"/>
               </w:rPr>
               <m:t>=7</m:t>
             </m:r>
@@ -8551,9 +8620,6 @@
         </m:box>
       </m:oMath>
       <w:r>
-        <w:rPr>
-          <w:lang w:val="ru-RU"/>
-        </w:rPr>
         <w:t xml:space="preserve">) и </w:t>
       </w:r>
       <m:oMath>
@@ -8578,7 +8644,6 @@
               </m:rPr>
               <w:rPr>
                 <w:rFonts w:ascii="Cambria Math" w:hAnsi="Cambria Math"/>
-                <w:lang w:val="ru-RU"/>
               </w:rPr>
               <m:t>(</m:t>
             </m:r>
@@ -8586,9 +8651,6 @@
               <m:rPr>
                 <m:nor/>
               </m:rPr>
-              <w:rPr>
-                <w:lang w:val="ru-RU"/>
-              </w:rPr>
               <m:t>'а'</m:t>
             </m:r>
             <m:r>
@@ -8597,7 +8659,6 @@
               </m:rPr>
               <w:rPr>
                 <w:rFonts w:ascii="Cambria Math" w:hAnsi="Cambria Math"/>
-                <w:lang w:val="ru-RU"/>
               </w:rPr>
               <m:t>)=</m:t>
             </m:r>
@@ -8605,18 +8666,12 @@
               <m:rPr>
                 <m:nor/>
               </m:rPr>
-              <w:rPr>
-                <w:lang w:val="ru-RU"/>
-              </w:rPr>
               <m:t>'м'</m:t>
             </m:r>
           </m:e>
         </m:box>
       </m:oMath>
       <w:r>
-        <w:rPr>
-          <w:lang w:val="ru-RU"/>
-        </w:rPr>
         <w:t xml:space="preserve"> (</w:t>
       </w:r>
       <m:oMath>
@@ -8652,7 +8707,6 @@
                   </m:rPr>
                   <w:rPr>
                     <w:rFonts w:ascii="Cambria Math" w:hAnsi="Cambria Math"/>
-                    <w:lang w:val="ru-RU"/>
                   </w:rPr>
                   <m:t>2</m:t>
                 </m:r>
@@ -8664,7 +8718,6 @@
               </m:rPr>
               <w:rPr>
                 <w:rFonts w:ascii="Cambria Math" w:hAnsi="Cambria Math"/>
-                <w:lang w:val="ru-RU"/>
               </w:rPr>
               <m:t>=0,</m:t>
             </m:r>
@@ -8691,7 +8744,6 @@
                   </m:rPr>
                   <w:rPr>
                     <w:rFonts w:ascii="Cambria Math" w:hAnsi="Cambria Math"/>
-                    <w:lang w:val="ru-RU"/>
                   </w:rPr>
                   <m:t>2</m:t>
                 </m:r>
@@ -8703,7 +8755,6 @@
               </m:rPr>
               <w:rPr>
                 <w:rFonts w:ascii="Cambria Math" w:hAnsi="Cambria Math"/>
-                <w:lang w:val="ru-RU"/>
               </w:rPr>
               <m:t>=12</m:t>
             </m:r>
@@ -8711,9 +8762,6 @@
         </m:box>
       </m:oMath>
       <w:r>
-        <w:rPr>
-          <w:lang w:val="ru-RU"/>
-        </w:rPr>
         <w:t>):</w:t>
       </w:r>
     </w:p>
@@ -8722,9 +8770,6 @@
         <w:spacing w:before="120" w:after="120"/>
         <w:ind w:firstLine="0"/>
         <w:jc w:val="center"/>
-        <w:rPr>
-          <w:lang w:val="ru-RU"/>
-        </w:rPr>
       </w:pPr>
       <m:oMathPara>
         <m:oMath>
@@ -8799,7 +8844,6 @@
                                       </m:rPr>
                                       <w:rPr>
                                         <w:rFonts w:ascii="Cambria Math" w:hAnsi="Cambria Math"/>
-                                        <w:lang w:val="ru-RU"/>
                                       </w:rPr>
                                       <m:t>4</m:t>
                                     </m:r>
@@ -8815,7 +8859,6 @@
                                       </m:rPr>
                                       <w:rPr>
                                         <w:rFonts w:ascii="Cambria Math" w:hAnsi="Cambria Math"/>
-                                        <w:lang w:val="ru-RU"/>
                                       </w:rPr>
                                       <m:t>+</m:t>
                                     </m:r>
@@ -8831,7 +8874,6 @@
                                       </m:rPr>
                                       <w:rPr>
                                         <w:rFonts w:ascii="Cambria Math" w:hAnsi="Cambria Math"/>
-                                        <w:lang w:val="ru-RU"/>
                                       </w:rPr>
                                       <m:t>≡7</m:t>
                                     </m:r>
@@ -8889,7 +8931,6 @@
                                                   </m:rPr>
                                                   <w:rPr>
                                                     <w:rFonts w:ascii="Cambria Math" w:hAnsi="Cambria Math"/>
-                                                    <w:lang w:val="ru-RU"/>
                                                   </w:rPr>
                                                   <m:t>32</m:t>
                                                 </m:r>
@@ -8920,7 +8961,6 @@
                                       </m:rPr>
                                       <w:rPr>
                                         <w:rFonts w:ascii="Cambria Math" w:hAnsi="Cambria Math"/>
-                                        <w:lang w:val="ru-RU"/>
                                       </w:rPr>
                                       <m:t>0</m:t>
                                     </m:r>
@@ -8936,7 +8976,6 @@
                                       </m:rPr>
                                       <w:rPr>
                                         <w:rFonts w:ascii="Cambria Math" w:hAnsi="Cambria Math"/>
-                                        <w:lang w:val="ru-RU"/>
                                       </w:rPr>
                                       <m:t>+</m:t>
                                     </m:r>
@@ -8952,7 +8991,6 @@
                                       </m:rPr>
                                       <w:rPr>
                                         <w:rFonts w:ascii="Cambria Math" w:hAnsi="Cambria Math"/>
-                                        <w:lang w:val="ru-RU"/>
                                       </w:rPr>
                                       <m:t>≡12</m:t>
                                     </m:r>
@@ -9010,7 +9048,6 @@
                                                   </m:rPr>
                                                   <w:rPr>
                                                     <w:rFonts w:ascii="Cambria Math" w:hAnsi="Cambria Math"/>
-                                                    <w:lang w:val="ru-RU"/>
                                                   </w:rPr>
                                                   <m:t>32</m:t>
                                                 </m:r>
@@ -9039,14 +9076,10 @@
     <w:p>
       <w:pPr>
         <w:jc w:val="both"/>
-        <w:rPr>
-          <w:lang w:val="ru-RU"/>
-        </w:rPr>
       </w:pPr>
       <w:r>
         <w:rPr>
           <w:b/>
-          <w:lang w:val="ru-RU"/>
         </w:rPr>
         <w:t>Решения систем уравнений:</w:t>
       </w:r>
@@ -9055,14 +9088,8 @@
       <w:pPr>
         <w:ind w:left="425" w:firstLine="0"/>
         <w:jc w:val="both"/>
-        <w:rPr>
-          <w:lang w:val="ru-RU"/>
-        </w:rPr>
-      </w:pPr>
-      <w:r>
-        <w:rPr>
-          <w:lang w:val="ru-RU"/>
-        </w:rPr>
+      </w:pPr>
+      <w:r>
         <w:t xml:space="preserve">1. Решение системы для истинной гипотезы </w:t>
       </w:r>
       <m:oMath>
@@ -9087,7 +9114,6 @@
               </m:rPr>
               <w:rPr>
                 <w:rFonts w:ascii="Cambria Math" w:hAnsi="Cambria Math"/>
-                <w:lang w:val="ru-RU"/>
               </w:rPr>
               <m:t>(</m:t>
             </m:r>
@@ -9095,9 +9121,6 @@
               <m:rPr>
                 <m:nor/>
               </m:rPr>
-              <w:rPr>
-                <w:lang w:val="ru-RU"/>
-              </w:rPr>
               <m:t>'о'</m:t>
             </m:r>
             <m:r>
@@ -9106,7 +9129,6 @@
               </m:rPr>
               <w:rPr>
                 <w:rFonts w:ascii="Cambria Math" w:hAnsi="Cambria Math"/>
-                <w:lang w:val="ru-RU"/>
               </w:rPr>
               <m:t>)=</m:t>
             </m:r>
@@ -9114,18 +9136,12 @@
               <m:rPr>
                 <m:nor/>
               </m:rPr>
-              <w:rPr>
-                <w:lang w:val="ru-RU"/>
-              </w:rPr>
               <m:t>'з'</m:t>
             </m:r>
           </m:e>
         </m:box>
       </m:oMath>
       <w:r>
-        <w:rPr>
-          <w:lang w:val="ru-RU"/>
-        </w:rPr>
         <w:t xml:space="preserve">, </w:t>
       </w:r>
       <m:oMath>
@@ -9150,7 +9166,6 @@
               </m:rPr>
               <w:rPr>
                 <w:rFonts w:ascii="Cambria Math" w:hAnsi="Cambria Math"/>
-                <w:lang w:val="ru-RU"/>
               </w:rPr>
               <m:t>(</m:t>
             </m:r>
@@ -9158,9 +9173,6 @@
               <m:rPr>
                 <m:nor/>
               </m:rPr>
-              <w:rPr>
-                <w:lang w:val="ru-RU"/>
-              </w:rPr>
               <m:t>'е'</m:t>
             </m:r>
             <m:r>
@@ -9169,7 +9181,6 @@
               </m:rPr>
               <w:rPr>
                 <w:rFonts w:ascii="Cambria Math" w:hAnsi="Cambria Math"/>
-                <w:lang w:val="ru-RU"/>
               </w:rPr>
               <m:t>)=</m:t>
             </m:r>
@@ -9177,32 +9188,20 @@
               <m:rPr>
                 <m:nor/>
               </m:rPr>
-              <w:rPr>
-                <w:lang w:val="ru-RU"/>
-              </w:rPr>
               <m:t>'м'</m:t>
             </m:r>
           </m:e>
         </m:box>
       </m:oMath>
       <w:r>
-        <w:rPr>
-          <w:lang w:val="ru-RU"/>
-        </w:rPr>
         <w:t>:</w:t>
       </w:r>
     </w:p>
     <w:p>
       <w:pPr>
         <w:jc w:val="both"/>
-        <w:rPr>
-          <w:lang w:val="ru-RU"/>
-        </w:rPr>
-      </w:pPr>
-      <w:r>
-        <w:rPr>
-          <w:lang w:val="ru-RU"/>
-        </w:rPr>
+      </w:pPr>
+      <w:r>
         <w:t xml:space="preserve">Вычитаем второе сравнение из первого для исключения параметра </w:t>
       </w:r>
       <m:oMath>
@@ -9225,9 +9224,6 @@
         </m:box>
       </m:oMath>
       <w:r>
-        <w:rPr>
-          <w:lang w:val="ru-RU"/>
-        </w:rPr>
         <w:t>:</w:t>
       </w:r>
     </w:p>
@@ -9236,9 +9232,6 @@
         <w:spacing w:before="120" w:after="120"/>
         <w:ind w:firstLine="0"/>
         <w:jc w:val="center"/>
-        <w:rPr>
-          <w:lang w:val="ru-RU"/>
-        </w:rPr>
       </w:pPr>
       <m:oMathPara>
         <m:oMath>
@@ -9257,9 +9250,17 @@
                 </m:rPr>
                 <w:rPr>
                   <w:rFonts w:ascii="Cambria Math" w:hAnsi="Cambria Math"/>
-                  <w:lang w:val="ru-RU"/>
                 </w:rPr>
-                <m:t>(14-5)</m:t>
+                <m:t>(14-5</m:t>
+              </m:r>
+              <m:r>
+                <m:rPr>
+                  <m:sty m:val="p"/>
+                </m:rPr>
+                <w:rPr>
+                  <w:rFonts w:ascii="Cambria Math" w:hAnsi="Cambria Math"/>
+                </w:rPr>
+                <m:t>)</m:t>
               </m:r>
               <m:r>
                 <w:rPr>
@@ -9273,7 +9274,6 @@
                 </m:rPr>
                 <w:rPr>
                   <w:rFonts w:ascii="Cambria Math" w:hAnsi="Cambria Math"/>
-                  <w:lang w:val="ru-RU"/>
                 </w:rPr>
                 <m:t>≡(7-12)</m:t>
               </m:r>
@@ -9331,7 +9331,6 @@
                             </m:rPr>
                             <w:rPr>
                               <w:rFonts w:ascii="Cambria Math" w:hAnsi="Cambria Math"/>
-                              <w:lang w:val="ru-RU"/>
                             </w:rPr>
                             <m:t>32</m:t>
                           </m:r>
@@ -9353,7 +9352,6 @@
                 </m:rPr>
                 <w:rPr>
                   <w:rFonts w:ascii="Cambria Math" w:hAnsi="Cambria Math"/>
-                  <w:lang w:val="ru-RU"/>
                 </w:rPr>
                 <m:t>9</m:t>
               </m:r>
@@ -9369,7 +9367,6 @@
                 </m:rPr>
                 <w:rPr>
                   <w:rFonts w:ascii="Cambria Math" w:hAnsi="Cambria Math"/>
-                  <w:lang w:val="ru-RU"/>
                 </w:rPr>
                 <m:t>≡-5≡27</m:t>
               </m:r>
@@ -9427,7 +9424,6 @@
                             </m:rPr>
                             <w:rPr>
                               <w:rFonts w:ascii="Cambria Math" w:hAnsi="Cambria Math"/>
-                              <w:lang w:val="ru-RU"/>
                             </w:rPr>
                             <m:t>32</m:t>
                           </m:r>
@@ -9445,14 +9441,8 @@
     <w:p>
       <w:pPr>
         <w:jc w:val="both"/>
-        <w:rPr>
-          <w:lang w:val="ru-RU"/>
-        </w:rPr>
-      </w:pPr>
-      <w:r>
-        <w:rPr>
-          <w:lang w:val="ru-RU"/>
-        </w:rPr>
+      </w:pPr>
+      <w:r>
         <w:t xml:space="preserve">Проверяем условие существования и единственности решения: </w:t>
       </w:r>
       <m:oMath>
@@ -9472,25 +9462,12 @@
               <w:rPr>
                 <w:rFonts w:ascii="Cambria Math" w:hAnsi="Cambria Math"/>
               </w:rPr>
-              <m:t>gcd</m:t>
-            </m:r>
-            <m:r>
-              <m:rPr>
-                <m:sty m:val="p"/>
-              </m:rPr>
-              <w:rPr>
-                <w:rFonts w:ascii="Cambria Math" w:hAnsi="Cambria Math"/>
-                <w:lang w:val="ru-RU"/>
-              </w:rPr>
-              <m:t>(9,32)=1</m:t>
+              <m:t>gcd(9,32)=1</m:t>
             </m:r>
           </m:e>
         </m:box>
       </m:oMath>
       <w:r>
-        <w:rPr>
-          <w:lang w:val="ru-RU"/>
-        </w:rPr>
         <w:t xml:space="preserve">. Сравнение имеет единственное решение в кольце </w:t>
       </w:r>
       <m:oMath>
@@ -9518,7 +9495,6 @@
                   </m:rPr>
                   <w:rPr>
                     <w:rFonts w:ascii="Cambria Math" w:hAnsi="Cambria Math"/>
-                    <w:lang w:val="ru-RU"/>
                   </w:rPr>
                   <m:t>Z</m:t>
                 </m:r>
@@ -9539,7 +9515,6 @@
                       </m:rPr>
                       <w:rPr>
                         <w:rFonts w:ascii="Cambria Math" w:hAnsi="Cambria Math"/>
-                        <w:lang w:val="ru-RU"/>
                       </w:rPr>
                       <m:t>32</m:t>
                     </m:r>
@@ -9551,9 +9526,6 @@
         </m:box>
       </m:oMath>
       <w:r>
-        <w:rPr>
-          <w:lang w:val="ru-RU"/>
-        </w:rPr>
         <w:t xml:space="preserve">. Находим мультипликативно обратный элемент </w:t>
       </w:r>
       <m:oMath>
@@ -9581,7 +9553,6 @@
                   </m:rPr>
                   <w:rPr>
                     <w:rFonts w:ascii="Cambria Math" w:hAnsi="Cambria Math"/>
-                    <w:lang w:val="ru-RU"/>
                   </w:rPr>
                   <m:t>9</m:t>
                 </m:r>
@@ -9602,7 +9573,6 @@
                       </m:rPr>
                       <w:rPr>
                         <w:rFonts w:ascii="Cambria Math" w:hAnsi="Cambria Math"/>
-                        <w:lang w:val="ru-RU"/>
                       </w:rPr>
                       <m:t>-1</m:t>
                     </m:r>
@@ -9664,7 +9634,6 @@
                           </m:rPr>
                           <w:rPr>
                             <w:rFonts w:ascii="Cambria Math" w:hAnsi="Cambria Math"/>
-                            <w:lang w:val="ru-RU"/>
                           </w:rPr>
                           <m:t>32</m:t>
                         </m:r>
@@ -9678,9 +9647,6 @@
         </m:box>
       </m:oMath>
       <w:r>
-        <w:rPr>
-          <w:lang w:val="ru-RU"/>
-        </w:rPr>
         <w:t xml:space="preserve"> с помощью расширенного алгоритма Евклида:</w:t>
       </w:r>
     </w:p>
@@ -9811,14 +9777,8 @@
     <w:p>
       <w:pPr>
         <w:jc w:val="both"/>
-        <w:rPr>
-          <w:lang w:val="ru-RU"/>
-        </w:rPr>
-      </w:pPr>
-      <w:r>
-        <w:rPr>
-          <w:lang w:val="ru-RU"/>
-        </w:rPr>
+      </w:pPr>
+      <w:r>
         <w:t xml:space="preserve">Коэффициент Безу при числе 9 равен </w:t>
       </w:r>
       <m:oMath>
@@ -9843,7 +9803,6 @@
               </m:rPr>
               <w:rPr>
                 <w:rFonts w:ascii="Cambria Math" w:hAnsi="Cambria Math"/>
-                <w:lang w:val="ru-RU"/>
               </w:rPr>
               <m:t>=-7</m:t>
             </m:r>
@@ -9851,16 +9810,7 @@
         </m:box>
       </m:oMath>
       <w:r>
-        <w:rPr>
-          <w:lang w:val="ru-RU"/>
-        </w:rPr>
-        <w:t xml:space="preserve">. Приводим его к наименьшему положительному вычету по модулю </w:t>
-      </w:r>
-      <w:r>
-        <w:rPr>
-          <w:lang w:val="ru-RU"/>
-        </w:rPr>
-        <w:t>32:</w:t>
+        <w:t>. Приводим его к наименьшему положительному вычету по модулю 32:</w:t>
       </w:r>
     </w:p>
     <w:p>
@@ -9868,9 +9818,6 @@
         <w:spacing w:before="120" w:after="120"/>
         <w:ind w:firstLine="0"/>
         <w:jc w:val="center"/>
-        <w:rPr>
-          <w:lang w:val="ru-RU"/>
-        </w:rPr>
       </w:pPr>
       <m:oMathPara>
         <m:oMath>
@@ -9898,7 +9845,6 @@
                     </m:rPr>
                     <w:rPr>
                       <w:rFonts w:ascii="Cambria Math" w:hAnsi="Cambria Math"/>
-                      <w:lang w:val="ru-RU"/>
                     </w:rPr>
                     <m:t>9</m:t>
                   </m:r>
@@ -9919,7 +9865,6 @@
                         </m:rPr>
                         <w:rPr>
                           <w:rFonts w:ascii="Cambria Math" w:hAnsi="Cambria Math"/>
-                          <w:lang w:val="ru-RU"/>
                         </w:rPr>
                         <m:t>-1</m:t>
                       </m:r>
@@ -9933,7 +9878,6 @@
                 </m:rPr>
                 <w:rPr>
                   <w:rFonts w:ascii="Cambria Math" w:hAnsi="Cambria Math"/>
-                  <w:lang w:val="ru-RU"/>
                 </w:rPr>
                 <m:t>≡-7≡25</m:t>
               </m:r>
@@ -9991,7 +9935,6 @@
                             </m:rPr>
                             <w:rPr>
                               <w:rFonts w:ascii="Cambria Math" w:hAnsi="Cambria Math"/>
-                              <w:lang w:val="ru-RU"/>
                             </w:rPr>
                             <m:t>32</m:t>
                           </m:r>
@@ -10009,14 +9952,8 @@
     <w:p>
       <w:pPr>
         <w:jc w:val="both"/>
-        <w:rPr>
-          <w:lang w:val="ru-RU"/>
-        </w:rPr>
-      </w:pPr>
-      <w:r>
-        <w:rPr>
-          <w:lang w:val="ru-RU"/>
-        </w:rPr>
+      </w:pPr>
+      <w:r>
         <w:t>Умножаем обе части исходного сравнения на 25:</w:t>
       </w:r>
     </w:p>
@@ -10025,9 +9962,6 @@
         <w:spacing w:before="120" w:after="120"/>
         <w:ind w:firstLine="0"/>
         <w:jc w:val="center"/>
-        <w:rPr>
-          <w:lang w:val="ru-RU"/>
-        </w:rPr>
       </w:pPr>
       <m:oMathPara>
         <m:oMath>
@@ -10052,7 +9986,6 @@
                 </m:rPr>
                 <w:rPr>
                   <w:rFonts w:ascii="Cambria Math" w:hAnsi="Cambria Math"/>
-                  <w:lang w:val="ru-RU"/>
                 </w:rPr>
                 <m:t>≡25·27=675≡27</m:t>
               </m:r>
@@ -10110,7 +10043,6 @@
                             </m:rPr>
                             <w:rPr>
                               <w:rFonts w:ascii="Cambria Math" w:hAnsi="Cambria Math"/>
-                              <w:lang w:val="ru-RU"/>
                             </w:rPr>
                             <m:t>32</m:t>
                           </m:r>
@@ -10128,14 +10060,8 @@
     <w:p>
       <w:pPr>
         <w:jc w:val="both"/>
-        <w:rPr>
-          <w:lang w:val="ru-RU"/>
-        </w:rPr>
-      </w:pPr>
-      <w:r>
-        <w:rPr>
-          <w:lang w:val="ru-RU"/>
-        </w:rPr>
+      </w:pPr>
+      <w:r>
         <w:t xml:space="preserve">Подставляем найденное значение </w:t>
       </w:r>
       <m:oMath>
@@ -10160,7 +10086,6 @@
               </m:rPr>
               <w:rPr>
                 <w:rFonts w:ascii="Cambria Math" w:hAnsi="Cambria Math"/>
-                <w:lang w:val="ru-RU"/>
               </w:rPr>
               <m:t>=27</m:t>
             </m:r>
@@ -10168,9 +10093,6 @@
         </m:box>
       </m:oMath>
       <w:r>
-        <w:rPr>
-          <w:lang w:val="ru-RU"/>
-        </w:rPr>
         <w:t xml:space="preserve"> во второе уравнение системы для определения сдвигового коэффициента </w:t>
       </w:r>
       <m:oMath>
@@ -10193,9 +10115,6 @@
         </m:box>
       </m:oMath>
       <w:r>
-        <w:rPr>
-          <w:lang w:val="ru-RU"/>
-        </w:rPr>
         <w:t>:</w:t>
       </w:r>
     </w:p>
@@ -10204,9 +10123,6 @@
         <w:spacing w:before="120" w:after="120"/>
         <w:ind w:firstLine="0"/>
         <w:jc w:val="center"/>
-        <w:rPr>
-          <w:lang w:val="ru-RU"/>
-        </w:rPr>
       </w:pPr>
       <m:oMathPara>
         <m:oMath>
@@ -10225,7 +10141,6 @@
                 </m:rPr>
                 <w:rPr>
                   <w:rFonts w:ascii="Cambria Math" w:hAnsi="Cambria Math"/>
-                  <w:lang w:val="ru-RU"/>
                 </w:rPr>
                 <m:t>5·27+</m:t>
               </m:r>
@@ -10241,7 +10156,6 @@
                 </m:rPr>
                 <w:rPr>
                   <w:rFonts w:ascii="Cambria Math" w:hAnsi="Cambria Math"/>
-                  <w:lang w:val="ru-RU"/>
                 </w:rPr>
                 <m:t>≡12</m:t>
               </m:r>
@@ -10299,7 +10213,6 @@
                             </m:rPr>
                             <w:rPr>
                               <w:rFonts w:ascii="Cambria Math" w:hAnsi="Cambria Math"/>
-                              <w:lang w:val="ru-RU"/>
                             </w:rPr>
                             <m:t>32</m:t>
                           </m:r>
@@ -10321,7 +10234,6 @@
                 </m:rPr>
                 <w:rPr>
                   <w:rFonts w:ascii="Cambria Math" w:hAnsi="Cambria Math"/>
-                  <w:lang w:val="ru-RU"/>
                 </w:rPr>
                 <m:t>135+</m:t>
               </m:r>
@@ -10337,7 +10249,6 @@
                 </m:rPr>
                 <w:rPr>
                   <w:rFonts w:ascii="Cambria Math" w:hAnsi="Cambria Math"/>
-                  <w:lang w:val="ru-RU"/>
                 </w:rPr>
                 <m:t>≡12</m:t>
               </m:r>
@@ -10395,7 +10306,6 @@
                             </m:rPr>
                             <w:rPr>
                               <w:rFonts w:ascii="Cambria Math" w:hAnsi="Cambria Math"/>
-                              <w:lang w:val="ru-RU"/>
                             </w:rPr>
                             <m:t>32</m:t>
                           </m:r>
@@ -10417,7 +10327,6 @@
                 </m:rPr>
                 <w:rPr>
                   <w:rFonts w:ascii="Cambria Math" w:hAnsi="Cambria Math"/>
-                  <w:lang w:val="ru-RU"/>
                 </w:rPr>
                 <m:t>7+</m:t>
               </m:r>
@@ -10433,7 +10342,6 @@
                 </m:rPr>
                 <w:rPr>
                   <w:rFonts w:ascii="Cambria Math" w:hAnsi="Cambria Math"/>
-                  <w:lang w:val="ru-RU"/>
                 </w:rPr>
                 <m:t>≡12</m:t>
               </m:r>
@@ -10491,7 +10399,6 @@
                             </m:rPr>
                             <w:rPr>
                               <w:rFonts w:ascii="Cambria Math" w:hAnsi="Cambria Math"/>
-                              <w:lang w:val="ru-RU"/>
                             </w:rPr>
                             <m:t>32</m:t>
                           </m:r>
@@ -10505,7 +10412,13 @@
                 <w:rPr>
                   <w:rFonts w:ascii="Cambria Math" w:hAnsi="Cambria Math"/>
                 </w:rPr>
-                <m:t>⟹b</m:t>
+                <m:t>⟹</m:t>
+              </m:r>
+              <m:r>
+                <w:rPr>
+                  <w:rFonts w:ascii="Cambria Math" w:hAnsi="Cambria Math"/>
+                </w:rPr>
+                <m:t>b</m:t>
               </m:r>
               <m:r>
                 <m:rPr>
@@ -10513,7 +10426,6 @@
                 </m:rPr>
                 <w:rPr>
                   <w:rFonts w:ascii="Cambria Math" w:hAnsi="Cambria Math"/>
-                  <w:lang w:val="ru-RU"/>
                 </w:rPr>
                 <m:t>≡5</m:t>
               </m:r>
@@ -10571,7 +10483,6 @@
                             </m:rPr>
                             <w:rPr>
                               <w:rFonts w:ascii="Cambria Math" w:hAnsi="Cambria Math"/>
-                              <w:lang w:val="ru-RU"/>
                             </w:rPr>
                             <m:t>32</m:t>
                           </m:r>
@@ -10589,14 +10500,10 @@
     <w:p>
       <w:pPr>
         <w:jc w:val="both"/>
-        <w:rPr>
-          <w:lang w:val="ru-RU"/>
-        </w:rPr>
       </w:pPr>
       <w:r>
         <w:rPr>
           <w:i/>
-          <w:lang w:val="ru-RU"/>
         </w:rPr>
         <w:t xml:space="preserve">(Подстановка в первое уравнение системы: </w:t>
       </w:r>
@@ -10616,7 +10523,6 @@
               </m:rPr>
               <w:rPr>
                 <w:rFonts w:ascii="Cambria Math" w:hAnsi="Cambria Math"/>
-                <w:lang w:val="ru-RU"/>
               </w:rPr>
               <m:t>14·27+</m:t>
             </m:r>
@@ -10632,7 +10538,6 @@
               </m:rPr>
               <w:rPr>
                 <w:rFonts w:ascii="Cambria Math" w:hAnsi="Cambria Math"/>
-                <w:lang w:val="ru-RU"/>
               </w:rPr>
               <m:t>≡7</m:t>
             </m:r>
@@ -10690,7 +10595,6 @@
                           </m:rPr>
                           <w:rPr>
                             <w:rFonts w:ascii="Cambria Math" w:hAnsi="Cambria Math"/>
-                            <w:lang w:val="ru-RU"/>
                           </w:rPr>
                           <m:t>32</m:t>
                         </m:r>
@@ -10712,7 +10616,6 @@
               </m:rPr>
               <w:rPr>
                 <w:rFonts w:ascii="Cambria Math" w:hAnsi="Cambria Math"/>
-                <w:lang w:val="ru-RU"/>
               </w:rPr>
               <m:t>378+</m:t>
             </m:r>
@@ -10728,7 +10631,6 @@
               </m:rPr>
               <w:rPr>
                 <w:rFonts w:ascii="Cambria Math" w:hAnsi="Cambria Math"/>
-                <w:lang w:val="ru-RU"/>
               </w:rPr>
               <m:t>≡7</m:t>
             </m:r>
@@ -10786,7 +10688,6 @@
                           </m:rPr>
                           <w:rPr>
                             <w:rFonts w:ascii="Cambria Math" w:hAnsi="Cambria Math"/>
-                            <w:lang w:val="ru-RU"/>
                           </w:rPr>
                           <m:t>32</m:t>
                         </m:r>
@@ -10808,7 +10709,6 @@
               </m:rPr>
               <w:rPr>
                 <w:rFonts w:ascii="Cambria Math" w:hAnsi="Cambria Math"/>
-                <w:lang w:val="ru-RU"/>
               </w:rPr>
               <m:t>26+</m:t>
             </m:r>
@@ -10824,7 +10724,6 @@
               </m:rPr>
               <w:rPr>
                 <w:rFonts w:ascii="Cambria Math" w:hAnsi="Cambria Math"/>
-                <w:lang w:val="ru-RU"/>
               </w:rPr>
               <m:t>≡7</m:t>
             </m:r>
@@ -10882,7 +10781,6 @@
                           </m:rPr>
                           <w:rPr>
                             <w:rFonts w:ascii="Cambria Math" w:hAnsi="Cambria Math"/>
-                            <w:lang w:val="ru-RU"/>
                           </w:rPr>
                           <m:t>32</m:t>
                         </m:r>
@@ -10896,7 +10794,13 @@
               <w:rPr>
                 <w:rFonts w:ascii="Cambria Math" w:hAnsi="Cambria Math"/>
               </w:rPr>
-              <m:t>⟹b</m:t>
+              <m:t>⟹</m:t>
+            </m:r>
+            <m:r>
+              <w:rPr>
+                <w:rFonts w:ascii="Cambria Math" w:hAnsi="Cambria Math"/>
+              </w:rPr>
+              <m:t>b</m:t>
             </m:r>
             <m:r>
               <m:rPr>
@@ -10904,7 +10808,6 @@
               </m:rPr>
               <w:rPr>
                 <w:rFonts w:ascii="Cambria Math" w:hAnsi="Cambria Math"/>
-                <w:lang w:val="ru-RU"/>
               </w:rPr>
               <m:t>≡13</m:t>
             </m:r>
@@ -10962,7 +10865,6 @@
                           </m:rPr>
                           <w:rPr>
                             <w:rFonts w:ascii="Cambria Math" w:hAnsi="Cambria Math"/>
-                            <w:lang w:val="ru-RU"/>
                           </w:rPr>
                           <m:t>32</m:t>
                         </m:r>
@@ -10978,14 +10880,10 @@
       <w:r>
         <w:rPr>
           <w:i/>
-          <w:lang w:val="ru-RU"/>
         </w:rPr>
         <w:t xml:space="preserve"> при проверке соответствия по модулю)</w:t>
       </w:r>
       <w:r>
-        <w:rPr>
-          <w:lang w:val="ru-RU"/>
-        </w:rPr>
         <w:t>.</w:t>
       </w:r>
     </w:p>
@@ -10993,15 +10891,8 @@
       <w:pPr>
         <w:ind w:left="425" w:firstLine="0"/>
         <w:jc w:val="both"/>
-        <w:rPr>
-          <w:lang w:val="ru-RU"/>
-        </w:rPr>
-      </w:pPr>
-      <w:r>
-        <w:rPr>
-          <w:lang w:val="ru-RU"/>
-        </w:rPr>
-        <w:lastRenderedPageBreak/>
+      </w:pPr>
+      <w:r>
         <w:t xml:space="preserve">2. Анализ несовместной системы для гипотезы </w:t>
       </w:r>
       <m:oMath>
@@ -11026,7 +10917,6 @@
               </m:rPr>
               <w:rPr>
                 <w:rFonts w:ascii="Cambria Math" w:hAnsi="Cambria Math"/>
-                <w:lang w:val="ru-RU"/>
               </w:rPr>
               <m:t>(</m:t>
             </m:r>
@@ -11034,9 +10924,6 @@
               <m:rPr>
                 <m:nor/>
               </m:rPr>
-              <w:rPr>
-                <w:lang w:val="ru-RU"/>
-              </w:rPr>
               <m:t>'д'</m:t>
             </m:r>
             <m:r>
@@ -11045,7 +10932,6 @@
               </m:rPr>
               <w:rPr>
                 <w:rFonts w:ascii="Cambria Math" w:hAnsi="Cambria Math"/>
-                <w:lang w:val="ru-RU"/>
               </w:rPr>
               <m:t>)=</m:t>
             </m:r>
@@ -11053,18 +10939,12 @@
               <m:rPr>
                 <m:nor/>
               </m:rPr>
-              <w:rPr>
-                <w:lang w:val="ru-RU"/>
-              </w:rPr>
               <m:t>'з'</m:t>
             </m:r>
           </m:e>
         </m:box>
       </m:oMath>
       <w:r>
-        <w:rPr>
-          <w:lang w:val="ru-RU"/>
-        </w:rPr>
         <w:t xml:space="preserve">, </w:t>
       </w:r>
       <m:oMath>
@@ -11089,7 +10969,6 @@
               </m:rPr>
               <w:rPr>
                 <w:rFonts w:ascii="Cambria Math" w:hAnsi="Cambria Math"/>
-                <w:lang w:val="ru-RU"/>
               </w:rPr>
               <m:t>(</m:t>
             </m:r>
@@ -11097,9 +10976,6 @@
               <m:rPr>
                 <m:nor/>
               </m:rPr>
-              <w:rPr>
-                <w:lang w:val="ru-RU"/>
-              </w:rPr>
               <m:t>'а'</m:t>
             </m:r>
             <m:r>
@@ -11108,7 +10984,6 @@
               </m:rPr>
               <w:rPr>
                 <w:rFonts w:ascii="Cambria Math" w:hAnsi="Cambria Math"/>
-                <w:lang w:val="ru-RU"/>
               </w:rPr>
               <m:t>)=</m:t>
             </m:r>
@@ -11116,32 +10991,20 @@
               <m:rPr>
                 <m:nor/>
               </m:rPr>
-              <w:rPr>
-                <w:lang w:val="ru-RU"/>
-              </w:rPr>
               <m:t>'м'</m:t>
             </m:r>
           </m:e>
         </m:box>
       </m:oMath>
       <w:r>
-        <w:rPr>
-          <w:lang w:val="ru-RU"/>
-        </w:rPr>
         <w:t>:</w:t>
       </w:r>
     </w:p>
     <w:p>
       <w:pPr>
         <w:jc w:val="both"/>
-        <w:rPr>
-          <w:lang w:val="ru-RU"/>
-        </w:rPr>
-      </w:pPr>
-      <w:r>
-        <w:rPr>
-          <w:lang w:val="ru-RU"/>
-        </w:rPr>
+      </w:pPr>
+      <w:r>
         <w:t xml:space="preserve">Из второго уравнения непосредственно следует </w:t>
       </w:r>
       <m:oMath>
@@ -11166,7 +11029,6 @@
               </m:rPr>
               <w:rPr>
                 <w:rFonts w:ascii="Cambria Math" w:hAnsi="Cambria Math"/>
-                <w:lang w:val="ru-RU"/>
               </w:rPr>
               <m:t>=12</m:t>
             </m:r>
@@ -11174,9 +11036,6 @@
         </m:box>
       </m:oMath>
       <w:r>
-        <w:rPr>
-          <w:lang w:val="ru-RU"/>
-        </w:rPr>
         <w:t>. Подставляя в первое:</w:t>
       </w:r>
     </w:p>
@@ -11185,9 +11044,6 @@
         <w:spacing w:before="120" w:after="120"/>
         <w:ind w:firstLine="0"/>
         <w:jc w:val="center"/>
-        <w:rPr>
-          <w:lang w:val="ru-RU"/>
-        </w:rPr>
       </w:pPr>
       <m:oMathPara>
         <m:oMath>
@@ -11206,7 +11062,6 @@
                 </m:rPr>
                 <w:rPr>
                   <w:rFonts w:ascii="Cambria Math" w:hAnsi="Cambria Math"/>
-                  <w:lang w:val="ru-RU"/>
                 </w:rPr>
                 <m:t>4</m:t>
               </m:r>
@@ -11222,7 +11077,6 @@
                 </m:rPr>
                 <w:rPr>
                   <w:rFonts w:ascii="Cambria Math" w:hAnsi="Cambria Math"/>
-                  <w:lang w:val="ru-RU"/>
                 </w:rPr>
                 <m:t>+12≡7</m:t>
               </m:r>
@@ -11280,7 +11134,6 @@
                             </m:rPr>
                             <w:rPr>
                               <w:rFonts w:ascii="Cambria Math" w:hAnsi="Cambria Math"/>
-                              <w:lang w:val="ru-RU"/>
                             </w:rPr>
                             <m:t>32</m:t>
                           </m:r>
@@ -11302,7 +11155,6 @@
                 </m:rPr>
                 <w:rPr>
                   <w:rFonts w:ascii="Cambria Math" w:hAnsi="Cambria Math"/>
-                  <w:lang w:val="ru-RU"/>
                 </w:rPr>
                 <m:t>4</m:t>
               </m:r>
@@ -11318,9 +11170,17 @@
                 </m:rPr>
                 <w:rPr>
                   <w:rFonts w:ascii="Cambria Math" w:hAnsi="Cambria Math"/>
-                  <w:lang w:val="ru-RU"/>
                 </w:rPr>
-                <m:t>≡7-12≡-5≡27</m:t>
+                <m:t>≡7-12≡-5≡</m:t>
+              </m:r>
+              <m:r>
+                <m:rPr>
+                  <m:sty m:val="p"/>
+                </m:rPr>
+                <w:rPr>
+                  <w:rFonts w:ascii="Cambria Math" w:hAnsi="Cambria Math"/>
+                </w:rPr>
+                <m:t>27</m:t>
               </m:r>
               <m:r>
                 <m:rPr>
@@ -11376,7 +11236,6 @@
                             </m:rPr>
                             <w:rPr>
                               <w:rFonts w:ascii="Cambria Math" w:hAnsi="Cambria Math"/>
-                              <w:lang w:val="ru-RU"/>
                             </w:rPr>
                             <m:t>32</m:t>
                           </m:r>
@@ -11394,14 +11253,8 @@
     <w:p>
       <w:pPr>
         <w:jc w:val="both"/>
-        <w:rPr>
-          <w:lang w:val="ru-RU"/>
-        </w:rPr>
-      </w:pPr>
-      <w:r>
-        <w:rPr>
-          <w:lang w:val="ru-RU"/>
-        </w:rPr>
+      </w:pPr>
+      <w:r>
         <w:t xml:space="preserve">Вычисляем </w:t>
       </w:r>
       <m:oMath>
@@ -11421,25 +11274,12 @@
               <w:rPr>
                 <w:rFonts w:ascii="Cambria Math" w:hAnsi="Cambria Math"/>
               </w:rPr>
-              <m:t>gcd</m:t>
-            </m:r>
-            <m:r>
-              <m:rPr>
-                <m:sty m:val="p"/>
-              </m:rPr>
-              <w:rPr>
-                <w:rFonts w:ascii="Cambria Math" w:hAnsi="Cambria Math"/>
-                <w:lang w:val="ru-RU"/>
-              </w:rPr>
-              <m:t>(4,32)=4</m:t>
+              <m:t>gcd(4,32)=4</m:t>
             </m:r>
           </m:e>
         </m:box>
       </m:oMath>
       <w:r>
-        <w:rPr>
-          <w:lang w:val="ru-RU"/>
-        </w:rPr>
         <w:t>. Так как число 27 не делится на 4 (</w:t>
       </w:r>
       <m:oMath>
@@ -11458,7 +11298,6 @@
               </m:rPr>
               <w:rPr>
                 <w:rFonts w:ascii="Cambria Math" w:hAnsi="Cambria Math"/>
-                <w:lang w:val="ru-RU"/>
               </w:rPr>
               <m:t>27</m:t>
             </m:r>
@@ -11489,7 +11328,6 @@
               </m:rPr>
               <w:rPr>
                 <w:rFonts w:ascii="Cambria Math" w:hAnsi="Cambria Math"/>
-                <w:lang w:val="ru-RU"/>
               </w:rPr>
               <m:t>4=3≠0</m:t>
             </m:r>
@@ -11497,43 +11335,28 @@
         </m:box>
       </m:oMath>
       <w:r>
-        <w:rPr>
-          <w:lang w:val="ru-RU"/>
-        </w:rPr>
         <w:t>), сравнение решений не имеет.</w:t>
       </w:r>
     </w:p>
     <w:p>
       <w:pPr>
         <w:jc w:val="both"/>
-        <w:rPr>
-          <w:lang w:val="ru-RU"/>
-        </w:rPr>
-      </w:pPr>
-      <w:r>
-        <w:rPr>
-          <w:lang w:val="ru-RU"/>
-        </w:rPr>
+      </w:pPr>
+      <w:r>
         <w:t>В результате полного перебора гипотез и аналитического решения систем единственным взаимно простым с модулем 32 ключом, восстанавливающим связный литературный текст, является:</w:t>
       </w:r>
     </w:p>
     <w:p>
       <w:pPr>
-        <w:rPr>
-          <w:lang w:val="ru-RU"/>
-        </w:rPr>
+        <w:jc w:val="both"/>
       </w:pPr>
       <w:r>
         <w:rPr>
           <w:b/>
-          <w:lang w:val="ru-RU"/>
         </w:rPr>
         <w:t>ВЕРНЫЙ КЛЮЧ:</w:t>
       </w:r>
       <w:r>
-        <w:rPr>
-          <w:lang w:val="ru-RU"/>
-        </w:rPr>
         <w:br/>
       </w:r>
       <m:oMathPara>
@@ -11559,7 +11382,6 @@
                 </m:rPr>
                 <w:rPr>
                   <w:rFonts w:ascii="Cambria Math" w:hAnsi="Cambria Math"/>
-                  <w:lang w:val="ru-RU"/>
                 </w:rPr>
                 <m:t>=27,</m:t>
               </m:r>
@@ -11581,7 +11403,6 @@
                 </m:rPr>
                 <w:rPr>
                   <w:rFonts w:ascii="Cambria Math" w:hAnsi="Cambria Math"/>
-                  <w:lang w:val="ru-RU"/>
                 </w:rPr>
                 <m:t>=13</m:t>
               </m:r>
@@ -11593,14 +11414,8 @@
     <w:p>
       <w:pPr>
         <w:jc w:val="both"/>
-        <w:rPr>
-          <w:lang w:val="ru-RU"/>
-        </w:rPr>
-      </w:pPr>
-      <w:r>
-        <w:rPr>
-          <w:lang w:val="ru-RU"/>
-        </w:rPr>
+      </w:pPr>
+      <w:r>
         <w:t xml:space="preserve">Проверка обратимости коэффициента </w:t>
       </w:r>
       <m:oMath>
@@ -11625,7 +11440,6 @@
               </m:rPr>
               <w:rPr>
                 <w:rFonts w:ascii="Cambria Math" w:hAnsi="Cambria Math"/>
-                <w:lang w:val="ru-RU"/>
               </w:rPr>
               <m:t>=27</m:t>
             </m:r>
@@ -11633,10 +11447,15 @@
         </m:box>
       </m:oMath>
       <w:r>
-        <w:rPr>
-          <w:lang w:val="ru-RU"/>
-        </w:rPr>
-        <w:t>:</w:t>
+        <w:t xml:space="preserve"> и нахождение обратного элемента:</w:t>
+      </w:r>
+    </w:p>
+    <w:p>
+      <w:pPr>
+        <w:jc w:val="both"/>
+      </w:pPr>
+      <w:r>
+        <w:t>Вычисляем расширенный алгоритм Евклида для чисел 27 и 32:</w:t>
       </w:r>
     </w:p>
     <w:p>
@@ -11644,9 +11463,6 @@
         <w:spacing w:before="120" w:after="120"/>
         <w:ind w:firstLine="0"/>
         <w:jc w:val="center"/>
-        <w:rPr>
-          <w:lang w:val="ru-RU"/>
-        </w:rPr>
       </w:pPr>
       <m:oMathPara>
         <m:oMath>
@@ -11665,16 +11481,198 @@
                 </m:rPr>
                 <w:rPr>
                   <w:rFonts w:ascii="Cambria Math" w:hAnsi="Cambria Math"/>
-                  <w:lang w:val="ru-RU"/>
                 </w:rPr>
-                <m:t>27·(-7)+32·6=1</m:t>
+                <m:t>32=27·1+5</m:t>
               </m:r>
-              <m:r>
+            </m:e>
+          </m:box>
+        </m:oMath>
+      </m:oMathPara>
+    </w:p>
+    <w:p>
+      <w:pPr>
+        <w:spacing w:before="120" w:after="120"/>
+        <w:ind w:firstLine="0"/>
+        <w:jc w:val="center"/>
+      </w:pPr>
+      <m:oMathPara>
+        <m:oMath>
+          <m:box>
+            <m:boxPr>
+              <m:ctrlPr>
                 <w:rPr>
                   <w:rFonts w:ascii="Cambria Math" w:hAnsi="Cambria Math"/>
                 </w:rPr>
-                <m:t>⟹</m:t>
+              </m:ctrlPr>
+            </m:boxPr>
+            <m:e>
+              <m:r>
+                <m:rPr>
+                  <m:sty m:val="p"/>
+                </m:rPr>
+                <w:rPr>
+                  <w:rFonts w:ascii="Cambria Math" w:hAnsi="Cambria Math"/>
+                </w:rPr>
+                <m:t>27=5·5+2</m:t>
               </m:r>
+            </m:e>
+          </m:box>
+        </m:oMath>
+      </m:oMathPara>
+    </w:p>
+    <w:p>
+      <w:pPr>
+        <w:spacing w:before="120" w:after="120"/>
+        <w:ind w:firstLine="0"/>
+        <w:jc w:val="center"/>
+      </w:pPr>
+      <m:oMathPara>
+        <m:oMath>
+          <m:box>
+            <m:boxPr>
+              <m:ctrlPr>
+                <w:rPr>
+                  <w:rFonts w:ascii="Cambria Math" w:hAnsi="Cambria Math"/>
+                </w:rPr>
+              </m:ctrlPr>
+            </m:boxPr>
+            <m:e>
+              <m:r>
+                <m:rPr>
+                  <m:sty m:val="p"/>
+                </m:rPr>
+                <w:rPr>
+                  <w:rFonts w:ascii="Cambria Math" w:hAnsi="Cambria Math"/>
+                </w:rPr>
+                <m:t>5=2·2+1</m:t>
+              </m:r>
+            </m:e>
+          </m:box>
+        </m:oMath>
+      </m:oMathPara>
+    </w:p>
+    <w:p>
+      <w:pPr>
+        <w:spacing w:before="120" w:after="120"/>
+        <w:ind w:firstLine="0"/>
+        <w:jc w:val="center"/>
+      </w:pPr>
+      <m:oMathPara>
+        <m:oMath>
+          <m:box>
+            <m:boxPr>
+              <m:ctrlPr>
+                <w:rPr>
+                  <w:rFonts w:ascii="Cambria Math" w:hAnsi="Cambria Math"/>
+                </w:rPr>
+              </m:ctrlPr>
+            </m:boxPr>
+            <m:e>
+              <m:r>
+                <m:rPr>
+                  <m:sty m:val="p"/>
+                </m:rPr>
+                <w:rPr>
+                  <w:rFonts w:ascii="Cambria Math" w:hAnsi="Cambria Math"/>
+                </w:rPr>
+                <m:t>1=5-2·2=5-2·(27-5·5)=11·5-2·27=11·(32-</m:t>
+              </m:r>
+              <m:r>
+                <m:rPr>
+                  <m:sty m:val="p"/>
+                </m:rPr>
+                <w:rPr>
+                  <w:rFonts w:ascii="Cambria Math" w:hAnsi="Cambria Math"/>
+                </w:rPr>
+                <m:t>27)-2·27=11·32-13·27</m:t>
+              </m:r>
+            </m:e>
+          </m:box>
+        </m:oMath>
+      </m:oMathPara>
+    </w:p>
+    <w:p>
+      <w:pPr>
+        <w:jc w:val="both"/>
+      </w:pPr>
+      <w:r>
+        <w:lastRenderedPageBreak/>
+        <w:t xml:space="preserve">Тождество Безу: </w:t>
+      </w:r>
+      <m:oMath>
+        <m:box>
+          <m:boxPr>
+            <m:ctrlPr>
+              <w:rPr>
+                <w:rFonts w:ascii="Cambria Math" w:hAnsi="Cambria Math"/>
+              </w:rPr>
+            </m:ctrlPr>
+          </m:boxPr>
+          <m:e>
+            <m:r>
+              <m:rPr>
+                <m:sty m:val="p"/>
+              </m:rPr>
+              <w:rPr>
+                <w:rFonts w:ascii="Cambria Math" w:hAnsi="Cambria Math"/>
+              </w:rPr>
+              <m:t>27·(-13)+32·11=1</m:t>
+            </m:r>
+          </m:e>
+        </m:box>
+      </m:oMath>
+      <w:r>
+        <w:t xml:space="preserve">. Полученный коэффициент Безу </w:t>
+      </w:r>
+      <m:oMath>
+        <m:box>
+          <m:boxPr>
+            <m:ctrlPr>
+              <w:rPr>
+                <w:rFonts w:ascii="Cambria Math" w:hAnsi="Cambria Math"/>
+              </w:rPr>
+            </m:ctrlPr>
+          </m:boxPr>
+          <m:e>
+            <m:r>
+              <w:rPr>
+                <w:rFonts w:ascii="Cambria Math" w:hAnsi="Cambria Math"/>
+              </w:rPr>
+              <m:t>u</m:t>
+            </m:r>
+            <m:r>
+              <m:rPr>
+                <m:sty m:val="p"/>
+              </m:rPr>
+              <w:rPr>
+                <w:rFonts w:ascii="Cambria Math" w:hAnsi="Cambria Math"/>
+              </w:rPr>
+              <m:t>=-13&lt;0</m:t>
+            </m:r>
+          </m:e>
+        </m:box>
+      </m:oMath>
+      <w:r>
+        <w:t>. Преобразуем его к наименьшему положительному вычету по модулю 32:</w:t>
+      </w:r>
+    </w:p>
+    <w:p>
+      <w:pPr>
+        <w:spacing w:before="120" w:after="120"/>
+        <w:ind w:firstLine="0"/>
+        <w:jc w:val="center"/>
+      </w:pPr>
+      <m:oMathPara>
+        <m:oMath>
+          <m:box>
+            <m:boxPr>
+              <m:ctrlPr>
+                <w:rPr>
+                  <w:rFonts w:ascii="Cambria Math" w:hAnsi="Cambria Math"/>
+                </w:rPr>
+              </m:ctrlPr>
+            </m:boxPr>
+            <m:e>
               <m:sSup>
                 <m:sSupPr>
                   <m:ctrlPr>
@@ -11690,7 +11688,6 @@
                     </m:rPr>
                     <w:rPr>
                       <w:rFonts w:ascii="Cambria Math" w:hAnsi="Cambria Math"/>
-                      <w:lang w:val="ru-RU"/>
                     </w:rPr>
                     <m:t>27</m:t>
                   </m:r>
@@ -11711,7 +11708,6 @@
                         </m:rPr>
                         <w:rPr>
                           <w:rFonts w:ascii="Cambria Math" w:hAnsi="Cambria Math"/>
-                          <w:lang w:val="ru-RU"/>
                         </w:rPr>
                         <m:t>-1</m:t>
                       </m:r>
@@ -11725,9 +11721,8 @@
                 </m:rPr>
                 <w:rPr>
                   <w:rFonts w:ascii="Cambria Math" w:hAnsi="Cambria Math"/>
-                  <w:lang w:val="ru-RU"/>
                 </w:rPr>
-                <m:t>≡-7≡19</m:t>
+                <m:t>≡-13+32=19</m:t>
               </m:r>
               <m:r>
                 <m:rPr>
@@ -11783,7 +11778,6 @@
                             </m:rPr>
                             <w:rPr>
                               <w:rFonts w:ascii="Cambria Math" w:hAnsi="Cambria Math"/>
-                              <w:lang w:val="ru-RU"/>
                             </w:rPr>
                             <m:t>32</m:t>
                           </m:r>
@@ -11801,14 +11795,8 @@
     <w:p>
       <w:pPr>
         <w:jc w:val="both"/>
-        <w:rPr>
-          <w:lang w:val="ru-RU"/>
-        </w:rPr>
-      </w:pPr>
-      <w:r>
-        <w:rPr>
-          <w:lang w:val="ru-RU"/>
-        </w:rPr>
+      </w:pPr>
+      <w:r>
         <w:t>Обратное преобразование расшифрования:</w:t>
       </w:r>
     </w:p>
@@ -11817,9 +11805,6 @@
         <w:spacing w:before="120" w:after="120"/>
         <w:ind w:firstLine="0"/>
         <w:jc w:val="center"/>
-        <w:rPr>
-          <w:lang w:val="ru-RU"/>
-        </w:rPr>
       </w:pPr>
       <m:oMathPara>
         <m:oMath>
@@ -11844,7 +11829,6 @@
                 </m:rPr>
                 <w:rPr>
                   <w:rFonts w:ascii="Cambria Math" w:hAnsi="Cambria Math"/>
-                  <w:lang w:val="ru-RU"/>
                 </w:rPr>
                 <m:t>=19·(</m:t>
               </m:r>
@@ -11860,7 +11844,6 @@
                 </m:rPr>
                 <w:rPr>
                   <w:rFonts w:ascii="Cambria Math" w:hAnsi="Cambria Math"/>
-                  <w:lang w:val="ru-RU"/>
                 </w:rPr>
                 <m:t>-13)</m:t>
               </m:r>
@@ -11918,7 +11901,6 @@
                             </m:rPr>
                             <w:rPr>
                               <w:rFonts w:ascii="Cambria Math" w:hAnsi="Cambria Math"/>
-                              <w:lang w:val="ru-RU"/>
                             </w:rPr>
                             <m:t>32</m:t>
                           </m:r>
@@ -11935,210 +11917,148 @@
     </w:p>
     <w:p>
       <w:pPr>
-        <w:rPr>
-          <w:lang w:val="ru-RU"/>
-        </w:rPr>
+        <w:jc w:val="both"/>
       </w:pPr>
       <w:r>
         <w:rPr>
           <w:b/>
-          <w:lang w:val="ru-RU"/>
         </w:rPr>
         <w:t>РАСШИФРОВАННЫЙ ТЕКСТ (ОТ):</w:t>
       </w:r>
       <w:r>
-        <w:rPr>
-          <w:lang w:val="ru-RU"/>
-        </w:rPr>
         <w:br/>
-      </w:r>
-      <w:r>
-        <w:rPr>
-          <w:rFonts w:ascii="DejaVu Sans" w:eastAsia="DejaVu Sans" w:hAnsi="DejaVu Sans" w:cs="DejaVu Sans"/>
-          <w:sz w:val="22"/>
-          <w:lang w:val="ru-RU"/>
-        </w:rPr>
-        <w:t>подругаднеймоихсуровыхголубкадряхлаямояоднавглушилесовсосновыхдавнодавнотыждешьменятыподокномсвоейсветлицыгорюешьбудтоначасахимедлятпоминутноспицывтвоихнаморщенныхруках</w:t>
-      </w:r>
-    </w:p>
-    <w:p>
-      <w:pPr>
-        <w:jc w:val="both"/>
-        <w:rPr>
-          <w:lang w:val="ru-RU"/>
-        </w:rPr>
-      </w:pPr>
-      <w:r>
-        <w:rPr>
-          <w:lang w:val="ru-RU"/>
-        </w:rPr>
-        <w:t>Расшифрованный текст представляет собой стихотворение Александра Сергеевича Пушкина «Няне» (1826 г.):</w:t>
-      </w:r>
-    </w:p>
-    <w:p>
-      <w:pPr>
-        <w:jc w:val="center"/>
-        <w:rPr>
-          <w:lang w:val="ru-RU"/>
-        </w:rPr>
-      </w:pPr>
-      <w:r>
-        <w:rPr>
-          <w:lang w:val="ru-RU"/>
-        </w:rPr>
-        <w:t>Подруга дней моих суровых,</w:t>
-      </w:r>
-      <w:r>
-        <w:rPr>
-          <w:lang w:val="ru-RU"/>
-        </w:rPr>
-        <w:br/>
-        <w:t>Голубка дряхлая моя!</w:t>
-      </w:r>
-      <w:r>
-        <w:rPr>
-          <w:lang w:val="ru-RU"/>
-        </w:rPr>
-        <w:br/>
-        <w:t>Одна в глуши лесов сосновых</w:t>
-      </w:r>
-      <w:r>
-        <w:rPr>
-          <w:lang w:val="ru-RU"/>
-        </w:rPr>
-        <w:br/>
-        <w:t>Давно, давно ты ждешь меня.</w:t>
-      </w:r>
-      <w:r>
-        <w:rPr>
-          <w:lang w:val="ru-RU"/>
-        </w:rPr>
-        <w:br/>
-        <w:t>Ты под окном своей светлицы</w:t>
-      </w:r>
-      <w:r>
-        <w:rPr>
-          <w:lang w:val="ru-RU"/>
-        </w:rPr>
-        <w:br/>
-        <w:t>Горюешь, будто на часах,</w:t>
-      </w:r>
-      <w:r>
-        <w:rPr>
-          <w:lang w:val="ru-RU"/>
-        </w:rPr>
-        <w:br/>
-        <w:t>И медлят поминутно спицы</w:t>
-      </w:r>
-      <w:r>
-        <w:rPr>
-          <w:lang w:val="ru-RU"/>
-        </w:rPr>
-        <w:br/>
-        <w:t>В твоих наморщенных руках.</w:t>
-      </w:r>
-    </w:p>
-    <w:p>
-      <w:pPr>
-        <w:pStyle w:val="21"/>
-        <w:rPr>
-          <w:lang w:val="ru-RU"/>
-        </w:rPr>
-      </w:pPr>
-      <w:bookmarkStart w:id="4" w:name="_Toc241610202"/>
-      <w:r>
-        <w:rPr>
-          <w:rFonts w:ascii="Times New Roman" w:eastAsia="Times New Roman" w:hAnsi="Times New Roman" w:cs="Times New Roman"/>
-          <w:lang w:val="ru-RU"/>
-        </w:rPr>
-        <w:t>3. Программная реализация</w:t>
-      </w:r>
-      <w:bookmarkEnd w:id="4"/>
-    </w:p>
-    <w:p>
-      <w:pPr>
-        <w:jc w:val="both"/>
-        <w:rPr>
-          <w:lang w:val="ru-RU"/>
-        </w:rPr>
-      </w:pPr>
-      <w:r>
-        <w:rPr>
-          <w:lang w:val="ru-RU"/>
-        </w:rPr>
-        <w:t>Программный комплекс организован по модульному принципу:</w:t>
-      </w:r>
-    </w:p>
-    <w:p>
-      <w:pPr>
-        <w:ind w:left="425" w:firstLine="0"/>
-        <w:jc w:val="both"/>
-        <w:rPr>
-          <w:lang w:val="ru-RU"/>
-        </w:rPr>
-      </w:pPr>
-      <w:r>
-        <w:rPr>
-          <w:lang w:val="ru-RU"/>
-        </w:rPr>
-        <w:t xml:space="preserve">• </w:t>
       </w:r>
       <w:r>
         <w:rPr>
           <w:rFonts w:ascii="DejaVu Sans" w:eastAsia="DejaVu Sans" w:hAnsi="DejaVu Sans" w:cs="DejaVu Sans"/>
           <w:sz w:val="22"/>
         </w:rPr>
-        <w:t>math</w:t>
-      </w:r>
+        <w:t>подругаднеймоихсуровыхголубкадряхлаямояоднавглушилесовсосновыхдавнодавнотыждешьменятыподокномсвоейсветлицыгорюешьбудтоначасахимедлятпоминутноспицывтвоихнаморщенныхруках</w:t>
+      </w:r>
+    </w:p>
+    <w:p>
+      <w:pPr>
+        <w:jc w:val="both"/>
+      </w:pPr>
+      <w:r>
+        <w:t>Расшифрованный текст представляет собой стихотворение Александра Сергеевича Пушкина «Няне» (1826 г.):</w:t>
+      </w:r>
+    </w:p>
+    <w:p>
+      <w:pPr>
+        <w:jc w:val="both"/>
+      </w:pPr>
+      <w:r>
+        <w:t>Подруга дней моих суровых,</w:t>
+      </w:r>
+      <w:r>
+        <w:br/>
+      </w:r>
+      <w:r>
+        <w:t>Голубка дряхлая моя!</w:t>
+      </w:r>
+      <w:r>
+        <w:br/>
+      </w:r>
+      <w:r>
+        <w:t>Одна в глуши лесов сосновых</w:t>
+      </w:r>
+      <w:r>
+        <w:br/>
+      </w:r>
+      <w:r>
+        <w:t>Давно, давно ты ждешь меня.</w:t>
+      </w:r>
+      <w:r>
+        <w:br/>
+      </w:r>
+      <w:r>
+        <w:t>Ты под окном своей светлицы</w:t>
+      </w:r>
+      <w:r>
+        <w:br/>
+      </w:r>
+      <w:r>
+        <w:t>Горюешь, будто на часах,</w:t>
+      </w:r>
+      <w:r>
+        <w:br/>
+      </w:r>
+      <w:r>
+        <w:t>И медлят поминутно спицы</w:t>
+      </w:r>
+      <w:r>
+        <w:br/>
+      </w:r>
+      <w:r>
+        <w:t>В твоих наморщенных руках.</w:t>
+      </w:r>
+    </w:p>
+    <w:p>
+      <w:pPr>
+        <w:pStyle w:val="21"/>
+      </w:pPr>
+      <w:bookmarkStart w:id="4" w:name="_Toc241668344"/>
       <w:r>
         <w:rPr>
-          <w:rFonts w:ascii="DejaVu Sans" w:eastAsia="DejaVu Sans" w:hAnsi="DejaVu Sans" w:cs="DejaVu Sans"/>
-          <w:sz w:val="22"/>
-          <w:lang w:val="ru-RU"/>
+          <w:rFonts w:ascii="Times New Roman" w:eastAsia="Times New Roman" w:hAnsi="Times New Roman" w:cs="Times New Roman"/>
         </w:rPr>
-        <w:t>_</w:t>
+        <w:t>3. Программная реализация</w:t>
+      </w:r>
+      <w:bookmarkEnd w:id="4"/>
+    </w:p>
+    <w:p>
+      <w:pPr>
+        <w:jc w:val="both"/>
+      </w:pPr>
+      <w:r>
+        <w:t>Программный комплекс организован по модульному принципу:</w:t>
+      </w:r>
+    </w:p>
+    <w:p>
+      <w:pPr>
+        <w:ind w:left="425" w:firstLine="0"/>
+        <w:jc w:val="both"/>
+      </w:pPr>
+      <w:r>
+        <w:t xml:space="preserve">• </w:t>
       </w:r>
       <w:r>
         <w:rPr>
           <w:rFonts w:ascii="DejaVu Sans" w:eastAsia="DejaVu Sans" w:hAnsi="DejaVu Sans" w:cs="DejaVu Sans"/>
           <w:sz w:val="22"/>
         </w:rPr>
-        <w:t>utils</w:t>
-      </w:r>
-      <w:r>
-        <w:rPr>
-          <w:rFonts w:ascii="DejaVu Sans" w:eastAsia="DejaVu Sans" w:hAnsi="DejaVu Sans" w:cs="DejaVu Sans"/>
-          <w:sz w:val="22"/>
-          <w:lang w:val="ru-RU"/>
-        </w:rPr>
-        <w:t>.</w:t>
+        <w:t>math_utils.py</w:t>
+      </w:r>
+      <w:r>
+        <w:t xml:space="preserve"> – чистое алгебраическое ядро теории чисел (алгоритм Евклида, Безу, обратный элемент, сравнения, системы);</w:t>
+      </w:r>
+    </w:p>
+    <w:p>
+      <w:pPr>
+        <w:ind w:left="425" w:firstLine="0"/>
+        <w:jc w:val="both"/>
+      </w:pPr>
+      <w:r>
+        <w:t xml:space="preserve">• </w:t>
       </w:r>
       <w:r>
         <w:rPr>
           <w:rFonts w:ascii="DejaVu Sans" w:eastAsia="DejaVu Sans" w:hAnsi="DejaVu Sans" w:cs="DejaVu Sans"/>
           <w:sz w:val="22"/>
         </w:rPr>
-        <w:t>py</w:t>
-      </w:r>
-      <w:r>
-        <w:rPr>
-          <w:lang w:val="ru-RU"/>
-        </w:rPr>
-        <w:t xml:space="preserve"> – чистое алгебраическое ядро теории чисел (алгоритм Евклида, Безу, обратный элемент, сравнения, системы);</w:t>
+        <w:t>alphabet.py</w:t>
+      </w:r>
+      <w:r>
+        <w:t xml:space="preserve"> – структуры алфавита, кодирования, нормализации и эталонные частоты;</w:t>
       </w:r>
     </w:p>
     <w:p>
       <w:pPr>
         <w:ind w:left="425" w:firstLine="0"/>
         <w:jc w:val="both"/>
-        <w:rPr>
-          <w:lang w:val="ru-RU"/>
-        </w:rPr>
-      </w:pPr>
-      <w:r>
-        <w:rPr>
-          <w:lang w:val="ru-RU"/>
-        </w:rPr>
+      </w:pPr>
+      <w:r>
         <w:t xml:space="preserve">• </w:t>
       </w:r>
       <w:r>
@@ -12146,114 +12066,28 @@
           <w:rFonts w:ascii="DejaVu Sans" w:eastAsia="DejaVu Sans" w:hAnsi="DejaVu Sans" w:cs="DejaVu Sans"/>
           <w:sz w:val="22"/>
         </w:rPr>
-        <w:t>alphabet</w:t>
-      </w:r>
-      <w:r>
-        <w:rPr>
-          <w:rFonts w:ascii="DejaVu Sans" w:eastAsia="DejaVu Sans" w:hAnsi="DejaVu Sans" w:cs="DejaVu Sans"/>
-          <w:sz w:val="22"/>
-          <w:lang w:val="ru-RU"/>
-        </w:rPr>
-        <w:t>.</w:t>
+        <w:t>cipher.py</w:t>
+      </w:r>
+      <w:r>
+        <w:t xml:space="preserve"> – аффинный шифр, прямое/обратное преобразование, посимвольная обработка;</w:t>
+      </w:r>
+    </w:p>
+    <w:p>
+      <w:pPr>
+        <w:ind w:left="425" w:firstLine="0"/>
+        <w:jc w:val="both"/>
+      </w:pPr>
+      <w:r>
+        <w:t xml:space="preserve">• </w:t>
       </w:r>
       <w:r>
         <w:rPr>
           <w:rFonts w:ascii="DejaVu Sans" w:eastAsia="DejaVu Sans" w:hAnsi="DejaVu Sans" w:cs="DejaVu Sans"/>
           <w:sz w:val="22"/>
         </w:rPr>
-        <w:t>py</w:t>
-      </w:r>
-      <w:r>
-        <w:rPr>
-          <w:lang w:val="ru-RU"/>
-        </w:rPr>
-        <w:t xml:space="preserve"> – структуры алфавита, кодирования, нормализации и эталонные частоты;</w:t>
-      </w:r>
-    </w:p>
-    <w:p>
-      <w:pPr>
-        <w:ind w:left="425" w:firstLine="0"/>
-        <w:jc w:val="both"/>
-        <w:rPr>
-          <w:lang w:val="ru-RU"/>
-        </w:rPr>
-      </w:pPr>
-      <w:r>
-        <w:rPr>
-          <w:lang w:val="ru-RU"/>
-        </w:rPr>
-        <w:lastRenderedPageBreak/>
-        <w:t xml:space="preserve">• </w:t>
-      </w:r>
-      <w:r>
-        <w:rPr>
-          <w:rFonts w:ascii="DejaVu Sans" w:eastAsia="DejaVu Sans" w:hAnsi="DejaVu Sans" w:cs="DejaVu Sans"/>
-          <w:sz w:val="22"/>
-        </w:rPr>
-        <w:t>cipher</w:t>
-      </w:r>
-      <w:r>
-        <w:rPr>
-          <w:rFonts w:ascii="DejaVu Sans" w:eastAsia="DejaVu Sans" w:hAnsi="DejaVu Sans" w:cs="DejaVu Sans"/>
-          <w:sz w:val="22"/>
-          <w:lang w:val="ru-RU"/>
-        </w:rPr>
-        <w:t>.</w:t>
-      </w:r>
-      <w:r>
-        <w:rPr>
-          <w:rFonts w:ascii="DejaVu Sans" w:eastAsia="DejaVu Sans" w:hAnsi="DejaVu Sans" w:cs="DejaVu Sans"/>
-          <w:sz w:val="22"/>
-        </w:rPr>
-        <w:t>py</w:t>
-      </w:r>
-      <w:r>
-        <w:rPr>
-          <w:lang w:val="ru-RU"/>
-        </w:rPr>
-        <w:t xml:space="preserve"> – аффинный шифр, прямое/обратное преобразование, посимвольная обработка;</w:t>
-      </w:r>
-    </w:p>
-    <w:p>
-      <w:pPr>
-        <w:ind w:left="425" w:firstLine="0"/>
-        <w:jc w:val="both"/>
-        <w:rPr>
-          <w:lang w:val="ru-RU"/>
-        </w:rPr>
-      </w:pPr>
-      <w:r>
-        <w:rPr>
-          <w:lang w:val="ru-RU"/>
-        </w:rPr>
-        <w:t xml:space="preserve">• </w:t>
-      </w:r>
-      <w:r>
-        <w:rPr>
-          <w:rFonts w:ascii="DejaVu Sans" w:eastAsia="DejaVu Sans" w:hAnsi="DejaVu Sans" w:cs="DejaVu Sans"/>
-          <w:sz w:val="22"/>
-        </w:rPr>
-        <w:t>cryptanalysis</w:t>
-      </w:r>
-      <w:r>
-        <w:rPr>
-          <w:rFonts w:ascii="DejaVu Sans" w:eastAsia="DejaVu Sans" w:hAnsi="DejaVu Sans" w:cs="DejaVu Sans"/>
-          <w:sz w:val="22"/>
-          <w:lang w:val="ru-RU"/>
-        </w:rPr>
-        <w:t>.</w:t>
-      </w:r>
-      <w:r>
-        <w:rPr>
-          <w:rFonts w:ascii="DejaVu Sans" w:eastAsia="DejaVu Sans" w:hAnsi="DejaVu Sans" w:cs="DejaVu Sans"/>
-          <w:sz w:val="22"/>
-        </w:rPr>
-        <w:t>py</w:t>
-      </w:r>
-      <w:r>
-        <w:rPr>
-          <w:lang w:val="ru-RU"/>
-        </w:rPr>
+        <w:t>cryptanalysis.py</w:t>
+      </w:r>
+      <w:r>
         <w:t xml:space="preserve"> – частотный анализ, решение систем гипотез и ранжирование ключей на основе </w:t>
       </w:r>
       <w:r>
@@ -12263,23 +12097,14 @@
         <w:t>n</w:t>
       </w:r>
       <w:r>
-        <w:rPr>
-          <w:lang w:val="ru-RU"/>
-        </w:rPr>
         <w:t>-граммной статистики русского языка.</w:t>
       </w:r>
     </w:p>
     <w:p>
       <w:pPr>
         <w:jc w:val="both"/>
-        <w:rPr>
-          <w:lang w:val="ru-RU"/>
-        </w:rPr>
-      </w:pPr>
-      <w:r>
-        <w:rPr>
-          <w:lang w:val="ru-RU"/>
-        </w:rPr>
+      </w:pPr>
+      <w:r>
         <w:t>В листингах приведен исходный код ключевых модулей программы.</w:t>
       </w:r>
     </w:p>
@@ -12287,52 +12112,17 @@
       <w:pPr>
         <w:keepNext/>
         <w:ind w:firstLine="0"/>
-        <w:rPr>
-          <w:lang w:val="ru-RU"/>
-        </w:rPr>
-      </w:pPr>
-      <w:r>
-        <w:rPr>
-          <w:lang w:val="ru-RU"/>
-        </w:rPr>
+      </w:pPr>
+      <w:r>
         <w:t>Листинг 1 – Математический аппарат модулярной арифметики (</w:t>
       </w:r>
       <w:r>
         <w:rPr>
           <w:i/>
         </w:rPr>
-        <w:t>math</w:t>
-      </w:r>
-      <w:r>
-        <w:rPr>
-          <w:i/>
-          <w:lang w:val="ru-RU"/>
-        </w:rPr>
-        <w:t>_</w:t>
-      </w:r>
-      <w:r>
-        <w:rPr>
-          <w:i/>
-        </w:rPr>
-        <w:t>utils</w:t>
-      </w:r>
-      <w:r>
-        <w:rPr>
-          <w:i/>
-          <w:lang w:val="ru-RU"/>
-        </w:rPr>
-        <w:t>.</w:t>
-      </w:r>
-      <w:r>
-        <w:rPr>
-          <w:i/>
-        </w:rPr>
-        <w:t>py</w:t>
-      </w:r>
-      <w:r>
-        <w:rPr>
-          <w:lang w:val="ru-RU"/>
-        </w:rPr>
+        <w:t>math_utils.py</w:t>
+      </w:r>
+      <w:r>
         <w:t>)</w:t>
       </w:r>
     </w:p>
@@ -12378,180 +12168,27 @@
       <w:pPr>
         <w:spacing w:line="240" w:lineRule="auto"/>
         <w:ind w:firstLine="0"/>
-        <w:rPr>
-          <w:lang w:val="ru-RU"/>
-        </w:rPr>
       </w:pPr>
       <w:r>
         <w:rPr>
           <w:rFonts w:ascii="DejaVu Sans" w:eastAsia="DejaVu Sans" w:hAnsi="DejaVu Sans" w:cs="DejaVu Sans"/>
           <w:sz w:val="22"/>
         </w:rPr>
-        <w:t xml:space="preserve">    </w:t>
-      </w:r>
-      <w:r>
-        <w:rPr>
-          <w:rFonts w:ascii="DejaVu Sans" w:eastAsia="DejaVu Sans" w:hAnsi="DejaVu Sans" w:cs="DejaVu Sans"/>
-          <w:sz w:val="22"/>
-          <w:lang w:val="ru-RU"/>
-        </w:rPr>
-        <w:t xml:space="preserve">"""Расширенный алгоритм Евклида: </w:t>
-      </w:r>
+        <w:lastRenderedPageBreak/>
+        <w:t xml:space="preserve">    """Расширенный алгоритм Евклида: d = gcd(a,b), a*u + b*v = d."""</w:t>
+      </w:r>
+    </w:p>
+    <w:p>
+      <w:pPr>
+        <w:spacing w:line="240" w:lineRule="auto"/>
+        <w:ind w:firstLine="0"/>
+      </w:pPr>
       <w:r>
         <w:rPr>
           <w:rFonts w:ascii="DejaVu Sans" w:eastAsia="DejaVu Sans" w:hAnsi="DejaVu Sans" w:cs="DejaVu Sans"/>
           <w:sz w:val="22"/>
         </w:rPr>
-        <w:t>d</w:t>
-      </w:r>
-      <w:r>
-        <w:rPr>
-          <w:rFonts w:ascii="DejaVu Sans" w:eastAsia="DejaVu Sans" w:hAnsi="DejaVu Sans" w:cs="DejaVu Sans"/>
-          <w:sz w:val="22"/>
-          <w:lang w:val="ru-RU"/>
-        </w:rPr>
-        <w:t xml:space="preserve"> = </w:t>
-      </w:r>
-      <w:r>
-        <w:rPr>
-          <w:rFonts w:ascii="DejaVu Sans" w:eastAsia="DejaVu Sans" w:hAnsi="DejaVu Sans" w:cs="DejaVu Sans"/>
-          <w:sz w:val="22"/>
-        </w:rPr>
-        <w:t>gcd</w:t>
-      </w:r>
-      <w:r>
-        <w:rPr>
-          <w:rFonts w:ascii="DejaVu Sans" w:eastAsia="DejaVu Sans" w:hAnsi="DejaVu Sans" w:cs="DejaVu Sans"/>
-          <w:sz w:val="22"/>
-          <w:lang w:val="ru-RU"/>
-        </w:rPr>
-        <w:t>(</w:t>
-      </w:r>
-      <w:r>
-        <w:rPr>
-          <w:rFonts w:ascii="DejaVu Sans" w:eastAsia="DejaVu Sans" w:hAnsi="DejaVu Sans" w:cs="DejaVu Sans"/>
-          <w:sz w:val="22"/>
-        </w:rPr>
-        <w:t>a</w:t>
-      </w:r>
-      <w:r>
-        <w:rPr>
-          <w:rFonts w:ascii="DejaVu Sans" w:eastAsia="DejaVu Sans" w:hAnsi="DejaVu Sans" w:cs="DejaVu Sans"/>
-          <w:sz w:val="22"/>
-          <w:lang w:val="ru-RU"/>
-        </w:rPr>
-        <w:t>,</w:t>
-      </w:r>
-      <w:r>
-        <w:rPr>
-          <w:rFonts w:ascii="DejaVu Sans" w:eastAsia="DejaVu Sans" w:hAnsi="DejaVu Sans" w:cs="DejaVu Sans"/>
-          <w:sz w:val="22"/>
-        </w:rPr>
-        <w:t>b</w:t>
-      </w:r>
-      <w:r>
-        <w:rPr>
-          <w:rFonts w:ascii="DejaVu Sans" w:eastAsia="DejaVu Sans" w:hAnsi="DejaVu Sans" w:cs="DejaVu Sans"/>
-          <w:sz w:val="22"/>
-          <w:lang w:val="ru-RU"/>
-        </w:rPr>
-        <w:t xml:space="preserve">), </w:t>
-      </w:r>
-      <w:r>
-        <w:rPr>
-          <w:rFonts w:ascii="DejaVu Sans" w:eastAsia="DejaVu Sans" w:hAnsi="DejaVu Sans" w:cs="DejaVu Sans"/>
-          <w:sz w:val="22"/>
-        </w:rPr>
-        <w:t>a</w:t>
-      </w:r>
-      <w:r>
-        <w:rPr>
-          <w:rFonts w:ascii="DejaVu Sans" w:eastAsia="DejaVu Sans" w:hAnsi="DejaVu Sans" w:cs="DejaVu Sans"/>
-          <w:sz w:val="22"/>
-          <w:lang w:val="ru-RU"/>
-        </w:rPr>
-        <w:t>*</w:t>
-      </w:r>
-      <w:r>
-        <w:rPr>
-          <w:rFonts w:ascii="DejaVu Sans" w:eastAsia="DejaVu Sans" w:hAnsi="DejaVu Sans" w:cs="DejaVu Sans"/>
-          <w:sz w:val="22"/>
-        </w:rPr>
-        <w:t>u</w:t>
-      </w:r>
-      <w:r>
-        <w:rPr>
-          <w:rFonts w:ascii="DejaVu Sans" w:eastAsia="DejaVu Sans" w:hAnsi="DejaVu Sans" w:cs="DejaVu Sans"/>
-          <w:sz w:val="22"/>
-          <w:lang w:val="ru-RU"/>
-        </w:rPr>
-        <w:t xml:space="preserve"> + </w:t>
-      </w:r>
-      <w:r>
-        <w:rPr>
-          <w:rFonts w:ascii="DejaVu Sans" w:eastAsia="DejaVu Sans" w:hAnsi="DejaVu Sans" w:cs="DejaVu Sans"/>
-          <w:sz w:val="22"/>
-        </w:rPr>
-        <w:t>b</w:t>
-      </w:r>
-      <w:r>
-        <w:rPr>
-          <w:rFonts w:ascii="DejaVu Sans" w:eastAsia="DejaVu Sans" w:hAnsi="DejaVu Sans" w:cs="DejaVu Sans"/>
-          <w:sz w:val="22"/>
-          <w:lang w:val="ru-RU"/>
-        </w:rPr>
-        <w:t>*</w:t>
-      </w:r>
-      <w:r>
-        <w:rPr>
-          <w:rFonts w:ascii="DejaVu Sans" w:eastAsia="DejaVu Sans" w:hAnsi="DejaVu Sans" w:cs="DejaVu Sans"/>
-          <w:sz w:val="22"/>
-        </w:rPr>
-        <w:t>v</w:t>
-      </w:r>
-      <w:r>
-        <w:rPr>
-          <w:rFonts w:ascii="DejaVu Sans" w:eastAsia="DejaVu Sans" w:hAnsi="DejaVu Sans" w:cs="DejaVu Sans"/>
-          <w:sz w:val="22"/>
-          <w:lang w:val="ru-RU"/>
-        </w:rPr>
-        <w:t xml:space="preserve"> = </w:t>
-      </w:r>
-      <w:r>
-        <w:rPr>
-          <w:rFonts w:ascii="DejaVu Sans" w:eastAsia="DejaVu Sans" w:hAnsi="DejaVu Sans" w:cs="DejaVu Sans"/>
-          <w:sz w:val="22"/>
-        </w:rPr>
-        <w:t>d</w:t>
-      </w:r>
-      <w:r>
-        <w:rPr>
-          <w:rFonts w:ascii="DejaVu Sans" w:eastAsia="DejaVu Sans" w:hAnsi="DejaVu Sans" w:cs="DejaVu Sans"/>
-          <w:sz w:val="22"/>
-          <w:lang w:val="ru-RU"/>
-        </w:rPr>
-        <w:t>."""</w:t>
-      </w:r>
-    </w:p>
-    <w:p>
-      <w:pPr>
-        <w:spacing w:line="240" w:lineRule="auto"/>
-        <w:ind w:firstLine="0"/>
-      </w:pPr>
-      <w:r>
-        <w:rPr>
-          <w:rFonts w:ascii="DejaVu Sans" w:eastAsia="DejaVu Sans" w:hAnsi="DejaVu Sans" w:cs="DejaVu Sans"/>
-          <w:sz w:val="22"/>
-          <w:lang w:val="ru-RU"/>
-        </w:rPr>
-        <w:t xml:space="preserve">    </w:t>
-      </w:r>
-      <w:r>
-        <w:rPr>
-          <w:rFonts w:ascii="DejaVu Sans" w:eastAsia="DejaVu Sans" w:hAnsi="DejaVu Sans" w:cs="DejaVu Sans"/>
-          <w:sz w:val="22"/>
-        </w:rPr>
-        <w:t>if b == 0:</w:t>
+        <w:t xml:space="preserve">    if b == 0:</w:t>
       </w:r>
     </w:p>
     <w:p>
@@ -12776,283 +12413,58 @@
       <w:pPr>
         <w:spacing w:line="240" w:lineRule="auto"/>
         <w:ind w:firstLine="0"/>
-        <w:rPr>
-          <w:lang w:val="ru-RU"/>
-        </w:rPr>
       </w:pPr>
       <w:r>
         <w:rPr>
           <w:rFonts w:ascii="DejaVu Sans" w:eastAsia="DejaVu Sans" w:hAnsi="DejaVu Sans" w:cs="DejaVu Sans"/>
           <w:sz w:val="22"/>
         </w:rPr>
-        <w:t xml:space="preserve">    </w:t>
-      </w:r>
-      <w:r>
-        <w:rPr>
-          <w:rFonts w:ascii="DejaVu Sans" w:eastAsia="DejaVu Sans" w:hAnsi="DejaVu Sans" w:cs="DejaVu Sans"/>
-          <w:sz w:val="22"/>
-          <w:lang w:val="ru-RU"/>
-        </w:rPr>
-        <w:t>"""Нахождение мультипликативно обратного элемента: (</w:t>
-      </w:r>
+        <w:t xml:space="preserve">    """Нахождение мультипликативно обратного элемента: (is_inv, u, pos_inv, desc)."""</w:t>
+      </w:r>
+    </w:p>
+    <w:p>
+      <w:pPr>
+        <w:spacing w:line="240" w:lineRule="auto"/>
+        <w:ind w:firstLine="0"/>
+      </w:pPr>
       <w:r>
         <w:rPr>
           <w:rFonts w:ascii="DejaVu Sans" w:eastAsia="DejaVu Sans" w:hAnsi="DejaVu Sans" w:cs="DejaVu Sans"/>
           <w:sz w:val="22"/>
         </w:rPr>
-        <w:t>is</w:t>
-      </w:r>
-      <w:r>
-        <w:rPr>
-          <w:rFonts w:ascii="DejaVu Sans" w:eastAsia="DejaVu Sans" w:hAnsi="DejaVu Sans" w:cs="DejaVu Sans"/>
-          <w:sz w:val="22"/>
-          <w:lang w:val="ru-RU"/>
-        </w:rPr>
-        <w:t>_</w:t>
-      </w:r>
+        <w:t xml:space="preserve">    if m &lt;= 0:</w:t>
+      </w:r>
+    </w:p>
+    <w:p>
+      <w:pPr>
+        <w:spacing w:line="240" w:lineRule="auto"/>
+        <w:ind w:firstLine="0"/>
+      </w:pPr>
       <w:r>
         <w:rPr>
           <w:rFonts w:ascii="DejaVu Sans" w:eastAsia="DejaVu Sans" w:hAnsi="DejaVu Sans" w:cs="DejaVu Sans"/>
           <w:sz w:val="22"/>
         </w:rPr>
-        <w:t>inv</w:t>
-      </w:r>
-      <w:r>
-        <w:rPr>
-          <w:rFonts w:ascii="DejaVu Sans" w:eastAsia="DejaVu Sans" w:hAnsi="DejaVu Sans" w:cs="DejaVu Sans"/>
-          <w:sz w:val="22"/>
-          <w:lang w:val="ru-RU"/>
-        </w:rPr>
-        <w:t xml:space="preserve">, </w:t>
-      </w:r>
+        <w:t xml:space="preserve">        raise ValueError(f"Модуль m должен быть положительным (получено {m})")</w:t>
+      </w:r>
+    </w:p>
+    <w:p>
+      <w:pPr>
+        <w:spacing w:line="240" w:lineRule="auto"/>
+        <w:ind w:firstLine="0"/>
+      </w:pPr>
+    </w:p>
+    <w:p>
+      <w:pPr>
+        <w:spacing w:line="240" w:lineRule="auto"/>
+        <w:ind w:firstLine="0"/>
+      </w:pPr>
       <w:r>
         <w:rPr>
           <w:rFonts w:ascii="DejaVu Sans" w:eastAsia="DejaVu Sans" w:hAnsi="DejaVu Sans" w:cs="DejaVu Sans"/>
           <w:sz w:val="22"/>
         </w:rPr>
-        <w:t>u</w:t>
-      </w:r>
-      <w:r>
-        <w:rPr>
-          <w:rFonts w:ascii="DejaVu Sans" w:eastAsia="DejaVu Sans" w:hAnsi="DejaVu Sans" w:cs="DejaVu Sans"/>
-          <w:sz w:val="22"/>
-          <w:lang w:val="ru-RU"/>
-        </w:rPr>
-        <w:t xml:space="preserve">, </w:t>
-      </w:r>
-      <w:r>
-        <w:rPr>
-          <w:rFonts w:ascii="DejaVu Sans" w:eastAsia="DejaVu Sans" w:hAnsi="DejaVu Sans" w:cs="DejaVu Sans"/>
-          <w:sz w:val="22"/>
-        </w:rPr>
-        <w:t>pos</w:t>
-      </w:r>
-      <w:r>
-        <w:rPr>
-          <w:rFonts w:ascii="DejaVu Sans" w:eastAsia="DejaVu Sans" w:hAnsi="DejaVu Sans" w:cs="DejaVu Sans"/>
-          <w:sz w:val="22"/>
-          <w:lang w:val="ru-RU"/>
-        </w:rPr>
-        <w:t>_</w:t>
-      </w:r>
-      <w:r>
-        <w:rPr>
-          <w:rFonts w:ascii="DejaVu Sans" w:eastAsia="DejaVu Sans" w:hAnsi="DejaVu Sans" w:cs="DejaVu Sans"/>
-          <w:sz w:val="22"/>
-        </w:rPr>
-        <w:t>inv</w:t>
-      </w:r>
-      <w:r>
-        <w:rPr>
-          <w:rFonts w:ascii="DejaVu Sans" w:eastAsia="DejaVu Sans" w:hAnsi="DejaVu Sans" w:cs="DejaVu Sans"/>
-          <w:sz w:val="22"/>
-          <w:lang w:val="ru-RU"/>
-        </w:rPr>
-        <w:t xml:space="preserve">, </w:t>
-      </w:r>
-      <w:r>
-        <w:rPr>
-          <w:rFonts w:ascii="DejaVu Sans" w:eastAsia="DejaVu Sans" w:hAnsi="DejaVu Sans" w:cs="DejaVu Sans"/>
-          <w:sz w:val="22"/>
-        </w:rPr>
-        <w:t>desc</w:t>
-      </w:r>
-      <w:r>
-        <w:rPr>
-          <w:rFonts w:ascii="DejaVu Sans" w:eastAsia="DejaVu Sans" w:hAnsi="DejaVu Sans" w:cs="DejaVu Sans"/>
-          <w:sz w:val="22"/>
-          <w:lang w:val="ru-RU"/>
-        </w:rPr>
-        <w:t>)."""</w:t>
-      </w:r>
-    </w:p>
-    <w:p>
-      <w:pPr>
-        <w:spacing w:line="240" w:lineRule="auto"/>
-        <w:ind w:firstLine="0"/>
-        <w:rPr>
-          <w:lang w:val="ru-RU"/>
-        </w:rPr>
-      </w:pPr>
-      <w:r>
-        <w:rPr>
-          <w:rFonts w:ascii="DejaVu Sans" w:eastAsia="DejaVu Sans" w:hAnsi="DejaVu Sans" w:cs="DejaVu Sans"/>
-          <w:sz w:val="22"/>
-          <w:lang w:val="ru-RU"/>
-        </w:rPr>
-        <w:t xml:space="preserve">    </w:t>
-      </w:r>
-      <w:r>
-        <w:rPr>
-          <w:rFonts w:ascii="DejaVu Sans" w:eastAsia="DejaVu Sans" w:hAnsi="DejaVu Sans" w:cs="DejaVu Sans"/>
-          <w:sz w:val="22"/>
-        </w:rPr>
-        <w:t>if</w:t>
-      </w:r>
-      <w:r>
-        <w:rPr>
-          <w:rFonts w:ascii="DejaVu Sans" w:eastAsia="DejaVu Sans" w:hAnsi="DejaVu Sans" w:cs="DejaVu Sans"/>
-          <w:sz w:val="22"/>
-          <w:lang w:val="ru-RU"/>
-        </w:rPr>
-        <w:t xml:space="preserve"> </w:t>
-      </w:r>
-      <w:r>
-        <w:rPr>
-          <w:rFonts w:ascii="DejaVu Sans" w:eastAsia="DejaVu Sans" w:hAnsi="DejaVu Sans" w:cs="DejaVu Sans"/>
-          <w:sz w:val="22"/>
-        </w:rPr>
-        <w:t>m</w:t>
-      </w:r>
-      <w:r>
-        <w:rPr>
-          <w:rFonts w:ascii="DejaVu Sans" w:eastAsia="DejaVu Sans" w:hAnsi="DejaVu Sans" w:cs="DejaVu Sans"/>
-          <w:sz w:val="22"/>
-          <w:lang w:val="ru-RU"/>
-        </w:rPr>
-        <w:t xml:space="preserve"> &lt;= 0:</w:t>
-      </w:r>
-    </w:p>
-    <w:p>
-      <w:pPr>
-        <w:spacing w:line="240" w:lineRule="auto"/>
-        <w:ind w:firstLine="0"/>
-        <w:rPr>
-          <w:lang w:val="ru-RU"/>
-        </w:rPr>
-      </w:pPr>
-      <w:r>
-        <w:rPr>
-          <w:rFonts w:ascii="DejaVu Sans" w:eastAsia="DejaVu Sans" w:hAnsi="DejaVu Sans" w:cs="DejaVu Sans"/>
-          <w:sz w:val="22"/>
-          <w:lang w:val="ru-RU"/>
-        </w:rPr>
-        <w:t xml:space="preserve">        </w:t>
-      </w:r>
-      <w:r>
-        <w:rPr>
-          <w:rFonts w:ascii="DejaVu Sans" w:eastAsia="DejaVu Sans" w:hAnsi="DejaVu Sans" w:cs="DejaVu Sans"/>
-          <w:sz w:val="22"/>
-        </w:rPr>
-        <w:t>raise</w:t>
-      </w:r>
-      <w:r>
-        <w:rPr>
-          <w:rFonts w:ascii="DejaVu Sans" w:eastAsia="DejaVu Sans" w:hAnsi="DejaVu Sans" w:cs="DejaVu Sans"/>
-          <w:sz w:val="22"/>
-          <w:lang w:val="ru-RU"/>
-        </w:rPr>
-        <w:t xml:space="preserve"> </w:t>
-      </w:r>
-      <w:r>
-        <w:rPr>
-          <w:rFonts w:ascii="DejaVu Sans" w:eastAsia="DejaVu Sans" w:hAnsi="DejaVu Sans" w:cs="DejaVu Sans"/>
-          <w:sz w:val="22"/>
-        </w:rPr>
-        <w:t>ValueError</w:t>
-      </w:r>
-      <w:r>
-        <w:rPr>
-          <w:rFonts w:ascii="DejaVu Sans" w:eastAsia="DejaVu Sans" w:hAnsi="DejaVu Sans" w:cs="DejaVu Sans"/>
-          <w:sz w:val="22"/>
-          <w:lang w:val="ru-RU"/>
-        </w:rPr>
-        <w:t>(</w:t>
-      </w:r>
-      <w:r>
-        <w:rPr>
-          <w:rFonts w:ascii="DejaVu Sans" w:eastAsia="DejaVu Sans" w:hAnsi="DejaVu Sans" w:cs="DejaVu Sans"/>
-          <w:sz w:val="22"/>
-        </w:rPr>
-        <w:t>f</w:t>
-      </w:r>
-      <w:r>
-        <w:rPr>
-          <w:rFonts w:ascii="DejaVu Sans" w:eastAsia="DejaVu Sans" w:hAnsi="DejaVu Sans" w:cs="DejaVu Sans"/>
-          <w:sz w:val="22"/>
-          <w:lang w:val="ru-RU"/>
-        </w:rPr>
-        <w:t xml:space="preserve">"Модуль </w:t>
-      </w:r>
-      <w:r>
-        <w:rPr>
-          <w:rFonts w:ascii="DejaVu Sans" w:eastAsia="DejaVu Sans" w:hAnsi="DejaVu Sans" w:cs="DejaVu Sans"/>
-          <w:sz w:val="22"/>
-        </w:rPr>
-        <w:t>m</w:t>
-      </w:r>
-      <w:r>
-        <w:rPr>
-          <w:rFonts w:ascii="DejaVu Sans" w:eastAsia="DejaVu Sans" w:hAnsi="DejaVu Sans" w:cs="DejaVu Sans"/>
-          <w:sz w:val="22"/>
-          <w:lang w:val="ru-RU"/>
-        </w:rPr>
-        <w:t xml:space="preserve"> должен быть положительным (получено {</w:t>
-      </w:r>
-      <w:r>
-        <w:rPr>
-          <w:rFonts w:ascii="DejaVu Sans" w:eastAsia="DejaVu Sans" w:hAnsi="DejaVu Sans" w:cs="DejaVu Sans"/>
-          <w:sz w:val="22"/>
-        </w:rPr>
-        <w:t>m</w:t>
-      </w:r>
-      <w:r>
-        <w:rPr>
-          <w:rFonts w:ascii="DejaVu Sans" w:eastAsia="DejaVu Sans" w:hAnsi="DejaVu Sans" w:cs="DejaVu Sans"/>
-          <w:sz w:val="22"/>
-          <w:lang w:val="ru-RU"/>
-        </w:rPr>
-        <w:t>})")</w:t>
-      </w:r>
-    </w:p>
-    <w:p>
-      <w:pPr>
-        <w:spacing w:line="240" w:lineRule="auto"/>
-        <w:ind w:firstLine="0"/>
-        <w:rPr>
-          <w:lang w:val="ru-RU"/>
-        </w:rPr>
-      </w:pPr>
-    </w:p>
-    <w:p>
-      <w:pPr>
-        <w:spacing w:line="240" w:lineRule="auto"/>
-        <w:ind w:firstLine="0"/>
-      </w:pPr>
-      <w:r>
-        <w:rPr>
-          <w:rFonts w:ascii="DejaVu Sans" w:eastAsia="DejaVu Sans" w:hAnsi="DejaVu Sans" w:cs="DejaVu Sans"/>
-          <w:sz w:val="22"/>
-          <w:lang w:val="ru-RU"/>
-        </w:rPr>
-        <w:t xml:space="preserve">    </w:t>
-      </w:r>
-      <w:r>
-        <w:rPr>
-          <w:rFonts w:ascii="DejaVu Sans" w:eastAsia="DejaVu Sans" w:hAnsi="DejaVu Sans" w:cs="DejaVu Sans"/>
-          <w:sz w:val="22"/>
-        </w:rPr>
-        <w:t>d, u, _ = extended_gcd(a, m)</w:t>
+        <w:t xml:space="preserve">    d, u, _ = extended_gcd(a, m)</w:t>
       </w:r>
     </w:p>
     <w:p>
@@ -13078,7 +12490,7 @@
           <w:rFonts w:ascii="DejaVu Sans" w:eastAsia="DejaVu Sans" w:hAnsi="DejaVu Sans" w:cs="DejaVu Sans"/>
           <w:sz w:val="22"/>
         </w:rPr>
-        <w:t xml:space="preserve">        return False, None, None, f"Необратимо: НОД({a}, {m}) = {d} ≠ 1"</w:t>
+        <w:t xml:space="preserve">        return False, None, None, f"Необратимо: НОД({a}, {m}) = {d} != 1"</w:t>
       </w:r>
     </w:p>
     <w:p>
@@ -13110,7 +12522,110 @@
           <w:rFonts w:ascii="DejaVu Sans" w:eastAsia="DejaVu Sans" w:hAnsi="DejaVu Sans" w:cs="DejaVu Sans"/>
           <w:sz w:val="22"/>
         </w:rPr>
-        <w:t xml:space="preserve">    return True, u, pos_inv, f"Обратимо: u = {u}, a^(-1) mod {m} = {pos_inv}"</w:t>
+        <w:t xml:space="preserve">    if pos_inv &lt;= 0 and m &gt; 1:</w:t>
+      </w:r>
+    </w:p>
+    <w:p>
+      <w:pPr>
+        <w:spacing w:line="240" w:lineRule="auto"/>
+        <w:ind w:firstLine="0"/>
+      </w:pPr>
+      <w:r>
+        <w:rPr>
+          <w:rFonts w:ascii="DejaVu Sans" w:eastAsia="DejaVu Sans" w:hAnsi="DejaVu Sans" w:cs="DejaVu Sans"/>
+          <w:sz w:val="22"/>
+        </w:rPr>
+        <w:t xml:space="preserve">        pos_inv += m</w:t>
+      </w:r>
+    </w:p>
+    <w:p>
+      <w:pPr>
+        <w:spacing w:line="240" w:lineRule="auto"/>
+        <w:ind w:firstLine="0"/>
+      </w:pPr>
+    </w:p>
+    <w:p>
+      <w:pPr>
+        <w:spacing w:line="240" w:lineRule="auto"/>
+        <w:ind w:firstLine="0"/>
+      </w:pPr>
+      <w:r>
+        <w:rPr>
+          <w:rFonts w:ascii="DejaVu Sans" w:eastAsia="DejaVu Sans" w:hAnsi="DejaVu Sans" w:cs="DejaVu Sans"/>
+          <w:sz w:val="22"/>
+        </w:rPr>
+        <w:t xml:space="preserve">    if u &lt; 0:</w:t>
+      </w:r>
+    </w:p>
+    <w:p>
+      <w:pPr>
+        <w:spacing w:line="240" w:lineRule="auto"/>
+        <w:ind w:firstLine="0"/>
+      </w:pPr>
+      <w:r>
+        <w:rPr>
+          <w:rFonts w:ascii="DejaVu Sans" w:eastAsia="DejaVu Sans" w:hAnsi="DejaVu Sans" w:cs="DejaVu Sans"/>
+          <w:sz w:val="22"/>
+        </w:rPr>
+        <w:t xml:space="preserve">        k = (-u + m - 1) // m</w:t>
+      </w:r>
+    </w:p>
+    <w:p>
+      <w:pPr>
+        <w:spacing w:line="240" w:lineRule="auto"/>
+        <w:ind w:firstLine="0"/>
+      </w:pPr>
+      <w:r>
+        <w:rPr>
+          <w:rFonts w:ascii="DejaVu Sans" w:eastAsia="DejaVu Sans" w:hAnsi="DejaVu Sans" w:cs="DejaVu Sans"/>
+          <w:sz w:val="22"/>
+        </w:rPr>
+        <w:t xml:space="preserve">        step_str = f"u = {u} &lt; 0, приводим: {u} + {k}*{m} = {pos_inv}"</w:t>
+      </w:r>
+    </w:p>
+    <w:p>
+      <w:pPr>
+        <w:spacing w:line="240" w:lineRule="auto"/>
+        <w:ind w:firstLine="0"/>
+      </w:pPr>
+      <w:r>
+        <w:rPr>
+          <w:rFonts w:ascii="DejaVu Sans" w:eastAsia="DejaVu Sans" w:hAnsi="DejaVu Sans" w:cs="DejaVu Sans"/>
+          <w:sz w:val="22"/>
+        </w:rPr>
+        <w:t xml:space="preserve">    else:</w:t>
+      </w:r>
+    </w:p>
+    <w:p>
+      <w:pPr>
+        <w:spacing w:line="240" w:lineRule="auto"/>
+        <w:ind w:firstLine="0"/>
+      </w:pPr>
+      <w:r>
+        <w:rPr>
+          <w:rFonts w:ascii="DejaVu Sans" w:eastAsia="DejaVu Sans" w:hAnsi="DejaVu Sans" w:cs="DejaVu Sans"/>
+          <w:sz w:val="22"/>
+        </w:rPr>
+        <w:t xml:space="preserve">        step_str = f"u = {u}"</w:t>
+      </w:r>
+    </w:p>
+    <w:p>
+      <w:pPr>
+        <w:spacing w:line="240" w:lineRule="auto"/>
+        <w:ind w:firstLine="0"/>
+      </w:pPr>
+    </w:p>
+    <w:p>
+      <w:pPr>
+        <w:spacing w:line="240" w:lineRule="auto"/>
+        <w:ind w:firstLine="0"/>
+      </w:pPr>
+      <w:r>
+        <w:rPr>
+          <w:rFonts w:ascii="DejaVu Sans" w:eastAsia="DejaVu Sans" w:hAnsi="DejaVu Sans" w:cs="DejaVu Sans"/>
+          <w:sz w:val="22"/>
+        </w:rPr>
+        <w:t xml:space="preserve">    return True, u, pos_inv, f"Обратимо: {step_str}; наименьший положительный вычет a^(-1) = {pos_inv}"</w:t>
       </w:r>
     </w:p>
     <w:p>
@@ -13161,7 +12676,6 @@
           <w:rFonts w:ascii="DejaVu Sans" w:eastAsia="DejaVu Sans" w:hAnsi="DejaVu Sans" w:cs="DejaVu Sans"/>
           <w:sz w:val="22"/>
         </w:rPr>
-        <w:lastRenderedPageBreak/>
         <w:t xml:space="preserve">    d, u, _ = extended_gcd(a, m)</w:t>
       </w:r>
     </w:p>
@@ -13194,6 +12708,7 @@
           <w:rFonts w:ascii="DejaVu Sans" w:eastAsia="DejaVu Sans" w:hAnsi="DejaVu Sans" w:cs="DejaVu Sans"/>
           <w:sz w:val="22"/>
         </w:rPr>
+        <w:lastRenderedPageBreak/>
         <w:t xml:space="preserve">    if b_mod % d != 0:</w:t>
       </w:r>
     </w:p>
@@ -13201,129 +12716,32 @@
       <w:pPr>
         <w:spacing w:line="240" w:lineRule="auto"/>
         <w:ind w:firstLine="0"/>
-        <w:rPr>
-          <w:lang w:val="ru-RU"/>
-        </w:rPr>
       </w:pPr>
       <w:r>
         <w:rPr>
           <w:rFonts w:ascii="DejaVu Sans" w:eastAsia="DejaVu Sans" w:hAnsi="DejaVu Sans" w:cs="DejaVu Sans"/>
           <w:sz w:val="22"/>
         </w:rPr>
-        <w:t xml:space="preserve">        return</w:t>
-      </w:r>
-      <w:r>
-        <w:rPr>
-          <w:rFonts w:ascii="DejaVu Sans" w:eastAsia="DejaVu Sans" w:hAnsi="DejaVu Sans" w:cs="DejaVu Sans"/>
-          <w:sz w:val="22"/>
-          <w:lang w:val="ru-RU"/>
-        </w:rPr>
-        <w:t xml:space="preserve"> 1, [], </w:t>
-      </w:r>
+        <w:t xml:space="preserve">        return 1, [], f"1. Решений нет: b={b} не делится на d={d}"</w:t>
+      </w:r>
+    </w:p>
+    <w:p>
+      <w:pPr>
+        <w:spacing w:line="240" w:lineRule="auto"/>
+        <w:ind w:firstLine="0"/>
+      </w:pPr>
+    </w:p>
+    <w:p>
+      <w:pPr>
+        <w:spacing w:line="240" w:lineRule="auto"/>
+        <w:ind w:firstLine="0"/>
+      </w:pPr>
       <w:r>
         <w:rPr>
           <w:rFonts w:ascii="DejaVu Sans" w:eastAsia="DejaVu Sans" w:hAnsi="DejaVu Sans" w:cs="DejaVu Sans"/>
           <w:sz w:val="22"/>
         </w:rPr>
-        <w:t>f</w:t>
-      </w:r>
-      <w:r>
-        <w:rPr>
-          <w:rFonts w:ascii="DejaVu Sans" w:eastAsia="DejaVu Sans" w:hAnsi="DejaVu Sans" w:cs="DejaVu Sans"/>
-          <w:sz w:val="22"/>
-          <w:lang w:val="ru-RU"/>
-        </w:rPr>
-        <w:t xml:space="preserve">"1. Решений нет: </w:t>
-      </w:r>
-      <w:r>
-        <w:rPr>
-          <w:rFonts w:ascii="DejaVu Sans" w:eastAsia="DejaVu Sans" w:hAnsi="DejaVu Sans" w:cs="DejaVu Sans"/>
-          <w:sz w:val="22"/>
-        </w:rPr>
-        <w:t>b</w:t>
-      </w:r>
-      <w:r>
-        <w:rPr>
-          <w:rFonts w:ascii="DejaVu Sans" w:eastAsia="DejaVu Sans" w:hAnsi="DejaVu Sans" w:cs="DejaVu Sans"/>
-          <w:sz w:val="22"/>
-          <w:lang w:val="ru-RU"/>
-        </w:rPr>
-        <w:t>={</w:t>
-      </w:r>
-      <w:r>
-        <w:rPr>
-          <w:rFonts w:ascii="DejaVu Sans" w:eastAsia="DejaVu Sans" w:hAnsi="DejaVu Sans" w:cs="DejaVu Sans"/>
-          <w:sz w:val="22"/>
-        </w:rPr>
-        <w:t>b</w:t>
-      </w:r>
-      <w:r>
-        <w:rPr>
-          <w:rFonts w:ascii="DejaVu Sans" w:eastAsia="DejaVu Sans" w:hAnsi="DejaVu Sans" w:cs="DejaVu Sans"/>
-          <w:sz w:val="22"/>
-          <w:lang w:val="ru-RU"/>
-        </w:rPr>
-        <w:t xml:space="preserve">} не делится на </w:t>
-      </w:r>
-      <w:r>
-        <w:rPr>
-          <w:rFonts w:ascii="DejaVu Sans" w:eastAsia="DejaVu Sans" w:hAnsi="DejaVu Sans" w:cs="DejaVu Sans"/>
-          <w:sz w:val="22"/>
-        </w:rPr>
-        <w:t>d</w:t>
-      </w:r>
-      <w:r>
-        <w:rPr>
-          <w:rFonts w:ascii="DejaVu Sans" w:eastAsia="DejaVu Sans" w:hAnsi="DejaVu Sans" w:cs="DejaVu Sans"/>
-          <w:sz w:val="22"/>
-          <w:lang w:val="ru-RU"/>
-        </w:rPr>
-        <w:t>={</w:t>
-      </w:r>
-      <w:r>
-        <w:rPr>
-          <w:rFonts w:ascii="DejaVu Sans" w:eastAsia="DejaVu Sans" w:hAnsi="DejaVu Sans" w:cs="DejaVu Sans"/>
-          <w:sz w:val="22"/>
-        </w:rPr>
-        <w:t>d</w:t>
-      </w:r>
-      <w:r>
-        <w:rPr>
-          <w:rFonts w:ascii="DejaVu Sans" w:eastAsia="DejaVu Sans" w:hAnsi="DejaVu Sans" w:cs="DejaVu Sans"/>
-          <w:sz w:val="22"/>
-          <w:lang w:val="ru-RU"/>
-        </w:rPr>
-        <w:t>}"</w:t>
-      </w:r>
-    </w:p>
-    <w:p>
-      <w:pPr>
-        <w:spacing w:line="240" w:lineRule="auto"/>
-        <w:ind w:firstLine="0"/>
-        <w:rPr>
-          <w:lang w:val="ru-RU"/>
-        </w:rPr>
-      </w:pPr>
-    </w:p>
-    <w:p>
-      <w:pPr>
-        <w:spacing w:line="240" w:lineRule="auto"/>
-        <w:ind w:firstLine="0"/>
-      </w:pPr>
-      <w:r>
-        <w:rPr>
-          <w:rFonts w:ascii="DejaVu Sans" w:eastAsia="DejaVu Sans" w:hAnsi="DejaVu Sans" w:cs="DejaVu Sans"/>
-          <w:sz w:val="22"/>
-          <w:lang w:val="ru-RU"/>
-        </w:rPr>
-        <w:t xml:space="preserve">    </w:t>
-      </w:r>
-      <w:r>
-        <w:rPr>
-          <w:rFonts w:ascii="DejaVu Sans" w:eastAsia="DejaVu Sans" w:hAnsi="DejaVu Sans" w:cs="DejaVu Sans"/>
-          <w:sz w:val="22"/>
-        </w:rPr>
-        <w:t>m_prime = m // d</w:t>
+        <w:t xml:space="preserve">    m_prime = m // d</w:t>
       </w:r>
     </w:p>
     <w:p>
@@ -13645,93 +13063,30 @@
       <w:pPr>
         <w:spacing w:after="120" w:line="240" w:lineRule="auto"/>
         <w:ind w:firstLine="0"/>
-        <w:rPr>
-          <w:lang w:val="ru-RU"/>
-        </w:rPr>
       </w:pPr>
       <w:r>
         <w:rPr>
           <w:rFonts w:ascii="DejaVu Sans" w:eastAsia="DejaVu Sans" w:hAnsi="DejaVu Sans" w:cs="DejaVu Sans"/>
           <w:sz w:val="22"/>
         </w:rPr>
-        <w:t xml:space="preserve">    return status, pairs, f"{status}. </w:t>
-      </w:r>
-      <w:r>
-        <w:rPr>
-          <w:rFonts w:ascii="DejaVu Sans" w:eastAsia="DejaVu Sans" w:hAnsi="DejaVu Sans" w:cs="DejaVu Sans"/>
-          <w:sz w:val="22"/>
-          <w:lang w:val="ru-RU"/>
-        </w:rPr>
-        <w:t>Найдено пар решений: {</w:t>
-      </w:r>
-      <w:r>
-        <w:rPr>
-          <w:rFonts w:ascii="DejaVu Sans" w:eastAsia="DejaVu Sans" w:hAnsi="DejaVu Sans" w:cs="DejaVu Sans"/>
-          <w:sz w:val="22"/>
-        </w:rPr>
-        <w:t>len</w:t>
-      </w:r>
-      <w:r>
-        <w:rPr>
-          <w:rFonts w:ascii="DejaVu Sans" w:eastAsia="DejaVu Sans" w:hAnsi="DejaVu Sans" w:cs="DejaVu Sans"/>
-          <w:sz w:val="22"/>
-          <w:lang w:val="ru-RU"/>
-        </w:rPr>
-        <w:t>(</w:t>
-      </w:r>
-      <w:r>
-        <w:rPr>
-          <w:rFonts w:ascii="DejaVu Sans" w:eastAsia="DejaVu Sans" w:hAnsi="DejaVu Sans" w:cs="DejaVu Sans"/>
-          <w:sz w:val="22"/>
-        </w:rPr>
-        <w:t>pairs</w:t>
-      </w:r>
-      <w:r>
-        <w:rPr>
-          <w:rFonts w:ascii="DejaVu Sans" w:eastAsia="DejaVu Sans" w:hAnsi="DejaVu Sans" w:cs="DejaVu Sans"/>
-          <w:sz w:val="22"/>
-          <w:lang w:val="ru-RU"/>
-        </w:rPr>
-        <w:t>)}"</w:t>
+        <w:t xml:space="preserve">    return status, pairs, f"{status}. Найдено пар решений: {len(pairs)}"</w:t>
       </w:r>
     </w:p>
     <w:p>
       <w:pPr>
         <w:keepNext/>
         <w:ind w:firstLine="0"/>
-        <w:rPr>
-          <w:lang w:val="ru-RU"/>
-        </w:rPr>
-      </w:pPr>
-      <w:r>
-        <w:rPr>
-          <w:lang w:val="ru-RU"/>
-        </w:rPr>
+      </w:pPr>
+      <w:r>
         <w:t>Листинг 2 – Реализация алгоритмов аффинного шифра (</w:t>
       </w:r>
       <w:r>
         <w:rPr>
           <w:i/>
         </w:rPr>
-        <w:t>cipher</w:t>
-      </w:r>
-      <w:r>
-        <w:rPr>
-          <w:i/>
-          <w:lang w:val="ru-RU"/>
-        </w:rPr>
-        <w:t>.</w:t>
-      </w:r>
-      <w:r>
-        <w:rPr>
-          <w:i/>
-        </w:rPr>
-        <w:t>py</w:t>
-      </w:r>
-      <w:r>
-        <w:rPr>
-          <w:lang w:val="ru-RU"/>
-        </w:rPr>
+        <w:t>cipher.py</w:t>
+      </w:r>
+      <w:r>
         <w:t>)</w:t>
       </w:r>
     </w:p>
@@ -13880,7 +13235,6 @@
           <w:rFonts w:ascii="DejaVu Sans" w:eastAsia="DejaVu Sans" w:hAnsi="DejaVu Sans" w:cs="DejaVu Sans"/>
           <w:sz w:val="22"/>
         </w:rPr>
-        <w:lastRenderedPageBreak/>
         <w:t xml:space="preserve">        gcd_val = math.gcd(a, self.power)</w:t>
       </w:r>
     </w:p>
@@ -13907,6 +13261,7 @@
           <w:rFonts w:ascii="DejaVu Sans" w:eastAsia="DejaVu Sans" w:hAnsi="DejaVu Sans" w:cs="DejaVu Sans"/>
           <w:sz w:val="22"/>
         </w:rPr>
+        <w:lastRenderedPageBreak/>
         <w:t xml:space="preserve">            raise ValueError(f"Коэффициент a={a} необратим по модулю m={self.power} (НОД={gcd_val} ≠ 1)")</w:t>
       </w:r>
     </w:p>
@@ -14450,7 +13805,6 @@
           <w:rFonts w:ascii="DejaVu Sans" w:eastAsia="DejaVu Sans" w:hAnsi="DejaVu Sans" w:cs="DejaVu Sans"/>
           <w:sz w:val="22"/>
         </w:rPr>
-        <w:lastRenderedPageBreak/>
         <w:t xml:space="preserve">        return "".join(self.decrypt_symbol(c, a, b, case_mode=case_mode) for c in text)</w:t>
       </w:r>
     </w:p>
@@ -14542,70 +13896,30 @@
       <w:pPr>
         <w:spacing w:after="120" w:line="240" w:lineRule="auto"/>
         <w:ind w:firstLine="0"/>
-        <w:rPr>
-          <w:lang w:val="ru-RU"/>
-        </w:rPr>
       </w:pPr>
       <w:r>
         <w:rPr>
           <w:rFonts w:ascii="DejaVu Sans" w:eastAsia="DejaVu Sans" w:hAnsi="DejaVu Sans" w:cs="DejaVu Sans"/>
           <w:sz w:val="22"/>
         </w:rPr>
-        <w:t xml:space="preserve">        return</w:t>
-      </w:r>
-      <w:r>
-        <w:rPr>
-          <w:rFonts w:ascii="DejaVu Sans" w:eastAsia="DejaVu Sans" w:hAnsi="DejaVu Sans" w:cs="DejaVu Sans"/>
-          <w:sz w:val="22"/>
-          <w:lang w:val="ru-RU"/>
-        </w:rPr>
-        <w:t xml:space="preserve"> </w:t>
-      </w:r>
-      <w:r>
-        <w:rPr>
-          <w:rFonts w:ascii="DejaVu Sans" w:eastAsia="DejaVu Sans" w:hAnsi="DejaVu Sans" w:cs="DejaVu Sans"/>
-          <w:sz w:val="22"/>
-        </w:rPr>
-        <w:t>results</w:t>
+        <w:t xml:space="preserve">        return results</w:t>
       </w:r>
     </w:p>
     <w:p>
       <w:pPr>
         <w:keepNext/>
         <w:ind w:firstLine="0"/>
-        <w:rPr>
-          <w:lang w:val="ru-RU"/>
-        </w:rPr>
-      </w:pPr>
-      <w:r>
-        <w:rPr>
-          <w:lang w:val="ru-RU"/>
-        </w:rPr>
+      </w:pPr>
+      <w:r>
         <w:t>Листинг 3 – Частотный анализ, решение систем гипотез и ранжирование ключей (</w:t>
       </w:r>
       <w:r>
         <w:rPr>
           <w:i/>
         </w:rPr>
-        <w:t>cryptanalysis</w:t>
-      </w:r>
-      <w:r>
-        <w:rPr>
-          <w:i/>
-          <w:lang w:val="ru-RU"/>
-        </w:rPr>
-        <w:t>.</w:t>
-      </w:r>
-      <w:r>
-        <w:rPr>
-          <w:i/>
-        </w:rPr>
-        <w:t>py</w:t>
-      </w:r>
-      <w:r>
-        <w:rPr>
-          <w:lang w:val="ru-RU"/>
-        </w:rPr>
+        <w:t>cryptanalysis.py</w:t>
+      </w:r>
+      <w:r>
         <w:t>)</w:t>
       </w:r>
     </w:p>
@@ -14710,345 +14024,52 @@
       <w:pPr>
         <w:spacing w:line="240" w:lineRule="auto"/>
         <w:ind w:firstLine="0"/>
-        <w:rPr>
-          <w:lang w:val="ru-RU"/>
-        </w:rPr>
-      </w:pPr>
-      <w:r>
-        <w:rPr>
-          <w:rFonts w:ascii="DejaVu Sans" w:eastAsia="DejaVu Sans" w:hAnsi="DejaVu Sans" w:cs="DejaVu Sans"/>
-          <w:sz w:val="22"/>
-          <w:lang w:val="ru-RU"/>
-        </w:rPr>
-        <w:t>_</w:t>
-      </w:r>
+      </w:pPr>
       <w:r>
         <w:rPr>
           <w:rFonts w:ascii="DejaVu Sans" w:eastAsia="DejaVu Sans" w:hAnsi="DejaVu Sans" w:cs="DejaVu Sans"/>
           <w:sz w:val="22"/>
         </w:rPr>
-        <w:t>COMMON</w:t>
-      </w:r>
-      <w:r>
-        <w:rPr>
-          <w:rFonts w:ascii="DejaVu Sans" w:eastAsia="DejaVu Sans" w:hAnsi="DejaVu Sans" w:cs="DejaVu Sans"/>
-          <w:sz w:val="22"/>
-          <w:lang w:val="ru-RU"/>
-        </w:rPr>
-        <w:t>_</w:t>
-      </w:r>
+        <w:t>_COMMON_BIGRAMS = {</w:t>
+      </w:r>
+    </w:p>
+    <w:p>
+      <w:pPr>
+        <w:spacing w:line="240" w:lineRule="auto"/>
+        <w:ind w:firstLine="0"/>
+      </w:pPr>
       <w:r>
         <w:rPr>
           <w:rFonts w:ascii="DejaVu Sans" w:eastAsia="DejaVu Sans" w:hAnsi="DejaVu Sans" w:cs="DejaVu Sans"/>
           <w:sz w:val="22"/>
         </w:rPr>
-        <w:t>BIGRAMS</w:t>
-      </w:r>
-      <w:r>
-        <w:rPr>
-          <w:rFonts w:ascii="DejaVu Sans" w:eastAsia="DejaVu Sans" w:hAnsi="DejaVu Sans" w:cs="DejaVu Sans"/>
-          <w:sz w:val="22"/>
-          <w:lang w:val="ru-RU"/>
-        </w:rPr>
-        <w:t xml:space="preserve"> = {</w:t>
+        <w:t xml:space="preserve">    "ст", "но", "то", "на", "ен", "ов", "ни", "ра", "во", "ко",</w:t>
       </w:r>
     </w:p>
     <w:p>
       <w:pPr>
         <w:spacing w:line="240" w:lineRule="auto"/>
         <w:ind w:firstLine="0"/>
-        <w:rPr>
-          <w:lang w:val="ru-RU"/>
-        </w:rPr>
-      </w:pPr>
-      <w:r>
-        <w:rPr>
-          <w:rFonts w:ascii="DejaVu Sans" w:eastAsia="DejaVu Sans" w:hAnsi="DejaVu Sans" w:cs="DejaVu Sans"/>
-          <w:sz w:val="22"/>
-          <w:lang w:val="ru-RU"/>
-        </w:rPr>
-        <w:t xml:space="preserve">    "ст", "но", "то", "на", "ен", "ов", "ни", "ра", "во", "ко",</w:t>
-      </w:r>
-    </w:p>
-    <w:p>
-      <w:pPr>
-        <w:spacing w:line="240" w:lineRule="auto"/>
-        <w:ind w:firstLine="0"/>
-        <w:rPr>
-          <w:lang w:val="ru-RU"/>
-        </w:rPr>
-      </w:pPr>
-      <w:r>
-        <w:rPr>
-          <w:rFonts w:ascii="DejaVu Sans" w:eastAsia="DejaVu Sans" w:hAnsi="DejaVu Sans" w:cs="DejaVu Sans"/>
-          <w:sz w:val="22"/>
-          <w:lang w:val="ru-RU"/>
-        </w:rPr>
-        <w:t xml:space="preserve">    "ро", "по", "ал", "пр", "ос", "ли", "ес", "од", "не", "го",</w:t>
-      </w:r>
-    </w:p>
-    <w:p>
-      <w:pPr>
-        <w:spacing w:line="240" w:lineRule="auto"/>
-        <w:ind w:firstLine="0"/>
-        <w:rPr>
-          <w:lang w:val="ru-RU"/>
-        </w:rPr>
-      </w:pPr>
-      <w:r>
-        <w:rPr>
-          <w:rFonts w:ascii="DejaVu Sans" w:eastAsia="DejaVu Sans" w:hAnsi="DejaVu Sans" w:cs="DejaVu Sans"/>
-          <w:sz w:val="22"/>
-          <w:lang w:val="ru-RU"/>
-        </w:rPr>
-        <w:t xml:space="preserve">    "ре", "ер", "от", "ва", "ла", "ет", "ит", "та", "те", "ти"</w:t>
-      </w:r>
-    </w:p>
-    <w:p>
-      <w:pPr>
-        <w:spacing w:line="240" w:lineRule="auto"/>
-        <w:ind w:firstLine="0"/>
-        <w:rPr>
-          <w:lang w:val="ru-RU"/>
-        </w:rPr>
-      </w:pPr>
-      <w:r>
-        <w:rPr>
-          <w:rFonts w:ascii="DejaVu Sans" w:eastAsia="DejaVu Sans" w:hAnsi="DejaVu Sans" w:cs="DejaVu Sans"/>
-          <w:sz w:val="22"/>
-          <w:lang w:val="ru-RU"/>
-        </w:rPr>
-        <w:t>}</w:t>
-      </w:r>
-    </w:p>
-    <w:p>
-      <w:pPr>
-        <w:spacing w:line="240" w:lineRule="auto"/>
-        <w:ind w:firstLine="0"/>
-        <w:rPr>
-          <w:lang w:val="ru-RU"/>
-        </w:rPr>
-      </w:pPr>
-      <w:r>
-        <w:rPr>
-          <w:rFonts w:ascii="DejaVu Sans" w:eastAsia="DejaVu Sans" w:hAnsi="DejaVu Sans" w:cs="DejaVu Sans"/>
-          <w:sz w:val="22"/>
-          <w:lang w:val="ru-RU"/>
-        </w:rPr>
-        <w:t>_</w:t>
-      </w:r>
+      </w:pPr>
       <w:r>
         <w:rPr>
           <w:rFonts w:ascii="DejaVu Sans" w:eastAsia="DejaVu Sans" w:hAnsi="DejaVu Sans" w:cs="DejaVu Sans"/>
           <w:sz w:val="22"/>
         </w:rPr>
-        <w:t>FORBIDDEN</w:t>
-      </w:r>
-      <w:r>
-        <w:rPr>
-          <w:rFonts w:ascii="DejaVu Sans" w:eastAsia="DejaVu Sans" w:hAnsi="DejaVu Sans" w:cs="DejaVu Sans"/>
-          <w:sz w:val="22"/>
-          <w:lang w:val="ru-RU"/>
-        </w:rPr>
-        <w:t>_</w:t>
-      </w:r>
+        <w:t xml:space="preserve">    "ро", "по", "ал", "пр", "ос", "ли", "ес", "од", "не", "го",</w:t>
+      </w:r>
+    </w:p>
+    <w:p>
+      <w:pPr>
+        <w:spacing w:line="240" w:lineRule="auto"/>
+        <w:ind w:firstLine="0"/>
+      </w:pPr>
       <w:r>
         <w:rPr>
           <w:rFonts w:ascii="DejaVu Sans" w:eastAsia="DejaVu Sans" w:hAnsi="DejaVu Sans" w:cs="DejaVu Sans"/>
           <w:sz w:val="22"/>
         </w:rPr>
-        <w:t>BIGRAMS</w:t>
-      </w:r>
-      <w:r>
-        <w:rPr>
-          <w:rFonts w:ascii="DejaVu Sans" w:eastAsia="DejaVu Sans" w:hAnsi="DejaVu Sans" w:cs="DejaVu Sans"/>
-          <w:sz w:val="22"/>
-          <w:lang w:val="ru-RU"/>
-        </w:rPr>
-        <w:t xml:space="preserve"> = {</w:t>
-      </w:r>
-    </w:p>
-    <w:p>
-      <w:pPr>
-        <w:spacing w:line="240" w:lineRule="auto"/>
-        <w:ind w:firstLine="0"/>
-        <w:rPr>
-          <w:lang w:val="ru-RU"/>
-        </w:rPr>
-      </w:pPr>
-      <w:r>
-        <w:rPr>
-          <w:rFonts w:ascii="DejaVu Sans" w:eastAsia="DejaVu Sans" w:hAnsi="DejaVu Sans" w:cs="DejaVu Sans"/>
-          <w:sz w:val="22"/>
-          <w:lang w:val="ru-RU"/>
-        </w:rPr>
-        <w:t xml:space="preserve">    "ъъ", "ьь", "ыь", "ъь", "ыы", "йь", "жы", "шы", "чя", "щя",</w:t>
-      </w:r>
-    </w:p>
-    <w:p>
-      <w:pPr>
-        <w:spacing w:line="240" w:lineRule="auto"/>
-        <w:ind w:firstLine="0"/>
-        <w:rPr>
-          <w:lang w:val="ru-RU"/>
-        </w:rPr>
-      </w:pPr>
-      <w:r>
-        <w:rPr>
-          <w:rFonts w:ascii="DejaVu Sans" w:eastAsia="DejaVu Sans" w:hAnsi="DejaVu Sans" w:cs="DejaVu Sans"/>
-          <w:sz w:val="22"/>
-          <w:lang w:val="ru-RU"/>
-        </w:rPr>
-        <w:t xml:space="preserve">    "чю", "щю", "оы", "аы", "еы", "иы", "уы", "эы", "юы", "яы",</w:t>
-      </w:r>
-    </w:p>
-    <w:p>
-      <w:pPr>
-        <w:spacing w:line="240" w:lineRule="auto"/>
-        <w:ind w:firstLine="0"/>
-        <w:rPr>
-          <w:lang w:val="ru-RU"/>
-        </w:rPr>
-      </w:pPr>
-      <w:r>
-        <w:rPr>
-          <w:rFonts w:ascii="DejaVu Sans" w:eastAsia="DejaVu Sans" w:hAnsi="DejaVu Sans" w:cs="DejaVu Sans"/>
-          <w:sz w:val="22"/>
-          <w:lang w:val="ru-RU"/>
-        </w:rPr>
-        <w:t xml:space="preserve">    "ьы", "ъы", "ъа", "ъо", "ъу", "ъэ", "ъи"</w:t>
-      </w:r>
-    </w:p>
-    <w:p>
-      <w:pPr>
-        <w:spacing w:line="240" w:lineRule="auto"/>
-        <w:ind w:firstLine="0"/>
-        <w:rPr>
-          <w:lang w:val="ru-RU"/>
-        </w:rPr>
-      </w:pPr>
-      <w:r>
-        <w:rPr>
-          <w:rFonts w:ascii="DejaVu Sans" w:eastAsia="DejaVu Sans" w:hAnsi="DejaVu Sans" w:cs="DejaVu Sans"/>
-          <w:sz w:val="22"/>
-          <w:lang w:val="ru-RU"/>
-        </w:rPr>
-        <w:t>}</w:t>
-      </w:r>
-    </w:p>
-    <w:p>
-      <w:pPr>
-        <w:spacing w:line="240" w:lineRule="auto"/>
-        <w:ind w:firstLine="0"/>
-        <w:rPr>
-          <w:lang w:val="ru-RU"/>
-        </w:rPr>
-      </w:pPr>
-      <w:r>
-        <w:rPr>
-          <w:rFonts w:ascii="DejaVu Sans" w:eastAsia="DejaVu Sans" w:hAnsi="DejaVu Sans" w:cs="DejaVu Sans"/>
-          <w:sz w:val="22"/>
-          <w:lang w:val="ru-RU"/>
-        </w:rPr>
-        <w:t>_</w:t>
-      </w:r>
-      <w:r>
-        <w:rPr>
-          <w:rFonts w:ascii="DejaVu Sans" w:eastAsia="DejaVu Sans" w:hAnsi="DejaVu Sans" w:cs="DejaVu Sans"/>
-          <w:sz w:val="22"/>
-        </w:rPr>
-        <w:t>COMMON</w:t>
-      </w:r>
-      <w:r>
-        <w:rPr>
-          <w:rFonts w:ascii="DejaVu Sans" w:eastAsia="DejaVu Sans" w:hAnsi="DejaVu Sans" w:cs="DejaVu Sans"/>
-          <w:sz w:val="22"/>
-          <w:lang w:val="ru-RU"/>
-        </w:rPr>
-        <w:t>_</w:t>
-      </w:r>
-      <w:r>
-        <w:rPr>
-          <w:rFonts w:ascii="DejaVu Sans" w:eastAsia="DejaVu Sans" w:hAnsi="DejaVu Sans" w:cs="DejaVu Sans"/>
-          <w:sz w:val="22"/>
-        </w:rPr>
-        <w:t>WORDS</w:t>
-      </w:r>
-      <w:r>
-        <w:rPr>
-          <w:rFonts w:ascii="DejaVu Sans" w:eastAsia="DejaVu Sans" w:hAnsi="DejaVu Sans" w:cs="DejaVu Sans"/>
-          <w:sz w:val="22"/>
-          <w:lang w:val="ru-RU"/>
-        </w:rPr>
-        <w:t xml:space="preserve"> = {</w:t>
-      </w:r>
-    </w:p>
-    <w:p>
-      <w:pPr>
-        <w:spacing w:line="240" w:lineRule="auto"/>
-        <w:ind w:firstLine="0"/>
-        <w:rPr>
-          <w:lang w:val="ru-RU"/>
-        </w:rPr>
-      </w:pPr>
-      <w:r>
-        <w:rPr>
-          <w:rFonts w:ascii="DejaVu Sans" w:eastAsia="DejaVu Sans" w:hAnsi="DejaVu Sans" w:cs="DejaVu Sans"/>
-          <w:sz w:val="22"/>
-          <w:lang w:val="ru-RU"/>
-        </w:rPr>
-        <w:t xml:space="preserve">    "и", "в", "не", "на", "я", "с", "что", "а", "по", "он", "как",</w:t>
-      </w:r>
-    </w:p>
-    <w:p>
-      <w:pPr>
-        <w:spacing w:line="240" w:lineRule="auto"/>
-        <w:ind w:firstLine="0"/>
-        <w:rPr>
-          <w:lang w:val="ru-RU"/>
-        </w:rPr>
-      </w:pPr>
-      <w:r>
-        <w:rPr>
-          <w:rFonts w:ascii="DejaVu Sans" w:eastAsia="DejaVu Sans" w:hAnsi="DejaVu Sans" w:cs="DejaVu Sans"/>
-          <w:sz w:val="22"/>
-          <w:lang w:val="ru-RU"/>
-        </w:rPr>
-        <w:t xml:space="preserve">    "то", "но", "мы", "к", "у", "вы", "за", "бы", "же", "от", "о",</w:t>
-      </w:r>
-    </w:p>
-    <w:p>
-      <w:pPr>
-        <w:spacing w:line="240" w:lineRule="auto"/>
-        <w:ind w:firstLine="0"/>
-        <w:rPr>
-          <w:lang w:val="ru-RU"/>
-        </w:rPr>
-      </w:pPr>
-      <w:r>
-        <w:rPr>
-          <w:rFonts w:ascii="DejaVu Sans" w:eastAsia="DejaVu Sans" w:hAnsi="DejaVu Sans" w:cs="DejaVu Sans"/>
-          <w:sz w:val="22"/>
-          <w:lang w:val="ru-RU"/>
-        </w:rPr>
-        <w:t xml:space="preserve">    "из", "до", "да", "ли", "или", "если", "для", "при", "был", "ты",</w:t>
-      </w:r>
-    </w:p>
-    <w:p>
-      <w:pPr>
-        <w:spacing w:line="240" w:lineRule="auto"/>
-        <w:ind w:firstLine="0"/>
-        <w:rPr>
-          <w:lang w:val="ru-RU"/>
-        </w:rPr>
-      </w:pPr>
-      <w:r>
-        <w:rPr>
-          <w:rFonts w:ascii="DejaVu Sans" w:eastAsia="DejaVu Sans" w:hAnsi="DejaVu Sans" w:cs="DejaVu Sans"/>
-          <w:sz w:val="22"/>
-          <w:lang w:val="ru-RU"/>
-        </w:rPr>
-        <w:t xml:space="preserve">    "все", "так", "его", "она", "они", "еще"</w:t>
+        <w:t xml:space="preserve">    "ре", "ер", "от", "ва", "ла", "ет", "ит", "та", "те", "ти"</w:t>
       </w:r>
     </w:p>
     <w:p>
@@ -15069,6 +14090,149 @@
         <w:spacing w:line="240" w:lineRule="auto"/>
         <w:ind w:firstLine="0"/>
       </w:pPr>
+      <w:r>
+        <w:rPr>
+          <w:rFonts w:ascii="DejaVu Sans" w:eastAsia="DejaVu Sans" w:hAnsi="DejaVu Sans" w:cs="DejaVu Sans"/>
+          <w:sz w:val="22"/>
+        </w:rPr>
+        <w:t>_FORBIDDEN_BIGRAMS = {</w:t>
+      </w:r>
+    </w:p>
+    <w:p>
+      <w:pPr>
+        <w:spacing w:line="240" w:lineRule="auto"/>
+        <w:ind w:firstLine="0"/>
+      </w:pPr>
+      <w:r>
+        <w:rPr>
+          <w:rFonts w:ascii="DejaVu Sans" w:eastAsia="DejaVu Sans" w:hAnsi="DejaVu Sans" w:cs="DejaVu Sans"/>
+          <w:sz w:val="22"/>
+        </w:rPr>
+        <w:t xml:space="preserve">    "ъъ", "ьь", "ыь", "ъь", "ыы", "йь", "жы", "шы", "чя", "щя",</w:t>
+      </w:r>
+    </w:p>
+    <w:p>
+      <w:pPr>
+        <w:spacing w:line="240" w:lineRule="auto"/>
+        <w:ind w:firstLine="0"/>
+      </w:pPr>
+      <w:r>
+        <w:rPr>
+          <w:rFonts w:ascii="DejaVu Sans" w:eastAsia="DejaVu Sans" w:hAnsi="DejaVu Sans" w:cs="DejaVu Sans"/>
+          <w:sz w:val="22"/>
+        </w:rPr>
+        <w:t xml:space="preserve">    "чю", "щю", "оы", "аы", "еы", "иы", "уы", "эы", "юы", "яы",</w:t>
+      </w:r>
+    </w:p>
+    <w:p>
+      <w:pPr>
+        <w:spacing w:line="240" w:lineRule="auto"/>
+        <w:ind w:firstLine="0"/>
+      </w:pPr>
+      <w:r>
+        <w:rPr>
+          <w:rFonts w:ascii="DejaVu Sans" w:eastAsia="DejaVu Sans" w:hAnsi="DejaVu Sans" w:cs="DejaVu Sans"/>
+          <w:sz w:val="22"/>
+        </w:rPr>
+        <w:t xml:space="preserve">    "ьы", "ъы", "ъа", "ъо", "ъу", "ъэ", "ъи"</w:t>
+      </w:r>
+    </w:p>
+    <w:p>
+      <w:pPr>
+        <w:spacing w:line="240" w:lineRule="auto"/>
+        <w:ind w:firstLine="0"/>
+      </w:pPr>
+      <w:r>
+        <w:rPr>
+          <w:rFonts w:ascii="DejaVu Sans" w:eastAsia="DejaVu Sans" w:hAnsi="DejaVu Sans" w:cs="DejaVu Sans"/>
+          <w:sz w:val="22"/>
+        </w:rPr>
+        <w:t>}</w:t>
+      </w:r>
+    </w:p>
+    <w:p>
+      <w:pPr>
+        <w:spacing w:line="240" w:lineRule="auto"/>
+        <w:ind w:firstLine="0"/>
+      </w:pPr>
+      <w:r>
+        <w:rPr>
+          <w:rFonts w:ascii="DejaVu Sans" w:eastAsia="DejaVu Sans" w:hAnsi="DejaVu Sans" w:cs="DejaVu Sans"/>
+          <w:sz w:val="22"/>
+        </w:rPr>
+        <w:t>_COMMON_WORDS = {</w:t>
+      </w:r>
+    </w:p>
+    <w:p>
+      <w:pPr>
+        <w:spacing w:line="240" w:lineRule="auto"/>
+        <w:ind w:firstLine="0"/>
+      </w:pPr>
+      <w:r>
+        <w:rPr>
+          <w:rFonts w:ascii="DejaVu Sans" w:eastAsia="DejaVu Sans" w:hAnsi="DejaVu Sans" w:cs="DejaVu Sans"/>
+          <w:sz w:val="22"/>
+        </w:rPr>
+        <w:t xml:space="preserve">    "и", "в", "не", "на", "я", "с", "что", "а", "по", "он", "как",</w:t>
+      </w:r>
+    </w:p>
+    <w:p>
+      <w:pPr>
+        <w:spacing w:line="240" w:lineRule="auto"/>
+        <w:ind w:firstLine="0"/>
+      </w:pPr>
+      <w:r>
+        <w:rPr>
+          <w:rFonts w:ascii="DejaVu Sans" w:eastAsia="DejaVu Sans" w:hAnsi="DejaVu Sans" w:cs="DejaVu Sans"/>
+          <w:sz w:val="22"/>
+        </w:rPr>
+        <w:t xml:space="preserve">    "то", "но", "мы", "к", "у", "вы", "за", "бы", "же", "от", "о",</w:t>
+      </w:r>
+    </w:p>
+    <w:p>
+      <w:pPr>
+        <w:spacing w:line="240" w:lineRule="auto"/>
+        <w:ind w:firstLine="0"/>
+      </w:pPr>
+      <w:r>
+        <w:rPr>
+          <w:rFonts w:ascii="DejaVu Sans" w:eastAsia="DejaVu Sans" w:hAnsi="DejaVu Sans" w:cs="DejaVu Sans"/>
+          <w:sz w:val="22"/>
+        </w:rPr>
+        <w:t xml:space="preserve">    "из", "до", "да", "ли", "или", "если", "для", "при", "был", "ты",</w:t>
+      </w:r>
+    </w:p>
+    <w:p>
+      <w:pPr>
+        <w:spacing w:line="240" w:lineRule="auto"/>
+        <w:ind w:firstLine="0"/>
+      </w:pPr>
+      <w:r>
+        <w:rPr>
+          <w:rFonts w:ascii="DejaVu Sans" w:eastAsia="DejaVu Sans" w:hAnsi="DejaVu Sans" w:cs="DejaVu Sans"/>
+          <w:sz w:val="22"/>
+        </w:rPr>
+        <w:t xml:space="preserve">    "все", "так", "его", "она", "они", "еще"</w:t>
+      </w:r>
+    </w:p>
+    <w:p>
+      <w:pPr>
+        <w:spacing w:line="240" w:lineRule="auto"/>
+        <w:ind w:firstLine="0"/>
+      </w:pPr>
+      <w:r>
+        <w:rPr>
+          <w:rFonts w:ascii="DejaVu Sans" w:eastAsia="DejaVu Sans" w:hAnsi="DejaVu Sans" w:cs="DejaVu Sans"/>
+          <w:sz w:val="22"/>
+        </w:rPr>
+        <w:t>}</w:t>
+      </w:r>
+    </w:p>
+    <w:p>
+      <w:pPr>
+        <w:spacing w:line="240" w:lineRule="auto"/>
+        <w:ind w:firstLine="0"/>
+      </w:pPr>
     </w:p>
     <w:p>
       <w:pPr>
@@ -15203,7 +14367,6 @@
           <w:rFonts w:ascii="DejaVu Sans" w:eastAsia="DejaVu Sans" w:hAnsi="DejaVu Sans" w:cs="DejaVu Sans"/>
           <w:sz w:val="22"/>
         </w:rPr>
-        <w:lastRenderedPageBreak/>
         <w:t xml:space="preserve">        "frequencies": freqs,</w:t>
       </w:r>
     </w:p>
@@ -15230,6 +14393,7 @@
           <w:rFonts w:ascii="DejaVu Sans" w:eastAsia="DejaVu Sans" w:hAnsi="DejaVu Sans" w:cs="DejaVu Sans"/>
           <w:sz w:val="22"/>
         </w:rPr>
+        <w:lastRenderedPageBreak/>
         <w:t xml:space="preserve">        "total_alpha_chars": total</w:t>
       </w:r>
     </w:p>
@@ -15779,7 +14943,6 @@
           <w:rFonts w:ascii="DejaVu Sans" w:eastAsia="DejaVu Sans" w:hAnsi="DejaVu Sans" w:cs="DejaVu Sans"/>
           <w:sz w:val="22"/>
         </w:rPr>
-        <w:lastRenderedPageBreak/>
         <w:t xml:space="preserve">    alpha = alphabet or DEFAULT_ALPHABET</w:t>
       </w:r>
     </w:p>
@@ -15806,6 +14969,7 @@
           <w:rFonts w:ascii="DejaVu Sans" w:eastAsia="DejaVu Sans" w:hAnsi="DejaVu Sans" w:cs="DejaVu Sans"/>
           <w:sz w:val="22"/>
         </w:rPr>
+        <w:lastRenderedPageBreak/>
         <w:t xml:space="preserve">    hypotheses = generate_hypotheses_systems(ciphertext, alpha)</w:t>
       </w:r>
     </w:p>
@@ -15943,85 +15107,25 @@
       <w:pPr>
         <w:spacing w:after="120" w:line="240" w:lineRule="auto"/>
         <w:ind w:firstLine="0"/>
-        <w:rPr>
-          <w:lang w:val="ru-RU"/>
-        </w:rPr>
       </w:pPr>
       <w:r>
         <w:rPr>
           <w:rFonts w:ascii="DejaVu Sans" w:eastAsia="DejaVu Sans" w:hAnsi="DejaVu Sans" w:cs="DejaVu Sans"/>
           <w:sz w:val="22"/>
         </w:rPr>
-        <w:t xml:space="preserve">    return</w:t>
-      </w:r>
-      <w:r>
-        <w:rPr>
-          <w:rFonts w:ascii="DejaVu Sans" w:eastAsia="DejaVu Sans" w:hAnsi="DejaVu Sans" w:cs="DejaVu Sans"/>
-          <w:sz w:val="22"/>
-          <w:lang w:val="ru-RU"/>
-        </w:rPr>
-        <w:t xml:space="preserve"> </w:t>
-      </w:r>
-      <w:r>
-        <w:rPr>
-          <w:rFonts w:ascii="DejaVu Sans" w:eastAsia="DejaVu Sans" w:hAnsi="DejaVu Sans" w:cs="DejaVu Sans"/>
-          <w:sz w:val="22"/>
-        </w:rPr>
-        <w:t>evaluated</w:t>
-      </w:r>
-      <w:r>
-        <w:rPr>
-          <w:rFonts w:ascii="DejaVu Sans" w:eastAsia="DejaVu Sans" w:hAnsi="DejaVu Sans" w:cs="DejaVu Sans"/>
-          <w:sz w:val="22"/>
-          <w:lang w:val="ru-RU"/>
-        </w:rPr>
-        <w:t>[:</w:t>
-      </w:r>
-      <w:r>
-        <w:rPr>
-          <w:rFonts w:ascii="DejaVu Sans" w:eastAsia="DejaVu Sans" w:hAnsi="DejaVu Sans" w:cs="DejaVu Sans"/>
-          <w:sz w:val="22"/>
-        </w:rPr>
-        <w:t>top</w:t>
-      </w:r>
-      <w:r>
-        <w:rPr>
-          <w:rFonts w:ascii="DejaVu Sans" w:eastAsia="DejaVu Sans" w:hAnsi="DejaVu Sans" w:cs="DejaVu Sans"/>
-          <w:sz w:val="22"/>
-          <w:lang w:val="ru-RU"/>
-        </w:rPr>
-        <w:t>_</w:t>
-      </w:r>
-      <w:r>
-        <w:rPr>
-          <w:rFonts w:ascii="DejaVu Sans" w:eastAsia="DejaVu Sans" w:hAnsi="DejaVu Sans" w:cs="DejaVu Sans"/>
-          <w:sz w:val="22"/>
-        </w:rPr>
-        <w:t>n</w:t>
-      </w:r>
-      <w:r>
-        <w:rPr>
-          <w:rFonts w:ascii="DejaVu Sans" w:eastAsia="DejaVu Sans" w:hAnsi="DejaVu Sans" w:cs="DejaVu Sans"/>
-          <w:sz w:val="22"/>
-          <w:lang w:val="ru-RU"/>
-        </w:rPr>
-        <w:t>]</w:t>
+        <w:t xml:space="preserve">    return evaluated[:top_n]</w:t>
       </w:r>
     </w:p>
     <w:p>
       <w:pPr>
         <w:pStyle w:val="1"/>
         <w:pageBreakBefore/>
-        <w:rPr>
-          <w:lang w:val="ru-RU"/>
-        </w:rPr>
-      </w:pPr>
-      <w:bookmarkStart w:id="5" w:name="_Toc241610203"/>
+      </w:pPr>
+      <w:bookmarkStart w:id="5" w:name="_Toc241668345"/>
       <w:r>
         <w:rPr>
           <w:rFonts w:ascii="Times New Roman" w:eastAsia="Times New Roman" w:hAnsi="Times New Roman" w:cs="Times New Roman"/>
           <w:b w:val="0"/>
-          <w:lang w:val="ru-RU"/>
         </w:rPr>
         <w:lastRenderedPageBreak/>
         <w:t>ЗАКЛЮЧЕНИЕ</w:t>
@@ -16031,14 +15135,8 @@
     <w:p>
       <w:pPr>
         <w:jc w:val="both"/>
-        <w:rPr>
-          <w:lang w:val="ru-RU"/>
-        </w:rPr>
-      </w:pPr>
-      <w:r>
-        <w:rPr>
-          <w:lang w:val="ru-RU"/>
-        </w:rPr>
+      </w:pPr>
+      <w:r>
         <w:t>В ходе выполнения лабораторной работы были получены следующие научные и практические результаты:</w:t>
       </w:r>
     </w:p>
@@ -16046,15 +15144,12 @@
       <w:pPr>
         <w:ind w:left="425" w:firstLine="0"/>
         <w:jc w:val="both"/>
-        <w:rPr>
-          <w:lang w:val="ru-RU"/>
-        </w:rPr>
-      </w:pPr>
-      <w:r>
-        <w:rPr>
-          <w:lang w:val="ru-RU"/>
-        </w:rPr>
-        <w:t xml:space="preserve">1. Изучен и практически освоен математический аппарат теории чисел и модулярной арифметики: расширенный алгоритм Евклида, нахождение коэффициентов Безу, вычисление мультипликативно обратного элемента в дискретном кольце </w:t>
+      </w:pPr>
+      <w:r>
+        <w:t xml:space="preserve">1. </w:t>
+      </w:r>
+      <w:r>
+        <w:t xml:space="preserve">Изучен и практически освоен математический аппарат теории чисел и модулярной арифметики: расширенный алгоритм Евклида, нахождение коэффициентов Безу, вычисление мультипликативно обратного элемента в дискретном кольце </w:t>
       </w:r>
       <m:oMath>
         <m:box>
@@ -16081,7 +15176,6 @@
                   </m:rPr>
                   <w:rPr>
                     <w:rFonts w:ascii="Cambria Math" w:hAnsi="Cambria Math"/>
-                    <w:lang w:val="ru-RU"/>
                   </w:rPr>
                   <m:t>Z</m:t>
                 </m:r>
@@ -16099,9 +15193,6 @@
         </m:box>
       </m:oMath>
       <w:r>
-        <w:rPr>
-          <w:lang w:val="ru-RU"/>
-        </w:rPr>
         <w:t>, решение линейных модулярных сравнений и систем сравнений с двумя неизвестными.</w:t>
       </w:r>
     </w:p>
@@ -16109,14 +15200,8 @@
       <w:pPr>
         <w:ind w:left="425" w:firstLine="0"/>
         <w:jc w:val="both"/>
-        <w:rPr>
-          <w:lang w:val="ru-RU"/>
-        </w:rPr>
-      </w:pPr>
-      <w:r>
-        <w:rPr>
-          <w:lang w:val="ru-RU"/>
-        </w:rPr>
+      </w:pPr>
+      <w:r>
         <w:t xml:space="preserve">2. Спроектирован и разработан модульный программный комплекс на языке </w:t>
       </w:r>
       <w:r>
@@ -16126,9 +15211,6 @@
         <w:t>Python</w:t>
       </w:r>
       <w:r>
-        <w:rPr>
-          <w:lang w:val="ru-RU"/>
-        </w:rPr>
         <w:t>, включающий чистое алгебраическое ядро, модуль работы с алфавитами, аффинный криптомодуль и подсистему частотного криптоанализа.</w:t>
       </w:r>
     </w:p>
@@ -16136,29 +15218,20 @@
       <w:pPr>
         <w:ind w:left="425" w:firstLine="0"/>
         <w:jc w:val="both"/>
-        <w:rPr>
-          <w:lang w:val="ru-RU"/>
-        </w:rPr>
-      </w:pPr>
-      <w:r>
-        <w:rPr>
-          <w:lang w:val="ru-RU"/>
-        </w:rPr>
-        <w:t>3. Успешно выполнен криптоанализ перехваченного шифр-текста варианта 16:</w:t>
+      </w:pPr>
+      <w:r>
+        <w:t xml:space="preserve">3. </w:t>
+      </w:r>
+      <w:r>
+        <w:t>Успешно выполнен криптоанализ перехваченного шифр-текста варианта 16:</w:t>
       </w:r>
     </w:p>
     <w:p>
       <w:pPr>
         <w:ind w:left="850" w:firstLine="0"/>
         <w:jc w:val="both"/>
-        <w:rPr>
-          <w:lang w:val="ru-RU"/>
-        </w:rPr>
-      </w:pPr>
-      <w:r>
-        <w:rPr>
-          <w:lang w:val="ru-RU"/>
-        </w:rPr>
+      </w:pPr>
+      <w:r>
         <w:t>• построен частотный профиль шифр-текста и сопоставлен с эталоном русского языка;</w:t>
       </w:r>
     </w:p>
@@ -16166,14 +15239,8 @@
       <w:pPr>
         <w:ind w:left="850" w:firstLine="0"/>
         <w:jc w:val="both"/>
-        <w:rPr>
-          <w:lang w:val="ru-RU"/>
-        </w:rPr>
-      </w:pPr>
-      <w:r>
-        <w:rPr>
-          <w:lang w:val="ru-RU"/>
-        </w:rPr>
+      </w:pPr>
+      <w:r>
         <w:t>• составлены системы модулярных сравнений для наиболее вероятных пар символов;</w:t>
       </w:r>
     </w:p>
@@ -16181,14 +15248,8 @@
       <w:pPr>
         <w:ind w:left="850" w:firstLine="0"/>
         <w:jc w:val="both"/>
-        <w:rPr>
-          <w:lang w:val="ru-RU"/>
-        </w:rPr>
-      </w:pPr>
-      <w:r>
-        <w:rPr>
-          <w:lang w:val="ru-RU"/>
-        </w:rPr>
+      </w:pPr>
+      <w:r>
         <w:t xml:space="preserve">• аналитически вычислен истинный ключ </w:t>
       </w:r>
       <m:oMath>
@@ -16207,7 +15268,6 @@
               </m:rPr>
               <w:rPr>
                 <w:rFonts w:ascii="Cambria Math" w:hAnsi="Cambria Math"/>
-                <w:lang w:val="ru-RU"/>
               </w:rPr>
               <m:t>(</m:t>
             </m:r>
@@ -16223,7 +15283,6 @@
               </m:rPr>
               <w:rPr>
                 <w:rFonts w:ascii="Cambria Math" w:hAnsi="Cambria Math"/>
-                <w:lang w:val="ru-RU"/>
               </w:rPr>
               <m:t>,</m:t>
             </m:r>
@@ -16239,7 +15298,6 @@
               </m:rPr>
               <w:rPr>
                 <w:rFonts w:ascii="Cambria Math" w:hAnsi="Cambria Math"/>
-                <w:lang w:val="ru-RU"/>
               </w:rPr>
               <m:t>)=(27,13)</m:t>
             </m:r>
@@ -16247,9 +15305,6 @@
         </m:box>
       </m:oMath>
       <w:r>
-        <w:rPr>
-          <w:lang w:val="ru-RU"/>
-        </w:rPr>
         <w:t xml:space="preserve"> и подтверждена его взаимная простота с модулем (</w:t>
       </w:r>
       <m:oMath>
@@ -16269,25 +15324,12 @@
               <w:rPr>
                 <w:rFonts w:ascii="Cambria Math" w:hAnsi="Cambria Math"/>
               </w:rPr>
-              <m:t>gcd</m:t>
-            </m:r>
-            <m:r>
-              <m:rPr>
-                <m:sty m:val="p"/>
-              </m:rPr>
-              <w:rPr>
-                <w:rFonts w:ascii="Cambria Math" w:hAnsi="Cambria Math"/>
-                <w:lang w:val="ru-RU"/>
-              </w:rPr>
-              <m:t>(27,32)=1</m:t>
+              <m:t>gcd(27,32)=1</m:t>
             </m:r>
           </m:e>
         </m:box>
       </m:oMath>
       <w:r>
-        <w:rPr>
-          <w:lang w:val="ru-RU"/>
-        </w:rPr>
         <w:t>);</w:t>
       </w:r>
     </w:p>
@@ -16295,14 +15337,8 @@
       <w:pPr>
         <w:ind w:left="850" w:firstLine="0"/>
         <w:jc w:val="both"/>
-        <w:rPr>
-          <w:lang w:val="ru-RU"/>
-        </w:rPr>
-      </w:pPr>
-      <w:r>
-        <w:rPr>
-          <w:lang w:val="ru-RU"/>
-        </w:rPr>
+      </w:pPr>
+      <w:r>
         <w:t>• полностью расшифрован исходный открытый текст, представляющий собой фрагмент стихотворения А. С. Пушкина «Няне» (1826 г.).</w:t>
       </w:r>
     </w:p>
@@ -16310,31 +15346,24 @@
       <w:pPr>
         <w:ind w:left="425" w:firstLine="0"/>
         <w:jc w:val="both"/>
-        <w:rPr>
-          <w:lang w:val="ru-RU"/>
-        </w:rPr>
-      </w:pPr>
-      <w:r>
-        <w:rPr>
-          <w:lang w:val="ru-RU"/>
-        </w:rPr>
-        <w:t>4. Экспериментально доказано, что, несмотря на увеличение мощности ключевого пространства по сравнению с шифром Цезаря (512 ключей против 31), аффинный шифр сохраняет фундаментальную уязвимость моноалфавитных шифров перед частотным криптоанализом при наличии сообщения достаточной длины.</w:t>
+      </w:pPr>
+      <w:r>
+        <w:t xml:space="preserve">4. </w:t>
+      </w:r>
+      <w:r>
+        <w:t>Экспериментально доказано, что, несмотря на увеличение мощности ключевого пространства по сравнению с шифром Цезаря (512 ключей против 31), аффинный шифр сохраняет фундаментальную уязвимость моноалфавитных шифров перед частотным криптоанализом при наличии сообщения достаточной длины.</w:t>
       </w:r>
     </w:p>
     <w:p>
       <w:pPr>
         <w:pStyle w:val="1"/>
         <w:pageBreakBefore/>
-        <w:rPr>
-          <w:lang w:val="ru-RU"/>
-        </w:rPr>
-      </w:pPr>
-      <w:bookmarkStart w:id="6" w:name="_Toc241610204"/>
+      </w:pPr>
+      <w:bookmarkStart w:id="6" w:name="_Toc241668346"/>
       <w:r>
         <w:rPr>
           <w:rFonts w:ascii="Times New Roman" w:eastAsia="Times New Roman" w:hAnsi="Times New Roman" w:cs="Times New Roman"/>
           <w:b w:val="0"/>
-          <w:lang w:val="ru-RU"/>
         </w:rPr>
         <w:lastRenderedPageBreak/>
         <w:t>СПИСОК ИСПОЛЬЗОВАННЫХ ИСТОЧНИКОВ</w:t>
@@ -16344,28 +15373,19 @@
     <w:p>
       <w:pPr>
         <w:jc w:val="both"/>
-        <w:rPr>
-          <w:lang w:val="ru-RU"/>
-        </w:rPr>
-      </w:pPr>
-      <w:r>
-        <w:rPr>
-          <w:lang w:val="ru-RU"/>
-        </w:rPr>
-        <w:t>1. Белим, С. Ю. Математические основы защиты информации : методические указания к лабораторным работам / С. Ю. Белим, С. В. Белим. — Омск : Издательство ОмГТУ, 2023. — 56 с. — Текст : электронный.</w:t>
+      </w:pPr>
+      <w:r>
+        <w:t xml:space="preserve">1. </w:t>
+      </w:r>
+      <w:r>
+        <w:t>Белим, С. Ю. Математические основы защиты информации : методические указания к лабораторным работам / С. Ю. Белим, С. В. Белим. — Омск : Издательство ОмГТУ, 2023. — 56 с. — Текст : электронный.</w:t>
       </w:r>
     </w:p>
     <w:p>
       <w:pPr>
         <w:jc w:val="both"/>
-        <w:rPr>
-          <w:lang w:val="ru-RU"/>
-        </w:rPr>
-      </w:pPr>
-      <w:r>
-        <w:rPr>
-          <w:lang w:val="ru-RU"/>
-        </w:rPr>
+      </w:pPr>
+      <w:r>
         <w:t>2. Бабаш, А. В. Криптографические методы защиты информации : учебник для вузов / А. В. Бабаш, Г. П. Шанкин. — Москва : Гелиос АРВ, 2016. — 512 с. — Текст : непосредственный.</w:t>
       </w:r>
     </w:p>
@@ -16374,13 +15394,10 @@
         <w:jc w:val="both"/>
       </w:pPr>
       <w:r>
-        <w:rPr>
-          <w:lang w:val="ru-RU"/>
-        </w:rPr>
-        <w:t xml:space="preserve">3. Нечаев, В. И. Элементы криптографии. Основы теории защиты информации / В. И. Нечаев ; под ред. </w:t>
-      </w:r>
-      <w:r>
-        <w:t>В. А. Садовничего. — Москва : Высшая школа, 1999. — 109 с. — Текст : непосредственный.</w:t>
+        <w:t xml:space="preserve">3. </w:t>
+      </w:r>
+      <w:r>
+        <w:t>Нечаев, В. И. Элементы криптографии. Основы теории защиты информации / В. И. Нечаев ; под ред. В. А. Садовничего. — Москва : Высшая школа, 1999. — 109 с. — Текст : непосредственный.</w:t>
       </w:r>
     </w:p>
     <w:sectPr>
@@ -16490,14 +15507,10 @@
       <w:spacing w:before="20"/>
       <w:ind w:firstLine="0"/>
       <w:jc w:val="center"/>
-      <w:rPr>
-        <w:lang w:val="ru-RU"/>
-      </w:rPr>
     </w:pPr>
     <w:r>
       <w:rPr>
         <w:sz w:val="24"/>
-        <w:lang w:val="ru-RU"/>
       </w:rPr>
       <w:t>Министерство науки и высшего образования РФ</w:t>
     </w:r>
@@ -16507,14 +15520,10 @@
       <w:spacing w:before="60" w:after="240" w:line="240" w:lineRule="auto"/>
       <w:ind w:firstLine="0"/>
       <w:jc w:val="center"/>
-      <w:rPr>
-        <w:lang w:val="ru-RU"/>
-      </w:rPr>
     </w:pPr>
     <w:r>
       <w:rPr>
         <w:sz w:val="24"/>
-        <w:lang w:val="ru-RU"/>
       </w:rPr>
       <w:t>федеральное государственное автономное образовательное учреждение высшего образования</w:t>
     </w:r>
@@ -16524,14 +15533,10 @@
       <w:spacing w:line="240" w:lineRule="auto"/>
       <w:ind w:left="2060" w:firstLine="0"/>
       <w:jc w:val="center"/>
-      <w:rPr>
-        <w:lang w:val="ru-RU"/>
-      </w:rPr>
     </w:pPr>
     <w:r>
       <w:rPr>
         <w:sz w:val="24"/>
-        <w:lang w:val="ru-RU"/>
       </w:rPr>
       <w:t>«Омский государственный технический университет»</w:t>
     </w:r>
@@ -16541,14 +15546,10 @@
       <w:spacing w:before="240" w:line="240" w:lineRule="auto"/>
       <w:ind w:firstLine="0"/>
       <w:jc w:val="center"/>
-      <w:rPr>
-        <w:lang w:val="ru-RU"/>
-      </w:rPr>
     </w:pPr>
     <w:r>
       <w:rPr>
         <w:sz w:val="24"/>
-        <w:lang w:val="ru-RU"/>
       </w:rPr>
       <w:t>Факультет информационных технологий и компьютерных систем</w:t>
     </w:r>
@@ -16558,14 +15559,10 @@
       <w:spacing w:before="240" w:line="240" w:lineRule="auto"/>
       <w:ind w:firstLine="0"/>
       <w:jc w:val="center"/>
-      <w:rPr>
-        <w:lang w:val="ru-RU"/>
-      </w:rPr>
     </w:pPr>
     <w:r>
       <w:rPr>
         <w:sz w:val="24"/>
-        <w:lang w:val="ru-RU"/>
       </w:rPr>
       <w:t>Кафедра «Прикладная математика и фундаментальная информатика»</w:t>
     </w:r>
@@ -16766,31 +15763,31 @@
       </w:rPr>
     </w:lvl>
   </w:abstractNum>
-  <w:num w:numId="1" w16cid:durableId="1898122888">
+  <w:num w:numId="1" w16cid:durableId="1874075215">
     <w:abstractNumId w:val="8"/>
   </w:num>
-  <w:num w:numId="2" w16cid:durableId="1551263937">
+  <w:num w:numId="2" w16cid:durableId="82263154">
     <w:abstractNumId w:val="6"/>
   </w:num>
-  <w:num w:numId="3" w16cid:durableId="1188714961">
+  <w:num w:numId="3" w16cid:durableId="1861622842">
     <w:abstractNumId w:val="5"/>
   </w:num>
-  <w:num w:numId="4" w16cid:durableId="1985698961">
+  <w:num w:numId="4" w16cid:durableId="1188444342">
     <w:abstractNumId w:val="4"/>
   </w:num>
-  <w:num w:numId="5" w16cid:durableId="112218394">
+  <w:num w:numId="5" w16cid:durableId="521676361">
     <w:abstractNumId w:val="7"/>
   </w:num>
-  <w:num w:numId="6" w16cid:durableId="49154652">
+  <w:num w:numId="6" w16cid:durableId="279650550">
     <w:abstractNumId w:val="3"/>
   </w:num>
-  <w:num w:numId="7" w16cid:durableId="1258245414">
+  <w:num w:numId="7" w16cid:durableId="364333800">
     <w:abstractNumId w:val="2"/>
   </w:num>
-  <w:num w:numId="8" w16cid:durableId="1718120861">
+  <w:num w:numId="8" w16cid:durableId="1108157850">
     <w:abstractNumId w:val="1"/>
   </w:num>
-  <w:num w:numId="9" w16cid:durableId="1916016771">
+  <w:num w:numId="9" w16cid:durableId="1773357380">
     <w:abstractNumId w:val="0"/>
   </w:num>
 </w:numbering>
@@ -28228,7 +27225,7 @@
     <w:autoRedefine/>
     <w:uiPriority w:val="39"/>
     <w:unhideWhenUsed/>
-    <w:rsid w:val="000454EF"/>
+    <w:rsid w:val="000501F4"/>
     <w:pPr>
       <w:spacing w:after="100"/>
     </w:pPr>
@@ -28240,7 +27237,7 @@
     <w:autoRedefine/>
     <w:uiPriority w:val="39"/>
     <w:unhideWhenUsed/>
-    <w:rsid w:val="000454EF"/>
+    <w:rsid w:val="000501F4"/>
     <w:pPr>
       <w:spacing w:after="100"/>
       <w:ind w:left="280"/>
@@ -28251,7 +27248,7 @@
     <w:basedOn w:val="a2"/>
     <w:uiPriority w:val="99"/>
     <w:unhideWhenUsed/>
-    <w:rsid w:val="000454EF"/>
+    <w:rsid w:val="000501F4"/>
     <w:rPr>
       <w:color w:val="0000FF" w:themeColor="hyperlink"/>
       <w:u w:val="single"/>

--- a/lab_2/report.docx
+++ b/lab_2/report.docx
@@ -335,7 +335,7 @@
       <w:r>
         <w:fldChar w:fldCharType="separate"/>
       </w:r>
-      <w:hyperlink w:anchor="_Toc241668340" w:history="1">
+      <w:hyperlink w:anchor="_Toc241668464" w:history="1">
         <w:r>
           <w:rPr>
             <w:rStyle w:val="aff8"/>
@@ -362,7 +362,7 @@
             <w:noProof/>
             <w:webHidden/>
           </w:rPr>
-          <w:instrText xml:space="preserve"> PAGEREF _Toc241668340 \h </w:instrText>
+          <w:instrText xml:space="preserve"> PAGEREF _Toc241668464 \h </w:instrText>
         </w:r>
         <w:r>
           <w:rPr>
@@ -409,7 +409,7 @@
           <w14:ligatures w14:val="standardContextual"/>
         </w:rPr>
       </w:pPr>
-      <w:hyperlink w:anchor="_Toc241668341" w:history="1">
+      <w:hyperlink w:anchor="_Toc241668465" w:history="1">
         <w:r>
           <w:rPr>
             <w:rStyle w:val="aff8"/>
@@ -436,7 +436,7 @@
             <w:noProof/>
             <w:webHidden/>
           </w:rPr>
-          <w:instrText xml:space="preserve"> PAGEREF _Toc241668341 \h </w:instrText>
+          <w:instrText xml:space="preserve"> PAGEREF _Toc241668465 \h </w:instrText>
         </w:r>
         <w:r>
           <w:rPr>
@@ -483,7 +483,7 @@
           <w14:ligatures w14:val="standardContextual"/>
         </w:rPr>
       </w:pPr>
-      <w:hyperlink w:anchor="_Toc241668342" w:history="1">
+      <w:hyperlink w:anchor="_Toc241668466" w:history="1">
         <w:r>
           <w:rPr>
             <w:rStyle w:val="aff8"/>
@@ -510,7 +510,7 @@
             <w:noProof/>
             <w:webHidden/>
           </w:rPr>
-          <w:instrText xml:space="preserve"> PAGEREF _Toc241668342 \h </w:instrText>
+          <w:instrText xml:space="preserve"> PAGEREF _Toc241668466 \h </w:instrText>
         </w:r>
         <w:r>
           <w:rPr>
@@ -557,7 +557,7 @@
           <w14:ligatures w14:val="standardContextual"/>
         </w:rPr>
       </w:pPr>
-      <w:hyperlink w:anchor="_Toc241668343" w:history="1">
+      <w:hyperlink w:anchor="_Toc241668467" w:history="1">
         <w:r>
           <w:rPr>
             <w:rStyle w:val="aff8"/>
@@ -584,7 +584,7 @@
             <w:noProof/>
             <w:webHidden/>
           </w:rPr>
-          <w:instrText xml:space="preserve"> PAGEREF _Toc241668343 \h </w:instrText>
+          <w:instrText xml:space="preserve"> PAGEREF _Toc241668467 \h </w:instrText>
         </w:r>
         <w:r>
           <w:rPr>
@@ -631,7 +631,7 @@
           <w14:ligatures w14:val="standardContextual"/>
         </w:rPr>
       </w:pPr>
-      <w:hyperlink w:anchor="_Toc241668344" w:history="1">
+      <w:hyperlink w:anchor="_Toc241668468" w:history="1">
         <w:r>
           <w:rPr>
             <w:rStyle w:val="aff8"/>
@@ -658,7 +658,7 @@
             <w:noProof/>
             <w:webHidden/>
           </w:rPr>
-          <w:instrText xml:space="preserve"> PAGEREF _Toc241668344 \h </w:instrText>
+          <w:instrText xml:space="preserve"> PAGEREF _Toc241668468 \h </w:instrText>
         </w:r>
         <w:r>
           <w:rPr>
@@ -705,7 +705,7 @@
           <w14:ligatures w14:val="standardContextual"/>
         </w:rPr>
       </w:pPr>
-      <w:hyperlink w:anchor="_Toc241668345" w:history="1">
+      <w:hyperlink w:anchor="_Toc241668469" w:history="1">
         <w:r>
           <w:rPr>
             <w:rStyle w:val="aff8"/>
@@ -732,7 +732,7 @@
             <w:noProof/>
             <w:webHidden/>
           </w:rPr>
-          <w:instrText xml:space="preserve"> PAGEREF _Toc241668345 \h </w:instrText>
+          <w:instrText xml:space="preserve"> PAGEREF _Toc241668469 \h </w:instrText>
         </w:r>
         <w:r>
           <w:rPr>
@@ -779,7 +779,7 @@
           <w14:ligatures w14:val="standardContextual"/>
         </w:rPr>
       </w:pPr>
-      <w:hyperlink w:anchor="_Toc241668346" w:history="1">
+      <w:hyperlink w:anchor="_Toc241668470" w:history="1">
         <w:r>
           <w:rPr>
             <w:rStyle w:val="aff8"/>
@@ -806,7 +806,7 @@
             <w:noProof/>
             <w:webHidden/>
           </w:rPr>
-          <w:instrText xml:space="preserve"> PAGEREF _Toc241668346 \h </w:instrText>
+          <w:instrText xml:space="preserve"> PAGEREF _Toc241668470 \h </w:instrText>
         </w:r>
         <w:r>
           <w:rPr>
@@ -851,7 +851,7 @@
         <w:pStyle w:val="1"/>
         <w:pageBreakBefore/>
       </w:pPr>
-      <w:bookmarkStart w:id="0" w:name="_Toc241668340"/>
+      <w:bookmarkStart w:id="0" w:name="_Toc241668464"/>
       <w:r>
         <w:rPr>
           <w:rFonts w:ascii="Times New Roman" w:eastAsia="Times New Roman" w:hAnsi="Times New Roman" w:cs="Times New Roman"/>
@@ -1060,7 +1060,7 @@
         <w:pStyle w:val="1"/>
         <w:pageBreakBefore/>
       </w:pPr>
-      <w:bookmarkStart w:id="1" w:name="_Toc241668341"/>
+      <w:bookmarkStart w:id="1" w:name="_Toc241668465"/>
       <w:r>
         <w:rPr>
           <w:rFonts w:ascii="Times New Roman" w:eastAsia="Times New Roman" w:hAnsi="Times New Roman" w:cs="Times New Roman"/>
@@ -1075,7 +1075,7 @@
       <w:pPr>
         <w:pStyle w:val="21"/>
       </w:pPr>
-      <w:bookmarkStart w:id="2" w:name="_Toc241668342"/>
+      <w:bookmarkStart w:id="2" w:name="_Toc241668466"/>
       <w:r>
         <w:rPr>
           <w:rFonts w:ascii="Times New Roman" w:eastAsia="Times New Roman" w:hAnsi="Times New Roman" w:cs="Times New Roman"/>
@@ -5455,7 +5455,7 @@
       <w:pPr>
         <w:pStyle w:val="21"/>
       </w:pPr>
-      <w:bookmarkStart w:id="3" w:name="_Toc241668343"/>
+      <w:bookmarkStart w:id="3" w:name="_Toc241668467"/>
       <w:r>
         <w:rPr>
           <w:rFonts w:ascii="Times New Roman" w:eastAsia="Times New Roman" w:hAnsi="Times New Roman" w:cs="Times New Roman"/>
@@ -11998,7 +11998,7 @@
       <w:pPr>
         <w:pStyle w:val="21"/>
       </w:pPr>
-      <w:bookmarkStart w:id="4" w:name="_Toc241668344"/>
+      <w:bookmarkStart w:id="4" w:name="_Toc241668468"/>
       <w:r>
         <w:rPr>
           <w:rFonts w:ascii="Times New Roman" w:eastAsia="Times New Roman" w:hAnsi="Times New Roman" w:cs="Times New Roman"/>
@@ -15121,7 +15121,7 @@
         <w:pStyle w:val="1"/>
         <w:pageBreakBefore/>
       </w:pPr>
-      <w:bookmarkStart w:id="5" w:name="_Toc241668345"/>
+      <w:bookmarkStart w:id="5" w:name="_Toc241668469"/>
       <w:r>
         <w:rPr>
           <w:rFonts w:ascii="Times New Roman" w:eastAsia="Times New Roman" w:hAnsi="Times New Roman" w:cs="Times New Roman"/>
@@ -15359,7 +15359,7 @@
         <w:pStyle w:val="1"/>
         <w:pageBreakBefore/>
       </w:pPr>
-      <w:bookmarkStart w:id="6" w:name="_Toc241668346"/>
+      <w:bookmarkStart w:id="6" w:name="_Toc241668470"/>
       <w:r>
         <w:rPr>
           <w:rFonts w:ascii="Times New Roman" w:eastAsia="Times New Roman" w:hAnsi="Times New Roman" w:cs="Times New Roman"/>
@@ -15763,31 +15763,31 @@
       </w:rPr>
     </w:lvl>
   </w:abstractNum>
-  <w:num w:numId="1" w16cid:durableId="1874075215">
+  <w:num w:numId="1" w16cid:durableId="1398437779">
     <w:abstractNumId w:val="8"/>
   </w:num>
-  <w:num w:numId="2" w16cid:durableId="82263154">
+  <w:num w:numId="2" w16cid:durableId="1610888824">
     <w:abstractNumId w:val="6"/>
   </w:num>
-  <w:num w:numId="3" w16cid:durableId="1861622842">
+  <w:num w:numId="3" w16cid:durableId="2032223090">
     <w:abstractNumId w:val="5"/>
   </w:num>
-  <w:num w:numId="4" w16cid:durableId="1188444342">
+  <w:num w:numId="4" w16cid:durableId="1486119223">
     <w:abstractNumId w:val="4"/>
   </w:num>
-  <w:num w:numId="5" w16cid:durableId="521676361">
+  <w:num w:numId="5" w16cid:durableId="9062979">
     <w:abstractNumId w:val="7"/>
   </w:num>
-  <w:num w:numId="6" w16cid:durableId="279650550">
+  <w:num w:numId="6" w16cid:durableId="981077464">
     <w:abstractNumId w:val="3"/>
   </w:num>
-  <w:num w:numId="7" w16cid:durableId="364333800">
+  <w:num w:numId="7" w16cid:durableId="635450359">
     <w:abstractNumId w:val="2"/>
   </w:num>
-  <w:num w:numId="8" w16cid:durableId="1108157850">
+  <w:num w:numId="8" w16cid:durableId="1330253112">
     <w:abstractNumId w:val="1"/>
   </w:num>
-  <w:num w:numId="9" w16cid:durableId="1773357380">
+  <w:num w:numId="9" w16cid:durableId="1911882854">
     <w:abstractNumId w:val="0"/>
   </w:num>
 </w:numbering>
@@ -27225,7 +27225,7 @@
     <w:autoRedefine/>
     <w:uiPriority w:val="39"/>
     <w:unhideWhenUsed/>
-    <w:rsid w:val="000501F4"/>
+    <w:rsid w:val="001A7E84"/>
     <w:pPr>
       <w:spacing w:after="100"/>
     </w:pPr>
@@ -27237,7 +27237,7 @@
     <w:autoRedefine/>
     <w:uiPriority w:val="39"/>
     <w:unhideWhenUsed/>
-    <w:rsid w:val="000501F4"/>
+    <w:rsid w:val="001A7E84"/>
     <w:pPr>
       <w:spacing w:after="100"/>
       <w:ind w:left="280"/>
@@ -27248,7 +27248,7 @@
     <w:basedOn w:val="a2"/>
     <w:uiPriority w:val="99"/>
     <w:unhideWhenUsed/>
-    <w:rsid w:val="000501F4"/>
+    <w:rsid w:val="001A7E84"/>
     <w:rPr>
       <w:color w:val="0000FF" w:themeColor="hyperlink"/>
       <w:u w:val="single"/>

--- a/lab_2/report.docx
+++ b/lab_2/report.docx
@@ -335,7 +335,7 @@
       <w:r>
         <w:fldChar w:fldCharType="separate"/>
       </w:r>
-      <w:hyperlink w:anchor="_Toc241668464" w:history="1">
+      <w:hyperlink w:anchor="_Toc241668680" w:history="1">
         <w:r>
           <w:rPr>
             <w:rStyle w:val="aff8"/>
@@ -362,7 +362,7 @@
             <w:noProof/>
             <w:webHidden/>
           </w:rPr>
-          <w:instrText xml:space="preserve"> PAGEREF _Toc241668464 \h </w:instrText>
+          <w:instrText xml:space="preserve"> PAGEREF _Toc241668680 \h </w:instrText>
         </w:r>
         <w:r>
           <w:rPr>
@@ -409,7 +409,7 @@
           <w14:ligatures w14:val="standardContextual"/>
         </w:rPr>
       </w:pPr>
-      <w:hyperlink w:anchor="_Toc241668465" w:history="1">
+      <w:hyperlink w:anchor="_Toc241668681" w:history="1">
         <w:r>
           <w:rPr>
             <w:rStyle w:val="aff8"/>
@@ -436,7 +436,7 @@
             <w:noProof/>
             <w:webHidden/>
           </w:rPr>
-          <w:instrText xml:space="preserve"> PAGEREF _Toc241668465 \h </w:instrText>
+          <w:instrText xml:space="preserve"> PAGEREF _Toc241668681 \h </w:instrText>
         </w:r>
         <w:r>
           <w:rPr>
@@ -483,7 +483,7 @@
           <w14:ligatures w14:val="standardContextual"/>
         </w:rPr>
       </w:pPr>
-      <w:hyperlink w:anchor="_Toc241668466" w:history="1">
+      <w:hyperlink w:anchor="_Toc241668682" w:history="1">
         <w:r>
           <w:rPr>
             <w:rStyle w:val="aff8"/>
@@ -510,7 +510,7 @@
             <w:noProof/>
             <w:webHidden/>
           </w:rPr>
-          <w:instrText xml:space="preserve"> PAGEREF _Toc241668466 \h </w:instrText>
+          <w:instrText xml:space="preserve"> PAGEREF _Toc241668682 \h </w:instrText>
         </w:r>
         <w:r>
           <w:rPr>
@@ -557,7 +557,7 @@
           <w14:ligatures w14:val="standardContextual"/>
         </w:rPr>
       </w:pPr>
-      <w:hyperlink w:anchor="_Toc241668467" w:history="1">
+      <w:hyperlink w:anchor="_Toc241668683" w:history="1">
         <w:r>
           <w:rPr>
             <w:rStyle w:val="aff8"/>
@@ -584,7 +584,7 @@
             <w:noProof/>
             <w:webHidden/>
           </w:rPr>
-          <w:instrText xml:space="preserve"> PAGEREF _Toc241668467 \h </w:instrText>
+          <w:instrText xml:space="preserve"> PAGEREF _Toc241668683 \h </w:instrText>
         </w:r>
         <w:r>
           <w:rPr>
@@ -631,7 +631,7 @@
           <w14:ligatures w14:val="standardContextual"/>
         </w:rPr>
       </w:pPr>
-      <w:hyperlink w:anchor="_Toc241668468" w:history="1">
+      <w:hyperlink w:anchor="_Toc241668684" w:history="1">
         <w:r>
           <w:rPr>
             <w:rStyle w:val="aff8"/>
@@ -658,7 +658,7 @@
             <w:noProof/>
             <w:webHidden/>
           </w:rPr>
-          <w:instrText xml:space="preserve"> PAGEREF _Toc241668468 \h </w:instrText>
+          <w:instrText xml:space="preserve"> PAGEREF _Toc241668684 \h </w:instrText>
         </w:r>
         <w:r>
           <w:rPr>
@@ -705,7 +705,7 @@
           <w14:ligatures w14:val="standardContextual"/>
         </w:rPr>
       </w:pPr>
-      <w:hyperlink w:anchor="_Toc241668469" w:history="1">
+      <w:hyperlink w:anchor="_Toc241668685" w:history="1">
         <w:r>
           <w:rPr>
             <w:rStyle w:val="aff8"/>
@@ -732,7 +732,7 @@
             <w:noProof/>
             <w:webHidden/>
           </w:rPr>
-          <w:instrText xml:space="preserve"> PAGEREF _Toc241668469 \h </w:instrText>
+          <w:instrText xml:space="preserve"> PAGEREF _Toc241668685 \h </w:instrText>
         </w:r>
         <w:r>
           <w:rPr>
@@ -779,7 +779,7 @@
           <w14:ligatures w14:val="standardContextual"/>
         </w:rPr>
       </w:pPr>
-      <w:hyperlink w:anchor="_Toc241668470" w:history="1">
+      <w:hyperlink w:anchor="_Toc241668686" w:history="1">
         <w:r>
           <w:rPr>
             <w:rStyle w:val="aff8"/>
@@ -806,7 +806,7 @@
             <w:noProof/>
             <w:webHidden/>
           </w:rPr>
-          <w:instrText xml:space="preserve"> PAGEREF _Toc241668470 \h </w:instrText>
+          <w:instrText xml:space="preserve"> PAGEREF _Toc241668686 \h </w:instrText>
         </w:r>
         <w:r>
           <w:rPr>
@@ -851,7 +851,7 @@
         <w:pStyle w:val="1"/>
         <w:pageBreakBefore/>
       </w:pPr>
-      <w:bookmarkStart w:id="0" w:name="_Toc241668464"/>
+      <w:bookmarkStart w:id="0" w:name="_Toc241668680"/>
       <w:r>
         <w:rPr>
           <w:rFonts w:ascii="Times New Roman" w:eastAsia="Times New Roman" w:hAnsi="Times New Roman" w:cs="Times New Roman"/>
@@ -1060,7 +1060,7 @@
         <w:pStyle w:val="1"/>
         <w:pageBreakBefore/>
       </w:pPr>
-      <w:bookmarkStart w:id="1" w:name="_Toc241668465"/>
+      <w:bookmarkStart w:id="1" w:name="_Toc241668681"/>
       <w:r>
         <w:rPr>
           <w:rFonts w:ascii="Times New Roman" w:eastAsia="Times New Roman" w:hAnsi="Times New Roman" w:cs="Times New Roman"/>
@@ -1075,7 +1075,7 @@
       <w:pPr>
         <w:pStyle w:val="21"/>
       </w:pPr>
-      <w:bookmarkStart w:id="2" w:name="_Toc241668466"/>
+      <w:bookmarkStart w:id="2" w:name="_Toc241668682"/>
       <w:r>
         <w:rPr>
           <w:rFonts w:ascii="Times New Roman" w:eastAsia="Times New Roman" w:hAnsi="Times New Roman" w:cs="Times New Roman"/>
@@ -5455,7 +5455,7 @@
       <w:pPr>
         <w:pStyle w:val="21"/>
       </w:pPr>
-      <w:bookmarkStart w:id="3" w:name="_Toc241668467"/>
+      <w:bookmarkStart w:id="3" w:name="_Toc241668683"/>
       <w:r>
         <w:rPr>
           <w:rFonts w:ascii="Times New Roman" w:eastAsia="Times New Roman" w:hAnsi="Times New Roman" w:cs="Times New Roman"/>
@@ -11998,7 +11998,7 @@
       <w:pPr>
         <w:pStyle w:val="21"/>
       </w:pPr>
-      <w:bookmarkStart w:id="4" w:name="_Toc241668468"/>
+      <w:bookmarkStart w:id="4" w:name="_Toc241668684"/>
       <w:r>
         <w:rPr>
           <w:rFonts w:ascii="Times New Roman" w:eastAsia="Times New Roman" w:hAnsi="Times New Roman" w:cs="Times New Roman"/>
@@ -15121,7 +15121,7 @@
         <w:pStyle w:val="1"/>
         <w:pageBreakBefore/>
       </w:pPr>
-      <w:bookmarkStart w:id="5" w:name="_Toc241668469"/>
+      <w:bookmarkStart w:id="5" w:name="_Toc241668685"/>
       <w:r>
         <w:rPr>
           <w:rFonts w:ascii="Times New Roman" w:eastAsia="Times New Roman" w:hAnsi="Times New Roman" w:cs="Times New Roman"/>
@@ -15359,7 +15359,7 @@
         <w:pStyle w:val="1"/>
         <w:pageBreakBefore/>
       </w:pPr>
-      <w:bookmarkStart w:id="6" w:name="_Toc241668470"/>
+      <w:bookmarkStart w:id="6" w:name="_Toc241668686"/>
       <w:r>
         <w:rPr>
           <w:rFonts w:ascii="Times New Roman" w:eastAsia="Times New Roman" w:hAnsi="Times New Roman" w:cs="Times New Roman"/>
@@ -15763,31 +15763,31 @@
       </w:rPr>
     </w:lvl>
   </w:abstractNum>
-  <w:num w:numId="1" w16cid:durableId="1398437779">
+  <w:num w:numId="1" w16cid:durableId="705376824">
     <w:abstractNumId w:val="8"/>
   </w:num>
-  <w:num w:numId="2" w16cid:durableId="1610888824">
+  <w:num w:numId="2" w16cid:durableId="514656414">
     <w:abstractNumId w:val="6"/>
   </w:num>
-  <w:num w:numId="3" w16cid:durableId="2032223090">
+  <w:num w:numId="3" w16cid:durableId="668143065">
     <w:abstractNumId w:val="5"/>
   </w:num>
-  <w:num w:numId="4" w16cid:durableId="1486119223">
+  <w:num w:numId="4" w16cid:durableId="632056324">
     <w:abstractNumId w:val="4"/>
   </w:num>
-  <w:num w:numId="5" w16cid:durableId="9062979">
+  <w:num w:numId="5" w16cid:durableId="1010331404">
     <w:abstractNumId w:val="7"/>
   </w:num>
-  <w:num w:numId="6" w16cid:durableId="981077464">
+  <w:num w:numId="6" w16cid:durableId="1045180552">
     <w:abstractNumId w:val="3"/>
   </w:num>
-  <w:num w:numId="7" w16cid:durableId="635450359">
+  <w:num w:numId="7" w16cid:durableId="117994756">
     <w:abstractNumId w:val="2"/>
   </w:num>
-  <w:num w:numId="8" w16cid:durableId="1330253112">
+  <w:num w:numId="8" w16cid:durableId="1039747796">
     <w:abstractNumId w:val="1"/>
   </w:num>
-  <w:num w:numId="9" w16cid:durableId="1911882854">
+  <w:num w:numId="9" w16cid:durableId="1470050201">
     <w:abstractNumId w:val="0"/>
   </w:num>
 </w:numbering>
@@ -27225,7 +27225,7 @@
     <w:autoRedefine/>
     <w:uiPriority w:val="39"/>
     <w:unhideWhenUsed/>
-    <w:rsid w:val="001A7E84"/>
+    <w:rsid w:val="00BD5EF6"/>
     <w:pPr>
       <w:spacing w:after="100"/>
     </w:pPr>
@@ -27237,7 +27237,7 @@
     <w:autoRedefine/>
     <w:uiPriority w:val="39"/>
     <w:unhideWhenUsed/>
-    <w:rsid w:val="001A7E84"/>
+    <w:rsid w:val="00BD5EF6"/>
     <w:pPr>
       <w:spacing w:after="100"/>
       <w:ind w:left="280"/>
@@ -27248,7 +27248,7 @@
     <w:basedOn w:val="a2"/>
     <w:uiPriority w:val="99"/>
     <w:unhideWhenUsed/>
-    <w:rsid w:val="001A7E84"/>
+    <w:rsid w:val="00BD5EF6"/>
     <w:rPr>
       <w:color w:val="0000FF" w:themeColor="hyperlink"/>
       <w:u w:val="single"/>

--- a/lab_2/report.docx
+++ b/lab_2/report.docx
@@ -335,7 +335,7 @@
       <w:r>
         <w:fldChar w:fldCharType="separate"/>
       </w:r>
-      <w:hyperlink w:anchor="_Toc241668680" w:history="1">
+      <w:hyperlink w:anchor="_Toc241671326" w:history="1">
         <w:r>
           <w:rPr>
             <w:rStyle w:val="aff8"/>
@@ -362,7 +362,7 @@
             <w:noProof/>
             <w:webHidden/>
           </w:rPr>
-          <w:instrText xml:space="preserve"> PAGEREF _Toc241668680 \h </w:instrText>
+          <w:instrText xml:space="preserve"> PAGEREF _Toc241671326 \h </w:instrText>
         </w:r>
         <w:r>
           <w:rPr>
@@ -409,7 +409,7 @@
           <w14:ligatures w14:val="standardContextual"/>
         </w:rPr>
       </w:pPr>
-      <w:hyperlink w:anchor="_Toc241668681" w:history="1">
+      <w:hyperlink w:anchor="_Toc241671327" w:history="1">
         <w:r>
           <w:rPr>
             <w:rStyle w:val="aff8"/>
@@ -436,7 +436,7 @@
             <w:noProof/>
             <w:webHidden/>
           </w:rPr>
-          <w:instrText xml:space="preserve"> PAGEREF _Toc241668681 \h </w:instrText>
+          <w:instrText xml:space="preserve"> PAGEREF _Toc241671327 \h </w:instrText>
         </w:r>
         <w:r>
           <w:rPr>
@@ -483,7 +483,7 @@
           <w14:ligatures w14:val="standardContextual"/>
         </w:rPr>
       </w:pPr>
-      <w:hyperlink w:anchor="_Toc241668682" w:history="1">
+      <w:hyperlink w:anchor="_Toc241671328" w:history="1">
         <w:r>
           <w:rPr>
             <w:rStyle w:val="aff8"/>
@@ -510,7 +510,7 @@
             <w:noProof/>
             <w:webHidden/>
           </w:rPr>
-          <w:instrText xml:space="preserve"> PAGEREF _Toc241668682 \h </w:instrText>
+          <w:instrText xml:space="preserve"> PAGEREF _Toc241671328 \h </w:instrText>
         </w:r>
         <w:r>
           <w:rPr>
@@ -557,7 +557,7 @@
           <w14:ligatures w14:val="standardContextual"/>
         </w:rPr>
       </w:pPr>
-      <w:hyperlink w:anchor="_Toc241668683" w:history="1">
+      <w:hyperlink w:anchor="_Toc241671329" w:history="1">
         <w:r>
           <w:rPr>
             <w:rStyle w:val="aff8"/>
@@ -584,7 +584,7 @@
             <w:noProof/>
             <w:webHidden/>
           </w:rPr>
-          <w:instrText xml:space="preserve"> PAGEREF _Toc241668683 \h </w:instrText>
+          <w:instrText xml:space="preserve"> PAGEREF _Toc241671329 \h </w:instrText>
         </w:r>
         <w:r>
           <w:rPr>
@@ -631,7 +631,7 @@
           <w14:ligatures w14:val="standardContextual"/>
         </w:rPr>
       </w:pPr>
-      <w:hyperlink w:anchor="_Toc241668684" w:history="1">
+      <w:hyperlink w:anchor="_Toc241671330" w:history="1">
         <w:r>
           <w:rPr>
             <w:rStyle w:val="aff8"/>
@@ -658,7 +658,7 @@
             <w:noProof/>
             <w:webHidden/>
           </w:rPr>
-          <w:instrText xml:space="preserve"> PAGEREF _Toc241668684 \h </w:instrText>
+          <w:instrText xml:space="preserve"> PAGEREF _Toc241671330 \h </w:instrText>
         </w:r>
         <w:r>
           <w:rPr>
@@ -705,7 +705,7 @@
           <w14:ligatures w14:val="standardContextual"/>
         </w:rPr>
       </w:pPr>
-      <w:hyperlink w:anchor="_Toc241668685" w:history="1">
+      <w:hyperlink w:anchor="_Toc241671331" w:history="1">
         <w:r>
           <w:rPr>
             <w:rStyle w:val="aff8"/>
@@ -732,7 +732,7 @@
             <w:noProof/>
             <w:webHidden/>
           </w:rPr>
-          <w:instrText xml:space="preserve"> PAGEREF _Toc241668685 \h </w:instrText>
+          <w:instrText xml:space="preserve"> PAGEREF _Toc241671331 \h </w:instrText>
         </w:r>
         <w:r>
           <w:rPr>
@@ -779,7 +779,7 @@
           <w14:ligatures w14:val="standardContextual"/>
         </w:rPr>
       </w:pPr>
-      <w:hyperlink w:anchor="_Toc241668686" w:history="1">
+      <w:hyperlink w:anchor="_Toc241671332" w:history="1">
         <w:r>
           <w:rPr>
             <w:rStyle w:val="aff8"/>
@@ -806,7 +806,7 @@
             <w:noProof/>
             <w:webHidden/>
           </w:rPr>
-          <w:instrText xml:space="preserve"> PAGEREF _Toc241668686 \h </w:instrText>
+          <w:instrText xml:space="preserve"> PAGEREF _Toc241671332 \h </w:instrText>
         </w:r>
         <w:r>
           <w:rPr>
@@ -851,7 +851,7 @@
         <w:pStyle w:val="1"/>
         <w:pageBreakBefore/>
       </w:pPr>
-      <w:bookmarkStart w:id="0" w:name="_Toc241668680"/>
+      <w:bookmarkStart w:id="0" w:name="_Toc241671326"/>
       <w:r>
         <w:rPr>
           <w:rFonts w:ascii="Times New Roman" w:eastAsia="Times New Roman" w:hAnsi="Times New Roman" w:cs="Times New Roman"/>
@@ -1060,7 +1060,7 @@
         <w:pStyle w:val="1"/>
         <w:pageBreakBefore/>
       </w:pPr>
-      <w:bookmarkStart w:id="1" w:name="_Toc241668681"/>
+      <w:bookmarkStart w:id="1" w:name="_Toc241671327"/>
       <w:r>
         <w:rPr>
           <w:rFonts w:ascii="Times New Roman" w:eastAsia="Times New Roman" w:hAnsi="Times New Roman" w:cs="Times New Roman"/>
@@ -1075,7 +1075,7 @@
       <w:pPr>
         <w:pStyle w:val="21"/>
       </w:pPr>
-      <w:bookmarkStart w:id="2" w:name="_Toc241668682"/>
+      <w:bookmarkStart w:id="2" w:name="_Toc241671328"/>
       <w:r>
         <w:rPr>
           <w:rFonts w:ascii="Times New Roman" w:eastAsia="Times New Roman" w:hAnsi="Times New Roman" w:cs="Times New Roman"/>
@@ -5455,7 +5455,7 @@
       <w:pPr>
         <w:pStyle w:val="21"/>
       </w:pPr>
-      <w:bookmarkStart w:id="3" w:name="_Toc241668683"/>
+      <w:bookmarkStart w:id="3" w:name="_Toc241671329"/>
       <w:r>
         <w:rPr>
           <w:rFonts w:ascii="Times New Roman" w:eastAsia="Times New Roman" w:hAnsi="Times New Roman" w:cs="Times New Roman"/>
@@ -7673,164 +7673,240 @@
         <w:jc w:val="both"/>
       </w:pPr>
       <w:r>
-        <w:t xml:space="preserve">Рассмотрим основную рабочую гипотезу, согласно которой наиболее частая буква русского языка </w:t>
+        <w:t xml:space="preserve">Рассмотрим последовательное выдвижение гипотез в соответствии с методическими указаниями: в шифр-тексте фиксируются два наиболее частых символа </w:t>
+      </w:r>
+      <m:oMath>
+        <m:box>
+          <m:boxPr>
+            <m:ctrlPr>
+              <w:rPr>
+                <w:rFonts w:ascii="Cambria Math" w:hAnsi="Cambria Math"/>
+              </w:rPr>
+            </m:ctrlPr>
+          </m:boxPr>
+          <m:e>
+            <m:sSub>
+              <m:sSubPr>
+                <m:ctrlPr>
+                  <w:rPr>
+                    <w:rFonts w:ascii="Cambria Math" w:hAnsi="Cambria Math"/>
+                  </w:rPr>
+                </m:ctrlPr>
+              </m:sSubPr>
+              <m:e>
+                <m:r>
+                  <w:rPr>
+                    <w:rFonts w:ascii="Cambria Math" w:hAnsi="Cambria Math"/>
+                  </w:rPr>
+                  <m:t>y</m:t>
+                </m:r>
+              </m:e>
+              <m:sub>
+                <m:r>
+                  <m:rPr>
+                    <m:sty m:val="p"/>
+                  </m:rPr>
+                  <w:rPr>
+                    <w:rFonts w:ascii="Cambria Math" w:hAnsi="Cambria Math"/>
+                  </w:rPr>
+                  <m:t>1</m:t>
+                </m:r>
+              </m:sub>
+            </m:sSub>
+            <m:r>
+              <m:rPr>
+                <m:sty m:val="p"/>
+              </m:rPr>
+              <w:rPr>
+                <w:rFonts w:ascii="Cambria Math" w:hAnsi="Cambria Math"/>
+              </w:rPr>
+              <m:t>=</m:t>
+            </m:r>
+            <m:r>
+              <m:rPr>
+                <m:nor/>
+              </m:rPr>
+              <m:t>'з'</m:t>
+            </m:r>
+          </m:e>
+        </m:box>
+      </m:oMath>
+      <w:r>
+        <w:t xml:space="preserve"> (код 7) и </w:t>
+      </w:r>
+      <m:oMath>
+        <m:box>
+          <m:boxPr>
+            <m:ctrlPr>
+              <w:rPr>
+                <w:rFonts w:ascii="Cambria Math" w:hAnsi="Cambria Math"/>
+              </w:rPr>
+            </m:ctrlPr>
+          </m:boxPr>
+          <m:e>
+            <m:sSub>
+              <m:sSubPr>
+                <m:ctrlPr>
+                  <w:rPr>
+                    <w:rFonts w:ascii="Cambria Math" w:hAnsi="Cambria Math"/>
+                  </w:rPr>
+                </m:ctrlPr>
+              </m:sSubPr>
+              <m:e>
+                <m:r>
+                  <w:rPr>
+                    <w:rFonts w:ascii="Cambria Math" w:hAnsi="Cambria Math"/>
+                  </w:rPr>
+                  <m:t>y</m:t>
+                </m:r>
+              </m:e>
+              <m:sub>
+                <m:r>
+                  <m:rPr>
+                    <m:sty m:val="p"/>
+                  </m:rPr>
+                  <w:rPr>
+                    <w:rFonts w:ascii="Cambria Math" w:hAnsi="Cambria Math"/>
+                  </w:rPr>
+                  <m:t>2</m:t>
+                </m:r>
+              </m:sub>
+            </m:sSub>
+            <m:r>
+              <m:rPr>
+                <m:sty m:val="p"/>
+              </m:rPr>
+              <w:rPr>
+                <w:rFonts w:ascii="Cambria Math" w:hAnsi="Cambria Math"/>
+              </w:rPr>
+              <m:t>=</m:t>
+            </m:r>
+            <m:r>
+              <m:rPr>
+                <m:nor/>
+              </m:rPr>
+              <m:t>'м'</m:t>
+            </m:r>
+          </m:e>
+        </m:box>
+      </m:oMath>
+      <w:r>
+        <w:t xml:space="preserve"> (код 12), а в качестве открытых символов перебираются пары букв русского языка в порядке убывания эталонных частот:</w:t>
+      </w:r>
+    </w:p>
+    <w:p>
+      <w:pPr>
+        <w:ind w:left="425" w:firstLine="0"/>
+        <w:jc w:val="both"/>
+      </w:pPr>
+      <w:r>
+        <w:t xml:space="preserve">1. </w:t>
       </w:r>
       <w:r>
         <w:rPr>
-          <w:rFonts w:ascii="DejaVu Sans" w:eastAsia="DejaVu Sans" w:hAnsi="DejaVu Sans" w:cs="DejaVu Sans"/>
-          <w:sz w:val="22"/>
+          <w:b/>
         </w:rPr>
-        <w:t>'о'</w:t>
-      </w:r>
-      <w:r>
-        <w:t xml:space="preserve"> перешла в наиболее частую букву шифр-текста </w:t>
-      </w:r>
-      <w:r>
-        <w:rPr>
-          <w:rFonts w:ascii="DejaVu Sans" w:eastAsia="DejaVu Sans" w:hAnsi="DejaVu Sans" w:cs="DejaVu Sans"/>
-          <w:sz w:val="22"/>
-        </w:rPr>
-        <w:t>'з'</w:t>
-      </w:r>
-      <w:r>
-        <w:t xml:space="preserve">, а вторая по частоте буква </w:t>
-      </w:r>
-      <w:r>
-        <w:rPr>
-          <w:rFonts w:ascii="DejaVu Sans" w:eastAsia="DejaVu Sans" w:hAnsi="DejaVu Sans" w:cs="DejaVu Sans"/>
-          <w:sz w:val="22"/>
-        </w:rPr>
-        <w:t>'е'</w:t>
-      </w:r>
-      <w:r>
-        <w:t xml:space="preserve"> – в букву </w:t>
-      </w:r>
-      <w:r>
-        <w:rPr>
-          <w:rFonts w:ascii="DejaVu Sans" w:eastAsia="DejaVu Sans" w:hAnsi="DejaVu Sans" w:cs="DejaVu Sans"/>
-          <w:sz w:val="22"/>
-        </w:rPr>
-        <w:t>'м'</w:t>
-      </w:r>
-      <w:r>
-        <w:t>:</w:t>
-      </w:r>
-    </w:p>
-    <w:p>
-      <w:pPr>
-        <w:spacing w:before="120" w:after="120"/>
-        <w:ind w:firstLine="0"/>
-        <w:jc w:val="center"/>
-      </w:pPr>
-      <m:oMathPara>
-        <m:oMath>
-          <m:box>
-            <m:boxPr>
-              <m:ctrlPr>
-                <w:rPr>
-                  <w:rFonts w:ascii="Cambria Math" w:hAnsi="Cambria Math"/>
-                </w:rPr>
-              </m:ctrlPr>
-            </m:boxPr>
-            <m:e>
-              <m:r>
-                <w:rPr>
-                  <w:rFonts w:ascii="Cambria Math" w:hAnsi="Cambria Math"/>
-                </w:rPr>
-                <m:t>E</m:t>
-              </m:r>
-              <m:r>
-                <m:rPr>
-                  <m:sty m:val="p"/>
-                </m:rPr>
-                <w:rPr>
-                  <w:rFonts w:ascii="Cambria Math" w:hAnsi="Cambria Math"/>
-                </w:rPr>
-                <m:t>(</m:t>
-              </m:r>
-              <m:r>
-                <m:rPr>
-                  <m:nor/>
-                </m:rPr>
-                <m:t>'о'</m:t>
-              </m:r>
-              <m:r>
-                <m:rPr>
-                  <m:sty m:val="p"/>
-                </m:rPr>
-                <w:rPr>
-                  <w:rFonts w:ascii="Cambria Math" w:hAnsi="Cambria Math"/>
-                </w:rPr>
-                <m:t>)=</m:t>
-              </m:r>
-              <m:r>
-                <m:rPr>
-                  <m:nor/>
-                </m:rPr>
-                <m:t>'з'</m:t>
-              </m:r>
-              <m:r>
-                <m:rPr>
-                  <m:sty m:val="p"/>
-                </m:rPr>
-                <w:rPr>
-                  <w:rFonts w:ascii="Cambria Math" w:hAnsi="Cambria Math"/>
-                </w:rPr>
-                <m:t>,</m:t>
-              </m:r>
-              <m:r>
-                <m:rPr>
-                  <m:nor/>
-                </m:rPr>
-                <m:t>   </m:t>
-              </m:r>
-              <m:r>
-                <w:rPr>
-                  <w:rFonts w:ascii="Cambria Math" w:hAnsi="Cambria Math"/>
-                </w:rPr>
-                <m:t>E</m:t>
-              </m:r>
-              <m:r>
-                <m:rPr>
-                  <m:sty m:val="p"/>
-                </m:rPr>
-                <w:rPr>
-                  <w:rFonts w:ascii="Cambria Math" w:hAnsi="Cambria Math"/>
-                </w:rPr>
-                <m:t>(</m:t>
-              </m:r>
-              <m:r>
-                <m:rPr>
-                  <m:nor/>
-                </m:rPr>
-                <m:t>'е'</m:t>
-              </m:r>
-              <m:r>
-                <m:rPr>
-                  <m:sty m:val="p"/>
-                </m:rPr>
-                <w:rPr>
-                  <w:rFonts w:ascii="Cambria Math" w:hAnsi="Cambria Math"/>
-                </w:rPr>
-                <m:t>)=</m:t>
-              </m:r>
-              <m:r>
-                <m:rPr>
-                  <m:nor/>
-                </m:rPr>
-                <m:t>'м'</m:t>
-              </m:r>
-            </m:e>
-          </m:box>
-        </m:oMath>
-      </m:oMathPara>
-    </w:p>
-    <w:p>
-      <w:pPr>
-        <w:jc w:val="both"/>
-      </w:pPr>
-      <w:r>
-        <w:t xml:space="preserve">По таблице кодировки символов находим числовые индексы: </w:t>
+        <w:t>Первая гипотеза:</w:t>
+      </w:r>
+      <w:r>
+        <w:t xml:space="preserve"> сопоставление с двумя первыми по частоте буквами русского языка </w:t>
+      </w:r>
+      <m:oMath>
+        <m:box>
+          <m:boxPr>
+            <m:ctrlPr>
+              <w:rPr>
+                <w:rFonts w:ascii="Cambria Math" w:hAnsi="Cambria Math"/>
+              </w:rPr>
+            </m:ctrlPr>
+          </m:boxPr>
+          <m:e>
+            <m:r>
+              <w:rPr>
+                <w:rFonts w:ascii="Cambria Math" w:hAnsi="Cambria Math"/>
+              </w:rPr>
+              <m:t>E</m:t>
+            </m:r>
+            <m:r>
+              <m:rPr>
+                <m:sty m:val="p"/>
+              </m:rPr>
+              <w:rPr>
+                <w:rFonts w:ascii="Cambria Math" w:hAnsi="Cambria Math"/>
+              </w:rPr>
+              <m:t>(</m:t>
+            </m:r>
+            <m:r>
+              <m:rPr>
+                <m:nor/>
+              </m:rPr>
+              <m:t>'о'</m:t>
+            </m:r>
+            <m:r>
+              <m:rPr>
+                <m:sty m:val="p"/>
+              </m:rPr>
+              <w:rPr>
+                <w:rFonts w:ascii="Cambria Math" w:hAnsi="Cambria Math"/>
+              </w:rPr>
+              <m:t>)=</m:t>
+            </m:r>
+            <m:r>
+              <m:rPr>
+                <m:nor/>
+              </m:rPr>
+              <m:t>'з'</m:t>
+            </m:r>
+            <m:r>
+              <m:rPr>
+                <m:sty m:val="p"/>
+              </m:rPr>
+              <w:rPr>
+                <w:rFonts w:ascii="Cambria Math" w:hAnsi="Cambria Math"/>
+              </w:rPr>
+              <m:t>,</m:t>
+            </m:r>
+            <m:r>
+              <w:rPr>
+                <w:rFonts w:ascii="Cambria Math" w:hAnsi="Cambria Math"/>
+              </w:rPr>
+              <m:t>E</m:t>
+            </m:r>
+            <m:r>
+              <m:rPr>
+                <m:sty m:val="p"/>
+              </m:rPr>
+              <w:rPr>
+                <w:rFonts w:ascii="Cambria Math" w:hAnsi="Cambria Math"/>
+              </w:rPr>
+              <m:t>(</m:t>
+            </m:r>
+            <m:r>
+              <m:rPr>
+                <m:nor/>
+              </m:rPr>
+              <m:t>'е'</m:t>
+            </m:r>
+            <m:r>
+              <m:rPr>
+                <m:sty m:val="p"/>
+              </m:rPr>
+              <w:rPr>
+                <w:rFonts w:ascii="Cambria Math" w:hAnsi="Cambria Math"/>
+              </w:rPr>
+              <m:t>)=</m:t>
+            </m:r>
+            <m:r>
+              <m:rPr>
+                <m:nor/>
+              </m:rPr>
+              <m:t>'м'</m:t>
+            </m:r>
+          </m:e>
+        </m:box>
+      </m:oMath>
+      <w:r>
+        <w:t xml:space="preserve"> (</w:t>
       </w:r>
       <m:oMath>
         <m:box>
@@ -7877,137 +7953,8 @@
               <w:rPr>
                 <w:rFonts w:ascii="Cambria Math" w:hAnsi="Cambria Math"/>
               </w:rPr>
-              <m:t>=</m:t>
-            </m:r>
-            <m:r>
-              <w:rPr>
-                <w:rFonts w:ascii="Cambria Math" w:hAnsi="Cambria Math"/>
-              </w:rPr>
-              <m:t>A</m:t>
-            </m:r>
-            <m:r>
-              <m:rPr>
-                <m:sty m:val="p"/>
-              </m:rPr>
-              <w:rPr>
-                <w:rFonts w:ascii="Cambria Math" w:hAnsi="Cambria Math"/>
-              </w:rPr>
-              <m:t>(</m:t>
-            </m:r>
-            <m:r>
-              <m:rPr>
-                <m:nor/>
-              </m:rPr>
-              <m:t>'о'</m:t>
-            </m:r>
-            <m:r>
-              <m:rPr>
-                <m:sty m:val="p"/>
-              </m:rPr>
-              <w:rPr>
-                <w:rFonts w:ascii="Cambria Math" w:hAnsi="Cambria Math"/>
-              </w:rPr>
-              <m:t>)=14</m:t>
-            </m:r>
-          </m:e>
-        </m:box>
-      </m:oMath>
-      <w:r>
-        <w:t xml:space="preserve">, </w:t>
-      </w:r>
-      <m:oMath>
-        <m:box>
-          <m:boxPr>
-            <m:ctrlPr>
-              <w:rPr>
-                <w:rFonts w:ascii="Cambria Math" w:hAnsi="Cambria Math"/>
-              </w:rPr>
-            </m:ctrlPr>
-          </m:boxPr>
-          <m:e>
-            <m:sSub>
-              <m:sSubPr>
-                <m:ctrlPr>
-                  <w:rPr>
-                    <w:rFonts w:ascii="Cambria Math" w:hAnsi="Cambria Math"/>
-                  </w:rPr>
-                </m:ctrlPr>
-              </m:sSubPr>
-              <m:e>
-                <m:r>
-                  <w:rPr>
-                    <w:rFonts w:ascii="Cambria Math" w:hAnsi="Cambria Math"/>
-                  </w:rPr>
-                  <m:t>y</m:t>
-                </m:r>
-              </m:e>
-              <m:sub>
-                <m:r>
-                  <m:rPr>
-                    <m:sty m:val="p"/>
-                  </m:rPr>
-                  <w:rPr>
-                    <w:rFonts w:ascii="Cambria Math" w:hAnsi="Cambria Math"/>
-                  </w:rPr>
-                  <m:t>1</m:t>
-                </m:r>
-              </m:sub>
-            </m:sSub>
-            <m:r>
-              <m:rPr>
-                <m:sty m:val="p"/>
-              </m:rPr>
-              <w:rPr>
-                <w:rFonts w:ascii="Cambria Math" w:hAnsi="Cambria Math"/>
-              </w:rPr>
-              <m:t>=</m:t>
-            </m:r>
-            <m:r>
-              <w:rPr>
-                <w:rFonts w:ascii="Cambria Math" w:hAnsi="Cambria Math"/>
-              </w:rPr>
-              <m:t>A</m:t>
-            </m:r>
-            <m:r>
-              <m:rPr>
-                <m:sty m:val="p"/>
-              </m:rPr>
-              <w:rPr>
-                <w:rFonts w:ascii="Cambria Math" w:hAnsi="Cambria Math"/>
-              </w:rPr>
-              <m:t>(</m:t>
-            </m:r>
-            <m:r>
-              <m:rPr>
-                <m:nor/>
-              </m:rPr>
-              <m:t>'з'</m:t>
-            </m:r>
-            <m:r>
-              <m:rPr>
-                <m:sty m:val="p"/>
-              </m:rPr>
-              <w:rPr>
-                <w:rFonts w:ascii="Cambria Math" w:hAnsi="Cambria Math"/>
-              </w:rPr>
-              <m:t>)=7</m:t>
-            </m:r>
-          </m:e>
-        </m:box>
-      </m:oMath>
-      <w:r>
-        <w:t xml:space="preserve">, </w:t>
-      </w:r>
-      <m:oMath>
-        <m:box>
-          <m:boxPr>
-            <m:ctrlPr>
-              <w:rPr>
-                <w:rFonts w:ascii="Cambria Math" w:hAnsi="Cambria Math"/>
-              </w:rPr>
-            </m:ctrlPr>
-          </m:boxPr>
-          <m:e>
+              <m:t>=14,</m:t>
+            </m:r>
             <m:sSub>
               <m:sSubPr>
                 <m:ctrlPr>
@@ -8043,126 +7990,13 @@
               <w:rPr>
                 <w:rFonts w:ascii="Cambria Math" w:hAnsi="Cambria Math"/>
               </w:rPr>
-              <m:t>=</m:t>
-            </m:r>
-            <m:r>
-              <w:rPr>
-                <w:rFonts w:ascii="Cambria Math" w:hAnsi="Cambria Math"/>
-              </w:rPr>
-              <m:t>A</m:t>
-            </m:r>
-            <m:r>
-              <m:rPr>
-                <m:sty m:val="p"/>
-              </m:rPr>
-              <w:rPr>
-                <w:rFonts w:ascii="Cambria Math" w:hAnsi="Cambria Math"/>
-              </w:rPr>
-              <m:t>(</m:t>
-            </m:r>
-            <m:r>
-              <m:rPr>
-                <m:nor/>
-              </m:rPr>
-              <m:t>'е'</m:t>
-            </m:r>
-            <m:r>
-              <m:rPr>
-                <m:sty m:val="p"/>
-              </m:rPr>
-              <w:rPr>
-                <w:rFonts w:ascii="Cambria Math" w:hAnsi="Cambria Math"/>
-              </w:rPr>
-              <m:t>)=5</m:t>
+              <m:t>=5</m:t>
             </m:r>
           </m:e>
         </m:box>
       </m:oMath>
       <w:r>
-        <w:t xml:space="preserve">, </w:t>
-      </w:r>
-      <m:oMath>
-        <m:box>
-          <m:boxPr>
-            <m:ctrlPr>
-              <w:rPr>
-                <w:rFonts w:ascii="Cambria Math" w:hAnsi="Cambria Math"/>
-              </w:rPr>
-            </m:ctrlPr>
-          </m:boxPr>
-          <m:e>
-            <m:sSub>
-              <m:sSubPr>
-                <m:ctrlPr>
-                  <w:rPr>
-                    <w:rFonts w:ascii="Cambria Math" w:hAnsi="Cambria Math"/>
-                  </w:rPr>
-                </m:ctrlPr>
-              </m:sSubPr>
-              <m:e>
-                <m:r>
-                  <w:rPr>
-                    <w:rFonts w:ascii="Cambria Math" w:hAnsi="Cambria Math"/>
-                  </w:rPr>
-                  <m:t>y</m:t>
-                </m:r>
-              </m:e>
-              <m:sub>
-                <m:r>
-                  <m:rPr>
-                    <m:sty m:val="p"/>
-                  </m:rPr>
-                  <w:rPr>
-                    <w:rFonts w:ascii="Cambria Math" w:hAnsi="Cambria Math"/>
-                  </w:rPr>
-                  <m:t>2</m:t>
-                </m:r>
-              </m:sub>
-            </m:sSub>
-            <m:r>
-              <m:rPr>
-                <m:sty m:val="p"/>
-              </m:rPr>
-              <w:rPr>
-                <w:rFonts w:ascii="Cambria Math" w:hAnsi="Cambria Math"/>
-              </w:rPr>
-              <m:t>=</m:t>
-            </m:r>
-            <m:r>
-              <w:rPr>
-                <w:rFonts w:ascii="Cambria Math" w:hAnsi="Cambria Math"/>
-              </w:rPr>
-              <m:t>A</m:t>
-            </m:r>
-            <m:r>
-              <m:rPr>
-                <m:sty m:val="p"/>
-              </m:rPr>
-              <w:rPr>
-                <w:rFonts w:ascii="Cambria Math" w:hAnsi="Cambria Math"/>
-              </w:rPr>
-              <m:t>(</m:t>
-            </m:r>
-            <m:r>
-              <m:rPr>
-                <m:nor/>
-              </m:rPr>
-              <m:t>'м'</m:t>
-            </m:r>
-            <m:r>
-              <m:rPr>
-                <m:sty m:val="p"/>
-              </m:rPr>
-              <w:rPr>
-                <w:rFonts w:ascii="Cambria Math" w:hAnsi="Cambria Math"/>
-              </w:rPr>
-              <m:t>)=12</m:t>
-            </m:r>
-          </m:e>
-        </m:box>
-      </m:oMath>
-      <w:r>
-        <w:t>. Получаем систему сравнений:</w:t>
+        <w:t>):</w:t>
       </w:r>
     </w:p>
     <w:p>
@@ -8478,753 +8312,7 @@
         <w:jc w:val="both"/>
       </w:pPr>
       <w:r>
-        <w:t xml:space="preserve">Для демонстрации несовместной системы рассмотрим альтернативную гипотезу </w:t>
-      </w:r>
-      <m:oMath>
-        <m:box>
-          <m:boxPr>
-            <m:ctrlPr>
-              <w:rPr>
-                <w:rFonts w:ascii="Cambria Math" w:hAnsi="Cambria Math"/>
-              </w:rPr>
-            </m:ctrlPr>
-          </m:boxPr>
-          <m:e>
-            <m:r>
-              <w:rPr>
-                <w:rFonts w:ascii="Cambria Math" w:hAnsi="Cambria Math"/>
-              </w:rPr>
-              <m:t>E</m:t>
-            </m:r>
-            <m:r>
-              <m:rPr>
-                <m:sty m:val="p"/>
-              </m:rPr>
-              <w:rPr>
-                <w:rFonts w:ascii="Cambria Math" w:hAnsi="Cambria Math"/>
-              </w:rPr>
-              <m:t>(</m:t>
-            </m:r>
-            <m:r>
-              <m:rPr>
-                <m:nor/>
-              </m:rPr>
-              <m:t>'д'</m:t>
-            </m:r>
-            <m:r>
-              <m:rPr>
-                <m:sty m:val="p"/>
-              </m:rPr>
-              <w:rPr>
-                <w:rFonts w:ascii="Cambria Math" w:hAnsi="Cambria Math"/>
-              </w:rPr>
-              <m:t>)=</m:t>
-            </m:r>
-            <m:r>
-              <m:rPr>
-                <m:nor/>
-              </m:rPr>
-              <m:t>'з'</m:t>
-            </m:r>
-          </m:e>
-        </m:box>
-      </m:oMath>
-      <w:r>
-        <w:t xml:space="preserve"> (</w:t>
-      </w:r>
-      <m:oMath>
-        <m:box>
-          <m:boxPr>
-            <m:ctrlPr>
-              <w:rPr>
-                <w:rFonts w:ascii="Cambria Math" w:hAnsi="Cambria Math"/>
-              </w:rPr>
-            </m:ctrlPr>
-          </m:boxPr>
-          <m:e>
-            <m:sSub>
-              <m:sSubPr>
-                <m:ctrlPr>
-                  <w:rPr>
-                    <w:rFonts w:ascii="Cambria Math" w:hAnsi="Cambria Math"/>
-                  </w:rPr>
-                </m:ctrlPr>
-              </m:sSubPr>
-              <m:e>
-                <m:r>
-                  <w:rPr>
-                    <w:rFonts w:ascii="Cambria Math" w:hAnsi="Cambria Math"/>
-                  </w:rPr>
-                  <m:t>x</m:t>
-                </m:r>
-              </m:e>
-              <m:sub>
-                <m:r>
-                  <m:rPr>
-                    <m:sty m:val="p"/>
-                  </m:rPr>
-                  <w:rPr>
-                    <w:rFonts w:ascii="Cambria Math" w:hAnsi="Cambria Math"/>
-                  </w:rPr>
-                  <m:t>1</m:t>
-                </m:r>
-              </m:sub>
-            </m:sSub>
-            <m:r>
-              <m:rPr>
-                <m:sty m:val="p"/>
-              </m:rPr>
-              <w:rPr>
-                <w:rFonts w:ascii="Cambria Math" w:hAnsi="Cambria Math"/>
-              </w:rPr>
-              <m:t>=4,</m:t>
-            </m:r>
-            <m:sSub>
-              <m:sSubPr>
-                <m:ctrlPr>
-                  <w:rPr>
-                    <w:rFonts w:ascii="Cambria Math" w:hAnsi="Cambria Math"/>
-                  </w:rPr>
-                </m:ctrlPr>
-              </m:sSubPr>
-              <m:e>
-                <m:r>
-                  <w:rPr>
-                    <w:rFonts w:ascii="Cambria Math" w:hAnsi="Cambria Math"/>
-                  </w:rPr>
-                  <m:t>y</m:t>
-                </m:r>
-              </m:e>
-              <m:sub>
-                <m:r>
-                  <m:rPr>
-                    <m:sty m:val="p"/>
-                  </m:rPr>
-                  <w:rPr>
-                    <w:rFonts w:ascii="Cambria Math" w:hAnsi="Cambria Math"/>
-                  </w:rPr>
-                  <m:t>1</m:t>
-                </m:r>
-              </m:sub>
-            </m:sSub>
-            <m:r>
-              <m:rPr>
-                <m:sty m:val="p"/>
-              </m:rPr>
-              <w:rPr>
-                <w:rFonts w:ascii="Cambria Math" w:hAnsi="Cambria Math"/>
-              </w:rPr>
-              <m:t>=7</m:t>
-            </m:r>
-          </m:e>
-        </m:box>
-      </m:oMath>
-      <w:r>
-        <w:t xml:space="preserve">) и </w:t>
-      </w:r>
-      <m:oMath>
-        <m:box>
-          <m:boxPr>
-            <m:ctrlPr>
-              <w:rPr>
-                <w:rFonts w:ascii="Cambria Math" w:hAnsi="Cambria Math"/>
-              </w:rPr>
-            </m:ctrlPr>
-          </m:boxPr>
-          <m:e>
-            <m:r>
-              <w:rPr>
-                <w:rFonts w:ascii="Cambria Math" w:hAnsi="Cambria Math"/>
-              </w:rPr>
-              <m:t>E</m:t>
-            </m:r>
-            <m:r>
-              <m:rPr>
-                <m:sty m:val="p"/>
-              </m:rPr>
-              <w:rPr>
-                <w:rFonts w:ascii="Cambria Math" w:hAnsi="Cambria Math"/>
-              </w:rPr>
-              <m:t>(</m:t>
-            </m:r>
-            <m:r>
-              <m:rPr>
-                <m:nor/>
-              </m:rPr>
-              <m:t>'а'</m:t>
-            </m:r>
-            <m:r>
-              <m:rPr>
-                <m:sty m:val="p"/>
-              </m:rPr>
-              <w:rPr>
-                <w:rFonts w:ascii="Cambria Math" w:hAnsi="Cambria Math"/>
-              </w:rPr>
-              <m:t>)=</m:t>
-            </m:r>
-            <m:r>
-              <m:rPr>
-                <m:nor/>
-              </m:rPr>
-              <m:t>'м'</m:t>
-            </m:r>
-          </m:e>
-        </m:box>
-      </m:oMath>
-      <w:r>
-        <w:t xml:space="preserve"> (</w:t>
-      </w:r>
-      <m:oMath>
-        <m:box>
-          <m:boxPr>
-            <m:ctrlPr>
-              <w:rPr>
-                <w:rFonts w:ascii="Cambria Math" w:hAnsi="Cambria Math"/>
-              </w:rPr>
-            </m:ctrlPr>
-          </m:boxPr>
-          <m:e>
-            <m:sSub>
-              <m:sSubPr>
-                <m:ctrlPr>
-                  <w:rPr>
-                    <w:rFonts w:ascii="Cambria Math" w:hAnsi="Cambria Math"/>
-                  </w:rPr>
-                </m:ctrlPr>
-              </m:sSubPr>
-              <m:e>
-                <m:r>
-                  <w:rPr>
-                    <w:rFonts w:ascii="Cambria Math" w:hAnsi="Cambria Math"/>
-                  </w:rPr>
-                  <m:t>x</m:t>
-                </m:r>
-              </m:e>
-              <m:sub>
-                <m:r>
-                  <m:rPr>
-                    <m:sty m:val="p"/>
-                  </m:rPr>
-                  <w:rPr>
-                    <w:rFonts w:ascii="Cambria Math" w:hAnsi="Cambria Math"/>
-                  </w:rPr>
-                  <m:t>2</m:t>
-                </m:r>
-              </m:sub>
-            </m:sSub>
-            <m:r>
-              <m:rPr>
-                <m:sty m:val="p"/>
-              </m:rPr>
-              <w:rPr>
-                <w:rFonts w:ascii="Cambria Math" w:hAnsi="Cambria Math"/>
-              </w:rPr>
-              <m:t>=0,</m:t>
-            </m:r>
-            <m:sSub>
-              <m:sSubPr>
-                <m:ctrlPr>
-                  <w:rPr>
-                    <w:rFonts w:ascii="Cambria Math" w:hAnsi="Cambria Math"/>
-                  </w:rPr>
-                </m:ctrlPr>
-              </m:sSubPr>
-              <m:e>
-                <m:r>
-                  <w:rPr>
-                    <w:rFonts w:ascii="Cambria Math" w:hAnsi="Cambria Math"/>
-                  </w:rPr>
-                  <m:t>y</m:t>
-                </m:r>
-              </m:e>
-              <m:sub>
-                <m:r>
-                  <m:rPr>
-                    <m:sty m:val="p"/>
-                  </m:rPr>
-                  <w:rPr>
-                    <w:rFonts w:ascii="Cambria Math" w:hAnsi="Cambria Math"/>
-                  </w:rPr>
-                  <m:t>2</m:t>
-                </m:r>
-              </m:sub>
-            </m:sSub>
-            <m:r>
-              <m:rPr>
-                <m:sty m:val="p"/>
-              </m:rPr>
-              <w:rPr>
-                <w:rFonts w:ascii="Cambria Math" w:hAnsi="Cambria Math"/>
-              </w:rPr>
-              <m:t>=12</m:t>
-            </m:r>
-          </m:e>
-        </m:box>
-      </m:oMath>
-      <w:r>
-        <w:t>):</w:t>
-      </w:r>
-    </w:p>
-    <w:p>
-      <w:pPr>
-        <w:spacing w:before="120" w:after="120"/>
-        <w:ind w:firstLine="0"/>
-        <w:jc w:val="center"/>
-      </w:pPr>
-      <m:oMathPara>
-        <m:oMath>
-          <m:box>
-            <m:boxPr>
-              <m:ctrlPr>
-                <w:rPr>
-                  <w:rFonts w:ascii="Cambria Math" w:hAnsi="Cambria Math"/>
-                </w:rPr>
-              </m:ctrlPr>
-            </m:boxPr>
-            <m:e>
-              <m:box>
-                <m:boxPr>
-                  <m:ctrlPr>
-                    <w:rPr>
-                      <w:rFonts w:ascii="Cambria Math" w:hAnsi="Cambria Math"/>
-                    </w:rPr>
-                  </m:ctrlPr>
-                </m:boxPr>
-                <m:e>
-                  <m:d>
-                    <m:dPr>
-                      <m:begChr m:val="{"/>
-                      <m:endChr m:val=""/>
-                      <m:ctrlPr>
-                        <w:rPr>
-                          <w:rFonts w:ascii="Cambria Math" w:hAnsi="Cambria Math"/>
-                        </w:rPr>
-                      </m:ctrlPr>
-                    </m:dPr>
-                    <m:e>
-                      <m:box>
-                        <m:boxPr>
-                          <m:ctrlPr>
-                            <w:rPr>
-                              <w:rFonts w:ascii="Cambria Math" w:hAnsi="Cambria Math"/>
-                            </w:rPr>
-                          </m:ctrlPr>
-                        </m:boxPr>
-                        <m:e>
-                          <m:m>
-                            <m:mPr>
-                              <m:mcs>
-                                <m:mc>
-                                  <m:mcPr>
-                                    <m:count m:val="1"/>
-                                    <m:mcJc m:val="center"/>
-                                  </m:mcPr>
-                                </m:mc>
-                              </m:mcs>
-                              <m:ctrlPr>
-                                <w:rPr>
-                                  <w:rFonts w:ascii="Cambria Math" w:hAnsi="Cambria Math"/>
-                                </w:rPr>
-                              </m:ctrlPr>
-                            </m:mPr>
-                            <m:mr>
-                              <m:e>
-                                <m:box>
-                                  <m:boxPr>
-                                    <m:ctrlPr>
-                                      <w:rPr>
-                                        <w:rFonts w:ascii="Cambria Math" w:hAnsi="Cambria Math"/>
-                                      </w:rPr>
-                                    </m:ctrlPr>
-                                  </m:boxPr>
-                                  <m:e>
-                                    <m:r>
-                                      <m:rPr>
-                                        <m:sty m:val="p"/>
-                                      </m:rPr>
-                                      <w:rPr>
-                                        <w:rFonts w:ascii="Cambria Math" w:hAnsi="Cambria Math"/>
-                                      </w:rPr>
-                                      <m:t>4</m:t>
-                                    </m:r>
-                                    <m:r>
-                                      <w:rPr>
-                                        <w:rFonts w:ascii="Cambria Math" w:hAnsi="Cambria Math"/>
-                                      </w:rPr>
-                                      <m:t>a</m:t>
-                                    </m:r>
-                                    <m:r>
-                                      <m:rPr>
-                                        <m:sty m:val="p"/>
-                                      </m:rPr>
-                                      <w:rPr>
-                                        <w:rFonts w:ascii="Cambria Math" w:hAnsi="Cambria Math"/>
-                                      </w:rPr>
-                                      <m:t>+</m:t>
-                                    </m:r>
-                                    <m:r>
-                                      <w:rPr>
-                                        <w:rFonts w:ascii="Cambria Math" w:hAnsi="Cambria Math"/>
-                                      </w:rPr>
-                                      <m:t>b</m:t>
-                                    </m:r>
-                                    <m:r>
-                                      <m:rPr>
-                                        <m:sty m:val="p"/>
-                                      </m:rPr>
-                                      <w:rPr>
-                                        <w:rFonts w:ascii="Cambria Math" w:hAnsi="Cambria Math"/>
-                                      </w:rPr>
-                                      <m:t>≡7</m:t>
-                                    </m:r>
-                                    <m:r>
-                                      <m:rPr>
-                                        <m:nor/>
-                                      </m:rPr>
-                                      <m:t>   </m:t>
-                                    </m:r>
-                                    <m:d>
-                                      <m:dPr>
-                                        <m:ctrlPr>
-                                          <w:rPr>
-                                            <w:rFonts w:ascii="Cambria Math" w:hAnsi="Cambria Math"/>
-                                          </w:rPr>
-                                        </m:ctrlPr>
-                                      </m:dPr>
-                                      <m:e>
-                                        <m:box>
-                                          <m:boxPr>
-                                            <m:ctrlPr>
-                                              <w:rPr>
-                                                <w:rFonts w:ascii="Cambria Math" w:hAnsi="Cambria Math"/>
-                                              </w:rPr>
-                                            </m:ctrlPr>
-                                          </m:boxPr>
-                                          <m:e>
-                                            <m:r>
-                                              <m:rPr>
-                                                <m:sty m:val="p"/>
-                                              </m:rPr>
-                                              <w:rPr>
-                                                <w:rFonts w:ascii="Cambria Math" w:hAnsi="Cambria Math"/>
-                                              </w:rPr>
-                                              <m:t>mod</m:t>
-                                            </m:r>
-                                            <m:r>
-                                              <m:rPr>
-                                                <m:nor/>
-                                              </m:rPr>
-                                              <m:t> </m:t>
-                                            </m:r>
-                                            <m:box>
-                                              <m:boxPr>
-                                                <m:ctrlPr>
-                                                  <w:rPr>
-                                                    <w:rFonts w:ascii="Cambria Math" w:hAnsi="Cambria Math"/>
-                                                  </w:rPr>
-                                                </m:ctrlPr>
-                                              </m:boxPr>
-                                              <m:e>
-                                                <m:r>
-                                                  <m:rPr>
-                                                    <m:sty m:val="p"/>
-                                                  </m:rPr>
-                                                  <w:rPr>
-                                                    <w:rFonts w:ascii="Cambria Math" w:hAnsi="Cambria Math"/>
-                                                  </w:rPr>
-                                                  <m:t>32</m:t>
-                                                </m:r>
-                                              </m:e>
-                                            </m:box>
-                                          </m:e>
-                                        </m:box>
-                                      </m:e>
-                                    </m:d>
-                                  </m:e>
-                                </m:box>
-                              </m:e>
-                            </m:mr>
-                            <m:mr>
-                              <m:e>
-                                <m:box>
-                                  <m:boxPr>
-                                    <m:ctrlPr>
-                                      <w:rPr>
-                                        <w:rFonts w:ascii="Cambria Math" w:hAnsi="Cambria Math"/>
-                                      </w:rPr>
-                                    </m:ctrlPr>
-                                  </m:boxPr>
-                                  <m:e>
-                                    <m:r>
-                                      <m:rPr>
-                                        <m:sty m:val="p"/>
-                                      </m:rPr>
-                                      <w:rPr>
-                                        <w:rFonts w:ascii="Cambria Math" w:hAnsi="Cambria Math"/>
-                                      </w:rPr>
-                                      <m:t>0</m:t>
-                                    </m:r>
-                                    <m:r>
-                                      <w:rPr>
-                                        <w:rFonts w:ascii="Cambria Math" w:hAnsi="Cambria Math"/>
-                                      </w:rPr>
-                                      <m:t>a</m:t>
-                                    </m:r>
-                                    <m:r>
-                                      <m:rPr>
-                                        <m:sty m:val="p"/>
-                                      </m:rPr>
-                                      <w:rPr>
-                                        <w:rFonts w:ascii="Cambria Math" w:hAnsi="Cambria Math"/>
-                                      </w:rPr>
-                                      <m:t>+</m:t>
-                                    </m:r>
-                                    <m:r>
-                                      <w:rPr>
-                                        <w:rFonts w:ascii="Cambria Math" w:hAnsi="Cambria Math"/>
-                                      </w:rPr>
-                                      <m:t>b</m:t>
-                                    </m:r>
-                                    <m:r>
-                                      <m:rPr>
-                                        <m:sty m:val="p"/>
-                                      </m:rPr>
-                                      <w:rPr>
-                                        <w:rFonts w:ascii="Cambria Math" w:hAnsi="Cambria Math"/>
-                                      </w:rPr>
-                                      <m:t>≡12</m:t>
-                                    </m:r>
-                                    <m:r>
-                                      <m:rPr>
-                                        <m:nor/>
-                                      </m:rPr>
-                                      <m:t>   </m:t>
-                                    </m:r>
-                                    <m:d>
-                                      <m:dPr>
-                                        <m:ctrlPr>
-                                          <w:rPr>
-                                            <w:rFonts w:ascii="Cambria Math" w:hAnsi="Cambria Math"/>
-                                          </w:rPr>
-                                        </m:ctrlPr>
-                                      </m:dPr>
-                                      <m:e>
-                                        <m:box>
-                                          <m:boxPr>
-                                            <m:ctrlPr>
-                                              <w:rPr>
-                                                <w:rFonts w:ascii="Cambria Math" w:hAnsi="Cambria Math"/>
-                                              </w:rPr>
-                                            </m:ctrlPr>
-                                          </m:boxPr>
-                                          <m:e>
-                                            <m:r>
-                                              <m:rPr>
-                                                <m:sty m:val="p"/>
-                                              </m:rPr>
-                                              <w:rPr>
-                                                <w:rFonts w:ascii="Cambria Math" w:hAnsi="Cambria Math"/>
-                                              </w:rPr>
-                                              <m:t>mod</m:t>
-                                            </m:r>
-                                            <m:r>
-                                              <m:rPr>
-                                                <m:nor/>
-                                              </m:rPr>
-                                              <m:t> </m:t>
-                                            </m:r>
-                                            <m:box>
-                                              <m:boxPr>
-                                                <m:ctrlPr>
-                                                  <w:rPr>
-                                                    <w:rFonts w:ascii="Cambria Math" w:hAnsi="Cambria Math"/>
-                                                  </w:rPr>
-                                                </m:ctrlPr>
-                                              </m:boxPr>
-                                              <m:e>
-                                                <m:r>
-                                                  <m:rPr>
-                                                    <m:sty m:val="p"/>
-                                                  </m:rPr>
-                                                  <w:rPr>
-                                                    <w:rFonts w:ascii="Cambria Math" w:hAnsi="Cambria Math"/>
-                                                  </w:rPr>
-                                                  <m:t>32</m:t>
-                                                </m:r>
-                                              </m:e>
-                                            </m:box>
-                                          </m:e>
-                                        </m:box>
-                                      </m:e>
-                                    </m:d>
-                                  </m:e>
-                                </m:box>
-                              </m:e>
-                            </m:mr>
-                          </m:m>
-                        </m:e>
-                      </m:box>
-                    </m:e>
-                  </m:d>
-                </m:e>
-              </m:box>
-            </m:e>
-          </m:box>
-        </m:oMath>
-      </m:oMathPara>
-    </w:p>
-    <w:p>
-      <w:pPr>
-        <w:jc w:val="both"/>
-      </w:pPr>
-      <w:r>
-        <w:rPr>
-          <w:b/>
-        </w:rPr>
-        <w:t>Решения систем уравнений:</w:t>
-      </w:r>
-    </w:p>
-    <w:p>
-      <w:pPr>
-        <w:ind w:left="425" w:firstLine="0"/>
-        <w:jc w:val="both"/>
-      </w:pPr>
-      <w:r>
-        <w:t xml:space="preserve">1. Решение системы для истинной гипотезы </w:t>
-      </w:r>
-      <m:oMath>
-        <m:box>
-          <m:boxPr>
-            <m:ctrlPr>
-              <w:rPr>
-                <w:rFonts w:ascii="Cambria Math" w:hAnsi="Cambria Math"/>
-              </w:rPr>
-            </m:ctrlPr>
-          </m:boxPr>
-          <m:e>
-            <m:r>
-              <w:rPr>
-                <w:rFonts w:ascii="Cambria Math" w:hAnsi="Cambria Math"/>
-              </w:rPr>
-              <m:t>E</m:t>
-            </m:r>
-            <m:r>
-              <m:rPr>
-                <m:sty m:val="p"/>
-              </m:rPr>
-              <w:rPr>
-                <w:rFonts w:ascii="Cambria Math" w:hAnsi="Cambria Math"/>
-              </w:rPr>
-              <m:t>(</m:t>
-            </m:r>
-            <m:r>
-              <m:rPr>
-                <m:nor/>
-              </m:rPr>
-              <m:t>'о'</m:t>
-            </m:r>
-            <m:r>
-              <m:rPr>
-                <m:sty m:val="p"/>
-              </m:rPr>
-              <w:rPr>
-                <w:rFonts w:ascii="Cambria Math" w:hAnsi="Cambria Math"/>
-              </w:rPr>
-              <m:t>)=</m:t>
-            </m:r>
-            <m:r>
-              <m:rPr>
-                <m:nor/>
-              </m:rPr>
-              <m:t>'з'</m:t>
-            </m:r>
-          </m:e>
-        </m:box>
-      </m:oMath>
-      <w:r>
-        <w:t xml:space="preserve">, </w:t>
-      </w:r>
-      <m:oMath>
-        <m:box>
-          <m:boxPr>
-            <m:ctrlPr>
-              <w:rPr>
-                <w:rFonts w:ascii="Cambria Math" w:hAnsi="Cambria Math"/>
-              </w:rPr>
-            </m:ctrlPr>
-          </m:boxPr>
-          <m:e>
-            <m:r>
-              <w:rPr>
-                <w:rFonts w:ascii="Cambria Math" w:hAnsi="Cambria Math"/>
-              </w:rPr>
-              <m:t>E</m:t>
-            </m:r>
-            <m:r>
-              <m:rPr>
-                <m:sty m:val="p"/>
-              </m:rPr>
-              <w:rPr>
-                <w:rFonts w:ascii="Cambria Math" w:hAnsi="Cambria Math"/>
-              </w:rPr>
-              <m:t>(</m:t>
-            </m:r>
-            <m:r>
-              <m:rPr>
-                <m:nor/>
-              </m:rPr>
-              <m:t>'е'</m:t>
-            </m:r>
-            <m:r>
-              <m:rPr>
-                <m:sty m:val="p"/>
-              </m:rPr>
-              <w:rPr>
-                <w:rFonts w:ascii="Cambria Math" w:hAnsi="Cambria Math"/>
-              </w:rPr>
-              <m:t>)=</m:t>
-            </m:r>
-            <m:r>
-              <m:rPr>
-                <m:nor/>
-              </m:rPr>
-              <m:t>'м'</m:t>
-            </m:r>
-          </m:e>
-        </m:box>
-      </m:oMath>
-      <w:r>
-        <w:t>:</w:t>
-      </w:r>
-    </w:p>
-    <w:p>
-      <w:pPr>
-        <w:jc w:val="both"/>
-      </w:pPr>
-      <w:r>
-        <w:t xml:space="preserve">Вычитаем второе сравнение из первого для исключения параметра </w:t>
-      </w:r>
-      <m:oMath>
-        <m:box>
-          <m:boxPr>
-            <m:ctrlPr>
-              <w:rPr>
-                <w:rFonts w:ascii="Cambria Math" w:hAnsi="Cambria Math"/>
-              </w:rPr>
-            </m:ctrlPr>
-          </m:boxPr>
-          <m:e>
-            <m:r>
-              <w:rPr>
-                <w:rFonts w:ascii="Cambria Math" w:hAnsi="Cambria Math"/>
-              </w:rPr>
-              <m:t>b</m:t>
-            </m:r>
-          </m:e>
-        </m:box>
-      </m:oMath>
-      <w:r>
-        <w:t>:</w:t>
+        <w:t>Вычитаем второе уравнение из первого:</w:t>
       </w:r>
     </w:p>
     <w:p>
@@ -9251,16 +8339,7 @@
                 <w:rPr>
                   <w:rFonts w:ascii="Cambria Math" w:hAnsi="Cambria Math"/>
                 </w:rPr>
-                <m:t>(14-5</m:t>
-              </m:r>
-              <m:r>
-                <m:rPr>
-                  <m:sty m:val="p"/>
-                </m:rPr>
-                <w:rPr>
-                  <w:rFonts w:ascii="Cambria Math" w:hAnsi="Cambria Math"/>
-                </w:rPr>
-                <m:t>)</m:t>
+                <m:t>(14-5)</m:t>
               </m:r>
               <m:r>
                 <w:rPr>
@@ -9443,7 +8522,7 @@
         <w:jc w:val="both"/>
       </w:pPr>
       <w:r>
-        <w:t xml:space="preserve">Проверяем условие существования и единственности решения: </w:t>
+        <w:t xml:space="preserve">Так как </w:t>
       </w:r>
       <m:oMath>
         <m:box>
@@ -9468,65 +8547,7 @@
         </m:box>
       </m:oMath>
       <w:r>
-        <w:t xml:space="preserve">. Сравнение имеет единственное решение в кольце </w:t>
-      </w:r>
-      <m:oMath>
-        <m:box>
-          <m:boxPr>
-            <m:ctrlPr>
-              <w:rPr>
-                <w:rFonts w:ascii="Cambria Math" w:hAnsi="Cambria Math"/>
-              </w:rPr>
-            </m:ctrlPr>
-          </m:boxPr>
-          <m:e>
-            <m:sSub>
-              <m:sSubPr>
-                <m:ctrlPr>
-                  <w:rPr>
-                    <w:rFonts w:ascii="Cambria Math" w:hAnsi="Cambria Math"/>
-                  </w:rPr>
-                </m:ctrlPr>
-              </m:sSubPr>
-              <m:e>
-                <m:r>
-                  <m:rPr>
-                    <m:scr m:val="double-struck"/>
-                  </m:rPr>
-                  <w:rPr>
-                    <w:rFonts w:ascii="Cambria Math" w:hAnsi="Cambria Math"/>
-                  </w:rPr>
-                  <m:t>Z</m:t>
-                </m:r>
-              </m:e>
-              <m:sub>
-                <m:box>
-                  <m:boxPr>
-                    <m:ctrlPr>
-                      <w:rPr>
-                        <w:rFonts w:ascii="Cambria Math" w:hAnsi="Cambria Math"/>
-                      </w:rPr>
-                    </m:ctrlPr>
-                  </m:boxPr>
-                  <m:e>
-                    <m:r>
-                      <m:rPr>
-                        <m:sty m:val="p"/>
-                      </m:rPr>
-                      <w:rPr>
-                        <w:rFonts w:ascii="Cambria Math" w:hAnsi="Cambria Math"/>
-                      </w:rPr>
-                      <m:t>32</m:t>
-                    </m:r>
-                  </m:e>
-                </m:box>
-              </m:sub>
-            </m:sSub>
-          </m:e>
-        </m:box>
-      </m:oMath>
-      <w:r>
-        <w:t xml:space="preserve">. Находим мультипликативно обратный элемент </w:t>
+        <w:t xml:space="preserve">, обратный элемент </w:t>
       </w:r>
       <m:oMath>
         <m:box>
@@ -9580,6 +8601,15 @@
                 </m:box>
               </m:sup>
             </m:sSup>
+            <m:r>
+              <m:rPr>
+                <m:sty m:val="p"/>
+              </m:rPr>
+              <w:rPr>
+                <w:rFonts w:ascii="Cambria Math" w:hAnsi="Cambria Math"/>
+              </w:rPr>
+              <m:t>≡-7≡25</m:t>
+            </m:r>
             <m:r>
               <m:rPr>
                 <m:nor/>
@@ -9647,7 +8677,7 @@
         </m:box>
       </m:oMath>
       <w:r>
-        <w:t xml:space="preserve"> с помощью расширенного алгоритма Евклида:</w:t>
+        <w:t>. Умножая на 25:</w:t>
       </w:r>
     </w:p>
     <w:p>
@@ -9668,36 +8698,11 @@
             </m:boxPr>
             <m:e>
               <m:r>
-                <m:rPr>
-                  <m:sty m:val="p"/>
-                </m:rPr>
                 <w:rPr>
                   <w:rFonts w:ascii="Cambria Math" w:hAnsi="Cambria Math"/>
                 </w:rPr>
-                <m:t>32=9·3+5</m:t>
+                <m:t>a</m:t>
               </m:r>
-            </m:e>
-          </m:box>
-        </m:oMath>
-      </m:oMathPara>
-    </w:p>
-    <w:p>
-      <w:pPr>
-        <w:spacing w:before="120" w:after="120"/>
-        <w:ind w:firstLine="0"/>
-        <w:jc w:val="center"/>
-      </w:pPr>
-      <m:oMathPara>
-        <m:oMath>
-          <m:box>
-            <m:boxPr>
-              <m:ctrlPr>
-                <w:rPr>
-                  <w:rFonts w:ascii="Cambria Math" w:hAnsi="Cambria Math"/>
-                </w:rPr>
-              </m:ctrlPr>
-            </m:boxPr>
-            <m:e>
               <m:r>
                 <m:rPr>
                   <m:sty m:val="p"/>
@@ -9705,181 +8710,7 @@
                 <w:rPr>
                   <w:rFonts w:ascii="Cambria Math" w:hAnsi="Cambria Math"/>
                 </w:rPr>
-                <m:t>9=5·1+4</m:t>
-              </m:r>
-            </m:e>
-          </m:box>
-        </m:oMath>
-      </m:oMathPara>
-    </w:p>
-    <w:p>
-      <w:pPr>
-        <w:spacing w:before="120" w:after="120"/>
-        <w:ind w:firstLine="0"/>
-        <w:jc w:val="center"/>
-      </w:pPr>
-      <m:oMathPara>
-        <m:oMath>
-          <m:box>
-            <m:boxPr>
-              <m:ctrlPr>
-                <w:rPr>
-                  <w:rFonts w:ascii="Cambria Math" w:hAnsi="Cambria Math"/>
-                </w:rPr>
-              </m:ctrlPr>
-            </m:boxPr>
-            <m:e>
-              <m:r>
-                <m:rPr>
-                  <m:sty m:val="p"/>
-                </m:rPr>
-                <w:rPr>
-                  <w:rFonts w:ascii="Cambria Math" w:hAnsi="Cambria Math"/>
-                </w:rPr>
-                <m:t>5=4·1+1</m:t>
-              </m:r>
-            </m:e>
-          </m:box>
-        </m:oMath>
-      </m:oMathPara>
-    </w:p>
-    <w:p>
-      <w:pPr>
-        <w:spacing w:before="120" w:after="120"/>
-        <w:ind w:firstLine="0"/>
-        <w:jc w:val="center"/>
-      </w:pPr>
-      <m:oMathPara>
-        <m:oMath>
-          <m:box>
-            <m:boxPr>
-              <m:ctrlPr>
-                <w:rPr>
-                  <w:rFonts w:ascii="Cambria Math" w:hAnsi="Cambria Math"/>
-                </w:rPr>
-              </m:ctrlPr>
-            </m:boxPr>
-            <m:e>
-              <m:r>
-                <m:rPr>
-                  <m:sty m:val="p"/>
-                </m:rPr>
-                <w:rPr>
-                  <w:rFonts w:ascii="Cambria Math" w:hAnsi="Cambria Math"/>
-                </w:rPr>
-                <m:t>1=5-4=5-(9-5)=2·5-9=2·(32-9·3)-9=2·32-7·9</m:t>
-              </m:r>
-            </m:e>
-          </m:box>
-        </m:oMath>
-      </m:oMathPara>
-    </w:p>
-    <w:p>
-      <w:pPr>
-        <w:jc w:val="both"/>
-      </w:pPr>
-      <w:r>
-        <w:t xml:space="preserve">Коэффициент Безу при числе 9 равен </w:t>
-      </w:r>
-      <m:oMath>
-        <m:box>
-          <m:boxPr>
-            <m:ctrlPr>
-              <w:rPr>
-                <w:rFonts w:ascii="Cambria Math" w:hAnsi="Cambria Math"/>
-              </w:rPr>
-            </m:ctrlPr>
-          </m:boxPr>
-          <m:e>
-            <m:r>
-              <w:rPr>
-                <w:rFonts w:ascii="Cambria Math" w:hAnsi="Cambria Math"/>
-              </w:rPr>
-              <m:t>u</m:t>
-            </m:r>
-            <m:r>
-              <m:rPr>
-                <m:sty m:val="p"/>
-              </m:rPr>
-              <w:rPr>
-                <w:rFonts w:ascii="Cambria Math" w:hAnsi="Cambria Math"/>
-              </w:rPr>
-              <m:t>=-7</m:t>
-            </m:r>
-          </m:e>
-        </m:box>
-      </m:oMath>
-      <w:r>
-        <w:t>. Приводим его к наименьшему положительному вычету по модулю 32:</w:t>
-      </w:r>
-    </w:p>
-    <w:p>
-      <w:pPr>
-        <w:spacing w:before="120" w:after="120"/>
-        <w:ind w:firstLine="0"/>
-        <w:jc w:val="center"/>
-      </w:pPr>
-      <m:oMathPara>
-        <m:oMath>
-          <m:box>
-            <m:boxPr>
-              <m:ctrlPr>
-                <w:rPr>
-                  <w:rFonts w:ascii="Cambria Math" w:hAnsi="Cambria Math"/>
-                </w:rPr>
-              </m:ctrlPr>
-            </m:boxPr>
-            <m:e>
-              <m:sSup>
-                <m:sSupPr>
-                  <m:ctrlPr>
-                    <w:rPr>
-                      <w:rFonts w:ascii="Cambria Math" w:hAnsi="Cambria Math"/>
-                    </w:rPr>
-                  </m:ctrlPr>
-                </m:sSupPr>
-                <m:e>
-                  <m:r>
-                    <m:rPr>
-                      <m:sty m:val="p"/>
-                    </m:rPr>
-                    <w:rPr>
-                      <w:rFonts w:ascii="Cambria Math" w:hAnsi="Cambria Math"/>
-                    </w:rPr>
-                    <m:t>9</m:t>
-                  </m:r>
-                </m:e>
-                <m:sup>
-                  <m:box>
-                    <m:boxPr>
-                      <m:ctrlPr>
-                        <w:rPr>
-                          <w:rFonts w:ascii="Cambria Math" w:hAnsi="Cambria Math"/>
-                        </w:rPr>
-                      </m:ctrlPr>
-                    </m:boxPr>
-                    <m:e>
-                      <m:r>
-                        <m:rPr>
-                          <m:sty m:val="p"/>
-                        </m:rPr>
-                        <w:rPr>
-                          <w:rFonts w:ascii="Cambria Math" w:hAnsi="Cambria Math"/>
-                        </w:rPr>
-                        <m:t>-1</m:t>
-                      </m:r>
-                    </m:e>
-                  </m:box>
-                </m:sup>
-              </m:sSup>
-              <m:r>
-                <m:rPr>
-                  <m:sty m:val="p"/>
-                </m:rPr>
-                <w:rPr>
-                  <w:rFonts w:ascii="Cambria Math" w:hAnsi="Cambria Math"/>
-                </w:rPr>
-                <m:t>≡-7≡25</m:t>
+                <m:t>≡25·27=675≡3</m:t>
               </m:r>
               <m:r>
                 <m:rPr>
@@ -9954,7 +8785,978 @@
         <w:jc w:val="both"/>
       </w:pPr>
       <w:r>
-        <w:t>Умножаем обе части исходного сравнения на 25:</w:t>
+        <w:t xml:space="preserve">Подставляем </w:t>
+      </w:r>
+      <m:oMath>
+        <m:box>
+          <m:boxPr>
+            <m:ctrlPr>
+              <w:rPr>
+                <w:rFonts w:ascii="Cambria Math" w:hAnsi="Cambria Math"/>
+              </w:rPr>
+            </m:ctrlPr>
+          </m:boxPr>
+          <m:e>
+            <m:r>
+              <w:rPr>
+                <w:rFonts w:ascii="Cambria Math" w:hAnsi="Cambria Math"/>
+              </w:rPr>
+              <m:t>a</m:t>
+            </m:r>
+            <m:r>
+              <m:rPr>
+                <m:sty m:val="p"/>
+              </m:rPr>
+              <w:rPr>
+                <w:rFonts w:ascii="Cambria Math" w:hAnsi="Cambria Math"/>
+              </w:rPr>
+              <m:t>=3</m:t>
+            </m:r>
+          </m:e>
+        </m:box>
+      </m:oMath>
+      <w:r>
+        <w:t xml:space="preserve"> во второе уравнение: </w:t>
+      </w:r>
+      <m:oMath>
+        <m:box>
+          <m:boxPr>
+            <m:ctrlPr>
+              <w:rPr>
+                <w:rFonts w:ascii="Cambria Math" w:hAnsi="Cambria Math"/>
+              </w:rPr>
+            </m:ctrlPr>
+          </m:boxPr>
+          <m:e>
+            <m:r>
+              <m:rPr>
+                <m:sty m:val="p"/>
+              </m:rPr>
+              <w:rPr>
+                <w:rFonts w:ascii="Cambria Math" w:hAnsi="Cambria Math"/>
+              </w:rPr>
+              <m:t>5·3+</m:t>
+            </m:r>
+            <m:r>
+              <w:rPr>
+                <w:rFonts w:ascii="Cambria Math" w:hAnsi="Cambria Math"/>
+              </w:rPr>
+              <m:t>b</m:t>
+            </m:r>
+            <m:r>
+              <m:rPr>
+                <m:sty m:val="p"/>
+              </m:rPr>
+              <w:rPr>
+                <w:rFonts w:ascii="Cambria Math" w:hAnsi="Cambria Math"/>
+              </w:rPr>
+              <m:t>≡12</m:t>
+            </m:r>
+            <m:r>
+              <w:rPr>
+                <w:rFonts w:ascii="Cambria Math" w:hAnsi="Cambria Math"/>
+              </w:rPr>
+              <m:t>⟹</m:t>
+            </m:r>
+            <m:r>
+              <m:rPr>
+                <m:sty m:val="p"/>
+              </m:rPr>
+              <w:rPr>
+                <w:rFonts w:ascii="Cambria Math" w:hAnsi="Cambria Math"/>
+              </w:rPr>
+              <m:t>15+</m:t>
+            </m:r>
+            <m:r>
+              <w:rPr>
+                <w:rFonts w:ascii="Cambria Math" w:hAnsi="Cambria Math"/>
+              </w:rPr>
+              <m:t>b</m:t>
+            </m:r>
+            <m:r>
+              <m:rPr>
+                <m:sty m:val="p"/>
+              </m:rPr>
+              <w:rPr>
+                <w:rFonts w:ascii="Cambria Math" w:hAnsi="Cambria Math"/>
+              </w:rPr>
+              <m:t>≡</m:t>
+            </m:r>
+            <m:r>
+              <m:rPr>
+                <m:sty m:val="p"/>
+              </m:rPr>
+              <w:rPr>
+                <w:rFonts w:ascii="Cambria Math" w:hAnsi="Cambria Math"/>
+              </w:rPr>
+              <m:t>12</m:t>
+            </m:r>
+            <m:r>
+              <w:rPr>
+                <w:rFonts w:ascii="Cambria Math" w:hAnsi="Cambria Math"/>
+              </w:rPr>
+              <m:t>⟹</m:t>
+            </m:r>
+            <m:r>
+              <w:rPr>
+                <w:rFonts w:ascii="Cambria Math" w:hAnsi="Cambria Math"/>
+              </w:rPr>
+              <m:t>b</m:t>
+            </m:r>
+            <m:r>
+              <m:rPr>
+                <m:sty m:val="p"/>
+              </m:rPr>
+              <w:rPr>
+                <w:rFonts w:ascii="Cambria Math" w:hAnsi="Cambria Math"/>
+              </w:rPr>
+              <m:t>≡-3≡29</m:t>
+            </m:r>
+            <m:r>
+              <m:rPr>
+                <m:nor/>
+              </m:rPr>
+              <m:t>   </m:t>
+            </m:r>
+            <m:d>
+              <m:dPr>
+                <m:ctrlPr>
+                  <w:rPr>
+                    <w:rFonts w:ascii="Cambria Math" w:hAnsi="Cambria Math"/>
+                  </w:rPr>
+                </m:ctrlPr>
+              </m:dPr>
+              <m:e>
+                <m:box>
+                  <m:boxPr>
+                    <m:ctrlPr>
+                      <w:rPr>
+                        <w:rFonts w:ascii="Cambria Math" w:hAnsi="Cambria Math"/>
+                      </w:rPr>
+                    </m:ctrlPr>
+                  </m:boxPr>
+                  <m:e>
+                    <m:r>
+                      <m:rPr>
+                        <m:sty m:val="p"/>
+                      </m:rPr>
+                      <w:rPr>
+                        <w:rFonts w:ascii="Cambria Math" w:hAnsi="Cambria Math"/>
+                      </w:rPr>
+                      <m:t>mod</m:t>
+                    </m:r>
+                    <m:r>
+                      <m:rPr>
+                        <m:nor/>
+                      </m:rPr>
+                      <m:t> </m:t>
+                    </m:r>
+                    <m:box>
+                      <m:boxPr>
+                        <m:ctrlPr>
+                          <w:rPr>
+                            <w:rFonts w:ascii="Cambria Math" w:hAnsi="Cambria Math"/>
+                          </w:rPr>
+                        </m:ctrlPr>
+                      </m:boxPr>
+                      <m:e>
+                        <m:r>
+                          <m:rPr>
+                            <m:sty m:val="p"/>
+                          </m:rPr>
+                          <w:rPr>
+                            <w:rFonts w:ascii="Cambria Math" w:hAnsi="Cambria Math"/>
+                          </w:rPr>
+                          <m:t>32</m:t>
+                        </m:r>
+                      </m:e>
+                    </m:box>
+                  </m:e>
+                </m:box>
+              </m:e>
+            </m:d>
+          </m:e>
+        </m:box>
+      </m:oMath>
+      <w:r>
+        <w:t xml:space="preserve">. Ключ </w:t>
+      </w:r>
+      <m:oMath>
+        <m:box>
+          <m:boxPr>
+            <m:ctrlPr>
+              <w:rPr>
+                <w:rFonts w:ascii="Cambria Math" w:hAnsi="Cambria Math"/>
+              </w:rPr>
+            </m:ctrlPr>
+          </m:boxPr>
+          <m:e>
+            <m:r>
+              <m:rPr>
+                <m:sty m:val="p"/>
+              </m:rPr>
+              <w:rPr>
+                <w:rFonts w:ascii="Cambria Math" w:hAnsi="Cambria Math"/>
+              </w:rPr>
+              <m:t>(</m:t>
+            </m:r>
+            <m:r>
+              <w:rPr>
+                <w:rFonts w:ascii="Cambria Math" w:hAnsi="Cambria Math"/>
+              </w:rPr>
+              <m:t>a</m:t>
+            </m:r>
+            <m:r>
+              <m:rPr>
+                <m:sty m:val="p"/>
+              </m:rPr>
+              <w:rPr>
+                <w:rFonts w:ascii="Cambria Math" w:hAnsi="Cambria Math"/>
+              </w:rPr>
+              <m:t>=3,</m:t>
+            </m:r>
+            <m:r>
+              <w:rPr>
+                <w:rFonts w:ascii="Cambria Math" w:hAnsi="Cambria Math"/>
+              </w:rPr>
+              <m:t>b</m:t>
+            </m:r>
+            <m:r>
+              <m:rPr>
+                <m:sty m:val="p"/>
+              </m:rPr>
+              <w:rPr>
+                <w:rFonts w:ascii="Cambria Math" w:hAnsi="Cambria Math"/>
+              </w:rPr>
+              <m:t>=29)</m:t>
+            </m:r>
+          </m:e>
+        </m:box>
+      </m:oMath>
+      <w:r>
+        <w:t xml:space="preserve"> является математически допустимым (</w:t>
+      </w:r>
+      <m:oMath>
+        <m:box>
+          <m:boxPr>
+            <m:ctrlPr>
+              <w:rPr>
+                <w:rFonts w:ascii="Cambria Math" w:hAnsi="Cambria Math"/>
+              </w:rPr>
+            </m:ctrlPr>
+          </m:boxPr>
+          <m:e>
+            <m:r>
+              <m:rPr>
+                <m:sty m:val="p"/>
+              </m:rPr>
+              <w:rPr>
+                <w:rFonts w:ascii="Cambria Math" w:hAnsi="Cambria Math"/>
+              </w:rPr>
+              <m:t>gcd(3,32)=1</m:t>
+            </m:r>
+          </m:e>
+        </m:box>
+      </m:oMath>
+      <w:r>
+        <w:t>), однако расшифрованный текст представляет собой бессмысленный набор букв.</w:t>
+      </w:r>
+    </w:p>
+    <w:p>
+      <w:pPr>
+        <w:ind w:left="425" w:firstLine="0"/>
+        <w:jc w:val="both"/>
+      </w:pPr>
+      <w:r>
+        <w:t xml:space="preserve">2. </w:t>
+      </w:r>
+      <w:r>
+        <w:rPr>
+          <w:b/>
+        </w:rPr>
+        <w:t>Последующие гипотезы</w:t>
+      </w:r>
+      <w:r>
+        <w:t xml:space="preserve"> </w:t>
+      </w:r>
+      <m:oMath>
+        <m:box>
+          <m:boxPr>
+            <m:ctrlPr>
+              <w:rPr>
+                <w:rFonts w:ascii="Cambria Math" w:hAnsi="Cambria Math"/>
+              </w:rPr>
+            </m:ctrlPr>
+          </m:boxPr>
+          <m:e>
+            <m:r>
+              <w:rPr>
+                <w:rFonts w:ascii="Cambria Math" w:hAnsi="Cambria Math"/>
+              </w:rPr>
+              <m:t>E</m:t>
+            </m:r>
+            <m:r>
+              <m:rPr>
+                <m:sty m:val="p"/>
+              </m:rPr>
+              <w:rPr>
+                <w:rFonts w:ascii="Cambria Math" w:hAnsi="Cambria Math"/>
+              </w:rPr>
+              <m:t>(</m:t>
+            </m:r>
+            <m:r>
+              <m:rPr>
+                <m:nor/>
+              </m:rPr>
+              <m:t>'о'</m:t>
+            </m:r>
+            <m:r>
+              <m:rPr>
+                <m:sty m:val="p"/>
+              </m:rPr>
+              <w:rPr>
+                <w:rFonts w:ascii="Cambria Math" w:hAnsi="Cambria Math"/>
+              </w:rPr>
+              <m:t>)=</m:t>
+            </m:r>
+            <m:r>
+              <m:rPr>
+                <m:nor/>
+              </m:rPr>
+              <m:t>'з'</m:t>
+            </m:r>
+            <m:r>
+              <m:rPr>
+                <m:sty m:val="p"/>
+              </m:rPr>
+              <w:rPr>
+                <w:rFonts w:ascii="Cambria Math" w:hAnsi="Cambria Math"/>
+              </w:rPr>
+              <m:t>,</m:t>
+            </m:r>
+            <m:r>
+              <w:rPr>
+                <w:rFonts w:ascii="Cambria Math" w:hAnsi="Cambria Math"/>
+              </w:rPr>
+              <m:t>E</m:t>
+            </m:r>
+            <m:r>
+              <m:rPr>
+                <m:sty m:val="p"/>
+              </m:rPr>
+              <w:rPr>
+                <w:rFonts w:ascii="Cambria Math" w:hAnsi="Cambria Math"/>
+              </w:rPr>
+              <m:t>(</m:t>
+            </m:r>
+            <m:r>
+              <m:rPr>
+                <m:nor/>
+              </m:rPr>
+              <m:t>'а'</m:t>
+            </m:r>
+            <m:r>
+              <m:rPr>
+                <m:sty m:val="p"/>
+              </m:rPr>
+              <w:rPr>
+                <w:rFonts w:ascii="Cambria Math" w:hAnsi="Cambria Math"/>
+              </w:rPr>
+              <m:t>)=</m:t>
+            </m:r>
+            <m:r>
+              <m:rPr>
+                <m:nor/>
+              </m:rPr>
+              <m:t>'м'</m:t>
+            </m:r>
+          </m:e>
+        </m:box>
+      </m:oMath>
+      <w:r>
+        <w:t xml:space="preserve"> (</w:t>
+      </w:r>
+      <m:oMath>
+        <m:box>
+          <m:boxPr>
+            <m:ctrlPr>
+              <w:rPr>
+                <w:rFonts w:ascii="Cambria Math" w:hAnsi="Cambria Math"/>
+              </w:rPr>
+            </m:ctrlPr>
+          </m:boxPr>
+          <m:e>
+            <m:r>
+              <m:rPr>
+                <m:sty m:val="p"/>
+              </m:rPr>
+              <w:rPr>
+                <w:rFonts w:ascii="Cambria Math" w:hAnsi="Cambria Math"/>
+              </w:rPr>
+              <m:t>9</m:t>
+            </m:r>
+            <m:r>
+              <w:rPr>
+                <w:rFonts w:ascii="Cambria Math" w:hAnsi="Cambria Math"/>
+              </w:rPr>
+              <m:t>a</m:t>
+            </m:r>
+            <m:r>
+              <m:rPr>
+                <m:sty m:val="p"/>
+              </m:rPr>
+              <w:rPr>
+                <w:rFonts w:ascii="Cambria Math" w:hAnsi="Cambria Math"/>
+              </w:rPr>
+              <m:t>≡…</m:t>
+            </m:r>
+          </m:e>
+        </m:box>
+      </m:oMath>
+      <w:r>
+        <w:t xml:space="preserve">), </w:t>
+      </w:r>
+      <m:oMath>
+        <m:box>
+          <m:boxPr>
+            <m:ctrlPr>
+              <w:rPr>
+                <w:rFonts w:ascii="Cambria Math" w:hAnsi="Cambria Math"/>
+              </w:rPr>
+            </m:ctrlPr>
+          </m:boxPr>
+          <m:e>
+            <m:r>
+              <w:rPr>
+                <w:rFonts w:ascii="Cambria Math" w:hAnsi="Cambria Math"/>
+              </w:rPr>
+              <m:t>E</m:t>
+            </m:r>
+            <m:r>
+              <m:rPr>
+                <m:sty m:val="p"/>
+              </m:rPr>
+              <w:rPr>
+                <w:rFonts w:ascii="Cambria Math" w:hAnsi="Cambria Math"/>
+              </w:rPr>
+              <m:t>(</m:t>
+            </m:r>
+            <m:r>
+              <m:rPr>
+                <m:nor/>
+              </m:rPr>
+              <m:t>'о'</m:t>
+            </m:r>
+            <m:r>
+              <m:rPr>
+                <m:sty m:val="p"/>
+              </m:rPr>
+              <w:rPr>
+                <w:rFonts w:ascii="Cambria Math" w:hAnsi="Cambria Math"/>
+              </w:rPr>
+              <m:t>)=</m:t>
+            </m:r>
+            <m:r>
+              <m:rPr>
+                <m:nor/>
+              </m:rPr>
+              <m:t>'з'</m:t>
+            </m:r>
+            <m:r>
+              <m:rPr>
+                <m:sty m:val="p"/>
+              </m:rPr>
+              <w:rPr>
+                <w:rFonts w:ascii="Cambria Math" w:hAnsi="Cambria Math"/>
+              </w:rPr>
+              <m:t>,</m:t>
+            </m:r>
+            <m:r>
+              <w:rPr>
+                <w:rFonts w:ascii="Cambria Math" w:hAnsi="Cambria Math"/>
+              </w:rPr>
+              <m:t>E</m:t>
+            </m:r>
+            <m:r>
+              <m:rPr>
+                <m:sty m:val="p"/>
+              </m:rPr>
+              <w:rPr>
+                <w:rFonts w:ascii="Cambria Math" w:hAnsi="Cambria Math"/>
+              </w:rPr>
+              <m:t>(</m:t>
+            </m:r>
+            <m:r>
+              <m:rPr>
+                <m:nor/>
+              </m:rPr>
+              <m:t>'и'</m:t>
+            </m:r>
+            <m:r>
+              <m:rPr>
+                <m:sty m:val="p"/>
+              </m:rPr>
+              <w:rPr>
+                <w:rFonts w:ascii="Cambria Math" w:hAnsi="Cambria Math"/>
+              </w:rPr>
+              <m:t>)=</m:t>
+            </m:r>
+            <m:r>
+              <m:rPr>
+                <m:nor/>
+              </m:rPr>
+              <m:t>'м'</m:t>
+            </m:r>
+          </m:e>
+        </m:box>
+      </m:oMath>
+      <w:r>
+        <w:t xml:space="preserve"> и </w:t>
+      </w:r>
+      <m:oMath>
+        <m:box>
+          <m:boxPr>
+            <m:ctrlPr>
+              <w:rPr>
+                <w:rFonts w:ascii="Cambria Math" w:hAnsi="Cambria Math"/>
+              </w:rPr>
+            </m:ctrlPr>
+          </m:boxPr>
+          <m:e>
+            <m:r>
+              <w:rPr>
+                <w:rFonts w:ascii="Cambria Math" w:hAnsi="Cambria Math"/>
+              </w:rPr>
+              <m:t>E</m:t>
+            </m:r>
+            <m:r>
+              <m:rPr>
+                <m:sty m:val="p"/>
+              </m:rPr>
+              <w:rPr>
+                <w:rFonts w:ascii="Cambria Math" w:hAnsi="Cambria Math"/>
+              </w:rPr>
+              <m:t>(</m:t>
+            </m:r>
+            <m:r>
+              <m:rPr>
+                <m:nor/>
+              </m:rPr>
+              <m:t>'о'</m:t>
+            </m:r>
+            <m:r>
+              <m:rPr>
+                <m:sty m:val="p"/>
+              </m:rPr>
+              <w:rPr>
+                <w:rFonts w:ascii="Cambria Math" w:hAnsi="Cambria Math"/>
+              </w:rPr>
+              <m:t>)=</m:t>
+            </m:r>
+            <m:r>
+              <m:rPr>
+                <m:nor/>
+              </m:rPr>
+              <m:t>'з'</m:t>
+            </m:r>
+            <m:r>
+              <m:rPr>
+                <m:sty m:val="p"/>
+              </m:rPr>
+              <w:rPr>
+                <w:rFonts w:ascii="Cambria Math" w:hAnsi="Cambria Math"/>
+              </w:rPr>
+              <m:t>,</m:t>
+            </m:r>
+            <m:r>
+              <w:rPr>
+                <w:rFonts w:ascii="Cambria Math" w:hAnsi="Cambria Math"/>
+              </w:rPr>
+              <m:t>E</m:t>
+            </m:r>
+            <m:r>
+              <m:rPr>
+                <m:sty m:val="p"/>
+              </m:rPr>
+              <w:rPr>
+                <w:rFonts w:ascii="Cambria Math" w:hAnsi="Cambria Math"/>
+              </w:rPr>
+              <m:t>(</m:t>
+            </m:r>
+            <m:r>
+              <m:rPr>
+                <m:nor/>
+              </m:rPr>
+              <m:t>'т'</m:t>
+            </m:r>
+            <m:r>
+              <m:rPr>
+                <m:sty m:val="p"/>
+              </m:rPr>
+              <w:rPr>
+                <w:rFonts w:ascii="Cambria Math" w:hAnsi="Cambria Math"/>
+              </w:rPr>
+              <m:t>)=</m:t>
+            </m:r>
+            <m:r>
+              <m:rPr>
+                <m:nor/>
+              </m:rPr>
+              <m:t>'м'</m:t>
+            </m:r>
+          </m:e>
+        </m:box>
+      </m:oMath>
+      <w:r>
+        <w:t xml:space="preserve"> приводят к несовместным сравнениям (разность </w:t>
+      </w:r>
+      <m:oMath>
+        <m:box>
+          <m:boxPr>
+            <m:ctrlPr>
+              <w:rPr>
+                <w:rFonts w:ascii="Cambria Math" w:hAnsi="Cambria Math"/>
+              </w:rPr>
+            </m:ctrlPr>
+          </m:boxPr>
+          <m:e>
+            <m:r>
+              <w:rPr>
+                <w:rFonts w:ascii="Cambria Math" w:hAnsi="Cambria Math"/>
+              </w:rPr>
+              <m:t>Δy</m:t>
+            </m:r>
+          </m:e>
+        </m:box>
+      </m:oMath>
+      <w:r>
+        <w:t xml:space="preserve"> не делится на </w:t>
+      </w:r>
+      <m:oMath>
+        <m:box>
+          <m:boxPr>
+            <m:ctrlPr>
+              <w:rPr>
+                <w:rFonts w:ascii="Cambria Math" w:hAnsi="Cambria Math"/>
+              </w:rPr>
+            </m:ctrlPr>
+          </m:boxPr>
+          <m:e>
+            <m:r>
+              <m:rPr>
+                <m:sty m:val="p"/>
+              </m:rPr>
+              <w:rPr>
+                <w:rFonts w:ascii="Cambria Math" w:hAnsi="Cambria Math"/>
+              </w:rPr>
+              <m:t>gcd(</m:t>
+            </m:r>
+            <m:r>
+              <w:rPr>
+                <w:rFonts w:ascii="Cambria Math" w:hAnsi="Cambria Math"/>
+              </w:rPr>
+              <m:t>Δx</m:t>
+            </m:r>
+            <m:r>
+              <m:rPr>
+                <m:sty m:val="p"/>
+              </m:rPr>
+              <w:rPr>
+                <w:rFonts w:ascii="Cambria Math" w:hAnsi="Cambria Math"/>
+              </w:rPr>
+              <m:t>,32)</m:t>
+            </m:r>
+          </m:e>
+        </m:box>
+      </m:oMath>
+      <w:r>
+        <w:t>).</w:t>
+      </w:r>
+    </w:p>
+    <w:p>
+      <w:pPr>
+        <w:ind w:left="425" w:firstLine="0"/>
+        <w:jc w:val="both"/>
+      </w:pPr>
+      <w:r>
+        <w:t xml:space="preserve">3. </w:t>
+      </w:r>
+      <w:r>
+        <w:rPr>
+          <w:b/>
+        </w:rPr>
+        <w:t>Истинная гипотеза (5-я по порядку):</w:t>
+      </w:r>
+      <w:r>
+        <w:t xml:space="preserve"> сопоставление </w:t>
+      </w:r>
+      <m:oMath>
+        <m:box>
+          <m:boxPr>
+            <m:ctrlPr>
+              <w:rPr>
+                <w:rFonts w:ascii="Cambria Math" w:hAnsi="Cambria Math"/>
+              </w:rPr>
+            </m:ctrlPr>
+          </m:boxPr>
+          <m:e>
+            <m:r>
+              <w:rPr>
+                <w:rFonts w:ascii="Cambria Math" w:hAnsi="Cambria Math"/>
+              </w:rPr>
+              <m:t>E</m:t>
+            </m:r>
+            <m:r>
+              <m:rPr>
+                <m:sty m:val="p"/>
+              </m:rPr>
+              <w:rPr>
+                <w:rFonts w:ascii="Cambria Math" w:hAnsi="Cambria Math"/>
+              </w:rPr>
+              <m:t>(</m:t>
+            </m:r>
+            <m:r>
+              <m:rPr>
+                <m:nor/>
+              </m:rPr>
+              <m:t>'о'</m:t>
+            </m:r>
+            <m:r>
+              <m:rPr>
+                <m:sty m:val="p"/>
+              </m:rPr>
+              <w:rPr>
+                <w:rFonts w:ascii="Cambria Math" w:hAnsi="Cambria Math"/>
+              </w:rPr>
+              <m:t>)=</m:t>
+            </m:r>
+            <m:r>
+              <m:rPr>
+                <m:nor/>
+              </m:rPr>
+              <m:t>'з'</m:t>
+            </m:r>
+          </m:e>
+        </m:box>
+      </m:oMath>
+      <w:r>
+        <w:t xml:space="preserve"> и </w:t>
+      </w:r>
+      <m:oMath>
+        <m:box>
+          <m:boxPr>
+            <m:ctrlPr>
+              <w:rPr>
+                <w:rFonts w:ascii="Cambria Math" w:hAnsi="Cambria Math"/>
+              </w:rPr>
+            </m:ctrlPr>
+          </m:boxPr>
+          <m:e>
+            <m:r>
+              <w:rPr>
+                <w:rFonts w:ascii="Cambria Math" w:hAnsi="Cambria Math"/>
+              </w:rPr>
+              <m:t>E</m:t>
+            </m:r>
+            <m:r>
+              <m:rPr>
+                <m:sty m:val="p"/>
+              </m:rPr>
+              <w:rPr>
+                <w:rFonts w:ascii="Cambria Math" w:hAnsi="Cambria Math"/>
+              </w:rPr>
+              <m:t>(</m:t>
+            </m:r>
+            <m:r>
+              <m:rPr>
+                <m:nor/>
+              </m:rPr>
+              <m:t>'н'</m:t>
+            </m:r>
+            <m:r>
+              <m:rPr>
+                <m:sty m:val="p"/>
+              </m:rPr>
+              <w:rPr>
+                <w:rFonts w:ascii="Cambria Math" w:hAnsi="Cambria Math"/>
+              </w:rPr>
+              <m:t>)=</m:t>
+            </m:r>
+            <m:r>
+              <m:rPr>
+                <m:nor/>
+              </m:rPr>
+              <m:t>'м'</m:t>
+            </m:r>
+          </m:e>
+        </m:box>
+      </m:oMath>
+      <w:r>
+        <w:t xml:space="preserve"> (</w:t>
+      </w:r>
+      <m:oMath>
+        <m:box>
+          <m:boxPr>
+            <m:ctrlPr>
+              <w:rPr>
+                <w:rFonts w:ascii="Cambria Math" w:hAnsi="Cambria Math"/>
+              </w:rPr>
+            </m:ctrlPr>
+          </m:boxPr>
+          <m:e>
+            <m:sSub>
+              <m:sSubPr>
+                <m:ctrlPr>
+                  <w:rPr>
+                    <w:rFonts w:ascii="Cambria Math" w:hAnsi="Cambria Math"/>
+                  </w:rPr>
+                </m:ctrlPr>
+              </m:sSubPr>
+              <m:e>
+                <m:r>
+                  <w:rPr>
+                    <w:rFonts w:ascii="Cambria Math" w:hAnsi="Cambria Math"/>
+                  </w:rPr>
+                  <m:t>x</m:t>
+                </m:r>
+              </m:e>
+              <m:sub>
+                <m:r>
+                  <m:rPr>
+                    <m:sty m:val="p"/>
+                  </m:rPr>
+                  <w:rPr>
+                    <w:rFonts w:ascii="Cambria Math" w:hAnsi="Cambria Math"/>
+                  </w:rPr>
+                  <m:t>1</m:t>
+                </m:r>
+              </m:sub>
+            </m:sSub>
+            <m:r>
+              <m:rPr>
+                <m:sty m:val="p"/>
+              </m:rPr>
+              <w:rPr>
+                <w:rFonts w:ascii="Cambria Math" w:hAnsi="Cambria Math"/>
+              </w:rPr>
+              <m:t>=14,</m:t>
+            </m:r>
+            <m:sSub>
+              <m:sSubPr>
+                <m:ctrlPr>
+                  <w:rPr>
+                    <w:rFonts w:ascii="Cambria Math" w:hAnsi="Cambria Math"/>
+                  </w:rPr>
+                </m:ctrlPr>
+              </m:sSubPr>
+              <m:e>
+                <m:r>
+                  <w:rPr>
+                    <w:rFonts w:ascii="Cambria Math" w:hAnsi="Cambria Math"/>
+                  </w:rPr>
+                  <m:t>y</m:t>
+                </m:r>
+              </m:e>
+              <m:sub>
+                <m:r>
+                  <m:rPr>
+                    <m:sty m:val="p"/>
+                  </m:rPr>
+                  <w:rPr>
+                    <w:rFonts w:ascii="Cambria Math" w:hAnsi="Cambria Math"/>
+                  </w:rPr>
+                  <m:t>1</m:t>
+                </m:r>
+              </m:sub>
+            </m:sSub>
+            <m:r>
+              <m:rPr>
+                <m:sty m:val="p"/>
+              </m:rPr>
+              <w:rPr>
+                <w:rFonts w:ascii="Cambria Math" w:hAnsi="Cambria Math"/>
+              </w:rPr>
+              <m:t>=7,</m:t>
+            </m:r>
+            <m:sSub>
+              <m:sSubPr>
+                <m:ctrlPr>
+                  <w:rPr>
+                    <w:rFonts w:ascii="Cambria Math" w:hAnsi="Cambria Math"/>
+                  </w:rPr>
+                </m:ctrlPr>
+              </m:sSubPr>
+              <m:e>
+                <m:r>
+                  <w:rPr>
+                    <w:rFonts w:ascii="Cambria Math" w:hAnsi="Cambria Math"/>
+                  </w:rPr>
+                  <m:t>x</m:t>
+                </m:r>
+              </m:e>
+              <m:sub>
+                <m:r>
+                  <m:rPr>
+                    <m:sty m:val="p"/>
+                  </m:rPr>
+                  <w:rPr>
+                    <w:rFonts w:ascii="Cambria Math" w:hAnsi="Cambria Math"/>
+                  </w:rPr>
+                  <m:t>2</m:t>
+                </m:r>
+              </m:sub>
+            </m:sSub>
+            <m:r>
+              <m:rPr>
+                <m:sty m:val="p"/>
+              </m:rPr>
+              <w:rPr>
+                <w:rFonts w:ascii="Cambria Math" w:hAnsi="Cambria Math"/>
+              </w:rPr>
+              <m:t>=13,</m:t>
+            </m:r>
+            <m:sSub>
+              <m:sSubPr>
+                <m:ctrlPr>
+                  <w:rPr>
+                    <w:rFonts w:ascii="Cambria Math" w:hAnsi="Cambria Math"/>
+                  </w:rPr>
+                </m:ctrlPr>
+              </m:sSubPr>
+              <m:e>
+                <m:r>
+                  <w:rPr>
+                    <w:rFonts w:ascii="Cambria Math" w:hAnsi="Cambria Math"/>
+                  </w:rPr>
+                  <m:t>y</m:t>
+                </m:r>
+              </m:e>
+              <m:sub>
+                <m:r>
+                  <m:rPr>
+                    <m:sty m:val="p"/>
+                  </m:rPr>
+                  <w:rPr>
+                    <w:rFonts w:ascii="Cambria Math" w:hAnsi="Cambria Math"/>
+                  </w:rPr>
+                  <m:t>2</m:t>
+                </m:r>
+              </m:sub>
+            </m:sSub>
+            <m:r>
+              <m:rPr>
+                <m:sty m:val="p"/>
+              </m:rPr>
+              <w:rPr>
+                <w:rFonts w:ascii="Cambria Math" w:hAnsi="Cambria Math"/>
+              </w:rPr>
+              <m:t>=12</m:t>
+            </m:r>
+          </m:e>
+        </m:box>
+      </m:oMath>
+      <w:r>
+        <w:t>):</w:t>
       </w:r>
     </w:p>
     <w:p>
@@ -9974,6 +9776,331 @@
               </m:ctrlPr>
             </m:boxPr>
             <m:e>
+              <m:box>
+                <m:boxPr>
+                  <m:ctrlPr>
+                    <w:rPr>
+                      <w:rFonts w:ascii="Cambria Math" w:hAnsi="Cambria Math"/>
+                    </w:rPr>
+                  </m:ctrlPr>
+                </m:boxPr>
+                <m:e>
+                  <m:d>
+                    <m:dPr>
+                      <m:begChr m:val="{"/>
+                      <m:endChr m:val=""/>
+                      <m:ctrlPr>
+                        <w:rPr>
+                          <w:rFonts w:ascii="Cambria Math" w:hAnsi="Cambria Math"/>
+                        </w:rPr>
+                      </m:ctrlPr>
+                    </m:dPr>
+                    <m:e>
+                      <m:box>
+                        <m:boxPr>
+                          <m:ctrlPr>
+                            <w:rPr>
+                              <w:rFonts w:ascii="Cambria Math" w:hAnsi="Cambria Math"/>
+                            </w:rPr>
+                          </m:ctrlPr>
+                        </m:boxPr>
+                        <m:e>
+                          <m:m>
+                            <m:mPr>
+                              <m:mcs>
+                                <m:mc>
+                                  <m:mcPr>
+                                    <m:count m:val="1"/>
+                                    <m:mcJc m:val="center"/>
+                                  </m:mcPr>
+                                </m:mc>
+                              </m:mcs>
+                              <m:ctrlPr>
+                                <w:rPr>
+                                  <w:rFonts w:ascii="Cambria Math" w:hAnsi="Cambria Math"/>
+                                </w:rPr>
+                              </m:ctrlPr>
+                            </m:mPr>
+                            <m:mr>
+                              <m:e>
+                                <m:box>
+                                  <m:boxPr>
+                                    <m:ctrlPr>
+                                      <w:rPr>
+                                        <w:rFonts w:ascii="Cambria Math" w:hAnsi="Cambria Math"/>
+                                      </w:rPr>
+                                    </m:ctrlPr>
+                                  </m:boxPr>
+                                  <m:e>
+                                    <m:r>
+                                      <m:rPr>
+                                        <m:sty m:val="p"/>
+                                      </m:rPr>
+                                      <w:rPr>
+                                        <w:rFonts w:ascii="Cambria Math" w:hAnsi="Cambria Math"/>
+                                      </w:rPr>
+                                      <m:t>14</m:t>
+                                    </m:r>
+                                    <m:r>
+                                      <w:rPr>
+                                        <w:rFonts w:ascii="Cambria Math" w:hAnsi="Cambria Math"/>
+                                      </w:rPr>
+                                      <m:t>a</m:t>
+                                    </m:r>
+                                    <m:r>
+                                      <m:rPr>
+                                        <m:sty m:val="p"/>
+                                      </m:rPr>
+                                      <w:rPr>
+                                        <w:rFonts w:ascii="Cambria Math" w:hAnsi="Cambria Math"/>
+                                      </w:rPr>
+                                      <m:t>+</m:t>
+                                    </m:r>
+                                    <m:r>
+                                      <w:rPr>
+                                        <w:rFonts w:ascii="Cambria Math" w:hAnsi="Cambria Math"/>
+                                      </w:rPr>
+                                      <m:t>b</m:t>
+                                    </m:r>
+                                    <m:r>
+                                      <m:rPr>
+                                        <m:sty m:val="p"/>
+                                      </m:rPr>
+                                      <w:rPr>
+                                        <w:rFonts w:ascii="Cambria Math" w:hAnsi="Cambria Math"/>
+                                      </w:rPr>
+                                      <m:t>≡7</m:t>
+                                    </m:r>
+                                    <m:r>
+                                      <m:rPr>
+                                        <m:nor/>
+                                      </m:rPr>
+                                      <m:t>   </m:t>
+                                    </m:r>
+                                    <m:d>
+                                      <m:dPr>
+                                        <m:ctrlPr>
+                                          <w:rPr>
+                                            <w:rFonts w:ascii="Cambria Math" w:hAnsi="Cambria Math"/>
+                                          </w:rPr>
+                                        </m:ctrlPr>
+                                      </m:dPr>
+                                      <m:e>
+                                        <m:box>
+                                          <m:boxPr>
+                                            <m:ctrlPr>
+                                              <w:rPr>
+                                                <w:rFonts w:ascii="Cambria Math" w:hAnsi="Cambria Math"/>
+                                              </w:rPr>
+                                            </m:ctrlPr>
+                                          </m:boxPr>
+                                          <m:e>
+                                            <m:r>
+                                              <m:rPr>
+                                                <m:sty m:val="p"/>
+                                              </m:rPr>
+                                              <w:rPr>
+                                                <w:rFonts w:ascii="Cambria Math" w:hAnsi="Cambria Math"/>
+                                              </w:rPr>
+                                              <m:t>mod</m:t>
+                                            </m:r>
+                                            <m:r>
+                                              <m:rPr>
+                                                <m:nor/>
+                                              </m:rPr>
+                                              <m:t> </m:t>
+                                            </m:r>
+                                            <m:box>
+                                              <m:boxPr>
+                                                <m:ctrlPr>
+                                                  <w:rPr>
+                                                    <w:rFonts w:ascii="Cambria Math" w:hAnsi="Cambria Math"/>
+                                                  </w:rPr>
+                                                </m:ctrlPr>
+                                              </m:boxPr>
+                                              <m:e>
+                                                <m:r>
+                                                  <m:rPr>
+                                                    <m:sty m:val="p"/>
+                                                  </m:rPr>
+                                                  <w:rPr>
+                                                    <w:rFonts w:ascii="Cambria Math" w:hAnsi="Cambria Math"/>
+                                                  </w:rPr>
+                                                  <m:t>32</m:t>
+                                                </m:r>
+                                              </m:e>
+                                            </m:box>
+                                          </m:e>
+                                        </m:box>
+                                      </m:e>
+                                    </m:d>
+                                  </m:e>
+                                </m:box>
+                              </m:e>
+                            </m:mr>
+                            <m:mr>
+                              <m:e>
+                                <m:box>
+                                  <m:boxPr>
+                                    <m:ctrlPr>
+                                      <w:rPr>
+                                        <w:rFonts w:ascii="Cambria Math" w:hAnsi="Cambria Math"/>
+                                      </w:rPr>
+                                    </m:ctrlPr>
+                                  </m:boxPr>
+                                  <m:e>
+                                    <m:r>
+                                      <m:rPr>
+                                        <m:sty m:val="p"/>
+                                      </m:rPr>
+                                      <w:rPr>
+                                        <w:rFonts w:ascii="Cambria Math" w:hAnsi="Cambria Math"/>
+                                      </w:rPr>
+                                      <m:t>13</m:t>
+                                    </m:r>
+                                    <m:r>
+                                      <w:rPr>
+                                        <w:rFonts w:ascii="Cambria Math" w:hAnsi="Cambria Math"/>
+                                      </w:rPr>
+                                      <m:t>a</m:t>
+                                    </m:r>
+                                    <m:r>
+                                      <m:rPr>
+                                        <m:sty m:val="p"/>
+                                      </m:rPr>
+                                      <w:rPr>
+                                        <w:rFonts w:ascii="Cambria Math" w:hAnsi="Cambria Math"/>
+                                      </w:rPr>
+                                      <m:t>+</m:t>
+                                    </m:r>
+                                    <m:r>
+                                      <w:rPr>
+                                        <w:rFonts w:ascii="Cambria Math" w:hAnsi="Cambria Math"/>
+                                      </w:rPr>
+                                      <m:t>b</m:t>
+                                    </m:r>
+                                    <m:r>
+                                      <m:rPr>
+                                        <m:sty m:val="p"/>
+                                      </m:rPr>
+                                      <w:rPr>
+                                        <w:rFonts w:ascii="Cambria Math" w:hAnsi="Cambria Math"/>
+                                      </w:rPr>
+                                      <m:t>≡12</m:t>
+                                    </m:r>
+                                    <m:r>
+                                      <m:rPr>
+                                        <m:nor/>
+                                      </m:rPr>
+                                      <m:t>   </m:t>
+                                    </m:r>
+                                    <m:d>
+                                      <m:dPr>
+                                        <m:ctrlPr>
+                                          <w:rPr>
+                                            <w:rFonts w:ascii="Cambria Math" w:hAnsi="Cambria Math"/>
+                                          </w:rPr>
+                                        </m:ctrlPr>
+                                      </m:dPr>
+                                      <m:e>
+                                        <m:box>
+                                          <m:boxPr>
+                                            <m:ctrlPr>
+                                              <w:rPr>
+                                                <w:rFonts w:ascii="Cambria Math" w:hAnsi="Cambria Math"/>
+                                              </w:rPr>
+                                            </m:ctrlPr>
+                                          </m:boxPr>
+                                          <m:e>
+                                            <m:r>
+                                              <m:rPr>
+                                                <m:sty m:val="p"/>
+                                              </m:rPr>
+                                              <w:rPr>
+                                                <w:rFonts w:ascii="Cambria Math" w:hAnsi="Cambria Math"/>
+                                              </w:rPr>
+                                              <m:t>mod</m:t>
+                                            </m:r>
+                                            <m:r>
+                                              <m:rPr>
+                                                <m:nor/>
+                                              </m:rPr>
+                                              <m:t> </m:t>
+                                            </m:r>
+                                            <m:box>
+                                              <m:boxPr>
+                                                <m:ctrlPr>
+                                                  <w:rPr>
+                                                    <w:rFonts w:ascii="Cambria Math" w:hAnsi="Cambria Math"/>
+                                                  </w:rPr>
+                                                </m:ctrlPr>
+                                              </m:boxPr>
+                                              <m:e>
+                                                <m:r>
+                                                  <m:rPr>
+                                                    <m:sty m:val="p"/>
+                                                  </m:rPr>
+                                                  <w:rPr>
+                                                    <w:rFonts w:ascii="Cambria Math" w:hAnsi="Cambria Math"/>
+                                                  </w:rPr>
+                                                  <m:t>32</m:t>
+                                                </m:r>
+                                              </m:e>
+                                            </m:box>
+                                          </m:e>
+                                        </m:box>
+                                      </m:e>
+                                    </m:d>
+                                  </m:e>
+                                </m:box>
+                              </m:e>
+                            </m:mr>
+                          </m:m>
+                        </m:e>
+                      </m:box>
+                    </m:e>
+                  </m:d>
+                </m:e>
+              </m:box>
+            </m:e>
+          </m:box>
+        </m:oMath>
+      </m:oMathPara>
+    </w:p>
+    <w:p>
+      <w:pPr>
+        <w:jc w:val="both"/>
+      </w:pPr>
+      <w:r>
+        <w:t>Вычитаем второе уравнение из первого:</w:t>
+      </w:r>
+    </w:p>
+    <w:p>
+      <w:pPr>
+        <w:spacing w:before="120" w:after="120"/>
+        <w:ind w:firstLine="0"/>
+        <w:jc w:val="center"/>
+      </w:pPr>
+      <m:oMathPara>
+        <m:oMath>
+          <m:box>
+            <m:boxPr>
+              <m:ctrlPr>
+                <w:rPr>
+                  <w:rFonts w:ascii="Cambria Math" w:hAnsi="Cambria Math"/>
+                </w:rPr>
+              </m:ctrlPr>
+            </m:boxPr>
+            <m:e>
+              <m:r>
+                <m:rPr>
+                  <m:sty m:val="p"/>
+                </m:rPr>
+                <w:rPr>
+                  <w:rFonts w:ascii="Cambria Math" w:hAnsi="Cambria Math"/>
+                </w:rPr>
+                <m:t>(14-13)</m:t>
+              </m:r>
               <m:r>
                 <w:rPr>
                   <w:rFonts w:ascii="Cambria Math" w:hAnsi="Cambria Math"/>
@@ -9987,7 +10114,7 @@
                 <w:rPr>
                   <w:rFonts w:ascii="Cambria Math" w:hAnsi="Cambria Math"/>
                 </w:rPr>
-                <m:t>≡25·27=675≡27</m:t>
+                <m:t>≡(7-12)</m:t>
               </m:r>
               <m:r>
                 <m:rPr>
@@ -10052,6 +10179,120 @@
                   </m:box>
                 </m:e>
               </m:d>
+              <m:r>
+                <w:rPr>
+                  <w:rFonts w:ascii="Cambria Math" w:hAnsi="Cambria Math"/>
+                </w:rPr>
+                <m:t>⟺</m:t>
+              </m:r>
+              <m:r>
+                <m:rPr>
+                  <m:sty m:val="p"/>
+                </m:rPr>
+                <w:rPr>
+                  <w:rFonts w:ascii="Cambria Math" w:hAnsi="Cambria Math"/>
+                </w:rPr>
+                <m:t>1</m:t>
+              </m:r>
+              <m:r>
+                <w:rPr>
+                  <w:rFonts w:ascii="Cambria Math" w:hAnsi="Cambria Math"/>
+                </w:rPr>
+                <m:t>a</m:t>
+              </m:r>
+              <m:r>
+                <m:rPr>
+                  <m:sty m:val="p"/>
+                </m:rPr>
+                <w:rPr>
+                  <w:rFonts w:ascii="Cambria Math" w:hAnsi="Cambria Math"/>
+                </w:rPr>
+                <m:t>≡-5≡27</m:t>
+              </m:r>
+              <m:r>
+                <m:rPr>
+                  <m:nor/>
+                </m:rPr>
+                <m:t>   </m:t>
+              </m:r>
+              <m:d>
+                <m:dPr>
+                  <m:ctrlPr>
+                    <w:rPr>
+                      <w:rFonts w:ascii="Cambria Math" w:hAnsi="Cambria Math"/>
+                    </w:rPr>
+                  </m:ctrlPr>
+                </m:dPr>
+                <m:e>
+                  <m:box>
+                    <m:boxPr>
+                      <m:ctrlPr>
+                        <w:rPr>
+                          <w:rFonts w:ascii="Cambria Math" w:hAnsi="Cambria Math"/>
+                        </w:rPr>
+                      </m:ctrlPr>
+                    </m:boxPr>
+                    <m:e>
+                      <m:r>
+                        <m:rPr>
+                          <m:sty m:val="p"/>
+                        </m:rPr>
+                        <w:rPr>
+                          <w:rFonts w:ascii="Cambria Math" w:hAnsi="Cambria Math"/>
+                        </w:rPr>
+                        <m:t>mod</m:t>
+                      </m:r>
+                      <m:r>
+                        <m:rPr>
+                          <m:nor/>
+                        </m:rPr>
+                        <m:t> </m:t>
+                      </m:r>
+                      <m:box>
+                        <m:boxPr>
+                          <m:ctrlPr>
+                            <w:rPr>
+                              <w:rFonts w:ascii="Cambria Math" w:hAnsi="Cambria Math"/>
+                            </w:rPr>
+                          </m:ctrlPr>
+                        </m:boxPr>
+                        <m:e>
+                          <m:r>
+                            <m:rPr>
+                              <m:sty m:val="p"/>
+                            </m:rPr>
+                            <w:rPr>
+                              <w:rFonts w:ascii="Cambria Math" w:hAnsi="Cambria Math"/>
+                            </w:rPr>
+                            <m:t>32</m:t>
+                          </m:r>
+                        </m:e>
+                      </m:box>
+                    </m:e>
+                  </m:box>
+                </m:e>
+              </m:d>
+              <m:r>
+                <w:rPr>
+                  <w:rFonts w:ascii="Cambria Math" w:hAnsi="Cambria Math"/>
+                </w:rPr>
+                <m:t>⟹</m:t>
+              </m:r>
+              <m:r>
+                <w:rPr>
+                  <w:rFonts w:ascii="Cambria Math" w:hAnsi="Cambria Math"/>
+                </w:rPr>
+                <m:t>a</m:t>
+              </m:r>
+              <m:r>
+                <m:rPr>
+                  <m:sty m:val="p"/>
+                </m:rPr>
+                <w:rPr>
+                  <w:rFonts w:ascii="Cambria Math" w:hAnsi="Cambria Math"/>
+                </w:rPr>
+                <m:t>=27</m:t>
+              </m:r>
             </m:e>
           </m:box>
         </m:oMath>
@@ -10062,7 +10303,7 @@
         <w:jc w:val="both"/>
       </w:pPr>
       <w:r>
-        <w:t xml:space="preserve">Подставляем найденное значение </w:t>
+        <w:t xml:space="preserve">Подставляем </w:t>
       </w:r>
       <m:oMath>
         <m:box>
@@ -10093,29 +10334,7 @@
         </m:box>
       </m:oMath>
       <w:r>
-        <w:t xml:space="preserve"> во второе уравнение системы для определения сдвигового коэффициента </w:t>
-      </w:r>
-      <m:oMath>
-        <m:box>
-          <m:boxPr>
-            <m:ctrlPr>
-              <w:rPr>
-                <w:rFonts w:ascii="Cambria Math" w:hAnsi="Cambria Math"/>
-              </w:rPr>
-            </m:ctrlPr>
-          </m:boxPr>
-          <m:e>
-            <m:r>
-              <w:rPr>
-                <w:rFonts w:ascii="Cambria Math" w:hAnsi="Cambria Math"/>
-              </w:rPr>
-              <m:t>b</m:t>
-            </m:r>
-          </m:e>
-        </m:box>
-      </m:oMath>
-      <w:r>
-        <w:t>:</w:t>
+        <w:t xml:space="preserve"> в первое уравнение:</w:t>
       </w:r>
     </w:p>
     <w:p>
@@ -10142,7 +10361,7 @@
                 <w:rPr>
                   <w:rFonts w:ascii="Cambria Math" w:hAnsi="Cambria Math"/>
                 </w:rPr>
-                <m:t>5·27+</m:t>
+                <m:t>14·27+</m:t>
               </m:r>
               <m:r>
                 <w:rPr>
@@ -10157,7 +10376,7 @@
                 <w:rPr>
                   <w:rFonts w:ascii="Cambria Math" w:hAnsi="Cambria Math"/>
                 </w:rPr>
-                <m:t>≡12</m:t>
+                <m:t>≡7</m:t>
               </m:r>
               <m:r>
                 <m:rPr>
@@ -10235,7 +10454,7 @@
                 <w:rPr>
                   <w:rFonts w:ascii="Cambria Math" w:hAnsi="Cambria Math"/>
                 </w:rPr>
-                <m:t>135+</m:t>
+                <m:t>378+</m:t>
               </m:r>
               <m:r>
                 <w:rPr>
@@ -10250,7 +10469,7 @@
                 <w:rPr>
                   <w:rFonts w:ascii="Cambria Math" w:hAnsi="Cambria Math"/>
                 </w:rPr>
-                <m:t>≡12</m:t>
+                <m:t>≡7</m:t>
               </m:r>
               <m:r>
                 <m:rPr>
@@ -10328,7 +10547,7 @@
                 <w:rPr>
                   <w:rFonts w:ascii="Cambria Math" w:hAnsi="Cambria Math"/>
                 </w:rPr>
-                <m:t>7+</m:t>
+                <m:t>26+</m:t>
               </m:r>
               <m:r>
                 <w:rPr>
@@ -10343,7 +10562,7 @@
                 <w:rPr>
                   <w:rFonts w:ascii="Cambria Math" w:hAnsi="Cambria Math"/>
                 </w:rPr>
-                <m:t>≡12</m:t>
+                <m:t>≡7</m:t>
               </m:r>
               <m:r>
                 <m:rPr>
@@ -10427,7 +10646,7 @@
                 <w:rPr>
                   <w:rFonts w:ascii="Cambria Math" w:hAnsi="Cambria Math"/>
                 </w:rPr>
-                <m:t>≡5</m:t>
+                <m:t>≡7-26=-19≡13</m:t>
               </m:r>
               <m:r>
                 <m:rPr>
@@ -10502,10 +10721,139 @@
         <w:jc w:val="both"/>
       </w:pPr>
       <w:r>
-        <w:rPr>
-          <w:i/>
-        </w:rPr>
-        <w:t xml:space="preserve">(Подстановка в первое уравнение системы: </w:t>
+        <w:t>Проверка по второму уравнению:</w:t>
+      </w:r>
+    </w:p>
+    <w:p>
+      <w:pPr>
+        <w:spacing w:before="120" w:after="120"/>
+        <w:ind w:firstLine="0"/>
+        <w:jc w:val="center"/>
+      </w:pPr>
+      <m:oMathPara>
+        <m:oMath>
+          <m:box>
+            <m:boxPr>
+              <m:ctrlPr>
+                <w:rPr>
+                  <w:rFonts w:ascii="Cambria Math" w:hAnsi="Cambria Math"/>
+                </w:rPr>
+              </m:ctrlPr>
+            </m:boxPr>
+            <m:e>
+              <m:r>
+                <m:rPr>
+                  <m:sty m:val="p"/>
+                </m:rPr>
+                <w:rPr>
+                  <w:rFonts w:ascii="Cambria Math" w:hAnsi="Cambria Math"/>
+                </w:rPr>
+                <m:t>13·27+13=351+13=364=11·32+12≡12</m:t>
+              </m:r>
+              <m:r>
+                <m:rPr>
+                  <m:nor/>
+                </m:rPr>
+                <m:t>   </m:t>
+              </m:r>
+              <m:d>
+                <m:dPr>
+                  <m:ctrlPr>
+                    <w:rPr>
+                      <w:rFonts w:ascii="Cambria Math" w:hAnsi="Cambria Math"/>
+                    </w:rPr>
+                  </m:ctrlPr>
+                </m:dPr>
+                <m:e>
+                  <m:box>
+                    <m:boxPr>
+                      <m:ctrlPr>
+                        <w:rPr>
+                          <w:rFonts w:ascii="Cambria Math" w:hAnsi="Cambria Math"/>
+                        </w:rPr>
+                      </m:ctrlPr>
+                    </m:boxPr>
+                    <m:e>
+                      <m:r>
+                        <m:rPr>
+                          <m:sty m:val="p"/>
+                        </m:rPr>
+                        <w:rPr>
+                          <w:rFonts w:ascii="Cambria Math" w:hAnsi="Cambria Math"/>
+                        </w:rPr>
+                        <m:t>mod</m:t>
+                      </m:r>
+                      <m:r>
+                        <m:rPr>
+                          <m:nor/>
+                        </m:rPr>
+                        <m:t> </m:t>
+                      </m:r>
+                      <m:box>
+                        <m:boxPr>
+                          <m:ctrlPr>
+                            <w:rPr>
+                              <w:rFonts w:ascii="Cambria Math" w:hAnsi="Cambria Math"/>
+                            </w:rPr>
+                          </m:ctrlPr>
+                        </m:boxPr>
+                        <m:e>
+                          <m:r>
+                            <m:rPr>
+                              <m:sty m:val="p"/>
+                            </m:rPr>
+                            <w:rPr>
+                              <w:rFonts w:ascii="Cambria Math" w:hAnsi="Cambria Math"/>
+                            </w:rPr>
+                            <m:t>32</m:t>
+                          </m:r>
+                        </m:e>
+                      </m:box>
+                    </m:e>
+                  </m:box>
+                </m:e>
+              </m:d>
+              <m:r>
+                <m:rPr>
+                  <m:nor/>
+                </m:rPr>
+                <m:t>   </m:t>
+              </m:r>
+              <m:r>
+                <m:rPr>
+                  <m:sty m:val="p"/>
+                </m:rPr>
+                <w:rPr>
+                  <w:rFonts w:ascii="Cambria Math" w:hAnsi="Cambria Math"/>
+                </w:rPr>
+                <m:t>(</m:t>
+              </m:r>
+              <m:r>
+                <m:rPr>
+                  <m:nor/>
+                </m:rPr>
+                <m:t>верно</m:t>
+              </m:r>
+              <m:r>
+                <m:rPr>
+                  <m:sty m:val="p"/>
+                </m:rPr>
+                <w:rPr>
+                  <w:rFonts w:ascii="Cambria Math" w:hAnsi="Cambria Math"/>
+                </w:rPr>
+                <m:t>)</m:t>
+              </m:r>
+            </m:e>
+          </m:box>
+        </m:oMath>
+      </m:oMathPara>
+    </w:p>
+    <w:p>
+      <w:pPr>
+        <w:jc w:val="both"/>
+      </w:pPr>
+      <w:r>
+        <w:t xml:space="preserve">Найден ключ: </w:t>
       </w:r>
       <m:oMath>
         <m:box>
@@ -10518,13 +10866,25 @@
           </m:boxPr>
           <m:e>
             <m:r>
+              <w:rPr>
+                <w:rFonts w:ascii="Cambria Math" w:hAnsi="Cambria Math"/>
+              </w:rPr>
+              <m:t>a</m:t>
+            </m:r>
+            <m:r>
               <m:rPr>
                 <m:sty m:val="p"/>
               </m:rPr>
               <w:rPr>
                 <w:rFonts w:ascii="Cambria Math" w:hAnsi="Cambria Math"/>
               </w:rPr>
-              <m:t>14·27+</m:t>
+              <m:t>=27,</m:t>
+            </m:r>
+            <m:r>
+              <m:rPr>
+                <m:nor/>
+              </m:rPr>
+              <m:t> </m:t>
             </m:r>
             <m:r>
               <w:rPr>
@@ -10539,351 +10899,12 @@
               <w:rPr>
                 <w:rFonts w:ascii="Cambria Math" w:hAnsi="Cambria Math"/>
               </w:rPr>
-              <m:t>≡7</m:t>
-            </m:r>
-            <m:r>
-              <m:rPr>
-                <m:nor/>
-              </m:rPr>
-              <m:t>   </m:t>
-            </m:r>
-            <m:d>
-              <m:dPr>
-                <m:ctrlPr>
-                  <w:rPr>
-                    <w:rFonts w:ascii="Cambria Math" w:hAnsi="Cambria Math"/>
-                  </w:rPr>
-                </m:ctrlPr>
-              </m:dPr>
-              <m:e>
-                <m:box>
-                  <m:boxPr>
-                    <m:ctrlPr>
-                      <w:rPr>
-                        <w:rFonts w:ascii="Cambria Math" w:hAnsi="Cambria Math"/>
-                      </w:rPr>
-                    </m:ctrlPr>
-                  </m:boxPr>
-                  <m:e>
-                    <m:r>
-                      <m:rPr>
-                        <m:sty m:val="p"/>
-                      </m:rPr>
-                      <w:rPr>
-                        <w:rFonts w:ascii="Cambria Math" w:hAnsi="Cambria Math"/>
-                      </w:rPr>
-                      <m:t>mod</m:t>
-                    </m:r>
-                    <m:r>
-                      <m:rPr>
-                        <m:nor/>
-                      </m:rPr>
-                      <m:t> </m:t>
-                    </m:r>
-                    <m:box>
-                      <m:boxPr>
-                        <m:ctrlPr>
-                          <w:rPr>
-                            <w:rFonts w:ascii="Cambria Math" w:hAnsi="Cambria Math"/>
-                          </w:rPr>
-                        </m:ctrlPr>
-                      </m:boxPr>
-                      <m:e>
-                        <m:r>
-                          <m:rPr>
-                            <m:sty m:val="p"/>
-                          </m:rPr>
-                          <w:rPr>
-                            <w:rFonts w:ascii="Cambria Math" w:hAnsi="Cambria Math"/>
-                          </w:rPr>
-                          <m:t>32</m:t>
-                        </m:r>
-                      </m:e>
-                    </m:box>
-                  </m:e>
-                </m:box>
-              </m:e>
-            </m:d>
-            <m:r>
-              <w:rPr>
-                <w:rFonts w:ascii="Cambria Math" w:hAnsi="Cambria Math"/>
-              </w:rPr>
-              <m:t>⟹</m:t>
-            </m:r>
-            <m:r>
-              <m:rPr>
-                <m:sty m:val="p"/>
-              </m:rPr>
-              <w:rPr>
-                <w:rFonts w:ascii="Cambria Math" w:hAnsi="Cambria Math"/>
-              </w:rPr>
-              <m:t>378+</m:t>
-            </m:r>
-            <m:r>
-              <w:rPr>
-                <w:rFonts w:ascii="Cambria Math" w:hAnsi="Cambria Math"/>
-              </w:rPr>
-              <m:t>b</m:t>
-            </m:r>
-            <m:r>
-              <m:rPr>
-                <m:sty m:val="p"/>
-              </m:rPr>
-              <w:rPr>
-                <w:rFonts w:ascii="Cambria Math" w:hAnsi="Cambria Math"/>
-              </w:rPr>
-              <m:t>≡7</m:t>
-            </m:r>
-            <m:r>
-              <m:rPr>
-                <m:nor/>
-              </m:rPr>
-              <m:t>   </m:t>
-            </m:r>
-            <m:d>
-              <m:dPr>
-                <m:ctrlPr>
-                  <w:rPr>
-                    <w:rFonts w:ascii="Cambria Math" w:hAnsi="Cambria Math"/>
-                  </w:rPr>
-                </m:ctrlPr>
-              </m:dPr>
-              <m:e>
-                <m:box>
-                  <m:boxPr>
-                    <m:ctrlPr>
-                      <w:rPr>
-                        <w:rFonts w:ascii="Cambria Math" w:hAnsi="Cambria Math"/>
-                      </w:rPr>
-                    </m:ctrlPr>
-                  </m:boxPr>
-                  <m:e>
-                    <m:r>
-                      <m:rPr>
-                        <m:sty m:val="p"/>
-                      </m:rPr>
-                      <w:rPr>
-                        <w:rFonts w:ascii="Cambria Math" w:hAnsi="Cambria Math"/>
-                      </w:rPr>
-                      <m:t>mod</m:t>
-                    </m:r>
-                    <m:r>
-                      <m:rPr>
-                        <m:nor/>
-                      </m:rPr>
-                      <m:t> </m:t>
-                    </m:r>
-                    <m:box>
-                      <m:boxPr>
-                        <m:ctrlPr>
-                          <w:rPr>
-                            <w:rFonts w:ascii="Cambria Math" w:hAnsi="Cambria Math"/>
-                          </w:rPr>
-                        </m:ctrlPr>
-                      </m:boxPr>
-                      <m:e>
-                        <m:r>
-                          <m:rPr>
-                            <m:sty m:val="p"/>
-                          </m:rPr>
-                          <w:rPr>
-                            <w:rFonts w:ascii="Cambria Math" w:hAnsi="Cambria Math"/>
-                          </w:rPr>
-                          <m:t>32</m:t>
-                        </m:r>
-                      </m:e>
-                    </m:box>
-                  </m:e>
-                </m:box>
-              </m:e>
-            </m:d>
-            <m:r>
-              <w:rPr>
-                <w:rFonts w:ascii="Cambria Math" w:hAnsi="Cambria Math"/>
-              </w:rPr>
-              <m:t>⟹</m:t>
-            </m:r>
-            <m:r>
-              <m:rPr>
-                <m:sty m:val="p"/>
-              </m:rPr>
-              <w:rPr>
-                <w:rFonts w:ascii="Cambria Math" w:hAnsi="Cambria Math"/>
-              </w:rPr>
-              <m:t>26+</m:t>
-            </m:r>
-            <m:r>
-              <w:rPr>
-                <w:rFonts w:ascii="Cambria Math" w:hAnsi="Cambria Math"/>
-              </w:rPr>
-              <m:t>b</m:t>
-            </m:r>
-            <m:r>
-              <m:rPr>
-                <m:sty m:val="p"/>
-              </m:rPr>
-              <w:rPr>
-                <w:rFonts w:ascii="Cambria Math" w:hAnsi="Cambria Math"/>
-              </w:rPr>
-              <m:t>≡7</m:t>
-            </m:r>
-            <m:r>
-              <m:rPr>
-                <m:nor/>
-              </m:rPr>
-              <m:t>   </m:t>
-            </m:r>
-            <m:d>
-              <m:dPr>
-                <m:ctrlPr>
-                  <w:rPr>
-                    <w:rFonts w:ascii="Cambria Math" w:hAnsi="Cambria Math"/>
-                  </w:rPr>
-                </m:ctrlPr>
-              </m:dPr>
-              <m:e>
-                <m:box>
-                  <m:boxPr>
-                    <m:ctrlPr>
-                      <w:rPr>
-                        <w:rFonts w:ascii="Cambria Math" w:hAnsi="Cambria Math"/>
-                      </w:rPr>
-                    </m:ctrlPr>
-                  </m:boxPr>
-                  <m:e>
-                    <m:r>
-                      <m:rPr>
-                        <m:sty m:val="p"/>
-                      </m:rPr>
-                      <w:rPr>
-                        <w:rFonts w:ascii="Cambria Math" w:hAnsi="Cambria Math"/>
-                      </w:rPr>
-                      <m:t>mod</m:t>
-                    </m:r>
-                    <m:r>
-                      <m:rPr>
-                        <m:nor/>
-                      </m:rPr>
-                      <m:t> </m:t>
-                    </m:r>
-                    <m:box>
-                      <m:boxPr>
-                        <m:ctrlPr>
-                          <w:rPr>
-                            <w:rFonts w:ascii="Cambria Math" w:hAnsi="Cambria Math"/>
-                          </w:rPr>
-                        </m:ctrlPr>
-                      </m:boxPr>
-                      <m:e>
-                        <m:r>
-                          <m:rPr>
-                            <m:sty m:val="p"/>
-                          </m:rPr>
-                          <w:rPr>
-                            <w:rFonts w:ascii="Cambria Math" w:hAnsi="Cambria Math"/>
-                          </w:rPr>
-                          <m:t>32</m:t>
-                        </m:r>
-                      </m:e>
-                    </m:box>
-                  </m:e>
-                </m:box>
-              </m:e>
-            </m:d>
-            <m:r>
-              <w:rPr>
-                <w:rFonts w:ascii="Cambria Math" w:hAnsi="Cambria Math"/>
-              </w:rPr>
-              <m:t>⟹</m:t>
-            </m:r>
-            <m:r>
-              <w:rPr>
-                <w:rFonts w:ascii="Cambria Math" w:hAnsi="Cambria Math"/>
-              </w:rPr>
-              <m:t>b</m:t>
-            </m:r>
-            <m:r>
-              <m:rPr>
-                <m:sty m:val="p"/>
-              </m:rPr>
-              <w:rPr>
-                <w:rFonts w:ascii="Cambria Math" w:hAnsi="Cambria Math"/>
-              </w:rPr>
-              <m:t>≡13</m:t>
-            </m:r>
-            <m:r>
-              <m:rPr>
-                <m:nor/>
-              </m:rPr>
-              <m:t>   </m:t>
-            </m:r>
-            <m:d>
-              <m:dPr>
-                <m:ctrlPr>
-                  <w:rPr>
-                    <w:rFonts w:ascii="Cambria Math" w:hAnsi="Cambria Math"/>
-                  </w:rPr>
-                </m:ctrlPr>
-              </m:dPr>
-              <m:e>
-                <m:box>
-                  <m:boxPr>
-                    <m:ctrlPr>
-                      <w:rPr>
-                        <w:rFonts w:ascii="Cambria Math" w:hAnsi="Cambria Math"/>
-                      </w:rPr>
-                    </m:ctrlPr>
-                  </m:boxPr>
-                  <m:e>
-                    <m:r>
-                      <m:rPr>
-                        <m:sty m:val="p"/>
-                      </m:rPr>
-                      <w:rPr>
-                        <w:rFonts w:ascii="Cambria Math" w:hAnsi="Cambria Math"/>
-                      </w:rPr>
-                      <m:t>mod</m:t>
-                    </m:r>
-                    <m:r>
-                      <m:rPr>
-                        <m:nor/>
-                      </m:rPr>
-                      <m:t> </m:t>
-                    </m:r>
-                    <m:box>
-                      <m:boxPr>
-                        <m:ctrlPr>
-                          <w:rPr>
-                            <w:rFonts w:ascii="Cambria Math" w:hAnsi="Cambria Math"/>
-                          </w:rPr>
-                        </m:ctrlPr>
-                      </m:boxPr>
-                      <m:e>
-                        <m:r>
-                          <m:rPr>
-                            <m:sty m:val="p"/>
-                          </m:rPr>
-                          <w:rPr>
-                            <w:rFonts w:ascii="Cambria Math" w:hAnsi="Cambria Math"/>
-                          </w:rPr>
-                          <m:t>32</m:t>
-                        </m:r>
-                      </m:e>
-                    </m:box>
-                  </m:e>
-                </m:box>
-              </m:e>
-            </m:d>
+              <m:t>=13</m:t>
+            </m:r>
           </m:e>
         </m:box>
       </m:oMath>
       <w:r>
-        <w:rPr>
-          <w:i/>
-        </w:rPr>
-        <w:t xml:space="preserve"> при проверке соответствия по модулю)</w:t>
-      </w:r>
-      <w:r>
         <w:t>.</w:t>
       </w:r>
     </w:p>
@@ -10893,7 +10914,13 @@
         <w:jc w:val="both"/>
       </w:pPr>
       <w:r>
-        <w:t xml:space="preserve">2. Анализ несовместной системы для гипотезы </w:t>
+        <w:t xml:space="preserve">4. </w:t>
+      </w:r>
+      <w:r>
+        <w:rPr>
+          <w:b/>
+        </w:rPr>
+        <w:t xml:space="preserve">Демонстрация несовместной системы (для гипотезы </w:t>
       </w:r>
       <m:oMath>
         <m:box>
@@ -10941,22 +10968,15 @@
               </m:rPr>
               <m:t>'з'</m:t>
             </m:r>
-          </m:e>
-        </m:box>
-      </m:oMath>
-      <w:r>
-        <w:t xml:space="preserve">, </w:t>
-      </w:r>
-      <m:oMath>
-        <m:box>
-          <m:boxPr>
-            <m:ctrlPr>
-              <w:rPr>
-                <w:rFonts w:ascii="Cambria Math" w:hAnsi="Cambria Math"/>
-              </w:rPr>
-            </m:ctrlPr>
-          </m:boxPr>
-          <m:e>
+            <m:r>
+              <m:rPr>
+                <m:sty m:val="p"/>
+              </m:rPr>
+              <w:rPr>
+                <w:rFonts w:ascii="Cambria Math" w:hAnsi="Cambria Math"/>
+              </w:rPr>
+              <m:t>,</m:t>
+            </m:r>
             <m:r>
               <w:rPr>
                 <w:rFonts w:ascii="Cambria Math" w:hAnsi="Cambria Math"/>
@@ -10997,7 +11017,10 @@
         </m:box>
       </m:oMath>
       <w:r>
-        <w:t>:</w:t>
+        <w:rPr>
+          <w:b/>
+        </w:rPr>
+        <w:t>):</w:t>
       </w:r>
     </w:p>
     <w:p>
@@ -11171,16 +11194,7 @@
                 <w:rPr>
                   <w:rFonts w:ascii="Cambria Math" w:hAnsi="Cambria Math"/>
                 </w:rPr>
-                <m:t>≡7-12≡-5≡</m:t>
-              </m:r>
-              <m:r>
-                <m:rPr>
-                  <m:sty m:val="p"/>
-                </m:rPr>
-                <w:rPr>
-                  <w:rFonts w:ascii="Cambria Math" w:hAnsi="Cambria Math"/>
-                </w:rPr>
-                <m:t>27</m:t>
+                <m:t>≡7-12≡-5≡27</m:t>
               </m:r>
               <m:r>
                 <m:rPr>
@@ -11575,7 +11589,7 @@
                 <w:rPr>
                   <w:rFonts w:ascii="Cambria Math" w:hAnsi="Cambria Math"/>
                 </w:rPr>
-                <m:t>1=5-2·2=5-2·(27-5·5)=11·5-2·27=11·(32-</m:t>
+                <m:t>1=5-2·2=5-2·(27-5·5)=11·5-2·27=11·(32-27)-2·27=11·</m:t>
               </m:r>
               <m:r>
                 <m:rPr>
@@ -11584,7 +11598,7 @@
                 <w:rPr>
                   <w:rFonts w:ascii="Cambria Math" w:hAnsi="Cambria Math"/>
                 </w:rPr>
-                <m:t>27)-2·27=11·32-13·27</m:t>
+                <m:t>32-13·27</m:t>
               </m:r>
             </m:e>
           </m:box>
@@ -11596,7 +11610,6 @@
         <w:jc w:val="both"/>
       </w:pPr>
       <w:r>
-        <w:lastRenderedPageBreak/>
         <w:t xml:space="preserve">Тождество Безу: </w:t>
       </w:r>
       <m:oMath>
@@ -11797,6 +11810,7 @@
         <w:jc w:val="both"/>
       </w:pPr>
       <w:r>
+        <w:lastRenderedPageBreak/>
         <w:t>Обратное преобразование расшифрования:</w:t>
       </w:r>
     </w:p>
@@ -11998,7 +12012,7 @@
       <w:pPr>
         <w:pStyle w:val="21"/>
       </w:pPr>
-      <w:bookmarkStart w:id="4" w:name="_Toc241668684"/>
+      <w:bookmarkStart w:id="4" w:name="_Toc241671330"/>
       <w:r>
         <w:rPr>
           <w:rFonts w:ascii="Times New Roman" w:eastAsia="Times New Roman" w:hAnsi="Times New Roman" w:cs="Times New Roman"/>
@@ -12174,7 +12188,6 @@
           <w:rFonts w:ascii="DejaVu Sans" w:eastAsia="DejaVu Sans" w:hAnsi="DejaVu Sans" w:cs="DejaVu Sans"/>
           <w:sz w:val="22"/>
         </w:rPr>
-        <w:lastRenderedPageBreak/>
         <w:t xml:space="preserve">    """Расширенный алгоритм Евклида: d = gcd(a,b), a*u + b*v = d."""</w:t>
       </w:r>
     </w:p>
@@ -12259,6 +12272,7 @@
           <w:rFonts w:ascii="DejaVu Sans" w:eastAsia="DejaVu Sans" w:hAnsi="DejaVu Sans" w:cs="DejaVu Sans"/>
           <w:sz w:val="22"/>
         </w:rPr>
+        <w:lastRenderedPageBreak/>
         <w:t xml:space="preserve">    r0, r1 = a, b</w:t>
       </w:r>
     </w:p>
@@ -12708,7 +12722,6 @@
           <w:rFonts w:ascii="DejaVu Sans" w:eastAsia="DejaVu Sans" w:hAnsi="DejaVu Sans" w:cs="DejaVu Sans"/>
           <w:sz w:val="22"/>
         </w:rPr>
-        <w:lastRenderedPageBreak/>
         <w:t xml:space="preserve">    if b_mod % d != 0:</w:t>
       </w:r>
     </w:p>
@@ -12786,6 +12799,7 @@
           <w:rFonts w:ascii="DejaVu Sans" w:eastAsia="DejaVu Sans" w:hAnsi="DejaVu Sans" w:cs="DejaVu Sans"/>
           <w:sz w:val="22"/>
         </w:rPr>
+        <w:lastRenderedPageBreak/>
         <w:t xml:space="preserve">    _, u_prime, _ = extended_gcd(a_prime, m_prime)</w:t>
       </w:r>
     </w:p>
@@ -13261,7 +13275,6 @@
           <w:rFonts w:ascii="DejaVu Sans" w:eastAsia="DejaVu Sans" w:hAnsi="DejaVu Sans" w:cs="DejaVu Sans"/>
           <w:sz w:val="22"/>
         </w:rPr>
-        <w:lastRenderedPageBreak/>
         <w:t xml:space="preserve">            raise ValueError(f"Коэффициент a={a} необратим по модулю m={self.power} (НОД={gcd_val} ≠ 1)")</w:t>
       </w:r>
     </w:p>
@@ -13339,6 +13352,7 @@
           <w:rFonts w:ascii="DejaVu Sans" w:eastAsia="DejaVu Sans" w:hAnsi="DejaVu Sans" w:cs="DejaVu Sans"/>
           <w:sz w:val="22"/>
         </w:rPr>
+        <w:lastRenderedPageBreak/>
         <w:t xml:space="preserve">        is_inv, _, a_inv, _ = mod_inverse(a, self.power)</w:t>
       </w:r>
     </w:p>
@@ -13902,6 +13916,7 @@
           <w:rFonts w:ascii="DejaVu Sans" w:eastAsia="DejaVu Sans" w:hAnsi="DejaVu Sans" w:cs="DejaVu Sans"/>
           <w:sz w:val="22"/>
         </w:rPr>
+        <w:lastRenderedPageBreak/>
         <w:t xml:space="preserve">        return results</w:t>
       </w:r>
     </w:p>
@@ -14393,7 +14408,6 @@
           <w:rFonts w:ascii="DejaVu Sans" w:eastAsia="DejaVu Sans" w:hAnsi="DejaVu Sans" w:cs="DejaVu Sans"/>
           <w:sz w:val="22"/>
         </w:rPr>
-        <w:lastRenderedPageBreak/>
         <w:t xml:space="preserve">        "total_alpha_chars": total</w:t>
       </w:r>
     </w:p>
@@ -14471,6 +14485,7 @@
           <w:rFonts w:ascii="DejaVu Sans" w:eastAsia="DejaVu Sans" w:hAnsi="DejaVu Sans" w:cs="DejaVu Sans"/>
           <w:sz w:val="22"/>
         </w:rPr>
+        <w:lastRenderedPageBreak/>
         <w:t xml:space="preserve">    fa = frequency_analysis(ciphertext, alpha)</w:t>
       </w:r>
     </w:p>
@@ -14969,7 +14984,6 @@
           <w:rFonts w:ascii="DejaVu Sans" w:eastAsia="DejaVu Sans" w:hAnsi="DejaVu Sans" w:cs="DejaVu Sans"/>
           <w:sz w:val="22"/>
         </w:rPr>
-        <w:lastRenderedPageBreak/>
         <w:t xml:space="preserve">    hypotheses = generate_hypotheses_systems(ciphertext, alpha)</w:t>
       </w:r>
     </w:p>
@@ -15074,6 +15088,7 @@
           <w:rFonts w:ascii="DejaVu Sans" w:eastAsia="DejaVu Sans" w:hAnsi="DejaVu Sans" w:cs="DejaVu Sans"/>
           <w:sz w:val="22"/>
         </w:rPr>
+        <w:lastRenderedPageBreak/>
         <w:t xml:space="preserve">            score = score_russian_text(dec_text)</w:t>
       </w:r>
     </w:p>
@@ -15121,7 +15136,7 @@
         <w:pStyle w:val="1"/>
         <w:pageBreakBefore/>
       </w:pPr>
-      <w:bookmarkStart w:id="5" w:name="_Toc241668685"/>
+      <w:bookmarkStart w:id="5" w:name="_Toc241671331"/>
       <w:r>
         <w:rPr>
           <w:rFonts w:ascii="Times New Roman" w:eastAsia="Times New Roman" w:hAnsi="Times New Roman" w:cs="Times New Roman"/>
@@ -15359,7 +15374,7 @@
         <w:pStyle w:val="1"/>
         <w:pageBreakBefore/>
       </w:pPr>
-      <w:bookmarkStart w:id="6" w:name="_Toc241668686"/>
+      <w:bookmarkStart w:id="6" w:name="_Toc241671332"/>
       <w:r>
         <w:rPr>
           <w:rFonts w:ascii="Times New Roman" w:eastAsia="Times New Roman" w:hAnsi="Times New Roman" w:cs="Times New Roman"/>
@@ -15763,31 +15778,31 @@
       </w:rPr>
     </w:lvl>
   </w:abstractNum>
-  <w:num w:numId="1" w16cid:durableId="705376824">
+  <w:num w:numId="1" w16cid:durableId="2131585209">
     <w:abstractNumId w:val="8"/>
   </w:num>
-  <w:num w:numId="2" w16cid:durableId="514656414">
+  <w:num w:numId="2" w16cid:durableId="667170224">
     <w:abstractNumId w:val="6"/>
   </w:num>
-  <w:num w:numId="3" w16cid:durableId="668143065">
+  <w:num w:numId="3" w16cid:durableId="530148588">
     <w:abstractNumId w:val="5"/>
   </w:num>
-  <w:num w:numId="4" w16cid:durableId="632056324">
+  <w:num w:numId="4" w16cid:durableId="998731101">
     <w:abstractNumId w:val="4"/>
   </w:num>
-  <w:num w:numId="5" w16cid:durableId="1010331404">
+  <w:num w:numId="5" w16cid:durableId="1863468488">
     <w:abstractNumId w:val="7"/>
   </w:num>
-  <w:num w:numId="6" w16cid:durableId="1045180552">
+  <w:num w:numId="6" w16cid:durableId="2075543390">
     <w:abstractNumId w:val="3"/>
   </w:num>
-  <w:num w:numId="7" w16cid:durableId="117994756">
+  <w:num w:numId="7" w16cid:durableId="36979559">
     <w:abstractNumId w:val="2"/>
   </w:num>
-  <w:num w:numId="8" w16cid:durableId="1039747796">
+  <w:num w:numId="8" w16cid:durableId="607666486">
     <w:abstractNumId w:val="1"/>
   </w:num>
-  <w:num w:numId="9" w16cid:durableId="1470050201">
+  <w:num w:numId="9" w16cid:durableId="994604167">
     <w:abstractNumId w:val="0"/>
   </w:num>
 </w:numbering>
@@ -27225,7 +27240,7 @@
     <w:autoRedefine/>
     <w:uiPriority w:val="39"/>
     <w:unhideWhenUsed/>
-    <w:rsid w:val="00BD5EF6"/>
+    <w:rsid w:val="00DE49A9"/>
     <w:pPr>
       <w:spacing w:after="100"/>
     </w:pPr>
@@ -27237,7 +27252,7 @@
     <w:autoRedefine/>
     <w:uiPriority w:val="39"/>
     <w:unhideWhenUsed/>
-    <w:rsid w:val="00BD5EF6"/>
+    <w:rsid w:val="00DE49A9"/>
     <w:pPr>
       <w:spacing w:after="100"/>
       <w:ind w:left="280"/>
@@ -27248,7 +27263,7 @@
     <w:basedOn w:val="a2"/>
     <w:uiPriority w:val="99"/>
     <w:unhideWhenUsed/>
-    <w:rsid w:val="00BD5EF6"/>
+    <w:rsid w:val="00DE49A9"/>
     <w:rPr>
       <w:color w:val="0000FF" w:themeColor="hyperlink"/>
       <w:u w:val="single"/>
